--- a/He_thong_thong_tin_giai_quyet_hanh_chinh/LE THI HOAI THANH_25410307/LeThiHoaiThanh_25410307.docx
+++ b/He_thong_thong_tin_giai_quyet_hanh_chinh/LE THI HOAI THANH_25410307/LeThiHoaiThanh_25410307.docx
@@ -1,6 +1,6 @@
 
 <file path=word/document.xml><?xml version="1.0" encoding="utf-8"?>
-<w:document xmlns:wpc="http://schemas.microsoft.com/office/word/2010/wordprocessingCanvas" xmlns:cx="http://schemas.microsoft.com/office/drawing/2014/chartex" xmlns:cx1="http://schemas.microsoft.com/office/drawing/2015/9/8/chartex" xmlns:cx2="http://schemas.microsoft.com/office/drawing/2015/10/21/chartex" xmlns:cx3="http://schemas.microsoft.com/office/drawing/2016/5/9/chartex" xmlns:cx4="http://schemas.microsoft.com/office/drawing/2016/5/10/chartex" xmlns:cx5="http://schemas.microsoft.com/office/drawing/2016/5/11/chartex" xmlns:cx6="http://schemas.microsoft.com/office/drawing/2016/5/12/chartex" xmlns:cx7="http://schemas.microsoft.com/office/drawing/2016/5/13/chartex" xmlns:cx8="http://schemas.microsoft.com/office/drawing/2016/5/14/chartex" xmlns:mc="http://schemas.openxmlformats.org/markup-compatibility/2006" xmlns:aink="http://schemas.microsoft.com/office/drawing/2016/ink" xmlns:am3d="http://schemas.microsoft.com/office/drawing/2017/model3d" xmlns:o="urn:schemas-microsoft-com:office:office" xmlns:oel="http://schemas.microsoft.com/office/2019/extlst" xmlns:r="http://schemas.openxmlformats.org/officeDocument/2006/relationships" xmlns:m="http://schemas.openxmlformats.org/officeDocument/2006/math" xmlns:v="urn:schemas-microsoft-com:vml" xmlns:wp14="http://schemas.microsoft.com/office/word/2010/wordprocessingDrawing" xmlns:wp="http://schemas.openxmlformats.org/drawingml/2006/wordprocessingDrawing" xmlns:w10="urn:schemas-microsoft-com:office:word" xmlns:w="http://schemas.openxmlformats.org/wordprocessingml/2006/main" xmlns:w14="http://schemas.microsoft.com/office/word/2010/wordml" xmlns:w15="http://schemas.microsoft.com/office/word/2012/wordml" xmlns:w16cex="http://schemas.microsoft.com/office/word/2018/wordml/cex" xmlns:w16cid="http://schemas.microsoft.com/office/word/2016/wordml/cid" xmlns:w16="http://schemas.microsoft.com/office/word/2018/wordml" xmlns:w16du="http://schemas.microsoft.com/office/word/2023/wordml/word16du" xmlns:w16sdtdh="http://schemas.microsoft.com/office/word/2020/wordml/sdtdatahash" xmlns:w16sdtfl="http://schemas.microsoft.com/office/word/2024/wordml/sdtformatlock" xmlns:w16se="http://schemas.microsoft.com/office/word/2015/wordml/symex" xmlns:wpg="http://schemas.microsoft.com/office/word/2010/wordprocessingGroup" xmlns:wpi="http://schemas.microsoft.com/office/word/2010/wordprocessingInk" xmlns:wne="http://schemas.microsoft.com/office/word/2006/wordml" xmlns:wps="http://schemas.microsoft.com/office/word/2010/wordprocessingShape" mc:Ignorable="w14 w15 w16se w16cid w16 w16cex w16sdtdh w16sdtfl w16du wp14">
+<w:document xmlns:wpc="http://schemas.microsoft.com/office/word/2010/wordprocessingCanvas" xmlns:cx="http://schemas.microsoft.com/office/drawing/2014/chartex" xmlns:mc="http://schemas.openxmlformats.org/markup-compatibility/2006" xmlns:o="urn:schemas-microsoft-com:office:office" xmlns:r="http://schemas.openxmlformats.org/officeDocument/2006/relationships" xmlns:m="http://schemas.openxmlformats.org/officeDocument/2006/math" xmlns:v="urn:schemas-microsoft-com:vml" xmlns:wp14="http://schemas.microsoft.com/office/word/2010/wordprocessingDrawing" xmlns:wp="http://schemas.openxmlformats.org/drawingml/2006/wordprocessingDrawing" xmlns:w10="urn:schemas-microsoft-com:office:word" xmlns:w="http://schemas.openxmlformats.org/wordprocessingml/2006/main" xmlns:w14="http://schemas.microsoft.com/office/word/2010/wordml" xmlns:w15="http://schemas.microsoft.com/office/word/2012/wordml" xmlns:w16se="http://schemas.microsoft.com/office/word/2015/wordml/symex" xmlns:wpg="http://schemas.microsoft.com/office/word/2010/wordprocessingGroup" xmlns:wpi="http://schemas.microsoft.com/office/word/2010/wordprocessingInk" xmlns:wne="http://schemas.microsoft.com/office/word/2006/wordml" xmlns:wps="http://schemas.microsoft.com/office/word/2010/wordprocessingShape" mc:Ignorable="w14 w15 w16se wp14">
   <w:body>
     <w:p>
       <w:pPr>
@@ -1931,10 +1931,20 @@
     </w:p>
     <w:p>
       <w:pPr>
-        <w:pStyle w:val="Heading1"/>
+        <w:jc w:val="center"/>
+        <w:rPr>
+          <w:b/>
+          <w:sz w:val="30"/>
+          <w:szCs w:val="30"/>
+        </w:rPr>
       </w:pPr>
       <w:bookmarkStart w:id="2" w:name="_Toc162996926"/>
       <w:r>
+        <w:rPr>
+          <w:b/>
+          <w:sz w:val="30"/>
+          <w:szCs w:val="30"/>
+        </w:rPr>
         <w:lastRenderedPageBreak/>
         <w:t>TÓM TẮT</w:t>
       </w:r>
@@ -1942,289 +1952,6 @@
     </w:p>
     <w:p>
       <w:pPr>
-        <w:rPr>
-          <w:rFonts w:cs="Times New Roman"/>
-          <w:szCs w:val="26"/>
-        </w:rPr>
-      </w:pPr>
-      <w:r>
-        <w:rPr>
-          <w:rFonts w:cs="Times New Roman"/>
-          <w:szCs w:val="26"/>
-        </w:rPr>
-        <w:tab/>
-      </w:r>
-      <w:r>
-        <w:rPr>
-          <w:rFonts w:cs="Times New Roman"/>
-          <w:szCs w:val="26"/>
-        </w:rPr>
-        <w:t xml:space="preserve">Trong những năm gần đây, nhu cầu thực hiện thủ tục hành chính của người dân và tổ chức ngày càng tăng. Tuy nhiên, quá trình tiếp nhận và giải quyết hồ sơ tại một số cơ quan vẫn còn gặp nhiều khó khăn như thời gian xử lý kéo dài, hồ sơ bị thiếu hoặc sai thông tin, người dân khó theo dõi tiến độ và cán bộ mất nhiều thời gian trong việc quản lý giấy tờ. Vì vậy, việc xây dựng </w:t>
-      </w:r>
-      <w:r>
-        <w:rPr>
-          <w:rFonts w:cs="Times New Roman"/>
-          <w:b/>
-          <w:bCs/>
-          <w:szCs w:val="26"/>
-        </w:rPr>
-        <w:t>Hệ thống thông tin giải quyết thủ tục hành chính</w:t>
-      </w:r>
-      <w:r>
-        <w:rPr>
-          <w:rFonts w:cs="Times New Roman"/>
-          <w:szCs w:val="26"/>
-        </w:rPr>
-        <w:t xml:space="preserve"> là cần thiết nhằm hỗ trợ đơn giản hóa quy trình, nâng cao hiệu quả xử lý hồ sơ và cải thiện chất lượng phục vụ người dân.</w:t>
-      </w:r>
-    </w:p>
-    <w:p>
-      <w:pPr>
-        <w:ind w:firstLine="720"/>
-        <w:rPr>
-          <w:rFonts w:cs="Times New Roman"/>
-          <w:szCs w:val="26"/>
-        </w:rPr>
-      </w:pPr>
-      <w:r>
-        <w:rPr>
-          <w:rFonts w:cs="Times New Roman"/>
-          <w:szCs w:val="26"/>
-        </w:rPr>
-        <w:t>Đồ án này tập trung nghiên cứu và phân tích quy trình giải quyết thủ tục hành chính, từ khi người dân tra cứu thông tin, chuẩn bị và nộp hồ sơ cho đến khi cơ quan tiếp nhận, kiểm tra, xử lý và trả kết quả. Thông qua việc tìm hiểu tài liệu, khảo sát quy trình thực tế và sử dụng mô hình BPMN để mô hình hóa quy trình, nhóm tiến hành xác định các đối tượng tham gia, các bước xử lý, thông tin cần quản lý và những vấn đề còn tồn tại trong quá trình thực hiện thủ tục hành chính.</w:t>
-      </w:r>
-    </w:p>
-    <w:p>
-      <w:pPr>
-        <w:ind w:firstLine="720"/>
-        <w:rPr>
-          <w:rFonts w:cs="Times New Roman"/>
-          <w:szCs w:val="26"/>
-        </w:rPr>
-      </w:pPr>
-      <w:r>
-        <w:rPr>
-          <w:rFonts w:cs="Times New Roman"/>
-          <w:szCs w:val="26"/>
-        </w:rPr>
-        <w:t>Kết quả nghiên cứu cho thấy hệ thống có thể hỗ trợ người dân tra cứu thủ tục, nộp hồ sơ trực tuyến, bổ sung giấy tờ, theo dõi trạng thái xử lý và nhận thông báo kết quả. Đối với cán bộ, hệ thống hỗ trợ tiếp nhận, kiểm tra, phân loại, chuyển hồ sơ đến bộ phận phụ trách, cập nhật tiến độ và trả kết quả cho người dân. Ngoài ra, hệ thống còn hỗ trợ quản lý tài khoản, lưu trữ hồ sơ, thống kê số lượng hồ sơ và lập báo cáo phục vụ công tác quản lý.</w:t>
-      </w:r>
-    </w:p>
-    <w:p>
-      <w:pPr>
-        <w:ind w:firstLine="720"/>
-        <w:rPr>
-          <w:rFonts w:cs="Times New Roman"/>
-          <w:szCs w:val="26"/>
-        </w:rPr>
-      </w:pPr>
-      <w:r>
-        <w:rPr>
-          <w:rFonts w:cs="Times New Roman"/>
-          <w:szCs w:val="26"/>
-        </w:rPr>
-        <w:t>Thông qua đồ án, nhóm mong muốn đề xuất một hệ thống có tính ứng dụng thực tế, góp phần giảm bớt các công việc thủ công, hạn chế sai sót và rút ngắn thời gian giải quyết hồ sơ. Hệ thống không chỉ giúp nâng cao tính minh bạch trong quá trình xử lý thủ tục hành chính mà còn tạo điều kiện thuận lợi cho người dân, tổ chức và cán bộ trong quá trình sử dụng. Kết quả của đồ án cũng có thể được sử dụng làm tài liệu tham khảo cho việc nghiên cứu, xây dựng và cải tiến các hệ thống thông tin hành chính trong tương lai.</w:t>
-      </w:r>
-    </w:p>
-    <w:p>
-      <w:pPr>
-        <w:rPr>
-          <w:rFonts w:cs="Times New Roman"/>
-          <w:szCs w:val="26"/>
-        </w:rPr>
-      </w:pPr>
-    </w:p>
-    <w:p>
-      <w:pPr>
-        <w:rPr>
-          <w:rFonts w:cs="Times New Roman"/>
-          <w:szCs w:val="26"/>
-        </w:rPr>
-      </w:pPr>
-    </w:p>
-    <w:p>
-      <w:pPr>
-        <w:rPr>
-          <w:rFonts w:cs="Times New Roman"/>
-          <w:szCs w:val="26"/>
-        </w:rPr>
-      </w:pPr>
-    </w:p>
-    <w:p>
-      <w:pPr>
-        <w:rPr>
-          <w:rFonts w:cs="Times New Roman"/>
-          <w:szCs w:val="26"/>
-        </w:rPr>
-      </w:pPr>
-    </w:p>
-    <w:p>
-      <w:pPr>
-        <w:rPr>
-          <w:rFonts w:cs="Times New Roman"/>
-          <w:szCs w:val="26"/>
-        </w:rPr>
-      </w:pPr>
-    </w:p>
-    <w:p>
-      <w:pPr>
-        <w:rPr>
-          <w:rFonts w:cs="Times New Roman"/>
-          <w:szCs w:val="26"/>
-        </w:rPr>
-      </w:pPr>
-    </w:p>
-    <w:p>
-      <w:pPr>
-        <w:pStyle w:val="Heading1"/>
-      </w:pPr>
-      <w:r>
-        <w:lastRenderedPageBreak/>
-        <w:t>MỞ ĐẦU</w:t>
-      </w:r>
-    </w:p>
-    <w:p>
-      <w:pPr>
-        <w:ind w:firstLine="720"/>
-      </w:pPr>
-      <w:r>
-        <w:t>Trong quá trình thực hiện các thủ tục hành chính, người dân và tổ chức thường phải cung cấp nhiều loại giấy tờ, trải qua nhiều bước kiểm tra và chờ đợi kết quả từ cơ quan có thẩm quyền. Nếu quá trình tiếp nhận và xử lý hồ sơ chưa được quản lý hiệu quả, người dân có thể gặp khó khăn trong việc tra cứu thông tin, theo dõi tiến độ và bổ sung hồ sơ khi có yêu cầu.</w:t>
-      </w:r>
-    </w:p>
-    <w:p>
-      <w:pPr>
-        <w:ind w:firstLine="720"/>
-      </w:pPr>
-      <w:r>
-        <w:t>Bên cạnh đó, cán bộ phụ trách cũng phải thực hiện nhiều công việc như tiếp nhận, kiểm tra, phân loại, chuyển hồ sơ và cập nhật kết quả xử lý. Việc quản lý hồ sơ bằng các phương pháp thủ công có thể gây mất nhiều thời gian, khó kiểm soát tiến độ và dễ xảy ra sai sót trong quá trình thực hiện.</w:t>
-      </w:r>
-    </w:p>
-    <w:p>
-      <w:pPr>
-        <w:ind w:firstLine="720"/>
-      </w:pPr>
-      <w:r>
-        <w:t xml:space="preserve">Từ thực tế đó, nhóm lựa chọn đề tài </w:t>
-      </w:r>
-      <w:r>
-        <w:rPr>
-          <w:b/>
-          <w:bCs/>
-        </w:rPr>
-        <w:t>“Hệ thống thông tin giải quyết thủ tục hành chính”</w:t>
-      </w:r>
-      <w:r>
-        <w:t xml:space="preserve"> để nghiên cứu cách tổ chức và quản lý quy trình giải quyết hồ sơ. Đề tài hướng đến việc xây dựng mô hình thể hiện rõ các bước công việc, các đối tượng tham gia và sự trao đổi thông tin giữa người dân với cơ quan hành chính.</w:t>
-      </w:r>
-    </w:p>
-    <w:p>
-      <w:pPr>
-        <w:ind w:firstLine="720"/>
-      </w:pPr>
-      <w:r>
-        <w:t>Mục tiêu chính của đồ án là tìm hiểu quy trình giải quyết thủ tục hành chính, xác định các yêu cầu của hệ thống và mô hình hóa quy trình nghiệp vụ bằng BPMN. Trên cơ sở đó, nhóm đề xuất các chức năng phù hợp nhằm hỗ trợ việc tiếp nhận, xử lý, theo dõi và trả kết quả hồ sơ.</w:t>
-      </w:r>
-    </w:p>
-    <w:p>
-      <w:pPr>
-        <w:ind w:firstLine="720"/>
-      </w:pPr>
-      <w:r>
-        <w:t>Phạm vi của đề tài tập trung vào quá trình giải quyết một hồ sơ hành chính, bắt đầu từ khi người dân tra cứu và nộp hồ sơ cho đến khi nhận được kết quả. Trong quá trình thực hiện, nhóm sử dụng các phương pháp như nghiên cứu tài liệu, khảo sát quy trình, phân tích yêu cầu và mô hình hóa nghiệp vụ.</w:t>
-      </w:r>
-    </w:p>
-    <w:p>
-      <w:pPr>
-        <w:ind w:firstLine="720"/>
-      </w:pPr>
-      <w:r>
-        <w:t>.</w:t>
-      </w:r>
-    </w:p>
-    <w:p/>
-    <w:p>
-      <w:pPr>
-        <w:jc w:val="center"/>
-        <w:rPr>
-          <w:rFonts w:cs="Times New Roman"/>
-          <w:szCs w:val="26"/>
-        </w:rPr>
-      </w:pPr>
-    </w:p>
-    <w:p>
-      <w:pPr>
-        <w:rPr>
-          <w:rFonts w:cs="Times New Roman"/>
-          <w:szCs w:val="26"/>
-        </w:rPr>
-      </w:pPr>
-    </w:p>
-    <w:p>
-      <w:pPr>
-        <w:rPr>
-          <w:rFonts w:cs="Times New Roman"/>
-          <w:szCs w:val="26"/>
-        </w:rPr>
-      </w:pPr>
-      <w:r>
-        <w:rPr>
-          <w:rFonts w:cs="Times New Roman"/>
-          <w:szCs w:val="26"/>
-        </w:rPr>
-        <w:br w:type="page"/>
-      </w:r>
-    </w:p>
-    <w:p>
-      <w:pPr>
-        <w:pStyle w:val="Heading1"/>
-      </w:pPr>
-      <w:bookmarkStart w:id="3" w:name="_Toc162996927"/>
-      <w:r>
-        <w:lastRenderedPageBreak/>
-        <w:t xml:space="preserve">Chương I. </w:t>
-      </w:r>
-      <w:r>
-        <w:t>TỔNG QUAN</w:t>
-      </w:r>
-      <w:r>
-        <w:t>.</w:t>
-      </w:r>
-      <w:bookmarkEnd w:id="3"/>
-    </w:p>
-    <w:p>
-      <w:pPr>
-        <w:pStyle w:val="Heading2"/>
-      </w:pPr>
-      <w:bookmarkStart w:id="4" w:name="_Toc162996928"/>
-      <w:r>
-        <w:t xml:space="preserve">1. </w:t>
-      </w:r>
-      <w:r>
-        <w:t>Giới thiệu</w:t>
-      </w:r>
-      <w:r>
-        <w:t xml:space="preserve"> đề tài</w:t>
-      </w:r>
-      <w:r>
-        <w:t>.</w:t>
-      </w:r>
-      <w:bookmarkEnd w:id="4"/>
-    </w:p>
-    <w:p>
-      <w:pPr>
-        <w:pStyle w:val="Heading3"/>
-      </w:pPr>
-      <w:bookmarkStart w:id="5" w:name="_Toc162996929"/>
-      <w:r>
-        <w:t>1.1. Tiểu mục</w:t>
-      </w:r>
-      <w:r>
-        <w:t xml:space="preserve"> nếu cần thiết.</w:t>
-      </w:r>
-      <w:bookmarkEnd w:id="5"/>
-    </w:p>
-    <w:p>
-      <w:pPr>
         <w:ind w:firstLine="720"/>
         <w:jc w:val="both"/>
         <w:rPr>
@@ -2237,14 +1964,182 @@
           <w:rFonts w:cs="Times New Roman"/>
           <w:szCs w:val="26"/>
         </w:rPr>
-        <w:t>Các nội dung</w:t>
-      </w:r>
-      <w:r>
-        <w:rPr>
-          <w:rFonts w:cs="Times New Roman"/>
-          <w:szCs w:val="26"/>
-        </w:rPr>
-        <w:t xml:space="preserve"> trong mục này nên trả lời được cho các câu hỏi:</w:t>
+        <w:t>Hệ thống thông tin giải quyết thủ tụ</w:t>
+      </w:r>
+      <w:r>
+        <w:rPr>
+          <w:rFonts w:cs="Times New Roman"/>
+          <w:szCs w:val="26"/>
+        </w:rPr>
+        <w:t>c hành chính</w:t>
+      </w:r>
+      <w:r>
+        <w:rPr>
+          <w:rFonts w:cs="Times New Roman"/>
+          <w:szCs w:val="26"/>
+        </w:rPr>
+        <w:t xml:space="preserve"> với mục tiêu phân tích, mô hình hóa và đề xuất quy trình giải quyết thủ tục hành chính phù hợp với yêu cầu quản lý hiện nay. Đồ án tập trung nghiên cứu toàn bộ quy trình từ khi người dân tra cứu thông tin, chuẩn bị và nộp hồ sơ, cơ quan tiếp nhận, kiểm tra tính hợp lệ, xử lý, phê duyệt cho đến khi trả kết quả và lưu trữ hồ sơ.</w:t>
+      </w:r>
+    </w:p>
+    <w:p>
+      <w:pPr>
+        <w:ind w:firstLine="720"/>
+        <w:jc w:val="both"/>
+        <w:rPr>
+          <w:rFonts w:cs="Times New Roman"/>
+          <w:szCs w:val="26"/>
+        </w:rPr>
+      </w:pPr>
+      <w:r>
+        <w:rPr>
+          <w:rFonts w:cs="Times New Roman"/>
+          <w:szCs w:val="26"/>
+        </w:rPr>
+        <w:t>Trong quá trình thực hiện, nhóm sử dụng phương pháp khảo sát quy trình thực tế, nghiên cứu tài liệu và áp dụng mô hình BPMN (Business Process Model and Notation) để mô hình hóa các quy trình nghiệp vụ. Trên cơ sở đó, nhóm xác định các đối tượng tham gia, luồng công việc, luồng thông tin, các điểm quyết định và những hạn chế còn tồn tại trong quy trình hiện tại, từ đó đề xuất quy trình được chuẩn hóa và phù hợp với việc triển khai trên hệ thống thông tin.</w:t>
+      </w:r>
+    </w:p>
+    <w:p>
+      <w:pPr>
+        <w:ind w:firstLine="720"/>
+        <w:jc w:val="both"/>
+        <w:rPr>
+          <w:rFonts w:cs="Times New Roman"/>
+          <w:szCs w:val="26"/>
+        </w:rPr>
+      </w:pPr>
+      <w:r>
+        <w:rPr>
+          <w:rFonts w:cs="Times New Roman"/>
+          <w:szCs w:val="26"/>
+        </w:rPr>
+        <w:t>Kết quả của đồ án là mô hình quy trình giải quyết thủ tục hành chính được xây dựng theo hướng khoa học, rõ ràng và có khả năng ứng dụng trong thực tế. Hệ thống hỗ trợ người dân tra cứu thông tin, nộp và theo dõi hồ sơ, đồng thời hỗ trợ cán bộ trong việc tiếp nhận, xử lý, cập nhật trạng thái, quản lý hồ sơ và lập báo cáo thống kê. Đồ án góp phần nâng cao hiệu quả quản lý, giảm thời gian xử lý hồ sơ, hạn chế sai sót trong quá trình thực hiện thủ tục hành chính và là tài liệu tham khảo cho việc nghiên cứu, xây dựng và cải tiến các hệ thống thông tin phục vụ quản lý quy trình nghiệp vụ trong lĩnh vực hành chính công.</w:t>
+      </w:r>
+    </w:p>
+    <w:p>
+      <w:pPr>
+        <w:pStyle w:val="Heading1"/>
+      </w:pPr>
+      <w:bookmarkStart w:id="3" w:name="_Toc162996927"/>
+      <w:r>
+        <w:t xml:space="preserve">Chương I. </w:t>
+      </w:r>
+      <w:r>
+        <w:t>TỔNG QUAN</w:t>
+      </w:r>
+      <w:r>
+        <w:t>.</w:t>
+      </w:r>
+      <w:bookmarkEnd w:id="3"/>
+    </w:p>
+    <w:p>
+      <w:pPr>
+        <w:pStyle w:val="Heading2"/>
+      </w:pPr>
+      <w:bookmarkStart w:id="4" w:name="_Toc162996928"/>
+      <w:r>
+        <w:t xml:space="preserve">1. </w:t>
+      </w:r>
+      <w:r>
+        <w:t>Giới thiệu</w:t>
+      </w:r>
+      <w:r>
+        <w:t xml:space="preserve"> đề tài</w:t>
+      </w:r>
+      <w:r>
+        <w:t>.</w:t>
+      </w:r>
+      <w:bookmarkEnd w:id="4"/>
+    </w:p>
+    <w:p>
+      <w:pPr>
+        <w:pStyle w:val="Heading3"/>
+      </w:pPr>
+      <w:bookmarkStart w:id="5" w:name="_Toc162996929"/>
+      <w:r>
+        <w:t xml:space="preserve">1.1. </w:t>
+      </w:r>
+      <w:bookmarkEnd w:id="5"/>
+      <w:r>
+        <w:t>Lý do chọn đề tài</w:t>
+      </w:r>
+    </w:p>
+    <w:p>
+      <w:pPr>
+        <w:jc w:val="both"/>
+      </w:pPr>
+      <w:r>
+        <w:tab/>
+      </w:r>
+      <w:r>
+        <w:t>Trong những năm gần đây, cùng với quá trình sắp xếp, sáp nhập các đơn vị hành chính theo chủ trương của Nhà nước,</w:t>
+      </w:r>
+      <w:bookmarkStart w:id="6" w:name="_GoBack"/>
+      <w:bookmarkEnd w:id="6"/>
+      <w:r>
+        <w:t xml:space="preserve"> công tác quản lý và giải quyết thủ tục hành chính đứng trước nhiều thay đổi. Việc hợp nhất các địa phương không chỉ làm tăng khối lượng thông tin cần quản lý mà còn đặt ra yêu cầu đồng bộ dữ liệu về dân cư, hồ sơ và các loại giấy tờ hành chính giữa các đơn vị. </w:t>
+      </w:r>
+    </w:p>
+    <w:p>
+      <w:pPr>
+        <w:ind w:firstLine="720"/>
+        <w:jc w:val="both"/>
+      </w:pPr>
+      <w:r>
+        <w:t xml:space="preserve">Trước sáp nhập, người dân chủ yếu thực hiện thủ tục hành chính trực tiếp tại cơ quan nhà nước thuộc địa phương nơi cư trú, trong khi dữ liệu được quản lý tương đối độc lập theo từng đơn vị hành chính. </w:t>
+      </w:r>
+    </w:p>
+    <w:p>
+      <w:pPr>
+        <w:ind w:firstLine="720"/>
+        <w:jc w:val="both"/>
+      </w:pPr>
+      <w:r>
+        <w:t xml:space="preserve">Sau khi sáp nhập, phạm vi quản lý được mở rộng, thông tin của người dân cần được cập nhật và chia sẻ trên hệ thống dữ liệu điện tử thống nhất. Điều này đòi hỏi các quy trình giải quyết thủ tục hành chính, bao gồm cả hình thức trực tiếp và trực tuyến, </w:t>
+      </w:r>
+      <w:r>
+        <w:lastRenderedPageBreak/>
+        <w:t xml:space="preserve">phải được rà soát, chuẩn hóa và thiết kế lại nhằm bảo đảm tính thống nhất, hạn chế sai sót trong quá trình xử lý hồ sơ, đồng thời tạo thuận lợi cho người dân và cơ quan quản lý. </w:t>
+      </w:r>
+    </w:p>
+    <w:p>
+      <w:pPr>
+        <w:ind w:firstLine="720"/>
+        <w:jc w:val="both"/>
+      </w:pPr>
+      <w:r>
+        <w:t xml:space="preserve">Thực tế cho thấy, quá trình tiếp nhận và giải quyết hồ sơ tại nhiều cơ quan vẫn còn tồn tại những hạn chế như thời gian xử lý kéo dài, hồ sơ thiếu hoặc sai thông tin, dữ liệu chưa được đồng bộ, người dân gặp khó khăn trong việc theo dõi tiến độ xử lý và cán bộ mất nhiều thời gian trong việc quản lý hồ sơ. Xuất phát từ thực tiễn đó, việc nghiên cứu và xây dựng hệ thống thông tin giải quyết thủ tục hành chính trở nên cần thiết nhằm hỗ trợ quản lý thống nhất thông tin, chuẩn hóa quy trình nghiệp vụ, đồng thời đáp ứng nhu cầu giải quyết thủ tục hành chính theo cả hình thức trực tiếp và trực tuyến trong bối cảnh hiện nay. </w:t>
+      </w:r>
+    </w:p>
+    <w:p>
+      <w:pPr>
+        <w:ind w:firstLine="720"/>
+        <w:jc w:val="both"/>
+      </w:pPr>
+      <w:r>
+        <w:t>Thông qua đồ án, nhóm mong muốn đề xuất một hệ thống có tính ứng dụng thực tế, góp phần giảm bớt các công việc thủ công, hạn chế sai sót và rút ngắn thời gian giải quyết hồ sơ. Hệ thống không chỉ giúp nâng cao tính minh bạch trong quá trình xử lý thủ tục hành chính mà còn tạo điều kiện thuận lợi cho người dân, tổ chức và cán bộ trong quá trình sử dụng. Kết quả của đồ án cũng có thể được sử dụng làm tài liệu tham khảo cho việc nghiên cứu, xây dựng và cải tiến các hệ thống thông tin hành chính trong tương lai.</w:t>
+      </w:r>
+    </w:p>
+    <w:p>
+      <w:pPr>
+        <w:pStyle w:val="Heading3"/>
+      </w:pPr>
+      <w:r>
+        <w:t>1.2</w:t>
+      </w:r>
+      <w:r>
+        <w:t>.</w:t>
+      </w:r>
+      <w:r>
+        <w:t xml:space="preserve"> Mục tiêu nghiên cứu</w:t>
+      </w:r>
+    </w:p>
+    <w:p>
+      <w:pPr>
+        <w:ind w:firstLine="720"/>
+        <w:jc w:val="both"/>
+      </w:pPr>
+      <w:r>
+        <w:t>Đồ án được thực hiện nhằm nghiên cứu và phân tích quy trình giải quyết thủ tục hành chính theo cả hình thức trực tiếp và trực tuyến, từ đó xây dựng mô hình quy trình phù hợp với yêu cầu quản lý hiện nay. Cụ thể, đồ án hướng đến các mục tiêu sau:</w:t>
       </w:r>
     </w:p>
     <w:p>
@@ -2252,19 +2147,13 @@
         <w:pStyle w:val="ListParagraph"/>
         <w:numPr>
           <w:ilvl w:val="0"/>
-          <w:numId w:val="3"/>
+          <w:numId w:val="10"/>
         </w:numPr>
-        <w:rPr>
-          <w:rFonts w:cs="Times New Roman"/>
-          <w:szCs w:val="26"/>
-        </w:rPr>
-      </w:pPr>
-      <w:r>
-        <w:rPr>
-          <w:rFonts w:cs="Times New Roman"/>
-          <w:szCs w:val="26"/>
-        </w:rPr>
-        <w:t>Nội dung chính của đề tài đồ án là gì?</w:t>
+        <w:ind w:left="1134"/>
+        <w:jc w:val="both"/>
+      </w:pPr>
+      <w:r>
+        <w:t>Phân tích quy trình giải quyết thủ tục hành chính hiện tại và xác định các vấn đề còn tồn tại.</w:t>
       </w:r>
     </w:p>
     <w:p>
@@ -2272,26 +2161,13 @@
         <w:pStyle w:val="ListParagraph"/>
         <w:numPr>
           <w:ilvl w:val="0"/>
-          <w:numId w:val="3"/>
+          <w:numId w:val="10"/>
         </w:numPr>
-        <w:rPr>
-          <w:rFonts w:cs="Times New Roman"/>
-          <w:szCs w:val="26"/>
-        </w:rPr>
-      </w:pPr>
-      <w:r>
-        <w:rPr>
-          <w:rFonts w:cs="Times New Roman"/>
-          <w:szCs w:val="26"/>
-        </w:rPr>
-        <w:t xml:space="preserve">Lý do </w:t>
-      </w:r>
-      <w:r>
-        <w:rPr>
-          <w:rFonts w:cs="Times New Roman"/>
-          <w:szCs w:val="26"/>
-        </w:rPr>
-        <w:t>nhóm chọn thực hiện đề tài là gì?</w:t>
+        <w:ind w:left="1134"/>
+        <w:jc w:val="both"/>
+      </w:pPr>
+      <w:r>
+        <w:t>Mô hình hóa quy trình nghiệp vụ bằng ngôn ngữ BPMN.</w:t>
       </w:r>
     </w:p>
     <w:p>
@@ -2299,30 +2175,282 @@
         <w:pStyle w:val="ListParagraph"/>
         <w:numPr>
           <w:ilvl w:val="0"/>
-          <w:numId w:val="3"/>
+          <w:numId w:val="10"/>
         </w:numPr>
-        <w:rPr>
-          <w:rFonts w:cs="Times New Roman"/>
-          <w:szCs w:val="26"/>
-        </w:rPr>
-      </w:pPr>
-      <w:r>
-        <w:rPr>
-          <w:rFonts w:cs="Times New Roman"/>
-          <w:szCs w:val="26"/>
-        </w:rPr>
-        <w:t>Đề tài có liên quan đến nội dung môn học như thế nào?</w:t>
+        <w:ind w:left="1134"/>
+        <w:jc w:val="both"/>
+      </w:pPr>
+      <w:r>
+        <w:t>Đề xuất hệ thống thông tin hỗ trợ quản lý, tiếp nhận và xử lý hồ sơ hành chính.</w:t>
+      </w:r>
+    </w:p>
+    <w:p>
+      <w:pPr>
+        <w:pStyle w:val="ListParagraph"/>
+        <w:numPr>
+          <w:ilvl w:val="0"/>
+          <w:numId w:val="10"/>
+        </w:numPr>
+        <w:ind w:left="1134"/>
+        <w:jc w:val="both"/>
+      </w:pPr>
+      <w:r>
+        <w:t>Chuẩn hóa quy trình nhằm nâng cao hiệu quả xử lý, giảm thời gian thực hiện và hạn chế sai sót.</w:t>
+      </w:r>
+    </w:p>
+    <w:p>
+      <w:pPr>
+        <w:pStyle w:val="ListParagraph"/>
+        <w:numPr>
+          <w:ilvl w:val="0"/>
+          <w:numId w:val="10"/>
+        </w:numPr>
+        <w:ind w:left="1134"/>
+        <w:jc w:val="both"/>
+      </w:pPr>
+      <w:r>
+        <w:t>Hỗ trợ người dân và cơ quan quản lý trong việc thực hiện thủ tục hành chính theo cả hình thức trực tiếp và trực tuyến.</w:t>
       </w:r>
     </w:p>
     <w:p>
       <w:pPr>
         <w:pStyle w:val="Heading3"/>
       </w:pPr>
-      <w:bookmarkStart w:id="6" w:name="_Toc162996930"/>
-      <w:r>
-        <w:t>1.2. Tiểu mục khác.</w:t>
-      </w:r>
-      <w:bookmarkEnd w:id="6"/>
+      <w:r>
+        <w:t xml:space="preserve">1.3. </w:t>
+      </w:r>
+      <w:r>
+        <w:t>Đối tượng và phạm vi nghiêm cứu</w:t>
+      </w:r>
+    </w:p>
+    <w:p>
+      <w:pPr>
+        <w:jc w:val="both"/>
+      </w:pPr>
+      <w:r>
+        <w:t xml:space="preserve"> </w:t>
+      </w:r>
+      <w:r>
+        <w:tab/>
+      </w:r>
+      <w:r>
+        <w:rPr>
+          <w:b/>
+        </w:rPr>
+        <w:t>Đối tượng nghiên cứ</w:t>
+      </w:r>
+      <w:r>
+        <w:rPr>
+          <w:b/>
+        </w:rPr>
+        <w:t>u:</w:t>
+      </w:r>
+      <w:r>
+        <w:t xml:space="preserve"> Q</w:t>
+      </w:r>
+      <w:r>
+        <w:t>uy trình giải quyết thủ tục hành chính tại Ủy ban nhân dân (UBND) và hệ thống thông tin hỗ trợ quản lý các quy trình này. Đồ án tập trung nghiên cứu các hoạt động tiếp nhận, kiểm tra, xử lý, phê duyệt và trả kết quả hồ sơ hành chính giữa người dân và UBND, đồng thời phân tích luồng công việc, luồng thông tin và các tác nhân tham gia trong quá trình giải quyết thủ tục hành chính.</w:t>
+      </w:r>
+    </w:p>
+    <w:p>
+      <w:pPr>
+        <w:ind w:firstLine="720"/>
+        <w:jc w:val="both"/>
+      </w:pPr>
+      <w:r>
+        <w:rPr>
+          <w:b/>
+        </w:rPr>
+        <w:lastRenderedPageBreak/>
+        <w:t>Phạm vi nghiên cứu</w:t>
+      </w:r>
+      <w:r>
+        <w:t>:</w:t>
+      </w:r>
+      <w:r>
+        <w:t xml:space="preserve"> </w:t>
+      </w:r>
+      <w:r>
+        <w:t xml:space="preserve">Giới </w:t>
+      </w:r>
+      <w:r>
+        <w:t>hạn trong các quy trình giải quyết thủ tục hành chính được thực hiện tại UBND, bao gồm cả hình thức tiếp nhận hồ sơ trực tiếp và trực tuyến. Nội dung nghiên cứu tập trung vào việc phân tích quy trình hiện trạng, mô hình hóa bằng BPMN, xác định những hạn chế trong quá trình xử lý hồ sơ và đề xuất quy trình cải tiến cùng hệ thống thông tin hỗ trợ quản lý. Đồ án không đi sâu vào việc phát triển phần mềm hoàn chỉnh hay triển khai thực tế tại một đơn vị hành chính cụ thể.</w:t>
+      </w:r>
+    </w:p>
+    <w:p>
+      <w:pPr>
+        <w:pStyle w:val="Heading3"/>
+      </w:pPr>
+      <w:r>
+        <w:t>1.4. Phương pháp nghiên cứu</w:t>
+      </w:r>
+    </w:p>
+    <w:p>
+      <w:pPr>
+        <w:spacing w:line="240" w:lineRule="auto"/>
+        <w:ind w:firstLine="720"/>
+      </w:pPr>
+      <w:r>
+        <w:t>Để thực hiện đồ án, nhóm sử dụng các phương pháp nghiên cứ</w:t>
+      </w:r>
+      <w:r>
+        <w:t>u sau:</w:t>
+      </w:r>
+    </w:p>
+    <w:p>
+      <w:pPr>
+        <w:pStyle w:val="ListParagraph"/>
+        <w:numPr>
+          <w:ilvl w:val="0"/>
+          <w:numId w:val="15"/>
+        </w:numPr>
+        <w:spacing w:line="240" w:lineRule="auto"/>
+        <w:ind w:left="1276" w:hanging="425"/>
+      </w:pPr>
+      <w:r>
+        <w:t>Nghiên cứu tài liệu: Tìm hiểu các văn bản pháp luật, tài liệu chuyên ngành về quản trị quy trình nghiệp vụ (BPM), hệ thống thông tin và thủ tục hành chính.</w:t>
+      </w:r>
+    </w:p>
+    <w:p>
+      <w:pPr>
+        <w:pStyle w:val="ListParagraph"/>
+        <w:numPr>
+          <w:ilvl w:val="0"/>
+          <w:numId w:val="15"/>
+        </w:numPr>
+        <w:spacing w:line="240" w:lineRule="auto"/>
+        <w:ind w:left="1276" w:hanging="425"/>
+      </w:pPr>
+      <w:r>
+        <w:t>Khảo sát quy trình thực tế: Thu thập thông tin về quy trình giải quyết thủ tục hành chính hiện nay để xác định các bước thực hiện và những tồn tại cần cải tiến.</w:t>
+      </w:r>
+    </w:p>
+    <w:p>
+      <w:pPr>
+        <w:pStyle w:val="ListParagraph"/>
+        <w:numPr>
+          <w:ilvl w:val="0"/>
+          <w:numId w:val="15"/>
+        </w:numPr>
+        <w:spacing w:line="240" w:lineRule="auto"/>
+        <w:ind w:left="1276" w:hanging="425"/>
+      </w:pPr>
+      <w:r>
+        <w:t>Mô hình hóa quy trình: Sử dụng ngôn ngữ BPMN để mô hình hóa quy trình hiện tại và quy trình đề xuất.</w:t>
+      </w:r>
+    </w:p>
+    <w:p>
+      <w:pPr>
+        <w:pStyle w:val="ListParagraph"/>
+        <w:numPr>
+          <w:ilvl w:val="0"/>
+          <w:numId w:val="15"/>
+        </w:numPr>
+        <w:spacing w:line="240" w:lineRule="auto"/>
+        <w:ind w:left="1276" w:hanging="425"/>
+      </w:pPr>
+      <w:r>
+        <w:t>Phân tích và đánh giá: So sánh quy trình hiện tại với quy trình sau khi cải tiến nhằm đánh giá hiệu quả của hệ thống thông tin được đề xuất.</w:t>
+      </w:r>
+    </w:p>
+    <w:p>
+      <w:pPr>
+        <w:pStyle w:val="Heading3"/>
+      </w:pPr>
+      <w:r>
+        <w:t>1.5. Cấu trúc đồ án</w:t>
+      </w:r>
+    </w:p>
+    <w:p>
+      <w:pPr>
+        <w:jc w:val="both"/>
+      </w:pPr>
+      <w:r>
+        <w:t>Đồ án được xây dựng gồm bốn chương, ngoài phần Tóm tắt, Danh sách hình, bảng, Mục lục và Nguồn tham khảo. Nội dung của từng chương đượ</w:t>
+      </w:r>
+      <w:r>
+        <w:t>c trình bày như sau:</w:t>
+      </w:r>
+    </w:p>
+    <w:p>
+      <w:pPr>
+        <w:pStyle w:val="ListParagraph"/>
+        <w:numPr>
+          <w:ilvl w:val="0"/>
+          <w:numId w:val="16"/>
+        </w:numPr>
+        <w:ind w:left="851" w:hanging="567"/>
+        <w:jc w:val="both"/>
+      </w:pPr>
+      <w:r>
+        <w:rPr>
+          <w:b/>
+        </w:rPr>
+        <w:t>Chương I. Tổng quan:</w:t>
+      </w:r>
+      <w:r>
+        <w:t xml:space="preserve"> Trình bày bối cảnh, lý do chọn đề tài, mục tiêu nghiên cứu, đối tượng và phạm vi nghiên cứu, phương pháp nghiên cứu, đồng thời giới thiệu các cơ sở lý thuyết liên quan đến hệ thống thông tin, quản trị quy trình nghiệp vụ và mô hình hóa quy trình bằng BPMN.</w:t>
+      </w:r>
+    </w:p>
+    <w:p>
+      <w:pPr>
+        <w:pStyle w:val="ListParagraph"/>
+        <w:numPr>
+          <w:ilvl w:val="0"/>
+          <w:numId w:val="16"/>
+        </w:numPr>
+        <w:ind w:left="851" w:hanging="567"/>
+        <w:jc w:val="both"/>
+      </w:pPr>
+      <w:r>
+        <w:rPr>
+          <w:b/>
+        </w:rPr>
+        <w:t>Chương II. Thiết kế hệ thống:</w:t>
+      </w:r>
+      <w:r>
+        <w:t xml:space="preserve"> Phân tích quy trình giải quyết thủ tục hành chính tại UBND, xác định các tác nhân tham gia, mô hình hóa quy trình nghiệp vụ, thiết kế các chức năng của hệ thống, mô hình dữ liệu và các thành phần phục vụ việc xây dựng hệ thống thông tin.</w:t>
+      </w:r>
+    </w:p>
+    <w:p>
+      <w:pPr>
+        <w:pStyle w:val="ListParagraph"/>
+        <w:numPr>
+          <w:ilvl w:val="0"/>
+          <w:numId w:val="16"/>
+        </w:numPr>
+        <w:ind w:left="851" w:hanging="567"/>
+        <w:jc w:val="both"/>
+      </w:pPr>
+      <w:r>
+        <w:rPr>
+          <w:b/>
+        </w:rPr>
+        <w:t>Chương III. Triển khai hệ thống:</w:t>
+      </w:r>
+      <w:r>
+        <w:t xml:space="preserve"> Trình bày quá trình xây dựng và triển khai hệ thống, mô tả giao diện, các chức năng chính của hệ thống, đồng thời minh họa quá trình thực hiện quy trình giải quyết thủ tục hành chính theo cả hình thức trực tiếp và trực tuyến.</w:t>
+      </w:r>
+    </w:p>
+    <w:p>
+      <w:pPr>
+        <w:pStyle w:val="ListParagraph"/>
+        <w:numPr>
+          <w:ilvl w:val="0"/>
+          <w:numId w:val="16"/>
+        </w:numPr>
+        <w:ind w:left="851" w:hanging="567"/>
+        <w:jc w:val="both"/>
+      </w:pPr>
+      <w:r>
+        <w:rPr>
+          <w:b/>
+        </w:rPr>
+        <w:t>Chương IV. Kết luận:</w:t>
+      </w:r>
+      <w:r>
+        <w:t xml:space="preserve"> Tổng kết những kết quả đạt được của đồ án, đánh giá những ưu điểm, hạn chế của hệ thống và đề xuất hướng phát triển trong tương lai.</w:t>
+      </w:r>
     </w:p>
     <w:p>
       <w:pPr>
@@ -2330,6 +2458,7 @@
       </w:pPr>
       <w:bookmarkStart w:id="7" w:name="_Toc162996931"/>
       <w:r>
+        <w:lastRenderedPageBreak/>
         <w:t>2. Cơ sở lý thuyết.</w:t>
       </w:r>
       <w:bookmarkEnd w:id="7"/>
@@ -2750,7 +2879,7 @@
 </file>
 
 <file path=word/endnotes.xml><?xml version="1.0" encoding="utf-8"?>
-<w:endnotes xmlns:wpc="http://schemas.microsoft.com/office/word/2010/wordprocessingCanvas" xmlns:cx="http://schemas.microsoft.com/office/drawing/2014/chartex" xmlns:cx1="http://schemas.microsoft.com/office/drawing/2015/9/8/chartex" xmlns:cx2="http://schemas.microsoft.com/office/drawing/2015/10/21/chartex" xmlns:cx3="http://schemas.microsoft.com/office/drawing/2016/5/9/chartex" xmlns:cx4="http://schemas.microsoft.com/office/drawing/2016/5/10/chartex" xmlns:cx5="http://schemas.microsoft.com/office/drawing/2016/5/11/chartex" xmlns:cx6="http://schemas.microsoft.com/office/drawing/2016/5/12/chartex" xmlns:cx7="http://schemas.microsoft.com/office/drawing/2016/5/13/chartex" xmlns:cx8="http://schemas.microsoft.com/office/drawing/2016/5/14/chartex" xmlns:mc="http://schemas.openxmlformats.org/markup-compatibility/2006" xmlns:aink="http://schemas.microsoft.com/office/drawing/2016/ink" xmlns:am3d="http://schemas.microsoft.com/office/drawing/2017/model3d" xmlns:o="urn:schemas-microsoft-com:office:office" xmlns:oel="http://schemas.microsoft.com/office/2019/extlst" xmlns:r="http://schemas.openxmlformats.org/officeDocument/2006/relationships" xmlns:m="http://schemas.openxmlformats.org/officeDocument/2006/math" xmlns:v="urn:schemas-microsoft-com:vml" xmlns:wp14="http://schemas.microsoft.com/office/word/2010/wordprocessingDrawing" xmlns:wp="http://schemas.openxmlformats.org/drawingml/2006/wordprocessingDrawing" xmlns:w10="urn:schemas-microsoft-com:office:word" xmlns:w="http://schemas.openxmlformats.org/wordprocessingml/2006/main" xmlns:w14="http://schemas.microsoft.com/office/word/2010/wordml" xmlns:w15="http://schemas.microsoft.com/office/word/2012/wordml" xmlns:w16cex="http://schemas.microsoft.com/office/word/2018/wordml/cex" xmlns:w16cid="http://schemas.microsoft.com/office/word/2016/wordml/cid" xmlns:w16="http://schemas.microsoft.com/office/word/2018/wordml" xmlns:w16du="http://schemas.microsoft.com/office/word/2023/wordml/word16du" xmlns:w16sdtdh="http://schemas.microsoft.com/office/word/2020/wordml/sdtdatahash" xmlns:w16sdtfl="http://schemas.microsoft.com/office/word/2024/wordml/sdtformatlock" xmlns:w16se="http://schemas.microsoft.com/office/word/2015/wordml/symex" xmlns:wpg="http://schemas.microsoft.com/office/word/2010/wordprocessingGroup" xmlns:wpi="http://schemas.microsoft.com/office/word/2010/wordprocessingInk" xmlns:wne="http://schemas.microsoft.com/office/word/2006/wordml" xmlns:wps="http://schemas.microsoft.com/office/word/2010/wordprocessingShape" mc:Ignorable="w14 w15 w16se w16cid w16 w16cex w16sdtdh w16sdtfl w16du wp14">
+<w:endnotes xmlns:wpc="http://schemas.microsoft.com/office/word/2010/wordprocessingCanvas" xmlns:cx="http://schemas.microsoft.com/office/drawing/2014/chartex" xmlns:mc="http://schemas.openxmlformats.org/markup-compatibility/2006" xmlns:o="urn:schemas-microsoft-com:office:office" xmlns:r="http://schemas.openxmlformats.org/officeDocument/2006/relationships" xmlns:m="http://schemas.openxmlformats.org/officeDocument/2006/math" xmlns:v="urn:schemas-microsoft-com:vml" xmlns:wp14="http://schemas.microsoft.com/office/word/2010/wordprocessingDrawing" xmlns:wp="http://schemas.openxmlformats.org/drawingml/2006/wordprocessingDrawing" xmlns:w10="urn:schemas-microsoft-com:office:word" xmlns:w="http://schemas.openxmlformats.org/wordprocessingml/2006/main" xmlns:w14="http://schemas.microsoft.com/office/word/2010/wordml" xmlns:w15="http://schemas.microsoft.com/office/word/2012/wordml" xmlns:w16se="http://schemas.microsoft.com/office/word/2015/wordml/symex" xmlns:wpg="http://schemas.microsoft.com/office/word/2010/wordprocessingGroup" xmlns:wpi="http://schemas.microsoft.com/office/word/2010/wordprocessingInk" xmlns:wne="http://schemas.microsoft.com/office/word/2006/wordml" xmlns:wps="http://schemas.microsoft.com/office/word/2010/wordprocessingShape" mc:Ignorable="w14 w15 w16se wp14">
   <w:endnote w:type="separator" w:id="-1">
     <w:p>
       <w:pPr>
@@ -2775,7 +2904,7 @@
 </file>
 
 <file path=word/footer1.xml><?xml version="1.0" encoding="utf-8"?>
-<w:ftr xmlns:wpc="http://schemas.microsoft.com/office/word/2010/wordprocessingCanvas" xmlns:cx="http://schemas.microsoft.com/office/drawing/2014/chartex" xmlns:cx1="http://schemas.microsoft.com/office/drawing/2015/9/8/chartex" xmlns:cx2="http://schemas.microsoft.com/office/drawing/2015/10/21/chartex" xmlns:cx3="http://schemas.microsoft.com/office/drawing/2016/5/9/chartex" xmlns:cx4="http://schemas.microsoft.com/office/drawing/2016/5/10/chartex" xmlns:cx5="http://schemas.microsoft.com/office/drawing/2016/5/11/chartex" xmlns:cx6="http://schemas.microsoft.com/office/drawing/2016/5/12/chartex" xmlns:cx7="http://schemas.microsoft.com/office/drawing/2016/5/13/chartex" xmlns:cx8="http://schemas.microsoft.com/office/drawing/2016/5/14/chartex" xmlns:mc="http://schemas.openxmlformats.org/markup-compatibility/2006" xmlns:aink="http://schemas.microsoft.com/office/drawing/2016/ink" xmlns:am3d="http://schemas.microsoft.com/office/drawing/2017/model3d" xmlns:o="urn:schemas-microsoft-com:office:office" xmlns:oel="http://schemas.microsoft.com/office/2019/extlst" xmlns:r="http://schemas.openxmlformats.org/officeDocument/2006/relationships" xmlns:m="http://schemas.openxmlformats.org/officeDocument/2006/math" xmlns:v="urn:schemas-microsoft-com:vml" xmlns:wp14="http://schemas.microsoft.com/office/word/2010/wordprocessingDrawing" xmlns:wp="http://schemas.openxmlformats.org/drawingml/2006/wordprocessingDrawing" xmlns:w10="urn:schemas-microsoft-com:office:word" xmlns:w="http://schemas.openxmlformats.org/wordprocessingml/2006/main" xmlns:w14="http://schemas.microsoft.com/office/word/2010/wordml" xmlns:w15="http://schemas.microsoft.com/office/word/2012/wordml" xmlns:w16cex="http://schemas.microsoft.com/office/word/2018/wordml/cex" xmlns:w16cid="http://schemas.microsoft.com/office/word/2016/wordml/cid" xmlns:w16="http://schemas.microsoft.com/office/word/2018/wordml" xmlns:w16du="http://schemas.microsoft.com/office/word/2023/wordml/word16du" xmlns:w16sdtdh="http://schemas.microsoft.com/office/word/2020/wordml/sdtdatahash" xmlns:w16sdtfl="http://schemas.microsoft.com/office/word/2024/wordml/sdtformatlock" xmlns:w16se="http://schemas.microsoft.com/office/word/2015/wordml/symex" xmlns:wpg="http://schemas.microsoft.com/office/word/2010/wordprocessingGroup" xmlns:wpi="http://schemas.microsoft.com/office/word/2010/wordprocessingInk" xmlns:wne="http://schemas.microsoft.com/office/word/2006/wordml" xmlns:wps="http://schemas.microsoft.com/office/word/2010/wordprocessingShape" mc:Ignorable="w14 w15 w16se w16cid w16 w16cex w16sdtdh w16sdtfl w16du wp14">
+<w:ftr xmlns:wpc="http://schemas.microsoft.com/office/word/2010/wordprocessingCanvas" xmlns:cx="http://schemas.microsoft.com/office/drawing/2014/chartex" xmlns:mc="http://schemas.openxmlformats.org/markup-compatibility/2006" xmlns:o="urn:schemas-microsoft-com:office:office" xmlns:r="http://schemas.openxmlformats.org/officeDocument/2006/relationships" xmlns:m="http://schemas.openxmlformats.org/officeDocument/2006/math" xmlns:v="urn:schemas-microsoft-com:vml" xmlns:wp14="http://schemas.microsoft.com/office/word/2010/wordprocessingDrawing" xmlns:wp="http://schemas.openxmlformats.org/drawingml/2006/wordprocessingDrawing" xmlns:w10="urn:schemas-microsoft-com:office:word" xmlns:w="http://schemas.openxmlformats.org/wordprocessingml/2006/main" xmlns:w14="http://schemas.microsoft.com/office/word/2010/wordml" xmlns:w15="http://schemas.microsoft.com/office/word/2012/wordml" xmlns:w16se="http://schemas.microsoft.com/office/word/2015/wordml/symex" xmlns:wpg="http://schemas.microsoft.com/office/word/2010/wordprocessingGroup" xmlns:wpi="http://schemas.microsoft.com/office/word/2010/wordprocessingInk" xmlns:wne="http://schemas.microsoft.com/office/word/2006/wordml" xmlns:wps="http://schemas.microsoft.com/office/word/2010/wordprocessingShape" mc:Ignorable="w14 w15 w16se wp14">
   <w:sdt>
     <w:sdtPr>
       <w:id w:val="365795399"/>
@@ -2822,7 +2951,7 @@
             <w:noProof/>
             <w:szCs w:val="26"/>
           </w:rPr>
-          <w:t>2</w:t>
+          <w:t>6</w:t>
         </w:r>
         <w:r>
           <w:rPr>
@@ -2843,7 +2972,7 @@
 </file>
 
 <file path=word/footnotes.xml><?xml version="1.0" encoding="utf-8"?>
-<w:footnotes xmlns:wpc="http://schemas.microsoft.com/office/word/2010/wordprocessingCanvas" xmlns:cx="http://schemas.microsoft.com/office/drawing/2014/chartex" xmlns:cx1="http://schemas.microsoft.com/office/drawing/2015/9/8/chartex" xmlns:cx2="http://schemas.microsoft.com/office/drawing/2015/10/21/chartex" xmlns:cx3="http://schemas.microsoft.com/office/drawing/2016/5/9/chartex" xmlns:cx4="http://schemas.microsoft.com/office/drawing/2016/5/10/chartex" xmlns:cx5="http://schemas.microsoft.com/office/drawing/2016/5/11/chartex" xmlns:cx6="http://schemas.microsoft.com/office/drawing/2016/5/12/chartex" xmlns:cx7="http://schemas.microsoft.com/office/drawing/2016/5/13/chartex" xmlns:cx8="http://schemas.microsoft.com/office/drawing/2016/5/14/chartex" xmlns:mc="http://schemas.openxmlformats.org/markup-compatibility/2006" xmlns:aink="http://schemas.microsoft.com/office/drawing/2016/ink" xmlns:am3d="http://schemas.microsoft.com/office/drawing/2017/model3d" xmlns:o="urn:schemas-microsoft-com:office:office" xmlns:oel="http://schemas.microsoft.com/office/2019/extlst" xmlns:r="http://schemas.openxmlformats.org/officeDocument/2006/relationships" xmlns:m="http://schemas.openxmlformats.org/officeDocument/2006/math" xmlns:v="urn:schemas-microsoft-com:vml" xmlns:wp14="http://schemas.microsoft.com/office/word/2010/wordprocessingDrawing" xmlns:wp="http://schemas.openxmlformats.org/drawingml/2006/wordprocessingDrawing" xmlns:w10="urn:schemas-microsoft-com:office:word" xmlns:w="http://schemas.openxmlformats.org/wordprocessingml/2006/main" xmlns:w14="http://schemas.microsoft.com/office/word/2010/wordml" xmlns:w15="http://schemas.microsoft.com/office/word/2012/wordml" xmlns:w16cex="http://schemas.microsoft.com/office/word/2018/wordml/cex" xmlns:w16cid="http://schemas.microsoft.com/office/word/2016/wordml/cid" xmlns:w16="http://schemas.microsoft.com/office/word/2018/wordml" xmlns:w16du="http://schemas.microsoft.com/office/word/2023/wordml/word16du" xmlns:w16sdtdh="http://schemas.microsoft.com/office/word/2020/wordml/sdtdatahash" xmlns:w16sdtfl="http://schemas.microsoft.com/office/word/2024/wordml/sdtformatlock" xmlns:w16se="http://schemas.microsoft.com/office/word/2015/wordml/symex" xmlns:wpg="http://schemas.microsoft.com/office/word/2010/wordprocessingGroup" xmlns:wpi="http://schemas.microsoft.com/office/word/2010/wordprocessingInk" xmlns:wne="http://schemas.microsoft.com/office/word/2006/wordml" xmlns:wps="http://schemas.microsoft.com/office/word/2010/wordprocessingShape" mc:Ignorable="w14 w15 w16se w16cid w16 w16cex w16sdtdh w16sdtfl w16du wp14">
+<w:footnotes xmlns:wpc="http://schemas.microsoft.com/office/word/2010/wordprocessingCanvas" xmlns:cx="http://schemas.microsoft.com/office/drawing/2014/chartex" xmlns:mc="http://schemas.openxmlformats.org/markup-compatibility/2006" xmlns:o="urn:schemas-microsoft-com:office:office" xmlns:r="http://schemas.openxmlformats.org/officeDocument/2006/relationships" xmlns:m="http://schemas.openxmlformats.org/officeDocument/2006/math" xmlns:v="urn:schemas-microsoft-com:vml" xmlns:wp14="http://schemas.microsoft.com/office/word/2010/wordprocessingDrawing" xmlns:wp="http://schemas.openxmlformats.org/drawingml/2006/wordprocessingDrawing" xmlns:w10="urn:schemas-microsoft-com:office:word" xmlns:w="http://schemas.openxmlformats.org/wordprocessingml/2006/main" xmlns:w14="http://schemas.microsoft.com/office/word/2010/wordml" xmlns:w15="http://schemas.microsoft.com/office/word/2012/wordml" xmlns:w16se="http://schemas.microsoft.com/office/word/2015/wordml/symex" xmlns:wpg="http://schemas.microsoft.com/office/word/2010/wordprocessingGroup" xmlns:wpi="http://schemas.microsoft.com/office/word/2010/wordprocessingInk" xmlns:wne="http://schemas.microsoft.com/office/word/2006/wordml" xmlns:wps="http://schemas.microsoft.com/office/word/2010/wordprocessingShape" mc:Ignorable="w14 w15 w16se wp14">
   <w:footnote w:type="separator" w:id="-1">
     <w:p>
       <w:pPr>
@@ -2868,7 +2997,7 @@
 </file>
 
 <file path=word/header1.xml><?xml version="1.0" encoding="utf-8"?>
-<w:hdr xmlns:wpc="http://schemas.microsoft.com/office/word/2010/wordprocessingCanvas" xmlns:cx="http://schemas.microsoft.com/office/drawing/2014/chartex" xmlns:cx1="http://schemas.microsoft.com/office/drawing/2015/9/8/chartex" xmlns:cx2="http://schemas.microsoft.com/office/drawing/2015/10/21/chartex" xmlns:cx3="http://schemas.microsoft.com/office/drawing/2016/5/9/chartex" xmlns:cx4="http://schemas.microsoft.com/office/drawing/2016/5/10/chartex" xmlns:cx5="http://schemas.microsoft.com/office/drawing/2016/5/11/chartex" xmlns:cx6="http://schemas.microsoft.com/office/drawing/2016/5/12/chartex" xmlns:cx7="http://schemas.microsoft.com/office/drawing/2016/5/13/chartex" xmlns:cx8="http://schemas.microsoft.com/office/drawing/2016/5/14/chartex" xmlns:mc="http://schemas.openxmlformats.org/markup-compatibility/2006" xmlns:aink="http://schemas.microsoft.com/office/drawing/2016/ink" xmlns:am3d="http://schemas.microsoft.com/office/drawing/2017/model3d" xmlns:o="urn:schemas-microsoft-com:office:office" xmlns:oel="http://schemas.microsoft.com/office/2019/extlst" xmlns:r="http://schemas.openxmlformats.org/officeDocument/2006/relationships" xmlns:m="http://schemas.openxmlformats.org/officeDocument/2006/math" xmlns:v="urn:schemas-microsoft-com:vml" xmlns:wp14="http://schemas.microsoft.com/office/word/2010/wordprocessingDrawing" xmlns:wp="http://schemas.openxmlformats.org/drawingml/2006/wordprocessingDrawing" xmlns:w10="urn:schemas-microsoft-com:office:word" xmlns:w="http://schemas.openxmlformats.org/wordprocessingml/2006/main" xmlns:w14="http://schemas.microsoft.com/office/word/2010/wordml" xmlns:w15="http://schemas.microsoft.com/office/word/2012/wordml" xmlns:w16cex="http://schemas.microsoft.com/office/word/2018/wordml/cex" xmlns:w16cid="http://schemas.microsoft.com/office/word/2016/wordml/cid" xmlns:w16="http://schemas.microsoft.com/office/word/2018/wordml" xmlns:w16du="http://schemas.microsoft.com/office/word/2023/wordml/word16du" xmlns:w16sdtdh="http://schemas.microsoft.com/office/word/2020/wordml/sdtdatahash" xmlns:w16sdtfl="http://schemas.microsoft.com/office/word/2024/wordml/sdtformatlock" xmlns:w16se="http://schemas.microsoft.com/office/word/2015/wordml/symex" xmlns:wpg="http://schemas.microsoft.com/office/word/2010/wordprocessingGroup" xmlns:wpi="http://schemas.microsoft.com/office/word/2010/wordprocessingInk" xmlns:wne="http://schemas.microsoft.com/office/word/2006/wordml" xmlns:wps="http://schemas.microsoft.com/office/word/2010/wordprocessingShape" mc:Ignorable="w14 w15 w16se w16cid w16 w16cex w16sdtdh w16sdtfl w16du wp14">
+<w:hdr xmlns:wpc="http://schemas.microsoft.com/office/word/2010/wordprocessingCanvas" xmlns:cx="http://schemas.microsoft.com/office/drawing/2014/chartex" xmlns:mc="http://schemas.openxmlformats.org/markup-compatibility/2006" xmlns:o="urn:schemas-microsoft-com:office:office" xmlns:r="http://schemas.openxmlformats.org/officeDocument/2006/relationships" xmlns:m="http://schemas.openxmlformats.org/officeDocument/2006/math" xmlns:v="urn:schemas-microsoft-com:vml" xmlns:wp14="http://schemas.microsoft.com/office/word/2010/wordprocessingDrawing" xmlns:wp="http://schemas.openxmlformats.org/drawingml/2006/wordprocessingDrawing" xmlns:w10="urn:schemas-microsoft-com:office:word" xmlns:w="http://schemas.openxmlformats.org/wordprocessingml/2006/main" xmlns:w14="http://schemas.microsoft.com/office/word/2010/wordml" xmlns:w15="http://schemas.microsoft.com/office/word/2012/wordml" xmlns:w16se="http://schemas.microsoft.com/office/word/2015/wordml/symex" xmlns:wpg="http://schemas.microsoft.com/office/word/2010/wordprocessingGroup" xmlns:wpi="http://schemas.microsoft.com/office/word/2010/wordprocessingInk" xmlns:wne="http://schemas.microsoft.com/office/word/2006/wordml" xmlns:wps="http://schemas.microsoft.com/office/word/2010/wordprocessingShape" mc:Ignorable="w14 w15 w16se wp14">
   <w:p>
     <w:pPr>
       <w:pStyle w:val="Header"/>
@@ -2879,10 +3008,19 @@
     </w:pPr>
     <w:r>
       <w:rPr>
+        <w:i/>
         <w:sz w:val="24"/>
         <w:szCs w:val="24"/>
       </w:rPr>
-      <w:t>Báo cáo Đồ án &lt;Tên môn học&gt;</w:t>
+      <w:t xml:space="preserve">IE203 - </w:t>
+    </w:r>
+    <w:r>
+      <w:rPr>
+        <w:i/>
+        <w:sz w:val="24"/>
+        <w:szCs w:val="24"/>
+      </w:rPr>
+      <w:t>Hệ thống quản trị qui trình nghiệp vụ</w:t>
     </w:r>
     <w:r>
       <w:rPr>
@@ -2917,8 +3055,97 @@
 </file>
 
 <file path=word/numbering.xml><?xml version="1.0" encoding="utf-8"?>
-<w:numbering xmlns:wpc="http://schemas.microsoft.com/office/word/2010/wordprocessingCanvas" xmlns:cx="http://schemas.microsoft.com/office/drawing/2014/chartex" xmlns:cx1="http://schemas.microsoft.com/office/drawing/2015/9/8/chartex" xmlns:cx2="http://schemas.microsoft.com/office/drawing/2015/10/21/chartex" xmlns:cx3="http://schemas.microsoft.com/office/drawing/2016/5/9/chartex" xmlns:cx4="http://schemas.microsoft.com/office/drawing/2016/5/10/chartex" xmlns:cx5="http://schemas.microsoft.com/office/drawing/2016/5/11/chartex" xmlns:cx6="http://schemas.microsoft.com/office/drawing/2016/5/12/chartex" xmlns:cx7="http://schemas.microsoft.com/office/drawing/2016/5/13/chartex" xmlns:cx8="http://schemas.microsoft.com/office/drawing/2016/5/14/chartex" xmlns:mc="http://schemas.openxmlformats.org/markup-compatibility/2006" xmlns:aink="http://schemas.microsoft.com/office/drawing/2016/ink" xmlns:am3d="http://schemas.microsoft.com/office/drawing/2017/model3d" xmlns:o="urn:schemas-microsoft-com:office:office" xmlns:oel="http://schemas.microsoft.com/office/2019/extlst" xmlns:r="http://schemas.openxmlformats.org/officeDocument/2006/relationships" xmlns:m="http://schemas.openxmlformats.org/officeDocument/2006/math" xmlns:v="urn:schemas-microsoft-com:vml" xmlns:wp14="http://schemas.microsoft.com/office/word/2010/wordprocessingDrawing" xmlns:wp="http://schemas.openxmlformats.org/drawingml/2006/wordprocessingDrawing" xmlns:w10="urn:schemas-microsoft-com:office:word" xmlns:w="http://schemas.openxmlformats.org/wordprocessingml/2006/main" xmlns:w14="http://schemas.microsoft.com/office/word/2010/wordml" xmlns:w15="http://schemas.microsoft.com/office/word/2012/wordml" xmlns:w16cex="http://schemas.microsoft.com/office/word/2018/wordml/cex" xmlns:w16cid="http://schemas.microsoft.com/office/word/2016/wordml/cid" xmlns:w16="http://schemas.microsoft.com/office/word/2018/wordml" xmlns:w16du="http://schemas.microsoft.com/office/word/2023/wordml/word16du" xmlns:w16sdtdh="http://schemas.microsoft.com/office/word/2020/wordml/sdtdatahash" xmlns:w16sdtfl="http://schemas.microsoft.com/office/word/2024/wordml/sdtformatlock" xmlns:w16se="http://schemas.microsoft.com/office/word/2015/wordml/symex" xmlns:wpg="http://schemas.microsoft.com/office/word/2010/wordprocessingGroup" xmlns:wpi="http://schemas.microsoft.com/office/word/2010/wordprocessingInk" xmlns:wne="http://schemas.microsoft.com/office/word/2006/wordml" xmlns:wps="http://schemas.microsoft.com/office/word/2010/wordprocessingShape" mc:Ignorable="w14 w15 w16se w16cid w16 w16cex w16sdtdh w16sdtfl w16du wp14">
+<w:numbering xmlns:wpc="http://schemas.microsoft.com/office/word/2010/wordprocessingCanvas" xmlns:cx="http://schemas.microsoft.com/office/drawing/2014/chartex" xmlns:mc="http://schemas.openxmlformats.org/markup-compatibility/2006" xmlns:o="urn:schemas-microsoft-com:office:office" xmlns:r="http://schemas.openxmlformats.org/officeDocument/2006/relationships" xmlns:m="http://schemas.openxmlformats.org/officeDocument/2006/math" xmlns:v="urn:schemas-microsoft-com:vml" xmlns:wp14="http://schemas.microsoft.com/office/word/2010/wordprocessingDrawing" xmlns:wp="http://schemas.openxmlformats.org/drawingml/2006/wordprocessingDrawing" xmlns:w10="urn:schemas-microsoft-com:office:word" xmlns:w="http://schemas.openxmlformats.org/wordprocessingml/2006/main" xmlns:w14="http://schemas.microsoft.com/office/word/2010/wordml" xmlns:w15="http://schemas.microsoft.com/office/word/2012/wordml" xmlns:w16se="http://schemas.microsoft.com/office/word/2015/wordml/symex" xmlns:wpg="http://schemas.microsoft.com/office/word/2010/wordprocessingGroup" xmlns:wpi="http://schemas.microsoft.com/office/word/2010/wordprocessingInk" xmlns:wne="http://schemas.microsoft.com/office/word/2006/wordml" xmlns:wps="http://schemas.microsoft.com/office/word/2010/wordprocessingShape" mc:Ignorable="w14 w15 w16se wp14">
   <w:abstractNum w:abstractNumId="0" w15:restartNumberingAfterBreak="0">
+    <w:nsid w:val="0CA1247E"/>
+    <w:multiLevelType w:val="hybridMultilevel"/>
+    <w:tmpl w:val="737856F2"/>
+    <w:lvl w:ilvl="0" w:tplc="0409000F">
+      <w:start w:val="1"/>
+      <w:numFmt w:val="decimal"/>
+      <w:lvlText w:val="%1."/>
+      <w:lvlJc w:val="left"/>
+      <w:pPr>
+        <w:ind w:left="720" w:hanging="360"/>
+      </w:pPr>
+      <w:rPr>
+        <w:rFonts w:hint="default"/>
+      </w:rPr>
+    </w:lvl>
+    <w:lvl w:ilvl="1" w:tplc="04090019" w:tentative="1">
+      <w:start w:val="1"/>
+      <w:numFmt w:val="lowerLetter"/>
+      <w:lvlText w:val="%2."/>
+      <w:lvlJc w:val="left"/>
+      <w:pPr>
+        <w:ind w:left="1440" w:hanging="360"/>
+      </w:pPr>
+    </w:lvl>
+    <w:lvl w:ilvl="2" w:tplc="0409001B" w:tentative="1">
+      <w:start w:val="1"/>
+      <w:numFmt w:val="lowerRoman"/>
+      <w:lvlText w:val="%3."/>
+      <w:lvlJc w:val="right"/>
+      <w:pPr>
+        <w:ind w:left="2160" w:hanging="180"/>
+      </w:pPr>
+    </w:lvl>
+    <w:lvl w:ilvl="3" w:tplc="0409000F" w:tentative="1">
+      <w:start w:val="1"/>
+      <w:numFmt w:val="decimal"/>
+      <w:lvlText w:val="%4."/>
+      <w:lvlJc w:val="left"/>
+      <w:pPr>
+        <w:ind w:left="2880" w:hanging="360"/>
+      </w:pPr>
+    </w:lvl>
+    <w:lvl w:ilvl="4" w:tplc="04090019" w:tentative="1">
+      <w:start w:val="1"/>
+      <w:numFmt w:val="lowerLetter"/>
+      <w:lvlText w:val="%5."/>
+      <w:lvlJc w:val="left"/>
+      <w:pPr>
+        <w:ind w:left="3600" w:hanging="360"/>
+      </w:pPr>
+    </w:lvl>
+    <w:lvl w:ilvl="5" w:tplc="0409001B" w:tentative="1">
+      <w:start w:val="1"/>
+      <w:numFmt w:val="lowerRoman"/>
+      <w:lvlText w:val="%6."/>
+      <w:lvlJc w:val="right"/>
+      <w:pPr>
+        <w:ind w:left="4320" w:hanging="180"/>
+      </w:pPr>
+    </w:lvl>
+    <w:lvl w:ilvl="6" w:tplc="0409000F" w:tentative="1">
+      <w:start w:val="1"/>
+      <w:numFmt w:val="decimal"/>
+      <w:lvlText w:val="%7."/>
+      <w:lvlJc w:val="left"/>
+      <w:pPr>
+        <w:ind w:left="5040" w:hanging="360"/>
+      </w:pPr>
+    </w:lvl>
+    <w:lvl w:ilvl="7" w:tplc="04090019" w:tentative="1">
+      <w:start w:val="1"/>
+      <w:numFmt w:val="lowerLetter"/>
+      <w:lvlText w:val="%8."/>
+      <w:lvlJc w:val="left"/>
+      <w:pPr>
+        <w:ind w:left="5760" w:hanging="360"/>
+      </w:pPr>
+    </w:lvl>
+    <w:lvl w:ilvl="8" w:tplc="0409001B" w:tentative="1">
+      <w:start w:val="1"/>
+      <w:numFmt w:val="lowerRoman"/>
+      <w:lvlText w:val="%9."/>
+      <w:lvlJc w:val="right"/>
+      <w:pPr>
+        <w:ind w:left="6480" w:hanging="180"/>
+      </w:pPr>
+    </w:lvl>
+  </w:abstractNum>
+  <w:abstractNum w:abstractNumId="1" w15:restartNumberingAfterBreak="0">
     <w:nsid w:val="17734325"/>
     <w:multiLevelType w:val="hybridMultilevel"/>
     <w:tmpl w:val="1FD45FEA"/>
@@ -3007,7 +3234,459 @@
       </w:pPr>
     </w:lvl>
   </w:abstractNum>
-  <w:abstractNum w:abstractNumId="1" w15:restartNumberingAfterBreak="0">
+  <w:abstractNum w:abstractNumId="2" w15:restartNumberingAfterBreak="0">
+    <w:nsid w:val="23EF4721"/>
+    <w:multiLevelType w:val="hybridMultilevel"/>
+    <w:tmpl w:val="F968BD98"/>
+    <w:lvl w:ilvl="0" w:tplc="04090001">
+      <w:start w:val="1"/>
+      <w:numFmt w:val="bullet"/>
+      <w:lvlText w:val=""/>
+      <w:lvlJc w:val="left"/>
+      <w:pPr>
+        <w:ind w:left="720" w:hanging="360"/>
+      </w:pPr>
+      <w:rPr>
+        <w:rFonts w:ascii="Symbol" w:hAnsi="Symbol" w:hint="default"/>
+      </w:rPr>
+    </w:lvl>
+    <w:lvl w:ilvl="1" w:tplc="04090003" w:tentative="1">
+      <w:start w:val="1"/>
+      <w:numFmt w:val="bullet"/>
+      <w:lvlText w:val="o"/>
+      <w:lvlJc w:val="left"/>
+      <w:pPr>
+        <w:ind w:left="1440" w:hanging="360"/>
+      </w:pPr>
+      <w:rPr>
+        <w:rFonts w:ascii="Courier New" w:hAnsi="Courier New" w:cs="Courier New" w:hint="default"/>
+      </w:rPr>
+    </w:lvl>
+    <w:lvl w:ilvl="2" w:tplc="04090005" w:tentative="1">
+      <w:start w:val="1"/>
+      <w:numFmt w:val="bullet"/>
+      <w:lvlText w:val=""/>
+      <w:lvlJc w:val="left"/>
+      <w:pPr>
+        <w:ind w:left="2160" w:hanging="360"/>
+      </w:pPr>
+      <w:rPr>
+        <w:rFonts w:ascii="Wingdings" w:hAnsi="Wingdings" w:hint="default"/>
+      </w:rPr>
+    </w:lvl>
+    <w:lvl w:ilvl="3" w:tplc="04090001" w:tentative="1">
+      <w:start w:val="1"/>
+      <w:numFmt w:val="bullet"/>
+      <w:lvlText w:val=""/>
+      <w:lvlJc w:val="left"/>
+      <w:pPr>
+        <w:ind w:left="2880" w:hanging="360"/>
+      </w:pPr>
+      <w:rPr>
+        <w:rFonts w:ascii="Symbol" w:hAnsi="Symbol" w:hint="default"/>
+      </w:rPr>
+    </w:lvl>
+    <w:lvl w:ilvl="4" w:tplc="04090003" w:tentative="1">
+      <w:start w:val="1"/>
+      <w:numFmt w:val="bullet"/>
+      <w:lvlText w:val="o"/>
+      <w:lvlJc w:val="left"/>
+      <w:pPr>
+        <w:ind w:left="3600" w:hanging="360"/>
+      </w:pPr>
+      <w:rPr>
+        <w:rFonts w:ascii="Courier New" w:hAnsi="Courier New" w:cs="Courier New" w:hint="default"/>
+      </w:rPr>
+    </w:lvl>
+    <w:lvl w:ilvl="5" w:tplc="04090005" w:tentative="1">
+      <w:start w:val="1"/>
+      <w:numFmt w:val="bullet"/>
+      <w:lvlText w:val=""/>
+      <w:lvlJc w:val="left"/>
+      <w:pPr>
+        <w:ind w:left="4320" w:hanging="360"/>
+      </w:pPr>
+      <w:rPr>
+        <w:rFonts w:ascii="Wingdings" w:hAnsi="Wingdings" w:hint="default"/>
+      </w:rPr>
+    </w:lvl>
+    <w:lvl w:ilvl="6" w:tplc="04090001" w:tentative="1">
+      <w:start w:val="1"/>
+      <w:numFmt w:val="bullet"/>
+      <w:lvlText w:val=""/>
+      <w:lvlJc w:val="left"/>
+      <w:pPr>
+        <w:ind w:left="5040" w:hanging="360"/>
+      </w:pPr>
+      <w:rPr>
+        <w:rFonts w:ascii="Symbol" w:hAnsi="Symbol" w:hint="default"/>
+      </w:rPr>
+    </w:lvl>
+    <w:lvl w:ilvl="7" w:tplc="04090003" w:tentative="1">
+      <w:start w:val="1"/>
+      <w:numFmt w:val="bullet"/>
+      <w:lvlText w:val="o"/>
+      <w:lvlJc w:val="left"/>
+      <w:pPr>
+        <w:ind w:left="5760" w:hanging="360"/>
+      </w:pPr>
+      <w:rPr>
+        <w:rFonts w:ascii="Courier New" w:hAnsi="Courier New" w:cs="Courier New" w:hint="default"/>
+      </w:rPr>
+    </w:lvl>
+    <w:lvl w:ilvl="8" w:tplc="04090005" w:tentative="1">
+      <w:start w:val="1"/>
+      <w:numFmt w:val="bullet"/>
+      <w:lvlText w:val=""/>
+      <w:lvlJc w:val="left"/>
+      <w:pPr>
+        <w:ind w:left="6480" w:hanging="360"/>
+      </w:pPr>
+      <w:rPr>
+        <w:rFonts w:ascii="Wingdings" w:hAnsi="Wingdings" w:hint="default"/>
+      </w:rPr>
+    </w:lvl>
+  </w:abstractNum>
+  <w:abstractNum w:abstractNumId="3" w15:restartNumberingAfterBreak="0">
+    <w:nsid w:val="3BB84C08"/>
+    <w:multiLevelType w:val="multilevel"/>
+    <w:tmpl w:val="15EA2E82"/>
+    <w:lvl w:ilvl="0">
+      <w:start w:val="1"/>
+      <w:numFmt w:val="decimal"/>
+      <w:lvlText w:val="%1"/>
+      <w:lvlJc w:val="left"/>
+      <w:pPr>
+        <w:ind w:left="360" w:hanging="360"/>
+      </w:pPr>
+      <w:rPr>
+        <w:rFonts w:hint="default"/>
+      </w:rPr>
+    </w:lvl>
+    <w:lvl w:ilvl="1">
+      <w:start w:val="3"/>
+      <w:numFmt w:val="decimal"/>
+      <w:lvlText w:val="%1.%2"/>
+      <w:lvlJc w:val="left"/>
+      <w:pPr>
+        <w:ind w:left="360" w:hanging="360"/>
+      </w:pPr>
+      <w:rPr>
+        <w:rFonts w:hint="default"/>
+      </w:rPr>
+    </w:lvl>
+    <w:lvl w:ilvl="2">
+      <w:start w:val="1"/>
+      <w:numFmt w:val="decimal"/>
+      <w:lvlText w:val="%1.%2.%3"/>
+      <w:lvlJc w:val="left"/>
+      <w:pPr>
+        <w:ind w:left="720" w:hanging="720"/>
+      </w:pPr>
+      <w:rPr>
+        <w:rFonts w:hint="default"/>
+      </w:rPr>
+    </w:lvl>
+    <w:lvl w:ilvl="3">
+      <w:start w:val="1"/>
+      <w:numFmt w:val="decimal"/>
+      <w:lvlText w:val="%1.%2.%3.%4"/>
+      <w:lvlJc w:val="left"/>
+      <w:pPr>
+        <w:ind w:left="720" w:hanging="720"/>
+      </w:pPr>
+      <w:rPr>
+        <w:rFonts w:hint="default"/>
+      </w:rPr>
+    </w:lvl>
+    <w:lvl w:ilvl="4">
+      <w:start w:val="1"/>
+      <w:numFmt w:val="decimal"/>
+      <w:lvlText w:val="%1.%2.%3.%4.%5"/>
+      <w:lvlJc w:val="left"/>
+      <w:pPr>
+        <w:ind w:left="1080" w:hanging="1080"/>
+      </w:pPr>
+      <w:rPr>
+        <w:rFonts w:hint="default"/>
+      </w:rPr>
+    </w:lvl>
+    <w:lvl w:ilvl="5">
+      <w:start w:val="1"/>
+      <w:numFmt w:val="decimal"/>
+      <w:lvlText w:val="%1.%2.%3.%4.%5.%6"/>
+      <w:lvlJc w:val="left"/>
+      <w:pPr>
+        <w:ind w:left="1440" w:hanging="1440"/>
+      </w:pPr>
+      <w:rPr>
+        <w:rFonts w:hint="default"/>
+      </w:rPr>
+    </w:lvl>
+    <w:lvl w:ilvl="6">
+      <w:start w:val="1"/>
+      <w:numFmt w:val="decimal"/>
+      <w:lvlText w:val="%1.%2.%3.%4.%5.%6.%7"/>
+      <w:lvlJc w:val="left"/>
+      <w:pPr>
+        <w:ind w:left="1440" w:hanging="1440"/>
+      </w:pPr>
+      <w:rPr>
+        <w:rFonts w:hint="default"/>
+      </w:rPr>
+    </w:lvl>
+    <w:lvl w:ilvl="7">
+      <w:start w:val="1"/>
+      <w:numFmt w:val="decimal"/>
+      <w:lvlText w:val="%1.%2.%3.%4.%5.%6.%7.%8"/>
+      <w:lvlJc w:val="left"/>
+      <w:pPr>
+        <w:ind w:left="1800" w:hanging="1800"/>
+      </w:pPr>
+      <w:rPr>
+        <w:rFonts w:hint="default"/>
+      </w:rPr>
+    </w:lvl>
+    <w:lvl w:ilvl="8">
+      <w:start w:val="1"/>
+      <w:numFmt w:val="decimal"/>
+      <w:lvlText w:val="%1.%2.%3.%4.%5.%6.%7.%8.%9"/>
+      <w:lvlJc w:val="left"/>
+      <w:pPr>
+        <w:ind w:left="1800" w:hanging="1800"/>
+      </w:pPr>
+      <w:rPr>
+        <w:rFonts w:hint="default"/>
+      </w:rPr>
+    </w:lvl>
+  </w:abstractNum>
+  <w:abstractNum w:abstractNumId="4" w15:restartNumberingAfterBreak="0">
+    <w:nsid w:val="40AE21F6"/>
+    <w:multiLevelType w:val="hybridMultilevel"/>
+    <w:tmpl w:val="21A076AA"/>
+    <w:lvl w:ilvl="0" w:tplc="B70AB280">
+      <w:start w:val="1"/>
+      <w:numFmt w:val="bullet"/>
+      <w:lvlText w:val=""/>
+      <w:lvlJc w:val="left"/>
+      <w:pPr>
+        <w:ind w:left="720" w:hanging="360"/>
+      </w:pPr>
+      <w:rPr>
+        <w:rFonts w:ascii="Symbol" w:hAnsi="Symbol" w:hint="default"/>
+      </w:rPr>
+    </w:lvl>
+    <w:lvl w:ilvl="1" w:tplc="04090003" w:tentative="1">
+      <w:start w:val="1"/>
+      <w:numFmt w:val="bullet"/>
+      <w:lvlText w:val="o"/>
+      <w:lvlJc w:val="left"/>
+      <w:pPr>
+        <w:ind w:left="1440" w:hanging="360"/>
+      </w:pPr>
+      <w:rPr>
+        <w:rFonts w:ascii="Courier New" w:hAnsi="Courier New" w:cs="Courier New" w:hint="default"/>
+      </w:rPr>
+    </w:lvl>
+    <w:lvl w:ilvl="2" w:tplc="04090005" w:tentative="1">
+      <w:start w:val="1"/>
+      <w:numFmt w:val="bullet"/>
+      <w:lvlText w:val=""/>
+      <w:lvlJc w:val="left"/>
+      <w:pPr>
+        <w:ind w:left="2160" w:hanging="360"/>
+      </w:pPr>
+      <w:rPr>
+        <w:rFonts w:ascii="Wingdings" w:hAnsi="Wingdings" w:hint="default"/>
+      </w:rPr>
+    </w:lvl>
+    <w:lvl w:ilvl="3" w:tplc="04090001" w:tentative="1">
+      <w:start w:val="1"/>
+      <w:numFmt w:val="bullet"/>
+      <w:lvlText w:val=""/>
+      <w:lvlJc w:val="left"/>
+      <w:pPr>
+        <w:ind w:left="2880" w:hanging="360"/>
+      </w:pPr>
+      <w:rPr>
+        <w:rFonts w:ascii="Symbol" w:hAnsi="Symbol" w:hint="default"/>
+      </w:rPr>
+    </w:lvl>
+    <w:lvl w:ilvl="4" w:tplc="04090003" w:tentative="1">
+      <w:start w:val="1"/>
+      <w:numFmt w:val="bullet"/>
+      <w:lvlText w:val="o"/>
+      <w:lvlJc w:val="left"/>
+      <w:pPr>
+        <w:ind w:left="3600" w:hanging="360"/>
+      </w:pPr>
+      <w:rPr>
+        <w:rFonts w:ascii="Courier New" w:hAnsi="Courier New" w:cs="Courier New" w:hint="default"/>
+      </w:rPr>
+    </w:lvl>
+    <w:lvl w:ilvl="5" w:tplc="04090005" w:tentative="1">
+      <w:start w:val="1"/>
+      <w:numFmt w:val="bullet"/>
+      <w:lvlText w:val=""/>
+      <w:lvlJc w:val="left"/>
+      <w:pPr>
+        <w:ind w:left="4320" w:hanging="360"/>
+      </w:pPr>
+      <w:rPr>
+        <w:rFonts w:ascii="Wingdings" w:hAnsi="Wingdings" w:hint="default"/>
+      </w:rPr>
+    </w:lvl>
+    <w:lvl w:ilvl="6" w:tplc="04090001" w:tentative="1">
+      <w:start w:val="1"/>
+      <w:numFmt w:val="bullet"/>
+      <w:lvlText w:val=""/>
+      <w:lvlJc w:val="left"/>
+      <w:pPr>
+        <w:ind w:left="5040" w:hanging="360"/>
+      </w:pPr>
+      <w:rPr>
+        <w:rFonts w:ascii="Symbol" w:hAnsi="Symbol" w:hint="default"/>
+      </w:rPr>
+    </w:lvl>
+    <w:lvl w:ilvl="7" w:tplc="04090003" w:tentative="1">
+      <w:start w:val="1"/>
+      <w:numFmt w:val="bullet"/>
+      <w:lvlText w:val="o"/>
+      <w:lvlJc w:val="left"/>
+      <w:pPr>
+        <w:ind w:left="5760" w:hanging="360"/>
+      </w:pPr>
+      <w:rPr>
+        <w:rFonts w:ascii="Courier New" w:hAnsi="Courier New" w:cs="Courier New" w:hint="default"/>
+      </w:rPr>
+    </w:lvl>
+    <w:lvl w:ilvl="8" w:tplc="04090005" w:tentative="1">
+      <w:start w:val="1"/>
+      <w:numFmt w:val="bullet"/>
+      <w:lvlText w:val=""/>
+      <w:lvlJc w:val="left"/>
+      <w:pPr>
+        <w:ind w:left="6480" w:hanging="360"/>
+      </w:pPr>
+      <w:rPr>
+        <w:rFonts w:ascii="Wingdings" w:hAnsi="Wingdings" w:hint="default"/>
+      </w:rPr>
+    </w:lvl>
+  </w:abstractNum>
+  <w:abstractNum w:abstractNumId="5" w15:restartNumberingAfterBreak="0">
+    <w:nsid w:val="40B811FD"/>
+    <w:multiLevelType w:val="hybridMultilevel"/>
+    <w:tmpl w:val="A5DC8B7C"/>
+    <w:lvl w:ilvl="0" w:tplc="04090001">
+      <w:start w:val="1"/>
+      <w:numFmt w:val="bullet"/>
+      <w:lvlText w:val=""/>
+      <w:lvlJc w:val="left"/>
+      <w:pPr>
+        <w:ind w:left="720" w:hanging="360"/>
+      </w:pPr>
+      <w:rPr>
+        <w:rFonts w:ascii="Symbol" w:hAnsi="Symbol" w:hint="default"/>
+      </w:rPr>
+    </w:lvl>
+    <w:lvl w:ilvl="1" w:tplc="04090003" w:tentative="1">
+      <w:start w:val="1"/>
+      <w:numFmt w:val="bullet"/>
+      <w:lvlText w:val="o"/>
+      <w:lvlJc w:val="left"/>
+      <w:pPr>
+        <w:ind w:left="1440" w:hanging="360"/>
+      </w:pPr>
+      <w:rPr>
+        <w:rFonts w:ascii="Courier New" w:hAnsi="Courier New" w:cs="Courier New" w:hint="default"/>
+      </w:rPr>
+    </w:lvl>
+    <w:lvl w:ilvl="2" w:tplc="04090005" w:tentative="1">
+      <w:start w:val="1"/>
+      <w:numFmt w:val="bullet"/>
+      <w:lvlText w:val=""/>
+      <w:lvlJc w:val="left"/>
+      <w:pPr>
+        <w:ind w:left="2160" w:hanging="360"/>
+      </w:pPr>
+      <w:rPr>
+        <w:rFonts w:ascii="Wingdings" w:hAnsi="Wingdings" w:hint="default"/>
+      </w:rPr>
+    </w:lvl>
+    <w:lvl w:ilvl="3" w:tplc="04090001" w:tentative="1">
+      <w:start w:val="1"/>
+      <w:numFmt w:val="bullet"/>
+      <w:lvlText w:val=""/>
+      <w:lvlJc w:val="left"/>
+      <w:pPr>
+        <w:ind w:left="2880" w:hanging="360"/>
+      </w:pPr>
+      <w:rPr>
+        <w:rFonts w:ascii="Symbol" w:hAnsi="Symbol" w:hint="default"/>
+      </w:rPr>
+    </w:lvl>
+    <w:lvl w:ilvl="4" w:tplc="04090003" w:tentative="1">
+      <w:start w:val="1"/>
+      <w:numFmt w:val="bullet"/>
+      <w:lvlText w:val="o"/>
+      <w:lvlJc w:val="left"/>
+      <w:pPr>
+        <w:ind w:left="3600" w:hanging="360"/>
+      </w:pPr>
+      <w:rPr>
+        <w:rFonts w:ascii="Courier New" w:hAnsi="Courier New" w:cs="Courier New" w:hint="default"/>
+      </w:rPr>
+    </w:lvl>
+    <w:lvl w:ilvl="5" w:tplc="04090005" w:tentative="1">
+      <w:start w:val="1"/>
+      <w:numFmt w:val="bullet"/>
+      <w:lvlText w:val=""/>
+      <w:lvlJc w:val="left"/>
+      <w:pPr>
+        <w:ind w:left="4320" w:hanging="360"/>
+      </w:pPr>
+      <w:rPr>
+        <w:rFonts w:ascii="Wingdings" w:hAnsi="Wingdings" w:hint="default"/>
+      </w:rPr>
+    </w:lvl>
+    <w:lvl w:ilvl="6" w:tplc="04090001" w:tentative="1">
+      <w:start w:val="1"/>
+      <w:numFmt w:val="bullet"/>
+      <w:lvlText w:val=""/>
+      <w:lvlJc w:val="left"/>
+      <w:pPr>
+        <w:ind w:left="5040" w:hanging="360"/>
+      </w:pPr>
+      <w:rPr>
+        <w:rFonts w:ascii="Symbol" w:hAnsi="Symbol" w:hint="default"/>
+      </w:rPr>
+    </w:lvl>
+    <w:lvl w:ilvl="7" w:tplc="04090003" w:tentative="1">
+      <w:start w:val="1"/>
+      <w:numFmt w:val="bullet"/>
+      <w:lvlText w:val="o"/>
+      <w:lvlJc w:val="left"/>
+      <w:pPr>
+        <w:ind w:left="5760" w:hanging="360"/>
+      </w:pPr>
+      <w:rPr>
+        <w:rFonts w:ascii="Courier New" w:hAnsi="Courier New" w:cs="Courier New" w:hint="default"/>
+      </w:rPr>
+    </w:lvl>
+    <w:lvl w:ilvl="8" w:tplc="04090005" w:tentative="1">
+      <w:start w:val="1"/>
+      <w:numFmt w:val="bullet"/>
+      <w:lvlText w:val=""/>
+      <w:lvlJc w:val="left"/>
+      <w:pPr>
+        <w:ind w:left="6480" w:hanging="360"/>
+      </w:pPr>
+      <w:rPr>
+        <w:rFonts w:ascii="Wingdings" w:hAnsi="Wingdings" w:hint="default"/>
+      </w:rPr>
+    </w:lvl>
+  </w:abstractNum>
+  <w:abstractNum w:abstractNumId="6" w15:restartNumberingAfterBreak="0">
     <w:nsid w:val="40D8608A"/>
     <w:multiLevelType w:val="hybridMultilevel"/>
     <w:tmpl w:val="979CD868"/>
@@ -3096,7 +3775,7 @@
       </w:pPr>
     </w:lvl>
   </w:abstractNum>
-  <w:abstractNum w:abstractNumId="2" w15:restartNumberingAfterBreak="0">
+  <w:abstractNum w:abstractNumId="7" w15:restartNumberingAfterBreak="0">
     <w:nsid w:val="46A44212"/>
     <w:multiLevelType w:val="hybridMultilevel"/>
     <w:tmpl w:val="B42A62EC"/>
@@ -3208,7 +3887,7 @@
       </w:rPr>
     </w:lvl>
   </w:abstractNum>
-  <w:abstractNum w:abstractNumId="3" w15:restartNumberingAfterBreak="0">
+  <w:abstractNum w:abstractNumId="8" w15:restartNumberingAfterBreak="0">
     <w:nsid w:val="46EB5F37"/>
     <w:multiLevelType w:val="hybridMultilevel"/>
     <w:tmpl w:val="FC529674"/>
@@ -3294,7 +3973,322 @@
       </w:pPr>
     </w:lvl>
   </w:abstractNum>
-  <w:abstractNum w:abstractNumId="4" w15:restartNumberingAfterBreak="0">
+  <w:abstractNum w:abstractNumId="9" w15:restartNumberingAfterBreak="0">
+    <w:nsid w:val="55526E7B"/>
+    <w:multiLevelType w:val="hybridMultilevel"/>
+    <w:tmpl w:val="F828AA00"/>
+    <w:lvl w:ilvl="0" w:tplc="0409000F">
+      <w:start w:val="1"/>
+      <w:numFmt w:val="decimal"/>
+      <w:lvlText w:val="%1."/>
+      <w:lvlJc w:val="left"/>
+      <w:pPr>
+        <w:ind w:left="720" w:hanging="360"/>
+      </w:pPr>
+      <w:rPr>
+        <w:rFonts w:hint="default"/>
+      </w:rPr>
+    </w:lvl>
+    <w:lvl w:ilvl="1" w:tplc="04090019" w:tentative="1">
+      <w:start w:val="1"/>
+      <w:numFmt w:val="lowerLetter"/>
+      <w:lvlText w:val="%2."/>
+      <w:lvlJc w:val="left"/>
+      <w:pPr>
+        <w:ind w:left="1440" w:hanging="360"/>
+      </w:pPr>
+    </w:lvl>
+    <w:lvl w:ilvl="2" w:tplc="0409001B" w:tentative="1">
+      <w:start w:val="1"/>
+      <w:numFmt w:val="lowerRoman"/>
+      <w:lvlText w:val="%3."/>
+      <w:lvlJc w:val="right"/>
+      <w:pPr>
+        <w:ind w:left="2160" w:hanging="180"/>
+      </w:pPr>
+    </w:lvl>
+    <w:lvl w:ilvl="3" w:tplc="0409000F" w:tentative="1">
+      <w:start w:val="1"/>
+      <w:numFmt w:val="decimal"/>
+      <w:lvlText w:val="%4."/>
+      <w:lvlJc w:val="left"/>
+      <w:pPr>
+        <w:ind w:left="2880" w:hanging="360"/>
+      </w:pPr>
+    </w:lvl>
+    <w:lvl w:ilvl="4" w:tplc="04090019" w:tentative="1">
+      <w:start w:val="1"/>
+      <w:numFmt w:val="lowerLetter"/>
+      <w:lvlText w:val="%5."/>
+      <w:lvlJc w:val="left"/>
+      <w:pPr>
+        <w:ind w:left="3600" w:hanging="360"/>
+      </w:pPr>
+    </w:lvl>
+    <w:lvl w:ilvl="5" w:tplc="0409001B" w:tentative="1">
+      <w:start w:val="1"/>
+      <w:numFmt w:val="lowerRoman"/>
+      <w:lvlText w:val="%6."/>
+      <w:lvlJc w:val="right"/>
+      <w:pPr>
+        <w:ind w:left="4320" w:hanging="180"/>
+      </w:pPr>
+    </w:lvl>
+    <w:lvl w:ilvl="6" w:tplc="0409000F" w:tentative="1">
+      <w:start w:val="1"/>
+      <w:numFmt w:val="decimal"/>
+      <w:lvlText w:val="%7."/>
+      <w:lvlJc w:val="left"/>
+      <w:pPr>
+        <w:ind w:left="5040" w:hanging="360"/>
+      </w:pPr>
+    </w:lvl>
+    <w:lvl w:ilvl="7" w:tplc="04090019" w:tentative="1">
+      <w:start w:val="1"/>
+      <w:numFmt w:val="lowerLetter"/>
+      <w:lvlText w:val="%8."/>
+      <w:lvlJc w:val="left"/>
+      <w:pPr>
+        <w:ind w:left="5760" w:hanging="360"/>
+      </w:pPr>
+    </w:lvl>
+    <w:lvl w:ilvl="8" w:tplc="0409001B" w:tentative="1">
+      <w:start w:val="1"/>
+      <w:numFmt w:val="lowerRoman"/>
+      <w:lvlText w:val="%9."/>
+      <w:lvlJc w:val="right"/>
+      <w:pPr>
+        <w:ind w:left="6480" w:hanging="180"/>
+      </w:pPr>
+    </w:lvl>
+  </w:abstractNum>
+  <w:abstractNum w:abstractNumId="10" w15:restartNumberingAfterBreak="0">
+    <w:nsid w:val="5555769C"/>
+    <w:multiLevelType w:val="hybridMultilevel"/>
+    <w:tmpl w:val="1EE6DECC"/>
+    <w:lvl w:ilvl="0" w:tplc="04090009">
+      <w:start w:val="1"/>
+      <w:numFmt w:val="bullet"/>
+      <w:lvlText w:val=""/>
+      <w:lvlJc w:val="left"/>
+      <w:pPr>
+        <w:ind w:left="1440" w:hanging="360"/>
+      </w:pPr>
+      <w:rPr>
+        <w:rFonts w:ascii="Wingdings" w:hAnsi="Wingdings" w:hint="default"/>
+      </w:rPr>
+    </w:lvl>
+    <w:lvl w:ilvl="1" w:tplc="04090003" w:tentative="1">
+      <w:start w:val="1"/>
+      <w:numFmt w:val="bullet"/>
+      <w:lvlText w:val="o"/>
+      <w:lvlJc w:val="left"/>
+      <w:pPr>
+        <w:ind w:left="2160" w:hanging="360"/>
+      </w:pPr>
+      <w:rPr>
+        <w:rFonts w:ascii="Courier New" w:hAnsi="Courier New" w:cs="Courier New" w:hint="default"/>
+      </w:rPr>
+    </w:lvl>
+    <w:lvl w:ilvl="2" w:tplc="04090005" w:tentative="1">
+      <w:start w:val="1"/>
+      <w:numFmt w:val="bullet"/>
+      <w:lvlText w:val=""/>
+      <w:lvlJc w:val="left"/>
+      <w:pPr>
+        <w:ind w:left="2880" w:hanging="360"/>
+      </w:pPr>
+      <w:rPr>
+        <w:rFonts w:ascii="Wingdings" w:hAnsi="Wingdings" w:hint="default"/>
+      </w:rPr>
+    </w:lvl>
+    <w:lvl w:ilvl="3" w:tplc="04090001" w:tentative="1">
+      <w:start w:val="1"/>
+      <w:numFmt w:val="bullet"/>
+      <w:lvlText w:val=""/>
+      <w:lvlJc w:val="left"/>
+      <w:pPr>
+        <w:ind w:left="3600" w:hanging="360"/>
+      </w:pPr>
+      <w:rPr>
+        <w:rFonts w:ascii="Symbol" w:hAnsi="Symbol" w:hint="default"/>
+      </w:rPr>
+    </w:lvl>
+    <w:lvl w:ilvl="4" w:tplc="04090003" w:tentative="1">
+      <w:start w:val="1"/>
+      <w:numFmt w:val="bullet"/>
+      <w:lvlText w:val="o"/>
+      <w:lvlJc w:val="left"/>
+      <w:pPr>
+        <w:ind w:left="4320" w:hanging="360"/>
+      </w:pPr>
+      <w:rPr>
+        <w:rFonts w:ascii="Courier New" w:hAnsi="Courier New" w:cs="Courier New" w:hint="default"/>
+      </w:rPr>
+    </w:lvl>
+    <w:lvl w:ilvl="5" w:tplc="04090005" w:tentative="1">
+      <w:start w:val="1"/>
+      <w:numFmt w:val="bullet"/>
+      <w:lvlText w:val=""/>
+      <w:lvlJc w:val="left"/>
+      <w:pPr>
+        <w:ind w:left="5040" w:hanging="360"/>
+      </w:pPr>
+      <w:rPr>
+        <w:rFonts w:ascii="Wingdings" w:hAnsi="Wingdings" w:hint="default"/>
+      </w:rPr>
+    </w:lvl>
+    <w:lvl w:ilvl="6" w:tplc="04090001" w:tentative="1">
+      <w:start w:val="1"/>
+      <w:numFmt w:val="bullet"/>
+      <w:lvlText w:val=""/>
+      <w:lvlJc w:val="left"/>
+      <w:pPr>
+        <w:ind w:left="5760" w:hanging="360"/>
+      </w:pPr>
+      <w:rPr>
+        <w:rFonts w:ascii="Symbol" w:hAnsi="Symbol" w:hint="default"/>
+      </w:rPr>
+    </w:lvl>
+    <w:lvl w:ilvl="7" w:tplc="04090003" w:tentative="1">
+      <w:start w:val="1"/>
+      <w:numFmt w:val="bullet"/>
+      <w:lvlText w:val="o"/>
+      <w:lvlJc w:val="left"/>
+      <w:pPr>
+        <w:ind w:left="6480" w:hanging="360"/>
+      </w:pPr>
+      <w:rPr>
+        <w:rFonts w:ascii="Courier New" w:hAnsi="Courier New" w:cs="Courier New" w:hint="default"/>
+      </w:rPr>
+    </w:lvl>
+    <w:lvl w:ilvl="8" w:tplc="04090005" w:tentative="1">
+      <w:start w:val="1"/>
+      <w:numFmt w:val="bullet"/>
+      <w:lvlText w:val=""/>
+      <w:lvlJc w:val="left"/>
+      <w:pPr>
+        <w:ind w:left="7200" w:hanging="360"/>
+      </w:pPr>
+      <w:rPr>
+        <w:rFonts w:ascii="Wingdings" w:hAnsi="Wingdings" w:hint="default"/>
+      </w:rPr>
+    </w:lvl>
+  </w:abstractNum>
+  <w:abstractNum w:abstractNumId="11" w15:restartNumberingAfterBreak="0">
+    <w:nsid w:val="62505955"/>
+    <w:multiLevelType w:val="hybridMultilevel"/>
+    <w:tmpl w:val="E02ED160"/>
+    <w:lvl w:ilvl="0" w:tplc="0409000B">
+      <w:start w:val="1"/>
+      <w:numFmt w:val="bullet"/>
+      <w:lvlText w:val=""/>
+      <w:lvlJc w:val="left"/>
+      <w:pPr>
+        <w:ind w:left="720" w:hanging="360"/>
+      </w:pPr>
+      <w:rPr>
+        <w:rFonts w:ascii="Wingdings" w:hAnsi="Wingdings" w:hint="default"/>
+      </w:rPr>
+    </w:lvl>
+    <w:lvl w:ilvl="1" w:tplc="04090003" w:tentative="1">
+      <w:start w:val="1"/>
+      <w:numFmt w:val="bullet"/>
+      <w:lvlText w:val="o"/>
+      <w:lvlJc w:val="left"/>
+      <w:pPr>
+        <w:ind w:left="1440" w:hanging="360"/>
+      </w:pPr>
+      <w:rPr>
+        <w:rFonts w:ascii="Courier New" w:hAnsi="Courier New" w:cs="Courier New" w:hint="default"/>
+      </w:rPr>
+    </w:lvl>
+    <w:lvl w:ilvl="2" w:tplc="04090005" w:tentative="1">
+      <w:start w:val="1"/>
+      <w:numFmt w:val="bullet"/>
+      <w:lvlText w:val=""/>
+      <w:lvlJc w:val="left"/>
+      <w:pPr>
+        <w:ind w:left="2160" w:hanging="360"/>
+      </w:pPr>
+      <w:rPr>
+        <w:rFonts w:ascii="Wingdings" w:hAnsi="Wingdings" w:hint="default"/>
+      </w:rPr>
+    </w:lvl>
+    <w:lvl w:ilvl="3" w:tplc="04090001" w:tentative="1">
+      <w:start w:val="1"/>
+      <w:numFmt w:val="bullet"/>
+      <w:lvlText w:val=""/>
+      <w:lvlJc w:val="left"/>
+      <w:pPr>
+        <w:ind w:left="2880" w:hanging="360"/>
+      </w:pPr>
+      <w:rPr>
+        <w:rFonts w:ascii="Symbol" w:hAnsi="Symbol" w:hint="default"/>
+      </w:rPr>
+    </w:lvl>
+    <w:lvl w:ilvl="4" w:tplc="04090003" w:tentative="1">
+      <w:start w:val="1"/>
+      <w:numFmt w:val="bullet"/>
+      <w:lvlText w:val="o"/>
+      <w:lvlJc w:val="left"/>
+      <w:pPr>
+        <w:ind w:left="3600" w:hanging="360"/>
+      </w:pPr>
+      <w:rPr>
+        <w:rFonts w:ascii="Courier New" w:hAnsi="Courier New" w:cs="Courier New" w:hint="default"/>
+      </w:rPr>
+    </w:lvl>
+    <w:lvl w:ilvl="5" w:tplc="04090005" w:tentative="1">
+      <w:start w:val="1"/>
+      <w:numFmt w:val="bullet"/>
+      <w:lvlText w:val=""/>
+      <w:lvlJc w:val="left"/>
+      <w:pPr>
+        <w:ind w:left="4320" w:hanging="360"/>
+      </w:pPr>
+      <w:rPr>
+        <w:rFonts w:ascii="Wingdings" w:hAnsi="Wingdings" w:hint="default"/>
+      </w:rPr>
+    </w:lvl>
+    <w:lvl w:ilvl="6" w:tplc="04090001" w:tentative="1">
+      <w:start w:val="1"/>
+      <w:numFmt w:val="bullet"/>
+      <w:lvlText w:val=""/>
+      <w:lvlJc w:val="left"/>
+      <w:pPr>
+        <w:ind w:left="5040" w:hanging="360"/>
+      </w:pPr>
+      <w:rPr>
+        <w:rFonts w:ascii="Symbol" w:hAnsi="Symbol" w:hint="default"/>
+      </w:rPr>
+    </w:lvl>
+    <w:lvl w:ilvl="7" w:tplc="04090003" w:tentative="1">
+      <w:start w:val="1"/>
+      <w:numFmt w:val="bullet"/>
+      <w:lvlText w:val="o"/>
+      <w:lvlJc w:val="left"/>
+      <w:pPr>
+        <w:ind w:left="5760" w:hanging="360"/>
+      </w:pPr>
+      <w:rPr>
+        <w:rFonts w:ascii="Courier New" w:hAnsi="Courier New" w:cs="Courier New" w:hint="default"/>
+      </w:rPr>
+    </w:lvl>
+    <w:lvl w:ilvl="8" w:tplc="04090005" w:tentative="1">
+      <w:start w:val="1"/>
+      <w:numFmt w:val="bullet"/>
+      <w:lvlText w:val=""/>
+      <w:lvlJc w:val="left"/>
+      <w:pPr>
+        <w:ind w:left="6480" w:hanging="360"/>
+      </w:pPr>
+      <w:rPr>
+        <w:rFonts w:ascii="Wingdings" w:hAnsi="Wingdings" w:hint="default"/>
+      </w:rPr>
+    </w:lvl>
+  </w:abstractNum>
+  <w:abstractNum w:abstractNumId="12" w15:restartNumberingAfterBreak="0">
     <w:nsid w:val="686F2D3F"/>
     <w:multiLevelType w:val="hybridMultilevel"/>
     <w:tmpl w:val="E4CE448E"/>
@@ -3383,7 +4377,7 @@
       </w:pPr>
     </w:lvl>
   </w:abstractNum>
-  <w:abstractNum w:abstractNumId="5" w15:restartNumberingAfterBreak="0">
+  <w:abstractNum w:abstractNumId="13" w15:restartNumberingAfterBreak="0">
     <w:nsid w:val="6C833018"/>
     <w:multiLevelType w:val="hybridMultilevel"/>
     <w:tmpl w:val="1FD45FEA"/>
@@ -3472,7 +4466,7 @@
       </w:pPr>
     </w:lvl>
   </w:abstractNum>
-  <w:abstractNum w:abstractNumId="6" w15:restartNumberingAfterBreak="0">
+  <w:abstractNum w:abstractNumId="14" w15:restartNumberingAfterBreak="0">
     <w:nsid w:val="7577240C"/>
     <w:multiLevelType w:val="hybridMultilevel"/>
     <w:tmpl w:val="4B768118"/>
@@ -3585,32 +4579,145 @@
       </w:rPr>
     </w:lvl>
   </w:abstractNum>
-  <w:num w:numId="1" w16cid:durableId="1521703667">
+  <w:abstractNum w:abstractNumId="15" w15:restartNumberingAfterBreak="0">
+    <w:nsid w:val="7EE027D1"/>
+    <w:multiLevelType w:val="hybridMultilevel"/>
+    <w:tmpl w:val="58203784"/>
+    <w:lvl w:ilvl="0" w:tplc="0409000F">
+      <w:start w:val="1"/>
+      <w:numFmt w:val="decimal"/>
+      <w:lvlText w:val="%1."/>
+      <w:lvlJc w:val="left"/>
+      <w:pPr>
+        <w:ind w:left="1080" w:hanging="360"/>
+      </w:pPr>
+    </w:lvl>
+    <w:lvl w:ilvl="1" w:tplc="04090019" w:tentative="1">
+      <w:start w:val="1"/>
+      <w:numFmt w:val="lowerLetter"/>
+      <w:lvlText w:val="%2."/>
+      <w:lvlJc w:val="left"/>
+      <w:pPr>
+        <w:ind w:left="1800" w:hanging="360"/>
+      </w:pPr>
+    </w:lvl>
+    <w:lvl w:ilvl="2" w:tplc="0409001B" w:tentative="1">
+      <w:start w:val="1"/>
+      <w:numFmt w:val="lowerRoman"/>
+      <w:lvlText w:val="%3."/>
+      <w:lvlJc w:val="right"/>
+      <w:pPr>
+        <w:ind w:left="2520" w:hanging="180"/>
+      </w:pPr>
+    </w:lvl>
+    <w:lvl w:ilvl="3" w:tplc="0409000F" w:tentative="1">
+      <w:start w:val="1"/>
+      <w:numFmt w:val="decimal"/>
+      <w:lvlText w:val="%4."/>
+      <w:lvlJc w:val="left"/>
+      <w:pPr>
+        <w:ind w:left="3240" w:hanging="360"/>
+      </w:pPr>
+    </w:lvl>
+    <w:lvl w:ilvl="4" w:tplc="04090019" w:tentative="1">
+      <w:start w:val="1"/>
+      <w:numFmt w:val="lowerLetter"/>
+      <w:lvlText w:val="%5."/>
+      <w:lvlJc w:val="left"/>
+      <w:pPr>
+        <w:ind w:left="3960" w:hanging="360"/>
+      </w:pPr>
+    </w:lvl>
+    <w:lvl w:ilvl="5" w:tplc="0409001B" w:tentative="1">
+      <w:start w:val="1"/>
+      <w:numFmt w:val="lowerRoman"/>
+      <w:lvlText w:val="%6."/>
+      <w:lvlJc w:val="right"/>
+      <w:pPr>
+        <w:ind w:left="4680" w:hanging="180"/>
+      </w:pPr>
+    </w:lvl>
+    <w:lvl w:ilvl="6" w:tplc="0409000F" w:tentative="1">
+      <w:start w:val="1"/>
+      <w:numFmt w:val="decimal"/>
+      <w:lvlText w:val="%7."/>
+      <w:lvlJc w:val="left"/>
+      <w:pPr>
+        <w:ind w:left="5400" w:hanging="360"/>
+      </w:pPr>
+    </w:lvl>
+    <w:lvl w:ilvl="7" w:tplc="04090019" w:tentative="1">
+      <w:start w:val="1"/>
+      <w:numFmt w:val="lowerLetter"/>
+      <w:lvlText w:val="%8."/>
+      <w:lvlJc w:val="left"/>
+      <w:pPr>
+        <w:ind w:left="6120" w:hanging="360"/>
+      </w:pPr>
+    </w:lvl>
+    <w:lvl w:ilvl="8" w:tplc="0409001B" w:tentative="1">
+      <w:start w:val="1"/>
+      <w:numFmt w:val="lowerRoman"/>
+      <w:lvlText w:val="%9."/>
+      <w:lvlJc w:val="right"/>
+      <w:pPr>
+        <w:ind w:left="6840" w:hanging="180"/>
+      </w:pPr>
+    </w:lvl>
+  </w:abstractNum>
+  <w:num w:numId="1">
+    <w:abstractNumId w:val="7"/>
+  </w:num>
+  <w:num w:numId="2">
+    <w:abstractNumId w:val="8"/>
+  </w:num>
+  <w:num w:numId="3">
+    <w:abstractNumId w:val="1"/>
+  </w:num>
+  <w:num w:numId="4">
+    <w:abstractNumId w:val="13"/>
+  </w:num>
+  <w:num w:numId="5">
+    <w:abstractNumId w:val="6"/>
+  </w:num>
+  <w:num w:numId="6">
+    <w:abstractNumId w:val="12"/>
+  </w:num>
+  <w:num w:numId="7">
+    <w:abstractNumId w:val="14"/>
+  </w:num>
+  <w:num w:numId="8">
+    <w:abstractNumId w:val="9"/>
+  </w:num>
+  <w:num w:numId="9">
+    <w:abstractNumId w:val="0"/>
+  </w:num>
+  <w:num w:numId="10">
+    <w:abstractNumId w:val="5"/>
+  </w:num>
+  <w:num w:numId="11">
+    <w:abstractNumId w:val="4"/>
+  </w:num>
+  <w:num w:numId="12">
+    <w:abstractNumId w:val="11"/>
+  </w:num>
+  <w:num w:numId="13">
+    <w:abstractNumId w:val="15"/>
+  </w:num>
+  <w:num w:numId="14">
+    <w:abstractNumId w:val="3"/>
+  </w:num>
+  <w:num w:numId="15">
     <w:abstractNumId w:val="2"/>
   </w:num>
-  <w:num w:numId="2" w16cid:durableId="1192451426">
-    <w:abstractNumId w:val="3"/>
-  </w:num>
-  <w:num w:numId="3" w16cid:durableId="1769034931">
-    <w:abstractNumId w:val="0"/>
-  </w:num>
-  <w:num w:numId="4" w16cid:durableId="959531810">
-    <w:abstractNumId w:val="5"/>
-  </w:num>
-  <w:num w:numId="5" w16cid:durableId="893854713">
-    <w:abstractNumId w:val="1"/>
-  </w:num>
-  <w:num w:numId="6" w16cid:durableId="985860105">
-    <w:abstractNumId w:val="4"/>
-  </w:num>
-  <w:num w:numId="7" w16cid:durableId="504787989">
-    <w:abstractNumId w:val="6"/>
+  <w:num w:numId="16">
+    <w:abstractNumId w:val="10"/>
   </w:num>
 </w:numbering>
 </file>
 
 <file path=word/styles.xml><?xml version="1.0" encoding="utf-8"?>
-<w:styles xmlns:mc="http://schemas.openxmlformats.org/markup-compatibility/2006" xmlns:r="http://schemas.openxmlformats.org/officeDocument/2006/relationships" xmlns:w="http://schemas.openxmlformats.org/wordprocessingml/2006/main" xmlns:w14="http://schemas.microsoft.com/office/word/2010/wordml" xmlns:w15="http://schemas.microsoft.com/office/word/2012/wordml" xmlns:w16cex="http://schemas.microsoft.com/office/word/2018/wordml/cex" xmlns:w16cid="http://schemas.microsoft.com/office/word/2016/wordml/cid" xmlns:w16="http://schemas.microsoft.com/office/word/2018/wordml" xmlns:w16du="http://schemas.microsoft.com/office/word/2023/wordml/word16du" xmlns:w16sdtdh="http://schemas.microsoft.com/office/word/2020/wordml/sdtdatahash" xmlns:w16sdtfl="http://schemas.microsoft.com/office/word/2024/wordml/sdtformatlock" xmlns:w16se="http://schemas.microsoft.com/office/word/2015/wordml/symex" mc:Ignorable="w14 w15 w16se w16cid w16 w16cex w16sdtdh w16sdtfl w16du">
+<w:styles xmlns:mc="http://schemas.openxmlformats.org/markup-compatibility/2006" xmlns:r="http://schemas.openxmlformats.org/officeDocument/2006/relationships" xmlns:w="http://schemas.openxmlformats.org/wordprocessingml/2006/main" xmlns:w14="http://schemas.microsoft.com/office/word/2010/wordml" xmlns:w15="http://schemas.microsoft.com/office/word/2012/wordml" xmlns:w16se="http://schemas.microsoft.com/office/word/2015/wordml/symex" mc:Ignorable="w14 w15 w16se">
   <w:docDefaults>
     <w:rPrDefault>
       <w:rPr>
@@ -3628,7 +4735,7 @@
       </w:pPr>
     </w:pPrDefault>
   </w:docDefaults>
-  <w:latentStyles w:defLockedState="0" w:defUIPriority="99" w:defSemiHidden="0" w:defUnhideWhenUsed="0" w:defQFormat="0" w:count="376">
+  <w:latentStyles w:defLockedState="0" w:defUIPriority="99" w:defSemiHidden="0" w:defUnhideWhenUsed="0" w:defQFormat="0" w:count="371">
     <w:lsdException w:name="Normal" w:uiPriority="0" w:qFormat="1"/>
     <w:lsdException w:name="heading 1" w:uiPriority="9" w:qFormat="1"/>
     <w:lsdException w:name="heading 2" w:semiHidden="1" w:uiPriority="9" w:unhideWhenUsed="1" w:qFormat="1"/>
@@ -4000,11 +5107,6 @@
     <w:lsdException w:name="List Table 5 Dark Accent 6" w:uiPriority="50"/>
     <w:lsdException w:name="List Table 6 Colorful Accent 6" w:uiPriority="51"/>
     <w:lsdException w:name="List Table 7 Colorful Accent 6" w:uiPriority="52"/>
-    <w:lsdException w:name="Mention" w:semiHidden="1" w:unhideWhenUsed="1"/>
-    <w:lsdException w:name="Smart Hyperlink" w:semiHidden="1" w:unhideWhenUsed="1"/>
-    <w:lsdException w:name="Hashtag" w:semiHidden="1" w:unhideWhenUsed="1"/>
-    <w:lsdException w:name="Unresolved Mention" w:semiHidden="1" w:unhideWhenUsed="1"/>
-    <w:lsdException w:name="Smart Link" w:semiHidden="1" w:unhideWhenUsed="1"/>
   </w:latentStyles>
   <w:style w:type="paragraph" w:default="1" w:styleId="Normal">
     <w:name w:val="Normal"/>
@@ -4022,18 +5124,17 @@
     <w:link w:val="Heading1Char"/>
     <w:uiPriority w:val="9"/>
     <w:qFormat/>
-    <w:rsid w:val="006413C3"/>
+    <w:rsid w:val="001F5C1F"/>
     <w:pPr>
       <w:keepNext/>
       <w:keepLines/>
       <w:spacing w:before="360" w:after="80" w:line="480" w:lineRule="auto"/>
-      <w:jc w:val="center"/>
       <w:outlineLvl w:val="0"/>
     </w:pPr>
     <w:rPr>
       <w:rFonts w:eastAsiaTheme="majorEastAsia" w:cstheme="majorBidi"/>
       <w:b/>
-      <w:sz w:val="32"/>
+      <w:sz w:val="30"/>
       <w:szCs w:val="40"/>
     </w:rPr>
   </w:style>
@@ -4067,7 +5168,7 @@
     <w:uiPriority w:val="9"/>
     <w:unhideWhenUsed/>
     <w:qFormat/>
-    <w:rsid w:val="00AA5AD0"/>
+    <w:rsid w:val="001F5C1F"/>
     <w:pPr>
       <w:keepNext/>
       <w:keepLines/>
@@ -4077,7 +5178,6 @@
     <w:rPr>
       <w:rFonts w:eastAsiaTheme="majorEastAsia" w:cstheme="majorBidi"/>
       <w:b/>
-      <w:sz w:val="28"/>
       <w:szCs w:val="28"/>
     </w:rPr>
   </w:style>
@@ -4216,6 +5316,7 @@
   <w:style w:type="character" w:default="1" w:styleId="DefaultParagraphFont">
     <w:name w:val="Default Paragraph Font"/>
     <w:uiPriority w:val="1"/>
+    <w:semiHidden/>
     <w:unhideWhenUsed/>
   </w:style>
   <w:style w:type="table" w:default="1" w:styleId="TableNormal">
@@ -4244,11 +5345,11 @@
     <w:basedOn w:val="DefaultParagraphFont"/>
     <w:link w:val="Heading1"/>
     <w:uiPriority w:val="9"/>
-    <w:rsid w:val="006413C3"/>
+    <w:rsid w:val="001F5C1F"/>
     <w:rPr>
       <w:rFonts w:ascii="Times New Roman" w:eastAsiaTheme="majorEastAsia" w:hAnsi="Times New Roman" w:cstheme="majorBidi"/>
       <w:b/>
-      <w:sz w:val="32"/>
+      <w:sz w:val="30"/>
       <w:szCs w:val="40"/>
     </w:rPr>
   </w:style>
@@ -4270,11 +5371,11 @@
     <w:basedOn w:val="DefaultParagraphFont"/>
     <w:link w:val="Heading3"/>
     <w:uiPriority w:val="9"/>
-    <w:rsid w:val="00AA5AD0"/>
+    <w:rsid w:val="001F5C1F"/>
     <w:rPr>
       <w:rFonts w:ascii="Times New Roman" w:eastAsiaTheme="majorEastAsia" w:hAnsi="Times New Roman" w:cstheme="majorBidi"/>
       <w:b/>
-      <w:sz w:val="28"/>
+      <w:sz w:val="26"/>
       <w:szCs w:val="28"/>
     </w:rPr>
   </w:style>
@@ -4555,7 +5656,7 @@
       <w:u w:val="single"/>
     </w:rPr>
   </w:style>
-  <w:style w:type="character" w:styleId="UnresolvedMention">
+  <w:style w:type="character" w:customStyle="1" w:styleId="UnresolvedMention">
     <w:name w:val="Unresolved Mention"/>
     <w:basedOn w:val="DefaultParagraphFont"/>
     <w:uiPriority w:val="99"/>
@@ -5126,7 +6227,7 @@
 </file>
 
 <file path=customXml/itemProps1.xml><?xml version="1.0" encoding="utf-8"?>
-<ds:datastoreItem xmlns:ds="http://schemas.openxmlformats.org/officeDocument/2006/customXml" ds:itemID="{404B66A3-77A4-4C75-8F74-E4790825FA3A}">
+<ds:datastoreItem xmlns:ds="http://schemas.openxmlformats.org/officeDocument/2006/customXml" ds:itemID="{07788B7A-7163-4ED7-ADC2-E7A0A1A96EE8}">
   <ds:schemaRefs>
     <ds:schemaRef ds:uri="http://schemas.openxmlformats.org/officeDocument/2006/bibliography"/>
   </ds:schemaRefs>

--- a/He_thong_thong_tin_giai_quyet_hanh_chinh/LE THI HOAI THANH_25410307/LeThiHoaiThanh_25410307.docx
+++ b/He_thong_thong_tin_giai_quyet_hanh_chinh/LE THI HOAI THANH_25410307/LeThiHoaiThanh_25410307.docx
@@ -334,7 +334,7 @@
         <w:pStyle w:val="ListParagraph"/>
         <w:numPr>
           <w:ilvl w:val="0"/>
-          <w:numId w:val="7"/>
+          <w:numId w:val="2"/>
         </w:numPr>
         <w:tabs>
           <w:tab w:val="left" w:pos="3969"/>
@@ -388,7 +388,7 @@
         <w:pStyle w:val="ListParagraph"/>
         <w:numPr>
           <w:ilvl w:val="0"/>
-          <w:numId w:val="7"/>
+          <w:numId w:val="2"/>
         </w:numPr>
         <w:tabs>
           <w:tab w:val="left" w:pos="3969"/>
@@ -442,7 +442,7 @@
         <w:pStyle w:val="ListParagraph"/>
         <w:numPr>
           <w:ilvl w:val="0"/>
-          <w:numId w:val="7"/>
+          <w:numId w:val="2"/>
         </w:numPr>
         <w:tabs>
           <w:tab w:val="left" w:pos="3969"/>
@@ -496,7 +496,7 @@
         <w:pStyle w:val="ListParagraph"/>
         <w:numPr>
           <w:ilvl w:val="0"/>
-          <w:numId w:val="7"/>
+          <w:numId w:val="2"/>
         </w:numPr>
         <w:tabs>
           <w:tab w:val="left" w:pos="3969"/>
@@ -550,7 +550,7 @@
         <w:pStyle w:val="ListParagraph"/>
         <w:numPr>
           <w:ilvl w:val="0"/>
-          <w:numId w:val="7"/>
+          <w:numId w:val="2"/>
         </w:numPr>
         <w:tabs>
           <w:tab w:val="left" w:pos="3969"/>
@@ -604,7 +604,7 @@
         <w:pStyle w:val="ListParagraph"/>
         <w:numPr>
           <w:ilvl w:val="0"/>
-          <w:numId w:val="7"/>
+          <w:numId w:val="2"/>
         </w:numPr>
         <w:tabs>
           <w:tab w:val="left" w:pos="3969"/>
@@ -658,7 +658,7 @@
         <w:pStyle w:val="ListParagraph"/>
         <w:numPr>
           <w:ilvl w:val="0"/>
-          <w:numId w:val="7"/>
+          <w:numId w:val="2"/>
         </w:numPr>
         <w:tabs>
           <w:tab w:val="left" w:pos="3969"/>
@@ -3733,7 +3733,7 @@
         <w:pStyle w:val="ListParagraph"/>
         <w:numPr>
           <w:ilvl w:val="0"/>
-          <w:numId w:val="10"/>
+          <w:numId w:val="3"/>
         </w:numPr>
         <w:ind w:left="1134"/>
         <w:jc w:val="both"/>
@@ -3747,7 +3747,7 @@
         <w:pStyle w:val="ListParagraph"/>
         <w:numPr>
           <w:ilvl w:val="0"/>
-          <w:numId w:val="10"/>
+          <w:numId w:val="3"/>
         </w:numPr>
         <w:ind w:left="1134"/>
         <w:jc w:val="both"/>
@@ -3761,7 +3761,7 @@
         <w:pStyle w:val="ListParagraph"/>
         <w:numPr>
           <w:ilvl w:val="0"/>
-          <w:numId w:val="10"/>
+          <w:numId w:val="3"/>
         </w:numPr>
         <w:ind w:left="1134"/>
         <w:jc w:val="both"/>
@@ -3775,7 +3775,7 @@
         <w:pStyle w:val="ListParagraph"/>
         <w:numPr>
           <w:ilvl w:val="0"/>
-          <w:numId w:val="10"/>
+          <w:numId w:val="3"/>
         </w:numPr>
         <w:ind w:left="1134"/>
         <w:jc w:val="both"/>
@@ -3789,7 +3789,7 @@
         <w:pStyle w:val="ListParagraph"/>
         <w:numPr>
           <w:ilvl w:val="0"/>
-          <w:numId w:val="10"/>
+          <w:numId w:val="3"/>
         </w:numPr>
         <w:ind w:left="1134"/>
         <w:jc w:val="both"/>
@@ -3895,7 +3895,7 @@
         <w:pStyle w:val="ListParagraph"/>
         <w:numPr>
           <w:ilvl w:val="0"/>
-          <w:numId w:val="15"/>
+          <w:numId w:val="4"/>
         </w:numPr>
         <w:spacing w:line="240" w:lineRule="auto"/>
         <w:ind w:left="1276" w:hanging="425"/>
@@ -3909,7 +3909,7 @@
         <w:pStyle w:val="ListParagraph"/>
         <w:numPr>
           <w:ilvl w:val="0"/>
-          <w:numId w:val="15"/>
+          <w:numId w:val="4"/>
         </w:numPr>
         <w:spacing w:line="240" w:lineRule="auto"/>
         <w:ind w:left="1276" w:hanging="425"/>
@@ -3923,7 +3923,7 @@
         <w:pStyle w:val="ListParagraph"/>
         <w:numPr>
           <w:ilvl w:val="0"/>
-          <w:numId w:val="15"/>
+          <w:numId w:val="4"/>
         </w:numPr>
         <w:spacing w:line="240" w:lineRule="auto"/>
         <w:ind w:left="1276" w:hanging="425"/>
@@ -3937,7 +3937,7 @@
         <w:pStyle w:val="ListParagraph"/>
         <w:numPr>
           <w:ilvl w:val="0"/>
-          <w:numId w:val="15"/>
+          <w:numId w:val="4"/>
         </w:numPr>
         <w:spacing w:line="240" w:lineRule="auto"/>
         <w:ind w:left="1276" w:hanging="425"/>
@@ -3969,7 +3969,7 @@
         <w:pStyle w:val="ListParagraph"/>
         <w:numPr>
           <w:ilvl w:val="0"/>
-          <w:numId w:val="16"/>
+          <w:numId w:val="5"/>
         </w:numPr>
         <w:ind w:left="851" w:hanging="567"/>
         <w:jc w:val="both"/>
@@ -3989,7 +3989,7 @@
         <w:pStyle w:val="ListParagraph"/>
         <w:numPr>
           <w:ilvl w:val="0"/>
-          <w:numId w:val="16"/>
+          <w:numId w:val="5"/>
         </w:numPr>
         <w:ind w:left="851" w:hanging="567"/>
         <w:jc w:val="both"/>
@@ -4009,7 +4009,7 @@
         <w:pStyle w:val="ListParagraph"/>
         <w:numPr>
           <w:ilvl w:val="0"/>
-          <w:numId w:val="16"/>
+          <w:numId w:val="5"/>
         </w:numPr>
         <w:ind w:left="851" w:hanging="567"/>
         <w:jc w:val="both"/>
@@ -4029,7 +4029,7 @@
         <w:pStyle w:val="ListParagraph"/>
         <w:numPr>
           <w:ilvl w:val="0"/>
-          <w:numId w:val="16"/>
+          <w:numId w:val="5"/>
         </w:numPr>
         <w:ind w:left="851" w:hanging="567"/>
         <w:jc w:val="both"/>
@@ -6530,7 +6530,7 @@
         <w:pStyle w:val="ListParagraph"/>
         <w:numPr>
           <w:ilvl w:val="0"/>
-          <w:numId w:val="19"/>
+          <w:numId w:val="8"/>
         </w:numPr>
         <w:jc w:val="both"/>
       </w:pPr>
@@ -6543,7 +6543,7 @@
         <w:pStyle w:val="ListParagraph"/>
         <w:numPr>
           <w:ilvl w:val="0"/>
-          <w:numId w:val="19"/>
+          <w:numId w:val="8"/>
         </w:numPr>
         <w:jc w:val="both"/>
       </w:pPr>
@@ -6647,7 +6647,7 @@
         <w:pStyle w:val="ListParagraph"/>
         <w:numPr>
           <w:ilvl w:val="0"/>
-          <w:numId w:val="20"/>
+          <w:numId w:val="9"/>
         </w:numPr>
         <w:jc w:val="both"/>
       </w:pPr>
@@ -6660,7 +6660,7 @@
         <w:pStyle w:val="ListParagraph"/>
         <w:numPr>
           <w:ilvl w:val="0"/>
-          <w:numId w:val="20"/>
+          <w:numId w:val="9"/>
         </w:numPr>
         <w:jc w:val="both"/>
       </w:pPr>
@@ -6690,7 +6690,7 @@
         <w:pStyle w:val="ListParagraph"/>
         <w:numPr>
           <w:ilvl w:val="0"/>
-          <w:numId w:val="21"/>
+          <w:numId w:val="10"/>
         </w:numPr>
         <w:jc w:val="both"/>
       </w:pPr>
@@ -6703,7 +6703,7 @@
         <w:pStyle w:val="ListParagraph"/>
         <w:numPr>
           <w:ilvl w:val="0"/>
-          <w:numId w:val="21"/>
+          <w:numId w:val="10"/>
         </w:numPr>
         <w:jc w:val="both"/>
       </w:pPr>
@@ -6716,7 +6716,7 @@
         <w:pStyle w:val="ListParagraph"/>
         <w:numPr>
           <w:ilvl w:val="0"/>
-          <w:numId w:val="21"/>
+          <w:numId w:val="10"/>
         </w:numPr>
         <w:jc w:val="both"/>
       </w:pPr>
@@ -6729,7 +6729,7 @@
         <w:pStyle w:val="ListParagraph"/>
         <w:numPr>
           <w:ilvl w:val="0"/>
-          <w:numId w:val="21"/>
+          <w:numId w:val="10"/>
         </w:numPr>
         <w:jc w:val="both"/>
       </w:pPr>
@@ -6742,7 +6742,7 @@
         <w:pStyle w:val="ListParagraph"/>
         <w:numPr>
           <w:ilvl w:val="0"/>
-          <w:numId w:val="21"/>
+          <w:numId w:val="10"/>
         </w:numPr>
         <w:jc w:val="both"/>
       </w:pPr>
@@ -6888,7 +6888,7 @@
         <w:pStyle w:val="ListParagraph"/>
         <w:numPr>
           <w:ilvl w:val="0"/>
-          <w:numId w:val="23"/>
+          <w:numId w:val="12"/>
         </w:numPr>
         <w:jc w:val="both"/>
       </w:pPr>
@@ -6901,7 +6901,7 @@
         <w:pStyle w:val="ListParagraph"/>
         <w:numPr>
           <w:ilvl w:val="0"/>
-          <w:numId w:val="23"/>
+          <w:numId w:val="12"/>
         </w:numPr>
         <w:jc w:val="both"/>
       </w:pPr>
@@ -6914,7 +6914,7 @@
         <w:pStyle w:val="ListParagraph"/>
         <w:numPr>
           <w:ilvl w:val="0"/>
-          <w:numId w:val="23"/>
+          <w:numId w:val="12"/>
         </w:numPr>
         <w:jc w:val="both"/>
       </w:pPr>
@@ -6935,7 +6935,7 @@
         <w:pStyle w:val="ListParagraph"/>
         <w:numPr>
           <w:ilvl w:val="0"/>
-          <w:numId w:val="22"/>
+          <w:numId w:val="11"/>
         </w:numPr>
         <w:jc w:val="both"/>
       </w:pPr>
@@ -6948,7 +6948,7 @@
         <w:pStyle w:val="ListParagraph"/>
         <w:numPr>
           <w:ilvl w:val="0"/>
-          <w:numId w:val="22"/>
+          <w:numId w:val="11"/>
         </w:numPr>
         <w:jc w:val="both"/>
       </w:pPr>
@@ -6961,7 +6961,7 @@
         <w:pStyle w:val="ListParagraph"/>
         <w:numPr>
           <w:ilvl w:val="0"/>
-          <w:numId w:val="22"/>
+          <w:numId w:val="11"/>
         </w:numPr>
         <w:jc w:val="both"/>
       </w:pPr>
@@ -6974,7 +6974,7 @@
         <w:pStyle w:val="ListParagraph"/>
         <w:numPr>
           <w:ilvl w:val="0"/>
-          <w:numId w:val="22"/>
+          <w:numId w:val="11"/>
         </w:numPr>
         <w:jc w:val="both"/>
       </w:pPr>
@@ -6987,7 +6987,7 @@
         <w:pStyle w:val="ListParagraph"/>
         <w:numPr>
           <w:ilvl w:val="0"/>
-          <w:numId w:val="22"/>
+          <w:numId w:val="11"/>
         </w:numPr>
         <w:jc w:val="both"/>
       </w:pPr>
@@ -7000,7 +7000,7 @@
         <w:pStyle w:val="ListParagraph"/>
         <w:numPr>
           <w:ilvl w:val="0"/>
-          <w:numId w:val="22"/>
+          <w:numId w:val="11"/>
         </w:numPr>
         <w:jc w:val="both"/>
       </w:pPr>
@@ -7013,7 +7013,7 @@
         <w:pStyle w:val="ListParagraph"/>
         <w:numPr>
           <w:ilvl w:val="0"/>
-          <w:numId w:val="22"/>
+          <w:numId w:val="11"/>
         </w:numPr>
         <w:jc w:val="both"/>
       </w:pPr>
@@ -7194,7 +7194,7 @@
         <w:pStyle w:val="ListParagraph"/>
         <w:numPr>
           <w:ilvl w:val="0"/>
-          <w:numId w:val="17"/>
+          <w:numId w:val="6"/>
         </w:numPr>
         <w:jc w:val="both"/>
       </w:pPr>
@@ -7207,7 +7207,7 @@
         <w:pStyle w:val="ListParagraph"/>
         <w:numPr>
           <w:ilvl w:val="0"/>
-          <w:numId w:val="17"/>
+          <w:numId w:val="6"/>
         </w:numPr>
         <w:jc w:val="both"/>
       </w:pPr>
@@ -7220,7 +7220,7 @@
         <w:pStyle w:val="ListParagraph"/>
         <w:numPr>
           <w:ilvl w:val="0"/>
-          <w:numId w:val="17"/>
+          <w:numId w:val="6"/>
         </w:numPr>
         <w:jc w:val="both"/>
       </w:pPr>
@@ -7233,7 +7233,7 @@
         <w:pStyle w:val="ListParagraph"/>
         <w:numPr>
           <w:ilvl w:val="0"/>
-          <w:numId w:val="17"/>
+          <w:numId w:val="6"/>
         </w:numPr>
         <w:jc w:val="both"/>
       </w:pPr>
@@ -7246,7 +7246,7 @@
         <w:pStyle w:val="ListParagraph"/>
         <w:numPr>
           <w:ilvl w:val="0"/>
-          <w:numId w:val="17"/>
+          <w:numId w:val="6"/>
         </w:numPr>
         <w:jc w:val="both"/>
       </w:pPr>
@@ -7259,7 +7259,7 @@
         <w:pStyle w:val="ListParagraph"/>
         <w:numPr>
           <w:ilvl w:val="0"/>
-          <w:numId w:val="17"/>
+          <w:numId w:val="6"/>
         </w:numPr>
         <w:jc w:val="both"/>
       </w:pPr>
@@ -7436,7 +7436,7 @@
         <w:pStyle w:val="ListParagraph"/>
         <w:numPr>
           <w:ilvl w:val="0"/>
-          <w:numId w:val="18"/>
+          <w:numId w:val="7"/>
         </w:numPr>
         <w:jc w:val="both"/>
       </w:pPr>
@@ -7449,7 +7449,7 @@
         <w:pStyle w:val="ListParagraph"/>
         <w:numPr>
           <w:ilvl w:val="0"/>
-          <w:numId w:val="18"/>
+          <w:numId w:val="7"/>
         </w:numPr>
         <w:jc w:val="both"/>
       </w:pPr>
@@ -7462,7 +7462,7 @@
         <w:pStyle w:val="ListParagraph"/>
         <w:numPr>
           <w:ilvl w:val="0"/>
-          <w:numId w:val="18"/>
+          <w:numId w:val="7"/>
         </w:numPr>
         <w:jc w:val="both"/>
       </w:pPr>
@@ -7475,7 +7475,7 @@
         <w:pStyle w:val="ListParagraph"/>
         <w:numPr>
           <w:ilvl w:val="0"/>
-          <w:numId w:val="18"/>
+          <w:numId w:val="7"/>
         </w:numPr>
         <w:jc w:val="both"/>
       </w:pPr>
@@ -7488,7 +7488,7 @@
         <w:pStyle w:val="ListParagraph"/>
         <w:numPr>
           <w:ilvl w:val="0"/>
-          <w:numId w:val="18"/>
+          <w:numId w:val="7"/>
         </w:numPr>
         <w:jc w:val="both"/>
       </w:pPr>
@@ -7501,7 +7501,7 @@
         <w:pStyle w:val="ListParagraph"/>
         <w:numPr>
           <w:ilvl w:val="0"/>
-          <w:numId w:val="18"/>
+          <w:numId w:val="7"/>
         </w:numPr>
         <w:jc w:val="both"/>
       </w:pPr>
@@ -7575,7 +7575,7 @@
         <w:pStyle w:val="ListParagraph"/>
         <w:numPr>
           <w:ilvl w:val="0"/>
-          <w:numId w:val="31"/>
+          <w:numId w:val="19"/>
         </w:numPr>
       </w:pPr>
       <w:r>
@@ -7590,7 +7590,7 @@
         <w:pStyle w:val="ListParagraph"/>
         <w:numPr>
           <w:ilvl w:val="0"/>
-          <w:numId w:val="31"/>
+          <w:numId w:val="19"/>
         </w:numPr>
       </w:pPr>
       <w:r>
@@ -7607,7 +7607,7 @@
         <w:pStyle w:val="ListParagraph"/>
         <w:numPr>
           <w:ilvl w:val="0"/>
-          <w:numId w:val="24"/>
+          <w:numId w:val="13"/>
         </w:numPr>
       </w:pPr>
       <w:r>
@@ -7623,7 +7623,7 @@
         <w:pStyle w:val="ListParagraph"/>
         <w:numPr>
           <w:ilvl w:val="0"/>
-          <w:numId w:val="24"/>
+          <w:numId w:val="13"/>
         </w:numPr>
       </w:pPr>
       <w:r>
@@ -7635,7 +7635,7 @@
         <w:pStyle w:val="ListParagraph"/>
         <w:numPr>
           <w:ilvl w:val="0"/>
-          <w:numId w:val="24"/>
+          <w:numId w:val="13"/>
         </w:numPr>
       </w:pPr>
       <w:r>
@@ -7647,7 +7647,7 @@
         <w:pStyle w:val="ListParagraph"/>
         <w:numPr>
           <w:ilvl w:val="0"/>
-          <w:numId w:val="24"/>
+          <w:numId w:val="13"/>
         </w:numPr>
       </w:pPr>
       <w:r>
@@ -7659,7 +7659,7 @@
         <w:pStyle w:val="ListParagraph"/>
         <w:numPr>
           <w:ilvl w:val="0"/>
-          <w:numId w:val="24"/>
+          <w:numId w:val="13"/>
         </w:numPr>
       </w:pPr>
       <w:r>
@@ -7671,7 +7671,7 @@
         <w:pStyle w:val="ListParagraph"/>
         <w:numPr>
           <w:ilvl w:val="0"/>
-          <w:numId w:val="24"/>
+          <w:numId w:val="13"/>
         </w:numPr>
       </w:pPr>
       <w:r>
@@ -8316,7 +8316,7 @@
         <w:pStyle w:val="ListParagraph"/>
         <w:numPr>
           <w:ilvl w:val="0"/>
-          <w:numId w:val="32"/>
+          <w:numId w:val="20"/>
         </w:numPr>
         <w:spacing w:line="240" w:lineRule="auto"/>
       </w:pPr>
@@ -8332,7 +8332,7 @@
         <w:pStyle w:val="ListParagraph"/>
         <w:numPr>
           <w:ilvl w:val="0"/>
-          <w:numId w:val="32"/>
+          <w:numId w:val="20"/>
         </w:numPr>
         <w:spacing w:line="240" w:lineRule="auto"/>
       </w:pPr>
@@ -8351,7 +8351,7 @@
         <w:pStyle w:val="ListParagraph"/>
         <w:numPr>
           <w:ilvl w:val="0"/>
-          <w:numId w:val="32"/>
+          <w:numId w:val="20"/>
         </w:numPr>
         <w:spacing w:line="240" w:lineRule="auto"/>
       </w:pPr>
@@ -8369,7 +8369,7 @@
         <w:pStyle w:val="ListParagraph"/>
         <w:numPr>
           <w:ilvl w:val="0"/>
-          <w:numId w:val="26"/>
+          <w:numId w:val="14"/>
         </w:numPr>
       </w:pPr>
       <w:r>
@@ -8381,7 +8381,7 @@
         <w:pStyle w:val="ListParagraph"/>
         <w:numPr>
           <w:ilvl w:val="0"/>
-          <w:numId w:val="26"/>
+          <w:numId w:val="14"/>
         </w:numPr>
       </w:pPr>
       <w:r>
@@ -8393,7 +8393,7 @@
         <w:pStyle w:val="ListParagraph"/>
         <w:numPr>
           <w:ilvl w:val="0"/>
-          <w:numId w:val="26"/>
+          <w:numId w:val="14"/>
         </w:numPr>
       </w:pPr>
       <w:r>
@@ -8405,7 +8405,7 @@
         <w:pStyle w:val="ListParagraph"/>
         <w:numPr>
           <w:ilvl w:val="0"/>
-          <w:numId w:val="26"/>
+          <w:numId w:val="14"/>
         </w:numPr>
       </w:pPr>
       <w:r>
@@ -8417,7 +8417,7 @@
         <w:pStyle w:val="ListParagraph"/>
         <w:numPr>
           <w:ilvl w:val="0"/>
-          <w:numId w:val="26"/>
+          <w:numId w:val="14"/>
         </w:numPr>
       </w:pPr>
       <w:r>
@@ -8429,7 +8429,7 @@
         <w:pStyle w:val="ListParagraph"/>
         <w:numPr>
           <w:ilvl w:val="0"/>
-          <w:numId w:val="26"/>
+          <w:numId w:val="14"/>
         </w:numPr>
       </w:pPr>
       <w:r>
@@ -8441,7 +8441,7 @@
         <w:pStyle w:val="ListParagraph"/>
         <w:numPr>
           <w:ilvl w:val="0"/>
-          <w:numId w:val="26"/>
+          <w:numId w:val="14"/>
         </w:numPr>
       </w:pPr>
       <w:r>
@@ -9145,7 +9145,7 @@
         <w:pStyle w:val="ListParagraph"/>
         <w:numPr>
           <w:ilvl w:val="0"/>
-          <w:numId w:val="33"/>
+          <w:numId w:val="21"/>
         </w:numPr>
         <w:spacing w:line="240" w:lineRule="auto"/>
       </w:pPr>
@@ -9161,7 +9161,7 @@
         <w:pStyle w:val="ListParagraph"/>
         <w:numPr>
           <w:ilvl w:val="0"/>
-          <w:numId w:val="33"/>
+          <w:numId w:val="21"/>
         </w:numPr>
         <w:spacing w:line="240" w:lineRule="auto"/>
       </w:pPr>
@@ -9180,7 +9180,7 @@
         <w:pStyle w:val="ListParagraph"/>
         <w:numPr>
           <w:ilvl w:val="0"/>
-          <w:numId w:val="33"/>
+          <w:numId w:val="21"/>
         </w:numPr>
         <w:spacing w:line="240" w:lineRule="auto"/>
       </w:pPr>
@@ -9196,7 +9196,7 @@
         <w:pStyle w:val="ListParagraph"/>
         <w:numPr>
           <w:ilvl w:val="0"/>
-          <w:numId w:val="33"/>
+          <w:numId w:val="21"/>
         </w:numPr>
         <w:spacing w:line="240" w:lineRule="auto"/>
       </w:pPr>
@@ -9212,7 +9212,7 @@
         <w:pStyle w:val="ListParagraph"/>
         <w:numPr>
           <w:ilvl w:val="0"/>
-          <w:numId w:val="33"/>
+          <w:numId w:val="21"/>
         </w:numPr>
         <w:spacing w:line="240" w:lineRule="auto"/>
       </w:pPr>
@@ -9233,7 +9233,7 @@
         <w:pStyle w:val="ListParagraph"/>
         <w:numPr>
           <w:ilvl w:val="0"/>
-          <w:numId w:val="27"/>
+          <w:numId w:val="15"/>
         </w:numPr>
       </w:pPr>
       <w:r>
@@ -9245,7 +9245,7 @@
         <w:pStyle w:val="ListParagraph"/>
         <w:numPr>
           <w:ilvl w:val="0"/>
-          <w:numId w:val="27"/>
+          <w:numId w:val="15"/>
         </w:numPr>
       </w:pPr>
       <w:r>
@@ -9257,7 +9257,7 @@
         <w:pStyle w:val="ListParagraph"/>
         <w:numPr>
           <w:ilvl w:val="0"/>
-          <w:numId w:val="27"/>
+          <w:numId w:val="15"/>
         </w:numPr>
       </w:pPr>
       <w:r>
@@ -9269,7 +9269,7 @@
         <w:pStyle w:val="ListParagraph"/>
         <w:numPr>
           <w:ilvl w:val="0"/>
-          <w:numId w:val="27"/>
+          <w:numId w:val="15"/>
         </w:numPr>
       </w:pPr>
       <w:r>
@@ -9281,7 +9281,7 @@
         <w:pStyle w:val="ListParagraph"/>
         <w:numPr>
           <w:ilvl w:val="0"/>
-          <w:numId w:val="27"/>
+          <w:numId w:val="15"/>
         </w:numPr>
       </w:pPr>
       <w:r>
@@ -9294,7 +9294,7 @@
         <w:pStyle w:val="ListParagraph"/>
         <w:numPr>
           <w:ilvl w:val="0"/>
-          <w:numId w:val="27"/>
+          <w:numId w:val="15"/>
         </w:numPr>
       </w:pPr>
       <w:r>
@@ -9983,10 +9983,7 @@
     </w:p>
     <w:p>
       <w:r>
-        <w:t>TÁC NHÂN THỰC HIỆ</w:t>
-      </w:r>
-      <w:r>
-        <w:t>N</w:t>
+        <w:t>TÁC NHÂN THỰC HIỆN</w:t>
       </w:r>
     </w:p>
     <w:p>
@@ -9994,7 +9991,7 @@
         <w:pStyle w:val="ListParagraph"/>
         <w:numPr>
           <w:ilvl w:val="0"/>
-          <w:numId w:val="34"/>
+          <w:numId w:val="22"/>
         </w:numPr>
         <w:spacing w:line="240" w:lineRule="auto"/>
       </w:pPr>
@@ -10010,7 +10007,7 @@
         <w:pStyle w:val="ListParagraph"/>
         <w:numPr>
           <w:ilvl w:val="0"/>
-          <w:numId w:val="34"/>
+          <w:numId w:val="22"/>
         </w:numPr>
         <w:spacing w:line="240" w:lineRule="auto"/>
       </w:pPr>
@@ -10029,7 +10026,7 @@
         <w:pStyle w:val="ListParagraph"/>
         <w:numPr>
           <w:ilvl w:val="0"/>
-          <w:numId w:val="34"/>
+          <w:numId w:val="22"/>
         </w:numPr>
         <w:spacing w:line="240" w:lineRule="auto"/>
       </w:pPr>
@@ -10048,7 +10045,7 @@
         <w:pStyle w:val="ListParagraph"/>
         <w:numPr>
           <w:ilvl w:val="0"/>
-          <w:numId w:val="34"/>
+          <w:numId w:val="22"/>
         </w:numPr>
         <w:spacing w:line="240" w:lineRule="auto"/>
       </w:pPr>
@@ -10064,7 +10061,7 @@
         <w:pStyle w:val="ListParagraph"/>
         <w:numPr>
           <w:ilvl w:val="0"/>
-          <w:numId w:val="34"/>
+          <w:numId w:val="22"/>
         </w:numPr>
         <w:spacing w:line="240" w:lineRule="auto"/>
       </w:pPr>
@@ -10080,7 +10077,7 @@
         <w:pStyle w:val="ListParagraph"/>
         <w:numPr>
           <w:ilvl w:val="0"/>
-          <w:numId w:val="34"/>
+          <w:numId w:val="22"/>
         </w:numPr>
         <w:spacing w:line="240" w:lineRule="auto"/>
       </w:pPr>
@@ -10088,10 +10085,7 @@
         <w:t>C</w:t>
       </w:r>
       <w:r>
-        <w:t>ác cơ quan, đơn vị</w:t>
-      </w:r>
-      <w:r>
-        <w:t xml:space="preserve"> có liên quan.</w:t>
+        <w:t>ác cơ quan, đơn vị có liên quan.</w:t>
       </w:r>
     </w:p>
     <w:p>
@@ -10104,7 +10098,7 @@
         <w:pStyle w:val="ListParagraph"/>
         <w:numPr>
           <w:ilvl w:val="0"/>
-          <w:numId w:val="28"/>
+          <w:numId w:val="16"/>
         </w:numPr>
       </w:pPr>
       <w:r>
@@ -10120,7 +10114,7 @@
         <w:pStyle w:val="ListParagraph"/>
         <w:numPr>
           <w:ilvl w:val="0"/>
-          <w:numId w:val="28"/>
+          <w:numId w:val="16"/>
         </w:numPr>
       </w:pPr>
       <w:r>
@@ -10132,7 +10126,7 @@
         <w:pStyle w:val="ListParagraph"/>
         <w:numPr>
           <w:ilvl w:val="0"/>
-          <w:numId w:val="28"/>
+          <w:numId w:val="16"/>
         </w:numPr>
       </w:pPr>
       <w:r>
@@ -10144,7 +10138,7 @@
         <w:pStyle w:val="ListParagraph"/>
         <w:numPr>
           <w:ilvl w:val="0"/>
-          <w:numId w:val="28"/>
+          <w:numId w:val="16"/>
         </w:numPr>
       </w:pPr>
       <w:r>
@@ -10156,7 +10150,7 @@
         <w:pStyle w:val="ListParagraph"/>
         <w:numPr>
           <w:ilvl w:val="0"/>
-          <w:numId w:val="28"/>
+          <w:numId w:val="16"/>
         </w:numPr>
       </w:pPr>
       <w:r>
@@ -10168,7 +10162,7 @@
         <w:pStyle w:val="ListParagraph"/>
         <w:numPr>
           <w:ilvl w:val="0"/>
-          <w:numId w:val="28"/>
+          <w:numId w:val="16"/>
         </w:numPr>
       </w:pPr>
       <w:r>
@@ -10177,10 +10171,7 @@
     </w:p>
     <w:p>
       <w:r>
-        <w:t>ĐỐI TƯỢ</w:t>
-      </w:r>
-      <w:r>
-        <w:t>NG KHÁCH HÀNG</w:t>
+        <w:t>ĐỐI TƯỢNG KHÁCH HÀNG</w:t>
       </w:r>
     </w:p>
     <w:p>
@@ -10867,10 +10858,7 @@
     </w:p>
     <w:p>
       <w:r>
-        <w:t>TÁC NHÂN THỰC HIỆ</w:t>
-      </w:r>
-      <w:r>
-        <w:t>N</w:t>
+        <w:t>TÁC NHÂN THỰC HIỆN</w:t>
       </w:r>
     </w:p>
     <w:p>
@@ -10878,15 +10866,12 @@
         <w:pStyle w:val="ListParagraph"/>
         <w:numPr>
           <w:ilvl w:val="0"/>
-          <w:numId w:val="30"/>
+          <w:numId w:val="18"/>
         </w:numPr>
         <w:ind w:left="709" w:hanging="425"/>
       </w:pPr>
       <w:r>
-        <w:t>Quản trị viên hệ thố</w:t>
-      </w:r>
-      <w:r>
-        <w:t>ng</w:t>
+        <w:t>Quản trị viên hệ thống</w:t>
       </w:r>
       <w:r>
         <w:t>.</w:t>
@@ -10897,7 +10882,7 @@
         <w:pStyle w:val="ListParagraph"/>
         <w:numPr>
           <w:ilvl w:val="0"/>
-          <w:numId w:val="30"/>
+          <w:numId w:val="18"/>
         </w:numPr>
         <w:ind w:left="709" w:hanging="425"/>
       </w:pPr>
@@ -10906,10 +10891,7 @@
         <w:t>C</w:t>
       </w:r>
       <w:r>
-        <w:t>án bộ quản trị kỹ thuậ</w:t>
-      </w:r>
-      <w:r>
-        <w:t>t</w:t>
+        <w:t>án bộ quản trị kỹ thuật</w:t>
       </w:r>
       <w:r>
         <w:t>.</w:t>
@@ -10920,7 +10902,7 @@
         <w:pStyle w:val="ListParagraph"/>
         <w:numPr>
           <w:ilvl w:val="0"/>
-          <w:numId w:val="30"/>
+          <w:numId w:val="18"/>
         </w:numPr>
         <w:ind w:left="709" w:hanging="425"/>
       </w:pPr>
@@ -10928,10 +10910,7 @@
         <w:t>Đ</w:t>
       </w:r>
       <w:r>
-        <w:t>ơn vị vận hành hạ tầng công nghệ</w:t>
-      </w:r>
-      <w:r>
-        <w:t xml:space="preserve"> thông tin</w:t>
+        <w:t>ơn vị vận hành hạ tầng công nghệ thông tin</w:t>
       </w:r>
       <w:r>
         <w:t>.</w:t>
@@ -10942,7 +10921,7 @@
         <w:pStyle w:val="ListParagraph"/>
         <w:numPr>
           <w:ilvl w:val="0"/>
-          <w:numId w:val="30"/>
+          <w:numId w:val="18"/>
         </w:numPr>
         <w:ind w:left="709" w:hanging="425"/>
       </w:pPr>
@@ -10958,7 +10937,7 @@
         <w:pStyle w:val="ListParagraph"/>
         <w:numPr>
           <w:ilvl w:val="0"/>
-          <w:numId w:val="30"/>
+          <w:numId w:val="18"/>
         </w:numPr>
         <w:ind w:left="709" w:hanging="425"/>
       </w:pPr>
@@ -10983,7 +10962,7 @@
         <w:pStyle w:val="ListParagraph"/>
         <w:numPr>
           <w:ilvl w:val="0"/>
-          <w:numId w:val="30"/>
+          <w:numId w:val="18"/>
         </w:numPr>
         <w:ind w:left="709" w:hanging="425"/>
       </w:pPr>
@@ -11007,7 +10986,7 @@
         <w:pStyle w:val="ListParagraph"/>
         <w:numPr>
           <w:ilvl w:val="0"/>
-          <w:numId w:val="29"/>
+          <w:numId w:val="17"/>
         </w:numPr>
       </w:pPr>
       <w:r>
@@ -11019,7 +10998,7 @@
         <w:pStyle w:val="ListParagraph"/>
         <w:numPr>
           <w:ilvl w:val="0"/>
-          <w:numId w:val="29"/>
+          <w:numId w:val="17"/>
         </w:numPr>
       </w:pPr>
       <w:r>
@@ -11031,7 +11010,7 @@
         <w:pStyle w:val="ListParagraph"/>
         <w:numPr>
           <w:ilvl w:val="0"/>
-          <w:numId w:val="29"/>
+          <w:numId w:val="17"/>
         </w:numPr>
       </w:pPr>
       <w:r>
@@ -11043,7 +11022,7 @@
         <w:pStyle w:val="ListParagraph"/>
         <w:numPr>
           <w:ilvl w:val="0"/>
-          <w:numId w:val="29"/>
+          <w:numId w:val="17"/>
         </w:numPr>
       </w:pPr>
       <w:r>
@@ -11055,7 +11034,7 @@
         <w:pStyle w:val="ListParagraph"/>
         <w:numPr>
           <w:ilvl w:val="0"/>
-          <w:numId w:val="29"/>
+          <w:numId w:val="17"/>
         </w:numPr>
       </w:pPr>
       <w:r>
@@ -11067,7 +11046,7 @@
         <w:pStyle w:val="ListParagraph"/>
         <w:numPr>
           <w:ilvl w:val="0"/>
-          <w:numId w:val="29"/>
+          <w:numId w:val="17"/>
         </w:numPr>
       </w:pPr>
       <w:r>
@@ -11076,10 +11055,7 @@
     </w:p>
     <w:p>
       <w:r>
-        <w:t>ĐỐI TƯỢ</w:t>
-      </w:r>
-      <w:r>
-        <w:t>NG KHÁCH HÀNG</w:t>
+        <w:t>ĐỐI TƯỢNG KHÁCH HÀNG</w:t>
       </w:r>
     </w:p>
     <w:p>
@@ -11089,13 +11065,8 @@
       <w:r>
         <w:t>ng h</w:t>
       </w:r>
-      <w:bookmarkStart w:id="40" w:name="_GoBack"/>
-      <w:bookmarkEnd w:id="40"/>
-      <w:r>
-        <w:t>ệ thống thông tin giải quyết thủ tụ</w:t>
-      </w:r>
-      <w:r>
-        <w:t>c hành chính.</w:t>
+      <w:r>
+        <w:t>ệ thống thông tin giải quyết thủ tục hành chính.</w:t>
       </w:r>
     </w:p>
     <w:p>
@@ -11767,35 +11738,35 @@
       <w:pPr>
         <w:pStyle w:val="Heading3"/>
       </w:pPr>
-      <w:bookmarkStart w:id="41" w:name="_Toc236264129"/>
-      <w:bookmarkStart w:id="42" w:name="_Toc236682214"/>
+      <w:bookmarkStart w:id="40" w:name="_Toc236264129"/>
+      <w:bookmarkStart w:id="41" w:name="_Toc236682214"/>
       <w:r>
         <w:t>2.2 Mô hình hóa quy trình quản lý (Processs Management).</w:t>
       </w:r>
+      <w:bookmarkEnd w:id="40"/>
       <w:bookmarkEnd w:id="41"/>
+    </w:p>
+    <w:p>
+      <w:pPr>
+        <w:pStyle w:val="Heading3"/>
+      </w:pPr>
+      <w:bookmarkStart w:id="42" w:name="_Toc236264130"/>
+      <w:bookmarkStart w:id="43" w:name="_Toc236682215"/>
+      <w:r>
+        <w:t>2.3 Mô hình hóa quy trình cốt lõi (Processs Core).</w:t>
+      </w:r>
       <w:bookmarkEnd w:id="42"/>
-    </w:p>
-    <w:p>
-      <w:pPr>
-        <w:pStyle w:val="Heading3"/>
-      </w:pPr>
-      <w:bookmarkStart w:id="43" w:name="_Toc236264130"/>
-      <w:bookmarkStart w:id="44" w:name="_Toc236682215"/>
-      <w:r>
-        <w:t>2.3 Mô hình hóa quy trình cốt lõi (Processs Core).</w:t>
-      </w:r>
       <w:bookmarkEnd w:id="43"/>
+    </w:p>
+    <w:p>
+      <w:pPr>
+        <w:pStyle w:val="Heading4"/>
+      </w:pPr>
+      <w:bookmarkStart w:id="44" w:name="_Toc236682216"/>
+      <w:r>
+        <w:t>2.3.1 Mô hình hóa quy trình tiếp nhận hồ sơ</w:t>
+      </w:r>
       <w:bookmarkEnd w:id="44"/>
-    </w:p>
-    <w:p>
-      <w:pPr>
-        <w:pStyle w:val="Heading4"/>
-      </w:pPr>
-      <w:bookmarkStart w:id="45" w:name="_Toc236682216"/>
-      <w:r>
-        <w:t>2.3.1 Mô hình hóa quy trình tiếp nhận hồ sơ</w:t>
-      </w:r>
-      <w:bookmarkEnd w:id="45"/>
     </w:p>
     <w:p>
       <w:r>
@@ -11878,11 +11849,11 @@
       <w:pPr>
         <w:pStyle w:val="Heading5"/>
       </w:pPr>
-      <w:bookmarkStart w:id="46" w:name="_Toc236682217"/>
+      <w:bookmarkStart w:id="45" w:name="_Toc236682217"/>
       <w:r>
         <w:t>2.3.1.1 Mô tả quy trình hiện có</w:t>
       </w:r>
-      <w:bookmarkEnd w:id="46"/>
+      <w:bookmarkEnd w:id="45"/>
     </w:p>
     <w:p>
       <w:r>
@@ -14161,145 +14132,2076 @@
       <w:pPr>
         <w:pStyle w:val="Heading4"/>
       </w:pPr>
-      <w:bookmarkStart w:id="47" w:name="_Toc236682218"/>
+      <w:bookmarkStart w:id="46" w:name="_Toc236682218"/>
       <w:r>
         <w:t>2.3.2 Mô hình hóa quy trình kiểm tra, thẩm định và xử lý hồ sơ</w:t>
       </w:r>
+      <w:bookmarkEnd w:id="46"/>
+    </w:p>
+    <w:p>
+      <w:pPr>
+        <w:pStyle w:val="Heading3"/>
+      </w:pPr>
+      <w:bookmarkStart w:id="47" w:name="_Toc236264131"/>
+      <w:bookmarkStart w:id="48" w:name="_Toc236682219"/>
+      <w:r>
+        <w:t>2.4 Mô hình hóa quy trình hỗ trợ (Processs Support)</w:t>
+      </w:r>
       <w:bookmarkEnd w:id="47"/>
-    </w:p>
-    <w:p>
-      <w:pPr>
-        <w:pStyle w:val="Heading3"/>
-      </w:pPr>
-      <w:bookmarkStart w:id="48" w:name="_Toc236264131"/>
-      <w:bookmarkStart w:id="49" w:name="_Toc236682219"/>
-      <w:r>
-        <w:t>2.4 Mô hình hóa quy trình hỗ trợ (Processs Support)</w:t>
-      </w:r>
       <w:bookmarkEnd w:id="48"/>
-      <w:bookmarkEnd w:id="49"/>
-    </w:p>
-    <w:p/>
-    <w:p/>
-    <w:p>
-      <w:pPr>
-        <w:rPr>
-          <w:rFonts w:cs="Times New Roman"/>
-          <w:szCs w:val="26"/>
-        </w:rPr>
-      </w:pPr>
-      <w:r>
-        <w:rPr>
-          <w:rFonts w:cs="Times New Roman"/>
-          <w:szCs w:val="26"/>
-        </w:rPr>
-        <w:br w:type="page"/>
-      </w:r>
-    </w:p>
-    <w:p>
-      <w:pPr>
-        <w:pStyle w:val="Heading1"/>
-      </w:pPr>
-      <w:bookmarkStart w:id="50" w:name="_Toc236264132"/>
-      <w:bookmarkStart w:id="51" w:name="_Toc236682220"/>
-      <w:r>
+    </w:p>
+    <w:p>
+      <w:pPr>
+        <w:pStyle w:val="Heading5"/>
+      </w:pPr>
+      <w:r>
+        <w:t>2.4.1</w:t>
+      </w:r>
+    </w:p>
+    <w:p>
+      <w:pPr>
+        <w:pStyle w:val="Heading5"/>
+      </w:pPr>
+      <w:r>
+        <w:t>2.4.2 Mô hì</w:t>
+      </w:r>
+      <w:r>
+        <w:t>nh hóa quy trình thanh toán trực tuyến</w:t>
+      </w:r>
+    </w:p>
+    <w:p>
+      <w:r>
+        <w:rPr>
+          <w:noProof/>
+        </w:rPr>
+        <w:drawing>
+          <wp:inline distT="0" distB="0" distL="0" distR="0" wp14:anchorId="58AD43D2" wp14:editId="011DBEDD">
+            <wp:extent cx="5731510" cy="3189605"/>
+            <wp:effectExtent l="0" t="0" r="2540" b="0"/>
+            <wp:docPr id="1" name="Picture 1"/>
+            <wp:cNvGraphicFramePr>
+              <a:graphicFrameLocks xmlns:a="http://schemas.openxmlformats.org/drawingml/2006/main" noChangeAspect="1"/>
+            </wp:cNvGraphicFramePr>
+            <a:graphic xmlns:a="http://schemas.openxmlformats.org/drawingml/2006/main">
+              <a:graphicData uri="http://schemas.openxmlformats.org/drawingml/2006/picture">
+                <pic:pic xmlns:pic="http://schemas.openxmlformats.org/drawingml/2006/picture">
+                  <pic:nvPicPr>
+                    <pic:cNvPr id="1" name="BPMN_Thanh_toan_v1drawio.drawio.png"/>
+                    <pic:cNvPicPr/>
+                  </pic:nvPicPr>
+                  <pic:blipFill>
+                    <a:blip r:embed="rId14" cstate="print">
+                      <a:extLst>
+                        <a:ext uri="{28A0092B-C50C-407E-A947-70E740481C1C}">
+                          <a14:useLocalDpi xmlns:a14="http://schemas.microsoft.com/office/drawing/2010/main" val="0"/>
+                        </a:ext>
+                      </a:extLst>
+                    </a:blip>
+                    <a:stretch>
+                      <a:fillRect/>
+                    </a:stretch>
+                  </pic:blipFill>
+                  <pic:spPr>
+                    <a:xfrm>
+                      <a:off x="0" y="0"/>
+                      <a:ext cx="5731510" cy="3189605"/>
+                    </a:xfrm>
+                    <a:prstGeom prst="rect">
+                      <a:avLst/>
+                    </a:prstGeom>
+                  </pic:spPr>
+                </pic:pic>
+              </a:graphicData>
+            </a:graphic>
+          </wp:inline>
+        </w:drawing>
+      </w:r>
+    </w:p>
+    <w:p>
+      <w:pPr>
+        <w:pStyle w:val="Heading5"/>
+        <w:jc w:val="both"/>
+        <w:rPr>
+          <w:rFonts w:cs="Times New Roman"/>
+          <w:sz w:val="24"/>
+          <w:szCs w:val="24"/>
+        </w:rPr>
+      </w:pPr>
+      <w:r>
+        <w:rPr>
+          <w:rFonts w:cs="Times New Roman"/>
+          <w:sz w:val="24"/>
+          <w:szCs w:val="24"/>
+        </w:rPr>
         <w:lastRenderedPageBreak/>
-        <w:t xml:space="preserve">Chương III. </w:t>
-      </w:r>
-      <w:r>
-        <w:t>PHÂN TÍCH</w:t>
-      </w:r>
-      <w:r>
-        <w:t xml:space="preserve"> HỆ THỐNG</w:t>
-      </w:r>
-      <w:r>
-        <w:t>.</w:t>
-      </w:r>
-      <w:bookmarkEnd w:id="50"/>
-      <w:bookmarkEnd w:id="51"/>
-    </w:p>
-    <w:p>
-      <w:pPr>
-        <w:pStyle w:val="Heading1"/>
-      </w:pPr>
-      <w:bookmarkStart w:id="52" w:name="_Toc236264133"/>
-      <w:bookmarkStart w:id="53" w:name="_Toc236682221"/>
-      <w:r>
-        <w:t xml:space="preserve">Chương IV. </w:t>
-      </w:r>
-      <w:r>
-        <w:t>KẾT LUẬN</w:t>
-      </w:r>
-      <w:r>
-        <w:t>.</w:t>
-      </w:r>
-      <w:bookmarkEnd w:id="52"/>
-      <w:bookmarkEnd w:id="53"/>
-    </w:p>
+        <w:t>2.4.2.1 Phân loại hoạt động</w:t>
+      </w:r>
+    </w:p>
+    <w:tbl>
+      <w:tblPr>
+        <w:tblStyle w:val="TableGrid"/>
+        <w:tblW w:w="9351" w:type="dxa"/>
+        <w:tblLook w:val="04A0" w:firstRow="1" w:lastRow="0" w:firstColumn="1" w:lastColumn="0" w:noHBand="0" w:noVBand="1"/>
+      </w:tblPr>
+      <w:tblGrid>
+        <w:gridCol w:w="708"/>
+        <w:gridCol w:w="2973"/>
+        <w:gridCol w:w="3969"/>
+        <w:gridCol w:w="1701"/>
+      </w:tblGrid>
+      <w:tr>
+        <w:trPr>
+          <w:trHeight w:val="558"/>
+        </w:trPr>
+        <w:tc>
+          <w:tcPr>
+            <w:tcW w:w="708" w:type="dxa"/>
+            <w:vAlign w:val="center"/>
+          </w:tcPr>
+          <w:p>
+            <w:pPr>
+              <w:spacing w:line="276" w:lineRule="auto"/>
+              <w:jc w:val="both"/>
+              <w:rPr>
+                <w:rFonts w:cs="Times New Roman"/>
+                <w:sz w:val="24"/>
+                <w:szCs w:val="24"/>
+              </w:rPr>
+            </w:pPr>
+            <w:r>
+              <w:rPr>
+                <w:rStyle w:val="Strong"/>
+                <w:rFonts w:cs="Times New Roman"/>
+                <w:sz w:val="24"/>
+                <w:szCs w:val="24"/>
+              </w:rPr>
+              <w:t>STT</w:t>
+            </w:r>
+          </w:p>
+        </w:tc>
+        <w:tc>
+          <w:tcPr>
+            <w:tcW w:w="2973" w:type="dxa"/>
+            <w:vAlign w:val="center"/>
+          </w:tcPr>
+          <w:p>
+            <w:pPr>
+              <w:spacing w:line="276" w:lineRule="auto"/>
+              <w:jc w:val="both"/>
+              <w:rPr>
+                <w:rFonts w:cs="Times New Roman"/>
+                <w:sz w:val="24"/>
+                <w:szCs w:val="24"/>
+              </w:rPr>
+            </w:pPr>
+            <w:r>
+              <w:rPr>
+                <w:rStyle w:val="Strong"/>
+                <w:rFonts w:cs="Times New Roman"/>
+                <w:sz w:val="24"/>
+                <w:szCs w:val="24"/>
+              </w:rPr>
+              <w:t>HOẠT ĐỘNG</w:t>
+            </w:r>
+          </w:p>
+        </w:tc>
+        <w:tc>
+          <w:tcPr>
+            <w:tcW w:w="3969" w:type="dxa"/>
+            <w:vAlign w:val="center"/>
+          </w:tcPr>
+          <w:p>
+            <w:pPr>
+              <w:spacing w:line="276" w:lineRule="auto"/>
+              <w:jc w:val="both"/>
+              <w:rPr>
+                <w:rFonts w:cs="Times New Roman"/>
+                <w:sz w:val="24"/>
+                <w:szCs w:val="24"/>
+              </w:rPr>
+            </w:pPr>
+            <w:r>
+              <w:rPr>
+                <w:rStyle w:val="Strong"/>
+                <w:rFonts w:cs="Times New Roman"/>
+                <w:sz w:val="24"/>
+                <w:szCs w:val="24"/>
+              </w:rPr>
+              <w:t>TÁC NHÂN THỰC HIỆN</w:t>
+            </w:r>
+          </w:p>
+        </w:tc>
+        <w:tc>
+          <w:tcPr>
+            <w:tcW w:w="1701" w:type="dxa"/>
+            <w:vAlign w:val="center"/>
+          </w:tcPr>
+          <w:p>
+            <w:pPr>
+              <w:spacing w:line="276" w:lineRule="auto"/>
+              <w:jc w:val="both"/>
+              <w:rPr>
+                <w:rFonts w:cs="Times New Roman"/>
+                <w:sz w:val="24"/>
+                <w:szCs w:val="24"/>
+              </w:rPr>
+            </w:pPr>
+            <w:r>
+              <w:rPr>
+                <w:rStyle w:val="Strong"/>
+                <w:rFonts w:cs="Times New Roman"/>
+                <w:sz w:val="24"/>
+                <w:szCs w:val="24"/>
+              </w:rPr>
+              <w:t>PHÂN LOẠI</w:t>
+            </w:r>
+          </w:p>
+        </w:tc>
+      </w:tr>
+      <w:tr>
+        <w:tc>
+          <w:tcPr>
+            <w:tcW w:w="708" w:type="dxa"/>
+            <w:vAlign w:val="center"/>
+          </w:tcPr>
+          <w:p>
+            <w:pPr>
+              <w:spacing w:line="276" w:lineRule="auto"/>
+              <w:jc w:val="both"/>
+              <w:rPr>
+                <w:rFonts w:cs="Times New Roman"/>
+                <w:sz w:val="24"/>
+                <w:szCs w:val="24"/>
+              </w:rPr>
+            </w:pPr>
+            <w:r>
+              <w:rPr>
+                <w:rFonts w:cs="Times New Roman"/>
+                <w:sz w:val="24"/>
+                <w:szCs w:val="24"/>
+              </w:rPr>
+              <w:t>1</w:t>
+            </w:r>
+          </w:p>
+        </w:tc>
+        <w:tc>
+          <w:tcPr>
+            <w:tcW w:w="2973" w:type="dxa"/>
+            <w:vAlign w:val="center"/>
+          </w:tcPr>
+          <w:p>
+            <w:pPr>
+              <w:spacing w:line="276" w:lineRule="auto"/>
+              <w:jc w:val="both"/>
+              <w:rPr>
+                <w:rFonts w:cs="Times New Roman"/>
+                <w:sz w:val="24"/>
+                <w:szCs w:val="24"/>
+              </w:rPr>
+            </w:pPr>
+            <w:r>
+              <w:rPr>
+                <w:rFonts w:cs="Times New Roman"/>
+                <w:sz w:val="24"/>
+                <w:szCs w:val="24"/>
+              </w:rPr>
+              <w:t>Khởi tạo yêu cầu thanh toán</w:t>
+            </w:r>
+          </w:p>
+        </w:tc>
+        <w:tc>
+          <w:tcPr>
+            <w:tcW w:w="3969" w:type="dxa"/>
+            <w:vAlign w:val="center"/>
+          </w:tcPr>
+          <w:p>
+            <w:pPr>
+              <w:spacing w:line="276" w:lineRule="auto"/>
+              <w:jc w:val="both"/>
+              <w:rPr>
+                <w:rFonts w:cs="Times New Roman"/>
+                <w:sz w:val="24"/>
+                <w:szCs w:val="24"/>
+              </w:rPr>
+            </w:pPr>
+            <w:r>
+              <w:rPr>
+                <w:rFonts w:cs="Times New Roman"/>
+                <w:sz w:val="24"/>
+                <w:szCs w:val="24"/>
+              </w:rPr>
+              <w:t>Người dân/Tổ chức; Hệ thống thông tin giải quyết thủ tục hành chính</w:t>
+            </w:r>
+          </w:p>
+        </w:tc>
+        <w:tc>
+          <w:tcPr>
+            <w:tcW w:w="1701" w:type="dxa"/>
+            <w:vAlign w:val="center"/>
+          </w:tcPr>
+          <w:p>
+            <w:pPr>
+              <w:spacing w:line="276" w:lineRule="auto"/>
+              <w:jc w:val="both"/>
+              <w:rPr>
+                <w:rFonts w:cs="Times New Roman"/>
+                <w:sz w:val="24"/>
+                <w:szCs w:val="24"/>
+              </w:rPr>
+            </w:pPr>
+            <w:r>
+              <w:rPr>
+                <w:rFonts w:cs="Times New Roman"/>
+                <w:sz w:val="24"/>
+                <w:szCs w:val="24"/>
+              </w:rPr>
+              <w:t>VA</w:t>
+            </w:r>
+          </w:p>
+        </w:tc>
+      </w:tr>
+      <w:tr>
+        <w:tc>
+          <w:tcPr>
+            <w:tcW w:w="708" w:type="dxa"/>
+            <w:vAlign w:val="center"/>
+          </w:tcPr>
+          <w:p>
+            <w:pPr>
+              <w:spacing w:line="276" w:lineRule="auto"/>
+              <w:jc w:val="both"/>
+              <w:rPr>
+                <w:rFonts w:cs="Times New Roman"/>
+                <w:sz w:val="24"/>
+                <w:szCs w:val="24"/>
+              </w:rPr>
+            </w:pPr>
+            <w:r>
+              <w:rPr>
+                <w:rFonts w:cs="Times New Roman"/>
+                <w:sz w:val="24"/>
+                <w:szCs w:val="24"/>
+              </w:rPr>
+              <w:t>2</w:t>
+            </w:r>
+          </w:p>
+        </w:tc>
+        <w:tc>
+          <w:tcPr>
+            <w:tcW w:w="2973" w:type="dxa"/>
+            <w:vAlign w:val="center"/>
+          </w:tcPr>
+          <w:p>
+            <w:pPr>
+              <w:spacing w:line="276" w:lineRule="auto"/>
+              <w:jc w:val="both"/>
+              <w:rPr>
+                <w:rFonts w:cs="Times New Roman"/>
+                <w:sz w:val="24"/>
+                <w:szCs w:val="24"/>
+              </w:rPr>
+            </w:pPr>
+            <w:r>
+              <w:rPr>
+                <w:rFonts w:cs="Times New Roman"/>
+                <w:sz w:val="24"/>
+                <w:szCs w:val="24"/>
+              </w:rPr>
+              <w:t>Xem số tiền phải nộp</w:t>
+            </w:r>
+          </w:p>
+        </w:tc>
+        <w:tc>
+          <w:tcPr>
+            <w:tcW w:w="3969" w:type="dxa"/>
+            <w:vAlign w:val="center"/>
+          </w:tcPr>
+          <w:p>
+            <w:pPr>
+              <w:spacing w:line="276" w:lineRule="auto"/>
+              <w:jc w:val="both"/>
+              <w:rPr>
+                <w:rFonts w:cs="Times New Roman"/>
+                <w:sz w:val="24"/>
+                <w:szCs w:val="24"/>
+              </w:rPr>
+            </w:pPr>
+            <w:r>
+              <w:rPr>
+                <w:rFonts w:cs="Times New Roman"/>
+                <w:sz w:val="24"/>
+                <w:szCs w:val="24"/>
+              </w:rPr>
+              <w:t>Người dân/Tổ chức</w:t>
+            </w:r>
+          </w:p>
+        </w:tc>
+        <w:tc>
+          <w:tcPr>
+            <w:tcW w:w="1701" w:type="dxa"/>
+            <w:vAlign w:val="center"/>
+          </w:tcPr>
+          <w:p>
+            <w:pPr>
+              <w:spacing w:line="276" w:lineRule="auto"/>
+              <w:jc w:val="both"/>
+              <w:rPr>
+                <w:rFonts w:cs="Times New Roman"/>
+                <w:sz w:val="24"/>
+                <w:szCs w:val="24"/>
+              </w:rPr>
+            </w:pPr>
+            <w:r>
+              <w:rPr>
+                <w:rFonts w:cs="Times New Roman"/>
+                <w:sz w:val="24"/>
+                <w:szCs w:val="24"/>
+              </w:rPr>
+              <w:t>BVA</w:t>
+            </w:r>
+          </w:p>
+        </w:tc>
+      </w:tr>
+      <w:tr>
+        <w:tc>
+          <w:tcPr>
+            <w:tcW w:w="708" w:type="dxa"/>
+            <w:vAlign w:val="center"/>
+          </w:tcPr>
+          <w:p>
+            <w:pPr>
+              <w:spacing w:line="276" w:lineRule="auto"/>
+              <w:jc w:val="both"/>
+              <w:rPr>
+                <w:rFonts w:cs="Times New Roman"/>
+                <w:sz w:val="24"/>
+                <w:szCs w:val="24"/>
+              </w:rPr>
+            </w:pPr>
+            <w:r>
+              <w:rPr>
+                <w:rFonts w:cs="Times New Roman"/>
+                <w:sz w:val="24"/>
+                <w:szCs w:val="24"/>
+              </w:rPr>
+              <w:t>3</w:t>
+            </w:r>
+          </w:p>
+        </w:tc>
+        <w:tc>
+          <w:tcPr>
+            <w:tcW w:w="2973" w:type="dxa"/>
+            <w:vAlign w:val="center"/>
+          </w:tcPr>
+          <w:p>
+            <w:pPr>
+              <w:spacing w:line="276" w:lineRule="auto"/>
+              <w:jc w:val="both"/>
+              <w:rPr>
+                <w:rFonts w:cs="Times New Roman"/>
+                <w:sz w:val="24"/>
+                <w:szCs w:val="24"/>
+              </w:rPr>
+            </w:pPr>
+            <w:r>
+              <w:rPr>
+                <w:rFonts w:cs="Times New Roman"/>
+                <w:sz w:val="24"/>
+                <w:szCs w:val="24"/>
+              </w:rPr>
+              <w:t>Lựa chọn phương thức thanh toán</w:t>
+            </w:r>
+          </w:p>
+        </w:tc>
+        <w:tc>
+          <w:tcPr>
+            <w:tcW w:w="3969" w:type="dxa"/>
+            <w:vAlign w:val="center"/>
+          </w:tcPr>
+          <w:p>
+            <w:pPr>
+              <w:spacing w:line="276" w:lineRule="auto"/>
+              <w:jc w:val="both"/>
+              <w:rPr>
+                <w:rFonts w:cs="Times New Roman"/>
+                <w:sz w:val="24"/>
+                <w:szCs w:val="24"/>
+              </w:rPr>
+            </w:pPr>
+            <w:r>
+              <w:rPr>
+                <w:rFonts w:cs="Times New Roman"/>
+                <w:sz w:val="24"/>
+                <w:szCs w:val="24"/>
+              </w:rPr>
+              <w:t>Người dân/Tổ chức</w:t>
+            </w:r>
+          </w:p>
+        </w:tc>
+        <w:tc>
+          <w:tcPr>
+            <w:tcW w:w="1701" w:type="dxa"/>
+            <w:vAlign w:val="center"/>
+          </w:tcPr>
+          <w:p>
+            <w:pPr>
+              <w:spacing w:line="276" w:lineRule="auto"/>
+              <w:jc w:val="both"/>
+              <w:rPr>
+                <w:rFonts w:cs="Times New Roman"/>
+                <w:sz w:val="24"/>
+                <w:szCs w:val="24"/>
+              </w:rPr>
+            </w:pPr>
+            <w:r>
+              <w:rPr>
+                <w:rFonts w:cs="Times New Roman"/>
+                <w:sz w:val="24"/>
+                <w:szCs w:val="24"/>
+              </w:rPr>
+              <w:t>VA</w:t>
+            </w:r>
+          </w:p>
+        </w:tc>
+      </w:tr>
+      <w:tr>
+        <w:tc>
+          <w:tcPr>
+            <w:tcW w:w="708" w:type="dxa"/>
+            <w:vAlign w:val="center"/>
+          </w:tcPr>
+          <w:p>
+            <w:pPr>
+              <w:spacing w:line="276" w:lineRule="auto"/>
+              <w:jc w:val="both"/>
+              <w:rPr>
+                <w:rFonts w:cs="Times New Roman"/>
+                <w:sz w:val="24"/>
+                <w:szCs w:val="24"/>
+              </w:rPr>
+            </w:pPr>
+            <w:r>
+              <w:rPr>
+                <w:rFonts w:cs="Times New Roman"/>
+                <w:sz w:val="24"/>
+                <w:szCs w:val="24"/>
+              </w:rPr>
+              <w:t>4</w:t>
+            </w:r>
+          </w:p>
+        </w:tc>
+        <w:tc>
+          <w:tcPr>
+            <w:tcW w:w="2973" w:type="dxa"/>
+            <w:vAlign w:val="center"/>
+          </w:tcPr>
+          <w:p>
+            <w:pPr>
+              <w:spacing w:line="276" w:lineRule="auto"/>
+              <w:jc w:val="both"/>
+              <w:rPr>
+                <w:rFonts w:cs="Times New Roman"/>
+                <w:sz w:val="24"/>
+                <w:szCs w:val="24"/>
+              </w:rPr>
+            </w:pPr>
+            <w:r>
+              <w:rPr>
+                <w:rFonts w:cs="Times New Roman"/>
+                <w:sz w:val="24"/>
+                <w:szCs w:val="24"/>
+              </w:rPr>
+              <w:t>Xác thực và xác nhận giao dịch</w:t>
+            </w:r>
+          </w:p>
+        </w:tc>
+        <w:tc>
+          <w:tcPr>
+            <w:tcW w:w="3969" w:type="dxa"/>
+            <w:vAlign w:val="center"/>
+          </w:tcPr>
+          <w:p>
+            <w:pPr>
+              <w:spacing w:line="276" w:lineRule="auto"/>
+              <w:jc w:val="both"/>
+              <w:rPr>
+                <w:rFonts w:cs="Times New Roman"/>
+                <w:sz w:val="24"/>
+                <w:szCs w:val="24"/>
+              </w:rPr>
+            </w:pPr>
+            <w:r>
+              <w:rPr>
+                <w:rFonts w:cs="Times New Roman"/>
+                <w:sz w:val="24"/>
+                <w:szCs w:val="24"/>
+              </w:rPr>
+              <w:t>Người dân/Tổ chức; Ngân hàng/Tổ chức thanh toán</w:t>
+            </w:r>
+          </w:p>
+        </w:tc>
+        <w:tc>
+          <w:tcPr>
+            <w:tcW w:w="1701" w:type="dxa"/>
+            <w:vAlign w:val="center"/>
+          </w:tcPr>
+          <w:p>
+            <w:pPr>
+              <w:spacing w:line="276" w:lineRule="auto"/>
+              <w:jc w:val="both"/>
+              <w:rPr>
+                <w:rFonts w:cs="Times New Roman"/>
+                <w:sz w:val="24"/>
+                <w:szCs w:val="24"/>
+              </w:rPr>
+            </w:pPr>
+            <w:r>
+              <w:rPr>
+                <w:rFonts w:cs="Times New Roman"/>
+                <w:sz w:val="24"/>
+                <w:szCs w:val="24"/>
+              </w:rPr>
+              <w:t>BVA</w:t>
+            </w:r>
+          </w:p>
+        </w:tc>
+      </w:tr>
+      <w:tr>
+        <w:tc>
+          <w:tcPr>
+            <w:tcW w:w="708" w:type="dxa"/>
+            <w:vAlign w:val="center"/>
+          </w:tcPr>
+          <w:p>
+            <w:pPr>
+              <w:spacing w:line="276" w:lineRule="auto"/>
+              <w:jc w:val="both"/>
+              <w:rPr>
+                <w:rFonts w:cs="Times New Roman"/>
+                <w:sz w:val="24"/>
+                <w:szCs w:val="24"/>
+              </w:rPr>
+            </w:pPr>
+            <w:r>
+              <w:rPr>
+                <w:rFonts w:cs="Times New Roman"/>
+                <w:sz w:val="24"/>
+                <w:szCs w:val="24"/>
+              </w:rPr>
+              <w:t>5</w:t>
+            </w:r>
+          </w:p>
+        </w:tc>
+        <w:tc>
+          <w:tcPr>
+            <w:tcW w:w="2973" w:type="dxa"/>
+            <w:vAlign w:val="center"/>
+          </w:tcPr>
+          <w:p>
+            <w:pPr>
+              <w:spacing w:line="276" w:lineRule="auto"/>
+              <w:jc w:val="both"/>
+              <w:rPr>
+                <w:rFonts w:cs="Times New Roman"/>
+                <w:sz w:val="24"/>
+                <w:szCs w:val="24"/>
+              </w:rPr>
+            </w:pPr>
+            <w:r>
+              <w:rPr>
+                <w:rFonts w:cs="Times New Roman"/>
+                <w:sz w:val="24"/>
+                <w:szCs w:val="24"/>
+              </w:rPr>
+              <w:t>Tiếp nhận và kiểm tra thông tin thanh toán</w:t>
+            </w:r>
+          </w:p>
+        </w:tc>
+        <w:tc>
+          <w:tcPr>
+            <w:tcW w:w="3969" w:type="dxa"/>
+            <w:vAlign w:val="center"/>
+          </w:tcPr>
+          <w:p>
+            <w:pPr>
+              <w:spacing w:line="276" w:lineRule="auto"/>
+              <w:jc w:val="both"/>
+              <w:rPr>
+                <w:rFonts w:cs="Times New Roman"/>
+                <w:sz w:val="24"/>
+                <w:szCs w:val="24"/>
+              </w:rPr>
+            </w:pPr>
+            <w:r>
+              <w:rPr>
+                <w:rFonts w:cs="Times New Roman"/>
+                <w:sz w:val="24"/>
+                <w:szCs w:val="24"/>
+              </w:rPr>
+              <w:t>Hệ thống thông tin giải quyết thủ tục hành chính</w:t>
+            </w:r>
+          </w:p>
+        </w:tc>
+        <w:tc>
+          <w:tcPr>
+            <w:tcW w:w="1701" w:type="dxa"/>
+            <w:vAlign w:val="center"/>
+          </w:tcPr>
+          <w:p>
+            <w:pPr>
+              <w:spacing w:line="276" w:lineRule="auto"/>
+              <w:jc w:val="both"/>
+              <w:rPr>
+                <w:rFonts w:cs="Times New Roman"/>
+                <w:sz w:val="24"/>
+                <w:szCs w:val="24"/>
+              </w:rPr>
+            </w:pPr>
+            <w:r>
+              <w:rPr>
+                <w:rFonts w:cs="Times New Roman"/>
+                <w:sz w:val="24"/>
+                <w:szCs w:val="24"/>
+              </w:rPr>
+              <w:t>BVA</w:t>
+            </w:r>
+          </w:p>
+        </w:tc>
+      </w:tr>
+      <w:tr>
+        <w:tc>
+          <w:tcPr>
+            <w:tcW w:w="708" w:type="dxa"/>
+            <w:vAlign w:val="center"/>
+          </w:tcPr>
+          <w:p>
+            <w:pPr>
+              <w:spacing w:line="276" w:lineRule="auto"/>
+              <w:jc w:val="both"/>
+              <w:rPr>
+                <w:rFonts w:cs="Times New Roman"/>
+                <w:sz w:val="24"/>
+                <w:szCs w:val="24"/>
+              </w:rPr>
+            </w:pPr>
+            <w:r>
+              <w:rPr>
+                <w:rFonts w:cs="Times New Roman"/>
+                <w:sz w:val="24"/>
+                <w:szCs w:val="24"/>
+              </w:rPr>
+              <w:t>6</w:t>
+            </w:r>
+          </w:p>
+        </w:tc>
+        <w:tc>
+          <w:tcPr>
+            <w:tcW w:w="2973" w:type="dxa"/>
+            <w:vAlign w:val="center"/>
+          </w:tcPr>
+          <w:p>
+            <w:pPr>
+              <w:spacing w:line="276" w:lineRule="auto"/>
+              <w:jc w:val="both"/>
+              <w:rPr>
+                <w:rFonts w:cs="Times New Roman"/>
+                <w:sz w:val="24"/>
+                <w:szCs w:val="24"/>
+              </w:rPr>
+            </w:pPr>
+            <w:r>
+              <w:rPr>
+                <w:rFonts w:cs="Times New Roman"/>
+                <w:sz w:val="24"/>
+                <w:szCs w:val="24"/>
+              </w:rPr>
+              <w:t>Chuyển yêu cầu sang Cổng thanh toán</w:t>
+            </w:r>
+          </w:p>
+        </w:tc>
+        <w:tc>
+          <w:tcPr>
+            <w:tcW w:w="3969" w:type="dxa"/>
+            <w:vAlign w:val="center"/>
+          </w:tcPr>
+          <w:p>
+            <w:pPr>
+              <w:spacing w:line="276" w:lineRule="auto"/>
+              <w:jc w:val="both"/>
+              <w:rPr>
+                <w:rFonts w:cs="Times New Roman"/>
+                <w:sz w:val="24"/>
+                <w:szCs w:val="24"/>
+              </w:rPr>
+            </w:pPr>
+            <w:r>
+              <w:rPr>
+                <w:rFonts w:cs="Times New Roman"/>
+                <w:sz w:val="24"/>
+                <w:szCs w:val="24"/>
+              </w:rPr>
+              <w:t>Hệ thống; Cổng thanh toán</w:t>
+            </w:r>
+          </w:p>
+        </w:tc>
+        <w:tc>
+          <w:tcPr>
+            <w:tcW w:w="1701" w:type="dxa"/>
+            <w:vAlign w:val="center"/>
+          </w:tcPr>
+          <w:p>
+            <w:pPr>
+              <w:spacing w:line="276" w:lineRule="auto"/>
+              <w:jc w:val="both"/>
+              <w:rPr>
+                <w:rFonts w:cs="Times New Roman"/>
+                <w:sz w:val="24"/>
+                <w:szCs w:val="24"/>
+              </w:rPr>
+            </w:pPr>
+            <w:r>
+              <w:rPr>
+                <w:rFonts w:cs="Times New Roman"/>
+                <w:sz w:val="24"/>
+                <w:szCs w:val="24"/>
+              </w:rPr>
+              <w:t>BVA</w:t>
+            </w:r>
+          </w:p>
+        </w:tc>
+      </w:tr>
+      <w:tr>
+        <w:tc>
+          <w:tcPr>
+            <w:tcW w:w="708" w:type="dxa"/>
+            <w:vAlign w:val="center"/>
+          </w:tcPr>
+          <w:p>
+            <w:pPr>
+              <w:spacing w:line="276" w:lineRule="auto"/>
+              <w:jc w:val="both"/>
+              <w:rPr>
+                <w:rFonts w:cs="Times New Roman"/>
+                <w:sz w:val="24"/>
+                <w:szCs w:val="24"/>
+              </w:rPr>
+            </w:pPr>
+            <w:r>
+              <w:rPr>
+                <w:rFonts w:cs="Times New Roman"/>
+                <w:sz w:val="24"/>
+                <w:szCs w:val="24"/>
+              </w:rPr>
+              <w:t>7</w:t>
+            </w:r>
+          </w:p>
+        </w:tc>
+        <w:tc>
+          <w:tcPr>
+            <w:tcW w:w="2973" w:type="dxa"/>
+            <w:vAlign w:val="center"/>
+          </w:tcPr>
+          <w:p>
+            <w:pPr>
+              <w:spacing w:line="276" w:lineRule="auto"/>
+              <w:jc w:val="both"/>
+              <w:rPr>
+                <w:rFonts w:cs="Times New Roman"/>
+                <w:sz w:val="24"/>
+                <w:szCs w:val="24"/>
+              </w:rPr>
+            </w:pPr>
+            <w:r>
+              <w:rPr>
+                <w:rFonts w:cs="Times New Roman"/>
+                <w:sz w:val="24"/>
+                <w:szCs w:val="24"/>
+              </w:rPr>
+              <w:t>Kiểm tra số dư, hạn mức và xử lý giao dịch</w:t>
+            </w:r>
+          </w:p>
+        </w:tc>
+        <w:tc>
+          <w:tcPr>
+            <w:tcW w:w="3969" w:type="dxa"/>
+            <w:vAlign w:val="center"/>
+          </w:tcPr>
+          <w:p>
+            <w:pPr>
+              <w:spacing w:line="276" w:lineRule="auto"/>
+              <w:jc w:val="both"/>
+              <w:rPr>
+                <w:rFonts w:cs="Times New Roman"/>
+                <w:sz w:val="24"/>
+                <w:szCs w:val="24"/>
+              </w:rPr>
+            </w:pPr>
+            <w:r>
+              <w:rPr>
+                <w:rFonts w:cs="Times New Roman"/>
+                <w:sz w:val="24"/>
+                <w:szCs w:val="24"/>
+              </w:rPr>
+              <w:t>Ngân hàng/Tổ chức thanh toán</w:t>
+            </w:r>
+          </w:p>
+        </w:tc>
+        <w:tc>
+          <w:tcPr>
+            <w:tcW w:w="1701" w:type="dxa"/>
+            <w:vAlign w:val="center"/>
+          </w:tcPr>
+          <w:p>
+            <w:pPr>
+              <w:spacing w:line="276" w:lineRule="auto"/>
+              <w:jc w:val="both"/>
+              <w:rPr>
+                <w:rFonts w:cs="Times New Roman"/>
+                <w:sz w:val="24"/>
+                <w:szCs w:val="24"/>
+              </w:rPr>
+            </w:pPr>
+            <w:r>
+              <w:rPr>
+                <w:rFonts w:cs="Times New Roman"/>
+                <w:sz w:val="24"/>
+                <w:szCs w:val="24"/>
+              </w:rPr>
+              <w:t>VA</w:t>
+            </w:r>
+          </w:p>
+        </w:tc>
+      </w:tr>
+      <w:tr>
+        <w:tc>
+          <w:tcPr>
+            <w:tcW w:w="708" w:type="dxa"/>
+            <w:vAlign w:val="center"/>
+          </w:tcPr>
+          <w:p>
+            <w:pPr>
+              <w:spacing w:line="276" w:lineRule="auto"/>
+              <w:jc w:val="both"/>
+              <w:rPr>
+                <w:rFonts w:cs="Times New Roman"/>
+                <w:sz w:val="24"/>
+                <w:szCs w:val="24"/>
+              </w:rPr>
+            </w:pPr>
+            <w:r>
+              <w:rPr>
+                <w:rFonts w:cs="Times New Roman"/>
+                <w:sz w:val="24"/>
+                <w:szCs w:val="24"/>
+              </w:rPr>
+              <w:t>8</w:t>
+            </w:r>
+          </w:p>
+        </w:tc>
+        <w:tc>
+          <w:tcPr>
+            <w:tcW w:w="2973" w:type="dxa"/>
+            <w:vAlign w:val="center"/>
+          </w:tcPr>
+          <w:p>
+            <w:pPr>
+              <w:spacing w:line="276" w:lineRule="auto"/>
+              <w:jc w:val="both"/>
+              <w:rPr>
+                <w:rFonts w:cs="Times New Roman"/>
+                <w:sz w:val="24"/>
+                <w:szCs w:val="24"/>
+              </w:rPr>
+            </w:pPr>
+            <w:r>
+              <w:rPr>
+                <w:rFonts w:cs="Times New Roman"/>
+                <w:sz w:val="24"/>
+                <w:szCs w:val="24"/>
+              </w:rPr>
+              <w:t>Trả kết quả giao dịch</w:t>
+            </w:r>
+          </w:p>
+        </w:tc>
+        <w:tc>
+          <w:tcPr>
+            <w:tcW w:w="3969" w:type="dxa"/>
+            <w:vAlign w:val="center"/>
+          </w:tcPr>
+          <w:p>
+            <w:pPr>
+              <w:spacing w:line="276" w:lineRule="auto"/>
+              <w:jc w:val="both"/>
+              <w:rPr>
+                <w:rFonts w:cs="Times New Roman"/>
+                <w:sz w:val="24"/>
+                <w:szCs w:val="24"/>
+              </w:rPr>
+            </w:pPr>
+            <w:r>
+              <w:rPr>
+                <w:rFonts w:cs="Times New Roman"/>
+                <w:sz w:val="24"/>
+                <w:szCs w:val="24"/>
+              </w:rPr>
+              <w:t>Cổng thanh toán; Ngân hàng/Tổ chức thanh toán</w:t>
+            </w:r>
+          </w:p>
+        </w:tc>
+        <w:tc>
+          <w:tcPr>
+            <w:tcW w:w="1701" w:type="dxa"/>
+            <w:vAlign w:val="center"/>
+          </w:tcPr>
+          <w:p>
+            <w:pPr>
+              <w:spacing w:line="276" w:lineRule="auto"/>
+              <w:jc w:val="both"/>
+              <w:rPr>
+                <w:rFonts w:cs="Times New Roman"/>
+                <w:sz w:val="24"/>
+                <w:szCs w:val="24"/>
+              </w:rPr>
+            </w:pPr>
+            <w:r>
+              <w:rPr>
+                <w:rFonts w:cs="Times New Roman"/>
+                <w:sz w:val="24"/>
+                <w:szCs w:val="24"/>
+              </w:rPr>
+              <w:t>BVA</w:t>
+            </w:r>
+          </w:p>
+        </w:tc>
+      </w:tr>
+      <w:tr>
+        <w:tc>
+          <w:tcPr>
+            <w:tcW w:w="708" w:type="dxa"/>
+            <w:vAlign w:val="center"/>
+          </w:tcPr>
+          <w:p>
+            <w:pPr>
+              <w:spacing w:line="276" w:lineRule="auto"/>
+              <w:jc w:val="both"/>
+              <w:rPr>
+                <w:rFonts w:cs="Times New Roman"/>
+                <w:sz w:val="24"/>
+                <w:szCs w:val="24"/>
+              </w:rPr>
+            </w:pPr>
+            <w:r>
+              <w:rPr>
+                <w:rFonts w:cs="Times New Roman"/>
+                <w:sz w:val="24"/>
+                <w:szCs w:val="24"/>
+              </w:rPr>
+              <w:t>9</w:t>
+            </w:r>
+          </w:p>
+        </w:tc>
+        <w:tc>
+          <w:tcPr>
+            <w:tcW w:w="2973" w:type="dxa"/>
+            <w:vAlign w:val="center"/>
+          </w:tcPr>
+          <w:p>
+            <w:pPr>
+              <w:spacing w:line="276" w:lineRule="auto"/>
+              <w:jc w:val="both"/>
+              <w:rPr>
+                <w:rFonts w:cs="Times New Roman"/>
+                <w:sz w:val="24"/>
+                <w:szCs w:val="24"/>
+              </w:rPr>
+            </w:pPr>
+            <w:r>
+              <w:rPr>
+                <w:rFonts w:cs="Times New Roman"/>
+                <w:sz w:val="24"/>
+                <w:szCs w:val="24"/>
+              </w:rPr>
+              <w:t>Xác định kết quả giao dịch</w:t>
+            </w:r>
+          </w:p>
+        </w:tc>
+        <w:tc>
+          <w:tcPr>
+            <w:tcW w:w="3969" w:type="dxa"/>
+            <w:vAlign w:val="center"/>
+          </w:tcPr>
+          <w:p>
+            <w:pPr>
+              <w:spacing w:line="276" w:lineRule="auto"/>
+              <w:jc w:val="both"/>
+              <w:rPr>
+                <w:rFonts w:cs="Times New Roman"/>
+                <w:sz w:val="24"/>
+                <w:szCs w:val="24"/>
+              </w:rPr>
+            </w:pPr>
+            <w:r>
+              <w:rPr>
+                <w:rFonts w:cs="Times New Roman"/>
+                <w:sz w:val="24"/>
+                <w:szCs w:val="24"/>
+              </w:rPr>
+              <w:t>Hệ thống thông tin giải quyết thủ tục hành chính</w:t>
+            </w:r>
+          </w:p>
+        </w:tc>
+        <w:tc>
+          <w:tcPr>
+            <w:tcW w:w="1701" w:type="dxa"/>
+            <w:vAlign w:val="center"/>
+          </w:tcPr>
+          <w:p>
+            <w:pPr>
+              <w:spacing w:line="276" w:lineRule="auto"/>
+              <w:jc w:val="both"/>
+              <w:rPr>
+                <w:rFonts w:cs="Times New Roman"/>
+                <w:sz w:val="24"/>
+                <w:szCs w:val="24"/>
+              </w:rPr>
+            </w:pPr>
+            <w:r>
+              <w:rPr>
+                <w:rFonts w:cs="Times New Roman"/>
+                <w:sz w:val="24"/>
+                <w:szCs w:val="24"/>
+              </w:rPr>
+              <w:t>BVA</w:t>
+            </w:r>
+          </w:p>
+        </w:tc>
+      </w:tr>
+      <w:tr>
+        <w:tc>
+          <w:tcPr>
+            <w:tcW w:w="708" w:type="dxa"/>
+            <w:vAlign w:val="center"/>
+          </w:tcPr>
+          <w:p>
+            <w:pPr>
+              <w:spacing w:line="276" w:lineRule="auto"/>
+              <w:jc w:val="both"/>
+              <w:rPr>
+                <w:rFonts w:cs="Times New Roman"/>
+                <w:sz w:val="24"/>
+                <w:szCs w:val="24"/>
+              </w:rPr>
+            </w:pPr>
+            <w:r>
+              <w:rPr>
+                <w:rFonts w:cs="Times New Roman"/>
+                <w:sz w:val="24"/>
+                <w:szCs w:val="24"/>
+              </w:rPr>
+              <w:t>10</w:t>
+            </w:r>
+          </w:p>
+        </w:tc>
+        <w:tc>
+          <w:tcPr>
+            <w:tcW w:w="2973" w:type="dxa"/>
+            <w:vAlign w:val="center"/>
+          </w:tcPr>
+          <w:p>
+            <w:pPr>
+              <w:spacing w:line="276" w:lineRule="auto"/>
+              <w:jc w:val="both"/>
+              <w:rPr>
+                <w:rFonts w:cs="Times New Roman"/>
+                <w:sz w:val="24"/>
+                <w:szCs w:val="24"/>
+              </w:rPr>
+            </w:pPr>
+            <w:r>
+              <w:rPr>
+                <w:rFonts w:cs="Times New Roman"/>
+                <w:sz w:val="24"/>
+                <w:szCs w:val="24"/>
+              </w:rPr>
+              <w:t>Thanh toán thành công và phát hành biên lai</w:t>
+            </w:r>
+          </w:p>
+        </w:tc>
+        <w:tc>
+          <w:tcPr>
+            <w:tcW w:w="3969" w:type="dxa"/>
+            <w:vAlign w:val="center"/>
+          </w:tcPr>
+          <w:p>
+            <w:pPr>
+              <w:spacing w:line="276" w:lineRule="auto"/>
+              <w:jc w:val="both"/>
+              <w:rPr>
+                <w:rFonts w:cs="Times New Roman"/>
+                <w:sz w:val="24"/>
+                <w:szCs w:val="24"/>
+              </w:rPr>
+            </w:pPr>
+            <w:r>
+              <w:rPr>
+                <w:rFonts w:cs="Times New Roman"/>
+                <w:sz w:val="24"/>
+                <w:szCs w:val="24"/>
+              </w:rPr>
+              <w:t>Hệ thống thông tin giải quyết thủ tục hành chính</w:t>
+            </w:r>
+          </w:p>
+        </w:tc>
+        <w:tc>
+          <w:tcPr>
+            <w:tcW w:w="1701" w:type="dxa"/>
+            <w:vAlign w:val="center"/>
+          </w:tcPr>
+          <w:p>
+            <w:pPr>
+              <w:spacing w:line="276" w:lineRule="auto"/>
+              <w:jc w:val="both"/>
+              <w:rPr>
+                <w:rFonts w:cs="Times New Roman"/>
+                <w:sz w:val="24"/>
+                <w:szCs w:val="24"/>
+              </w:rPr>
+            </w:pPr>
+            <w:r>
+              <w:rPr>
+                <w:rFonts w:cs="Times New Roman"/>
+                <w:sz w:val="24"/>
+                <w:szCs w:val="24"/>
+              </w:rPr>
+              <w:t>BVA</w:t>
+            </w:r>
+          </w:p>
+        </w:tc>
+      </w:tr>
+      <w:tr>
+        <w:tc>
+          <w:tcPr>
+            <w:tcW w:w="708" w:type="dxa"/>
+            <w:vAlign w:val="center"/>
+          </w:tcPr>
+          <w:p>
+            <w:pPr>
+              <w:spacing w:line="276" w:lineRule="auto"/>
+              <w:jc w:val="both"/>
+              <w:rPr>
+                <w:rFonts w:cs="Times New Roman"/>
+                <w:sz w:val="24"/>
+                <w:szCs w:val="24"/>
+              </w:rPr>
+            </w:pPr>
+            <w:r>
+              <w:rPr>
+                <w:rFonts w:cs="Times New Roman"/>
+                <w:sz w:val="24"/>
+                <w:szCs w:val="24"/>
+              </w:rPr>
+              <w:t>11</w:t>
+            </w:r>
+          </w:p>
+        </w:tc>
+        <w:tc>
+          <w:tcPr>
+            <w:tcW w:w="2973" w:type="dxa"/>
+            <w:vAlign w:val="center"/>
+          </w:tcPr>
+          <w:p>
+            <w:pPr>
+              <w:spacing w:line="276" w:lineRule="auto"/>
+              <w:jc w:val="both"/>
+              <w:rPr>
+                <w:rFonts w:cs="Times New Roman"/>
+                <w:sz w:val="24"/>
+                <w:szCs w:val="24"/>
+              </w:rPr>
+            </w:pPr>
+            <w:r>
+              <w:rPr>
+                <w:rFonts w:cs="Times New Roman"/>
+                <w:sz w:val="24"/>
+                <w:szCs w:val="24"/>
+              </w:rPr>
+              <w:t>Thông báo giao dịch thất bại</w:t>
+            </w:r>
+          </w:p>
+        </w:tc>
+        <w:tc>
+          <w:tcPr>
+            <w:tcW w:w="3969" w:type="dxa"/>
+            <w:vAlign w:val="center"/>
+          </w:tcPr>
+          <w:p>
+            <w:pPr>
+              <w:spacing w:line="276" w:lineRule="auto"/>
+              <w:jc w:val="both"/>
+              <w:rPr>
+                <w:rFonts w:cs="Times New Roman"/>
+                <w:sz w:val="24"/>
+                <w:szCs w:val="24"/>
+              </w:rPr>
+            </w:pPr>
+            <w:r>
+              <w:rPr>
+                <w:rFonts w:cs="Times New Roman"/>
+                <w:sz w:val="24"/>
+                <w:szCs w:val="24"/>
+              </w:rPr>
+              <w:t>Hệ thống thông tin giải quyết thủ tục hành chính</w:t>
+            </w:r>
+          </w:p>
+        </w:tc>
+        <w:tc>
+          <w:tcPr>
+            <w:tcW w:w="1701" w:type="dxa"/>
+            <w:vAlign w:val="center"/>
+          </w:tcPr>
+          <w:p>
+            <w:pPr>
+              <w:spacing w:line="276" w:lineRule="auto"/>
+              <w:jc w:val="both"/>
+              <w:rPr>
+                <w:rFonts w:cs="Times New Roman"/>
+                <w:sz w:val="24"/>
+                <w:szCs w:val="24"/>
+              </w:rPr>
+            </w:pPr>
+            <w:r>
+              <w:rPr>
+                <w:rFonts w:cs="Times New Roman"/>
+                <w:sz w:val="24"/>
+                <w:szCs w:val="24"/>
+              </w:rPr>
+              <w:t>BVA</w:t>
+            </w:r>
+          </w:p>
+        </w:tc>
+      </w:tr>
+      <w:tr>
+        <w:tc>
+          <w:tcPr>
+            <w:tcW w:w="708" w:type="dxa"/>
+            <w:vAlign w:val="center"/>
+          </w:tcPr>
+          <w:p>
+            <w:pPr>
+              <w:spacing w:line="276" w:lineRule="auto"/>
+              <w:jc w:val="both"/>
+              <w:rPr>
+                <w:rFonts w:cs="Times New Roman"/>
+                <w:sz w:val="24"/>
+                <w:szCs w:val="24"/>
+              </w:rPr>
+            </w:pPr>
+            <w:r>
+              <w:rPr>
+                <w:rFonts w:cs="Times New Roman"/>
+                <w:sz w:val="24"/>
+                <w:szCs w:val="24"/>
+              </w:rPr>
+              <w:t>12</w:t>
+            </w:r>
+          </w:p>
+        </w:tc>
+        <w:tc>
+          <w:tcPr>
+            <w:tcW w:w="2973" w:type="dxa"/>
+            <w:vAlign w:val="center"/>
+          </w:tcPr>
+          <w:p>
+            <w:pPr>
+              <w:spacing w:line="276" w:lineRule="auto"/>
+              <w:jc w:val="both"/>
+              <w:rPr>
+                <w:rFonts w:cs="Times New Roman"/>
+                <w:sz w:val="24"/>
+                <w:szCs w:val="24"/>
+              </w:rPr>
+            </w:pPr>
+            <w:r>
+              <w:rPr>
+                <w:rFonts w:cs="Times New Roman"/>
+                <w:sz w:val="24"/>
+                <w:szCs w:val="24"/>
+              </w:rPr>
+              <w:t>Thực hiện lại giao dịch</w:t>
+            </w:r>
+          </w:p>
+        </w:tc>
+        <w:tc>
+          <w:tcPr>
+            <w:tcW w:w="3969" w:type="dxa"/>
+            <w:vAlign w:val="center"/>
+          </w:tcPr>
+          <w:p>
+            <w:pPr>
+              <w:spacing w:line="276" w:lineRule="auto"/>
+              <w:jc w:val="both"/>
+              <w:rPr>
+                <w:rFonts w:cs="Times New Roman"/>
+                <w:sz w:val="24"/>
+                <w:szCs w:val="24"/>
+              </w:rPr>
+            </w:pPr>
+            <w:r>
+              <w:rPr>
+                <w:rFonts w:cs="Times New Roman"/>
+                <w:sz w:val="24"/>
+                <w:szCs w:val="24"/>
+              </w:rPr>
+              <w:t>Người dân/Tổ chức</w:t>
+            </w:r>
+          </w:p>
+        </w:tc>
+        <w:tc>
+          <w:tcPr>
+            <w:tcW w:w="1701" w:type="dxa"/>
+            <w:vAlign w:val="center"/>
+          </w:tcPr>
+          <w:p>
+            <w:pPr>
+              <w:spacing w:line="276" w:lineRule="auto"/>
+              <w:jc w:val="both"/>
+              <w:rPr>
+                <w:rFonts w:cs="Times New Roman"/>
+                <w:sz w:val="24"/>
+                <w:szCs w:val="24"/>
+              </w:rPr>
+            </w:pPr>
+            <w:r>
+              <w:rPr>
+                <w:rFonts w:cs="Times New Roman"/>
+                <w:sz w:val="24"/>
+                <w:szCs w:val="24"/>
+              </w:rPr>
+              <w:t>VA</w:t>
+            </w:r>
+          </w:p>
+        </w:tc>
+      </w:tr>
+      <w:tr>
+        <w:tc>
+          <w:tcPr>
+            <w:tcW w:w="708" w:type="dxa"/>
+            <w:vAlign w:val="center"/>
+          </w:tcPr>
+          <w:p>
+            <w:pPr>
+              <w:spacing w:line="276" w:lineRule="auto"/>
+              <w:jc w:val="both"/>
+              <w:rPr>
+                <w:rFonts w:cs="Times New Roman"/>
+                <w:sz w:val="24"/>
+                <w:szCs w:val="24"/>
+              </w:rPr>
+            </w:pPr>
+            <w:r>
+              <w:rPr>
+                <w:rFonts w:cs="Times New Roman"/>
+                <w:sz w:val="24"/>
+                <w:szCs w:val="24"/>
+              </w:rPr>
+              <w:t>13</w:t>
+            </w:r>
+          </w:p>
+        </w:tc>
+        <w:tc>
+          <w:tcPr>
+            <w:tcW w:w="2973" w:type="dxa"/>
+            <w:vAlign w:val="center"/>
+          </w:tcPr>
+          <w:p>
+            <w:pPr>
+              <w:spacing w:line="276" w:lineRule="auto"/>
+              <w:jc w:val="both"/>
+              <w:rPr>
+                <w:rFonts w:cs="Times New Roman"/>
+                <w:sz w:val="24"/>
+                <w:szCs w:val="24"/>
+              </w:rPr>
+            </w:pPr>
+            <w:r>
+              <w:rPr>
+                <w:rFonts w:cs="Times New Roman"/>
+                <w:sz w:val="24"/>
+                <w:szCs w:val="24"/>
+              </w:rPr>
+              <w:t>Xác nhận ngưng giao dịch</w:t>
+            </w:r>
+          </w:p>
+        </w:tc>
+        <w:tc>
+          <w:tcPr>
+            <w:tcW w:w="3969" w:type="dxa"/>
+            <w:vAlign w:val="center"/>
+          </w:tcPr>
+          <w:p>
+            <w:pPr>
+              <w:spacing w:line="276" w:lineRule="auto"/>
+              <w:jc w:val="both"/>
+              <w:rPr>
+                <w:rFonts w:cs="Times New Roman"/>
+                <w:sz w:val="24"/>
+                <w:szCs w:val="24"/>
+              </w:rPr>
+            </w:pPr>
+            <w:r>
+              <w:rPr>
+                <w:rFonts w:cs="Times New Roman"/>
+                <w:sz w:val="24"/>
+                <w:szCs w:val="24"/>
+              </w:rPr>
+              <w:t>Người dân/Tổ chức; Hệ thống</w:t>
+            </w:r>
+          </w:p>
+        </w:tc>
+        <w:tc>
+          <w:tcPr>
+            <w:tcW w:w="1701" w:type="dxa"/>
+            <w:vAlign w:val="center"/>
+          </w:tcPr>
+          <w:p>
+            <w:pPr>
+              <w:spacing w:line="276" w:lineRule="auto"/>
+              <w:jc w:val="both"/>
+              <w:rPr>
+                <w:rFonts w:cs="Times New Roman"/>
+                <w:sz w:val="24"/>
+                <w:szCs w:val="24"/>
+              </w:rPr>
+            </w:pPr>
+            <w:r>
+              <w:rPr>
+                <w:rFonts w:cs="Times New Roman"/>
+                <w:sz w:val="24"/>
+                <w:szCs w:val="24"/>
+              </w:rPr>
+              <w:t>BVA</w:t>
+            </w:r>
+          </w:p>
+        </w:tc>
+      </w:tr>
+      <w:tr>
+        <w:tc>
+          <w:tcPr>
+            <w:tcW w:w="708" w:type="dxa"/>
+            <w:vAlign w:val="center"/>
+          </w:tcPr>
+          <w:p>
+            <w:pPr>
+              <w:spacing w:line="276" w:lineRule="auto"/>
+              <w:jc w:val="both"/>
+              <w:rPr>
+                <w:rFonts w:cs="Times New Roman"/>
+                <w:sz w:val="24"/>
+                <w:szCs w:val="24"/>
+              </w:rPr>
+            </w:pPr>
+            <w:r>
+              <w:rPr>
+                <w:rFonts w:cs="Times New Roman"/>
+                <w:sz w:val="24"/>
+                <w:szCs w:val="24"/>
+              </w:rPr>
+              <w:t>14</w:t>
+            </w:r>
+          </w:p>
+        </w:tc>
+        <w:tc>
+          <w:tcPr>
+            <w:tcW w:w="2973" w:type="dxa"/>
+            <w:vAlign w:val="center"/>
+          </w:tcPr>
+          <w:p>
+            <w:pPr>
+              <w:spacing w:line="276" w:lineRule="auto"/>
+              <w:jc w:val="both"/>
+              <w:rPr>
+                <w:rFonts w:cs="Times New Roman"/>
+                <w:sz w:val="24"/>
+                <w:szCs w:val="24"/>
+              </w:rPr>
+            </w:pPr>
+            <w:r>
+              <w:rPr>
+                <w:rFonts w:cs="Times New Roman"/>
+                <w:sz w:val="24"/>
+                <w:szCs w:val="24"/>
+              </w:rPr>
+              <w:t>Đối soát và kiểm tra dữ liệu</w:t>
+            </w:r>
+          </w:p>
+        </w:tc>
+        <w:tc>
+          <w:tcPr>
+            <w:tcW w:w="3969" w:type="dxa"/>
+            <w:vAlign w:val="center"/>
+          </w:tcPr>
+          <w:p>
+            <w:pPr>
+              <w:spacing w:line="276" w:lineRule="auto"/>
+              <w:jc w:val="both"/>
+              <w:rPr>
+                <w:rFonts w:cs="Times New Roman"/>
+                <w:sz w:val="24"/>
+                <w:szCs w:val="24"/>
+              </w:rPr>
+            </w:pPr>
+            <w:r>
+              <w:rPr>
+                <w:rFonts w:cs="Times New Roman"/>
+                <w:sz w:val="24"/>
+                <w:szCs w:val="24"/>
+              </w:rPr>
+              <w:t>Cơ quan giải quyết TTHC; Ngân hàng; Cổng thanh toán</w:t>
+            </w:r>
+          </w:p>
+        </w:tc>
+        <w:tc>
+          <w:tcPr>
+            <w:tcW w:w="1701" w:type="dxa"/>
+            <w:vAlign w:val="center"/>
+          </w:tcPr>
+          <w:p>
+            <w:pPr>
+              <w:spacing w:line="276" w:lineRule="auto"/>
+              <w:jc w:val="both"/>
+              <w:rPr>
+                <w:rFonts w:cs="Times New Roman"/>
+                <w:sz w:val="24"/>
+                <w:szCs w:val="24"/>
+              </w:rPr>
+            </w:pPr>
+            <w:r>
+              <w:rPr>
+                <w:rFonts w:cs="Times New Roman"/>
+                <w:sz w:val="24"/>
+                <w:szCs w:val="24"/>
+              </w:rPr>
+              <w:t>BVA</w:t>
+            </w:r>
+          </w:p>
+        </w:tc>
+      </w:tr>
+      <w:tr>
+        <w:tc>
+          <w:tcPr>
+            <w:tcW w:w="708" w:type="dxa"/>
+            <w:vAlign w:val="center"/>
+          </w:tcPr>
+          <w:p>
+            <w:pPr>
+              <w:spacing w:line="276" w:lineRule="auto"/>
+              <w:jc w:val="both"/>
+              <w:rPr>
+                <w:rFonts w:cs="Times New Roman"/>
+                <w:sz w:val="24"/>
+                <w:szCs w:val="24"/>
+              </w:rPr>
+            </w:pPr>
+            <w:r>
+              <w:rPr>
+                <w:rFonts w:cs="Times New Roman"/>
+                <w:sz w:val="24"/>
+                <w:szCs w:val="24"/>
+              </w:rPr>
+              <w:t>15</w:t>
+            </w:r>
+          </w:p>
+        </w:tc>
+        <w:tc>
+          <w:tcPr>
+            <w:tcW w:w="2973" w:type="dxa"/>
+            <w:vAlign w:val="center"/>
+          </w:tcPr>
+          <w:p>
+            <w:pPr>
+              <w:spacing w:line="276" w:lineRule="auto"/>
+              <w:jc w:val="both"/>
+              <w:rPr>
+                <w:rFonts w:cs="Times New Roman"/>
+                <w:sz w:val="24"/>
+                <w:szCs w:val="24"/>
+              </w:rPr>
+            </w:pPr>
+            <w:r>
+              <w:rPr>
+                <w:rFonts w:cs="Times New Roman"/>
+                <w:sz w:val="24"/>
+                <w:szCs w:val="24"/>
+              </w:rPr>
+              <w:t>Hoàn trả giao dịch (nếu có)</w:t>
+            </w:r>
+          </w:p>
+        </w:tc>
+        <w:tc>
+          <w:tcPr>
+            <w:tcW w:w="3969" w:type="dxa"/>
+            <w:vAlign w:val="center"/>
+          </w:tcPr>
+          <w:p>
+            <w:pPr>
+              <w:spacing w:line="276" w:lineRule="auto"/>
+              <w:jc w:val="both"/>
+              <w:rPr>
+                <w:rFonts w:cs="Times New Roman"/>
+                <w:sz w:val="24"/>
+                <w:szCs w:val="24"/>
+              </w:rPr>
+            </w:pPr>
+            <w:r>
+              <w:rPr>
+                <w:rFonts w:cs="Times New Roman"/>
+                <w:sz w:val="24"/>
+                <w:szCs w:val="24"/>
+              </w:rPr>
+              <w:t>Ngân hàng/Tổ chức thanh toán; Cơ quan giải quyết TTHC</w:t>
+            </w:r>
+          </w:p>
+        </w:tc>
+        <w:tc>
+          <w:tcPr>
+            <w:tcW w:w="1701" w:type="dxa"/>
+            <w:vAlign w:val="center"/>
+          </w:tcPr>
+          <w:p>
+            <w:pPr>
+              <w:spacing w:line="276" w:lineRule="auto"/>
+              <w:jc w:val="both"/>
+              <w:rPr>
+                <w:rFonts w:cs="Times New Roman"/>
+                <w:sz w:val="24"/>
+                <w:szCs w:val="24"/>
+              </w:rPr>
+            </w:pPr>
+            <w:r>
+              <w:rPr>
+                <w:rFonts w:cs="Times New Roman"/>
+                <w:sz w:val="24"/>
+                <w:szCs w:val="24"/>
+              </w:rPr>
+              <w:t>VA</w:t>
+            </w:r>
+          </w:p>
+        </w:tc>
+      </w:tr>
+      <w:tr>
+        <w:tc>
+          <w:tcPr>
+            <w:tcW w:w="708" w:type="dxa"/>
+            <w:vAlign w:val="center"/>
+          </w:tcPr>
+          <w:p>
+            <w:pPr>
+              <w:spacing w:line="276" w:lineRule="auto"/>
+              <w:jc w:val="both"/>
+              <w:rPr>
+                <w:rFonts w:cs="Times New Roman"/>
+                <w:sz w:val="24"/>
+                <w:szCs w:val="24"/>
+              </w:rPr>
+            </w:pPr>
+            <w:r>
+              <w:rPr>
+                <w:rFonts w:cs="Times New Roman"/>
+                <w:sz w:val="24"/>
+                <w:szCs w:val="24"/>
+              </w:rPr>
+              <w:t>16</w:t>
+            </w:r>
+          </w:p>
+        </w:tc>
+        <w:tc>
+          <w:tcPr>
+            <w:tcW w:w="2973" w:type="dxa"/>
+            <w:vAlign w:val="center"/>
+          </w:tcPr>
+          <w:p>
+            <w:pPr>
+              <w:spacing w:line="276" w:lineRule="auto"/>
+              <w:jc w:val="both"/>
+              <w:rPr>
+                <w:rFonts w:cs="Times New Roman"/>
+                <w:sz w:val="24"/>
+                <w:szCs w:val="24"/>
+              </w:rPr>
+            </w:pPr>
+            <w:r>
+              <w:rPr>
+                <w:rFonts w:cs="Times New Roman"/>
+                <w:sz w:val="24"/>
+                <w:szCs w:val="24"/>
+              </w:rPr>
+              <w:t>Lưu trữ thông tin giao dịch</w:t>
+            </w:r>
+          </w:p>
+        </w:tc>
+        <w:tc>
+          <w:tcPr>
+            <w:tcW w:w="3969" w:type="dxa"/>
+            <w:vAlign w:val="center"/>
+          </w:tcPr>
+          <w:p>
+            <w:pPr>
+              <w:spacing w:line="276" w:lineRule="auto"/>
+              <w:jc w:val="both"/>
+              <w:rPr>
+                <w:rFonts w:cs="Times New Roman"/>
+                <w:sz w:val="24"/>
+                <w:szCs w:val="24"/>
+              </w:rPr>
+            </w:pPr>
+            <w:r>
+              <w:rPr>
+                <w:rFonts w:cs="Times New Roman"/>
+                <w:sz w:val="24"/>
+                <w:szCs w:val="24"/>
+              </w:rPr>
+              <w:t>Hệ thống thông tin giải quyết thủ tục hành chính</w:t>
+            </w:r>
+          </w:p>
+        </w:tc>
+        <w:tc>
+          <w:tcPr>
+            <w:tcW w:w="1701" w:type="dxa"/>
+            <w:vAlign w:val="center"/>
+          </w:tcPr>
+          <w:p>
+            <w:pPr>
+              <w:spacing w:line="276" w:lineRule="auto"/>
+              <w:jc w:val="both"/>
+              <w:rPr>
+                <w:rFonts w:cs="Times New Roman"/>
+                <w:sz w:val="24"/>
+                <w:szCs w:val="24"/>
+              </w:rPr>
+            </w:pPr>
+            <w:r>
+              <w:rPr>
+                <w:rFonts w:cs="Times New Roman"/>
+                <w:sz w:val="24"/>
+                <w:szCs w:val="24"/>
+              </w:rPr>
+              <w:t>BVA</w:t>
+            </w:r>
+          </w:p>
+        </w:tc>
+      </w:tr>
+    </w:tbl>
     <w:p>
       <w:pPr>
         <w:jc w:val="both"/>
         <w:rPr>
           <w:rFonts w:cs="Times New Roman"/>
-          <w:szCs w:val="26"/>
-        </w:rPr>
-      </w:pPr>
-      <w:r>
-        <w:rPr>
-          <w:rFonts w:cs="Times New Roman"/>
-          <w:szCs w:val="26"/>
-        </w:rPr>
-        <w:tab/>
-        <w:t>Tất cả những gì nhóm đã thực hiện trong đồ án và những kinh nghiệm đúc kết sẽ được viết tại đây. Những hạn chế hoặc sai sót gặp phải cũng sẽ được nêu tại đây, và cuối cùng sẽ vạch ra hướng phát triển trong tương lai cho đồ án hoặc đề xuất giải pháp khắc phục yếu điểm (nếu có).</w:t>
-      </w:r>
-    </w:p>
-    <w:p>
-      <w:pPr>
-        <w:rPr>
-          <w:rFonts w:cs="Times New Roman"/>
-          <w:szCs w:val="26"/>
-        </w:rPr>
-      </w:pPr>
-      <w:r>
-        <w:rPr>
-          <w:rFonts w:cs="Times New Roman"/>
-          <w:szCs w:val="26"/>
-        </w:rPr>
-        <w:br w:type="page"/>
-      </w:r>
-    </w:p>
-    <w:p>
-      <w:pPr>
-        <w:pStyle w:val="Heading1"/>
-      </w:pPr>
-      <w:bookmarkStart w:id="54" w:name="_Toc236264134"/>
-      <w:bookmarkStart w:id="55" w:name="_Toc236682222"/>
-      <w:r>
+          <w:sz w:val="24"/>
+          <w:szCs w:val="24"/>
+        </w:rPr>
+      </w:pPr>
+    </w:p>
+    <w:p>
+      <w:pPr>
+        <w:pStyle w:val="Heading5"/>
+        <w:jc w:val="both"/>
+        <w:rPr>
+          <w:rFonts w:cs="Times New Roman"/>
+          <w:sz w:val="24"/>
+          <w:szCs w:val="24"/>
+        </w:rPr>
+      </w:pPr>
+      <w:r>
+        <w:rPr>
+          <w:rFonts w:cs="Times New Roman"/>
+          <w:sz w:val="24"/>
+          <w:szCs w:val="24"/>
+        </w:rPr>
+        <w:t xml:space="preserve">2.4.2.1 Phân </w:t>
+      </w:r>
+      <w:r>
+        <w:rPr>
+          <w:rFonts w:cs="Times New Roman"/>
+          <w:sz w:val="24"/>
+          <w:szCs w:val="24"/>
+        </w:rPr>
+        <w:t>tích quy trình</w:t>
+      </w:r>
+    </w:p>
+    <w:p>
+      <w:pPr>
+        <w:jc w:val="both"/>
+        <w:rPr>
+          <w:rFonts w:cs="Times New Roman"/>
+          <w:sz w:val="24"/>
+          <w:szCs w:val="24"/>
+        </w:rPr>
+      </w:pPr>
+      <w:r>
+        <w:rPr>
+          <w:rFonts w:cs="Times New Roman"/>
+          <w:sz w:val="24"/>
+          <w:szCs w:val="24"/>
+        </w:rPr>
+        <w:t>K</w:t>
+      </w:r>
+      <w:r>
+        <w:rPr>
+          <w:rFonts w:cs="Times New Roman"/>
+          <w:sz w:val="24"/>
+          <w:szCs w:val="24"/>
+        </w:rPr>
+        <w:t>HÁI QUÁT MÔ HÌNH HÓA QUY TRÌNH</w:t>
+      </w:r>
+    </w:p>
+    <w:p>
+      <w:pPr>
+        <w:ind w:firstLine="720"/>
+        <w:jc w:val="both"/>
+        <w:rPr>
+          <w:rFonts w:cs="Times New Roman"/>
+          <w:sz w:val="24"/>
+          <w:szCs w:val="24"/>
+        </w:rPr>
+      </w:pPr>
+      <w:r>
+        <w:rPr>
+          <w:rFonts w:cs="Times New Roman"/>
+          <w:sz w:val="24"/>
+          <w:szCs w:val="24"/>
+        </w:rPr>
+        <w:t>Quy trình thanh toán trực tuyến trên Cổng Dịch vụ công Quốc gia được mô hình hóa bằng BPMN (Business Process Model and Notation) nhằm mô tả trực quan quá trình thực hiện nghĩa vụ tài chính của người dân hoặc tổ chức trong quá trình giải quyết thủ tục hành chính.</w:t>
+      </w:r>
+      <w:r>
+        <w:rPr>
+          <w:rFonts w:cs="Times New Roman"/>
+          <w:sz w:val="24"/>
+          <w:szCs w:val="24"/>
+        </w:rPr>
+        <w:t xml:space="preserve"> </w:t>
+      </w:r>
+      <w:r>
+        <w:rPr>
+          <w:rFonts w:cs="Times New Roman"/>
+          <w:sz w:val="24"/>
+          <w:szCs w:val="24"/>
+        </w:rPr>
+        <w:t xml:space="preserve">Mô hình </w:t>
+      </w:r>
+      <w:r>
+        <w:rPr>
+          <w:rFonts w:cs="Times New Roman"/>
+          <w:sz w:val="24"/>
+          <w:szCs w:val="24"/>
+        </w:rPr>
+        <w:t>thể hiện sự phối hợp giữa các tác nhân gồm người dân hoặc tổ chức, hệ thống thông tin giải quyết thủ tục hành chính, cổng thanh toán điện tử, ngân hàng hoặc tổ chức cung ứng dịch vụ thanh toán và cơ quan giải quyết thủ tục hành chính.</w:t>
+      </w:r>
+    </w:p>
+    <w:p>
+      <w:pPr>
+        <w:ind w:firstLine="720"/>
+        <w:jc w:val="both"/>
+        <w:rPr>
+          <w:rFonts w:cs="Times New Roman"/>
+          <w:sz w:val="24"/>
+          <w:szCs w:val="24"/>
+        </w:rPr>
+      </w:pPr>
+      <w:r>
+        <w:rPr>
+          <w:rFonts w:cs="Times New Roman"/>
+          <w:sz w:val="24"/>
+          <w:szCs w:val="24"/>
+        </w:rPr>
         <w:lastRenderedPageBreak/>
-        <w:t>NGUỒN THAM KHẢO</w:t>
-      </w:r>
-      <w:bookmarkEnd w:id="54"/>
-      <w:bookmarkEnd w:id="55"/>
+        <w:t>Quy trình bắt đầu khi người dân hoặc tổ chức phát sinh nghĩa vụ thanh toán và khởi tạo yêu cầu trên hệ thống. sau khi lựa chọn phương thức thanh toán và xác thực giao dịch, yêu cầu được chuyển đến cổng thanh toán và ngân hàng để xử lý. kết quả giao dịch sau đó được trả về hệ thống để cập nhật trạng thái, thông báo cho người dùng và lưu trữ thông tin.</w:t>
+      </w:r>
+    </w:p>
+    <w:p>
+      <w:pPr>
+        <w:ind w:firstLine="720"/>
+        <w:jc w:val="both"/>
+        <w:rPr>
+          <w:rFonts w:cs="Times New Roman"/>
+          <w:sz w:val="24"/>
+          <w:szCs w:val="24"/>
+        </w:rPr>
+      </w:pPr>
+      <w:r>
+        <w:rPr>
+          <w:rFonts w:cs="Times New Roman"/>
+          <w:sz w:val="24"/>
+          <w:szCs w:val="24"/>
+        </w:rPr>
+        <w:t>Mô hình không chỉ mô tả trường hợp thanh toán thành công mà còn mô hình hóa các trường hợp thất bại, hủy giao dịch, hết thời gian, chờ xác nhận, chưa đồng bộ và cần đối soát, qua đó phản ánh các tình huống có thể xảy ra trong thực tế.</w:t>
+      </w:r>
+    </w:p>
+    <w:p>
+      <w:pPr>
+        <w:jc w:val="both"/>
+        <w:rPr>
+          <w:rFonts w:cs="Times New Roman"/>
+          <w:sz w:val="24"/>
+          <w:szCs w:val="24"/>
+        </w:rPr>
+      </w:pPr>
+      <w:r>
+        <w:rPr>
+          <w:rFonts w:cs="Times New Roman"/>
+          <w:sz w:val="24"/>
+          <w:szCs w:val="24"/>
+        </w:rPr>
+        <w:t>TÁC NHÂN THỰC H</w:t>
+      </w:r>
+      <w:r>
+        <w:rPr>
+          <w:rFonts w:cs="Times New Roman"/>
+          <w:sz w:val="24"/>
+          <w:szCs w:val="24"/>
+        </w:rPr>
+        <w:t>IỆN</w:t>
+      </w:r>
+    </w:p>
+    <w:p>
+      <w:pPr>
+        <w:ind w:firstLine="720"/>
+        <w:jc w:val="both"/>
+        <w:rPr>
+          <w:rFonts w:cs="Times New Roman"/>
+          <w:sz w:val="24"/>
+          <w:szCs w:val="24"/>
+        </w:rPr>
+      </w:pPr>
+      <w:r>
+        <w:rPr>
+          <w:rFonts w:cs="Times New Roman"/>
+          <w:sz w:val="24"/>
+          <w:szCs w:val="24"/>
+        </w:rPr>
+        <w:t>Quy trình thanh toán trực tuyến có sự tham gia của các tác nhân chính sau:</w:t>
+      </w:r>
     </w:p>
     <w:p>
       <w:pPr>
         <w:pStyle w:val="ListParagraph"/>
         <w:numPr>
           <w:ilvl w:val="0"/>
-          <w:numId w:val="6"/>
+          <w:numId w:val="28"/>
         </w:numPr>
         <w:jc w:val="both"/>
-      </w:pPr>
-      <w:hyperlink r:id="rId14" w:anchor="ID0EBBF=Getting_started" w:history="1">
-        <w:r>
-          <w:rPr>
-            <w:rStyle w:val="Hyperlink"/>
-          </w:rPr>
-          <w:t>Write great papers with Microsoft Word - Microsoft Support</w:t>
-        </w:r>
-      </w:hyperlink>
-      <w:r>
-        <w:t xml:space="preserve"> (nếu chỉ tham khảo ở một website nào đó).</w:t>
+        <w:rPr>
+          <w:rFonts w:cs="Times New Roman"/>
+          <w:sz w:val="24"/>
+          <w:szCs w:val="24"/>
+        </w:rPr>
+      </w:pPr>
+      <w:r>
+        <w:rPr>
+          <w:rFonts w:cs="Times New Roman"/>
+          <w:sz w:val="24"/>
+          <w:szCs w:val="24"/>
+        </w:rPr>
+        <w:t>Người dân hoặc tổ chức: khởi tạo yêu cầu thanh toán, kiểm tra số tiền phải nộp, lựa chọn phương thức thanh toán, thực hiện xác thực và xác nhận giao dịch. khi giao dịch thất bại, người dân hoặc tổ chức có thể lựa chọn thực hiện lại hoặc ngưng giao dịch.</w:t>
       </w:r>
     </w:p>
     <w:p>
@@ -14307,12 +16209,22 @@
         <w:pStyle w:val="ListParagraph"/>
         <w:numPr>
           <w:ilvl w:val="0"/>
-          <w:numId w:val="6"/>
+          <w:numId w:val="28"/>
         </w:numPr>
         <w:jc w:val="both"/>
-      </w:pPr>
-      <w:r>
-        <w:t>J. Kim, C. Ko, A. Frenzel, S. Ramanathan, and J. E. Homan, Nanoscale imaging and control of resistance switching in VO2 at room temperature, Applied Physics Letters 96, 213106 (2010) (nếu tham khảo các nghiên cứu, bài báo khoa học).</w:t>
+        <w:rPr>
+          <w:rFonts w:cs="Times New Roman"/>
+          <w:sz w:val="24"/>
+          <w:szCs w:val="24"/>
+        </w:rPr>
+      </w:pPr>
+      <w:r>
+        <w:rPr>
+          <w:rFonts w:cs="Times New Roman"/>
+          <w:sz w:val="24"/>
+          <w:szCs w:val="24"/>
+        </w:rPr>
+        <w:t>Hệ thống thông tin giải quyết thủ tục hành chính: tiếp nhận yêu cầu thanh toán, kiểm tra thông tin giao dịch, chuyển yêu cầu đến cổng thanh toán, tiếp nhận kết quả, cập nhật trạng thái thanh toán, thông báo kết quả và lưu trữ thông tin giao dịch.</w:t>
       </w:r>
     </w:p>
     <w:p>
@@ -14320,21 +16232,22 @@
         <w:pStyle w:val="ListParagraph"/>
         <w:numPr>
           <w:ilvl w:val="0"/>
-          <w:numId w:val="6"/>
+          <w:numId w:val="28"/>
         </w:numPr>
         <w:jc w:val="both"/>
-      </w:pPr>
-      <w:r>
-        <w:t>Giáo trình</w:t>
-      </w:r>
-      <w:r>
-        <w:t xml:space="preserve"> môn học</w:t>
-      </w:r>
-      <w:r>
-        <w:t xml:space="preserve"> </w:t>
-      </w:r>
-      <w:r>
-        <w:t>&lt;Tên môn học&gt; (nếu tham khảo chủ yếu trong slide bài giảng môn học).</w:t>
+        <w:rPr>
+          <w:rFonts w:cs="Times New Roman"/>
+          <w:sz w:val="24"/>
+          <w:szCs w:val="24"/>
+        </w:rPr>
+      </w:pPr>
+      <w:r>
+        <w:rPr>
+          <w:rFonts w:cs="Times New Roman"/>
+          <w:sz w:val="24"/>
+          <w:szCs w:val="24"/>
+        </w:rPr>
+        <w:t>Cổng thanh toán điện tử: tiếp nhận yêu cầu thanh toán từ hệ thống thông tin giải quyết thủ tục hành chính, kiểm tra và chuyển yêu cầu đến ngân hàng hoặc tổ chức cung ứng dịch vụ thanh toán; sau đó tiếp nhận và trả kết quả giao dịch về hệ thống.</w:t>
       </w:r>
     </w:p>
     <w:p>
@@ -14342,7 +16255,2672 @@
         <w:pStyle w:val="ListParagraph"/>
         <w:numPr>
           <w:ilvl w:val="0"/>
-          <w:numId w:val="6"/>
+          <w:numId w:val="28"/>
+        </w:numPr>
+        <w:jc w:val="both"/>
+        <w:rPr>
+          <w:rFonts w:cs="Times New Roman"/>
+          <w:sz w:val="24"/>
+          <w:szCs w:val="24"/>
+        </w:rPr>
+      </w:pPr>
+      <w:r>
+        <w:rPr>
+          <w:rFonts w:cs="Times New Roman"/>
+          <w:sz w:val="24"/>
+          <w:szCs w:val="24"/>
+        </w:rPr>
+        <w:t>Ngân hàng hoặc tổ chức cung ứng dịch vụ thanh toán: kiểm tra thông tin tài khoản, số dư, hạn mức và các điều kiện xác thực; thực hiện giao dịch và trả kết quả thanh toán về cổng thanh toán.</w:t>
+      </w:r>
+    </w:p>
+    <w:p>
+      <w:pPr>
+        <w:pStyle w:val="ListParagraph"/>
+        <w:numPr>
+          <w:ilvl w:val="0"/>
+          <w:numId w:val="28"/>
+        </w:numPr>
+        <w:jc w:val="both"/>
+        <w:rPr>
+          <w:rFonts w:cs="Times New Roman"/>
+          <w:sz w:val="24"/>
+          <w:szCs w:val="24"/>
+        </w:rPr>
+      </w:pPr>
+      <w:r>
+        <w:rPr>
+          <w:rFonts w:cs="Times New Roman"/>
+          <w:sz w:val="24"/>
+          <w:szCs w:val="24"/>
+        </w:rPr>
+        <w:t>Cơ quan giải quyết thủ tục hành chính: tham gia xử lý các trường hợp cần đối soát, kiểm tra dữ liệu, xác nhận kết quả thanh toán hoặc xử lý các trường hợp phát sinh liên quan đến hoàn trả giao dịch.</w:t>
+      </w:r>
+    </w:p>
+    <w:p>
+      <w:pPr>
+        <w:ind w:left="360"/>
+        <w:jc w:val="both"/>
+        <w:rPr>
+          <w:rFonts w:cs="Times New Roman"/>
+          <w:sz w:val="24"/>
+          <w:szCs w:val="24"/>
+        </w:rPr>
+      </w:pPr>
+    </w:p>
+    <w:p>
+      <w:pPr>
+        <w:jc w:val="both"/>
+        <w:rPr>
+          <w:rFonts w:cs="Times New Roman"/>
+          <w:sz w:val="24"/>
+          <w:szCs w:val="24"/>
+        </w:rPr>
+      </w:pPr>
+      <w:r>
+        <w:rPr>
+          <w:rFonts w:cs="Times New Roman"/>
+          <w:sz w:val="24"/>
+          <w:szCs w:val="24"/>
+        </w:rPr>
+        <w:t>MÔ TẢ QUY TRÌNH</w:t>
+      </w:r>
+    </w:p>
+    <w:p>
+      <w:pPr>
+        <w:pStyle w:val="Heading6"/>
+        <w:jc w:val="both"/>
+        <w:rPr>
+          <w:rFonts w:cs="Times New Roman"/>
+          <w:sz w:val="24"/>
+          <w:szCs w:val="24"/>
+        </w:rPr>
+      </w:pPr>
+      <w:r>
+        <w:rPr>
+          <w:rFonts w:cs="Times New Roman"/>
+          <w:sz w:val="24"/>
+          <w:szCs w:val="24"/>
+        </w:rPr>
+        <w:t>Bước 1. Khởi tạo yêu cầu thanh toán</w:t>
+      </w:r>
+    </w:p>
+    <w:p>
+      <w:pPr>
+        <w:pStyle w:val="NormalWeb"/>
+        <w:spacing w:line="276" w:lineRule="auto"/>
+        <w:ind w:firstLine="720"/>
+        <w:jc w:val="both"/>
+      </w:pPr>
+      <w:r>
+        <w:t>Sau khi hồ sơ được tiếp nhận và phát sinh nghĩa vụ tài chính, Hệ thống thông tin giải quyết thủ tục hành chính xác định khoản phí, lệ phí hoặc khoản thu mà người dân hoặc tổ chức phải thực hiện. Hệ thống hiển thị số tiền cần thanh toán và cho phép người dân hoặc tổ chức khởi tạo yêu cầu thanh toán trực tuyến.</w:t>
+      </w:r>
+    </w:p>
+    <w:p>
+      <w:pPr>
+        <w:pStyle w:val="Heading6"/>
+        <w:jc w:val="both"/>
+        <w:rPr>
+          <w:rFonts w:cs="Times New Roman"/>
+          <w:sz w:val="24"/>
+          <w:szCs w:val="24"/>
+        </w:rPr>
+      </w:pPr>
+      <w:r>
+        <w:rPr>
+          <w:rFonts w:cs="Times New Roman"/>
+          <w:sz w:val="24"/>
+          <w:szCs w:val="24"/>
+        </w:rPr>
+        <w:t>Bước 2. Xem số tiền phải nộp</w:t>
+      </w:r>
+    </w:p>
+    <w:p>
+      <w:pPr>
+        <w:pStyle w:val="NormalWeb"/>
+        <w:spacing w:line="276" w:lineRule="auto"/>
+        <w:ind w:firstLine="720"/>
+        <w:jc w:val="both"/>
+      </w:pPr>
+      <w:r>
+        <w:t>Người dân hoặc tổ chức kiểm tra số tiền cần thanh toán được hiển thị trên hệ thống trước khi thực hiện giao dịch. Thông tin có thể bao gồm số tiền, nội dung khoản thu, mã hồ sơ và các thông tin liên quan đến nghĩa vụ tài chính.</w:t>
+      </w:r>
+      <w:r>
+        <w:t xml:space="preserve"> </w:t>
+      </w:r>
+      <w:r>
+        <w:t xml:space="preserve">Nếu người dùng xác nhận tiếp tục, quy trình </w:t>
+      </w:r>
+      <w:r>
+        <w:lastRenderedPageBreak/>
+        <w:t>chuyển sang bước lựa chọn phương thức thanh toán. Trường hợp không tiếp tục thực hiện, giao dịch có thể được kết thúc và thông tin được ghi nhận trên hệ thống.</w:t>
+      </w:r>
+    </w:p>
+    <w:p>
+      <w:pPr>
+        <w:pStyle w:val="Heading6"/>
+        <w:jc w:val="both"/>
+        <w:rPr>
+          <w:rFonts w:cs="Times New Roman"/>
+          <w:sz w:val="24"/>
+          <w:szCs w:val="24"/>
+        </w:rPr>
+      </w:pPr>
+      <w:r>
+        <w:rPr>
+          <w:rFonts w:cs="Times New Roman"/>
+          <w:sz w:val="24"/>
+          <w:szCs w:val="24"/>
+        </w:rPr>
+        <w:t>Bước 3. Lựa chọn phương thức và xác thực giao dịch</w:t>
+      </w:r>
+    </w:p>
+    <w:p>
+      <w:pPr>
+        <w:pStyle w:val="NormalWeb"/>
+        <w:spacing w:line="276" w:lineRule="auto"/>
+        <w:jc w:val="both"/>
+      </w:pPr>
+      <w:r>
+        <w:t>Người dân hoặc tổ chức lựa chọn phương thức thanh toán phù hợp theo các phương thức được hệ thống hỗ trợ, chẳng hạn như:</w:t>
+      </w:r>
+    </w:p>
+    <w:p>
+      <w:pPr>
+        <w:numPr>
+          <w:ilvl w:val="0"/>
+          <w:numId w:val="23"/>
+        </w:numPr>
+        <w:spacing w:before="100" w:beforeAutospacing="1" w:after="100" w:afterAutospacing="1"/>
+        <w:jc w:val="both"/>
+        <w:rPr>
+          <w:rFonts w:cs="Times New Roman"/>
+          <w:sz w:val="24"/>
+          <w:szCs w:val="24"/>
+        </w:rPr>
+      </w:pPr>
+      <w:r>
+        <w:rPr>
+          <w:rFonts w:cs="Times New Roman"/>
+          <w:sz w:val="24"/>
+          <w:szCs w:val="24"/>
+        </w:rPr>
+        <w:t xml:space="preserve">Tài khoản ngân hàng; </w:t>
+      </w:r>
+    </w:p>
+    <w:p>
+      <w:pPr>
+        <w:numPr>
+          <w:ilvl w:val="0"/>
+          <w:numId w:val="23"/>
+        </w:numPr>
+        <w:spacing w:before="100" w:beforeAutospacing="1" w:after="100" w:afterAutospacing="1"/>
+        <w:jc w:val="both"/>
+        <w:rPr>
+          <w:rFonts w:cs="Times New Roman"/>
+          <w:sz w:val="24"/>
+          <w:szCs w:val="24"/>
+        </w:rPr>
+      </w:pPr>
+      <w:r>
+        <w:rPr>
+          <w:rFonts w:cs="Times New Roman"/>
+          <w:sz w:val="24"/>
+          <w:szCs w:val="24"/>
+        </w:rPr>
+        <w:t xml:space="preserve">Thẻ ATM nội địa; </w:t>
+      </w:r>
+    </w:p>
+    <w:p>
+      <w:pPr>
+        <w:numPr>
+          <w:ilvl w:val="0"/>
+          <w:numId w:val="23"/>
+        </w:numPr>
+        <w:spacing w:before="100" w:beforeAutospacing="1" w:after="100" w:afterAutospacing="1"/>
+        <w:jc w:val="both"/>
+        <w:rPr>
+          <w:rFonts w:cs="Times New Roman"/>
+          <w:sz w:val="24"/>
+          <w:szCs w:val="24"/>
+        </w:rPr>
+      </w:pPr>
+      <w:r>
+        <w:rPr>
+          <w:rFonts w:cs="Times New Roman"/>
+          <w:sz w:val="24"/>
+          <w:szCs w:val="24"/>
+        </w:rPr>
+        <w:t xml:space="preserve">Thẻ quốc tế; </w:t>
+      </w:r>
+    </w:p>
+    <w:p>
+      <w:pPr>
+        <w:numPr>
+          <w:ilvl w:val="0"/>
+          <w:numId w:val="23"/>
+        </w:numPr>
+        <w:spacing w:before="100" w:beforeAutospacing="1" w:after="100" w:afterAutospacing="1"/>
+        <w:jc w:val="both"/>
+        <w:rPr>
+          <w:rFonts w:cs="Times New Roman"/>
+          <w:sz w:val="24"/>
+          <w:szCs w:val="24"/>
+        </w:rPr>
+      </w:pPr>
+      <w:r>
+        <w:rPr>
+          <w:rFonts w:cs="Times New Roman"/>
+          <w:sz w:val="24"/>
+          <w:szCs w:val="24"/>
+        </w:rPr>
+        <w:t xml:space="preserve">Ví điện tử hoặc các phương thức thanh toán điện tử khác. </w:t>
+      </w:r>
+    </w:p>
+    <w:p>
+      <w:pPr>
+        <w:pStyle w:val="NormalWeb"/>
+        <w:spacing w:line="276" w:lineRule="auto"/>
+        <w:ind w:firstLine="360"/>
+        <w:jc w:val="both"/>
+      </w:pPr>
+      <w:r>
+        <w:t>Sau khi lựa chọn phương thức, người dùng thực hiện xác thực giao dịch theo yêu cầu của ngân hàng hoặc tổ chức cung ứng dịch vụ thanh toán. Phương thức xác thực có thể bao gồm OTP, Smart OTP, sinh trắc học hoặc phương thức xác thực khác.</w:t>
+      </w:r>
+      <w:r>
+        <w:t xml:space="preserve"> </w:t>
+      </w:r>
+      <w:r>
+        <w:t>Nếu thông tin xác thực không hợp lệ hoặc người dùng không xác nhận giao dịch, hệ thống thông báo lỗi và cho phép người dùng thực hiện lại hoặc kết thúc giao dịch.</w:t>
+      </w:r>
+    </w:p>
+    <w:p>
+      <w:pPr>
+        <w:pStyle w:val="Heading6"/>
+        <w:jc w:val="both"/>
+        <w:rPr>
+          <w:rFonts w:cs="Times New Roman"/>
+          <w:sz w:val="24"/>
+          <w:szCs w:val="24"/>
+        </w:rPr>
+      </w:pPr>
+      <w:r>
+        <w:rPr>
+          <w:rFonts w:cs="Times New Roman"/>
+          <w:sz w:val="24"/>
+          <w:szCs w:val="24"/>
+        </w:rPr>
+        <w:t>Bước 4. Xác nhận thanh toán</w:t>
+      </w:r>
+    </w:p>
+    <w:p>
+      <w:pPr>
+        <w:pStyle w:val="NormalWeb"/>
+        <w:spacing w:line="276" w:lineRule="auto"/>
+        <w:ind w:firstLine="360"/>
+        <w:jc w:val="both"/>
+      </w:pPr>
+      <w:r>
+        <w:t>Sau khi lựa chọn phương thức thanh toán và hoàn tất bước xác thực, người dân hoặc tổ chức xác nhận thực hiện thanh toán. Yêu cầu thanh toán được gửi đến Hệ thống thông tin giải quyết thủ tục hành chính để tiếp tục xử lý.Hệ thống kiểm tra thông tin giao dịch trước khi chuyển yêu cầu sang Cổng thanh toán điện tử. Trường hợp thông tin không hợp lệ, hệ thống thông báo lỗi và yêu cầu người dùng thực hiện lại giao dịch.</w:t>
+      </w:r>
+    </w:p>
+    <w:p>
+      <w:pPr>
+        <w:pStyle w:val="Heading6"/>
+        <w:jc w:val="both"/>
+        <w:rPr>
+          <w:rFonts w:cs="Times New Roman"/>
+          <w:sz w:val="24"/>
+          <w:szCs w:val="24"/>
+        </w:rPr>
+      </w:pPr>
+      <w:r>
+        <w:rPr>
+          <w:rFonts w:cs="Times New Roman"/>
+          <w:sz w:val="24"/>
+          <w:szCs w:val="24"/>
+        </w:rPr>
+        <w:t>Bước 5. Tiếp nhận yêu cầu và kiểm tra thông tin</w:t>
+      </w:r>
+    </w:p>
+    <w:p>
+      <w:pPr>
+        <w:pStyle w:val="NormalWeb"/>
+        <w:spacing w:line="276" w:lineRule="auto"/>
+        <w:ind w:firstLine="720"/>
+        <w:jc w:val="both"/>
+      </w:pPr>
+      <w:r>
+        <w:t xml:space="preserve">Hệ thống thông tin giải quyết thủ tục hành chính tiếp nhận yêu cầu thanh toán và thực hiện kiểm tra các thông tin cần thiết của giao dịch, bao gồm thông tin hồ sơ, số tiền phải thanh toán và các thông tin liên </w:t>
+      </w:r>
+      <w:r>
+        <w:t xml:space="preserve">quan. </w:t>
+      </w:r>
+      <w:r>
+        <w:t>Quá trình kiểm tra được thực hiện theo các nội dung:</w:t>
+      </w:r>
+    </w:p>
+    <w:p>
+      <w:pPr>
+        <w:numPr>
+          <w:ilvl w:val="0"/>
+          <w:numId w:val="30"/>
+        </w:numPr>
+        <w:spacing w:before="100" w:beforeAutospacing="1" w:after="100" w:afterAutospacing="1"/>
+        <w:jc w:val="both"/>
+        <w:rPr>
+          <w:rFonts w:cs="Times New Roman"/>
+          <w:sz w:val="24"/>
+          <w:szCs w:val="24"/>
+        </w:rPr>
+      </w:pPr>
+      <w:r>
+        <w:rPr>
+          <w:rStyle w:val="Strong"/>
+          <w:rFonts w:cs="Times New Roman"/>
+          <w:b w:val="0"/>
+          <w:sz w:val="24"/>
+          <w:szCs w:val="24"/>
+        </w:rPr>
+        <w:t>Kiểm tra số dư:</w:t>
+      </w:r>
+      <w:r>
+        <w:rPr>
+          <w:rFonts w:cs="Times New Roman"/>
+          <w:sz w:val="24"/>
+          <w:szCs w:val="24"/>
+        </w:rPr>
+        <w:t xml:space="preserve"> xác định tài khoản hoặc phương thức thanh toán có đủ khả năng thực hiện giao dịch hay không; </w:t>
+      </w:r>
+    </w:p>
+    <w:p>
+      <w:pPr>
+        <w:numPr>
+          <w:ilvl w:val="0"/>
+          <w:numId w:val="30"/>
+        </w:numPr>
+        <w:spacing w:before="100" w:beforeAutospacing="1" w:after="100" w:afterAutospacing="1"/>
+        <w:jc w:val="both"/>
+        <w:rPr>
+          <w:rFonts w:cs="Times New Roman"/>
+          <w:sz w:val="24"/>
+          <w:szCs w:val="24"/>
+        </w:rPr>
+      </w:pPr>
+      <w:r>
+        <w:rPr>
+          <w:rStyle w:val="Strong"/>
+          <w:rFonts w:cs="Times New Roman"/>
+          <w:b w:val="0"/>
+          <w:sz w:val="24"/>
+          <w:szCs w:val="24"/>
+        </w:rPr>
+        <w:t>Kiểm tra thông tin:</w:t>
+      </w:r>
+      <w:r>
+        <w:rPr>
+          <w:rFonts w:cs="Times New Roman"/>
+          <w:sz w:val="24"/>
+          <w:szCs w:val="24"/>
+        </w:rPr>
+        <w:t xml:space="preserve"> kiểm tra thông tin tài khoản, giao dịch và các thông tin liên quan; </w:t>
+      </w:r>
+    </w:p>
+    <w:p>
+      <w:pPr>
+        <w:numPr>
+          <w:ilvl w:val="0"/>
+          <w:numId w:val="30"/>
+        </w:numPr>
+        <w:spacing w:before="100" w:beforeAutospacing="1" w:after="100" w:afterAutospacing="1"/>
+        <w:jc w:val="both"/>
+        <w:rPr>
+          <w:rFonts w:cs="Times New Roman"/>
+          <w:sz w:val="24"/>
+          <w:szCs w:val="24"/>
+        </w:rPr>
+      </w:pPr>
+      <w:r>
+        <w:rPr>
+          <w:rStyle w:val="Strong"/>
+          <w:rFonts w:cs="Times New Roman"/>
+          <w:b w:val="0"/>
+          <w:sz w:val="24"/>
+          <w:szCs w:val="24"/>
+        </w:rPr>
+        <w:t>Kiểm tra hạn mức:</w:t>
+      </w:r>
+      <w:r>
+        <w:rPr>
+          <w:rFonts w:cs="Times New Roman"/>
+          <w:b/>
+          <w:sz w:val="24"/>
+          <w:szCs w:val="24"/>
+        </w:rPr>
+        <w:t xml:space="preserve"> </w:t>
+      </w:r>
+      <w:r>
+        <w:rPr>
+          <w:rFonts w:cs="Times New Roman"/>
+          <w:sz w:val="24"/>
+          <w:szCs w:val="24"/>
+        </w:rPr>
+        <w:t xml:space="preserve">xác định giao dịch có nằm trong giới hạn thanh toán được phép hay không. </w:t>
+      </w:r>
+    </w:p>
+    <w:p>
+      <w:pPr>
+        <w:pStyle w:val="NormalWeb"/>
+        <w:spacing w:line="276" w:lineRule="auto"/>
+        <w:jc w:val="both"/>
+      </w:pPr>
+      <w:r>
+        <w:t>Sau khi hoàn tất kiểm tra, hệ thống tổng hợp kết quả và xác định giao dịch có đủ điều kiện để chuyển sang Cổng thanh toán hay không.</w:t>
+      </w:r>
+    </w:p>
+    <w:p>
+      <w:pPr>
+        <w:pStyle w:val="NormalWeb"/>
+        <w:spacing w:line="276" w:lineRule="auto"/>
+        <w:jc w:val="both"/>
+      </w:pPr>
+      <w:r>
+        <w:t>Nếu thông tin không hợp lệ hoặc giao dịch không đáp ứng điều kiện, hệ thống thông báo lỗi để người dân hoặc tổ chức thực hiện lại giao dịch.</w:t>
+      </w:r>
+    </w:p>
+    <w:p>
+      <w:pPr>
+        <w:pStyle w:val="Heading6"/>
+        <w:jc w:val="both"/>
+        <w:rPr>
+          <w:rFonts w:cs="Times New Roman"/>
+          <w:sz w:val="24"/>
+          <w:szCs w:val="24"/>
+        </w:rPr>
+      </w:pPr>
+      <w:r>
+        <w:rPr>
+          <w:rFonts w:cs="Times New Roman"/>
+          <w:sz w:val="24"/>
+          <w:szCs w:val="24"/>
+        </w:rPr>
+        <w:lastRenderedPageBreak/>
+        <w:t>Bước 6. Chuyển yêu cầu sang Cổng thanh toán</w:t>
+      </w:r>
+    </w:p>
+    <w:p>
+      <w:pPr>
+        <w:pStyle w:val="NormalWeb"/>
+        <w:spacing w:line="276" w:lineRule="auto"/>
+        <w:ind w:firstLine="720"/>
+        <w:jc w:val="both"/>
+      </w:pPr>
+      <w:r>
+        <w:t>Khi thông tin giao dịch hợp lệ, Hệ thống thông tin giải quyết thủ tục hành chính chuyển yêu cầu thanh toán sang Cổng thanh toán điện tử.</w:t>
+      </w:r>
+      <w:r>
+        <w:t xml:space="preserve"> </w:t>
+      </w:r>
+      <w:r>
+        <w:t>Cổng thanh toán tiếp nhận yêu cầu, kiểm tra thông tin cần thiết và chuyển giao dịch đến ngân hàng hoặc tổ chức cung ứng dịch vụ thanh toán tương ứng với phương thức mà người dùng đã lựa chọn.</w:t>
+      </w:r>
+    </w:p>
+    <w:p>
+      <w:pPr>
+        <w:pStyle w:val="Heading6"/>
+        <w:jc w:val="both"/>
+        <w:rPr>
+          <w:rFonts w:cs="Times New Roman"/>
+          <w:sz w:val="24"/>
+          <w:szCs w:val="24"/>
+        </w:rPr>
+      </w:pPr>
+      <w:r>
+        <w:rPr>
+          <w:rFonts w:cs="Times New Roman"/>
+          <w:sz w:val="24"/>
+          <w:szCs w:val="24"/>
+        </w:rPr>
+        <w:t>Bước 7. Tiếp nhận và xử lý giao dịch tại ngân hàng</w:t>
+      </w:r>
+    </w:p>
+    <w:p>
+      <w:pPr>
+        <w:pStyle w:val="NormalWeb"/>
+        <w:spacing w:line="276" w:lineRule="auto"/>
+        <w:ind w:firstLine="720"/>
+        <w:jc w:val="both"/>
+      </w:pPr>
+      <w:r>
+        <w:t>Ngân hàng hoặc tổ chức cung ứng dịch vụ thanh toán tiếp nhận yêu cầu từ Cổng thanh toán và tiến hành xử lý giao dịch.</w:t>
+      </w:r>
+    </w:p>
+    <w:p>
+      <w:pPr>
+        <w:pStyle w:val="NormalWeb"/>
+        <w:spacing w:line="276" w:lineRule="auto"/>
+        <w:jc w:val="both"/>
+      </w:pPr>
+      <w:r>
+        <w:t>Quá trình xử lý có thể bao gồm:</w:t>
+      </w:r>
+    </w:p>
+    <w:p>
+      <w:pPr>
+        <w:numPr>
+          <w:ilvl w:val="0"/>
+          <w:numId w:val="24"/>
+        </w:numPr>
+        <w:spacing w:before="100" w:beforeAutospacing="1" w:after="100" w:afterAutospacing="1"/>
+        <w:jc w:val="both"/>
+        <w:rPr>
+          <w:rFonts w:cs="Times New Roman"/>
+          <w:sz w:val="24"/>
+          <w:szCs w:val="24"/>
+        </w:rPr>
+      </w:pPr>
+      <w:r>
+        <w:rPr>
+          <w:rFonts w:cs="Times New Roman"/>
+          <w:sz w:val="24"/>
+          <w:szCs w:val="24"/>
+        </w:rPr>
+        <w:t xml:space="preserve">Kiểm tra thông tin tài khoản; </w:t>
+      </w:r>
+    </w:p>
+    <w:p>
+      <w:pPr>
+        <w:numPr>
+          <w:ilvl w:val="0"/>
+          <w:numId w:val="24"/>
+        </w:numPr>
+        <w:spacing w:before="100" w:beforeAutospacing="1" w:after="100" w:afterAutospacing="1"/>
+        <w:jc w:val="both"/>
+        <w:rPr>
+          <w:rFonts w:cs="Times New Roman"/>
+          <w:sz w:val="24"/>
+          <w:szCs w:val="24"/>
+        </w:rPr>
+      </w:pPr>
+      <w:r>
+        <w:rPr>
+          <w:rFonts w:cs="Times New Roman"/>
+          <w:sz w:val="24"/>
+          <w:szCs w:val="24"/>
+        </w:rPr>
+        <w:t xml:space="preserve">Kiểm tra số dư; </w:t>
+      </w:r>
+    </w:p>
+    <w:p>
+      <w:pPr>
+        <w:numPr>
+          <w:ilvl w:val="0"/>
+          <w:numId w:val="24"/>
+        </w:numPr>
+        <w:spacing w:before="100" w:beforeAutospacing="1" w:after="100" w:afterAutospacing="1"/>
+        <w:jc w:val="both"/>
+        <w:rPr>
+          <w:rFonts w:cs="Times New Roman"/>
+          <w:sz w:val="24"/>
+          <w:szCs w:val="24"/>
+        </w:rPr>
+      </w:pPr>
+      <w:r>
+        <w:rPr>
+          <w:rFonts w:cs="Times New Roman"/>
+          <w:sz w:val="24"/>
+          <w:szCs w:val="24"/>
+        </w:rPr>
+        <w:t xml:space="preserve">Kiểm tra hạn mức; </w:t>
+      </w:r>
+    </w:p>
+    <w:p>
+      <w:pPr>
+        <w:numPr>
+          <w:ilvl w:val="0"/>
+          <w:numId w:val="24"/>
+        </w:numPr>
+        <w:spacing w:before="100" w:beforeAutospacing="1" w:after="100" w:afterAutospacing="1"/>
+        <w:jc w:val="both"/>
+        <w:rPr>
+          <w:rFonts w:cs="Times New Roman"/>
+          <w:sz w:val="24"/>
+          <w:szCs w:val="24"/>
+        </w:rPr>
+      </w:pPr>
+      <w:r>
+        <w:rPr>
+          <w:rFonts w:cs="Times New Roman"/>
+          <w:sz w:val="24"/>
+          <w:szCs w:val="24"/>
+        </w:rPr>
+        <w:t xml:space="preserve">Kiểm tra điều kiện xác thực; </w:t>
+      </w:r>
+    </w:p>
+    <w:p>
+      <w:pPr>
+        <w:numPr>
+          <w:ilvl w:val="0"/>
+          <w:numId w:val="24"/>
+        </w:numPr>
+        <w:spacing w:before="100" w:beforeAutospacing="1" w:after="100" w:afterAutospacing="1"/>
+        <w:jc w:val="both"/>
+        <w:rPr>
+          <w:rFonts w:cs="Times New Roman"/>
+          <w:sz w:val="24"/>
+          <w:szCs w:val="24"/>
+        </w:rPr>
+      </w:pPr>
+      <w:r>
+        <w:rPr>
+          <w:rFonts w:cs="Times New Roman"/>
+          <w:sz w:val="24"/>
+          <w:szCs w:val="24"/>
+        </w:rPr>
+        <w:t xml:space="preserve">Thực hiện giao dịch; </w:t>
+      </w:r>
+    </w:p>
+    <w:p>
+      <w:pPr>
+        <w:numPr>
+          <w:ilvl w:val="0"/>
+          <w:numId w:val="24"/>
+        </w:numPr>
+        <w:spacing w:before="100" w:beforeAutospacing="1" w:after="100" w:afterAutospacing="1"/>
+        <w:jc w:val="both"/>
+        <w:rPr>
+          <w:rFonts w:cs="Times New Roman"/>
+          <w:sz w:val="24"/>
+          <w:szCs w:val="24"/>
+        </w:rPr>
+      </w:pPr>
+      <w:r>
+        <w:rPr>
+          <w:rFonts w:cs="Times New Roman"/>
+          <w:sz w:val="24"/>
+          <w:szCs w:val="24"/>
+        </w:rPr>
+        <w:t xml:space="preserve">Gửi kết quả xử lý về Cổng thanh toán. </w:t>
+      </w:r>
+    </w:p>
+    <w:p>
+      <w:pPr>
+        <w:pStyle w:val="NormalWeb"/>
+        <w:spacing w:line="276" w:lineRule="auto"/>
+        <w:ind w:firstLine="720"/>
+        <w:jc w:val="both"/>
+        <w:rPr>
+          <w:b/>
+        </w:rPr>
+      </w:pPr>
+      <w:r>
+        <w:t xml:space="preserve">Sau khi xử lý, giao dịch có thể phát sinh nhiều trạng thái khác nhau như </w:t>
+      </w:r>
+      <w:r>
+        <w:rPr>
+          <w:rStyle w:val="Strong"/>
+          <w:rFonts w:eastAsiaTheme="majorEastAsia"/>
+          <w:b w:val="0"/>
+        </w:rPr>
+        <w:t>thành</w:t>
+      </w:r>
+      <w:r>
+        <w:rPr>
+          <w:rStyle w:val="Strong"/>
+          <w:rFonts w:eastAsiaTheme="majorEastAsia"/>
+        </w:rPr>
+        <w:t xml:space="preserve"> </w:t>
+      </w:r>
+      <w:r>
+        <w:rPr>
+          <w:rStyle w:val="Strong"/>
+          <w:rFonts w:eastAsiaTheme="majorEastAsia"/>
+          <w:b w:val="0"/>
+        </w:rPr>
+        <w:t>công, thất bại, bị hủy, hết thời gian, đang chờ xác nhận, thành công nhưng chưa đồng bộ, cần đối soát hoặc hoàn trả giao dịch</w:t>
+      </w:r>
+      <w:r>
+        <w:rPr>
+          <w:b/>
+        </w:rPr>
+        <w:t>.</w:t>
+      </w:r>
+    </w:p>
+    <w:p>
+      <w:pPr>
+        <w:pStyle w:val="Heading6"/>
+        <w:jc w:val="both"/>
+        <w:rPr>
+          <w:rFonts w:cs="Times New Roman"/>
+          <w:sz w:val="24"/>
+          <w:szCs w:val="24"/>
+        </w:rPr>
+      </w:pPr>
+      <w:r>
+        <w:rPr>
+          <w:rFonts w:cs="Times New Roman"/>
+          <w:sz w:val="24"/>
+          <w:szCs w:val="24"/>
+        </w:rPr>
+        <w:t>Bước 8. Xác định kết quả giao dịch</w:t>
+      </w:r>
+    </w:p>
+    <w:p>
+      <w:pPr>
+        <w:pStyle w:val="NormalWeb"/>
+        <w:spacing w:line="276" w:lineRule="auto"/>
+        <w:ind w:firstLine="720"/>
+        <w:jc w:val="both"/>
+      </w:pPr>
+      <w:r>
+        <w:t>Cổng thanh toán tiếp nhận kết quả xử lý từ ngân hàng hoặc tổ chức cung ứng dịch vụ th</w:t>
+      </w:r>
+      <w:r>
+        <w:t>anh toán và chuyển kết quả về h</w:t>
+      </w:r>
+      <w:r>
+        <w:t>ệ thống thông tin giải quyết thủ tục hành chính.Hệ thống xác định trạng thái cuối cùng hoặc trạng thái cần tiếp tục xử lý của giao dịch.Các kết quả có thể bao gồm:</w:t>
+      </w:r>
+    </w:p>
+    <w:p>
+      <w:pPr>
+        <w:numPr>
+          <w:ilvl w:val="0"/>
+          <w:numId w:val="29"/>
+        </w:numPr>
+        <w:spacing w:before="100" w:beforeAutospacing="1" w:after="100" w:afterAutospacing="1"/>
+        <w:jc w:val="both"/>
+        <w:rPr>
+          <w:rFonts w:cs="Times New Roman"/>
+          <w:sz w:val="24"/>
+          <w:szCs w:val="24"/>
+        </w:rPr>
+      </w:pPr>
+      <w:r>
+        <w:rPr>
+          <w:rStyle w:val="Strong"/>
+          <w:rFonts w:cs="Times New Roman"/>
+          <w:b w:val="0"/>
+          <w:sz w:val="24"/>
+          <w:szCs w:val="24"/>
+        </w:rPr>
+        <w:t>Thanh toán thành công:</w:t>
+      </w:r>
+      <w:r>
+        <w:rPr>
+          <w:rFonts w:cs="Times New Roman"/>
+          <w:sz w:val="24"/>
+          <w:szCs w:val="24"/>
+        </w:rPr>
+        <w:t xml:space="preserve"> Giao dịch được ngân hàng xác nhận thành công. </w:t>
+      </w:r>
+    </w:p>
+    <w:p>
+      <w:pPr>
+        <w:numPr>
+          <w:ilvl w:val="0"/>
+          <w:numId w:val="29"/>
+        </w:numPr>
+        <w:spacing w:before="100" w:beforeAutospacing="1" w:after="100" w:afterAutospacing="1"/>
+        <w:jc w:val="both"/>
+        <w:rPr>
+          <w:rFonts w:cs="Times New Roman"/>
+          <w:sz w:val="24"/>
+          <w:szCs w:val="24"/>
+        </w:rPr>
+      </w:pPr>
+      <w:r>
+        <w:rPr>
+          <w:rStyle w:val="Strong"/>
+          <w:rFonts w:cs="Times New Roman"/>
+          <w:b w:val="0"/>
+          <w:sz w:val="24"/>
+          <w:szCs w:val="24"/>
+        </w:rPr>
+        <w:t>Thanh toán thất bại:</w:t>
+      </w:r>
+      <w:r>
+        <w:rPr>
+          <w:rFonts w:cs="Times New Roman"/>
+          <w:sz w:val="24"/>
+          <w:szCs w:val="24"/>
+        </w:rPr>
+        <w:t xml:space="preserve"> Giao dịch không thực hiện được do không đủ số dư, vượt hạn mức, sai thông tin, lỗi xác thực hoặc các nguyên nhân khác. </w:t>
+      </w:r>
+    </w:p>
+    <w:p>
+      <w:pPr>
+        <w:numPr>
+          <w:ilvl w:val="0"/>
+          <w:numId w:val="29"/>
+        </w:numPr>
+        <w:spacing w:before="100" w:beforeAutospacing="1" w:after="100" w:afterAutospacing="1"/>
+        <w:jc w:val="both"/>
+        <w:rPr>
+          <w:rFonts w:cs="Times New Roman"/>
+          <w:sz w:val="24"/>
+          <w:szCs w:val="24"/>
+        </w:rPr>
+      </w:pPr>
+      <w:r>
+        <w:rPr>
+          <w:rStyle w:val="Strong"/>
+          <w:rFonts w:cs="Times New Roman"/>
+          <w:b w:val="0"/>
+          <w:sz w:val="24"/>
+          <w:szCs w:val="24"/>
+        </w:rPr>
+        <w:t>Giao dịch bị hủy:</w:t>
+      </w:r>
+      <w:r>
+        <w:rPr>
+          <w:rFonts w:cs="Times New Roman"/>
+          <w:sz w:val="24"/>
+          <w:szCs w:val="24"/>
+        </w:rPr>
+        <w:t xml:space="preserve"> Người dân hoặc tổ chức chủ động hủy giao dịch trước khi hoàn tất. </w:t>
+      </w:r>
+    </w:p>
+    <w:p>
+      <w:pPr>
+        <w:numPr>
+          <w:ilvl w:val="0"/>
+          <w:numId w:val="29"/>
+        </w:numPr>
+        <w:spacing w:before="100" w:beforeAutospacing="1" w:after="100" w:afterAutospacing="1"/>
+        <w:jc w:val="both"/>
+        <w:rPr>
+          <w:rFonts w:cs="Times New Roman"/>
+          <w:sz w:val="24"/>
+          <w:szCs w:val="24"/>
+        </w:rPr>
+      </w:pPr>
+      <w:r>
+        <w:rPr>
+          <w:rStyle w:val="Strong"/>
+          <w:rFonts w:cs="Times New Roman"/>
+          <w:b w:val="0"/>
+          <w:sz w:val="24"/>
+          <w:szCs w:val="24"/>
+        </w:rPr>
+        <w:t>Giao dịch hết thời gian:</w:t>
+      </w:r>
+      <w:r>
+        <w:rPr>
+          <w:rFonts w:cs="Times New Roman"/>
+          <w:sz w:val="24"/>
+          <w:szCs w:val="24"/>
+        </w:rPr>
+        <w:t xml:space="preserve"> Người dùng không hoàn thành giao dịch trong thời gian quy định. </w:t>
+      </w:r>
+    </w:p>
+    <w:p>
+      <w:pPr>
+        <w:numPr>
+          <w:ilvl w:val="0"/>
+          <w:numId w:val="29"/>
+        </w:numPr>
+        <w:spacing w:before="100" w:beforeAutospacing="1" w:after="100" w:afterAutospacing="1"/>
+        <w:jc w:val="both"/>
+        <w:rPr>
+          <w:rFonts w:cs="Times New Roman"/>
+          <w:sz w:val="24"/>
+          <w:szCs w:val="24"/>
+        </w:rPr>
+      </w:pPr>
+      <w:r>
+        <w:rPr>
+          <w:rStyle w:val="Strong"/>
+          <w:rFonts w:cs="Times New Roman"/>
+          <w:b w:val="0"/>
+          <w:sz w:val="24"/>
+          <w:szCs w:val="24"/>
+        </w:rPr>
+        <w:t>Đang chờ xác nhận:</w:t>
+      </w:r>
+      <w:r>
+        <w:rPr>
+          <w:rFonts w:cs="Times New Roman"/>
+          <w:sz w:val="24"/>
+          <w:szCs w:val="24"/>
+        </w:rPr>
+        <w:t xml:space="preserve"> Ngân hàng hoặc Cổng thanh toán chưa trả về kết quả cuối cùng. </w:t>
+      </w:r>
+    </w:p>
+    <w:p>
+      <w:pPr>
+        <w:numPr>
+          <w:ilvl w:val="0"/>
+          <w:numId w:val="29"/>
+        </w:numPr>
+        <w:spacing w:before="100" w:beforeAutospacing="1" w:after="100" w:afterAutospacing="1"/>
+        <w:jc w:val="both"/>
+        <w:rPr>
+          <w:rFonts w:cs="Times New Roman"/>
+          <w:sz w:val="24"/>
+          <w:szCs w:val="24"/>
+        </w:rPr>
+      </w:pPr>
+      <w:r>
+        <w:rPr>
+          <w:rStyle w:val="Strong"/>
+          <w:rFonts w:cs="Times New Roman"/>
+          <w:b w:val="0"/>
+          <w:sz w:val="24"/>
+          <w:szCs w:val="24"/>
+        </w:rPr>
+        <w:t>Thành công nhưng chưa đồng bộ:</w:t>
+      </w:r>
+      <w:r>
+        <w:rPr>
+          <w:rFonts w:cs="Times New Roman"/>
+          <w:sz w:val="24"/>
+          <w:szCs w:val="24"/>
+        </w:rPr>
+        <w:t xml:space="preserve"> Ngân hàng đã xác nhận thành công nhưng dữ liệu chưa được cập nhật đầy đủ trên Hệ thống thông tin giải quyết thủ tục hành chính. </w:t>
+      </w:r>
+    </w:p>
+    <w:p>
+      <w:pPr>
+        <w:numPr>
+          <w:ilvl w:val="0"/>
+          <w:numId w:val="29"/>
+        </w:numPr>
+        <w:spacing w:before="100" w:beforeAutospacing="1" w:after="100" w:afterAutospacing="1"/>
+        <w:jc w:val="both"/>
+        <w:rPr>
+          <w:rFonts w:cs="Times New Roman"/>
+          <w:sz w:val="24"/>
+          <w:szCs w:val="24"/>
+        </w:rPr>
+      </w:pPr>
+      <w:r>
+        <w:rPr>
+          <w:rStyle w:val="Strong"/>
+          <w:rFonts w:cs="Times New Roman"/>
+          <w:b w:val="0"/>
+          <w:sz w:val="24"/>
+          <w:szCs w:val="24"/>
+        </w:rPr>
+        <w:t>Cần đối soát:</w:t>
+      </w:r>
+      <w:r>
+        <w:rPr>
+          <w:rFonts w:cs="Times New Roman"/>
+          <w:sz w:val="24"/>
+          <w:szCs w:val="24"/>
+        </w:rPr>
+        <w:t xml:space="preserve"> Dữ liệu giữa ngân hàng, Cổng thanh toán và hệ thống không thống nhất. </w:t>
+      </w:r>
+    </w:p>
+    <w:p>
+      <w:pPr>
+        <w:numPr>
+          <w:ilvl w:val="0"/>
+          <w:numId w:val="29"/>
+        </w:numPr>
+        <w:spacing w:before="100" w:beforeAutospacing="1" w:after="100" w:afterAutospacing="1"/>
+        <w:jc w:val="both"/>
+        <w:rPr>
+          <w:rFonts w:cs="Times New Roman"/>
+          <w:sz w:val="24"/>
+          <w:szCs w:val="24"/>
+        </w:rPr>
+      </w:pPr>
+      <w:r>
+        <w:rPr>
+          <w:rStyle w:val="Strong"/>
+          <w:rFonts w:cs="Times New Roman"/>
+          <w:b w:val="0"/>
+          <w:sz w:val="24"/>
+          <w:szCs w:val="24"/>
+        </w:rPr>
+        <w:t>Hoàn trả giao dịch:</w:t>
+      </w:r>
+      <w:r>
+        <w:rPr>
+          <w:rFonts w:cs="Times New Roman"/>
+          <w:sz w:val="24"/>
+          <w:szCs w:val="24"/>
+        </w:rPr>
+        <w:t xml:space="preserve"> Phát sinh yêu cầu hoàn tiền theo quy định. </w:t>
+      </w:r>
+    </w:p>
+    <w:p>
+      <w:pPr>
+        <w:pStyle w:val="NormalWeb"/>
+        <w:spacing w:line="276" w:lineRule="auto"/>
+        <w:ind w:firstLine="360"/>
+        <w:jc w:val="both"/>
+      </w:pPr>
+      <w:r>
+        <w:lastRenderedPageBreak/>
+        <w:t>Đối với các trạng thái chưa có kết quả cuối cùng như chờ xác nhận, chưa đồng bộ hoặc cần đối soát, giao dịch tiếp tục được xử lý trước khi xác định trạng thái cuối cùng.</w:t>
+      </w:r>
+      <w:r>
+        <w:t>Phương án xử lý đối với các trường hợp có thể xảy ra:</w:t>
+      </w:r>
+    </w:p>
+    <w:p>
+      <w:pPr>
+        <w:pStyle w:val="ListParagraph"/>
+        <w:numPr>
+          <w:ilvl w:val="0"/>
+          <w:numId w:val="35"/>
+        </w:numPr>
+        <w:jc w:val="both"/>
+        <w:rPr>
+          <w:rFonts w:cs="Times New Roman"/>
+          <w:b/>
+          <w:sz w:val="24"/>
+          <w:szCs w:val="24"/>
+        </w:rPr>
+      </w:pPr>
+      <w:r>
+        <w:rPr>
+          <w:rFonts w:cs="Times New Roman"/>
+          <w:b/>
+          <w:sz w:val="24"/>
+          <w:szCs w:val="24"/>
+        </w:rPr>
+        <w:t>Xử lý trường hợp thanh toán thành công</w:t>
+      </w:r>
+    </w:p>
+    <w:p>
+      <w:pPr>
+        <w:pStyle w:val="Heading6"/>
+        <w:jc w:val="both"/>
+        <w:rPr>
+          <w:rFonts w:cs="Times New Roman"/>
+          <w:sz w:val="24"/>
+          <w:szCs w:val="24"/>
+        </w:rPr>
+      </w:pPr>
+      <w:r>
+        <w:rPr>
+          <w:rFonts w:cs="Times New Roman"/>
+          <w:sz w:val="24"/>
+          <w:szCs w:val="24"/>
+        </w:rPr>
+        <w:t>Bước 9. Ghi nhận thanh toán thành công</w:t>
+      </w:r>
+    </w:p>
+    <w:p>
+      <w:pPr>
+        <w:pStyle w:val="NormalWeb"/>
+        <w:spacing w:line="276" w:lineRule="auto"/>
+        <w:ind w:firstLine="720"/>
+        <w:jc w:val="both"/>
+      </w:pPr>
+      <w:r>
+        <w:t>Nếu ngân hàng hoặc tổ chức cung ứng dịch vụ thanh toán xác nhận giao dịch thành công, Hệ thống thông tin giải quyết thủ tục hành chính cập nhật trạng thái</w:t>
+      </w:r>
+      <w:r>
+        <w:t xml:space="preserve"> đ</w:t>
+      </w:r>
+      <w:r>
+        <w:t>ã thanh toán</w:t>
+      </w:r>
+      <w:r>
+        <w:t xml:space="preserve">. </w:t>
+      </w:r>
+      <w:r>
+        <w:t>Việc cập nhật này xác nhận người dân hoặc tổ chức đã hoàn thành nghĩa vụ tài chính đối với hồ sơ.</w:t>
+      </w:r>
+    </w:p>
+    <w:p>
+      <w:pPr>
+        <w:pStyle w:val="Heading6"/>
+        <w:jc w:val="both"/>
+        <w:rPr>
+          <w:rFonts w:cs="Times New Roman"/>
+          <w:sz w:val="24"/>
+          <w:szCs w:val="24"/>
+        </w:rPr>
+      </w:pPr>
+      <w:r>
+        <w:rPr>
+          <w:rFonts w:cs="Times New Roman"/>
+          <w:sz w:val="24"/>
+          <w:szCs w:val="24"/>
+        </w:rPr>
+        <w:t>Bước 10. Phát hành biên lai</w:t>
+      </w:r>
+    </w:p>
+    <w:p>
+      <w:pPr>
+        <w:pStyle w:val="NormalWeb"/>
+        <w:spacing w:line="276" w:lineRule="auto"/>
+        <w:ind w:firstLine="720"/>
+        <w:jc w:val="both"/>
+      </w:pPr>
+      <w:r>
+        <w:t xml:space="preserve">Sau khi xác nhận thanh toán thành công, hệ thống thực hiện phát hành biên lai điện tử theo quy định nếu giao dịch thuộc trường hợp phải phát hành </w:t>
+      </w:r>
+      <w:r>
+        <w:t xml:space="preserve">biên lai. </w:t>
+      </w:r>
+      <w:r>
+        <w:t>Biên lai được gắn với thông tin giao dịch để người dân hoặc tổ chức có thể tra cứu và sử dụng khi cần thiết.</w:t>
+      </w:r>
+    </w:p>
+    <w:p>
+      <w:pPr>
+        <w:pStyle w:val="Heading6"/>
+        <w:jc w:val="both"/>
+        <w:rPr>
+          <w:rFonts w:cs="Times New Roman"/>
+          <w:sz w:val="24"/>
+          <w:szCs w:val="24"/>
+        </w:rPr>
+      </w:pPr>
+      <w:r>
+        <w:rPr>
+          <w:rFonts w:cs="Times New Roman"/>
+          <w:sz w:val="24"/>
+          <w:szCs w:val="24"/>
+        </w:rPr>
+        <w:t>Bước 11. Lưu thông tin giao dịch</w:t>
+      </w:r>
+    </w:p>
+    <w:p>
+      <w:pPr>
+        <w:pStyle w:val="NormalWeb"/>
+        <w:spacing w:line="276" w:lineRule="auto"/>
+        <w:ind w:firstLine="720"/>
+        <w:jc w:val="both"/>
+      </w:pPr>
+      <w:r>
+        <w:t>Sau khi thanh toán thành công và hoàn tất việc phát hành biên lai, hệ thống lưu trữ thông tin giao dịch.</w:t>
+      </w:r>
+      <w:r>
+        <w:t xml:space="preserve"> </w:t>
+      </w:r>
+      <w:r>
+        <w:t>Thông tin được lưu có thể bao gồm:</w:t>
+      </w:r>
+    </w:p>
+    <w:p>
+      <w:pPr>
+        <w:numPr>
+          <w:ilvl w:val="0"/>
+          <w:numId w:val="31"/>
+        </w:numPr>
+        <w:spacing w:before="100" w:beforeAutospacing="1" w:after="100" w:afterAutospacing="1"/>
+        <w:jc w:val="both"/>
+        <w:rPr>
+          <w:rFonts w:cs="Times New Roman"/>
+          <w:sz w:val="24"/>
+          <w:szCs w:val="24"/>
+        </w:rPr>
+      </w:pPr>
+      <w:r>
+        <w:rPr>
+          <w:rFonts w:cs="Times New Roman"/>
+          <w:sz w:val="24"/>
+          <w:szCs w:val="24"/>
+        </w:rPr>
+        <w:t>Mã giao dị</w:t>
+      </w:r>
+      <w:r>
+        <w:rPr>
+          <w:rFonts w:cs="Times New Roman"/>
+          <w:sz w:val="24"/>
+          <w:szCs w:val="24"/>
+        </w:rPr>
+        <w:t>ch</w:t>
+      </w:r>
+    </w:p>
+    <w:p>
+      <w:pPr>
+        <w:numPr>
+          <w:ilvl w:val="0"/>
+          <w:numId w:val="31"/>
+        </w:numPr>
+        <w:spacing w:before="100" w:beforeAutospacing="1" w:after="100" w:afterAutospacing="1"/>
+        <w:jc w:val="both"/>
+        <w:rPr>
+          <w:rFonts w:cs="Times New Roman"/>
+          <w:sz w:val="24"/>
+          <w:szCs w:val="24"/>
+        </w:rPr>
+      </w:pPr>
+      <w:r>
+        <w:rPr>
+          <w:rFonts w:cs="Times New Roman"/>
+          <w:sz w:val="24"/>
+          <w:szCs w:val="24"/>
+        </w:rPr>
+        <w:t>Thờ</w:t>
+      </w:r>
+      <w:r>
+        <w:rPr>
+          <w:rFonts w:cs="Times New Roman"/>
+          <w:sz w:val="24"/>
+          <w:szCs w:val="24"/>
+        </w:rPr>
+        <w:t>i gian thanh toán</w:t>
+      </w:r>
+    </w:p>
+    <w:p>
+      <w:pPr>
+        <w:numPr>
+          <w:ilvl w:val="0"/>
+          <w:numId w:val="31"/>
+        </w:numPr>
+        <w:spacing w:before="100" w:beforeAutospacing="1" w:after="100" w:afterAutospacing="1"/>
+        <w:jc w:val="both"/>
+        <w:rPr>
+          <w:rFonts w:cs="Times New Roman"/>
+          <w:sz w:val="24"/>
+          <w:szCs w:val="24"/>
+        </w:rPr>
+      </w:pPr>
+      <w:r>
+        <w:rPr>
+          <w:rFonts w:cs="Times New Roman"/>
+          <w:sz w:val="24"/>
+          <w:szCs w:val="24"/>
+        </w:rPr>
+        <w:t>Số tiề</w:t>
+      </w:r>
+      <w:r>
+        <w:rPr>
+          <w:rFonts w:cs="Times New Roman"/>
+          <w:sz w:val="24"/>
+          <w:szCs w:val="24"/>
+        </w:rPr>
+        <w:t>n thanh toán</w:t>
+      </w:r>
+    </w:p>
+    <w:p>
+      <w:pPr>
+        <w:numPr>
+          <w:ilvl w:val="0"/>
+          <w:numId w:val="31"/>
+        </w:numPr>
+        <w:spacing w:before="100" w:beforeAutospacing="1" w:after="100" w:afterAutospacing="1"/>
+        <w:jc w:val="both"/>
+        <w:rPr>
+          <w:rFonts w:cs="Times New Roman"/>
+          <w:sz w:val="24"/>
+          <w:szCs w:val="24"/>
+        </w:rPr>
+      </w:pPr>
+      <w:r>
+        <w:rPr>
+          <w:rFonts w:cs="Times New Roman"/>
+          <w:sz w:val="24"/>
+          <w:szCs w:val="24"/>
+        </w:rPr>
+        <w:t>Phương thứ</w:t>
+      </w:r>
+      <w:r>
+        <w:rPr>
+          <w:rFonts w:cs="Times New Roman"/>
+          <w:sz w:val="24"/>
+          <w:szCs w:val="24"/>
+        </w:rPr>
+        <w:t>c thanh toán</w:t>
+      </w:r>
+    </w:p>
+    <w:p>
+      <w:pPr>
+        <w:numPr>
+          <w:ilvl w:val="0"/>
+          <w:numId w:val="31"/>
+        </w:numPr>
+        <w:spacing w:before="100" w:beforeAutospacing="1" w:after="100" w:afterAutospacing="1"/>
+        <w:jc w:val="both"/>
+        <w:rPr>
+          <w:rFonts w:cs="Times New Roman"/>
+          <w:sz w:val="24"/>
+          <w:szCs w:val="24"/>
+        </w:rPr>
+      </w:pPr>
+      <w:r>
+        <w:rPr>
+          <w:rFonts w:cs="Times New Roman"/>
+          <w:sz w:val="24"/>
+          <w:szCs w:val="24"/>
+        </w:rPr>
+        <w:t>Kết quả giao dị</w:t>
+      </w:r>
+      <w:r>
+        <w:rPr>
+          <w:rFonts w:cs="Times New Roman"/>
+          <w:sz w:val="24"/>
+          <w:szCs w:val="24"/>
+        </w:rPr>
+        <w:t>ch</w:t>
+      </w:r>
+    </w:p>
+    <w:p>
+      <w:pPr>
+        <w:numPr>
+          <w:ilvl w:val="0"/>
+          <w:numId w:val="31"/>
+        </w:numPr>
+        <w:spacing w:before="100" w:beforeAutospacing="1" w:after="100" w:afterAutospacing="1"/>
+        <w:jc w:val="both"/>
+        <w:rPr>
+          <w:rFonts w:cs="Times New Roman"/>
+          <w:sz w:val="24"/>
+          <w:szCs w:val="24"/>
+        </w:rPr>
+      </w:pPr>
+      <w:r>
+        <w:rPr>
+          <w:rFonts w:cs="Times New Roman"/>
+          <w:sz w:val="24"/>
+          <w:szCs w:val="24"/>
+        </w:rPr>
+        <w:t>Trạ</w:t>
+      </w:r>
+      <w:r>
+        <w:rPr>
+          <w:rFonts w:cs="Times New Roman"/>
+          <w:sz w:val="24"/>
+          <w:szCs w:val="24"/>
+        </w:rPr>
+        <w:t>ng thái thanh toán</w:t>
+      </w:r>
+    </w:p>
+    <w:p>
+      <w:pPr>
+        <w:numPr>
+          <w:ilvl w:val="0"/>
+          <w:numId w:val="31"/>
+        </w:numPr>
+        <w:spacing w:before="100" w:beforeAutospacing="1" w:after="100" w:afterAutospacing="1"/>
+        <w:jc w:val="both"/>
+        <w:rPr>
+          <w:rFonts w:cs="Times New Roman"/>
+          <w:sz w:val="24"/>
+          <w:szCs w:val="24"/>
+        </w:rPr>
+      </w:pPr>
+      <w:r>
+        <w:rPr>
+          <w:rFonts w:cs="Times New Roman"/>
+          <w:sz w:val="24"/>
+          <w:szCs w:val="24"/>
+        </w:rPr>
+        <w:t>Thông tin biên lai</w:t>
+      </w:r>
+    </w:p>
+    <w:p>
+      <w:pPr>
+        <w:numPr>
+          <w:ilvl w:val="0"/>
+          <w:numId w:val="31"/>
+        </w:numPr>
+        <w:spacing w:before="100" w:beforeAutospacing="1" w:after="100" w:afterAutospacing="1"/>
+        <w:jc w:val="both"/>
+        <w:rPr>
+          <w:rFonts w:cs="Times New Roman"/>
+          <w:sz w:val="24"/>
+          <w:szCs w:val="24"/>
+        </w:rPr>
+      </w:pPr>
+      <w:r>
+        <w:rPr>
+          <w:rFonts w:cs="Times New Roman"/>
+          <w:sz w:val="24"/>
+          <w:szCs w:val="24"/>
+        </w:rPr>
+        <w:t>Lịch sử xử lý giao dị</w:t>
+      </w:r>
+      <w:r>
+        <w:rPr>
+          <w:rFonts w:cs="Times New Roman"/>
+          <w:sz w:val="24"/>
+          <w:szCs w:val="24"/>
+        </w:rPr>
+        <w:t>ch</w:t>
+      </w:r>
+    </w:p>
+    <w:p>
+      <w:pPr>
+        <w:pStyle w:val="NormalWeb"/>
+        <w:spacing w:line="276" w:lineRule="auto"/>
+        <w:jc w:val="both"/>
+      </w:pPr>
+      <w:r>
+        <w:t>Sau khi lưu thông tin, quy trình thanh toán kết thúc.</w:t>
+      </w:r>
+    </w:p>
+    <w:p>
+      <w:pPr>
+        <w:pStyle w:val="ListParagraph"/>
+        <w:numPr>
+          <w:ilvl w:val="0"/>
+          <w:numId w:val="35"/>
+        </w:numPr>
+        <w:jc w:val="both"/>
+        <w:rPr>
+          <w:rFonts w:cs="Times New Roman"/>
+          <w:b/>
+          <w:sz w:val="24"/>
+          <w:szCs w:val="24"/>
+        </w:rPr>
+      </w:pPr>
+      <w:r>
+        <w:rPr>
+          <w:rFonts w:cs="Times New Roman"/>
+          <w:b/>
+          <w:sz w:val="24"/>
+          <w:szCs w:val="24"/>
+        </w:rPr>
+        <w:t>Xử lý trường hợp thanh toán thất bại</w:t>
+      </w:r>
+    </w:p>
+    <w:p>
+      <w:pPr>
+        <w:pStyle w:val="Heading6"/>
+        <w:jc w:val="both"/>
+        <w:rPr>
+          <w:rFonts w:cs="Times New Roman"/>
+          <w:sz w:val="24"/>
+          <w:szCs w:val="24"/>
+        </w:rPr>
+      </w:pPr>
+      <w:r>
+        <w:rPr>
+          <w:rFonts w:cs="Times New Roman"/>
+          <w:sz w:val="24"/>
+          <w:szCs w:val="24"/>
+        </w:rPr>
+        <w:t>Bước 12. Thông báo giao dịch thất bại</w:t>
+      </w:r>
+    </w:p>
+    <w:p>
+      <w:pPr>
+        <w:pStyle w:val="NormalWeb"/>
+        <w:spacing w:line="276" w:lineRule="auto"/>
+        <w:ind w:firstLine="720"/>
+        <w:jc w:val="both"/>
+      </w:pPr>
+      <w:r>
+        <w:t>Nếu ngân hàng hoặc tổ chức cung ứng dịch vụ thanh toán trả về kết quả thất bại, hệ thống cập nhật trạng thái</w:t>
+      </w:r>
+      <w:r>
+        <w:t xml:space="preserve"> </w:t>
+      </w:r>
+      <w:r>
+        <w:rPr>
+          <w:rStyle w:val="Strong"/>
+          <w:rFonts w:eastAsiaTheme="majorEastAsia"/>
+          <w:b w:val="0"/>
+        </w:rPr>
+        <w:t>t</w:t>
+      </w:r>
+      <w:r>
+        <w:rPr>
+          <w:rStyle w:val="Strong"/>
+          <w:rFonts w:eastAsiaTheme="majorEastAsia"/>
+          <w:b w:val="0"/>
+        </w:rPr>
+        <w:t>hanh toán thất bại</w:t>
+      </w:r>
+      <w:r>
+        <w:t xml:space="preserve">. </w:t>
+      </w:r>
+      <w:r>
+        <w:t>Hệ thống thông báo cho người dân hoặc tổ chức về kết quả giao dịch và nguyên nhân nếu có thể xác định được.</w:t>
+      </w:r>
+    </w:p>
+    <w:p>
+      <w:pPr>
+        <w:pStyle w:val="NormalWeb"/>
+        <w:spacing w:line="276" w:lineRule="auto"/>
+        <w:jc w:val="both"/>
+      </w:pPr>
+      <w:r>
+        <w:t>Các nguyên nhân có thể bao gồm:</w:t>
+      </w:r>
+    </w:p>
+    <w:p>
+      <w:pPr>
+        <w:numPr>
+          <w:ilvl w:val="0"/>
+          <w:numId w:val="32"/>
+        </w:numPr>
+        <w:spacing w:before="100" w:beforeAutospacing="1" w:after="100" w:afterAutospacing="1"/>
+        <w:jc w:val="both"/>
+        <w:rPr>
+          <w:rFonts w:cs="Times New Roman"/>
+          <w:sz w:val="24"/>
+          <w:szCs w:val="24"/>
+        </w:rPr>
+      </w:pPr>
+      <w:r>
+        <w:rPr>
+          <w:rFonts w:cs="Times New Roman"/>
+          <w:sz w:val="24"/>
+          <w:szCs w:val="24"/>
+        </w:rPr>
+        <w:t>Tài khoản không đủ số</w:t>
+      </w:r>
+      <w:r>
+        <w:rPr>
+          <w:rFonts w:cs="Times New Roman"/>
+          <w:sz w:val="24"/>
+          <w:szCs w:val="24"/>
+        </w:rPr>
+        <w:t xml:space="preserve"> dư</w:t>
+      </w:r>
+    </w:p>
+    <w:p>
+      <w:pPr>
+        <w:numPr>
+          <w:ilvl w:val="0"/>
+          <w:numId w:val="32"/>
+        </w:numPr>
+        <w:spacing w:before="100" w:beforeAutospacing="1" w:after="100" w:afterAutospacing="1"/>
+        <w:jc w:val="both"/>
+        <w:rPr>
+          <w:rFonts w:cs="Times New Roman"/>
+          <w:sz w:val="24"/>
+          <w:szCs w:val="24"/>
+        </w:rPr>
+      </w:pPr>
+      <w:r>
+        <w:rPr>
+          <w:rFonts w:cs="Times New Roman"/>
+          <w:sz w:val="24"/>
+          <w:szCs w:val="24"/>
+        </w:rPr>
+        <w:t>Vượt hạn mức giao dị</w:t>
+      </w:r>
+      <w:r>
+        <w:rPr>
+          <w:rFonts w:cs="Times New Roman"/>
+          <w:sz w:val="24"/>
+          <w:szCs w:val="24"/>
+        </w:rPr>
+        <w:t>ch</w:t>
+      </w:r>
+    </w:p>
+    <w:p>
+      <w:pPr>
+        <w:numPr>
+          <w:ilvl w:val="0"/>
+          <w:numId w:val="32"/>
+        </w:numPr>
+        <w:spacing w:before="100" w:beforeAutospacing="1" w:after="100" w:afterAutospacing="1"/>
+        <w:jc w:val="both"/>
+        <w:rPr>
+          <w:rFonts w:cs="Times New Roman"/>
+          <w:sz w:val="24"/>
+          <w:szCs w:val="24"/>
+        </w:rPr>
+      </w:pPr>
+      <w:r>
+        <w:rPr>
+          <w:rFonts w:cs="Times New Roman"/>
+          <w:sz w:val="24"/>
+          <w:szCs w:val="24"/>
+        </w:rPr>
+        <w:lastRenderedPageBreak/>
+        <w:t xml:space="preserve">Sai thông tin thanh </w:t>
+      </w:r>
+      <w:r>
+        <w:rPr>
+          <w:rFonts w:cs="Times New Roman"/>
+          <w:sz w:val="24"/>
+          <w:szCs w:val="24"/>
+        </w:rPr>
+        <w:t>toán</w:t>
+      </w:r>
+    </w:p>
+    <w:p>
+      <w:pPr>
+        <w:numPr>
+          <w:ilvl w:val="0"/>
+          <w:numId w:val="32"/>
+        </w:numPr>
+        <w:spacing w:before="100" w:beforeAutospacing="1" w:after="100" w:afterAutospacing="1"/>
+        <w:jc w:val="both"/>
+        <w:rPr>
+          <w:rFonts w:cs="Times New Roman"/>
+          <w:sz w:val="24"/>
+          <w:szCs w:val="24"/>
+        </w:rPr>
+      </w:pPr>
+      <w:r>
+        <w:rPr>
+          <w:rFonts w:cs="Times New Roman"/>
+          <w:sz w:val="24"/>
+          <w:szCs w:val="24"/>
+        </w:rPr>
+        <w:t>Xác thự</w:t>
+      </w:r>
+      <w:r>
+        <w:rPr>
+          <w:rFonts w:cs="Times New Roman"/>
+          <w:sz w:val="24"/>
+          <w:szCs w:val="24"/>
+        </w:rPr>
+        <w:t>c không thành công</w:t>
+      </w:r>
+    </w:p>
+    <w:p>
+      <w:pPr>
+        <w:numPr>
+          <w:ilvl w:val="0"/>
+          <w:numId w:val="32"/>
+        </w:numPr>
+        <w:spacing w:before="100" w:beforeAutospacing="1" w:after="100" w:afterAutospacing="1"/>
+        <w:jc w:val="both"/>
+        <w:rPr>
+          <w:rFonts w:cs="Times New Roman"/>
+          <w:sz w:val="24"/>
+          <w:szCs w:val="24"/>
+        </w:rPr>
+      </w:pPr>
+      <w:r>
+        <w:rPr>
+          <w:rFonts w:cs="Times New Roman"/>
+          <w:sz w:val="24"/>
+          <w:szCs w:val="24"/>
+        </w:rPr>
+        <w:t>Ngân hàng từ chối giao dị</w:t>
+      </w:r>
+      <w:r>
+        <w:rPr>
+          <w:rFonts w:cs="Times New Roman"/>
+          <w:sz w:val="24"/>
+          <w:szCs w:val="24"/>
+        </w:rPr>
+        <w:t>ch</w:t>
+      </w:r>
+    </w:p>
+    <w:p>
+      <w:pPr>
+        <w:numPr>
+          <w:ilvl w:val="0"/>
+          <w:numId w:val="32"/>
+        </w:numPr>
+        <w:spacing w:before="100" w:beforeAutospacing="1" w:after="100" w:afterAutospacing="1"/>
+        <w:jc w:val="both"/>
+        <w:rPr>
+          <w:rFonts w:cs="Times New Roman"/>
+          <w:sz w:val="24"/>
+          <w:szCs w:val="24"/>
+        </w:rPr>
+      </w:pPr>
+      <w:r>
+        <w:rPr>
+          <w:rFonts w:cs="Times New Roman"/>
+          <w:sz w:val="24"/>
+          <w:szCs w:val="24"/>
+        </w:rPr>
+        <w:t>Lỗi kết nối hoặc lỗi xử lý giao dị</w:t>
+      </w:r>
+      <w:r>
+        <w:rPr>
+          <w:rFonts w:cs="Times New Roman"/>
+          <w:sz w:val="24"/>
+          <w:szCs w:val="24"/>
+        </w:rPr>
+        <w:t>ch</w:t>
+      </w:r>
+    </w:p>
+    <w:p>
+      <w:pPr>
+        <w:pStyle w:val="Heading6"/>
+        <w:jc w:val="both"/>
+        <w:rPr>
+          <w:rFonts w:cs="Times New Roman"/>
+          <w:sz w:val="24"/>
+          <w:szCs w:val="24"/>
+        </w:rPr>
+      </w:pPr>
+      <w:r>
+        <w:rPr>
+          <w:rFonts w:cs="Times New Roman"/>
+          <w:sz w:val="24"/>
+          <w:szCs w:val="24"/>
+        </w:rPr>
+        <w:t>Bước 13. Lựa chọn tiếp tục hoặc ngưng giao dịch</w:t>
+      </w:r>
+    </w:p>
+    <w:p>
+      <w:pPr>
+        <w:pStyle w:val="NormalWeb"/>
+        <w:spacing w:line="276" w:lineRule="auto"/>
+        <w:ind w:firstLine="720"/>
+        <w:jc w:val="both"/>
+      </w:pPr>
+      <w:r>
+        <w:t>Sau khi nhận được thông báo giao dịch thất bại, người dân hoặc tổ chức lựa chọn một trong hai phương án:</w:t>
+      </w:r>
+    </w:p>
+    <w:p>
+      <w:pPr>
+        <w:pStyle w:val="NormalWeb"/>
+        <w:numPr>
+          <w:ilvl w:val="0"/>
+          <w:numId w:val="33"/>
+        </w:numPr>
+        <w:spacing w:line="276" w:lineRule="auto"/>
+        <w:jc w:val="both"/>
+        <w:rPr>
+          <w:b/>
+        </w:rPr>
+      </w:pPr>
+      <w:r>
+        <w:rPr>
+          <w:rStyle w:val="Strong"/>
+          <w:rFonts w:eastAsiaTheme="majorEastAsia"/>
+          <w:b w:val="0"/>
+        </w:rPr>
+        <w:t>Trường hợp lựa chọn thực hiện lại:</w:t>
+      </w:r>
+      <w:r>
+        <w:rPr>
+          <w:b/>
+        </w:rPr>
+        <w:t xml:space="preserve"> </w:t>
+      </w:r>
+      <w:r>
+        <w:t>Hệ thống cho phép người dùng khởi tạo một giao dịch mới. Người dùng có thể điều chỉnh phương thức thanh toán hoặc khắc phục nguyên nhân khiến giao dịch trước đó thất bại, sau đó thực hiện lại quy trình thanh toán.</w:t>
+      </w:r>
+    </w:p>
+    <w:p>
+      <w:pPr>
+        <w:pStyle w:val="NormalWeb"/>
+        <w:numPr>
+          <w:ilvl w:val="0"/>
+          <w:numId w:val="34"/>
+        </w:numPr>
+        <w:spacing w:line="276" w:lineRule="auto"/>
+        <w:jc w:val="both"/>
+        <w:rPr>
+          <w:b/>
+        </w:rPr>
+      </w:pPr>
+      <w:r>
+        <w:rPr>
+          <w:rStyle w:val="Strong"/>
+          <w:rFonts w:eastAsiaTheme="majorEastAsia"/>
+          <w:b w:val="0"/>
+        </w:rPr>
+        <w:t>Trường hợp lựa chọn ngưng giao dịch:</w:t>
+      </w:r>
+      <w:r>
+        <w:rPr>
+          <w:b/>
+        </w:rPr>
+        <w:t xml:space="preserve"> </w:t>
+      </w:r>
+      <w:r>
+        <w:t>Người dùng xác nhận không tiếp tục thực hiện thanh toán. Hệ thống ghi nhận trạng thái giao dịch và chuyển sang bước lưu thông tin.</w:t>
+      </w:r>
+      <w:r>
+        <w:rPr>
+          <w:b/>
+        </w:rPr>
+        <w:t xml:space="preserve"> </w:t>
+      </w:r>
+      <w:r>
+        <w:t>Việc cho phép thực hiện lại hoặc ngưng giao dịch giúp quy trình phản ánh đầy đủ quyền lựa chọn của người dân hoặc tổ chức khi giao dịch không thành công.</w:t>
+      </w:r>
+    </w:p>
+    <w:p>
+      <w:pPr>
+        <w:pStyle w:val="ListParagraph"/>
+        <w:numPr>
+          <w:ilvl w:val="0"/>
+          <w:numId w:val="35"/>
+        </w:numPr>
+        <w:jc w:val="both"/>
+        <w:rPr>
+          <w:rFonts w:cs="Times New Roman"/>
+          <w:b/>
+          <w:sz w:val="24"/>
+          <w:szCs w:val="24"/>
+        </w:rPr>
+      </w:pPr>
+      <w:r>
+        <w:rPr>
+          <w:rFonts w:cs="Times New Roman"/>
+          <w:b/>
+          <w:sz w:val="24"/>
+          <w:szCs w:val="24"/>
+        </w:rPr>
+        <w:t>Xử lý giao dịch hủy hoặc hết thời gian</w:t>
+      </w:r>
+    </w:p>
+    <w:p>
+      <w:pPr>
+        <w:pStyle w:val="NormalWeb"/>
+        <w:spacing w:line="276" w:lineRule="auto"/>
+        <w:jc w:val="both"/>
+      </w:pPr>
+      <w:r>
+        <w:t>Đối với trường hợp người dùng chủ động hủy giao dịch hoặc giao dịch hết thời gian thực hiện, hệ thống ghi nhận trạng thái tương ứng:</w:t>
+      </w:r>
+    </w:p>
+    <w:p>
+      <w:pPr>
+        <w:numPr>
+          <w:ilvl w:val="0"/>
+          <w:numId w:val="25"/>
+        </w:numPr>
+        <w:spacing w:before="100" w:beforeAutospacing="1" w:after="100" w:afterAutospacing="1"/>
+        <w:jc w:val="both"/>
+        <w:rPr>
+          <w:rFonts w:cs="Times New Roman"/>
+          <w:b/>
+          <w:sz w:val="24"/>
+          <w:szCs w:val="24"/>
+        </w:rPr>
+      </w:pPr>
+      <w:r>
+        <w:rPr>
+          <w:rStyle w:val="Strong"/>
+          <w:rFonts w:cs="Times New Roman"/>
+          <w:b w:val="0"/>
+          <w:sz w:val="24"/>
+          <w:szCs w:val="24"/>
+        </w:rPr>
+        <w:t>Đã hủy giao dịch</w:t>
+      </w:r>
+      <w:r>
+        <w:rPr>
+          <w:rFonts w:cs="Times New Roman"/>
+          <w:b/>
+          <w:sz w:val="24"/>
+          <w:szCs w:val="24"/>
+        </w:rPr>
+        <w:t xml:space="preserve">; </w:t>
+      </w:r>
+    </w:p>
+    <w:p>
+      <w:pPr>
+        <w:numPr>
+          <w:ilvl w:val="0"/>
+          <w:numId w:val="25"/>
+        </w:numPr>
+        <w:spacing w:before="100" w:beforeAutospacing="1" w:after="100" w:afterAutospacing="1"/>
+        <w:jc w:val="both"/>
+        <w:rPr>
+          <w:rFonts w:cs="Times New Roman"/>
+          <w:b/>
+          <w:sz w:val="24"/>
+          <w:szCs w:val="24"/>
+        </w:rPr>
+      </w:pPr>
+      <w:r>
+        <w:rPr>
+          <w:rStyle w:val="Strong"/>
+          <w:rFonts w:cs="Times New Roman"/>
+          <w:b w:val="0"/>
+          <w:sz w:val="24"/>
+          <w:szCs w:val="24"/>
+        </w:rPr>
+        <w:t>Hết thời gian thanh toán</w:t>
+      </w:r>
+      <w:r>
+        <w:rPr>
+          <w:rFonts w:cs="Times New Roman"/>
+          <w:b/>
+          <w:sz w:val="24"/>
+          <w:szCs w:val="24"/>
+        </w:rPr>
+        <w:t xml:space="preserve">. </w:t>
+      </w:r>
+    </w:p>
+    <w:p>
+      <w:pPr>
+        <w:pStyle w:val="NormalWeb"/>
+        <w:spacing w:line="276" w:lineRule="auto"/>
+        <w:ind w:firstLine="720"/>
+        <w:jc w:val="both"/>
+      </w:pPr>
+      <w:r>
+        <w:t>Hệ thống thông báo kết quả cho người dùng và cho phép thực hiện lại giao dịch nếu người dùng vẫn có</w:t>
+      </w:r>
+      <w:r>
+        <w:t xml:space="preserve"> nhu cầu thanh toán. </w:t>
+      </w:r>
+      <w:r>
+        <w:t>Nếu người dùng không tiếp tục, giao dịch được chuyển sang bước lưu thông tin và kết thúc quy trình.</w:t>
+      </w:r>
+    </w:p>
+    <w:p>
+      <w:pPr>
+        <w:pStyle w:val="ListParagraph"/>
+        <w:numPr>
+          <w:ilvl w:val="0"/>
+          <w:numId w:val="35"/>
+        </w:numPr>
+        <w:jc w:val="both"/>
+        <w:rPr>
+          <w:rFonts w:cs="Times New Roman"/>
+          <w:b/>
+          <w:sz w:val="24"/>
+          <w:szCs w:val="24"/>
+        </w:rPr>
+      </w:pPr>
+      <w:r>
+        <w:rPr>
+          <w:rFonts w:cs="Times New Roman"/>
+          <w:b/>
+          <w:sz w:val="24"/>
+          <w:szCs w:val="24"/>
+        </w:rPr>
+        <w:t>Xử lý giao dịch chờ xác nhận và chưa đồng bộ</w:t>
+      </w:r>
+    </w:p>
+    <w:p>
+      <w:pPr>
+        <w:pStyle w:val="ListParagraph"/>
+        <w:numPr>
+          <w:ilvl w:val="0"/>
+          <w:numId w:val="36"/>
+        </w:numPr>
+        <w:jc w:val="both"/>
+        <w:rPr>
+          <w:rFonts w:cs="Times New Roman"/>
+          <w:sz w:val="24"/>
+          <w:szCs w:val="24"/>
+        </w:rPr>
+      </w:pPr>
+      <w:r>
+        <w:rPr>
+          <w:rFonts w:cs="Times New Roman"/>
+          <w:sz w:val="24"/>
+          <w:szCs w:val="24"/>
+        </w:rPr>
+        <w:t>Giao dịch đang chờ xác nhận</w:t>
+      </w:r>
+      <w:r>
+        <w:rPr>
+          <w:rFonts w:cs="Times New Roman"/>
+          <w:sz w:val="24"/>
+          <w:szCs w:val="24"/>
+        </w:rPr>
+        <w:t>:</w:t>
+      </w:r>
+      <w:r>
+        <w:rPr>
+          <w:rFonts w:cs="Times New Roman"/>
+          <w:sz w:val="24"/>
+          <w:szCs w:val="24"/>
+        </w:rPr>
+        <w:t>Trong trường hợp ngân hàng hoặc Cổng thanh toán chưa trả về kết quả cuối cùng, giao dịch được ghi nhận ở trạng thái:</w:t>
+      </w:r>
+    </w:p>
+    <w:p>
+      <w:pPr>
+        <w:pStyle w:val="ListParagraph"/>
+        <w:numPr>
+          <w:ilvl w:val="0"/>
+          <w:numId w:val="36"/>
+        </w:numPr>
+        <w:jc w:val="both"/>
+        <w:rPr>
+          <w:rFonts w:cs="Times New Roman"/>
+          <w:sz w:val="24"/>
+          <w:szCs w:val="24"/>
+        </w:rPr>
+      </w:pPr>
+      <w:r>
+        <w:rPr>
+          <w:rStyle w:val="Strong"/>
+          <w:rFonts w:cs="Times New Roman"/>
+          <w:b w:val="0"/>
+          <w:sz w:val="24"/>
+          <w:szCs w:val="24"/>
+        </w:rPr>
+        <w:t>Đang xử lý thanh toán</w:t>
+      </w:r>
+      <w:r>
+        <w:rPr>
+          <w:rFonts w:cs="Times New Roman"/>
+          <w:sz w:val="24"/>
+          <w:szCs w:val="24"/>
+        </w:rPr>
+        <w:t xml:space="preserve">: </w:t>
+      </w:r>
+      <w:r>
+        <w:rPr>
+          <w:rFonts w:cs="Times New Roman"/>
+          <w:sz w:val="24"/>
+          <w:szCs w:val="24"/>
+        </w:rPr>
+        <w:t>Hệ thống tiếp tục chờ kết quả từ đơn vị thanh toán và không xác định giao dịch là thành công hoặc thất bại khi chưa có căn cứ xác nhận.</w:t>
+      </w:r>
+    </w:p>
+    <w:p>
+      <w:pPr>
+        <w:pStyle w:val="ListParagraph"/>
+        <w:numPr>
+          <w:ilvl w:val="0"/>
+          <w:numId w:val="36"/>
+        </w:numPr>
+        <w:jc w:val="both"/>
+        <w:rPr>
+          <w:rFonts w:cs="Times New Roman"/>
+          <w:sz w:val="24"/>
+          <w:szCs w:val="24"/>
+        </w:rPr>
+      </w:pPr>
+      <w:r>
+        <w:rPr>
+          <w:rFonts w:cs="Times New Roman"/>
+          <w:sz w:val="24"/>
+          <w:szCs w:val="24"/>
+        </w:rPr>
+        <w:t>Thanh toán thành công nhưng chưa đồng bộ</w:t>
+      </w:r>
+      <w:r>
+        <w:rPr>
+          <w:rFonts w:cs="Times New Roman"/>
+          <w:sz w:val="24"/>
+          <w:szCs w:val="24"/>
+        </w:rPr>
+        <w:t xml:space="preserve">: </w:t>
+      </w:r>
+      <w:r>
+        <w:rPr>
+          <w:rFonts w:cs="Times New Roman"/>
+          <w:sz w:val="24"/>
+          <w:szCs w:val="24"/>
+        </w:rPr>
+        <w:t>Trường hợp ngân hàng đã xác nhận giao dịch thành công nhưng Hệ thống thông tin giải quyết thủ tục hành chính chưa nhận được dữ liệu, giao dịch được chuyển sang trạng thái:</w:t>
+      </w:r>
+    </w:p>
+    <w:p>
+      <w:pPr>
+        <w:pStyle w:val="ListParagraph"/>
+        <w:numPr>
+          <w:ilvl w:val="0"/>
+          <w:numId w:val="36"/>
+        </w:numPr>
+        <w:jc w:val="both"/>
+        <w:rPr>
+          <w:rFonts w:cs="Times New Roman"/>
+          <w:sz w:val="24"/>
+          <w:szCs w:val="24"/>
+        </w:rPr>
+      </w:pPr>
+      <w:r>
+        <w:rPr>
+          <w:rStyle w:val="Strong"/>
+          <w:rFonts w:cs="Times New Roman"/>
+          <w:b w:val="0"/>
+          <w:sz w:val="24"/>
+          <w:szCs w:val="24"/>
+        </w:rPr>
+        <w:t>Chờ đồng bộ thanh toán</w:t>
+      </w:r>
+      <w:r>
+        <w:rPr>
+          <w:rFonts w:cs="Times New Roman"/>
+          <w:sz w:val="24"/>
+          <w:szCs w:val="24"/>
+        </w:rPr>
+        <w:t xml:space="preserve">: </w:t>
+      </w:r>
+      <w:r>
+        <w:rPr>
+          <w:rFonts w:cs="Times New Roman"/>
+          <w:sz w:val="24"/>
+          <w:szCs w:val="24"/>
+        </w:rPr>
+        <w:t>Sau đó, các bên thực hiện kiểm tra và đồng bộ dữ liệu. Khi kết quả được xác nhận, hệ thống cập nhật trạng thái thanh toán chính thức.</w:t>
+      </w:r>
+    </w:p>
+    <w:p>
+      <w:pPr>
+        <w:pStyle w:val="ListParagraph"/>
+        <w:numPr>
+          <w:ilvl w:val="0"/>
+          <w:numId w:val="35"/>
+        </w:numPr>
+        <w:jc w:val="both"/>
+        <w:rPr>
+          <w:rFonts w:cs="Times New Roman"/>
+          <w:b/>
+          <w:sz w:val="24"/>
+          <w:szCs w:val="24"/>
+        </w:rPr>
+      </w:pPr>
+      <w:r>
+        <w:rPr>
+          <w:rFonts w:cs="Times New Roman"/>
+          <w:b/>
+          <w:sz w:val="24"/>
+          <w:szCs w:val="24"/>
+        </w:rPr>
+        <w:t>Xử lý giao dịch cần đối soát</w:t>
+      </w:r>
+    </w:p>
+    <w:p>
+      <w:pPr>
+        <w:pStyle w:val="NormalWeb"/>
+        <w:spacing w:line="276" w:lineRule="auto"/>
+        <w:ind w:firstLine="720"/>
+        <w:jc w:val="both"/>
+      </w:pPr>
+      <w:r>
+        <w:lastRenderedPageBreak/>
+        <w:t>Khi có sự khác biệt giữa dữ liệu của ngân hàng, Cổng thanh toán và Hệ thống thông tin giải quyết thủ tục hành chính, giao dịch được chuyển sang quy trình đối soát.</w:t>
+      </w:r>
+      <w:r>
+        <w:t xml:space="preserve"> </w:t>
+      </w:r>
+      <w:r>
+        <w:t xml:space="preserve">Quá trình </w:t>
+      </w:r>
+      <w:r>
+        <w:t xml:space="preserve">bao </w:t>
+      </w:r>
+      <w:r>
+        <w:t>gồm:</w:t>
+      </w:r>
+    </w:p>
+    <w:p>
+      <w:pPr>
+        <w:numPr>
+          <w:ilvl w:val="0"/>
+          <w:numId w:val="26"/>
+        </w:numPr>
+        <w:spacing w:before="100" w:beforeAutospacing="1" w:after="100" w:afterAutospacing="1"/>
+        <w:jc w:val="both"/>
+        <w:rPr>
+          <w:rFonts w:cs="Times New Roman"/>
+          <w:sz w:val="24"/>
+          <w:szCs w:val="24"/>
+        </w:rPr>
+      </w:pPr>
+      <w:r>
+        <w:rPr>
+          <w:rStyle w:val="Strong"/>
+          <w:rFonts w:cs="Times New Roman"/>
+          <w:b w:val="0"/>
+          <w:sz w:val="24"/>
+          <w:szCs w:val="24"/>
+        </w:rPr>
+        <w:t>Đối soát/kiểm tra dữ liệu:</w:t>
+      </w:r>
+      <w:r>
+        <w:rPr>
+          <w:rFonts w:cs="Times New Roman"/>
+          <w:sz w:val="24"/>
+          <w:szCs w:val="24"/>
+        </w:rPr>
+        <w:t xml:space="preserve"> Kiểm tra thông tin giao dịch giữa các hệ thống. </w:t>
+      </w:r>
+    </w:p>
+    <w:p>
+      <w:pPr>
+        <w:numPr>
+          <w:ilvl w:val="0"/>
+          <w:numId w:val="26"/>
+        </w:numPr>
+        <w:spacing w:before="100" w:beforeAutospacing="1" w:after="100" w:afterAutospacing="1"/>
+        <w:jc w:val="both"/>
+        <w:rPr>
+          <w:rFonts w:cs="Times New Roman"/>
+          <w:sz w:val="24"/>
+          <w:szCs w:val="24"/>
+        </w:rPr>
+      </w:pPr>
+      <w:r>
+        <w:rPr>
+          <w:rStyle w:val="Strong"/>
+          <w:rFonts w:cs="Times New Roman"/>
+          <w:b w:val="0"/>
+          <w:sz w:val="24"/>
+          <w:szCs w:val="24"/>
+        </w:rPr>
+        <w:t>Cập nhật/xác nhận kết quả đối soát:</w:t>
+      </w:r>
+      <w:r>
+        <w:rPr>
+          <w:rFonts w:cs="Times New Roman"/>
+          <w:sz w:val="24"/>
+          <w:szCs w:val="24"/>
+        </w:rPr>
+        <w:t xml:space="preserve"> Xác định kết quả chính xác của giao dịch. </w:t>
+      </w:r>
+    </w:p>
+    <w:p>
+      <w:pPr>
+        <w:numPr>
+          <w:ilvl w:val="0"/>
+          <w:numId w:val="26"/>
+        </w:numPr>
+        <w:spacing w:before="100" w:beforeAutospacing="1" w:after="100" w:afterAutospacing="1"/>
+        <w:jc w:val="both"/>
+        <w:rPr>
+          <w:rFonts w:cs="Times New Roman"/>
+          <w:sz w:val="24"/>
+          <w:szCs w:val="24"/>
+        </w:rPr>
+      </w:pPr>
+      <w:r>
+        <w:rPr>
+          <w:rStyle w:val="Strong"/>
+          <w:rFonts w:cs="Times New Roman"/>
+          <w:b w:val="0"/>
+          <w:sz w:val="24"/>
+          <w:szCs w:val="24"/>
+        </w:rPr>
+        <w:t>Cập nhật trạng thái cuối cùng:</w:t>
+      </w:r>
+      <w:r>
+        <w:rPr>
+          <w:rFonts w:cs="Times New Roman"/>
+          <w:sz w:val="24"/>
+          <w:szCs w:val="24"/>
+        </w:rPr>
+        <w:t xml:space="preserve"> Hệ thống ghi nhận kết quả đã được xác minh. </w:t>
+      </w:r>
+    </w:p>
+    <w:p>
+      <w:pPr>
+        <w:pStyle w:val="NormalWeb"/>
+        <w:spacing w:line="276" w:lineRule="auto"/>
+        <w:jc w:val="both"/>
+      </w:pPr>
+      <w:r>
+        <w:t>Sau khi đối soát, giao dịch có thể được xác định là thanh toán thành công, thất bại hoặc chuyển sang hướng xử lý phù hợp khác.</w:t>
+      </w:r>
+    </w:p>
+    <w:p>
+      <w:pPr>
+        <w:pStyle w:val="ListParagraph"/>
+        <w:numPr>
+          <w:ilvl w:val="0"/>
+          <w:numId w:val="35"/>
+        </w:numPr>
+        <w:jc w:val="both"/>
+        <w:rPr>
+          <w:rFonts w:cs="Times New Roman"/>
+          <w:b/>
+          <w:sz w:val="24"/>
+          <w:szCs w:val="24"/>
+        </w:rPr>
+      </w:pPr>
+      <w:r>
+        <w:rPr>
+          <w:rFonts w:cs="Times New Roman"/>
+          <w:b/>
+          <w:sz w:val="24"/>
+          <w:szCs w:val="24"/>
+        </w:rPr>
+        <w:t>Xử lý hoàn trả giao dịch</w:t>
+      </w:r>
+    </w:p>
+    <w:p>
+      <w:pPr>
+        <w:pStyle w:val="NormalWeb"/>
+        <w:spacing w:line="276" w:lineRule="auto"/>
+        <w:ind w:firstLine="720"/>
+        <w:jc w:val="both"/>
+      </w:pPr>
+      <w:r>
+        <w:t>Trong một số trường hợp như thanh toán trùng, hủy hồ sơ hoặc phát sinh yêu cầu hoàn phí theo quy định, giao dịch có thể được chuyển sang quy trình hoàn trả.</w:t>
+      </w:r>
+      <w:r>
+        <w:t xml:space="preserve"> </w:t>
+      </w:r>
+      <w:r>
+        <w:t>Cổng thanh toán hoặc ngân hàng thực hiện hoàn trả số tiền cho người thanh toán. Sau khi có kết quả, hệ thống cập nhật trạng thái</w:t>
+      </w:r>
+      <w:r>
+        <w:t xml:space="preserve"> đã hoàn tiền h</w:t>
+      </w:r>
+      <w:r>
+        <w:t>oặc ghi nhận trạng thái chưa hoàn trả nếu giao dịch hoàn tiền chưa được thực hiện thành công.</w:t>
+      </w:r>
+    </w:p>
+    <w:p>
+      <w:pPr>
+        <w:pStyle w:val="NormalWeb"/>
+        <w:spacing w:line="276" w:lineRule="auto"/>
+        <w:jc w:val="both"/>
+      </w:pPr>
+      <w:r>
+        <w:t>Thông tin hoàn trả được lưu cùng lịch sử giao dịch để phục vụ kiểm tra và đối soát.</w:t>
+      </w:r>
+    </w:p>
+    <w:p>
+      <w:pPr>
+        <w:pStyle w:val="ListParagraph"/>
+        <w:numPr>
+          <w:ilvl w:val="0"/>
+          <w:numId w:val="35"/>
+        </w:numPr>
+        <w:jc w:val="both"/>
+        <w:rPr>
+          <w:rFonts w:cs="Times New Roman"/>
+          <w:b/>
+          <w:sz w:val="24"/>
+          <w:szCs w:val="24"/>
+        </w:rPr>
+      </w:pPr>
+      <w:r>
+        <w:rPr>
+          <w:rFonts w:cs="Times New Roman"/>
+          <w:b/>
+          <w:sz w:val="24"/>
+          <w:szCs w:val="24"/>
+        </w:rPr>
+        <w:t>Lưu trữ và kết thúc quy trình</w:t>
+      </w:r>
+    </w:p>
+    <w:p>
+      <w:pPr>
+        <w:pStyle w:val="NormalWeb"/>
+        <w:spacing w:line="276" w:lineRule="auto"/>
+        <w:ind w:firstLine="720"/>
+        <w:jc w:val="both"/>
+      </w:pPr>
+      <w:bookmarkStart w:id="49" w:name="_GoBack"/>
+      <w:bookmarkEnd w:id="49"/>
+      <w:r>
+        <w:t xml:space="preserve">Sau khi giao dịch đã có kết quả cuối cùng, dù </w:t>
+      </w:r>
+      <w:r>
+        <w:rPr>
+          <w:rStyle w:val="Strong"/>
+          <w:rFonts w:eastAsiaTheme="majorEastAsia"/>
+          <w:b w:val="0"/>
+        </w:rPr>
+        <w:t>thành công, thất bại, bị hủy, hết thời gian hoặc đã hoàn tiền</w:t>
+      </w:r>
+      <w:r>
+        <w:rPr>
+          <w:b/>
+        </w:rPr>
+        <w:t>,</w:t>
+      </w:r>
+      <w:r>
+        <w:t xml:space="preserve"> Hệ thống thông tin giải quyết thủ tục hành chính đều thực hiện lưu trữ thông tin.Việc lưu trữ nhằm</w:t>
+      </w:r>
+      <w:r>
+        <w:t xml:space="preserve"> mục đích</w:t>
+      </w:r>
+      <w:r>
+        <w:t>:</w:t>
+      </w:r>
+    </w:p>
+    <w:p>
+      <w:pPr>
+        <w:numPr>
+          <w:ilvl w:val="0"/>
+          <w:numId w:val="27"/>
+        </w:numPr>
+        <w:spacing w:before="100" w:beforeAutospacing="1" w:after="100" w:afterAutospacing="1"/>
+        <w:jc w:val="both"/>
+        <w:rPr>
+          <w:rFonts w:cs="Times New Roman"/>
+          <w:sz w:val="24"/>
+          <w:szCs w:val="24"/>
+        </w:rPr>
+      </w:pPr>
+      <w:r>
+        <w:rPr>
+          <w:rFonts w:cs="Times New Roman"/>
+          <w:sz w:val="24"/>
+          <w:szCs w:val="24"/>
+        </w:rPr>
+        <w:t>Phục vụ tra cứu lịch sử giao dị</w:t>
+      </w:r>
+      <w:r>
+        <w:rPr>
+          <w:rFonts w:cs="Times New Roman"/>
+          <w:sz w:val="24"/>
+          <w:szCs w:val="24"/>
+        </w:rPr>
+        <w:t>ch</w:t>
+      </w:r>
+    </w:p>
+    <w:p>
+      <w:pPr>
+        <w:numPr>
+          <w:ilvl w:val="0"/>
+          <w:numId w:val="27"/>
+        </w:numPr>
+        <w:spacing w:before="100" w:beforeAutospacing="1" w:after="100" w:afterAutospacing="1"/>
+        <w:jc w:val="both"/>
+        <w:rPr>
+          <w:rFonts w:cs="Times New Roman"/>
+          <w:sz w:val="24"/>
+          <w:szCs w:val="24"/>
+        </w:rPr>
+      </w:pPr>
+      <w:r>
+        <w:rPr>
+          <w:rFonts w:cs="Times New Roman"/>
+          <w:sz w:val="24"/>
+          <w:szCs w:val="24"/>
+        </w:rPr>
+        <w:t>Theo dõi quá trình thanh toán</w:t>
+      </w:r>
+    </w:p>
+    <w:p>
+      <w:pPr>
+        <w:numPr>
+          <w:ilvl w:val="0"/>
+          <w:numId w:val="27"/>
+        </w:numPr>
+        <w:spacing w:before="100" w:beforeAutospacing="1" w:after="100" w:afterAutospacing="1"/>
+        <w:jc w:val="both"/>
+        <w:rPr>
+          <w:rFonts w:cs="Times New Roman"/>
+          <w:sz w:val="24"/>
+          <w:szCs w:val="24"/>
+        </w:rPr>
+      </w:pPr>
+      <w:r>
+        <w:rPr>
+          <w:rFonts w:cs="Times New Roman"/>
+          <w:sz w:val="24"/>
+          <w:szCs w:val="24"/>
+        </w:rPr>
+        <w:t>Hỗ trợ xử lý khiếu nạ</w:t>
+      </w:r>
+      <w:r>
+        <w:rPr>
+          <w:rFonts w:cs="Times New Roman"/>
+          <w:sz w:val="24"/>
+          <w:szCs w:val="24"/>
+        </w:rPr>
+        <w:t>i</w:t>
+      </w:r>
+    </w:p>
+    <w:p>
+      <w:pPr>
+        <w:numPr>
+          <w:ilvl w:val="0"/>
+          <w:numId w:val="27"/>
+        </w:numPr>
+        <w:spacing w:before="100" w:beforeAutospacing="1" w:after="100" w:afterAutospacing="1"/>
+        <w:jc w:val="both"/>
+        <w:rPr>
+          <w:rFonts w:cs="Times New Roman"/>
+          <w:sz w:val="24"/>
+          <w:szCs w:val="24"/>
+        </w:rPr>
+      </w:pPr>
+      <w:r>
+        <w:rPr>
+          <w:rFonts w:cs="Times New Roman"/>
+          <w:sz w:val="24"/>
+          <w:szCs w:val="24"/>
+        </w:rPr>
+        <w:t>Phục vụ đối soát giữa các đơn vị</w:t>
+      </w:r>
+    </w:p>
+    <w:p>
+      <w:pPr>
+        <w:numPr>
+          <w:ilvl w:val="0"/>
+          <w:numId w:val="27"/>
+        </w:numPr>
+        <w:spacing w:before="100" w:beforeAutospacing="1" w:after="100" w:afterAutospacing="1"/>
+        <w:jc w:val="both"/>
+        <w:rPr>
+          <w:rFonts w:cs="Times New Roman"/>
+          <w:sz w:val="24"/>
+          <w:szCs w:val="24"/>
+        </w:rPr>
+      </w:pPr>
+      <w:r>
+        <w:rPr>
+          <w:rFonts w:cs="Times New Roman"/>
+          <w:sz w:val="24"/>
+          <w:szCs w:val="24"/>
+        </w:rPr>
+        <w:t>Cung cấp dữ liệu cho thố</w:t>
+      </w:r>
+      <w:r>
+        <w:rPr>
+          <w:rFonts w:cs="Times New Roman"/>
+          <w:sz w:val="24"/>
+          <w:szCs w:val="24"/>
+        </w:rPr>
+        <w:t>ng kê và báo cáo</w:t>
+      </w:r>
+    </w:p>
+    <w:p>
+      <w:pPr>
+        <w:numPr>
+          <w:ilvl w:val="0"/>
+          <w:numId w:val="27"/>
+        </w:numPr>
+        <w:spacing w:before="100" w:beforeAutospacing="1" w:after="100" w:afterAutospacing="1"/>
+        <w:jc w:val="both"/>
+        <w:rPr>
+          <w:rFonts w:cs="Times New Roman"/>
+          <w:sz w:val="24"/>
+          <w:szCs w:val="24"/>
+        </w:rPr>
+      </w:pPr>
+      <w:r>
+        <w:rPr>
+          <w:rFonts w:cs="Times New Roman"/>
+          <w:sz w:val="24"/>
+          <w:szCs w:val="24"/>
+        </w:rPr>
+        <w:t>Bảo đảm khả năng truy vết khi phát sinh sự cố</w:t>
+      </w:r>
+    </w:p>
+    <w:p>
+      <w:pPr>
+        <w:pStyle w:val="NormalWeb"/>
+        <w:spacing w:line="276" w:lineRule="auto"/>
+        <w:jc w:val="both"/>
+      </w:pPr>
+      <w:r>
+        <w:t>Sau khi thông tin được lưu trữ, quy trình thanh toán kết thúc.</w:t>
+      </w:r>
+    </w:p>
+    <w:p>
+      <w:pPr>
+        <w:pStyle w:val="Heading1"/>
+      </w:pPr>
+      <w:bookmarkStart w:id="50" w:name="_Toc236264132"/>
+      <w:bookmarkStart w:id="51" w:name="_Toc236682220"/>
+      <w:r>
+        <w:t xml:space="preserve">Chương III. </w:t>
+      </w:r>
+      <w:r>
+        <w:t>PHÂN TÍCH</w:t>
+      </w:r>
+      <w:r>
+        <w:t xml:space="preserve"> HỆ THỐNG</w:t>
+      </w:r>
+      <w:r>
+        <w:t>.</w:t>
+      </w:r>
+      <w:bookmarkEnd w:id="50"/>
+      <w:bookmarkEnd w:id="51"/>
+    </w:p>
+    <w:p>
+      <w:pPr>
+        <w:pStyle w:val="Heading1"/>
+      </w:pPr>
+      <w:bookmarkStart w:id="52" w:name="_Toc236264133"/>
+      <w:bookmarkStart w:id="53" w:name="_Toc236682221"/>
+      <w:r>
+        <w:t xml:space="preserve">Chương IV. </w:t>
+      </w:r>
+      <w:r>
+        <w:t>KẾT LUẬN</w:t>
+      </w:r>
+      <w:r>
+        <w:t>.</w:t>
+      </w:r>
+      <w:bookmarkEnd w:id="52"/>
+      <w:bookmarkEnd w:id="53"/>
+    </w:p>
+    <w:p>
+      <w:pPr>
+        <w:jc w:val="both"/>
+        <w:rPr>
+          <w:rFonts w:cs="Times New Roman"/>
+          <w:szCs w:val="26"/>
+        </w:rPr>
+      </w:pPr>
+      <w:r>
+        <w:rPr>
+          <w:rFonts w:cs="Times New Roman"/>
+          <w:szCs w:val="26"/>
+        </w:rPr>
+        <w:tab/>
+        <w:t xml:space="preserve">Tất cả những gì nhóm đã thực hiện trong đồ án và những kinh nghiệm đúc kết sẽ được viết tại đây. Những hạn chế hoặc sai sót gặp phải cũng sẽ được nêu tại đây, và cuối </w:t>
+      </w:r>
+      <w:r>
+        <w:rPr>
+          <w:rFonts w:cs="Times New Roman"/>
+          <w:szCs w:val="26"/>
+        </w:rPr>
+        <w:lastRenderedPageBreak/>
+        <w:t>cùng sẽ vạch ra hướng phát triển trong tương lai cho đồ án hoặc đề xuất giải pháp khắc phục yếu điểm (nếu có).</w:t>
+      </w:r>
+    </w:p>
+    <w:p>
+      <w:pPr>
+        <w:rPr>
+          <w:rFonts w:cs="Times New Roman"/>
+          <w:szCs w:val="26"/>
+        </w:rPr>
+      </w:pPr>
+      <w:r>
+        <w:rPr>
+          <w:rFonts w:cs="Times New Roman"/>
+          <w:szCs w:val="26"/>
+        </w:rPr>
+        <w:br w:type="page"/>
+      </w:r>
+    </w:p>
+    <w:p>
+      <w:pPr>
+        <w:pStyle w:val="Heading1"/>
+      </w:pPr>
+      <w:bookmarkStart w:id="54" w:name="_Toc236264134"/>
+      <w:bookmarkStart w:id="55" w:name="_Toc236682222"/>
+      <w:r>
+        <w:lastRenderedPageBreak/>
+        <w:t>NGUỒN THAM KHẢO</w:t>
+      </w:r>
+      <w:bookmarkEnd w:id="54"/>
+      <w:bookmarkEnd w:id="55"/>
+    </w:p>
+    <w:p>
+      <w:pPr>
+        <w:pStyle w:val="ListParagraph"/>
+        <w:numPr>
+          <w:ilvl w:val="0"/>
+          <w:numId w:val="1"/>
         </w:numPr>
         <w:jc w:val="both"/>
       </w:pPr>
@@ -14355,16 +18933,7 @@
         </w:r>
       </w:hyperlink>
       <w:r>
-        <w:t xml:space="preserve"> </w:t>
-      </w:r>
-      <w:r>
-        <w:t>(nếu chỉ tham khảo ở một website nào</w:t>
-      </w:r>
-      <w:r>
-        <w:t xml:space="preserve"> đó</w:t>
-      </w:r>
-      <w:r>
-        <w:t>).</w:t>
+        <w:t xml:space="preserve"> (nếu chỉ tham khảo ở một website nào đó).</w:t>
       </w:r>
     </w:p>
     <w:p>
@@ -14372,24 +18941,12 @@
         <w:pStyle w:val="ListParagraph"/>
         <w:numPr>
           <w:ilvl w:val="0"/>
-          <w:numId w:val="6"/>
+          <w:numId w:val="1"/>
         </w:numPr>
         <w:jc w:val="both"/>
       </w:pPr>
       <w:r>
-        <w:t>J. Kim, C. Ko, A. Frenzel, S. Ramanathan, and J. E. Homan, Nanoscale imaging and control of resistance switching in VO2 at room temperature, Applied Physics Letters 96, 213106 (2010)</w:t>
-      </w:r>
-      <w:r>
-        <w:t xml:space="preserve"> (nếu tham khảo</w:t>
-      </w:r>
-      <w:r>
-        <w:t xml:space="preserve"> các</w:t>
-      </w:r>
-      <w:r>
-        <w:t xml:space="preserve"> nghiên cứu, bài báo khoa học</w:t>
-      </w:r>
-      <w:r>
-        <w:t>).</w:t>
+        <w:t>J. Kim, C. Ko, A. Frenzel, S. Ramanathan, and J. E. Homan, Nanoscale imaging and control of resistance switching in VO2 at room temperature, Applied Physics Letters 96, 213106 (2010) (nếu tham khảo các nghiên cứu, bài báo khoa học).</w:t>
       </w:r>
     </w:p>
     <w:p>
@@ -14397,7 +18954,84 @@
         <w:pStyle w:val="ListParagraph"/>
         <w:numPr>
           <w:ilvl w:val="0"/>
-          <w:numId w:val="6"/>
+          <w:numId w:val="1"/>
+        </w:numPr>
+        <w:jc w:val="both"/>
+      </w:pPr>
+      <w:r>
+        <w:t>Giáo trình</w:t>
+      </w:r>
+      <w:r>
+        <w:t xml:space="preserve"> môn học</w:t>
+      </w:r>
+      <w:r>
+        <w:t xml:space="preserve"> </w:t>
+      </w:r>
+      <w:r>
+        <w:t>&lt;Tên môn học&gt; (nếu tham khảo chủ yếu trong slide bài giảng môn học).</w:t>
+      </w:r>
+    </w:p>
+    <w:p>
+      <w:pPr>
+        <w:pStyle w:val="ListParagraph"/>
+        <w:numPr>
+          <w:ilvl w:val="0"/>
+          <w:numId w:val="1"/>
+        </w:numPr>
+        <w:jc w:val="both"/>
+      </w:pPr>
+      <w:hyperlink r:id="rId16" w:anchor="ID0EBBF=Getting_started" w:history="1">
+        <w:r>
+          <w:rPr>
+            <w:rStyle w:val="Hyperlink"/>
+          </w:rPr>
+          <w:t>Write great papers with Microsoft Word - Microsoft Support</w:t>
+        </w:r>
+      </w:hyperlink>
+      <w:r>
+        <w:t xml:space="preserve"> </w:t>
+      </w:r>
+      <w:r>
+        <w:t>(nếu chỉ tham khảo ở một website nào</w:t>
+      </w:r>
+      <w:r>
+        <w:t xml:space="preserve"> đó</w:t>
+      </w:r>
+      <w:r>
+        <w:t>).</w:t>
+      </w:r>
+    </w:p>
+    <w:p>
+      <w:pPr>
+        <w:pStyle w:val="ListParagraph"/>
+        <w:numPr>
+          <w:ilvl w:val="0"/>
+          <w:numId w:val="1"/>
+        </w:numPr>
+        <w:jc w:val="both"/>
+      </w:pPr>
+      <w:r>
+        <w:t>J. Kim, C. Ko, A. Frenzel, S. Ramanathan, and J. E. Homan, Nanoscale imaging and control of resistance switching in VO2 at room temperature, Applied Physics Letters 96, 213106 (2010)</w:t>
+      </w:r>
+      <w:r>
+        <w:t xml:space="preserve"> (nếu tham khảo</w:t>
+      </w:r>
+      <w:r>
+        <w:t xml:space="preserve"> các</w:t>
+      </w:r>
+      <w:r>
+        <w:t xml:space="preserve"> nghiên cứu, bài báo khoa học</w:t>
+      </w:r>
+      <w:r>
+        <w:t>).</w:t>
+      </w:r>
+    </w:p>
+    <w:p>
+      <w:pPr>
+        <w:pStyle w:val="ListParagraph"/>
+        <w:numPr>
+          <w:ilvl w:val="0"/>
+          <w:numId w:val="1"/>
         </w:numPr>
         <w:jc w:val="both"/>
       </w:pPr>
@@ -14420,8 +19054,8 @@
     <w:p/>
     <w:p/>
     <w:sectPr>
-      <w:headerReference w:type="default" r:id="rId16"/>
-      <w:footerReference w:type="default" r:id="rId17"/>
+      <w:headerReference w:type="default" r:id="rId17"/>
+      <w:footerReference w:type="default" r:id="rId18"/>
       <w:pgSz w:w="11906" w:h="16838" w:code="9"/>
       <w:pgMar w:top="1440" w:right="1440" w:bottom="1440" w:left="1440" w:header="720" w:footer="720" w:gutter="0"/>
       <w:pgBorders w:display="firstPage" w:offsetFrom="page">
@@ -14512,7 +19146,7 @@
             <w:noProof/>
             <w:szCs w:val="26"/>
           </w:rPr>
-          <w:t>26</w:t>
+          <w:t>34</w:t>
         </w:r>
         <w:r>
           <w:rPr>
@@ -14618,6 +19252,155 @@
 <file path=word/numbering.xml><?xml version="1.0" encoding="utf-8"?>
 <w:numbering xmlns:wpc="http://schemas.microsoft.com/office/word/2010/wordprocessingCanvas" xmlns:cx="http://schemas.microsoft.com/office/drawing/2014/chartex" xmlns:mc="http://schemas.openxmlformats.org/markup-compatibility/2006" xmlns:o="urn:schemas-microsoft-com:office:office" xmlns:r="http://schemas.openxmlformats.org/officeDocument/2006/relationships" xmlns:m="http://schemas.openxmlformats.org/officeDocument/2006/math" xmlns:v="urn:schemas-microsoft-com:vml" xmlns:wp14="http://schemas.microsoft.com/office/word/2010/wordprocessingDrawing" xmlns:wp="http://schemas.openxmlformats.org/drawingml/2006/wordprocessingDrawing" xmlns:w10="urn:schemas-microsoft-com:office:word" xmlns:w="http://schemas.openxmlformats.org/wordprocessingml/2006/main" xmlns:w14="http://schemas.microsoft.com/office/word/2010/wordml" xmlns:w15="http://schemas.microsoft.com/office/word/2012/wordml" xmlns:w16se="http://schemas.microsoft.com/office/word/2015/wordml/symex" xmlns:wpg="http://schemas.microsoft.com/office/word/2010/wordprocessingGroup" xmlns:wpi="http://schemas.microsoft.com/office/word/2010/wordprocessingInk" xmlns:wne="http://schemas.microsoft.com/office/word/2006/wordml" xmlns:wps="http://schemas.microsoft.com/office/word/2010/wordprocessingShape" mc:Ignorable="w14 w15 w16se wp14">
   <w:abstractNum w:abstractNumId="0" w15:restartNumberingAfterBreak="0">
+    <w:nsid w:val="025D497D"/>
+    <w:multiLevelType w:val="multilevel"/>
+    <w:tmpl w:val="FE2EDB82"/>
+    <w:lvl w:ilvl="0">
+      <w:start w:val="1"/>
+      <w:numFmt w:val="bullet"/>
+      <w:lvlText w:val=""/>
+      <w:lvlJc w:val="left"/>
+      <w:pPr>
+        <w:tabs>
+          <w:tab w:val="num" w:pos="720"/>
+        </w:tabs>
+        <w:ind w:left="720" w:hanging="360"/>
+      </w:pPr>
+      <w:rPr>
+        <w:rFonts w:ascii="Wingdings" w:hAnsi="Wingdings" w:hint="default"/>
+        <w:sz w:val="20"/>
+      </w:rPr>
+    </w:lvl>
+    <w:lvl w:ilvl="1" w:tentative="1">
+      <w:start w:val="1"/>
+      <w:numFmt w:val="bullet"/>
+      <w:lvlText w:val="o"/>
+      <w:lvlJc w:val="left"/>
+      <w:pPr>
+        <w:tabs>
+          <w:tab w:val="num" w:pos="1440"/>
+        </w:tabs>
+        <w:ind w:left="1440" w:hanging="360"/>
+      </w:pPr>
+      <w:rPr>
+        <w:rFonts w:ascii="Courier New" w:hAnsi="Courier New" w:hint="default"/>
+        <w:sz w:val="20"/>
+      </w:rPr>
+    </w:lvl>
+    <w:lvl w:ilvl="2" w:tentative="1">
+      <w:start w:val="1"/>
+      <w:numFmt w:val="bullet"/>
+      <w:lvlText w:val=""/>
+      <w:lvlJc w:val="left"/>
+      <w:pPr>
+        <w:tabs>
+          <w:tab w:val="num" w:pos="2160"/>
+        </w:tabs>
+        <w:ind w:left="2160" w:hanging="360"/>
+      </w:pPr>
+      <w:rPr>
+        <w:rFonts w:ascii="Wingdings" w:hAnsi="Wingdings" w:hint="default"/>
+        <w:sz w:val="20"/>
+      </w:rPr>
+    </w:lvl>
+    <w:lvl w:ilvl="3" w:tentative="1">
+      <w:start w:val="1"/>
+      <w:numFmt w:val="bullet"/>
+      <w:lvlText w:val=""/>
+      <w:lvlJc w:val="left"/>
+      <w:pPr>
+        <w:tabs>
+          <w:tab w:val="num" w:pos="2880"/>
+        </w:tabs>
+        <w:ind w:left="2880" w:hanging="360"/>
+      </w:pPr>
+      <w:rPr>
+        <w:rFonts w:ascii="Wingdings" w:hAnsi="Wingdings" w:hint="default"/>
+        <w:sz w:val="20"/>
+      </w:rPr>
+    </w:lvl>
+    <w:lvl w:ilvl="4" w:tentative="1">
+      <w:start w:val="1"/>
+      <w:numFmt w:val="bullet"/>
+      <w:lvlText w:val=""/>
+      <w:lvlJc w:val="left"/>
+      <w:pPr>
+        <w:tabs>
+          <w:tab w:val="num" w:pos="3600"/>
+        </w:tabs>
+        <w:ind w:left="3600" w:hanging="360"/>
+      </w:pPr>
+      <w:rPr>
+        <w:rFonts w:ascii="Wingdings" w:hAnsi="Wingdings" w:hint="default"/>
+        <w:sz w:val="20"/>
+      </w:rPr>
+    </w:lvl>
+    <w:lvl w:ilvl="5" w:tentative="1">
+      <w:start w:val="1"/>
+      <w:numFmt w:val="bullet"/>
+      <w:lvlText w:val=""/>
+      <w:lvlJc w:val="left"/>
+      <w:pPr>
+        <w:tabs>
+          <w:tab w:val="num" w:pos="4320"/>
+        </w:tabs>
+        <w:ind w:left="4320" w:hanging="360"/>
+      </w:pPr>
+      <w:rPr>
+        <w:rFonts w:ascii="Wingdings" w:hAnsi="Wingdings" w:hint="default"/>
+        <w:sz w:val="20"/>
+      </w:rPr>
+    </w:lvl>
+    <w:lvl w:ilvl="6" w:tentative="1">
+      <w:start w:val="1"/>
+      <w:numFmt w:val="bullet"/>
+      <w:lvlText w:val=""/>
+      <w:lvlJc w:val="left"/>
+      <w:pPr>
+        <w:tabs>
+          <w:tab w:val="num" w:pos="5040"/>
+        </w:tabs>
+        <w:ind w:left="5040" w:hanging="360"/>
+      </w:pPr>
+      <w:rPr>
+        <w:rFonts w:ascii="Wingdings" w:hAnsi="Wingdings" w:hint="default"/>
+        <w:sz w:val="20"/>
+      </w:rPr>
+    </w:lvl>
+    <w:lvl w:ilvl="7" w:tentative="1">
+      <w:start w:val="1"/>
+      <w:numFmt w:val="bullet"/>
+      <w:lvlText w:val=""/>
+      <w:lvlJc w:val="left"/>
+      <w:pPr>
+        <w:tabs>
+          <w:tab w:val="num" w:pos="5760"/>
+        </w:tabs>
+        <w:ind w:left="5760" w:hanging="360"/>
+      </w:pPr>
+      <w:rPr>
+        <w:rFonts w:ascii="Wingdings" w:hAnsi="Wingdings" w:hint="default"/>
+        <w:sz w:val="20"/>
+      </w:rPr>
+    </w:lvl>
+    <w:lvl w:ilvl="8" w:tentative="1">
+      <w:start w:val="1"/>
+      <w:numFmt w:val="bullet"/>
+      <w:lvlText w:val=""/>
+      <w:lvlJc w:val="left"/>
+      <w:pPr>
+        <w:tabs>
+          <w:tab w:val="num" w:pos="6480"/>
+        </w:tabs>
+        <w:ind w:left="6480" w:hanging="360"/>
+      </w:pPr>
+      <w:rPr>
+        <w:rFonts w:ascii="Wingdings" w:hAnsi="Wingdings" w:hint="default"/>
+        <w:sz w:val="20"/>
+      </w:rPr>
+    </w:lvl>
+  </w:abstractNum>
+  <w:abstractNum w:abstractNumId="1" w15:restartNumberingAfterBreak="0">
     <w:nsid w:val="05D32685"/>
     <w:multiLevelType w:val="hybridMultilevel"/>
     <w:tmpl w:val="DBBE9752"/>
@@ -14730,7 +19513,120 @@
       </w:rPr>
     </w:lvl>
   </w:abstractNum>
-  <w:abstractNum w:abstractNumId="1" w15:restartNumberingAfterBreak="0">
+  <w:abstractNum w:abstractNumId="2" w15:restartNumberingAfterBreak="0">
+    <w:nsid w:val="05FE0809"/>
+    <w:multiLevelType w:val="hybridMultilevel"/>
+    <w:tmpl w:val="E19006A2"/>
+    <w:lvl w:ilvl="0" w:tplc="04090001">
+      <w:start w:val="1"/>
+      <w:numFmt w:val="bullet"/>
+      <w:lvlText w:val=""/>
+      <w:lvlJc w:val="left"/>
+      <w:pPr>
+        <w:ind w:left="720" w:hanging="360"/>
+      </w:pPr>
+      <w:rPr>
+        <w:rFonts w:ascii="Symbol" w:hAnsi="Symbol" w:hint="default"/>
+      </w:rPr>
+    </w:lvl>
+    <w:lvl w:ilvl="1" w:tplc="04090003" w:tentative="1">
+      <w:start w:val="1"/>
+      <w:numFmt w:val="bullet"/>
+      <w:lvlText w:val="o"/>
+      <w:lvlJc w:val="left"/>
+      <w:pPr>
+        <w:ind w:left="1440" w:hanging="360"/>
+      </w:pPr>
+      <w:rPr>
+        <w:rFonts w:ascii="Courier New" w:hAnsi="Courier New" w:cs="Courier New" w:hint="default"/>
+      </w:rPr>
+    </w:lvl>
+    <w:lvl w:ilvl="2" w:tplc="04090005" w:tentative="1">
+      <w:start w:val="1"/>
+      <w:numFmt w:val="bullet"/>
+      <w:lvlText w:val=""/>
+      <w:lvlJc w:val="left"/>
+      <w:pPr>
+        <w:ind w:left="2160" w:hanging="360"/>
+      </w:pPr>
+      <w:rPr>
+        <w:rFonts w:ascii="Wingdings" w:hAnsi="Wingdings" w:hint="default"/>
+      </w:rPr>
+    </w:lvl>
+    <w:lvl w:ilvl="3" w:tplc="04090001" w:tentative="1">
+      <w:start w:val="1"/>
+      <w:numFmt w:val="bullet"/>
+      <w:lvlText w:val=""/>
+      <w:lvlJc w:val="left"/>
+      <w:pPr>
+        <w:ind w:left="2880" w:hanging="360"/>
+      </w:pPr>
+      <w:rPr>
+        <w:rFonts w:ascii="Symbol" w:hAnsi="Symbol" w:hint="default"/>
+      </w:rPr>
+    </w:lvl>
+    <w:lvl w:ilvl="4" w:tplc="04090003" w:tentative="1">
+      <w:start w:val="1"/>
+      <w:numFmt w:val="bullet"/>
+      <w:lvlText w:val="o"/>
+      <w:lvlJc w:val="left"/>
+      <w:pPr>
+        <w:ind w:left="3600" w:hanging="360"/>
+      </w:pPr>
+      <w:rPr>
+        <w:rFonts w:ascii="Courier New" w:hAnsi="Courier New" w:cs="Courier New" w:hint="default"/>
+      </w:rPr>
+    </w:lvl>
+    <w:lvl w:ilvl="5" w:tplc="04090005" w:tentative="1">
+      <w:start w:val="1"/>
+      <w:numFmt w:val="bullet"/>
+      <w:lvlText w:val=""/>
+      <w:lvlJc w:val="left"/>
+      <w:pPr>
+        <w:ind w:left="4320" w:hanging="360"/>
+      </w:pPr>
+      <w:rPr>
+        <w:rFonts w:ascii="Wingdings" w:hAnsi="Wingdings" w:hint="default"/>
+      </w:rPr>
+    </w:lvl>
+    <w:lvl w:ilvl="6" w:tplc="04090001" w:tentative="1">
+      <w:start w:val="1"/>
+      <w:numFmt w:val="bullet"/>
+      <w:lvlText w:val=""/>
+      <w:lvlJc w:val="left"/>
+      <w:pPr>
+        <w:ind w:left="5040" w:hanging="360"/>
+      </w:pPr>
+      <w:rPr>
+        <w:rFonts w:ascii="Symbol" w:hAnsi="Symbol" w:hint="default"/>
+      </w:rPr>
+    </w:lvl>
+    <w:lvl w:ilvl="7" w:tplc="04090003" w:tentative="1">
+      <w:start w:val="1"/>
+      <w:numFmt w:val="bullet"/>
+      <w:lvlText w:val="o"/>
+      <w:lvlJc w:val="left"/>
+      <w:pPr>
+        <w:ind w:left="5760" w:hanging="360"/>
+      </w:pPr>
+      <w:rPr>
+        <w:rFonts w:ascii="Courier New" w:hAnsi="Courier New" w:cs="Courier New" w:hint="default"/>
+      </w:rPr>
+    </w:lvl>
+    <w:lvl w:ilvl="8" w:tplc="04090005" w:tentative="1">
+      <w:start w:val="1"/>
+      <w:numFmt w:val="bullet"/>
+      <w:lvlText w:val=""/>
+      <w:lvlJc w:val="left"/>
+      <w:pPr>
+        <w:ind w:left="6480" w:hanging="360"/>
+      </w:pPr>
+      <w:rPr>
+        <w:rFonts w:ascii="Wingdings" w:hAnsi="Wingdings" w:hint="default"/>
+      </w:rPr>
+    </w:lvl>
+  </w:abstractNum>
+  <w:abstractNum w:abstractNumId="3" w15:restartNumberingAfterBreak="0">
     <w:nsid w:val="08943C16"/>
     <w:multiLevelType w:val="hybridMultilevel"/>
     <w:tmpl w:val="DCA09C3A"/>
@@ -14843,7 +19739,7 @@
       </w:rPr>
     </w:lvl>
   </w:abstractNum>
-  <w:abstractNum w:abstractNumId="2" w15:restartNumberingAfterBreak="0">
+  <w:abstractNum w:abstractNumId="4" w15:restartNumberingAfterBreak="0">
     <w:nsid w:val="09C16AAF"/>
     <w:multiLevelType w:val="hybridMultilevel"/>
     <w:tmpl w:val="42564248"/>
@@ -14956,7 +19852,7 @@
       </w:rPr>
     </w:lvl>
   </w:abstractNum>
-  <w:abstractNum w:abstractNumId="3" w15:restartNumberingAfterBreak="0">
+  <w:abstractNum w:abstractNumId="5" w15:restartNumberingAfterBreak="0">
     <w:nsid w:val="0ABA2525"/>
     <w:multiLevelType w:val="hybridMultilevel"/>
     <w:tmpl w:val="08227230"/>
@@ -15069,96 +19965,305 @@
       </w:rPr>
     </w:lvl>
   </w:abstractNum>
-  <w:abstractNum w:abstractNumId="4" w15:restartNumberingAfterBreak="0">
-    <w:nsid w:val="0CA1247E"/>
-    <w:multiLevelType w:val="hybridMultilevel"/>
-    <w:tmpl w:val="737856F2"/>
-    <w:lvl w:ilvl="0" w:tplc="0409000F">
-      <w:start w:val="1"/>
-      <w:numFmt w:val="decimal"/>
-      <w:lvlText w:val="%1."/>
-      <w:lvlJc w:val="left"/>
-      <w:pPr>
+  <w:abstractNum w:abstractNumId="6" w15:restartNumberingAfterBreak="0">
+    <w:nsid w:val="0DF76EFB"/>
+    <w:multiLevelType w:val="multilevel"/>
+    <w:tmpl w:val="A5F2AFF6"/>
+    <w:lvl w:ilvl="0">
+      <w:start w:val="1"/>
+      <w:numFmt w:val="bullet"/>
+      <w:lvlText w:val=""/>
+      <w:lvlJc w:val="left"/>
+      <w:pPr>
+        <w:tabs>
+          <w:tab w:val="num" w:pos="720"/>
+        </w:tabs>
         <w:ind w:left="720" w:hanging="360"/>
       </w:pPr>
       <w:rPr>
-        <w:rFonts w:hint="default"/>
-      </w:rPr>
-    </w:lvl>
-    <w:lvl w:ilvl="1" w:tplc="04090019" w:tentative="1">
-      <w:start w:val="1"/>
-      <w:numFmt w:val="lowerLetter"/>
-      <w:lvlText w:val="%2."/>
-      <w:lvlJc w:val="left"/>
-      <w:pPr>
+        <w:rFonts w:ascii="Symbol" w:hAnsi="Symbol" w:hint="default"/>
+        <w:sz w:val="20"/>
+      </w:rPr>
+    </w:lvl>
+    <w:lvl w:ilvl="1" w:tentative="1">
+      <w:start w:val="1"/>
+      <w:numFmt w:val="bullet"/>
+      <w:lvlText w:val="o"/>
+      <w:lvlJc w:val="left"/>
+      <w:pPr>
+        <w:tabs>
+          <w:tab w:val="num" w:pos="1440"/>
+        </w:tabs>
         <w:ind w:left="1440" w:hanging="360"/>
       </w:pPr>
-    </w:lvl>
-    <w:lvl w:ilvl="2" w:tplc="0409001B" w:tentative="1">
-      <w:start w:val="1"/>
-      <w:numFmt w:val="lowerRoman"/>
-      <w:lvlText w:val="%3."/>
-      <w:lvlJc w:val="right"/>
-      <w:pPr>
-        <w:ind w:left="2160" w:hanging="180"/>
-      </w:pPr>
-    </w:lvl>
-    <w:lvl w:ilvl="3" w:tplc="0409000F" w:tentative="1">
-      <w:start w:val="1"/>
-      <w:numFmt w:val="decimal"/>
-      <w:lvlText w:val="%4."/>
-      <w:lvlJc w:val="left"/>
-      <w:pPr>
+      <w:rPr>
+        <w:rFonts w:ascii="Courier New" w:hAnsi="Courier New" w:hint="default"/>
+        <w:sz w:val="20"/>
+      </w:rPr>
+    </w:lvl>
+    <w:lvl w:ilvl="2" w:tentative="1">
+      <w:start w:val="1"/>
+      <w:numFmt w:val="bullet"/>
+      <w:lvlText w:val=""/>
+      <w:lvlJc w:val="left"/>
+      <w:pPr>
+        <w:tabs>
+          <w:tab w:val="num" w:pos="2160"/>
+        </w:tabs>
+        <w:ind w:left="2160" w:hanging="360"/>
+      </w:pPr>
+      <w:rPr>
+        <w:rFonts w:ascii="Wingdings" w:hAnsi="Wingdings" w:hint="default"/>
+        <w:sz w:val="20"/>
+      </w:rPr>
+    </w:lvl>
+    <w:lvl w:ilvl="3" w:tentative="1">
+      <w:start w:val="1"/>
+      <w:numFmt w:val="bullet"/>
+      <w:lvlText w:val=""/>
+      <w:lvlJc w:val="left"/>
+      <w:pPr>
+        <w:tabs>
+          <w:tab w:val="num" w:pos="2880"/>
+        </w:tabs>
         <w:ind w:left="2880" w:hanging="360"/>
       </w:pPr>
-    </w:lvl>
-    <w:lvl w:ilvl="4" w:tplc="04090019" w:tentative="1">
-      <w:start w:val="1"/>
-      <w:numFmt w:val="lowerLetter"/>
-      <w:lvlText w:val="%5."/>
-      <w:lvlJc w:val="left"/>
-      <w:pPr>
+      <w:rPr>
+        <w:rFonts w:ascii="Wingdings" w:hAnsi="Wingdings" w:hint="default"/>
+        <w:sz w:val="20"/>
+      </w:rPr>
+    </w:lvl>
+    <w:lvl w:ilvl="4" w:tentative="1">
+      <w:start w:val="1"/>
+      <w:numFmt w:val="bullet"/>
+      <w:lvlText w:val=""/>
+      <w:lvlJc w:val="left"/>
+      <w:pPr>
+        <w:tabs>
+          <w:tab w:val="num" w:pos="3600"/>
+        </w:tabs>
         <w:ind w:left="3600" w:hanging="360"/>
       </w:pPr>
-    </w:lvl>
-    <w:lvl w:ilvl="5" w:tplc="0409001B" w:tentative="1">
-      <w:start w:val="1"/>
-      <w:numFmt w:val="lowerRoman"/>
-      <w:lvlText w:val="%6."/>
-      <w:lvlJc w:val="right"/>
-      <w:pPr>
-        <w:ind w:left="4320" w:hanging="180"/>
-      </w:pPr>
-    </w:lvl>
-    <w:lvl w:ilvl="6" w:tplc="0409000F" w:tentative="1">
-      <w:start w:val="1"/>
-      <w:numFmt w:val="decimal"/>
-      <w:lvlText w:val="%7."/>
-      <w:lvlJc w:val="left"/>
-      <w:pPr>
+      <w:rPr>
+        <w:rFonts w:ascii="Wingdings" w:hAnsi="Wingdings" w:hint="default"/>
+        <w:sz w:val="20"/>
+      </w:rPr>
+    </w:lvl>
+    <w:lvl w:ilvl="5" w:tentative="1">
+      <w:start w:val="1"/>
+      <w:numFmt w:val="bullet"/>
+      <w:lvlText w:val=""/>
+      <w:lvlJc w:val="left"/>
+      <w:pPr>
+        <w:tabs>
+          <w:tab w:val="num" w:pos="4320"/>
+        </w:tabs>
+        <w:ind w:left="4320" w:hanging="360"/>
+      </w:pPr>
+      <w:rPr>
+        <w:rFonts w:ascii="Wingdings" w:hAnsi="Wingdings" w:hint="default"/>
+        <w:sz w:val="20"/>
+      </w:rPr>
+    </w:lvl>
+    <w:lvl w:ilvl="6" w:tentative="1">
+      <w:start w:val="1"/>
+      <w:numFmt w:val="bullet"/>
+      <w:lvlText w:val=""/>
+      <w:lvlJc w:val="left"/>
+      <w:pPr>
+        <w:tabs>
+          <w:tab w:val="num" w:pos="5040"/>
+        </w:tabs>
         <w:ind w:left="5040" w:hanging="360"/>
       </w:pPr>
-    </w:lvl>
-    <w:lvl w:ilvl="7" w:tplc="04090019" w:tentative="1">
-      <w:start w:val="1"/>
-      <w:numFmt w:val="lowerLetter"/>
-      <w:lvlText w:val="%8."/>
-      <w:lvlJc w:val="left"/>
-      <w:pPr>
+      <w:rPr>
+        <w:rFonts w:ascii="Wingdings" w:hAnsi="Wingdings" w:hint="default"/>
+        <w:sz w:val="20"/>
+      </w:rPr>
+    </w:lvl>
+    <w:lvl w:ilvl="7" w:tentative="1">
+      <w:start w:val="1"/>
+      <w:numFmt w:val="bullet"/>
+      <w:lvlText w:val=""/>
+      <w:lvlJc w:val="left"/>
+      <w:pPr>
+        <w:tabs>
+          <w:tab w:val="num" w:pos="5760"/>
+        </w:tabs>
         <w:ind w:left="5760" w:hanging="360"/>
       </w:pPr>
-    </w:lvl>
-    <w:lvl w:ilvl="8" w:tplc="0409001B" w:tentative="1">
-      <w:start w:val="1"/>
-      <w:numFmt w:val="lowerRoman"/>
-      <w:lvlText w:val="%9."/>
-      <w:lvlJc w:val="right"/>
-      <w:pPr>
-        <w:ind w:left="6480" w:hanging="180"/>
-      </w:pPr>
+      <w:rPr>
+        <w:rFonts w:ascii="Wingdings" w:hAnsi="Wingdings" w:hint="default"/>
+        <w:sz w:val="20"/>
+      </w:rPr>
+    </w:lvl>
+    <w:lvl w:ilvl="8" w:tentative="1">
+      <w:start w:val="1"/>
+      <w:numFmt w:val="bullet"/>
+      <w:lvlText w:val=""/>
+      <w:lvlJc w:val="left"/>
+      <w:pPr>
+        <w:tabs>
+          <w:tab w:val="num" w:pos="6480"/>
+        </w:tabs>
+        <w:ind w:left="6480" w:hanging="360"/>
+      </w:pPr>
+      <w:rPr>
+        <w:rFonts w:ascii="Wingdings" w:hAnsi="Wingdings" w:hint="default"/>
+        <w:sz w:val="20"/>
+      </w:rPr>
     </w:lvl>
   </w:abstractNum>
-  <w:abstractNum w:abstractNumId="5" w15:restartNumberingAfterBreak="0">
+  <w:abstractNum w:abstractNumId="7" w15:restartNumberingAfterBreak="0">
+    <w:nsid w:val="0EA0524A"/>
+    <w:multiLevelType w:val="multilevel"/>
+    <w:tmpl w:val="70E44A68"/>
+    <w:lvl w:ilvl="0">
+      <w:start w:val="1"/>
+      <w:numFmt w:val="bullet"/>
+      <w:lvlText w:val=""/>
+      <w:lvlJc w:val="left"/>
+      <w:pPr>
+        <w:tabs>
+          <w:tab w:val="num" w:pos="720"/>
+        </w:tabs>
+        <w:ind w:left="720" w:hanging="360"/>
+      </w:pPr>
+      <w:rPr>
+        <w:rFonts w:ascii="Symbol" w:hAnsi="Symbol" w:hint="default"/>
+        <w:sz w:val="20"/>
+      </w:rPr>
+    </w:lvl>
+    <w:lvl w:ilvl="1" w:tentative="1">
+      <w:start w:val="1"/>
+      <w:numFmt w:val="bullet"/>
+      <w:lvlText w:val="o"/>
+      <w:lvlJc w:val="left"/>
+      <w:pPr>
+        <w:tabs>
+          <w:tab w:val="num" w:pos="1440"/>
+        </w:tabs>
+        <w:ind w:left="1440" w:hanging="360"/>
+      </w:pPr>
+      <w:rPr>
+        <w:rFonts w:ascii="Courier New" w:hAnsi="Courier New" w:hint="default"/>
+        <w:sz w:val="20"/>
+      </w:rPr>
+    </w:lvl>
+    <w:lvl w:ilvl="2" w:tentative="1">
+      <w:start w:val="1"/>
+      <w:numFmt w:val="bullet"/>
+      <w:lvlText w:val=""/>
+      <w:lvlJc w:val="left"/>
+      <w:pPr>
+        <w:tabs>
+          <w:tab w:val="num" w:pos="2160"/>
+        </w:tabs>
+        <w:ind w:left="2160" w:hanging="360"/>
+      </w:pPr>
+      <w:rPr>
+        <w:rFonts w:ascii="Wingdings" w:hAnsi="Wingdings" w:hint="default"/>
+        <w:sz w:val="20"/>
+      </w:rPr>
+    </w:lvl>
+    <w:lvl w:ilvl="3" w:tentative="1">
+      <w:start w:val="1"/>
+      <w:numFmt w:val="bullet"/>
+      <w:lvlText w:val=""/>
+      <w:lvlJc w:val="left"/>
+      <w:pPr>
+        <w:tabs>
+          <w:tab w:val="num" w:pos="2880"/>
+        </w:tabs>
+        <w:ind w:left="2880" w:hanging="360"/>
+      </w:pPr>
+      <w:rPr>
+        <w:rFonts w:ascii="Wingdings" w:hAnsi="Wingdings" w:hint="default"/>
+        <w:sz w:val="20"/>
+      </w:rPr>
+    </w:lvl>
+    <w:lvl w:ilvl="4" w:tentative="1">
+      <w:start w:val="1"/>
+      <w:numFmt w:val="bullet"/>
+      <w:lvlText w:val=""/>
+      <w:lvlJc w:val="left"/>
+      <w:pPr>
+        <w:tabs>
+          <w:tab w:val="num" w:pos="3600"/>
+        </w:tabs>
+        <w:ind w:left="3600" w:hanging="360"/>
+      </w:pPr>
+      <w:rPr>
+        <w:rFonts w:ascii="Wingdings" w:hAnsi="Wingdings" w:hint="default"/>
+        <w:sz w:val="20"/>
+      </w:rPr>
+    </w:lvl>
+    <w:lvl w:ilvl="5" w:tentative="1">
+      <w:start w:val="1"/>
+      <w:numFmt w:val="bullet"/>
+      <w:lvlText w:val=""/>
+      <w:lvlJc w:val="left"/>
+      <w:pPr>
+        <w:tabs>
+          <w:tab w:val="num" w:pos="4320"/>
+        </w:tabs>
+        <w:ind w:left="4320" w:hanging="360"/>
+      </w:pPr>
+      <w:rPr>
+        <w:rFonts w:ascii="Wingdings" w:hAnsi="Wingdings" w:hint="default"/>
+        <w:sz w:val="20"/>
+      </w:rPr>
+    </w:lvl>
+    <w:lvl w:ilvl="6" w:tentative="1">
+      <w:start w:val="1"/>
+      <w:numFmt w:val="bullet"/>
+      <w:lvlText w:val=""/>
+      <w:lvlJc w:val="left"/>
+      <w:pPr>
+        <w:tabs>
+          <w:tab w:val="num" w:pos="5040"/>
+        </w:tabs>
+        <w:ind w:left="5040" w:hanging="360"/>
+      </w:pPr>
+      <w:rPr>
+        <w:rFonts w:ascii="Wingdings" w:hAnsi="Wingdings" w:hint="default"/>
+        <w:sz w:val="20"/>
+      </w:rPr>
+    </w:lvl>
+    <w:lvl w:ilvl="7" w:tentative="1">
+      <w:start w:val="1"/>
+      <w:numFmt w:val="bullet"/>
+      <w:lvlText w:val=""/>
+      <w:lvlJc w:val="left"/>
+      <w:pPr>
+        <w:tabs>
+          <w:tab w:val="num" w:pos="5760"/>
+        </w:tabs>
+        <w:ind w:left="5760" w:hanging="360"/>
+      </w:pPr>
+      <w:rPr>
+        <w:rFonts w:ascii="Wingdings" w:hAnsi="Wingdings" w:hint="default"/>
+        <w:sz w:val="20"/>
+      </w:rPr>
+    </w:lvl>
+    <w:lvl w:ilvl="8" w:tentative="1">
+      <w:start w:val="1"/>
+      <w:numFmt w:val="bullet"/>
+      <w:lvlText w:val=""/>
+      <w:lvlJc w:val="left"/>
+      <w:pPr>
+        <w:tabs>
+          <w:tab w:val="num" w:pos="6480"/>
+        </w:tabs>
+        <w:ind w:left="6480" w:hanging="360"/>
+      </w:pPr>
+      <w:rPr>
+        <w:rFonts w:ascii="Wingdings" w:hAnsi="Wingdings" w:hint="default"/>
+        <w:sz w:val="20"/>
+      </w:rPr>
+    </w:lvl>
+  </w:abstractNum>
+  <w:abstractNum w:abstractNumId="8" w15:restartNumberingAfterBreak="0">
     <w:nsid w:val="12435B25"/>
     <w:multiLevelType w:val="hybridMultilevel"/>
     <w:tmpl w:val="8C3407DE"/>
@@ -15271,96 +20376,7 @@
       </w:rPr>
     </w:lvl>
   </w:abstractNum>
-  <w:abstractNum w:abstractNumId="6" w15:restartNumberingAfterBreak="0">
-    <w:nsid w:val="17734325"/>
-    <w:multiLevelType w:val="hybridMultilevel"/>
-    <w:tmpl w:val="1FD45FEA"/>
-    <w:lvl w:ilvl="0" w:tplc="0409000F">
-      <w:start w:val="1"/>
-      <w:numFmt w:val="decimal"/>
-      <w:lvlText w:val="%1."/>
-      <w:lvlJc w:val="left"/>
-      <w:pPr>
-        <w:ind w:left="1440" w:hanging="360"/>
-      </w:pPr>
-      <w:rPr>
-        <w:rFonts w:hint="default"/>
-      </w:rPr>
-    </w:lvl>
-    <w:lvl w:ilvl="1" w:tplc="04090019" w:tentative="1">
-      <w:start w:val="1"/>
-      <w:numFmt w:val="lowerLetter"/>
-      <w:lvlText w:val="%2."/>
-      <w:lvlJc w:val="left"/>
-      <w:pPr>
-        <w:ind w:left="2160" w:hanging="360"/>
-      </w:pPr>
-    </w:lvl>
-    <w:lvl w:ilvl="2" w:tplc="0409001B" w:tentative="1">
-      <w:start w:val="1"/>
-      <w:numFmt w:val="lowerRoman"/>
-      <w:lvlText w:val="%3."/>
-      <w:lvlJc w:val="right"/>
-      <w:pPr>
-        <w:ind w:left="2880" w:hanging="180"/>
-      </w:pPr>
-    </w:lvl>
-    <w:lvl w:ilvl="3" w:tplc="0409000F" w:tentative="1">
-      <w:start w:val="1"/>
-      <w:numFmt w:val="decimal"/>
-      <w:lvlText w:val="%4."/>
-      <w:lvlJc w:val="left"/>
-      <w:pPr>
-        <w:ind w:left="3600" w:hanging="360"/>
-      </w:pPr>
-    </w:lvl>
-    <w:lvl w:ilvl="4" w:tplc="04090019" w:tentative="1">
-      <w:start w:val="1"/>
-      <w:numFmt w:val="lowerLetter"/>
-      <w:lvlText w:val="%5."/>
-      <w:lvlJc w:val="left"/>
-      <w:pPr>
-        <w:ind w:left="4320" w:hanging="360"/>
-      </w:pPr>
-    </w:lvl>
-    <w:lvl w:ilvl="5" w:tplc="0409001B" w:tentative="1">
-      <w:start w:val="1"/>
-      <w:numFmt w:val="lowerRoman"/>
-      <w:lvlText w:val="%6."/>
-      <w:lvlJc w:val="right"/>
-      <w:pPr>
-        <w:ind w:left="5040" w:hanging="180"/>
-      </w:pPr>
-    </w:lvl>
-    <w:lvl w:ilvl="6" w:tplc="0409000F" w:tentative="1">
-      <w:start w:val="1"/>
-      <w:numFmt w:val="decimal"/>
-      <w:lvlText w:val="%7."/>
-      <w:lvlJc w:val="left"/>
-      <w:pPr>
-        <w:ind w:left="5760" w:hanging="360"/>
-      </w:pPr>
-    </w:lvl>
-    <w:lvl w:ilvl="7" w:tplc="04090019" w:tentative="1">
-      <w:start w:val="1"/>
-      <w:numFmt w:val="lowerLetter"/>
-      <w:lvlText w:val="%8."/>
-      <w:lvlJc w:val="left"/>
-      <w:pPr>
-        <w:ind w:left="6480" w:hanging="360"/>
-      </w:pPr>
-    </w:lvl>
-    <w:lvl w:ilvl="8" w:tplc="0409001B" w:tentative="1">
-      <w:start w:val="1"/>
-      <w:numFmt w:val="lowerRoman"/>
-      <w:lvlText w:val="%9."/>
-      <w:lvlJc w:val="right"/>
-      <w:pPr>
-        <w:ind w:left="7200" w:hanging="180"/>
-      </w:pPr>
-    </w:lvl>
-  </w:abstractNum>
-  <w:abstractNum w:abstractNumId="7" w15:restartNumberingAfterBreak="0">
+  <w:abstractNum w:abstractNumId="9" w15:restartNumberingAfterBreak="0">
     <w:nsid w:val="17B704CB"/>
     <w:multiLevelType w:val="hybridMultilevel"/>
     <w:tmpl w:val="3078EB38"/>
@@ -15473,7 +20489,305 @@
       </w:rPr>
     </w:lvl>
   </w:abstractNum>
-  <w:abstractNum w:abstractNumId="8" w15:restartNumberingAfterBreak="0">
+  <w:abstractNum w:abstractNumId="10" w15:restartNumberingAfterBreak="0">
+    <w:nsid w:val="181357B9"/>
+    <w:multiLevelType w:val="multilevel"/>
+    <w:tmpl w:val="29948412"/>
+    <w:lvl w:ilvl="0">
+      <w:start w:val="1"/>
+      <w:numFmt w:val="bullet"/>
+      <w:lvlText w:val=""/>
+      <w:lvlJc w:val="left"/>
+      <w:pPr>
+        <w:tabs>
+          <w:tab w:val="num" w:pos="720"/>
+        </w:tabs>
+        <w:ind w:left="720" w:hanging="360"/>
+      </w:pPr>
+      <w:rPr>
+        <w:rFonts w:ascii="Symbol" w:hAnsi="Symbol" w:hint="default"/>
+        <w:sz w:val="20"/>
+      </w:rPr>
+    </w:lvl>
+    <w:lvl w:ilvl="1" w:tentative="1">
+      <w:start w:val="1"/>
+      <w:numFmt w:val="bullet"/>
+      <w:lvlText w:val="o"/>
+      <w:lvlJc w:val="left"/>
+      <w:pPr>
+        <w:tabs>
+          <w:tab w:val="num" w:pos="1440"/>
+        </w:tabs>
+        <w:ind w:left="1440" w:hanging="360"/>
+      </w:pPr>
+      <w:rPr>
+        <w:rFonts w:ascii="Courier New" w:hAnsi="Courier New" w:hint="default"/>
+        <w:sz w:val="20"/>
+      </w:rPr>
+    </w:lvl>
+    <w:lvl w:ilvl="2" w:tentative="1">
+      <w:start w:val="1"/>
+      <w:numFmt w:val="bullet"/>
+      <w:lvlText w:val=""/>
+      <w:lvlJc w:val="left"/>
+      <w:pPr>
+        <w:tabs>
+          <w:tab w:val="num" w:pos="2160"/>
+        </w:tabs>
+        <w:ind w:left="2160" w:hanging="360"/>
+      </w:pPr>
+      <w:rPr>
+        <w:rFonts w:ascii="Wingdings" w:hAnsi="Wingdings" w:hint="default"/>
+        <w:sz w:val="20"/>
+      </w:rPr>
+    </w:lvl>
+    <w:lvl w:ilvl="3" w:tentative="1">
+      <w:start w:val="1"/>
+      <w:numFmt w:val="bullet"/>
+      <w:lvlText w:val=""/>
+      <w:lvlJc w:val="left"/>
+      <w:pPr>
+        <w:tabs>
+          <w:tab w:val="num" w:pos="2880"/>
+        </w:tabs>
+        <w:ind w:left="2880" w:hanging="360"/>
+      </w:pPr>
+      <w:rPr>
+        <w:rFonts w:ascii="Wingdings" w:hAnsi="Wingdings" w:hint="default"/>
+        <w:sz w:val="20"/>
+      </w:rPr>
+    </w:lvl>
+    <w:lvl w:ilvl="4" w:tentative="1">
+      <w:start w:val="1"/>
+      <w:numFmt w:val="bullet"/>
+      <w:lvlText w:val=""/>
+      <w:lvlJc w:val="left"/>
+      <w:pPr>
+        <w:tabs>
+          <w:tab w:val="num" w:pos="3600"/>
+        </w:tabs>
+        <w:ind w:left="3600" w:hanging="360"/>
+      </w:pPr>
+      <w:rPr>
+        <w:rFonts w:ascii="Wingdings" w:hAnsi="Wingdings" w:hint="default"/>
+        <w:sz w:val="20"/>
+      </w:rPr>
+    </w:lvl>
+    <w:lvl w:ilvl="5" w:tentative="1">
+      <w:start w:val="1"/>
+      <w:numFmt w:val="bullet"/>
+      <w:lvlText w:val=""/>
+      <w:lvlJc w:val="left"/>
+      <w:pPr>
+        <w:tabs>
+          <w:tab w:val="num" w:pos="4320"/>
+        </w:tabs>
+        <w:ind w:left="4320" w:hanging="360"/>
+      </w:pPr>
+      <w:rPr>
+        <w:rFonts w:ascii="Wingdings" w:hAnsi="Wingdings" w:hint="default"/>
+        <w:sz w:val="20"/>
+      </w:rPr>
+    </w:lvl>
+    <w:lvl w:ilvl="6" w:tentative="1">
+      <w:start w:val="1"/>
+      <w:numFmt w:val="bullet"/>
+      <w:lvlText w:val=""/>
+      <w:lvlJc w:val="left"/>
+      <w:pPr>
+        <w:tabs>
+          <w:tab w:val="num" w:pos="5040"/>
+        </w:tabs>
+        <w:ind w:left="5040" w:hanging="360"/>
+      </w:pPr>
+      <w:rPr>
+        <w:rFonts w:ascii="Wingdings" w:hAnsi="Wingdings" w:hint="default"/>
+        <w:sz w:val="20"/>
+      </w:rPr>
+    </w:lvl>
+    <w:lvl w:ilvl="7" w:tentative="1">
+      <w:start w:val="1"/>
+      <w:numFmt w:val="bullet"/>
+      <w:lvlText w:val=""/>
+      <w:lvlJc w:val="left"/>
+      <w:pPr>
+        <w:tabs>
+          <w:tab w:val="num" w:pos="5760"/>
+        </w:tabs>
+        <w:ind w:left="5760" w:hanging="360"/>
+      </w:pPr>
+      <w:rPr>
+        <w:rFonts w:ascii="Wingdings" w:hAnsi="Wingdings" w:hint="default"/>
+        <w:sz w:val="20"/>
+      </w:rPr>
+    </w:lvl>
+    <w:lvl w:ilvl="8" w:tentative="1">
+      <w:start w:val="1"/>
+      <w:numFmt w:val="bullet"/>
+      <w:lvlText w:val=""/>
+      <w:lvlJc w:val="left"/>
+      <w:pPr>
+        <w:tabs>
+          <w:tab w:val="num" w:pos="6480"/>
+        </w:tabs>
+        <w:ind w:left="6480" w:hanging="360"/>
+      </w:pPr>
+      <w:rPr>
+        <w:rFonts w:ascii="Wingdings" w:hAnsi="Wingdings" w:hint="default"/>
+        <w:sz w:val="20"/>
+      </w:rPr>
+    </w:lvl>
+  </w:abstractNum>
+  <w:abstractNum w:abstractNumId="11" w15:restartNumberingAfterBreak="0">
+    <w:nsid w:val="19161CF5"/>
+    <w:multiLevelType w:val="multilevel"/>
+    <w:tmpl w:val="25D6C73C"/>
+    <w:lvl w:ilvl="0">
+      <w:start w:val="1"/>
+      <w:numFmt w:val="bullet"/>
+      <w:lvlText w:val=""/>
+      <w:lvlJc w:val="left"/>
+      <w:pPr>
+        <w:tabs>
+          <w:tab w:val="num" w:pos="720"/>
+        </w:tabs>
+        <w:ind w:left="720" w:hanging="360"/>
+      </w:pPr>
+      <w:rPr>
+        <w:rFonts w:ascii="Symbol" w:hAnsi="Symbol" w:hint="default"/>
+        <w:sz w:val="20"/>
+      </w:rPr>
+    </w:lvl>
+    <w:lvl w:ilvl="1" w:tentative="1">
+      <w:start w:val="1"/>
+      <w:numFmt w:val="bullet"/>
+      <w:lvlText w:val="o"/>
+      <w:lvlJc w:val="left"/>
+      <w:pPr>
+        <w:tabs>
+          <w:tab w:val="num" w:pos="1440"/>
+        </w:tabs>
+        <w:ind w:left="1440" w:hanging="360"/>
+      </w:pPr>
+      <w:rPr>
+        <w:rFonts w:ascii="Courier New" w:hAnsi="Courier New" w:hint="default"/>
+        <w:sz w:val="20"/>
+      </w:rPr>
+    </w:lvl>
+    <w:lvl w:ilvl="2" w:tentative="1">
+      <w:start w:val="1"/>
+      <w:numFmt w:val="bullet"/>
+      <w:lvlText w:val=""/>
+      <w:lvlJc w:val="left"/>
+      <w:pPr>
+        <w:tabs>
+          <w:tab w:val="num" w:pos="2160"/>
+        </w:tabs>
+        <w:ind w:left="2160" w:hanging="360"/>
+      </w:pPr>
+      <w:rPr>
+        <w:rFonts w:ascii="Wingdings" w:hAnsi="Wingdings" w:hint="default"/>
+        <w:sz w:val="20"/>
+      </w:rPr>
+    </w:lvl>
+    <w:lvl w:ilvl="3" w:tentative="1">
+      <w:start w:val="1"/>
+      <w:numFmt w:val="bullet"/>
+      <w:lvlText w:val=""/>
+      <w:lvlJc w:val="left"/>
+      <w:pPr>
+        <w:tabs>
+          <w:tab w:val="num" w:pos="2880"/>
+        </w:tabs>
+        <w:ind w:left="2880" w:hanging="360"/>
+      </w:pPr>
+      <w:rPr>
+        <w:rFonts w:ascii="Wingdings" w:hAnsi="Wingdings" w:hint="default"/>
+        <w:sz w:val="20"/>
+      </w:rPr>
+    </w:lvl>
+    <w:lvl w:ilvl="4" w:tentative="1">
+      <w:start w:val="1"/>
+      <w:numFmt w:val="bullet"/>
+      <w:lvlText w:val=""/>
+      <w:lvlJc w:val="left"/>
+      <w:pPr>
+        <w:tabs>
+          <w:tab w:val="num" w:pos="3600"/>
+        </w:tabs>
+        <w:ind w:left="3600" w:hanging="360"/>
+      </w:pPr>
+      <w:rPr>
+        <w:rFonts w:ascii="Wingdings" w:hAnsi="Wingdings" w:hint="default"/>
+        <w:sz w:val="20"/>
+      </w:rPr>
+    </w:lvl>
+    <w:lvl w:ilvl="5" w:tentative="1">
+      <w:start w:val="1"/>
+      <w:numFmt w:val="bullet"/>
+      <w:lvlText w:val=""/>
+      <w:lvlJc w:val="left"/>
+      <w:pPr>
+        <w:tabs>
+          <w:tab w:val="num" w:pos="4320"/>
+        </w:tabs>
+        <w:ind w:left="4320" w:hanging="360"/>
+      </w:pPr>
+      <w:rPr>
+        <w:rFonts w:ascii="Wingdings" w:hAnsi="Wingdings" w:hint="default"/>
+        <w:sz w:val="20"/>
+      </w:rPr>
+    </w:lvl>
+    <w:lvl w:ilvl="6" w:tentative="1">
+      <w:start w:val="1"/>
+      <w:numFmt w:val="bullet"/>
+      <w:lvlText w:val=""/>
+      <w:lvlJc w:val="left"/>
+      <w:pPr>
+        <w:tabs>
+          <w:tab w:val="num" w:pos="5040"/>
+        </w:tabs>
+        <w:ind w:left="5040" w:hanging="360"/>
+      </w:pPr>
+      <w:rPr>
+        <w:rFonts w:ascii="Wingdings" w:hAnsi="Wingdings" w:hint="default"/>
+        <w:sz w:val="20"/>
+      </w:rPr>
+    </w:lvl>
+    <w:lvl w:ilvl="7" w:tentative="1">
+      <w:start w:val="1"/>
+      <w:numFmt w:val="bullet"/>
+      <w:lvlText w:val=""/>
+      <w:lvlJc w:val="left"/>
+      <w:pPr>
+        <w:tabs>
+          <w:tab w:val="num" w:pos="5760"/>
+        </w:tabs>
+        <w:ind w:left="5760" w:hanging="360"/>
+      </w:pPr>
+      <w:rPr>
+        <w:rFonts w:ascii="Wingdings" w:hAnsi="Wingdings" w:hint="default"/>
+        <w:sz w:val="20"/>
+      </w:rPr>
+    </w:lvl>
+    <w:lvl w:ilvl="8" w:tentative="1">
+      <w:start w:val="1"/>
+      <w:numFmt w:val="bullet"/>
+      <w:lvlText w:val=""/>
+      <w:lvlJc w:val="left"/>
+      <w:pPr>
+        <w:tabs>
+          <w:tab w:val="num" w:pos="6480"/>
+        </w:tabs>
+        <w:ind w:left="6480" w:hanging="360"/>
+      </w:pPr>
+      <w:rPr>
+        <w:rFonts w:ascii="Wingdings" w:hAnsi="Wingdings" w:hint="default"/>
+        <w:sz w:val="20"/>
+      </w:rPr>
+    </w:lvl>
+  </w:abstractNum>
+  <w:abstractNum w:abstractNumId="12" w15:restartNumberingAfterBreak="0">
     <w:nsid w:val="23EF4721"/>
     <w:multiLevelType w:val="hybridMultilevel"/>
     <w:tmpl w:val="F968BD98"/>
@@ -15586,7 +20900,7 @@
       </w:rPr>
     </w:lvl>
   </w:abstractNum>
-  <w:abstractNum w:abstractNumId="9" w15:restartNumberingAfterBreak="0">
+  <w:abstractNum w:abstractNumId="13" w15:restartNumberingAfterBreak="0">
     <w:nsid w:val="245165DB"/>
     <w:multiLevelType w:val="hybridMultilevel"/>
     <w:tmpl w:val="933AA232"/>
@@ -15699,7 +21013,7 @@
       </w:rPr>
     </w:lvl>
   </w:abstractNum>
-  <w:abstractNum w:abstractNumId="10" w15:restartNumberingAfterBreak="0">
+  <w:abstractNum w:abstractNumId="14" w15:restartNumberingAfterBreak="0">
     <w:nsid w:val="24894294"/>
     <w:multiLevelType w:val="hybridMultilevel"/>
     <w:tmpl w:val="B9DA5E94"/>
@@ -15812,7 +21126,7 @@
       </w:rPr>
     </w:lvl>
   </w:abstractNum>
-  <w:abstractNum w:abstractNumId="11" w15:restartNumberingAfterBreak="0">
+  <w:abstractNum w:abstractNumId="15" w15:restartNumberingAfterBreak="0">
     <w:nsid w:val="27577681"/>
     <w:multiLevelType w:val="hybridMultilevel"/>
     <w:tmpl w:val="24F4EE46"/>
@@ -15925,7 +21239,7 @@
       </w:rPr>
     </w:lvl>
   </w:abstractNum>
-  <w:abstractNum w:abstractNumId="12" w15:restartNumberingAfterBreak="0">
+  <w:abstractNum w:abstractNumId="16" w15:restartNumberingAfterBreak="0">
     <w:nsid w:val="2BDF5301"/>
     <w:multiLevelType w:val="hybridMultilevel"/>
     <w:tmpl w:val="387674A2"/>
@@ -16038,7 +21352,7 @@
       </w:rPr>
     </w:lvl>
   </w:abstractNum>
-  <w:abstractNum w:abstractNumId="13" w15:restartNumberingAfterBreak="0">
+  <w:abstractNum w:abstractNumId="17" w15:restartNumberingAfterBreak="0">
     <w:nsid w:val="2D68241F"/>
     <w:multiLevelType w:val="hybridMultilevel"/>
     <w:tmpl w:val="E096693C"/>
@@ -16151,120 +21465,269 @@
       </w:rPr>
     </w:lvl>
   </w:abstractNum>
-  <w:abstractNum w:abstractNumId="14" w15:restartNumberingAfterBreak="0">
-    <w:nsid w:val="3BB84C08"/>
+  <w:abstractNum w:abstractNumId="18" w15:restartNumberingAfterBreak="0">
+    <w:nsid w:val="37A44CCD"/>
     <w:multiLevelType w:val="multilevel"/>
-    <w:tmpl w:val="15EA2E82"/>
+    <w:tmpl w:val="5936D2E2"/>
     <w:lvl w:ilvl="0">
       <w:start w:val="1"/>
-      <w:numFmt w:val="decimal"/>
-      <w:lvlText w:val="%1"/>
-      <w:lvlJc w:val="left"/>
-      <w:pPr>
-        <w:ind w:left="360" w:hanging="360"/>
-      </w:pPr>
-      <w:rPr>
-        <w:rFonts w:hint="default"/>
-      </w:rPr>
-    </w:lvl>
-    <w:lvl w:ilvl="1">
-      <w:start w:val="3"/>
-      <w:numFmt w:val="decimal"/>
-      <w:lvlText w:val="%1.%2"/>
-      <w:lvlJc w:val="left"/>
-      <w:pPr>
-        <w:ind w:left="360" w:hanging="360"/>
-      </w:pPr>
-      <w:rPr>
-        <w:rFonts w:hint="default"/>
-      </w:rPr>
-    </w:lvl>
-    <w:lvl w:ilvl="2">
-      <w:start w:val="1"/>
-      <w:numFmt w:val="decimal"/>
-      <w:lvlText w:val="%1.%2.%3"/>
-      <w:lvlJc w:val="left"/>
-      <w:pPr>
-        <w:ind w:left="720" w:hanging="720"/>
-      </w:pPr>
-      <w:rPr>
-        <w:rFonts w:hint="default"/>
-      </w:rPr>
-    </w:lvl>
-    <w:lvl w:ilvl="3">
-      <w:start w:val="1"/>
-      <w:numFmt w:val="decimal"/>
-      <w:lvlText w:val="%1.%2.%3.%4"/>
-      <w:lvlJc w:val="left"/>
-      <w:pPr>
-        <w:ind w:left="720" w:hanging="720"/>
-      </w:pPr>
-      <w:rPr>
-        <w:rFonts w:hint="default"/>
-      </w:rPr>
-    </w:lvl>
-    <w:lvl w:ilvl="4">
-      <w:start w:val="1"/>
-      <w:numFmt w:val="decimal"/>
-      <w:lvlText w:val="%1.%2.%3.%4.%5"/>
-      <w:lvlJc w:val="left"/>
-      <w:pPr>
-        <w:ind w:left="1080" w:hanging="1080"/>
-      </w:pPr>
-      <w:rPr>
-        <w:rFonts w:hint="default"/>
-      </w:rPr>
-    </w:lvl>
-    <w:lvl w:ilvl="5">
-      <w:start w:val="1"/>
-      <w:numFmt w:val="decimal"/>
-      <w:lvlText w:val="%1.%2.%3.%4.%5.%6"/>
-      <w:lvlJc w:val="left"/>
-      <w:pPr>
-        <w:ind w:left="1440" w:hanging="1440"/>
-      </w:pPr>
-      <w:rPr>
-        <w:rFonts w:hint="default"/>
-      </w:rPr>
-    </w:lvl>
-    <w:lvl w:ilvl="6">
-      <w:start w:val="1"/>
-      <w:numFmt w:val="decimal"/>
-      <w:lvlText w:val="%1.%2.%3.%4.%5.%6.%7"/>
-      <w:lvlJc w:val="left"/>
-      <w:pPr>
-        <w:ind w:left="1440" w:hanging="1440"/>
-      </w:pPr>
-      <w:rPr>
-        <w:rFonts w:hint="default"/>
-      </w:rPr>
-    </w:lvl>
-    <w:lvl w:ilvl="7">
-      <w:start w:val="1"/>
-      <w:numFmt w:val="decimal"/>
-      <w:lvlText w:val="%1.%2.%3.%4.%5.%6.%7.%8"/>
-      <w:lvlJc w:val="left"/>
-      <w:pPr>
-        <w:ind w:left="1800" w:hanging="1800"/>
-      </w:pPr>
-      <w:rPr>
-        <w:rFonts w:hint="default"/>
-      </w:rPr>
-    </w:lvl>
-    <w:lvl w:ilvl="8">
-      <w:start w:val="1"/>
-      <w:numFmt w:val="decimal"/>
-      <w:lvlText w:val="%1.%2.%3.%4.%5.%6.%7.%8.%9"/>
-      <w:lvlJc w:val="left"/>
-      <w:pPr>
-        <w:ind w:left="1800" w:hanging="1800"/>
-      </w:pPr>
-      <w:rPr>
-        <w:rFonts w:hint="default"/>
+      <w:numFmt w:val="bullet"/>
+      <w:lvlText w:val=""/>
+      <w:lvlJc w:val="left"/>
+      <w:pPr>
+        <w:tabs>
+          <w:tab w:val="num" w:pos="720"/>
+        </w:tabs>
+        <w:ind w:left="720" w:hanging="360"/>
+      </w:pPr>
+      <w:rPr>
+        <w:rFonts w:ascii="Symbol" w:hAnsi="Symbol" w:hint="default"/>
+        <w:sz w:val="20"/>
+      </w:rPr>
+    </w:lvl>
+    <w:lvl w:ilvl="1" w:tentative="1">
+      <w:start w:val="1"/>
+      <w:numFmt w:val="bullet"/>
+      <w:lvlText w:val="o"/>
+      <w:lvlJc w:val="left"/>
+      <w:pPr>
+        <w:tabs>
+          <w:tab w:val="num" w:pos="1440"/>
+        </w:tabs>
+        <w:ind w:left="1440" w:hanging="360"/>
+      </w:pPr>
+      <w:rPr>
+        <w:rFonts w:ascii="Courier New" w:hAnsi="Courier New" w:hint="default"/>
+        <w:sz w:val="20"/>
+      </w:rPr>
+    </w:lvl>
+    <w:lvl w:ilvl="2" w:tentative="1">
+      <w:start w:val="1"/>
+      <w:numFmt w:val="bullet"/>
+      <w:lvlText w:val=""/>
+      <w:lvlJc w:val="left"/>
+      <w:pPr>
+        <w:tabs>
+          <w:tab w:val="num" w:pos="2160"/>
+        </w:tabs>
+        <w:ind w:left="2160" w:hanging="360"/>
+      </w:pPr>
+      <w:rPr>
+        <w:rFonts w:ascii="Wingdings" w:hAnsi="Wingdings" w:hint="default"/>
+        <w:sz w:val="20"/>
+      </w:rPr>
+    </w:lvl>
+    <w:lvl w:ilvl="3" w:tentative="1">
+      <w:start w:val="1"/>
+      <w:numFmt w:val="bullet"/>
+      <w:lvlText w:val=""/>
+      <w:lvlJc w:val="left"/>
+      <w:pPr>
+        <w:tabs>
+          <w:tab w:val="num" w:pos="2880"/>
+        </w:tabs>
+        <w:ind w:left="2880" w:hanging="360"/>
+      </w:pPr>
+      <w:rPr>
+        <w:rFonts w:ascii="Wingdings" w:hAnsi="Wingdings" w:hint="default"/>
+        <w:sz w:val="20"/>
+      </w:rPr>
+    </w:lvl>
+    <w:lvl w:ilvl="4" w:tentative="1">
+      <w:start w:val="1"/>
+      <w:numFmt w:val="bullet"/>
+      <w:lvlText w:val=""/>
+      <w:lvlJc w:val="left"/>
+      <w:pPr>
+        <w:tabs>
+          <w:tab w:val="num" w:pos="3600"/>
+        </w:tabs>
+        <w:ind w:left="3600" w:hanging="360"/>
+      </w:pPr>
+      <w:rPr>
+        <w:rFonts w:ascii="Wingdings" w:hAnsi="Wingdings" w:hint="default"/>
+        <w:sz w:val="20"/>
+      </w:rPr>
+    </w:lvl>
+    <w:lvl w:ilvl="5" w:tentative="1">
+      <w:start w:val="1"/>
+      <w:numFmt w:val="bullet"/>
+      <w:lvlText w:val=""/>
+      <w:lvlJc w:val="left"/>
+      <w:pPr>
+        <w:tabs>
+          <w:tab w:val="num" w:pos="4320"/>
+        </w:tabs>
+        <w:ind w:left="4320" w:hanging="360"/>
+      </w:pPr>
+      <w:rPr>
+        <w:rFonts w:ascii="Wingdings" w:hAnsi="Wingdings" w:hint="default"/>
+        <w:sz w:val="20"/>
+      </w:rPr>
+    </w:lvl>
+    <w:lvl w:ilvl="6" w:tentative="1">
+      <w:start w:val="1"/>
+      <w:numFmt w:val="bullet"/>
+      <w:lvlText w:val=""/>
+      <w:lvlJc w:val="left"/>
+      <w:pPr>
+        <w:tabs>
+          <w:tab w:val="num" w:pos="5040"/>
+        </w:tabs>
+        <w:ind w:left="5040" w:hanging="360"/>
+      </w:pPr>
+      <w:rPr>
+        <w:rFonts w:ascii="Wingdings" w:hAnsi="Wingdings" w:hint="default"/>
+        <w:sz w:val="20"/>
+      </w:rPr>
+    </w:lvl>
+    <w:lvl w:ilvl="7" w:tentative="1">
+      <w:start w:val="1"/>
+      <w:numFmt w:val="bullet"/>
+      <w:lvlText w:val=""/>
+      <w:lvlJc w:val="left"/>
+      <w:pPr>
+        <w:tabs>
+          <w:tab w:val="num" w:pos="5760"/>
+        </w:tabs>
+        <w:ind w:left="5760" w:hanging="360"/>
+      </w:pPr>
+      <w:rPr>
+        <w:rFonts w:ascii="Wingdings" w:hAnsi="Wingdings" w:hint="default"/>
+        <w:sz w:val="20"/>
+      </w:rPr>
+    </w:lvl>
+    <w:lvl w:ilvl="8" w:tentative="1">
+      <w:start w:val="1"/>
+      <w:numFmt w:val="bullet"/>
+      <w:lvlText w:val=""/>
+      <w:lvlJc w:val="left"/>
+      <w:pPr>
+        <w:tabs>
+          <w:tab w:val="num" w:pos="6480"/>
+        </w:tabs>
+        <w:ind w:left="6480" w:hanging="360"/>
+      </w:pPr>
+      <w:rPr>
+        <w:rFonts w:ascii="Wingdings" w:hAnsi="Wingdings" w:hint="default"/>
+        <w:sz w:val="20"/>
       </w:rPr>
     </w:lvl>
   </w:abstractNum>
-  <w:abstractNum w:abstractNumId="15" w15:restartNumberingAfterBreak="0">
+  <w:abstractNum w:abstractNumId="19" w15:restartNumberingAfterBreak="0">
+    <w:nsid w:val="3B377DFE"/>
+    <w:multiLevelType w:val="hybridMultilevel"/>
+    <w:tmpl w:val="C01A2302"/>
+    <w:lvl w:ilvl="0" w:tplc="04090001">
+      <w:start w:val="1"/>
+      <w:numFmt w:val="bullet"/>
+      <w:lvlText w:val=""/>
+      <w:lvlJc w:val="left"/>
+      <w:pPr>
+        <w:ind w:left="720" w:hanging="360"/>
+      </w:pPr>
+      <w:rPr>
+        <w:rFonts w:ascii="Symbol" w:hAnsi="Symbol" w:hint="default"/>
+      </w:rPr>
+    </w:lvl>
+    <w:lvl w:ilvl="1" w:tplc="04090003" w:tentative="1">
+      <w:start w:val="1"/>
+      <w:numFmt w:val="bullet"/>
+      <w:lvlText w:val="o"/>
+      <w:lvlJc w:val="left"/>
+      <w:pPr>
+        <w:ind w:left="1440" w:hanging="360"/>
+      </w:pPr>
+      <w:rPr>
+        <w:rFonts w:ascii="Courier New" w:hAnsi="Courier New" w:cs="Courier New" w:hint="default"/>
+      </w:rPr>
+    </w:lvl>
+    <w:lvl w:ilvl="2" w:tplc="04090005" w:tentative="1">
+      <w:start w:val="1"/>
+      <w:numFmt w:val="bullet"/>
+      <w:lvlText w:val=""/>
+      <w:lvlJc w:val="left"/>
+      <w:pPr>
+        <w:ind w:left="2160" w:hanging="360"/>
+      </w:pPr>
+      <w:rPr>
+        <w:rFonts w:ascii="Wingdings" w:hAnsi="Wingdings" w:hint="default"/>
+      </w:rPr>
+    </w:lvl>
+    <w:lvl w:ilvl="3" w:tplc="04090001" w:tentative="1">
+      <w:start w:val="1"/>
+      <w:numFmt w:val="bullet"/>
+      <w:lvlText w:val=""/>
+      <w:lvlJc w:val="left"/>
+      <w:pPr>
+        <w:ind w:left="2880" w:hanging="360"/>
+      </w:pPr>
+      <w:rPr>
+        <w:rFonts w:ascii="Symbol" w:hAnsi="Symbol" w:hint="default"/>
+      </w:rPr>
+    </w:lvl>
+    <w:lvl w:ilvl="4" w:tplc="04090003" w:tentative="1">
+      <w:start w:val="1"/>
+      <w:numFmt w:val="bullet"/>
+      <w:lvlText w:val="o"/>
+      <w:lvlJc w:val="left"/>
+      <w:pPr>
+        <w:ind w:left="3600" w:hanging="360"/>
+      </w:pPr>
+      <w:rPr>
+        <w:rFonts w:ascii="Courier New" w:hAnsi="Courier New" w:cs="Courier New" w:hint="default"/>
+      </w:rPr>
+    </w:lvl>
+    <w:lvl w:ilvl="5" w:tplc="04090005" w:tentative="1">
+      <w:start w:val="1"/>
+      <w:numFmt w:val="bullet"/>
+      <w:lvlText w:val=""/>
+      <w:lvlJc w:val="left"/>
+      <w:pPr>
+        <w:ind w:left="4320" w:hanging="360"/>
+      </w:pPr>
+      <w:rPr>
+        <w:rFonts w:ascii="Wingdings" w:hAnsi="Wingdings" w:hint="default"/>
+      </w:rPr>
+    </w:lvl>
+    <w:lvl w:ilvl="6" w:tplc="04090001" w:tentative="1">
+      <w:start w:val="1"/>
+      <w:numFmt w:val="bullet"/>
+      <w:lvlText w:val=""/>
+      <w:lvlJc w:val="left"/>
+      <w:pPr>
+        <w:ind w:left="5040" w:hanging="360"/>
+      </w:pPr>
+      <w:rPr>
+        <w:rFonts w:ascii="Symbol" w:hAnsi="Symbol" w:hint="default"/>
+      </w:rPr>
+    </w:lvl>
+    <w:lvl w:ilvl="7" w:tplc="04090003" w:tentative="1">
+      <w:start w:val="1"/>
+      <w:numFmt w:val="bullet"/>
+      <w:lvlText w:val="o"/>
+      <w:lvlJc w:val="left"/>
+      <w:pPr>
+        <w:ind w:left="5760" w:hanging="360"/>
+      </w:pPr>
+      <w:rPr>
+        <w:rFonts w:ascii="Courier New" w:hAnsi="Courier New" w:cs="Courier New" w:hint="default"/>
+      </w:rPr>
+    </w:lvl>
+    <w:lvl w:ilvl="8" w:tplc="04090005" w:tentative="1">
+      <w:start w:val="1"/>
+      <w:numFmt w:val="bullet"/>
+      <w:lvlText w:val=""/>
+      <w:lvlJc w:val="left"/>
+      <w:pPr>
+        <w:ind w:left="6480" w:hanging="360"/>
+      </w:pPr>
+      <w:rPr>
+        <w:rFonts w:ascii="Wingdings" w:hAnsi="Wingdings" w:hint="default"/>
+      </w:rPr>
+    </w:lvl>
+  </w:abstractNum>
+  <w:abstractNum w:abstractNumId="20" w15:restartNumberingAfterBreak="0">
     <w:nsid w:val="3CC62E9B"/>
     <w:multiLevelType w:val="hybridMultilevel"/>
     <w:tmpl w:val="55088168"/>
@@ -16377,14 +21840,14 @@
       </w:rPr>
     </w:lvl>
   </w:abstractNum>
-  <w:abstractNum w:abstractNumId="16" w15:restartNumberingAfterBreak="0">
-    <w:nsid w:val="40AE21F6"/>
+  <w:abstractNum w:abstractNumId="21" w15:restartNumberingAfterBreak="0">
+    <w:nsid w:val="3FDD442A"/>
     <w:multiLevelType w:val="hybridMultilevel"/>
-    <w:tmpl w:val="21A076AA"/>
-    <w:lvl w:ilvl="0" w:tplc="B70AB280">
-      <w:start w:val="1"/>
-      <w:numFmt w:val="bullet"/>
-      <w:lvlText w:val=""/>
+    <w:tmpl w:val="8458A2A6"/>
+    <w:lvl w:ilvl="0" w:tplc="04090001">
+      <w:start w:val="1"/>
+      <w:numFmt w:val="bullet"/>
+      <w:lvlText w:val=""/>
       <w:lvlJc w:val="left"/>
       <w:pPr>
         <w:ind w:left="720" w:hanging="360"/>
@@ -16490,7 +21953,7 @@
       </w:rPr>
     </w:lvl>
   </w:abstractNum>
-  <w:abstractNum w:abstractNumId="17" w15:restartNumberingAfterBreak="0">
+  <w:abstractNum w:abstractNumId="22" w15:restartNumberingAfterBreak="0">
     <w:nsid w:val="40B811FD"/>
     <w:multiLevelType w:val="hybridMultilevel"/>
     <w:tmpl w:val="A5DC8B7C"/>
@@ -16603,96 +22066,7 @@
       </w:rPr>
     </w:lvl>
   </w:abstractNum>
-  <w:abstractNum w:abstractNumId="18" w15:restartNumberingAfterBreak="0">
-    <w:nsid w:val="40D8608A"/>
-    <w:multiLevelType w:val="hybridMultilevel"/>
-    <w:tmpl w:val="979CD868"/>
-    <w:lvl w:ilvl="0" w:tplc="FFFFFFFF">
-      <w:start w:val="1"/>
-      <w:numFmt w:val="decimal"/>
-      <w:lvlText w:val="%1."/>
-      <w:lvlJc w:val="left"/>
-      <w:pPr>
-        <w:ind w:left="720" w:hanging="360"/>
-      </w:pPr>
-      <w:rPr>
-        <w:rFonts w:hint="default"/>
-      </w:rPr>
-    </w:lvl>
-    <w:lvl w:ilvl="1" w:tplc="04090019" w:tentative="1">
-      <w:start w:val="1"/>
-      <w:numFmt w:val="lowerLetter"/>
-      <w:lvlText w:val="%2."/>
-      <w:lvlJc w:val="left"/>
-      <w:pPr>
-        <w:ind w:left="1440" w:hanging="360"/>
-      </w:pPr>
-    </w:lvl>
-    <w:lvl w:ilvl="2" w:tplc="0409001B" w:tentative="1">
-      <w:start w:val="1"/>
-      <w:numFmt w:val="lowerRoman"/>
-      <w:lvlText w:val="%3."/>
-      <w:lvlJc w:val="right"/>
-      <w:pPr>
-        <w:ind w:left="2160" w:hanging="180"/>
-      </w:pPr>
-    </w:lvl>
-    <w:lvl w:ilvl="3" w:tplc="0409000F" w:tentative="1">
-      <w:start w:val="1"/>
-      <w:numFmt w:val="decimal"/>
-      <w:lvlText w:val="%4."/>
-      <w:lvlJc w:val="left"/>
-      <w:pPr>
-        <w:ind w:left="2880" w:hanging="360"/>
-      </w:pPr>
-    </w:lvl>
-    <w:lvl w:ilvl="4" w:tplc="04090019" w:tentative="1">
-      <w:start w:val="1"/>
-      <w:numFmt w:val="lowerLetter"/>
-      <w:lvlText w:val="%5."/>
-      <w:lvlJc w:val="left"/>
-      <w:pPr>
-        <w:ind w:left="3600" w:hanging="360"/>
-      </w:pPr>
-    </w:lvl>
-    <w:lvl w:ilvl="5" w:tplc="0409001B" w:tentative="1">
-      <w:start w:val="1"/>
-      <w:numFmt w:val="lowerRoman"/>
-      <w:lvlText w:val="%6."/>
-      <w:lvlJc w:val="right"/>
-      <w:pPr>
-        <w:ind w:left="4320" w:hanging="180"/>
-      </w:pPr>
-    </w:lvl>
-    <w:lvl w:ilvl="6" w:tplc="0409000F" w:tentative="1">
-      <w:start w:val="1"/>
-      <w:numFmt w:val="decimal"/>
-      <w:lvlText w:val="%7."/>
-      <w:lvlJc w:val="left"/>
-      <w:pPr>
-        <w:ind w:left="5040" w:hanging="360"/>
-      </w:pPr>
-    </w:lvl>
-    <w:lvl w:ilvl="7" w:tplc="04090019" w:tentative="1">
-      <w:start w:val="1"/>
-      <w:numFmt w:val="lowerLetter"/>
-      <w:lvlText w:val="%8."/>
-      <w:lvlJc w:val="left"/>
-      <w:pPr>
-        <w:ind w:left="5760" w:hanging="360"/>
-      </w:pPr>
-    </w:lvl>
-    <w:lvl w:ilvl="8" w:tplc="0409001B" w:tentative="1">
-      <w:start w:val="1"/>
-      <w:numFmt w:val="lowerRoman"/>
-      <w:lvlText w:val="%9."/>
-      <w:lvlJc w:val="right"/>
-      <w:pPr>
-        <w:ind w:left="6480" w:hanging="180"/>
-      </w:pPr>
-    </w:lvl>
-  </w:abstractNum>
-  <w:abstractNum w:abstractNumId="19" w15:restartNumberingAfterBreak="0">
+  <w:abstractNum w:abstractNumId="23" w15:restartNumberingAfterBreak="0">
     <w:nsid w:val="4110472F"/>
     <w:multiLevelType w:val="hybridMultilevel"/>
     <w:tmpl w:val="3916939A"/>
@@ -16803,406 +22177,6 @@
       <w:rPr>
         <w:rFonts w:ascii="Wingdings" w:hAnsi="Wingdings" w:hint="default"/>
       </w:rPr>
-    </w:lvl>
-  </w:abstractNum>
-  <w:abstractNum w:abstractNumId="20" w15:restartNumberingAfterBreak="0">
-    <w:nsid w:val="46A44212"/>
-    <w:multiLevelType w:val="hybridMultilevel"/>
-    <w:tmpl w:val="B42A62EC"/>
-    <w:lvl w:ilvl="0" w:tplc="F1341A0C">
-      <w:numFmt w:val="bullet"/>
-      <w:lvlText w:val="-"/>
-      <w:lvlJc w:val="left"/>
-      <w:pPr>
-        <w:ind w:left="720" w:hanging="360"/>
-      </w:pPr>
-      <w:rPr>
-        <w:rFonts w:ascii="Times New Roman" w:eastAsiaTheme="minorHAnsi" w:hAnsi="Times New Roman" w:cs="Times New Roman" w:hint="default"/>
-      </w:rPr>
-    </w:lvl>
-    <w:lvl w:ilvl="1" w:tplc="04090003" w:tentative="1">
-      <w:start w:val="1"/>
-      <w:numFmt w:val="bullet"/>
-      <w:lvlText w:val="o"/>
-      <w:lvlJc w:val="left"/>
-      <w:pPr>
-        <w:ind w:left="1440" w:hanging="360"/>
-      </w:pPr>
-      <w:rPr>
-        <w:rFonts w:ascii="Courier New" w:hAnsi="Courier New" w:cs="Courier New" w:hint="default"/>
-      </w:rPr>
-    </w:lvl>
-    <w:lvl w:ilvl="2" w:tplc="04090005" w:tentative="1">
-      <w:start w:val="1"/>
-      <w:numFmt w:val="bullet"/>
-      <w:lvlText w:val=""/>
-      <w:lvlJc w:val="left"/>
-      <w:pPr>
-        <w:ind w:left="2160" w:hanging="360"/>
-      </w:pPr>
-      <w:rPr>
-        <w:rFonts w:ascii="Wingdings" w:hAnsi="Wingdings" w:hint="default"/>
-      </w:rPr>
-    </w:lvl>
-    <w:lvl w:ilvl="3" w:tplc="04090001" w:tentative="1">
-      <w:start w:val="1"/>
-      <w:numFmt w:val="bullet"/>
-      <w:lvlText w:val=""/>
-      <w:lvlJc w:val="left"/>
-      <w:pPr>
-        <w:ind w:left="2880" w:hanging="360"/>
-      </w:pPr>
-      <w:rPr>
-        <w:rFonts w:ascii="Symbol" w:hAnsi="Symbol" w:hint="default"/>
-      </w:rPr>
-    </w:lvl>
-    <w:lvl w:ilvl="4" w:tplc="04090003" w:tentative="1">
-      <w:start w:val="1"/>
-      <w:numFmt w:val="bullet"/>
-      <w:lvlText w:val="o"/>
-      <w:lvlJc w:val="left"/>
-      <w:pPr>
-        <w:ind w:left="3600" w:hanging="360"/>
-      </w:pPr>
-      <w:rPr>
-        <w:rFonts w:ascii="Courier New" w:hAnsi="Courier New" w:cs="Courier New" w:hint="default"/>
-      </w:rPr>
-    </w:lvl>
-    <w:lvl w:ilvl="5" w:tplc="04090005" w:tentative="1">
-      <w:start w:val="1"/>
-      <w:numFmt w:val="bullet"/>
-      <w:lvlText w:val=""/>
-      <w:lvlJc w:val="left"/>
-      <w:pPr>
-        <w:ind w:left="4320" w:hanging="360"/>
-      </w:pPr>
-      <w:rPr>
-        <w:rFonts w:ascii="Wingdings" w:hAnsi="Wingdings" w:hint="default"/>
-      </w:rPr>
-    </w:lvl>
-    <w:lvl w:ilvl="6" w:tplc="04090001" w:tentative="1">
-      <w:start w:val="1"/>
-      <w:numFmt w:val="bullet"/>
-      <w:lvlText w:val=""/>
-      <w:lvlJc w:val="left"/>
-      <w:pPr>
-        <w:ind w:left="5040" w:hanging="360"/>
-      </w:pPr>
-      <w:rPr>
-        <w:rFonts w:ascii="Symbol" w:hAnsi="Symbol" w:hint="default"/>
-      </w:rPr>
-    </w:lvl>
-    <w:lvl w:ilvl="7" w:tplc="04090003" w:tentative="1">
-      <w:start w:val="1"/>
-      <w:numFmt w:val="bullet"/>
-      <w:lvlText w:val="o"/>
-      <w:lvlJc w:val="left"/>
-      <w:pPr>
-        <w:ind w:left="5760" w:hanging="360"/>
-      </w:pPr>
-      <w:rPr>
-        <w:rFonts w:ascii="Courier New" w:hAnsi="Courier New" w:cs="Courier New" w:hint="default"/>
-      </w:rPr>
-    </w:lvl>
-    <w:lvl w:ilvl="8" w:tplc="04090005" w:tentative="1">
-      <w:start w:val="1"/>
-      <w:numFmt w:val="bullet"/>
-      <w:lvlText w:val=""/>
-      <w:lvlJc w:val="left"/>
-      <w:pPr>
-        <w:ind w:left="6480" w:hanging="360"/>
-      </w:pPr>
-      <w:rPr>
-        <w:rFonts w:ascii="Wingdings" w:hAnsi="Wingdings" w:hint="default"/>
-      </w:rPr>
-    </w:lvl>
-  </w:abstractNum>
-  <w:abstractNum w:abstractNumId="21" w15:restartNumberingAfterBreak="0">
-    <w:nsid w:val="46EB5F37"/>
-    <w:multiLevelType w:val="hybridMultilevel"/>
-    <w:tmpl w:val="FC529674"/>
-    <w:lvl w:ilvl="0" w:tplc="0409000F">
-      <w:start w:val="1"/>
-      <w:numFmt w:val="decimal"/>
-      <w:lvlText w:val="%1."/>
-      <w:lvlJc w:val="left"/>
-      <w:pPr>
-        <w:ind w:left="720" w:hanging="360"/>
-      </w:pPr>
-    </w:lvl>
-    <w:lvl w:ilvl="1" w:tplc="04090019" w:tentative="1">
-      <w:start w:val="1"/>
-      <w:numFmt w:val="lowerLetter"/>
-      <w:lvlText w:val="%2."/>
-      <w:lvlJc w:val="left"/>
-      <w:pPr>
-        <w:ind w:left="1440" w:hanging="360"/>
-      </w:pPr>
-    </w:lvl>
-    <w:lvl w:ilvl="2" w:tplc="0409001B" w:tentative="1">
-      <w:start w:val="1"/>
-      <w:numFmt w:val="lowerRoman"/>
-      <w:lvlText w:val="%3."/>
-      <w:lvlJc w:val="right"/>
-      <w:pPr>
-        <w:ind w:left="2160" w:hanging="180"/>
-      </w:pPr>
-    </w:lvl>
-    <w:lvl w:ilvl="3" w:tplc="0409000F" w:tentative="1">
-      <w:start w:val="1"/>
-      <w:numFmt w:val="decimal"/>
-      <w:lvlText w:val="%4."/>
-      <w:lvlJc w:val="left"/>
-      <w:pPr>
-        <w:ind w:left="2880" w:hanging="360"/>
-      </w:pPr>
-    </w:lvl>
-    <w:lvl w:ilvl="4" w:tplc="04090019" w:tentative="1">
-      <w:start w:val="1"/>
-      <w:numFmt w:val="lowerLetter"/>
-      <w:lvlText w:val="%5."/>
-      <w:lvlJc w:val="left"/>
-      <w:pPr>
-        <w:ind w:left="3600" w:hanging="360"/>
-      </w:pPr>
-    </w:lvl>
-    <w:lvl w:ilvl="5" w:tplc="0409001B" w:tentative="1">
-      <w:start w:val="1"/>
-      <w:numFmt w:val="lowerRoman"/>
-      <w:lvlText w:val="%6."/>
-      <w:lvlJc w:val="right"/>
-      <w:pPr>
-        <w:ind w:left="4320" w:hanging="180"/>
-      </w:pPr>
-    </w:lvl>
-    <w:lvl w:ilvl="6" w:tplc="0409000F" w:tentative="1">
-      <w:start w:val="1"/>
-      <w:numFmt w:val="decimal"/>
-      <w:lvlText w:val="%7."/>
-      <w:lvlJc w:val="left"/>
-      <w:pPr>
-        <w:ind w:left="5040" w:hanging="360"/>
-      </w:pPr>
-    </w:lvl>
-    <w:lvl w:ilvl="7" w:tplc="04090019" w:tentative="1">
-      <w:start w:val="1"/>
-      <w:numFmt w:val="lowerLetter"/>
-      <w:lvlText w:val="%8."/>
-      <w:lvlJc w:val="left"/>
-      <w:pPr>
-        <w:ind w:left="5760" w:hanging="360"/>
-      </w:pPr>
-    </w:lvl>
-    <w:lvl w:ilvl="8" w:tplc="0409001B" w:tentative="1">
-      <w:start w:val="1"/>
-      <w:numFmt w:val="lowerRoman"/>
-      <w:lvlText w:val="%9."/>
-      <w:lvlJc w:val="right"/>
-      <w:pPr>
-        <w:ind w:left="6480" w:hanging="180"/>
-      </w:pPr>
-    </w:lvl>
-  </w:abstractNum>
-  <w:abstractNum w:abstractNumId="22" w15:restartNumberingAfterBreak="0">
-    <w:nsid w:val="545D3D37"/>
-    <w:multiLevelType w:val="hybridMultilevel"/>
-    <w:tmpl w:val="45F66898"/>
-    <w:lvl w:ilvl="0" w:tplc="04090001">
-      <w:start w:val="1"/>
-      <w:numFmt w:val="bullet"/>
-      <w:lvlText w:val=""/>
-      <w:lvlJc w:val="left"/>
-      <w:pPr>
-        <w:ind w:left="720" w:hanging="360"/>
-      </w:pPr>
-      <w:rPr>
-        <w:rFonts w:ascii="Symbol" w:hAnsi="Symbol" w:hint="default"/>
-      </w:rPr>
-    </w:lvl>
-    <w:lvl w:ilvl="1" w:tplc="04090003" w:tentative="1">
-      <w:start w:val="1"/>
-      <w:numFmt w:val="bullet"/>
-      <w:lvlText w:val="o"/>
-      <w:lvlJc w:val="left"/>
-      <w:pPr>
-        <w:ind w:left="1440" w:hanging="360"/>
-      </w:pPr>
-      <w:rPr>
-        <w:rFonts w:ascii="Courier New" w:hAnsi="Courier New" w:cs="Courier New" w:hint="default"/>
-      </w:rPr>
-    </w:lvl>
-    <w:lvl w:ilvl="2" w:tplc="04090005" w:tentative="1">
-      <w:start w:val="1"/>
-      <w:numFmt w:val="bullet"/>
-      <w:lvlText w:val=""/>
-      <w:lvlJc w:val="left"/>
-      <w:pPr>
-        <w:ind w:left="2160" w:hanging="360"/>
-      </w:pPr>
-      <w:rPr>
-        <w:rFonts w:ascii="Wingdings" w:hAnsi="Wingdings" w:hint="default"/>
-      </w:rPr>
-    </w:lvl>
-    <w:lvl w:ilvl="3" w:tplc="04090001" w:tentative="1">
-      <w:start w:val="1"/>
-      <w:numFmt w:val="bullet"/>
-      <w:lvlText w:val=""/>
-      <w:lvlJc w:val="left"/>
-      <w:pPr>
-        <w:ind w:left="2880" w:hanging="360"/>
-      </w:pPr>
-      <w:rPr>
-        <w:rFonts w:ascii="Symbol" w:hAnsi="Symbol" w:hint="default"/>
-      </w:rPr>
-    </w:lvl>
-    <w:lvl w:ilvl="4" w:tplc="04090003" w:tentative="1">
-      <w:start w:val="1"/>
-      <w:numFmt w:val="bullet"/>
-      <w:lvlText w:val="o"/>
-      <w:lvlJc w:val="left"/>
-      <w:pPr>
-        <w:ind w:left="3600" w:hanging="360"/>
-      </w:pPr>
-      <w:rPr>
-        <w:rFonts w:ascii="Courier New" w:hAnsi="Courier New" w:cs="Courier New" w:hint="default"/>
-      </w:rPr>
-    </w:lvl>
-    <w:lvl w:ilvl="5" w:tplc="04090005" w:tentative="1">
-      <w:start w:val="1"/>
-      <w:numFmt w:val="bullet"/>
-      <w:lvlText w:val=""/>
-      <w:lvlJc w:val="left"/>
-      <w:pPr>
-        <w:ind w:left="4320" w:hanging="360"/>
-      </w:pPr>
-      <w:rPr>
-        <w:rFonts w:ascii="Wingdings" w:hAnsi="Wingdings" w:hint="default"/>
-      </w:rPr>
-    </w:lvl>
-    <w:lvl w:ilvl="6" w:tplc="04090001" w:tentative="1">
-      <w:start w:val="1"/>
-      <w:numFmt w:val="bullet"/>
-      <w:lvlText w:val=""/>
-      <w:lvlJc w:val="left"/>
-      <w:pPr>
-        <w:ind w:left="5040" w:hanging="360"/>
-      </w:pPr>
-      <w:rPr>
-        <w:rFonts w:ascii="Symbol" w:hAnsi="Symbol" w:hint="default"/>
-      </w:rPr>
-    </w:lvl>
-    <w:lvl w:ilvl="7" w:tplc="04090003" w:tentative="1">
-      <w:start w:val="1"/>
-      <w:numFmt w:val="bullet"/>
-      <w:lvlText w:val="o"/>
-      <w:lvlJc w:val="left"/>
-      <w:pPr>
-        <w:ind w:left="5760" w:hanging="360"/>
-      </w:pPr>
-      <w:rPr>
-        <w:rFonts w:ascii="Courier New" w:hAnsi="Courier New" w:cs="Courier New" w:hint="default"/>
-      </w:rPr>
-    </w:lvl>
-    <w:lvl w:ilvl="8" w:tplc="04090005" w:tentative="1">
-      <w:start w:val="1"/>
-      <w:numFmt w:val="bullet"/>
-      <w:lvlText w:val=""/>
-      <w:lvlJc w:val="left"/>
-      <w:pPr>
-        <w:ind w:left="6480" w:hanging="360"/>
-      </w:pPr>
-      <w:rPr>
-        <w:rFonts w:ascii="Wingdings" w:hAnsi="Wingdings" w:hint="default"/>
-      </w:rPr>
-    </w:lvl>
-  </w:abstractNum>
-  <w:abstractNum w:abstractNumId="23" w15:restartNumberingAfterBreak="0">
-    <w:nsid w:val="55526E7B"/>
-    <w:multiLevelType w:val="hybridMultilevel"/>
-    <w:tmpl w:val="F828AA00"/>
-    <w:lvl w:ilvl="0" w:tplc="0409000F">
-      <w:start w:val="1"/>
-      <w:numFmt w:val="decimal"/>
-      <w:lvlText w:val="%1."/>
-      <w:lvlJc w:val="left"/>
-      <w:pPr>
-        <w:ind w:left="720" w:hanging="360"/>
-      </w:pPr>
-      <w:rPr>
-        <w:rFonts w:hint="default"/>
-      </w:rPr>
-    </w:lvl>
-    <w:lvl w:ilvl="1" w:tplc="04090019" w:tentative="1">
-      <w:start w:val="1"/>
-      <w:numFmt w:val="lowerLetter"/>
-      <w:lvlText w:val="%2."/>
-      <w:lvlJc w:val="left"/>
-      <w:pPr>
-        <w:ind w:left="1440" w:hanging="360"/>
-      </w:pPr>
-    </w:lvl>
-    <w:lvl w:ilvl="2" w:tplc="0409001B" w:tentative="1">
-      <w:start w:val="1"/>
-      <w:numFmt w:val="lowerRoman"/>
-      <w:lvlText w:val="%3."/>
-      <w:lvlJc w:val="right"/>
-      <w:pPr>
-        <w:ind w:left="2160" w:hanging="180"/>
-      </w:pPr>
-    </w:lvl>
-    <w:lvl w:ilvl="3" w:tplc="0409000F" w:tentative="1">
-      <w:start w:val="1"/>
-      <w:numFmt w:val="decimal"/>
-      <w:lvlText w:val="%4."/>
-      <w:lvlJc w:val="left"/>
-      <w:pPr>
-        <w:ind w:left="2880" w:hanging="360"/>
-      </w:pPr>
-    </w:lvl>
-    <w:lvl w:ilvl="4" w:tplc="04090019" w:tentative="1">
-      <w:start w:val="1"/>
-      <w:numFmt w:val="lowerLetter"/>
-      <w:lvlText w:val="%5."/>
-      <w:lvlJc w:val="left"/>
-      <w:pPr>
-        <w:ind w:left="3600" w:hanging="360"/>
-      </w:pPr>
-    </w:lvl>
-    <w:lvl w:ilvl="5" w:tplc="0409001B" w:tentative="1">
-      <w:start w:val="1"/>
-      <w:numFmt w:val="lowerRoman"/>
-      <w:lvlText w:val="%6."/>
-      <w:lvlJc w:val="right"/>
-      <w:pPr>
-        <w:ind w:left="4320" w:hanging="180"/>
-      </w:pPr>
-    </w:lvl>
-    <w:lvl w:ilvl="6" w:tplc="0409000F" w:tentative="1">
-      <w:start w:val="1"/>
-      <w:numFmt w:val="decimal"/>
-      <w:lvlText w:val="%7."/>
-      <w:lvlJc w:val="left"/>
-      <w:pPr>
-        <w:ind w:left="5040" w:hanging="360"/>
-      </w:pPr>
-    </w:lvl>
-    <w:lvl w:ilvl="7" w:tplc="04090019" w:tentative="1">
-      <w:start w:val="1"/>
-      <w:numFmt w:val="lowerLetter"/>
-      <w:lvlText w:val="%8."/>
-      <w:lvlJc w:val="left"/>
-      <w:pPr>
-        <w:ind w:left="5760" w:hanging="360"/>
-      </w:pPr>
-    </w:lvl>
-    <w:lvl w:ilvl="8" w:tplc="0409001B" w:tentative="1">
-      <w:start w:val="1"/>
-      <w:numFmt w:val="lowerRoman"/>
-      <w:lvlText w:val="%9."/>
-      <w:lvlJc w:val="right"/>
-      <w:pPr>
-        <w:ind w:left="6480" w:hanging="180"/>
-      </w:pPr>
     </w:lvl>
   </w:abstractNum>
   <w:abstractNum w:abstractNumId="24" w15:restartNumberingAfterBreak="0">
@@ -17319,115 +22293,151 @@
     </w:lvl>
   </w:abstractNum>
   <w:abstractNum w:abstractNumId="25" w15:restartNumberingAfterBreak="0">
-    <w:nsid w:val="62505955"/>
-    <w:multiLevelType w:val="hybridMultilevel"/>
-    <w:tmpl w:val="E02ED160"/>
-    <w:lvl w:ilvl="0" w:tplc="0409000B">
-      <w:start w:val="1"/>
-      <w:numFmt w:val="bullet"/>
-      <w:lvlText w:val=""/>
-      <w:lvlJc w:val="left"/>
-      <w:pPr>
+    <w:nsid w:val="56DB5C81"/>
+    <w:multiLevelType w:val="multilevel"/>
+    <w:tmpl w:val="0E8A2C06"/>
+    <w:lvl w:ilvl="0">
+      <w:start w:val="1"/>
+      <w:numFmt w:val="bullet"/>
+      <w:lvlText w:val=""/>
+      <w:lvlJc w:val="left"/>
+      <w:pPr>
+        <w:tabs>
+          <w:tab w:val="num" w:pos="720"/>
+        </w:tabs>
         <w:ind w:left="720" w:hanging="360"/>
       </w:pPr>
       <w:rPr>
         <w:rFonts w:ascii="Wingdings" w:hAnsi="Wingdings" w:hint="default"/>
-      </w:rPr>
-    </w:lvl>
-    <w:lvl w:ilvl="1" w:tplc="04090003" w:tentative="1">
+        <w:sz w:val="20"/>
+      </w:rPr>
+    </w:lvl>
+    <w:lvl w:ilvl="1" w:tentative="1">
       <w:start w:val="1"/>
       <w:numFmt w:val="bullet"/>
       <w:lvlText w:val="o"/>
       <w:lvlJc w:val="left"/>
       <w:pPr>
+        <w:tabs>
+          <w:tab w:val="num" w:pos="1440"/>
+        </w:tabs>
         <w:ind w:left="1440" w:hanging="360"/>
       </w:pPr>
       <w:rPr>
-        <w:rFonts w:ascii="Courier New" w:hAnsi="Courier New" w:cs="Courier New" w:hint="default"/>
-      </w:rPr>
-    </w:lvl>
-    <w:lvl w:ilvl="2" w:tplc="04090005" w:tentative="1">
+        <w:rFonts w:ascii="Courier New" w:hAnsi="Courier New" w:hint="default"/>
+        <w:sz w:val="20"/>
+      </w:rPr>
+    </w:lvl>
+    <w:lvl w:ilvl="2" w:tentative="1">
       <w:start w:val="1"/>
       <w:numFmt w:val="bullet"/>
       <w:lvlText w:val=""/>
       <w:lvlJc w:val="left"/>
       <w:pPr>
+        <w:tabs>
+          <w:tab w:val="num" w:pos="2160"/>
+        </w:tabs>
         <w:ind w:left="2160" w:hanging="360"/>
       </w:pPr>
       <w:rPr>
         <w:rFonts w:ascii="Wingdings" w:hAnsi="Wingdings" w:hint="default"/>
-      </w:rPr>
-    </w:lvl>
-    <w:lvl w:ilvl="3" w:tplc="04090001" w:tentative="1">
-      <w:start w:val="1"/>
-      <w:numFmt w:val="bullet"/>
-      <w:lvlText w:val=""/>
-      <w:lvlJc w:val="left"/>
-      <w:pPr>
+        <w:sz w:val="20"/>
+      </w:rPr>
+    </w:lvl>
+    <w:lvl w:ilvl="3" w:tentative="1">
+      <w:start w:val="1"/>
+      <w:numFmt w:val="bullet"/>
+      <w:lvlText w:val=""/>
+      <w:lvlJc w:val="left"/>
+      <w:pPr>
+        <w:tabs>
+          <w:tab w:val="num" w:pos="2880"/>
+        </w:tabs>
         <w:ind w:left="2880" w:hanging="360"/>
       </w:pPr>
       <w:rPr>
-        <w:rFonts w:ascii="Symbol" w:hAnsi="Symbol" w:hint="default"/>
-      </w:rPr>
-    </w:lvl>
-    <w:lvl w:ilvl="4" w:tplc="04090003" w:tentative="1">
-      <w:start w:val="1"/>
-      <w:numFmt w:val="bullet"/>
-      <w:lvlText w:val="o"/>
-      <w:lvlJc w:val="left"/>
-      <w:pPr>
+        <w:rFonts w:ascii="Wingdings" w:hAnsi="Wingdings" w:hint="default"/>
+        <w:sz w:val="20"/>
+      </w:rPr>
+    </w:lvl>
+    <w:lvl w:ilvl="4" w:tentative="1">
+      <w:start w:val="1"/>
+      <w:numFmt w:val="bullet"/>
+      <w:lvlText w:val=""/>
+      <w:lvlJc w:val="left"/>
+      <w:pPr>
+        <w:tabs>
+          <w:tab w:val="num" w:pos="3600"/>
+        </w:tabs>
         <w:ind w:left="3600" w:hanging="360"/>
       </w:pPr>
       <w:rPr>
-        <w:rFonts w:ascii="Courier New" w:hAnsi="Courier New" w:cs="Courier New" w:hint="default"/>
-      </w:rPr>
-    </w:lvl>
-    <w:lvl w:ilvl="5" w:tplc="04090005" w:tentative="1">
+        <w:rFonts w:ascii="Wingdings" w:hAnsi="Wingdings" w:hint="default"/>
+        <w:sz w:val="20"/>
+      </w:rPr>
+    </w:lvl>
+    <w:lvl w:ilvl="5" w:tentative="1">
       <w:start w:val="1"/>
       <w:numFmt w:val="bullet"/>
       <w:lvlText w:val=""/>
       <w:lvlJc w:val="left"/>
       <w:pPr>
+        <w:tabs>
+          <w:tab w:val="num" w:pos="4320"/>
+        </w:tabs>
         <w:ind w:left="4320" w:hanging="360"/>
       </w:pPr>
       <w:rPr>
         <w:rFonts w:ascii="Wingdings" w:hAnsi="Wingdings" w:hint="default"/>
-      </w:rPr>
-    </w:lvl>
-    <w:lvl w:ilvl="6" w:tplc="04090001" w:tentative="1">
-      <w:start w:val="1"/>
-      <w:numFmt w:val="bullet"/>
-      <w:lvlText w:val=""/>
-      <w:lvlJc w:val="left"/>
-      <w:pPr>
+        <w:sz w:val="20"/>
+      </w:rPr>
+    </w:lvl>
+    <w:lvl w:ilvl="6" w:tentative="1">
+      <w:start w:val="1"/>
+      <w:numFmt w:val="bullet"/>
+      <w:lvlText w:val=""/>
+      <w:lvlJc w:val="left"/>
+      <w:pPr>
+        <w:tabs>
+          <w:tab w:val="num" w:pos="5040"/>
+        </w:tabs>
         <w:ind w:left="5040" w:hanging="360"/>
       </w:pPr>
       <w:rPr>
-        <w:rFonts w:ascii="Symbol" w:hAnsi="Symbol" w:hint="default"/>
-      </w:rPr>
-    </w:lvl>
-    <w:lvl w:ilvl="7" w:tplc="04090003" w:tentative="1">
-      <w:start w:val="1"/>
-      <w:numFmt w:val="bullet"/>
-      <w:lvlText w:val="o"/>
-      <w:lvlJc w:val="left"/>
-      <w:pPr>
+        <w:rFonts w:ascii="Wingdings" w:hAnsi="Wingdings" w:hint="default"/>
+        <w:sz w:val="20"/>
+      </w:rPr>
+    </w:lvl>
+    <w:lvl w:ilvl="7" w:tentative="1">
+      <w:start w:val="1"/>
+      <w:numFmt w:val="bullet"/>
+      <w:lvlText w:val=""/>
+      <w:lvlJc w:val="left"/>
+      <w:pPr>
+        <w:tabs>
+          <w:tab w:val="num" w:pos="5760"/>
+        </w:tabs>
         <w:ind w:left="5760" w:hanging="360"/>
       </w:pPr>
       <w:rPr>
-        <w:rFonts w:ascii="Courier New" w:hAnsi="Courier New" w:cs="Courier New" w:hint="default"/>
-      </w:rPr>
-    </w:lvl>
-    <w:lvl w:ilvl="8" w:tplc="04090005" w:tentative="1">
+        <w:rFonts w:ascii="Wingdings" w:hAnsi="Wingdings" w:hint="default"/>
+        <w:sz w:val="20"/>
+      </w:rPr>
+    </w:lvl>
+    <w:lvl w:ilvl="8" w:tentative="1">
       <w:start w:val="1"/>
       <w:numFmt w:val="bullet"/>
       <w:lvlText w:val=""/>
       <w:lvlJc w:val="left"/>
       <w:pPr>
+        <w:tabs>
+          <w:tab w:val="num" w:pos="6480"/>
+        </w:tabs>
         <w:ind w:left="6480" w:hanging="360"/>
       </w:pPr>
       <w:rPr>
         <w:rFonts w:ascii="Wingdings" w:hAnsi="Wingdings" w:hint="default"/>
+        <w:sz w:val="20"/>
       </w:rPr>
     </w:lvl>
   </w:abstractNum>
@@ -17634,6 +22644,381 @@
     </w:lvl>
   </w:abstractNum>
   <w:abstractNum w:abstractNumId="28" w15:restartNumberingAfterBreak="0">
+    <w:nsid w:val="686F49E3"/>
+    <w:multiLevelType w:val="multilevel"/>
+    <w:tmpl w:val="7BF027EA"/>
+    <w:lvl w:ilvl="0">
+      <w:start w:val="1"/>
+      <w:numFmt w:val="bullet"/>
+      <w:lvlText w:val=""/>
+      <w:lvlJc w:val="left"/>
+      <w:pPr>
+        <w:tabs>
+          <w:tab w:val="num" w:pos="720"/>
+        </w:tabs>
+        <w:ind w:left="720" w:hanging="360"/>
+      </w:pPr>
+      <w:rPr>
+        <w:rFonts w:ascii="Symbol" w:hAnsi="Symbol" w:hint="default"/>
+        <w:sz w:val="20"/>
+      </w:rPr>
+    </w:lvl>
+    <w:lvl w:ilvl="1" w:tentative="1">
+      <w:start w:val="1"/>
+      <w:numFmt w:val="bullet"/>
+      <w:lvlText w:val="o"/>
+      <w:lvlJc w:val="left"/>
+      <w:pPr>
+        <w:tabs>
+          <w:tab w:val="num" w:pos="1440"/>
+        </w:tabs>
+        <w:ind w:left="1440" w:hanging="360"/>
+      </w:pPr>
+      <w:rPr>
+        <w:rFonts w:ascii="Courier New" w:hAnsi="Courier New" w:hint="default"/>
+        <w:sz w:val="20"/>
+      </w:rPr>
+    </w:lvl>
+    <w:lvl w:ilvl="2" w:tentative="1">
+      <w:start w:val="1"/>
+      <w:numFmt w:val="bullet"/>
+      <w:lvlText w:val=""/>
+      <w:lvlJc w:val="left"/>
+      <w:pPr>
+        <w:tabs>
+          <w:tab w:val="num" w:pos="2160"/>
+        </w:tabs>
+        <w:ind w:left="2160" w:hanging="360"/>
+      </w:pPr>
+      <w:rPr>
+        <w:rFonts w:ascii="Wingdings" w:hAnsi="Wingdings" w:hint="default"/>
+        <w:sz w:val="20"/>
+      </w:rPr>
+    </w:lvl>
+    <w:lvl w:ilvl="3" w:tentative="1">
+      <w:start w:val="1"/>
+      <w:numFmt w:val="bullet"/>
+      <w:lvlText w:val=""/>
+      <w:lvlJc w:val="left"/>
+      <w:pPr>
+        <w:tabs>
+          <w:tab w:val="num" w:pos="2880"/>
+        </w:tabs>
+        <w:ind w:left="2880" w:hanging="360"/>
+      </w:pPr>
+      <w:rPr>
+        <w:rFonts w:ascii="Wingdings" w:hAnsi="Wingdings" w:hint="default"/>
+        <w:sz w:val="20"/>
+      </w:rPr>
+    </w:lvl>
+    <w:lvl w:ilvl="4" w:tentative="1">
+      <w:start w:val="1"/>
+      <w:numFmt w:val="bullet"/>
+      <w:lvlText w:val=""/>
+      <w:lvlJc w:val="left"/>
+      <w:pPr>
+        <w:tabs>
+          <w:tab w:val="num" w:pos="3600"/>
+        </w:tabs>
+        <w:ind w:left="3600" w:hanging="360"/>
+      </w:pPr>
+      <w:rPr>
+        <w:rFonts w:ascii="Wingdings" w:hAnsi="Wingdings" w:hint="default"/>
+        <w:sz w:val="20"/>
+      </w:rPr>
+    </w:lvl>
+    <w:lvl w:ilvl="5" w:tentative="1">
+      <w:start w:val="1"/>
+      <w:numFmt w:val="bullet"/>
+      <w:lvlText w:val=""/>
+      <w:lvlJc w:val="left"/>
+      <w:pPr>
+        <w:tabs>
+          <w:tab w:val="num" w:pos="4320"/>
+        </w:tabs>
+        <w:ind w:left="4320" w:hanging="360"/>
+      </w:pPr>
+      <w:rPr>
+        <w:rFonts w:ascii="Wingdings" w:hAnsi="Wingdings" w:hint="default"/>
+        <w:sz w:val="20"/>
+      </w:rPr>
+    </w:lvl>
+    <w:lvl w:ilvl="6" w:tentative="1">
+      <w:start w:val="1"/>
+      <w:numFmt w:val="bullet"/>
+      <w:lvlText w:val=""/>
+      <w:lvlJc w:val="left"/>
+      <w:pPr>
+        <w:tabs>
+          <w:tab w:val="num" w:pos="5040"/>
+        </w:tabs>
+        <w:ind w:left="5040" w:hanging="360"/>
+      </w:pPr>
+      <w:rPr>
+        <w:rFonts w:ascii="Wingdings" w:hAnsi="Wingdings" w:hint="default"/>
+        <w:sz w:val="20"/>
+      </w:rPr>
+    </w:lvl>
+    <w:lvl w:ilvl="7" w:tentative="1">
+      <w:start w:val="1"/>
+      <w:numFmt w:val="bullet"/>
+      <w:lvlText w:val=""/>
+      <w:lvlJc w:val="left"/>
+      <w:pPr>
+        <w:tabs>
+          <w:tab w:val="num" w:pos="5760"/>
+        </w:tabs>
+        <w:ind w:left="5760" w:hanging="360"/>
+      </w:pPr>
+      <w:rPr>
+        <w:rFonts w:ascii="Wingdings" w:hAnsi="Wingdings" w:hint="default"/>
+        <w:sz w:val="20"/>
+      </w:rPr>
+    </w:lvl>
+    <w:lvl w:ilvl="8" w:tentative="1">
+      <w:start w:val="1"/>
+      <w:numFmt w:val="bullet"/>
+      <w:lvlText w:val=""/>
+      <w:lvlJc w:val="left"/>
+      <w:pPr>
+        <w:tabs>
+          <w:tab w:val="num" w:pos="6480"/>
+        </w:tabs>
+        <w:ind w:left="6480" w:hanging="360"/>
+      </w:pPr>
+      <w:rPr>
+        <w:rFonts w:ascii="Wingdings" w:hAnsi="Wingdings" w:hint="default"/>
+        <w:sz w:val="20"/>
+      </w:rPr>
+    </w:lvl>
+  </w:abstractNum>
+  <w:abstractNum w:abstractNumId="29" w15:restartNumberingAfterBreak="0">
+    <w:nsid w:val="6A23101A"/>
+    <w:multiLevelType w:val="hybridMultilevel"/>
+    <w:tmpl w:val="EAF6778C"/>
+    <w:lvl w:ilvl="0" w:tplc="04090001">
+      <w:start w:val="1"/>
+      <w:numFmt w:val="bullet"/>
+      <w:lvlText w:val=""/>
+      <w:lvlJc w:val="left"/>
+      <w:pPr>
+        <w:ind w:left="720" w:hanging="360"/>
+      </w:pPr>
+      <w:rPr>
+        <w:rFonts w:ascii="Symbol" w:hAnsi="Symbol" w:hint="default"/>
+      </w:rPr>
+    </w:lvl>
+    <w:lvl w:ilvl="1" w:tplc="04090003" w:tentative="1">
+      <w:start w:val="1"/>
+      <w:numFmt w:val="bullet"/>
+      <w:lvlText w:val="o"/>
+      <w:lvlJc w:val="left"/>
+      <w:pPr>
+        <w:ind w:left="1440" w:hanging="360"/>
+      </w:pPr>
+      <w:rPr>
+        <w:rFonts w:ascii="Courier New" w:hAnsi="Courier New" w:cs="Courier New" w:hint="default"/>
+      </w:rPr>
+    </w:lvl>
+    <w:lvl w:ilvl="2" w:tplc="04090005" w:tentative="1">
+      <w:start w:val="1"/>
+      <w:numFmt w:val="bullet"/>
+      <w:lvlText w:val=""/>
+      <w:lvlJc w:val="left"/>
+      <w:pPr>
+        <w:ind w:left="2160" w:hanging="360"/>
+      </w:pPr>
+      <w:rPr>
+        <w:rFonts w:ascii="Wingdings" w:hAnsi="Wingdings" w:hint="default"/>
+      </w:rPr>
+    </w:lvl>
+    <w:lvl w:ilvl="3" w:tplc="04090001" w:tentative="1">
+      <w:start w:val="1"/>
+      <w:numFmt w:val="bullet"/>
+      <w:lvlText w:val=""/>
+      <w:lvlJc w:val="left"/>
+      <w:pPr>
+        <w:ind w:left="2880" w:hanging="360"/>
+      </w:pPr>
+      <w:rPr>
+        <w:rFonts w:ascii="Symbol" w:hAnsi="Symbol" w:hint="default"/>
+      </w:rPr>
+    </w:lvl>
+    <w:lvl w:ilvl="4" w:tplc="04090003" w:tentative="1">
+      <w:start w:val="1"/>
+      <w:numFmt w:val="bullet"/>
+      <w:lvlText w:val="o"/>
+      <w:lvlJc w:val="left"/>
+      <w:pPr>
+        <w:ind w:left="3600" w:hanging="360"/>
+      </w:pPr>
+      <w:rPr>
+        <w:rFonts w:ascii="Courier New" w:hAnsi="Courier New" w:cs="Courier New" w:hint="default"/>
+      </w:rPr>
+    </w:lvl>
+    <w:lvl w:ilvl="5" w:tplc="04090005" w:tentative="1">
+      <w:start w:val="1"/>
+      <w:numFmt w:val="bullet"/>
+      <w:lvlText w:val=""/>
+      <w:lvlJc w:val="left"/>
+      <w:pPr>
+        <w:ind w:left="4320" w:hanging="360"/>
+      </w:pPr>
+      <w:rPr>
+        <w:rFonts w:ascii="Wingdings" w:hAnsi="Wingdings" w:hint="default"/>
+      </w:rPr>
+    </w:lvl>
+    <w:lvl w:ilvl="6" w:tplc="04090001" w:tentative="1">
+      <w:start w:val="1"/>
+      <w:numFmt w:val="bullet"/>
+      <w:lvlText w:val=""/>
+      <w:lvlJc w:val="left"/>
+      <w:pPr>
+        <w:ind w:left="5040" w:hanging="360"/>
+      </w:pPr>
+      <w:rPr>
+        <w:rFonts w:ascii="Symbol" w:hAnsi="Symbol" w:hint="default"/>
+      </w:rPr>
+    </w:lvl>
+    <w:lvl w:ilvl="7" w:tplc="04090003" w:tentative="1">
+      <w:start w:val="1"/>
+      <w:numFmt w:val="bullet"/>
+      <w:lvlText w:val="o"/>
+      <w:lvlJc w:val="left"/>
+      <w:pPr>
+        <w:ind w:left="5760" w:hanging="360"/>
+      </w:pPr>
+      <w:rPr>
+        <w:rFonts w:ascii="Courier New" w:hAnsi="Courier New" w:cs="Courier New" w:hint="default"/>
+      </w:rPr>
+    </w:lvl>
+    <w:lvl w:ilvl="8" w:tplc="04090005" w:tentative="1">
+      <w:start w:val="1"/>
+      <w:numFmt w:val="bullet"/>
+      <w:lvlText w:val=""/>
+      <w:lvlJc w:val="left"/>
+      <w:pPr>
+        <w:ind w:left="6480" w:hanging="360"/>
+      </w:pPr>
+      <w:rPr>
+        <w:rFonts w:ascii="Wingdings" w:hAnsi="Wingdings" w:hint="default"/>
+      </w:rPr>
+    </w:lvl>
+  </w:abstractNum>
+  <w:abstractNum w:abstractNumId="30" w15:restartNumberingAfterBreak="0">
+    <w:nsid w:val="6A870CA9"/>
+    <w:multiLevelType w:val="hybridMultilevel"/>
+    <w:tmpl w:val="B0BE1D1C"/>
+    <w:lvl w:ilvl="0" w:tplc="04090001">
+      <w:start w:val="1"/>
+      <w:numFmt w:val="bullet"/>
+      <w:lvlText w:val=""/>
+      <w:lvlJc w:val="left"/>
+      <w:pPr>
+        <w:ind w:left="720" w:hanging="360"/>
+      </w:pPr>
+      <w:rPr>
+        <w:rFonts w:ascii="Symbol" w:hAnsi="Symbol" w:hint="default"/>
+      </w:rPr>
+    </w:lvl>
+    <w:lvl w:ilvl="1" w:tplc="04090003" w:tentative="1">
+      <w:start w:val="1"/>
+      <w:numFmt w:val="bullet"/>
+      <w:lvlText w:val="o"/>
+      <w:lvlJc w:val="left"/>
+      <w:pPr>
+        <w:ind w:left="1440" w:hanging="360"/>
+      </w:pPr>
+      <w:rPr>
+        <w:rFonts w:ascii="Courier New" w:hAnsi="Courier New" w:cs="Courier New" w:hint="default"/>
+      </w:rPr>
+    </w:lvl>
+    <w:lvl w:ilvl="2" w:tplc="04090005" w:tentative="1">
+      <w:start w:val="1"/>
+      <w:numFmt w:val="bullet"/>
+      <w:lvlText w:val=""/>
+      <w:lvlJc w:val="left"/>
+      <w:pPr>
+        <w:ind w:left="2160" w:hanging="360"/>
+      </w:pPr>
+      <w:rPr>
+        <w:rFonts w:ascii="Wingdings" w:hAnsi="Wingdings" w:hint="default"/>
+      </w:rPr>
+    </w:lvl>
+    <w:lvl w:ilvl="3" w:tplc="04090001" w:tentative="1">
+      <w:start w:val="1"/>
+      <w:numFmt w:val="bullet"/>
+      <w:lvlText w:val=""/>
+      <w:lvlJc w:val="left"/>
+      <w:pPr>
+        <w:ind w:left="2880" w:hanging="360"/>
+      </w:pPr>
+      <w:rPr>
+        <w:rFonts w:ascii="Symbol" w:hAnsi="Symbol" w:hint="default"/>
+      </w:rPr>
+    </w:lvl>
+    <w:lvl w:ilvl="4" w:tplc="04090003" w:tentative="1">
+      <w:start w:val="1"/>
+      <w:numFmt w:val="bullet"/>
+      <w:lvlText w:val="o"/>
+      <w:lvlJc w:val="left"/>
+      <w:pPr>
+        <w:ind w:left="3600" w:hanging="360"/>
+      </w:pPr>
+      <w:rPr>
+        <w:rFonts w:ascii="Courier New" w:hAnsi="Courier New" w:cs="Courier New" w:hint="default"/>
+      </w:rPr>
+    </w:lvl>
+    <w:lvl w:ilvl="5" w:tplc="04090005" w:tentative="1">
+      <w:start w:val="1"/>
+      <w:numFmt w:val="bullet"/>
+      <w:lvlText w:val=""/>
+      <w:lvlJc w:val="left"/>
+      <w:pPr>
+        <w:ind w:left="4320" w:hanging="360"/>
+      </w:pPr>
+      <w:rPr>
+        <w:rFonts w:ascii="Wingdings" w:hAnsi="Wingdings" w:hint="default"/>
+      </w:rPr>
+    </w:lvl>
+    <w:lvl w:ilvl="6" w:tplc="04090001" w:tentative="1">
+      <w:start w:val="1"/>
+      <w:numFmt w:val="bullet"/>
+      <w:lvlText w:val=""/>
+      <w:lvlJc w:val="left"/>
+      <w:pPr>
+        <w:ind w:left="5040" w:hanging="360"/>
+      </w:pPr>
+      <w:rPr>
+        <w:rFonts w:ascii="Symbol" w:hAnsi="Symbol" w:hint="default"/>
+      </w:rPr>
+    </w:lvl>
+    <w:lvl w:ilvl="7" w:tplc="04090003" w:tentative="1">
+      <w:start w:val="1"/>
+      <w:numFmt w:val="bullet"/>
+      <w:lvlText w:val="o"/>
+      <w:lvlJc w:val="left"/>
+      <w:pPr>
+        <w:ind w:left="5760" w:hanging="360"/>
+      </w:pPr>
+      <w:rPr>
+        <w:rFonts w:ascii="Courier New" w:hAnsi="Courier New" w:cs="Courier New" w:hint="default"/>
+      </w:rPr>
+    </w:lvl>
+    <w:lvl w:ilvl="8" w:tplc="04090005" w:tentative="1">
+      <w:start w:val="1"/>
+      <w:numFmt w:val="bullet"/>
+      <w:lvlText w:val=""/>
+      <w:lvlJc w:val="left"/>
+      <w:pPr>
+        <w:ind w:left="6480" w:hanging="360"/>
+      </w:pPr>
+      <w:rPr>
+        <w:rFonts w:ascii="Wingdings" w:hAnsi="Wingdings" w:hint="default"/>
+      </w:rPr>
+    </w:lvl>
+  </w:abstractNum>
+  <w:abstractNum w:abstractNumId="31" w15:restartNumberingAfterBreak="0">
     <w:nsid w:val="6B3C3847"/>
     <w:multiLevelType w:val="hybridMultilevel"/>
     <w:tmpl w:val="564E730E"/>
@@ -17746,96 +23131,120 @@
       </w:rPr>
     </w:lvl>
   </w:abstractNum>
-  <w:abstractNum w:abstractNumId="29" w15:restartNumberingAfterBreak="0">
-    <w:nsid w:val="6C833018"/>
+  <w:abstractNum w:abstractNumId="32" w15:restartNumberingAfterBreak="0">
+    <w:nsid w:val="6D4C3E8A"/>
     <w:multiLevelType w:val="hybridMultilevel"/>
-    <w:tmpl w:val="1FD45FEA"/>
-    <w:lvl w:ilvl="0" w:tplc="FFFFFFFF">
-      <w:start w:val="1"/>
-      <w:numFmt w:val="decimal"/>
-      <w:lvlText w:val="%1."/>
+    <w:tmpl w:val="0F7C89DE"/>
+    <w:lvl w:ilvl="0" w:tplc="04090009">
+      <w:start w:val="1"/>
+      <w:numFmt w:val="bullet"/>
+      <w:lvlText w:val=""/>
       <w:lvlJc w:val="left"/>
       <w:pPr>
         <w:ind w:left="720" w:hanging="360"/>
       </w:pPr>
       <w:rPr>
-        <w:rFonts w:hint="default"/>
-      </w:rPr>
-    </w:lvl>
-    <w:lvl w:ilvl="1" w:tplc="FFFFFFFF" w:tentative="1">
-      <w:start w:val="1"/>
-      <w:numFmt w:val="lowerLetter"/>
-      <w:lvlText w:val="%2."/>
+        <w:rFonts w:ascii="Wingdings" w:hAnsi="Wingdings" w:hint="default"/>
+      </w:rPr>
+    </w:lvl>
+    <w:lvl w:ilvl="1" w:tplc="04090003" w:tentative="1">
+      <w:start w:val="1"/>
+      <w:numFmt w:val="bullet"/>
+      <w:lvlText w:val="o"/>
       <w:lvlJc w:val="left"/>
       <w:pPr>
         <w:ind w:left="1440" w:hanging="360"/>
       </w:pPr>
-    </w:lvl>
-    <w:lvl w:ilvl="2" w:tplc="FFFFFFFF" w:tentative="1">
-      <w:start w:val="1"/>
-      <w:numFmt w:val="lowerRoman"/>
-      <w:lvlText w:val="%3."/>
-      <w:lvlJc w:val="right"/>
-      <w:pPr>
-        <w:ind w:left="2160" w:hanging="180"/>
-      </w:pPr>
-    </w:lvl>
-    <w:lvl w:ilvl="3" w:tplc="FFFFFFFF" w:tentative="1">
-      <w:start w:val="1"/>
-      <w:numFmt w:val="decimal"/>
-      <w:lvlText w:val="%4."/>
+      <w:rPr>
+        <w:rFonts w:ascii="Courier New" w:hAnsi="Courier New" w:cs="Courier New" w:hint="default"/>
+      </w:rPr>
+    </w:lvl>
+    <w:lvl w:ilvl="2" w:tplc="04090005" w:tentative="1">
+      <w:start w:val="1"/>
+      <w:numFmt w:val="bullet"/>
+      <w:lvlText w:val=""/>
+      <w:lvlJc w:val="left"/>
+      <w:pPr>
+        <w:ind w:left="2160" w:hanging="360"/>
+      </w:pPr>
+      <w:rPr>
+        <w:rFonts w:ascii="Wingdings" w:hAnsi="Wingdings" w:hint="default"/>
+      </w:rPr>
+    </w:lvl>
+    <w:lvl w:ilvl="3" w:tplc="04090001" w:tentative="1">
+      <w:start w:val="1"/>
+      <w:numFmt w:val="bullet"/>
+      <w:lvlText w:val=""/>
       <w:lvlJc w:val="left"/>
       <w:pPr>
         <w:ind w:left="2880" w:hanging="360"/>
       </w:pPr>
-    </w:lvl>
-    <w:lvl w:ilvl="4" w:tplc="FFFFFFFF" w:tentative="1">
-      <w:start w:val="1"/>
-      <w:numFmt w:val="lowerLetter"/>
-      <w:lvlText w:val="%5."/>
+      <w:rPr>
+        <w:rFonts w:ascii="Symbol" w:hAnsi="Symbol" w:hint="default"/>
+      </w:rPr>
+    </w:lvl>
+    <w:lvl w:ilvl="4" w:tplc="04090003" w:tentative="1">
+      <w:start w:val="1"/>
+      <w:numFmt w:val="bullet"/>
+      <w:lvlText w:val="o"/>
       <w:lvlJc w:val="left"/>
       <w:pPr>
         <w:ind w:left="3600" w:hanging="360"/>
       </w:pPr>
-    </w:lvl>
-    <w:lvl w:ilvl="5" w:tplc="FFFFFFFF" w:tentative="1">
-      <w:start w:val="1"/>
-      <w:numFmt w:val="lowerRoman"/>
-      <w:lvlText w:val="%6."/>
-      <w:lvlJc w:val="right"/>
-      <w:pPr>
-        <w:ind w:left="4320" w:hanging="180"/>
-      </w:pPr>
-    </w:lvl>
-    <w:lvl w:ilvl="6" w:tplc="FFFFFFFF" w:tentative="1">
-      <w:start w:val="1"/>
-      <w:numFmt w:val="decimal"/>
-      <w:lvlText w:val="%7."/>
+      <w:rPr>
+        <w:rFonts w:ascii="Courier New" w:hAnsi="Courier New" w:cs="Courier New" w:hint="default"/>
+      </w:rPr>
+    </w:lvl>
+    <w:lvl w:ilvl="5" w:tplc="04090005" w:tentative="1">
+      <w:start w:val="1"/>
+      <w:numFmt w:val="bullet"/>
+      <w:lvlText w:val=""/>
+      <w:lvlJc w:val="left"/>
+      <w:pPr>
+        <w:ind w:left="4320" w:hanging="360"/>
+      </w:pPr>
+      <w:rPr>
+        <w:rFonts w:ascii="Wingdings" w:hAnsi="Wingdings" w:hint="default"/>
+      </w:rPr>
+    </w:lvl>
+    <w:lvl w:ilvl="6" w:tplc="04090001" w:tentative="1">
+      <w:start w:val="1"/>
+      <w:numFmt w:val="bullet"/>
+      <w:lvlText w:val=""/>
       <w:lvlJc w:val="left"/>
       <w:pPr>
         <w:ind w:left="5040" w:hanging="360"/>
       </w:pPr>
-    </w:lvl>
-    <w:lvl w:ilvl="7" w:tplc="FFFFFFFF" w:tentative="1">
-      <w:start w:val="1"/>
-      <w:numFmt w:val="lowerLetter"/>
-      <w:lvlText w:val="%8."/>
+      <w:rPr>
+        <w:rFonts w:ascii="Symbol" w:hAnsi="Symbol" w:hint="default"/>
+      </w:rPr>
+    </w:lvl>
+    <w:lvl w:ilvl="7" w:tplc="04090003" w:tentative="1">
+      <w:start w:val="1"/>
+      <w:numFmt w:val="bullet"/>
+      <w:lvlText w:val="o"/>
       <w:lvlJc w:val="left"/>
       <w:pPr>
         <w:ind w:left="5760" w:hanging="360"/>
       </w:pPr>
-    </w:lvl>
-    <w:lvl w:ilvl="8" w:tplc="FFFFFFFF" w:tentative="1">
-      <w:start w:val="1"/>
-      <w:numFmt w:val="lowerRoman"/>
-      <w:lvlText w:val="%9."/>
-      <w:lvlJc w:val="right"/>
-      <w:pPr>
-        <w:ind w:left="6480" w:hanging="180"/>
-      </w:pPr>
+      <w:rPr>
+        <w:rFonts w:ascii="Courier New" w:hAnsi="Courier New" w:cs="Courier New" w:hint="default"/>
+      </w:rPr>
+    </w:lvl>
+    <w:lvl w:ilvl="8" w:tplc="04090005" w:tentative="1">
+      <w:start w:val="1"/>
+      <w:numFmt w:val="bullet"/>
+      <w:lvlText w:val=""/>
+      <w:lvlJc w:val="left"/>
+      <w:pPr>
+        <w:ind w:left="6480" w:hanging="360"/>
+      </w:pPr>
+      <w:rPr>
+        <w:rFonts w:ascii="Wingdings" w:hAnsi="Wingdings" w:hint="default"/>
+      </w:rPr>
     </w:lvl>
   </w:abstractNum>
-  <w:abstractNum w:abstractNumId="30" w15:restartNumberingAfterBreak="0">
+  <w:abstractNum w:abstractNumId="33" w15:restartNumberingAfterBreak="0">
     <w:nsid w:val="701A52DC"/>
     <w:multiLevelType w:val="hybridMultilevel"/>
     <w:tmpl w:val="114A7F28"/>
@@ -17948,7 +23357,7 @@
       </w:rPr>
     </w:lvl>
   </w:abstractNum>
-  <w:abstractNum w:abstractNumId="31" w15:restartNumberingAfterBreak="0">
+  <w:abstractNum w:abstractNumId="34" w15:restartNumberingAfterBreak="0">
     <w:nsid w:val="7577240C"/>
     <w:multiLevelType w:val="hybridMultilevel"/>
     <w:tmpl w:val="4B768118"/>
@@ -18061,93 +23470,7 @@
       </w:rPr>
     </w:lvl>
   </w:abstractNum>
-  <w:abstractNum w:abstractNumId="32" w15:restartNumberingAfterBreak="0">
-    <w:nsid w:val="7EE027D1"/>
-    <w:multiLevelType w:val="hybridMultilevel"/>
-    <w:tmpl w:val="58203784"/>
-    <w:lvl w:ilvl="0" w:tplc="0409000F">
-      <w:start w:val="1"/>
-      <w:numFmt w:val="decimal"/>
-      <w:lvlText w:val="%1."/>
-      <w:lvlJc w:val="left"/>
-      <w:pPr>
-        <w:ind w:left="1080" w:hanging="360"/>
-      </w:pPr>
-    </w:lvl>
-    <w:lvl w:ilvl="1" w:tplc="04090019" w:tentative="1">
-      <w:start w:val="1"/>
-      <w:numFmt w:val="lowerLetter"/>
-      <w:lvlText w:val="%2."/>
-      <w:lvlJc w:val="left"/>
-      <w:pPr>
-        <w:ind w:left="1800" w:hanging="360"/>
-      </w:pPr>
-    </w:lvl>
-    <w:lvl w:ilvl="2" w:tplc="0409001B" w:tentative="1">
-      <w:start w:val="1"/>
-      <w:numFmt w:val="lowerRoman"/>
-      <w:lvlText w:val="%3."/>
-      <w:lvlJc w:val="right"/>
-      <w:pPr>
-        <w:ind w:left="2520" w:hanging="180"/>
-      </w:pPr>
-    </w:lvl>
-    <w:lvl w:ilvl="3" w:tplc="0409000F" w:tentative="1">
-      <w:start w:val="1"/>
-      <w:numFmt w:val="decimal"/>
-      <w:lvlText w:val="%4."/>
-      <w:lvlJc w:val="left"/>
-      <w:pPr>
-        <w:ind w:left="3240" w:hanging="360"/>
-      </w:pPr>
-    </w:lvl>
-    <w:lvl w:ilvl="4" w:tplc="04090019" w:tentative="1">
-      <w:start w:val="1"/>
-      <w:numFmt w:val="lowerLetter"/>
-      <w:lvlText w:val="%5."/>
-      <w:lvlJc w:val="left"/>
-      <w:pPr>
-        <w:ind w:left="3960" w:hanging="360"/>
-      </w:pPr>
-    </w:lvl>
-    <w:lvl w:ilvl="5" w:tplc="0409001B" w:tentative="1">
-      <w:start w:val="1"/>
-      <w:numFmt w:val="lowerRoman"/>
-      <w:lvlText w:val="%6."/>
-      <w:lvlJc w:val="right"/>
-      <w:pPr>
-        <w:ind w:left="4680" w:hanging="180"/>
-      </w:pPr>
-    </w:lvl>
-    <w:lvl w:ilvl="6" w:tplc="0409000F" w:tentative="1">
-      <w:start w:val="1"/>
-      <w:numFmt w:val="decimal"/>
-      <w:lvlText w:val="%7."/>
-      <w:lvlJc w:val="left"/>
-      <w:pPr>
-        <w:ind w:left="5400" w:hanging="360"/>
-      </w:pPr>
-    </w:lvl>
-    <w:lvl w:ilvl="7" w:tplc="04090019" w:tentative="1">
-      <w:start w:val="1"/>
-      <w:numFmt w:val="lowerLetter"/>
-      <w:lvlText w:val="%8."/>
-      <w:lvlJc w:val="left"/>
-      <w:pPr>
-        <w:ind w:left="6120" w:hanging="360"/>
-      </w:pPr>
-    </w:lvl>
-    <w:lvl w:ilvl="8" w:tplc="0409001B" w:tentative="1">
-      <w:start w:val="1"/>
-      <w:numFmt w:val="lowerRoman"/>
-      <w:lvlText w:val="%9."/>
-      <w:lvlJc w:val="right"/>
-      <w:pPr>
-        <w:ind w:left="6840" w:hanging="180"/>
-      </w:pPr>
-    </w:lvl>
-  </w:abstractNum>
-  <w:abstractNum w:abstractNumId="33" w15:restartNumberingAfterBreak="0">
+  <w:abstractNum w:abstractNumId="35" w15:restartNumberingAfterBreak="0">
     <w:nsid w:val="7FE71914"/>
     <w:multiLevelType w:val="hybridMultilevel"/>
     <w:tmpl w:val="FD960A64"/>
@@ -18261,107 +23584,114 @@
     </w:lvl>
   </w:abstractNum>
   <w:num w:numId="1">
+    <w:abstractNumId w:val="27"/>
+  </w:num>
+  <w:num w:numId="2">
+    <w:abstractNumId w:val="34"/>
+  </w:num>
+  <w:num w:numId="3">
+    <w:abstractNumId w:val="22"/>
+  </w:num>
+  <w:num w:numId="4">
+    <w:abstractNumId w:val="12"/>
+  </w:num>
+  <w:num w:numId="5">
+    <w:abstractNumId w:val="24"/>
+  </w:num>
+  <w:num w:numId="6">
+    <w:abstractNumId w:val="31"/>
+  </w:num>
+  <w:num w:numId="7">
+    <w:abstractNumId w:val="26"/>
+  </w:num>
+  <w:num w:numId="8">
+    <w:abstractNumId w:val="5"/>
+  </w:num>
+  <w:num w:numId="9">
+    <w:abstractNumId w:val="35"/>
+  </w:num>
+  <w:num w:numId="10">
+    <w:abstractNumId w:val="8"/>
+  </w:num>
+  <w:num w:numId="11">
+    <w:abstractNumId w:val="4"/>
+  </w:num>
+  <w:num w:numId="12">
+    <w:abstractNumId w:val="3"/>
+  </w:num>
+  <w:num w:numId="13">
+    <w:abstractNumId w:val="23"/>
+  </w:num>
+  <w:num w:numId="14">
+    <w:abstractNumId w:val="17"/>
+  </w:num>
+  <w:num w:numId="15">
+    <w:abstractNumId w:val="9"/>
+  </w:num>
+  <w:num w:numId="16">
+    <w:abstractNumId w:val="33"/>
+  </w:num>
+  <w:num w:numId="17">
+    <w:abstractNumId w:val="1"/>
+  </w:num>
+  <w:num w:numId="18">
+    <w:abstractNumId w:val="16"/>
+  </w:num>
+  <w:num w:numId="19">
+    <w:abstractNumId w:val="13"/>
+  </w:num>
+  <w:num w:numId="20">
+    <w:abstractNumId w:val="15"/>
+  </w:num>
+  <w:num w:numId="21">
+    <w:abstractNumId w:val="14"/>
+  </w:num>
+  <w:num w:numId="22">
     <w:abstractNumId w:val="20"/>
   </w:num>
-  <w:num w:numId="2">
+  <w:num w:numId="23">
+    <w:abstractNumId w:val="6"/>
+  </w:num>
+  <w:num w:numId="24">
+    <w:abstractNumId w:val="28"/>
+  </w:num>
+  <w:num w:numId="25">
+    <w:abstractNumId w:val="7"/>
+  </w:num>
+  <w:num w:numId="26">
+    <w:abstractNumId w:val="10"/>
+  </w:num>
+  <w:num w:numId="27">
+    <w:abstractNumId w:val="11"/>
+  </w:num>
+  <w:num w:numId="28">
+    <w:abstractNumId w:val="2"/>
+  </w:num>
+  <w:num w:numId="29">
+    <w:abstractNumId w:val="19"/>
+  </w:num>
+  <w:num w:numId="30">
+    <w:abstractNumId w:val="18"/>
+  </w:num>
+  <w:num w:numId="31">
+    <w:abstractNumId w:val="25"/>
+  </w:num>
+  <w:num w:numId="32">
+    <w:abstractNumId w:val="0"/>
+  </w:num>
+  <w:num w:numId="33">
     <w:abstractNumId w:val="21"/>
   </w:num>
-  <w:num w:numId="3">
-    <w:abstractNumId w:val="6"/>
+  <w:num w:numId="34">
+    <w:abstractNumId w:val="30"/>
   </w:num>
-  <w:num w:numId="4">
+  <w:num w:numId="35">
+    <w:abstractNumId w:val="32"/>
+  </w:num>
+  <w:num w:numId="36">
     <w:abstractNumId w:val="29"/>
   </w:num>
-  <w:num w:numId="5">
-    <w:abstractNumId w:val="18"/>
-  </w:num>
-  <w:num w:numId="6">
-    <w:abstractNumId w:val="27"/>
-  </w:num>
-  <w:num w:numId="7">
-    <w:abstractNumId w:val="31"/>
-  </w:num>
-  <w:num w:numId="8">
-    <w:abstractNumId w:val="23"/>
-  </w:num>
-  <w:num w:numId="9">
-    <w:abstractNumId w:val="4"/>
-  </w:num>
-  <w:num w:numId="10">
-    <w:abstractNumId w:val="17"/>
-  </w:num>
-  <w:num w:numId="11">
-    <w:abstractNumId w:val="16"/>
-  </w:num>
-  <w:num w:numId="12">
-    <w:abstractNumId w:val="25"/>
-  </w:num>
-  <w:num w:numId="13">
-    <w:abstractNumId w:val="32"/>
-  </w:num>
-  <w:num w:numId="14">
-    <w:abstractNumId w:val="14"/>
-  </w:num>
-  <w:num w:numId="15">
-    <w:abstractNumId w:val="8"/>
-  </w:num>
-  <w:num w:numId="16">
-    <w:abstractNumId w:val="24"/>
-  </w:num>
-  <w:num w:numId="17">
-    <w:abstractNumId w:val="28"/>
-  </w:num>
-  <w:num w:numId="18">
-    <w:abstractNumId w:val="26"/>
-  </w:num>
-  <w:num w:numId="19">
-    <w:abstractNumId w:val="3"/>
-  </w:num>
-  <w:num w:numId="20">
-    <w:abstractNumId w:val="33"/>
-  </w:num>
-  <w:num w:numId="21">
-    <w:abstractNumId w:val="5"/>
-  </w:num>
-  <w:num w:numId="22">
-    <w:abstractNumId w:val="2"/>
-  </w:num>
-  <w:num w:numId="23">
-    <w:abstractNumId w:val="1"/>
-  </w:num>
-  <w:num w:numId="24">
-    <w:abstractNumId w:val="19"/>
-  </w:num>
-  <w:num w:numId="25">
-    <w:abstractNumId w:val="22"/>
-  </w:num>
-  <w:num w:numId="26">
-    <w:abstractNumId w:val="13"/>
-  </w:num>
-  <w:num w:numId="27">
-    <w:abstractNumId w:val="7"/>
-  </w:num>
-  <w:num w:numId="28">
-    <w:abstractNumId w:val="30"/>
-  </w:num>
-  <w:num w:numId="29">
-    <w:abstractNumId w:val="0"/>
-  </w:num>
-  <w:num w:numId="30">
-    <w:abstractNumId w:val="12"/>
-  </w:num>
-  <w:num w:numId="31">
-    <w:abstractNumId w:val="9"/>
-  </w:num>
-  <w:num w:numId="32">
-    <w:abstractNumId w:val="11"/>
-  </w:num>
-  <w:num w:numId="33">
-    <w:abstractNumId w:val="10"/>
-  </w:num>
-  <w:num w:numId="34">
-    <w:abstractNumId w:val="15"/>
-  </w:num>
+  <w:numIdMacAtCleanup w:val="36"/>
 </w:numbering>
 </file>
 
@@ -18877,10 +24207,9 @@
     <w:next w:val="Normal"/>
     <w:link w:val="Heading6Char"/>
     <w:uiPriority w:val="9"/>
-    <w:semiHidden/>
     <w:unhideWhenUsed/>
     <w:qFormat/>
-    <w:rsid w:val="003300AD"/>
+    <w:rsid w:val="007B3D5F"/>
     <w:pPr>
       <w:keepNext/>
       <w:keepLines/>
@@ -18891,7 +24220,7 @@
       <w:rFonts w:eastAsiaTheme="majorEastAsia" w:cstheme="majorBidi"/>
       <w:i/>
       <w:iCs/>
-      <w:color w:val="595959" w:themeColor="text1" w:themeTint="A6"/>
+      <w:color w:val="000000" w:themeColor="text1"/>
     </w:rPr>
   </w:style>
   <w:style w:type="paragraph" w:styleId="Heading7">
@@ -19055,13 +24384,13 @@
     <w:basedOn w:val="DefaultParagraphFont"/>
     <w:link w:val="Heading6"/>
     <w:uiPriority w:val="9"/>
-    <w:semiHidden/>
-    <w:rsid w:val="003300AD"/>
+    <w:rsid w:val="007B3D5F"/>
     <w:rPr>
-      <w:rFonts w:eastAsiaTheme="majorEastAsia" w:cstheme="majorBidi"/>
+      <w:rFonts w:ascii="Times New Roman" w:eastAsiaTheme="majorEastAsia" w:hAnsi="Times New Roman" w:cstheme="majorBidi"/>
       <w:i/>
       <w:iCs/>
-      <w:color w:val="595959" w:themeColor="text1" w:themeTint="A6"/>
+      <w:color w:val="000000" w:themeColor="text1"/>
+      <w:sz w:val="26"/>
     </w:rPr>
   </w:style>
   <w:style w:type="character" w:customStyle="1" w:styleId="Heading7Char">
@@ -19609,6 +24938,34 @@
       <w:ind w:left="1040"/>
     </w:pPr>
   </w:style>
+  <w:style w:type="character" w:styleId="Strong">
+    <w:name w:val="Strong"/>
+    <w:basedOn w:val="DefaultParagraphFont"/>
+    <w:uiPriority w:val="22"/>
+    <w:qFormat/>
+    <w:rsid w:val="00FD0C35"/>
+    <w:rPr>
+      <w:b/>
+      <w:bCs/>
+    </w:rPr>
+  </w:style>
+  <w:style w:type="paragraph" w:styleId="NormalWeb">
+    <w:name w:val="Normal (Web)"/>
+    <w:basedOn w:val="Normal"/>
+    <w:uiPriority w:val="99"/>
+    <w:unhideWhenUsed/>
+    <w:rsid w:val="007B3D5F"/>
+    <w:pPr>
+      <w:spacing w:before="100" w:beforeAutospacing="1" w:after="100" w:afterAutospacing="1" w:line="240" w:lineRule="auto"/>
+    </w:pPr>
+    <w:rPr>
+      <w:rFonts w:eastAsia="Times New Roman" w:cs="Times New Roman"/>
+      <w:kern w:val="0"/>
+      <w:sz w:val="24"/>
+      <w:szCs w:val="24"/>
+      <w14:ligatures w14:val="none"/>
+    </w:rPr>
+  </w:style>
 </w:styles>
 </file>
 
@@ -19912,7 +25269,7 @@
 </file>
 
 <file path=customXml/itemProps1.xml><?xml version="1.0" encoding="utf-8"?>
-<ds:datastoreItem xmlns:ds="http://schemas.openxmlformats.org/officeDocument/2006/customXml" ds:itemID="{4F604505-28E4-4508-B142-DD9EB08441FC}">
+<ds:datastoreItem xmlns:ds="http://schemas.openxmlformats.org/officeDocument/2006/customXml" ds:itemID="{1B67B4BD-D2B2-4AA9-906D-F21BBF974020}">
   <ds:schemaRefs>
     <ds:schemaRef ds:uri="http://schemas.openxmlformats.org/officeDocument/2006/bibliography"/>
   </ds:schemaRefs>

--- a/He_thong_thong_tin_giai_quyet_hanh_chinh/LE THI HOAI THANH_25410307/LeThiHoaiThanh_25410307.docx
+++ b/He_thong_thong_tin_giai_quyet_hanh_chinh/LE THI HOAI THANH_25410307/LeThiHoaiThanh_25410307.docx
@@ -6491,27 +6491,14 @@
       <w:r>
         <w:t xml:space="preserve">Hình </w:t>
       </w:r>
-      <w:r>
-        <w:fldChar w:fldCharType="begin"/>
-      </w:r>
-      <w:r>
-        <w:instrText xml:space="preserve"> SEQ Hình \* ARABIC </w:instrText>
-      </w:r>
-      <w:r>
-        <w:fldChar w:fldCharType="separate"/>
-      </w:r>
-      <w:r>
-        <w:rPr>
-          <w:noProof/>
-        </w:rPr>
-        <w:t>1</w:t>
-      </w:r>
-      <w:r>
-        <w:rPr>
-          <w:noProof/>
-        </w:rPr>
-        <w:fldChar w:fldCharType="end"/>
-      </w:r>
+      <w:fldSimple w:instr=" SEQ Hình \* ARABIC ">
+        <w:r>
+          <w:rPr>
+            <w:noProof/>
+          </w:rPr>
+          <w:t>1</w:t>
+        </w:r>
+      </w:fldSimple>
       <w:r>
         <w:t>. Quy trình tiếp nhận hồ sơ</w:t>
       </w:r>
@@ -6830,27 +6817,14 @@
       <w:r>
         <w:t xml:space="preserve">Hình </w:t>
       </w:r>
-      <w:r>
-        <w:fldChar w:fldCharType="begin"/>
-      </w:r>
-      <w:r>
-        <w:instrText xml:space="preserve"> SEQ Hình \* ARABIC </w:instrText>
-      </w:r>
-      <w:r>
-        <w:fldChar w:fldCharType="separate"/>
-      </w:r>
-      <w:r>
-        <w:rPr>
-          <w:noProof/>
-        </w:rPr>
-        <w:t>2</w:t>
-      </w:r>
-      <w:r>
-        <w:rPr>
-          <w:noProof/>
-        </w:rPr>
-        <w:fldChar w:fldCharType="end"/>
-      </w:r>
+      <w:fldSimple w:instr=" SEQ Hình \* ARABIC ">
+        <w:r>
+          <w:rPr>
+            <w:noProof/>
+          </w:rPr>
+          <w:t>2</w:t>
+        </w:r>
+      </w:fldSimple>
       <w:r>
         <w:t>. Quy trình kiểm tra, thẩm định và xử lý hồ sơ</w:t>
       </w:r>
@@ -7138,27 +7112,14 @@
       <w:r>
         <w:t xml:space="preserve">Hình </w:t>
       </w:r>
-      <w:r>
-        <w:fldChar w:fldCharType="begin"/>
-      </w:r>
-      <w:r>
-        <w:instrText xml:space="preserve"> SEQ Hình \* ARABIC </w:instrText>
-      </w:r>
-      <w:r>
-        <w:fldChar w:fldCharType="separate"/>
-      </w:r>
-      <w:r>
-        <w:rPr>
-          <w:noProof/>
-        </w:rPr>
-        <w:t>3</w:t>
-      </w:r>
-      <w:r>
-        <w:rPr>
-          <w:noProof/>
-        </w:rPr>
-        <w:fldChar w:fldCharType="end"/>
-      </w:r>
+      <w:fldSimple w:instr=" SEQ Hình \* ARABIC ">
+        <w:r>
+          <w:rPr>
+            <w:noProof/>
+          </w:rPr>
+          <w:t>3</w:t>
+        </w:r>
+      </w:fldSimple>
       <w:r>
         <w:t>. Quy trình phê duyệt và ban hành kết quả</w:t>
       </w:r>
@@ -7379,27 +7340,14 @@
       <w:r>
         <w:t xml:space="preserve">Hình </w:t>
       </w:r>
-      <w:r>
-        <w:fldChar w:fldCharType="begin"/>
-      </w:r>
-      <w:r>
-        <w:instrText xml:space="preserve"> SEQ Hình \* ARABIC </w:instrText>
-      </w:r>
-      <w:r>
-        <w:fldChar w:fldCharType="separate"/>
-      </w:r>
-      <w:r>
-        <w:rPr>
-          <w:noProof/>
-        </w:rPr>
-        <w:t>4</w:t>
-      </w:r>
-      <w:r>
-        <w:rPr>
-          <w:noProof/>
-        </w:rPr>
-        <w:fldChar w:fldCharType="end"/>
-      </w:r>
+      <w:fldSimple w:instr=" SEQ Hình \* ARABIC ">
+        <w:r>
+          <w:rPr>
+            <w:noProof/>
+          </w:rPr>
+          <w:t>4</w:t>
+        </w:r>
+      </w:fldSimple>
       <w:r>
         <w:t>. Quy trình trả kết quả và thông báo</w:t>
       </w:r>
@@ -11817,27 +11765,14 @@
       <w:r>
         <w:t xml:space="preserve">Hình </w:t>
       </w:r>
-      <w:r>
-        <w:fldChar w:fldCharType="begin"/>
-      </w:r>
-      <w:r>
-        <w:instrText xml:space="preserve"> SEQ Hình \* ARABIC </w:instrText>
-      </w:r>
-      <w:r>
-        <w:fldChar w:fldCharType="separate"/>
-      </w:r>
-      <w:r>
-        <w:rPr>
-          <w:noProof/>
-        </w:rPr>
-        <w:t>5</w:t>
-      </w:r>
-      <w:r>
-        <w:rPr>
-          <w:noProof/>
-        </w:rPr>
-        <w:fldChar w:fldCharType="end"/>
-      </w:r>
+      <w:fldSimple w:instr=" SEQ Hình \* ARABIC ">
+        <w:r>
+          <w:rPr>
+            <w:noProof/>
+          </w:rPr>
+          <w:t>5</w:t>
+        </w:r>
+      </w:fldSimple>
       <w:r>
         <w:t>. Mô hình hóa q</w:t>
       </w:r>
@@ -16011,13 +15946,14 @@
           <w:szCs w:val="24"/>
         </w:rPr>
       </w:pPr>
+      <w:bookmarkStart w:id="49" w:name="_GoBack"/>
       <w:r>
         <w:rPr>
           <w:rFonts w:cs="Times New Roman"/>
           <w:sz w:val="24"/>
           <w:szCs w:val="24"/>
         </w:rPr>
-        <w:t xml:space="preserve">2.4.2.1 Phân </w:t>
+        <w:t>2.4.2.2</w:t>
       </w:r>
       <w:r>
         <w:rPr>
@@ -16025,9 +15961,10 @@
           <w:sz w:val="24"/>
           <w:szCs w:val="24"/>
         </w:rPr>
-        <w:t>tích quy trình</w:t>
-      </w:r>
-    </w:p>
+        <w:t xml:space="preserve"> Phân tích quy trình</w:t>
+      </w:r>
+    </w:p>
+    <w:bookmarkEnd w:id="49"/>
     <w:p>
       <w:pPr>
         <w:jc w:val="both"/>
@@ -16043,34 +15980,34 @@
           <w:sz w:val="24"/>
           <w:szCs w:val="24"/>
         </w:rPr>
-        <w:t>K</w:t>
-      </w:r>
-      <w:r>
+        <w:t>KHÁI QUÁT MÔ HÌNH HÓA QUY TRÌNH</w:t>
+      </w:r>
+    </w:p>
+    <w:p>
+      <w:pPr>
+        <w:ind w:firstLine="720"/>
+        <w:jc w:val="both"/>
         <w:rPr>
           <w:rFonts w:cs="Times New Roman"/>
           <w:sz w:val="24"/>
           <w:szCs w:val="24"/>
         </w:rPr>
-        <w:t>HÁI QUÁT MÔ HÌNH HÓA QUY TRÌNH</w:t>
-      </w:r>
-    </w:p>
-    <w:p>
-      <w:pPr>
-        <w:ind w:firstLine="720"/>
-        <w:jc w:val="both"/>
+      </w:pPr>
+      <w:r>
         <w:rPr>
           <w:rFonts w:cs="Times New Roman"/>
           <w:sz w:val="24"/>
           <w:szCs w:val="24"/>
         </w:rPr>
-      </w:pPr>
+        <w:t>Quy trình thanh toán trực tuyến trên Cổng Dịch vụ công Quốc gia được mô hình hóa bằng BPMN (Business Process Model and Notation) nhằm mô tả trực quan quá trình thực hiện nghĩa vụ tài chính của người dân hoặc tổ chức trong quá trình giải quyết thủ tục hành chính.</w:t>
+      </w:r>
       <w:r>
         <w:rPr>
           <w:rFonts w:cs="Times New Roman"/>
           <w:sz w:val="24"/>
           <w:szCs w:val="24"/>
         </w:rPr>
-        <w:t>Quy trình thanh toán trực tuyến trên Cổng Dịch vụ công Quốc gia được mô hình hóa bằng BPMN (Business Process Model and Notation) nhằm mô tả trực quan quá trình thực hiện nghĩa vụ tài chính của người dân hoặc tổ chức trong quá trình giải quyết thủ tục hành chính.</w:t>
+        <w:t xml:space="preserve"> </w:t>
       </w:r>
       <w:r>
         <w:rPr>
@@ -16078,23 +16015,7 @@
           <w:sz w:val="24"/>
           <w:szCs w:val="24"/>
         </w:rPr>
-        <w:t xml:space="preserve"> </w:t>
-      </w:r>
-      <w:r>
-        <w:rPr>
-          <w:rFonts w:cs="Times New Roman"/>
-          <w:sz w:val="24"/>
-          <w:szCs w:val="24"/>
-        </w:rPr>
-        <w:t xml:space="preserve">Mô hình </w:t>
-      </w:r>
-      <w:r>
-        <w:rPr>
-          <w:rFonts w:cs="Times New Roman"/>
-          <w:sz w:val="24"/>
-          <w:szCs w:val="24"/>
-        </w:rPr>
-        <w:t>thể hiện sự phối hợp giữa các tác nhân gồm người dân hoặc tổ chức, hệ thống thông tin giải quyết thủ tục hành chính, cổng thanh toán điện tử, ngân hàng hoặc tổ chức cung ứng dịch vụ thanh toán và cơ quan giải quyết thủ tục hành chính.</w:t>
+        <w:t>Mô hình thể hiện sự phối hợp giữa các tác nhân gồm người dân hoặc tổ chức, hệ thống thông tin giải quyết thủ tục hành chính, cổng thanh toán điện tử, ngân hàng hoặc tổ chức cung ứng dịch vụ thanh toán và cơ quan giải quyết thủ tục hành chính.</w:t>
       </w:r>
     </w:p>
     <w:p>
@@ -16382,13 +16303,7 @@
         <w:jc w:val="both"/>
       </w:pPr>
       <w:r>
-        <w:t>Người dân hoặc tổ chức kiểm tra số tiền cần thanh toán được hiển thị trên hệ thống trước khi thực hiện giao dịch. Thông tin có thể bao gồm số tiền, nội dung khoản thu, mã hồ sơ và các thông tin liên quan đến nghĩa vụ tài chính.</w:t>
-      </w:r>
-      <w:r>
-        <w:t xml:space="preserve"> </w:t>
-      </w:r>
-      <w:r>
-        <w:t xml:space="preserve">Nếu người dùng xác nhận tiếp tục, quy trình </w:t>
+        <w:t xml:space="preserve">Người dân hoặc tổ chức kiểm tra số tiền cần thanh toán được hiển thị trên hệ thống trước khi thực hiện giao dịch. Thông tin có thể bao gồm số tiền, nội dung khoản thu, mã hồ sơ và các thông tin liên quan đến nghĩa vụ tài chính. Nếu người dùng xác nhận tiếp tục, quy trình </w:t>
       </w:r>
       <w:r>
         <w:lastRenderedPageBreak/>
@@ -16524,13 +16439,7 @@
         <w:jc w:val="both"/>
       </w:pPr>
       <w:r>
-        <w:t>Sau khi lựa chọn phương thức, người dùng thực hiện xác thực giao dịch theo yêu cầu của ngân hàng hoặc tổ chức cung ứng dịch vụ thanh toán. Phương thức xác thực có thể bao gồm OTP, Smart OTP, sinh trắc học hoặc phương thức xác thực khác.</w:t>
-      </w:r>
-      <w:r>
-        <w:t xml:space="preserve"> </w:t>
-      </w:r>
-      <w:r>
-        <w:t>Nếu thông tin xác thực không hợp lệ hoặc người dùng không xác nhận giao dịch, hệ thống thông báo lỗi và cho phép người dùng thực hiện lại hoặc kết thúc giao dịch.</w:t>
+        <w:t>Sau khi lựa chọn phương thức, người dùng thực hiện xác thực giao dịch theo yêu cầu của ngân hàng hoặc tổ chức cung ứng dịch vụ thanh toán. Phương thức xác thực có thể bao gồm OTP, Smart OTP, sinh trắc học hoặc phương thức xác thực khác. Nếu thông tin xác thực không hợp lệ hoặc người dùng không xác nhận giao dịch, hệ thống thông báo lỗi và cho phép người dùng thực hiện lại hoặc kết thúc giao dịch.</w:t>
       </w:r>
     </w:p>
     <w:p>
@@ -16590,13 +16499,7 @@
         <w:jc w:val="both"/>
       </w:pPr>
       <w:r>
-        <w:t xml:space="preserve">Hệ thống thông tin giải quyết thủ tục hành chính tiếp nhận yêu cầu thanh toán và thực hiện kiểm tra các thông tin cần thiết của giao dịch, bao gồm thông tin hồ sơ, số tiền phải thanh toán và các thông tin liên </w:t>
-      </w:r>
-      <w:r>
-        <w:t xml:space="preserve">quan. </w:t>
-      </w:r>
-      <w:r>
-        <w:t>Quá trình kiểm tra được thực hiện theo các nội dung:</w:t>
+        <w:t>Hệ thống thông tin giải quyết thủ tục hành chính tiếp nhận yêu cầu thanh toán và thực hiện kiểm tra các thông tin cần thiết của giao dịch, bao gồm thông tin hồ sơ, số tiền phải thanh toán và các thông tin liên quan. Quá trình kiểm tra được thực hiện theo các nội dung:</w:t>
       </w:r>
     </w:p>
     <w:p>
@@ -17012,13 +16915,7 @@
         <w:jc w:val="both"/>
       </w:pPr>
       <w:r>
-        <w:t>Cổng thanh toán tiếp nhận kết quả xử lý từ ngân hàng hoặc tổ chức cung ứng dịch vụ th</w:t>
-      </w:r>
-      <w:r>
-        <w:t>anh toán và chuyển kết quả về h</w:t>
-      </w:r>
-      <w:r>
-        <w:t>ệ thống thông tin giải quyết thủ tục hành chính.Hệ thống xác định trạng thái cuối cùng hoặc trạng thái cần tiếp tục xử lý của giao dịch.Các kết quả có thể bao gồm:</w:t>
+        <w:t>Cổng thanh toán tiếp nhận kết quả xử lý từ ngân hàng hoặc tổ chức cung ứng dịch vụ thanh toán và chuyển kết quả về hệ thống thông tin giải quyết thủ tục hành chính.Hệ thống xác định trạng thái cuối cùng hoặc trạng thái cần tiếp tục xử lý của giao dịch.Các kết quả có thể bao gồm:</w:t>
       </w:r>
     </w:p>
     <w:p>
@@ -18622,8 +18519,6 @@
         <w:ind w:firstLine="720"/>
         <w:jc w:val="both"/>
       </w:pPr>
-      <w:bookmarkStart w:id="49" w:name="_GoBack"/>
-      <w:bookmarkEnd w:id="49"/>
       <w:r>
         <w:t xml:space="preserve">Sau khi giao dịch đã có kết quả cuối cùng, dù </w:t>
       </w:r>
@@ -19146,7 +19041,7 @@
             <w:noProof/>
             <w:szCs w:val="26"/>
           </w:rPr>
-          <w:t>34</w:t>
+          <w:t>38</w:t>
         </w:r>
         <w:r>
           <w:rPr>
@@ -25269,7 +25164,7 @@
 </file>
 
 <file path=customXml/itemProps1.xml><?xml version="1.0" encoding="utf-8"?>
-<ds:datastoreItem xmlns:ds="http://schemas.openxmlformats.org/officeDocument/2006/customXml" ds:itemID="{1B67B4BD-D2B2-4AA9-906D-F21BBF974020}">
+<ds:datastoreItem xmlns:ds="http://schemas.openxmlformats.org/officeDocument/2006/customXml" ds:itemID="{F2937A80-EBC6-46C0-8354-B722FD2BBE1E}">
   <ds:schemaRefs>
     <ds:schemaRef ds:uri="http://schemas.openxmlformats.org/officeDocument/2006/bibliography"/>
   </ds:schemaRefs>

--- a/He_thong_thong_tin_giai_quyet_hanh_chinh/LE THI HOAI THANH_25410307/LeThiHoaiThanh_25410307.docx
+++ b/He_thong_thong_tin_giai_quyet_hanh_chinh/LE THI HOAI THANH_25410307/LeThiHoaiThanh_25410307.docx
@@ -14110,10 +14110,10 @@
           <w:noProof/>
         </w:rPr>
         <w:drawing>
-          <wp:inline distT="0" distB="0" distL="0" distR="0" wp14:anchorId="58AD43D2" wp14:editId="011DBEDD">
-            <wp:extent cx="5731510" cy="3189605"/>
-            <wp:effectExtent l="0" t="0" r="2540" b="0"/>
-            <wp:docPr id="1" name="Picture 1"/>
+          <wp:inline distT="0" distB="0" distL="0" distR="0" wp14:anchorId="6283A860" wp14:editId="0A1BEE0F">
+            <wp:extent cx="5731510" cy="3819525"/>
+            <wp:effectExtent l="0" t="0" r="2540" b="9525"/>
+            <wp:docPr id="2" name="Picture 2"/>
             <wp:cNvGraphicFramePr>
               <a:graphicFrameLocks xmlns:a="http://schemas.openxmlformats.org/drawingml/2006/main" noChangeAspect="1"/>
             </wp:cNvGraphicFramePr>
@@ -14121,7 +14121,7 @@
               <a:graphicData uri="http://schemas.openxmlformats.org/drawingml/2006/picture">
                 <pic:pic xmlns:pic="http://schemas.openxmlformats.org/drawingml/2006/picture">
                   <pic:nvPicPr>
-                    <pic:cNvPr id="1" name="BPMN_Thanh_toan_v1drawio.drawio.png"/>
+                    <pic:cNvPr id="2" name="QT_THANH_TOAN_V3_02.png"/>
                     <pic:cNvPicPr/>
                   </pic:nvPicPr>
                   <pic:blipFill>
@@ -14139,7 +14139,7 @@
                   <pic:spPr>
                     <a:xfrm>
                       <a:off x="0" y="0"/>
-                      <a:ext cx="5731510" cy="3189605"/>
+                      <a:ext cx="5731510" cy="3819525"/>
                     </a:xfrm>
                     <a:prstGeom prst="rect">
                       <a:avLst/>
@@ -14175,14 +14175,15 @@
     <w:tbl>
       <w:tblPr>
         <w:tblStyle w:val="TableGrid"/>
-        <w:tblW w:w="9351" w:type="dxa"/>
+        <w:tblW w:w="9634" w:type="dxa"/>
         <w:tblLook w:val="04A0" w:firstRow="1" w:lastRow="0" w:firstColumn="1" w:lastColumn="0" w:noHBand="0" w:noVBand="1"/>
       </w:tblPr>
       <w:tblGrid>
         <w:gridCol w:w="708"/>
-        <w:gridCol w:w="2973"/>
-        <w:gridCol w:w="3969"/>
-        <w:gridCol w:w="1701"/>
+        <w:gridCol w:w="1981"/>
+        <w:gridCol w:w="4110"/>
+        <w:gridCol w:w="1843"/>
+        <w:gridCol w:w="992"/>
       </w:tblGrid>
       <w:tr>
         <w:trPr>
@@ -14196,7 +14197,7 @@
           <w:p>
             <w:pPr>
               <w:spacing w:line="276" w:lineRule="auto"/>
-              <w:jc w:val="both"/>
+              <w:jc w:val="center"/>
               <w:rPr>
                 <w:rFonts w:cs="Times New Roman"/>
                 <w:sz w:val="24"/>
@@ -14204,25 +14205,71 @@
               </w:rPr>
             </w:pPr>
             <w:r>
+              <w:rPr>
+                <w:b/>
+                <w:bCs/>
+              </w:rPr>
+              <w:t>STT</w:t>
+            </w:r>
+          </w:p>
+        </w:tc>
+        <w:tc>
+          <w:tcPr>
+            <w:tcW w:w="1981" w:type="dxa"/>
+            <w:vAlign w:val="center"/>
+          </w:tcPr>
+          <w:p>
+            <w:pPr>
+              <w:spacing w:line="276" w:lineRule="auto"/>
+              <w:jc w:val="center"/>
+              <w:rPr>
+                <w:rFonts w:cs="Times New Roman"/>
+                <w:sz w:val="24"/>
+                <w:szCs w:val="24"/>
+              </w:rPr>
+            </w:pPr>
+            <w:r>
+              <w:rPr>
+                <w:b/>
+                <w:bCs/>
+              </w:rPr>
+              <w:t>HOẠT ĐỘNG</w:t>
+            </w:r>
+          </w:p>
+        </w:tc>
+        <w:tc>
+          <w:tcPr>
+            <w:tcW w:w="4110" w:type="dxa"/>
+            <w:vAlign w:val="center"/>
+          </w:tcPr>
+          <w:p>
+            <w:pPr>
+              <w:jc w:val="center"/>
               <w:rPr>
                 <w:rStyle w:val="Strong"/>
                 <w:rFonts w:cs="Times New Roman"/>
                 <w:sz w:val="24"/>
                 <w:szCs w:val="24"/>
               </w:rPr>
-              <w:t>STT</w:t>
-            </w:r>
-          </w:p>
-        </w:tc>
-        <w:tc>
-          <w:tcPr>
-            <w:tcW w:w="2973" w:type="dxa"/>
+            </w:pPr>
+            <w:r>
+              <w:rPr>
+                <w:b/>
+                <w:bCs/>
+              </w:rPr>
+              <w:t>MÔ TẢ</w:t>
+            </w:r>
+          </w:p>
+        </w:tc>
+        <w:tc>
+          <w:tcPr>
+            <w:tcW w:w="1843" w:type="dxa"/>
             <w:vAlign w:val="center"/>
           </w:tcPr>
           <w:p>
             <w:pPr>
               <w:spacing w:line="276" w:lineRule="auto"/>
-              <w:jc w:val="both"/>
+              <w:jc w:val="center"/>
               <w:rPr>
                 <w:rFonts w:cs="Times New Roman"/>
                 <w:sz w:val="24"/>
@@ -14231,24 +14278,48 @@
             </w:pPr>
             <w:r>
               <w:rPr>
-                <w:rStyle w:val="Strong"/>
+                <w:b/>
+                <w:bCs/>
+              </w:rPr>
+              <w:t>TÁC NHÂN THỰC HIỆN</w:t>
+            </w:r>
+          </w:p>
+        </w:tc>
+        <w:tc>
+          <w:tcPr>
+            <w:tcW w:w="992" w:type="dxa"/>
+            <w:vAlign w:val="center"/>
+          </w:tcPr>
+          <w:p>
+            <w:pPr>
+              <w:spacing w:line="276" w:lineRule="auto"/>
+              <w:jc w:val="center"/>
+              <w:rPr>
                 <w:rFonts w:cs="Times New Roman"/>
                 <w:sz w:val="24"/>
                 <w:szCs w:val="24"/>
               </w:rPr>
-              <w:t>HOẠT ĐỘNG</w:t>
-            </w:r>
-          </w:p>
-        </w:tc>
-        <w:tc>
-          <w:tcPr>
-            <w:tcW w:w="3969" w:type="dxa"/>
+            </w:pPr>
+            <w:r>
+              <w:rPr>
+                <w:b/>
+                <w:bCs/>
+              </w:rPr>
+              <w:t>PHÂN LOẠI</w:t>
+            </w:r>
+          </w:p>
+        </w:tc>
+      </w:tr>
+      <w:tr>
+        <w:tc>
+          <w:tcPr>
+            <w:tcW w:w="708" w:type="dxa"/>
             <w:vAlign w:val="center"/>
           </w:tcPr>
           <w:p>
             <w:pPr>
               <w:spacing w:line="276" w:lineRule="auto"/>
-              <w:jc w:val="both"/>
+              <w:jc w:val="center"/>
               <w:rPr>
                 <w:rFonts w:cs="Times New Roman"/>
                 <w:sz w:val="24"/>
@@ -14258,23 +14329,54 @@
             <w:r>
               <w:rPr>
                 <w:rStyle w:val="Strong"/>
+                <w:b w:val="0"/>
+              </w:rPr>
+              <w:t>1</w:t>
+            </w:r>
+          </w:p>
+        </w:tc>
+        <w:tc>
+          <w:tcPr>
+            <w:tcW w:w="1981" w:type="dxa"/>
+            <w:vAlign w:val="center"/>
+          </w:tcPr>
+          <w:p>
+            <w:pPr>
+              <w:spacing w:line="276" w:lineRule="auto"/>
+              <w:rPr>
                 <w:rFonts w:cs="Times New Roman"/>
                 <w:sz w:val="24"/>
                 <w:szCs w:val="24"/>
               </w:rPr>
-              <w:t>TÁC NHÂN THỰC HIỆN</w:t>
-            </w:r>
-          </w:p>
-        </w:tc>
-        <w:tc>
-          <w:tcPr>
-            <w:tcW w:w="1701" w:type="dxa"/>
+            </w:pPr>
+            <w:r>
+              <w:rPr>
+                <w:rStyle w:val="Strong"/>
+                <w:b w:val="0"/>
+              </w:rPr>
+              <w:t>Khởi tạo yêu cầu thanh toán</w:t>
+            </w:r>
+          </w:p>
+        </w:tc>
+        <w:tc>
+          <w:tcPr>
+            <w:tcW w:w="4110" w:type="dxa"/>
+            <w:vAlign w:val="center"/>
+          </w:tcPr>
+          <w:p>
+            <w:r>
+              <w:t>Sau khi hồ sơ phát sinh nghĩa vụ tài chính, hệ thống xác định khoản phí, lệ phí hoặc khoản thu phải nộp và hiển thị thông tin thanh toán. Người dân hoặc tổ chức lựa chọn chức năng thanh toán để khởi tạo yêu cầu giao dịch</w:t>
+            </w:r>
+          </w:p>
+        </w:tc>
+        <w:tc>
+          <w:tcPr>
+            <w:tcW w:w="1843" w:type="dxa"/>
             <w:vAlign w:val="center"/>
           </w:tcPr>
           <w:p>
             <w:pPr>
               <w:spacing w:line="276" w:lineRule="auto"/>
-              <w:jc w:val="both"/>
               <w:rPr>
                 <w:rFonts w:cs="Times New Roman"/>
                 <w:sz w:val="24"/>
@@ -14282,13 +14384,30 @@
               </w:rPr>
             </w:pPr>
             <w:r>
-              <w:rPr>
-                <w:rStyle w:val="Strong"/>
+              <w:t>Người dân/Tổ chức; Hệ thống thông tin giải quyết thủ tục hành chính</w:t>
+            </w:r>
+          </w:p>
+        </w:tc>
+        <w:tc>
+          <w:tcPr>
+            <w:tcW w:w="992" w:type="dxa"/>
+            <w:vAlign w:val="center"/>
+          </w:tcPr>
+          <w:p>
+            <w:pPr>
+              <w:spacing w:line="276" w:lineRule="auto"/>
+              <w:rPr>
                 <w:rFonts w:cs="Times New Roman"/>
                 <w:sz w:val="24"/>
                 <w:szCs w:val="24"/>
               </w:rPr>
-              <w:t>PHÂN LOẠI</w:t>
+            </w:pPr>
+            <w:r>
+              <w:rPr>
+                <w:rStyle w:val="Strong"/>
+                <w:b w:val="0"/>
+              </w:rPr>
+              <w:t>VA</w:t>
             </w:r>
           </w:p>
         </w:tc>
@@ -14302,7 +14421,7 @@
           <w:p>
             <w:pPr>
               <w:spacing w:line="276" w:lineRule="auto"/>
-              <w:jc w:val="both"/>
+              <w:jc w:val="center"/>
               <w:rPr>
                 <w:rFonts w:cs="Times New Roman"/>
                 <w:sz w:val="24"/>
@@ -14311,23 +14430,55 @@
             </w:pPr>
             <w:r>
               <w:rPr>
+                <w:rStyle w:val="Strong"/>
+                <w:b w:val="0"/>
+              </w:rPr>
+              <w:t>2</w:t>
+            </w:r>
+          </w:p>
+        </w:tc>
+        <w:tc>
+          <w:tcPr>
+            <w:tcW w:w="1981" w:type="dxa"/>
+            <w:vAlign w:val="center"/>
+          </w:tcPr>
+          <w:p>
+            <w:pPr>
+              <w:spacing w:line="276" w:lineRule="auto"/>
+              <w:rPr>
                 <w:rFonts w:cs="Times New Roman"/>
                 <w:sz w:val="24"/>
                 <w:szCs w:val="24"/>
               </w:rPr>
-              <w:t>1</w:t>
-            </w:r>
-          </w:p>
-        </w:tc>
-        <w:tc>
-          <w:tcPr>
-            <w:tcW w:w="2973" w:type="dxa"/>
+            </w:pPr>
+            <w:r>
+              <w:rPr>
+                <w:rStyle w:val="Strong"/>
+                <w:b w:val="0"/>
+              </w:rPr>
+              <w:t>Xem số tiền phải nộp</w:t>
+            </w:r>
+          </w:p>
+        </w:tc>
+        <w:tc>
+          <w:tcPr>
+            <w:tcW w:w="4110" w:type="dxa"/>
+            <w:vAlign w:val="center"/>
+          </w:tcPr>
+          <w:p>
+            <w:r>
+              <w:t>Người dân hoặc tổ chức kiểm tra số tiền cần thanh toán, nội dung khoản thu, mã hồ sơ và các thông tin liên quan trước khi thực hiện giao dịch. Nếu đồng ý tiếp tục, người dùng chuyển sang lựa chọn phương thức thanh toán</w:t>
+            </w:r>
+          </w:p>
+        </w:tc>
+        <w:tc>
+          <w:tcPr>
+            <w:tcW w:w="1843" w:type="dxa"/>
             <w:vAlign w:val="center"/>
           </w:tcPr>
           <w:p>
             <w:pPr>
               <w:spacing w:line="276" w:lineRule="auto"/>
-              <w:jc w:val="both"/>
               <w:rPr>
                 <w:rFonts w:cs="Times New Roman"/>
                 <w:sz w:val="24"/>
@@ -14335,24 +14486,44 @@
               </w:rPr>
             </w:pPr>
             <w:r>
+              <w:t>Người dân/Tổ chức</w:t>
+            </w:r>
+          </w:p>
+        </w:tc>
+        <w:tc>
+          <w:tcPr>
+            <w:tcW w:w="992" w:type="dxa"/>
+            <w:vAlign w:val="center"/>
+          </w:tcPr>
+          <w:p>
+            <w:pPr>
+              <w:spacing w:line="276" w:lineRule="auto"/>
               <w:rPr>
                 <w:rFonts w:cs="Times New Roman"/>
                 <w:sz w:val="24"/>
                 <w:szCs w:val="24"/>
               </w:rPr>
-              <w:t>Khởi tạo yêu cầu thanh toán</w:t>
-            </w:r>
-          </w:p>
-        </w:tc>
-        <w:tc>
-          <w:tcPr>
-            <w:tcW w:w="3969" w:type="dxa"/>
+            </w:pPr>
+            <w:r>
+              <w:rPr>
+                <w:rStyle w:val="Strong"/>
+                <w:b w:val="0"/>
+              </w:rPr>
+              <w:t>BVA</w:t>
+            </w:r>
+          </w:p>
+        </w:tc>
+      </w:tr>
+      <w:tr>
+        <w:tc>
+          <w:tcPr>
+            <w:tcW w:w="708" w:type="dxa"/>
             <w:vAlign w:val="center"/>
           </w:tcPr>
           <w:p>
             <w:pPr>
               <w:spacing w:line="276" w:lineRule="auto"/>
-              <w:jc w:val="both"/>
+              <w:jc w:val="center"/>
               <w:rPr>
                 <w:rFonts w:cs="Times New Roman"/>
                 <w:sz w:val="24"/>
@@ -14361,23 +14532,55 @@
             </w:pPr>
             <w:r>
               <w:rPr>
+                <w:rStyle w:val="Strong"/>
+                <w:b w:val="0"/>
+              </w:rPr>
+              <w:t>3</w:t>
+            </w:r>
+          </w:p>
+        </w:tc>
+        <w:tc>
+          <w:tcPr>
+            <w:tcW w:w="1981" w:type="dxa"/>
+            <w:vAlign w:val="center"/>
+          </w:tcPr>
+          <w:p>
+            <w:pPr>
+              <w:spacing w:line="276" w:lineRule="auto"/>
+              <w:rPr>
                 <w:rFonts w:cs="Times New Roman"/>
                 <w:sz w:val="24"/>
                 <w:szCs w:val="24"/>
               </w:rPr>
-              <w:t>Người dân/Tổ chức; Hệ thống thông tin giải quyết thủ tục hành chính</w:t>
-            </w:r>
-          </w:p>
-        </w:tc>
-        <w:tc>
-          <w:tcPr>
-            <w:tcW w:w="1701" w:type="dxa"/>
+            </w:pPr>
+            <w:r>
+              <w:rPr>
+                <w:rStyle w:val="Strong"/>
+                <w:b w:val="0"/>
+              </w:rPr>
+              <w:t>Lựa chọn phương thức thanh toán</w:t>
+            </w:r>
+          </w:p>
+        </w:tc>
+        <w:tc>
+          <w:tcPr>
+            <w:tcW w:w="4110" w:type="dxa"/>
+            <w:vAlign w:val="center"/>
+          </w:tcPr>
+          <w:p>
+            <w:r>
+              <w:t>Người dân hoặc tổ chức lựa chọn phương thức thanh toán được hệ thống hỗ trợ, chẳng hạn như tài khoản ngân hàng, thẻ ATM nội địa, thẻ quốc tế, ví điện tử hoặc phương thức thanh toán điện tử khác</w:t>
+            </w:r>
+          </w:p>
+        </w:tc>
+        <w:tc>
+          <w:tcPr>
+            <w:tcW w:w="1843" w:type="dxa"/>
             <w:vAlign w:val="center"/>
           </w:tcPr>
           <w:p>
             <w:pPr>
               <w:spacing w:line="276" w:lineRule="auto"/>
-              <w:jc w:val="both"/>
               <w:rPr>
                 <w:rFonts w:cs="Times New Roman"/>
                 <w:sz w:val="24"/>
@@ -14385,11 +14588,29 @@
               </w:rPr>
             </w:pPr>
             <w:r>
+              <w:t>Người dân/Tổ chức</w:t>
+            </w:r>
+          </w:p>
+        </w:tc>
+        <w:tc>
+          <w:tcPr>
+            <w:tcW w:w="992" w:type="dxa"/>
+            <w:vAlign w:val="center"/>
+          </w:tcPr>
+          <w:p>
+            <w:pPr>
+              <w:spacing w:line="276" w:lineRule="auto"/>
               <w:rPr>
                 <w:rFonts w:cs="Times New Roman"/>
                 <w:sz w:val="24"/>
                 <w:szCs w:val="24"/>
               </w:rPr>
+            </w:pPr>
+            <w:r>
+              <w:rPr>
+                <w:rStyle w:val="Strong"/>
+                <w:b w:val="0"/>
+              </w:rPr>
               <w:t>VA</w:t>
             </w:r>
           </w:p>
@@ -14404,7 +14625,7 @@
           <w:p>
             <w:pPr>
               <w:spacing w:line="276" w:lineRule="auto"/>
-              <w:jc w:val="both"/>
+              <w:jc w:val="center"/>
               <w:rPr>
                 <w:rFonts w:cs="Times New Roman"/>
                 <w:sz w:val="24"/>
@@ -14413,23 +14634,55 @@
             </w:pPr>
             <w:r>
               <w:rPr>
+                <w:rStyle w:val="Strong"/>
+                <w:b w:val="0"/>
+              </w:rPr>
+              <w:t>4</w:t>
+            </w:r>
+          </w:p>
+        </w:tc>
+        <w:tc>
+          <w:tcPr>
+            <w:tcW w:w="1981" w:type="dxa"/>
+            <w:vAlign w:val="center"/>
+          </w:tcPr>
+          <w:p>
+            <w:pPr>
+              <w:spacing w:line="276" w:lineRule="auto"/>
+              <w:rPr>
                 <w:rFonts w:cs="Times New Roman"/>
                 <w:sz w:val="24"/>
                 <w:szCs w:val="24"/>
               </w:rPr>
-              <w:t>2</w:t>
-            </w:r>
-          </w:p>
-        </w:tc>
-        <w:tc>
-          <w:tcPr>
-            <w:tcW w:w="2973" w:type="dxa"/>
+            </w:pPr>
+            <w:r>
+              <w:rPr>
+                <w:rStyle w:val="Strong"/>
+                <w:b w:val="0"/>
+              </w:rPr>
+              <w:t>Xác thực giao dịch</w:t>
+            </w:r>
+          </w:p>
+        </w:tc>
+        <w:tc>
+          <w:tcPr>
+            <w:tcW w:w="4110" w:type="dxa"/>
+            <w:vAlign w:val="center"/>
+          </w:tcPr>
+          <w:p>
+            <w:r>
+              <w:t>Người dân hoặc tổ chức thực hiện xác thực giao dịch theo yêu cầu của ngân hàng hoặc tổ chức cung ứng dịch vụ thanh toán. Phương thức xác thực có thể sử dụng OTP, Smart OTP, sinh trắc học hoặc phương thức xác thực khác. Nếu xác thực không hợp lệ, giao dịch không được tiếp tục</w:t>
+            </w:r>
+          </w:p>
+        </w:tc>
+        <w:tc>
+          <w:tcPr>
+            <w:tcW w:w="1843" w:type="dxa"/>
             <w:vAlign w:val="center"/>
           </w:tcPr>
           <w:p>
             <w:pPr>
               <w:spacing w:line="276" w:lineRule="auto"/>
-              <w:jc w:val="both"/>
               <w:rPr>
                 <w:rFonts w:cs="Times New Roman"/>
                 <w:sz w:val="24"/>
@@ -14437,24 +14690,44 @@
               </w:rPr>
             </w:pPr>
             <w:r>
+              <w:t>Người dân/Tổ chức; Ngân hàng/Tổ chức thanh toán</w:t>
+            </w:r>
+          </w:p>
+        </w:tc>
+        <w:tc>
+          <w:tcPr>
+            <w:tcW w:w="992" w:type="dxa"/>
+            <w:vAlign w:val="center"/>
+          </w:tcPr>
+          <w:p>
+            <w:pPr>
+              <w:spacing w:line="276" w:lineRule="auto"/>
               <w:rPr>
                 <w:rFonts w:cs="Times New Roman"/>
                 <w:sz w:val="24"/>
                 <w:szCs w:val="24"/>
               </w:rPr>
-              <w:t>Xem số tiền phải nộp</w:t>
-            </w:r>
-          </w:p>
-        </w:tc>
-        <w:tc>
-          <w:tcPr>
-            <w:tcW w:w="3969" w:type="dxa"/>
+            </w:pPr>
+            <w:r>
+              <w:rPr>
+                <w:rStyle w:val="Strong"/>
+                <w:b w:val="0"/>
+              </w:rPr>
+              <w:t>BVA</w:t>
+            </w:r>
+          </w:p>
+        </w:tc>
+      </w:tr>
+      <w:tr>
+        <w:tc>
+          <w:tcPr>
+            <w:tcW w:w="708" w:type="dxa"/>
             <w:vAlign w:val="center"/>
           </w:tcPr>
           <w:p>
             <w:pPr>
               <w:spacing w:line="276" w:lineRule="auto"/>
-              <w:jc w:val="both"/>
+              <w:jc w:val="center"/>
               <w:rPr>
                 <w:rFonts w:cs="Times New Roman"/>
                 <w:sz w:val="24"/>
@@ -14463,23 +14736,55 @@
             </w:pPr>
             <w:r>
               <w:rPr>
+                <w:rStyle w:val="Strong"/>
+                <w:b w:val="0"/>
+              </w:rPr>
+              <w:t>5</w:t>
+            </w:r>
+          </w:p>
+        </w:tc>
+        <w:tc>
+          <w:tcPr>
+            <w:tcW w:w="1981" w:type="dxa"/>
+            <w:vAlign w:val="center"/>
+          </w:tcPr>
+          <w:p>
+            <w:pPr>
+              <w:spacing w:line="276" w:lineRule="auto"/>
+              <w:rPr>
                 <w:rFonts w:cs="Times New Roman"/>
                 <w:sz w:val="24"/>
                 <w:szCs w:val="24"/>
               </w:rPr>
-              <w:t>Người dân/Tổ chức</w:t>
-            </w:r>
-          </w:p>
-        </w:tc>
-        <w:tc>
-          <w:tcPr>
-            <w:tcW w:w="1701" w:type="dxa"/>
+            </w:pPr>
+            <w:r>
+              <w:rPr>
+                <w:rStyle w:val="Strong"/>
+                <w:b w:val="0"/>
+              </w:rPr>
+              <w:t>Xác nhận thanh toán</w:t>
+            </w:r>
+          </w:p>
+        </w:tc>
+        <w:tc>
+          <w:tcPr>
+            <w:tcW w:w="4110" w:type="dxa"/>
+            <w:vAlign w:val="center"/>
+          </w:tcPr>
+          <w:p>
+            <w:r>
+              <w:t>Sau khi xác thực thành công, người dân hoặc tổ chức kiểm tra lại thông tin và xác nhận thực hiện thanh toán. Khi xác nhận, yêu cầu giao dịch được chuyển sang Hệ thống thông tin giải quyết thủ tục hành chính để tiếp tục xử lý</w:t>
+            </w:r>
+          </w:p>
+        </w:tc>
+        <w:tc>
+          <w:tcPr>
+            <w:tcW w:w="1843" w:type="dxa"/>
             <w:vAlign w:val="center"/>
           </w:tcPr>
           <w:p>
             <w:pPr>
               <w:spacing w:line="276" w:lineRule="auto"/>
-              <w:jc w:val="both"/>
               <w:rPr>
                 <w:rFonts w:cs="Times New Roman"/>
                 <w:sz w:val="24"/>
@@ -14487,11 +14792,29 @@
               </w:rPr>
             </w:pPr>
             <w:r>
+              <w:t>Người dân/Tổ chức</w:t>
+            </w:r>
+          </w:p>
+        </w:tc>
+        <w:tc>
+          <w:tcPr>
+            <w:tcW w:w="992" w:type="dxa"/>
+            <w:vAlign w:val="center"/>
+          </w:tcPr>
+          <w:p>
+            <w:pPr>
+              <w:spacing w:line="276" w:lineRule="auto"/>
               <w:rPr>
                 <w:rFonts w:cs="Times New Roman"/>
                 <w:sz w:val="24"/>
                 <w:szCs w:val="24"/>
               </w:rPr>
+            </w:pPr>
+            <w:r>
+              <w:rPr>
+                <w:rStyle w:val="Strong"/>
+                <w:b w:val="0"/>
+              </w:rPr>
               <w:t>BVA</w:t>
             </w:r>
           </w:p>
@@ -14506,7 +14829,7 @@
           <w:p>
             <w:pPr>
               <w:spacing w:line="276" w:lineRule="auto"/>
-              <w:jc w:val="both"/>
+              <w:jc w:val="center"/>
               <w:rPr>
                 <w:rFonts w:cs="Times New Roman"/>
                 <w:sz w:val="24"/>
@@ -14515,23 +14838,59 @@
             </w:pPr>
             <w:r>
               <w:rPr>
+                <w:rStyle w:val="Strong"/>
+                <w:b w:val="0"/>
+              </w:rPr>
+              <w:t>6</w:t>
+            </w:r>
+          </w:p>
+        </w:tc>
+        <w:tc>
+          <w:tcPr>
+            <w:tcW w:w="1981" w:type="dxa"/>
+            <w:vAlign w:val="center"/>
+          </w:tcPr>
+          <w:p>
+            <w:pPr>
+              <w:spacing w:line="276" w:lineRule="auto"/>
+              <w:rPr>
                 <w:rFonts w:cs="Times New Roman"/>
                 <w:sz w:val="24"/>
                 <w:szCs w:val="24"/>
               </w:rPr>
-              <w:t>3</w:t>
-            </w:r>
-          </w:p>
-        </w:tc>
-        <w:tc>
-          <w:tcPr>
-            <w:tcW w:w="2973" w:type="dxa"/>
+            </w:pPr>
+            <w:r>
+              <w:rPr>
+                <w:rStyle w:val="Strong"/>
+                <w:b w:val="0"/>
+              </w:rPr>
+              <w:t>Kiểm tra điều kiện thanh toán</w:t>
+            </w:r>
+          </w:p>
+        </w:tc>
+        <w:tc>
+          <w:tcPr>
+            <w:tcW w:w="4110" w:type="dxa"/>
+            <w:vAlign w:val="center"/>
+          </w:tcPr>
+          <w:p>
+            <w:r>
+              <w:t xml:space="preserve">Hệ thống thông tin giải quyết thủ tục hành chính kiểm tra các thông tin của giao dịch như hồ sơ, số tiền phải thanh toán và các điều kiện liên quan. Nếu thông tin hợp lệ, hệ thống cho phép chuyển yêu cầu sang Cổng thanh toán; nếu không hợp lệ, hệ </w:t>
+            </w:r>
+            <w:r>
+              <w:lastRenderedPageBreak/>
+              <w:t>thống thông báo lỗi và yêu cầu thực hiện lại</w:t>
+            </w:r>
+          </w:p>
+        </w:tc>
+        <w:tc>
+          <w:tcPr>
+            <w:tcW w:w="1843" w:type="dxa"/>
             <w:vAlign w:val="center"/>
           </w:tcPr>
           <w:p>
             <w:pPr>
               <w:spacing w:line="276" w:lineRule="auto"/>
-              <w:jc w:val="both"/>
               <w:rPr>
                 <w:rFonts w:cs="Times New Roman"/>
                 <w:sz w:val="24"/>
@@ -14539,24 +14898,45 @@
               </w:rPr>
             </w:pPr>
             <w:r>
+              <w:lastRenderedPageBreak/>
+              <w:t>Hệ thống thông tin giải quyết thủ tục hành chính</w:t>
+            </w:r>
+          </w:p>
+        </w:tc>
+        <w:tc>
+          <w:tcPr>
+            <w:tcW w:w="992" w:type="dxa"/>
+            <w:vAlign w:val="center"/>
+          </w:tcPr>
+          <w:p>
+            <w:pPr>
+              <w:spacing w:line="276" w:lineRule="auto"/>
               <w:rPr>
                 <w:rFonts w:cs="Times New Roman"/>
                 <w:sz w:val="24"/>
                 <w:szCs w:val="24"/>
               </w:rPr>
-              <w:t>Lựa chọn phương thức thanh toán</w:t>
-            </w:r>
-          </w:p>
-        </w:tc>
-        <w:tc>
-          <w:tcPr>
-            <w:tcW w:w="3969" w:type="dxa"/>
+            </w:pPr>
+            <w:r>
+              <w:rPr>
+                <w:rStyle w:val="Strong"/>
+                <w:b w:val="0"/>
+              </w:rPr>
+              <w:t>BVA</w:t>
+            </w:r>
+          </w:p>
+        </w:tc>
+      </w:tr>
+      <w:tr>
+        <w:tc>
+          <w:tcPr>
+            <w:tcW w:w="708" w:type="dxa"/>
             <w:vAlign w:val="center"/>
           </w:tcPr>
           <w:p>
             <w:pPr>
               <w:spacing w:line="276" w:lineRule="auto"/>
-              <w:jc w:val="both"/>
+              <w:jc w:val="center"/>
               <w:rPr>
                 <w:rFonts w:cs="Times New Roman"/>
                 <w:sz w:val="24"/>
@@ -14565,23 +14945,56 @@
             </w:pPr>
             <w:r>
               <w:rPr>
+                <w:rStyle w:val="Strong"/>
+                <w:b w:val="0"/>
+              </w:rPr>
+              <w:lastRenderedPageBreak/>
+              <w:t>7</w:t>
+            </w:r>
+          </w:p>
+        </w:tc>
+        <w:tc>
+          <w:tcPr>
+            <w:tcW w:w="1981" w:type="dxa"/>
+            <w:vAlign w:val="center"/>
+          </w:tcPr>
+          <w:p>
+            <w:pPr>
+              <w:spacing w:line="276" w:lineRule="auto"/>
+              <w:rPr>
                 <w:rFonts w:cs="Times New Roman"/>
                 <w:sz w:val="24"/>
                 <w:szCs w:val="24"/>
               </w:rPr>
-              <w:t>Người dân/Tổ chức</w:t>
-            </w:r>
-          </w:p>
-        </w:tc>
-        <w:tc>
-          <w:tcPr>
-            <w:tcW w:w="1701" w:type="dxa"/>
+            </w:pPr>
+            <w:r>
+              <w:rPr>
+                <w:rStyle w:val="Strong"/>
+                <w:b w:val="0"/>
+              </w:rPr>
+              <w:t>Chuyển yêu cầu sang Cổng thanh toán</w:t>
+            </w:r>
+          </w:p>
+        </w:tc>
+        <w:tc>
+          <w:tcPr>
+            <w:tcW w:w="4110" w:type="dxa"/>
+            <w:vAlign w:val="center"/>
+          </w:tcPr>
+          <w:p>
+            <w:r>
+              <w:t>Khi yêu cầu thanh toán đáp ứng các điều kiện, Hệ thống thông tin giải quyết thủ tục hành chính chuyển thông tin giao dịch sang Cổng thanh toán điện tử để tiếp tục xử lý</w:t>
+            </w:r>
+          </w:p>
+        </w:tc>
+        <w:tc>
+          <w:tcPr>
+            <w:tcW w:w="1843" w:type="dxa"/>
             <w:vAlign w:val="center"/>
           </w:tcPr>
           <w:p>
             <w:pPr>
               <w:spacing w:line="276" w:lineRule="auto"/>
-              <w:jc w:val="both"/>
               <w:rPr>
                 <w:rFonts w:cs="Times New Roman"/>
                 <w:sz w:val="24"/>
@@ -14589,12 +15002,30 @@
               </w:rPr>
             </w:pPr>
             <w:r>
+              <w:t>Hệ thống thông tin giải quyết thủ tục hành chính; Cổng thanh toán</w:t>
+            </w:r>
+          </w:p>
+        </w:tc>
+        <w:tc>
+          <w:tcPr>
+            <w:tcW w:w="992" w:type="dxa"/>
+            <w:vAlign w:val="center"/>
+          </w:tcPr>
+          <w:p>
+            <w:pPr>
+              <w:spacing w:line="276" w:lineRule="auto"/>
               <w:rPr>
                 <w:rFonts w:cs="Times New Roman"/>
                 <w:sz w:val="24"/>
                 <w:szCs w:val="24"/>
               </w:rPr>
-              <w:t>VA</w:t>
+            </w:pPr>
+            <w:r>
+              <w:rPr>
+                <w:rStyle w:val="Strong"/>
+                <w:b w:val="0"/>
+              </w:rPr>
+              <w:t>BVA</w:t>
             </w:r>
           </w:p>
         </w:tc>
@@ -14608,7 +15039,7 @@
           <w:p>
             <w:pPr>
               <w:spacing w:line="276" w:lineRule="auto"/>
-              <w:jc w:val="both"/>
+              <w:jc w:val="center"/>
               <w:rPr>
                 <w:rFonts w:cs="Times New Roman"/>
                 <w:sz w:val="24"/>
@@ -14617,23 +15048,55 @@
             </w:pPr>
             <w:r>
               <w:rPr>
+                <w:rStyle w:val="Strong"/>
+                <w:b w:val="0"/>
+              </w:rPr>
+              <w:t>8</w:t>
+            </w:r>
+          </w:p>
+        </w:tc>
+        <w:tc>
+          <w:tcPr>
+            <w:tcW w:w="1981" w:type="dxa"/>
+            <w:vAlign w:val="center"/>
+          </w:tcPr>
+          <w:p>
+            <w:pPr>
+              <w:spacing w:line="276" w:lineRule="auto"/>
+              <w:rPr>
                 <w:rFonts w:cs="Times New Roman"/>
                 <w:sz w:val="24"/>
                 <w:szCs w:val="24"/>
               </w:rPr>
-              <w:t>4</w:t>
-            </w:r>
-          </w:p>
-        </w:tc>
-        <w:tc>
-          <w:tcPr>
-            <w:tcW w:w="2973" w:type="dxa"/>
+            </w:pPr>
+            <w:r>
+              <w:rPr>
+                <w:rStyle w:val="Strong"/>
+                <w:b w:val="0"/>
+              </w:rPr>
+              <w:t>Tiếp nhận yêu cầu thanh toán</w:t>
+            </w:r>
+          </w:p>
+        </w:tc>
+        <w:tc>
+          <w:tcPr>
+            <w:tcW w:w="4110" w:type="dxa"/>
+            <w:vAlign w:val="center"/>
+          </w:tcPr>
+          <w:p>
+            <w:r>
+              <w:t>Cổng thanh toán điện tử tiếp nhận yêu cầu từ Hệ thống thông tin giải quyết thủ tục hành chính, kiểm tra thông tin cần thiết và xác định phương thức hoặc đơn vị thanh toán tương ứng để xử lý giao dịch</w:t>
+            </w:r>
+          </w:p>
+        </w:tc>
+        <w:tc>
+          <w:tcPr>
+            <w:tcW w:w="1843" w:type="dxa"/>
             <w:vAlign w:val="center"/>
           </w:tcPr>
           <w:p>
             <w:pPr>
               <w:spacing w:line="276" w:lineRule="auto"/>
-              <w:jc w:val="both"/>
               <w:rPr>
                 <w:rFonts w:cs="Times New Roman"/>
                 <w:sz w:val="24"/>
@@ -14641,24 +15104,44 @@
               </w:rPr>
             </w:pPr>
             <w:r>
+              <w:t>Cổng thanh toán</w:t>
+            </w:r>
+          </w:p>
+        </w:tc>
+        <w:tc>
+          <w:tcPr>
+            <w:tcW w:w="992" w:type="dxa"/>
+            <w:vAlign w:val="center"/>
+          </w:tcPr>
+          <w:p>
+            <w:pPr>
+              <w:spacing w:line="276" w:lineRule="auto"/>
               <w:rPr>
                 <w:rFonts w:cs="Times New Roman"/>
                 <w:sz w:val="24"/>
                 <w:szCs w:val="24"/>
               </w:rPr>
-              <w:t>Xác thực và xác nhận giao dịch</w:t>
-            </w:r>
-          </w:p>
-        </w:tc>
-        <w:tc>
-          <w:tcPr>
-            <w:tcW w:w="3969" w:type="dxa"/>
+            </w:pPr>
+            <w:r>
+              <w:rPr>
+                <w:rStyle w:val="Strong"/>
+                <w:b w:val="0"/>
+              </w:rPr>
+              <w:t>BVA</w:t>
+            </w:r>
+          </w:p>
+        </w:tc>
+      </w:tr>
+      <w:tr>
+        <w:tc>
+          <w:tcPr>
+            <w:tcW w:w="708" w:type="dxa"/>
             <w:vAlign w:val="center"/>
           </w:tcPr>
           <w:p>
             <w:pPr>
               <w:spacing w:line="276" w:lineRule="auto"/>
-              <w:jc w:val="both"/>
+              <w:jc w:val="center"/>
               <w:rPr>
                 <w:rFonts w:cs="Times New Roman"/>
                 <w:sz w:val="24"/>
@@ -14667,23 +15150,55 @@
             </w:pPr>
             <w:r>
               <w:rPr>
+                <w:rStyle w:val="Strong"/>
+                <w:b w:val="0"/>
+              </w:rPr>
+              <w:t>9</w:t>
+            </w:r>
+          </w:p>
+        </w:tc>
+        <w:tc>
+          <w:tcPr>
+            <w:tcW w:w="1981" w:type="dxa"/>
+            <w:vAlign w:val="center"/>
+          </w:tcPr>
+          <w:p>
+            <w:pPr>
+              <w:spacing w:line="276" w:lineRule="auto"/>
+              <w:rPr>
                 <w:rFonts w:cs="Times New Roman"/>
                 <w:sz w:val="24"/>
                 <w:szCs w:val="24"/>
               </w:rPr>
-              <w:t>Người dân/Tổ chức; Ngân hàng/Tổ chức thanh toán</w:t>
-            </w:r>
-          </w:p>
-        </w:tc>
-        <w:tc>
-          <w:tcPr>
-            <w:tcW w:w="1701" w:type="dxa"/>
+            </w:pPr>
+            <w:r>
+              <w:rPr>
+                <w:rStyle w:val="Strong"/>
+                <w:b w:val="0"/>
+              </w:rPr>
+              <w:t>Kiểm tra yêu cầu và chuyển sang ngân hàng</w:t>
+            </w:r>
+          </w:p>
+        </w:tc>
+        <w:tc>
+          <w:tcPr>
+            <w:tcW w:w="4110" w:type="dxa"/>
+            <w:vAlign w:val="center"/>
+          </w:tcPr>
+          <w:p>
+            <w:r>
+              <w:t>Cổng thanh toán kiểm tra yêu cầu thanh toán và chuyển giao dịch đến ngân hàng hoặc tổ chức cung ứng dịch vụ thanh toán tương ứng với phương thức mà người dân hoặc tổ chức đã lựa chọn</w:t>
+            </w:r>
+          </w:p>
+        </w:tc>
+        <w:tc>
+          <w:tcPr>
+            <w:tcW w:w="1843" w:type="dxa"/>
             <w:vAlign w:val="center"/>
           </w:tcPr>
           <w:p>
             <w:pPr>
               <w:spacing w:line="276" w:lineRule="auto"/>
-              <w:jc w:val="both"/>
               <w:rPr>
                 <w:rFonts w:cs="Times New Roman"/>
                 <w:sz w:val="24"/>
@@ -14691,11 +15206,29 @@
               </w:rPr>
             </w:pPr>
             <w:r>
+              <w:t>Cổng thanh toán; Ngân hàng/Tổ chức thanh toán</w:t>
+            </w:r>
+          </w:p>
+        </w:tc>
+        <w:tc>
+          <w:tcPr>
+            <w:tcW w:w="992" w:type="dxa"/>
+            <w:vAlign w:val="center"/>
+          </w:tcPr>
+          <w:p>
+            <w:pPr>
+              <w:spacing w:line="276" w:lineRule="auto"/>
               <w:rPr>
                 <w:rFonts w:cs="Times New Roman"/>
                 <w:sz w:val="24"/>
                 <w:szCs w:val="24"/>
               </w:rPr>
+            </w:pPr>
+            <w:r>
+              <w:rPr>
+                <w:rStyle w:val="Strong"/>
+                <w:b w:val="0"/>
+              </w:rPr>
               <w:t>BVA</w:t>
             </w:r>
           </w:p>
@@ -14710,7 +15243,7 @@
           <w:p>
             <w:pPr>
               <w:spacing w:line="276" w:lineRule="auto"/>
-              <w:jc w:val="both"/>
+              <w:jc w:val="center"/>
               <w:rPr>
                 <w:rFonts w:cs="Times New Roman"/>
                 <w:sz w:val="24"/>
@@ -14719,23 +15252,55 @@
             </w:pPr>
             <w:r>
               <w:rPr>
+                <w:rStyle w:val="Strong"/>
+                <w:b w:val="0"/>
+              </w:rPr>
+              <w:t>10</w:t>
+            </w:r>
+          </w:p>
+        </w:tc>
+        <w:tc>
+          <w:tcPr>
+            <w:tcW w:w="1981" w:type="dxa"/>
+            <w:vAlign w:val="center"/>
+          </w:tcPr>
+          <w:p>
+            <w:pPr>
+              <w:spacing w:line="276" w:lineRule="auto"/>
+              <w:rPr>
                 <w:rFonts w:cs="Times New Roman"/>
                 <w:sz w:val="24"/>
                 <w:szCs w:val="24"/>
               </w:rPr>
-              <w:t>5</w:t>
-            </w:r>
-          </w:p>
-        </w:tc>
-        <w:tc>
-          <w:tcPr>
-            <w:tcW w:w="2973" w:type="dxa"/>
+            </w:pPr>
+            <w:r>
+              <w:rPr>
+                <w:rStyle w:val="Strong"/>
+                <w:b w:val="0"/>
+              </w:rPr>
+              <w:t>Xử lý giao dịch</w:t>
+            </w:r>
+          </w:p>
+        </w:tc>
+        <w:tc>
+          <w:tcPr>
+            <w:tcW w:w="4110" w:type="dxa"/>
+            <w:vAlign w:val="center"/>
+          </w:tcPr>
+          <w:p>
+            <w:r>
+              <w:t>Ngân hàng hoặc tổ chức cung ứng dịch vụ thanh toán tiếp nhận giao dịch, kiểm tra thông tin tài khoản, số dư, hạn mức và điều kiện xác thực, sau đó thực hiện thanh toán. Kết quả xử lý được gửi trở lại Cổng thanh toán</w:t>
+            </w:r>
+          </w:p>
+        </w:tc>
+        <w:tc>
+          <w:tcPr>
+            <w:tcW w:w="1843" w:type="dxa"/>
             <w:vAlign w:val="center"/>
           </w:tcPr>
           <w:p>
             <w:pPr>
               <w:spacing w:line="276" w:lineRule="auto"/>
-              <w:jc w:val="both"/>
               <w:rPr>
                 <w:rFonts w:cs="Times New Roman"/>
                 <w:sz w:val="24"/>
@@ -14743,24 +15308,44 @@
               </w:rPr>
             </w:pPr>
             <w:r>
+              <w:t>Ngân hàng/Tổ chức thanh toán</w:t>
+            </w:r>
+          </w:p>
+        </w:tc>
+        <w:tc>
+          <w:tcPr>
+            <w:tcW w:w="992" w:type="dxa"/>
+            <w:vAlign w:val="center"/>
+          </w:tcPr>
+          <w:p>
+            <w:pPr>
+              <w:spacing w:line="276" w:lineRule="auto"/>
               <w:rPr>
                 <w:rFonts w:cs="Times New Roman"/>
                 <w:sz w:val="24"/>
                 <w:szCs w:val="24"/>
               </w:rPr>
-              <w:t>Tiếp nhận và kiểm tra thông tin thanh toán</w:t>
-            </w:r>
-          </w:p>
-        </w:tc>
-        <w:tc>
-          <w:tcPr>
-            <w:tcW w:w="3969" w:type="dxa"/>
+            </w:pPr>
+            <w:r>
+              <w:rPr>
+                <w:rStyle w:val="Strong"/>
+                <w:b w:val="0"/>
+              </w:rPr>
+              <w:t>VA</w:t>
+            </w:r>
+          </w:p>
+        </w:tc>
+      </w:tr>
+      <w:tr>
+        <w:tc>
+          <w:tcPr>
+            <w:tcW w:w="708" w:type="dxa"/>
             <w:vAlign w:val="center"/>
           </w:tcPr>
           <w:p>
             <w:pPr>
               <w:spacing w:line="276" w:lineRule="auto"/>
-              <w:jc w:val="both"/>
+              <w:jc w:val="center"/>
               <w:rPr>
                 <w:rFonts w:cs="Times New Roman"/>
                 <w:sz w:val="24"/>
@@ -14769,23 +15354,55 @@
             </w:pPr>
             <w:r>
               <w:rPr>
+                <w:rStyle w:val="Strong"/>
+                <w:b w:val="0"/>
+              </w:rPr>
+              <w:t>11</w:t>
+            </w:r>
+          </w:p>
+        </w:tc>
+        <w:tc>
+          <w:tcPr>
+            <w:tcW w:w="1981" w:type="dxa"/>
+            <w:vAlign w:val="center"/>
+          </w:tcPr>
+          <w:p>
+            <w:pPr>
+              <w:spacing w:line="276" w:lineRule="auto"/>
+              <w:rPr>
                 <w:rFonts w:cs="Times New Roman"/>
                 <w:sz w:val="24"/>
                 <w:szCs w:val="24"/>
               </w:rPr>
-              <w:t>Hệ thống thông tin giải quyết thủ tục hành chính</w:t>
-            </w:r>
-          </w:p>
-        </w:tc>
-        <w:tc>
-          <w:tcPr>
-            <w:tcW w:w="1701" w:type="dxa"/>
+            </w:pPr>
+            <w:r>
+              <w:rPr>
+                <w:rStyle w:val="Strong"/>
+                <w:b w:val="0"/>
+              </w:rPr>
+              <w:t>Nhận kết quả xử lý và trả về hệ thống</w:t>
+            </w:r>
+          </w:p>
+        </w:tc>
+        <w:tc>
+          <w:tcPr>
+            <w:tcW w:w="4110" w:type="dxa"/>
+            <w:vAlign w:val="center"/>
+          </w:tcPr>
+          <w:p>
+            <w:r>
+              <w:t>Cổng thanh toán tiếp nhận kết quả xử lý từ ngân hàng hoặc tổ chức cung ứng dịch vụ thanh toán. Kết quả giao dịch được chuyển trở lại Hệ thống thông tin giải quyết thủ tục hành chính để cập nhật và xử lý tiếp</w:t>
+            </w:r>
+          </w:p>
+        </w:tc>
+        <w:tc>
+          <w:tcPr>
+            <w:tcW w:w="1843" w:type="dxa"/>
             <w:vAlign w:val="center"/>
           </w:tcPr>
           <w:p>
             <w:pPr>
               <w:spacing w:line="276" w:lineRule="auto"/>
-              <w:jc w:val="both"/>
               <w:rPr>
                 <w:rFonts w:cs="Times New Roman"/>
                 <w:sz w:val="24"/>
@@ -14793,11 +15410,29 @@
               </w:rPr>
             </w:pPr>
             <w:r>
+              <w:t>Cổng thanh toán; Ngân hàng/Tổ chức thanh toán</w:t>
+            </w:r>
+          </w:p>
+        </w:tc>
+        <w:tc>
+          <w:tcPr>
+            <w:tcW w:w="992" w:type="dxa"/>
+            <w:vAlign w:val="center"/>
+          </w:tcPr>
+          <w:p>
+            <w:pPr>
+              <w:spacing w:line="276" w:lineRule="auto"/>
               <w:rPr>
                 <w:rFonts w:cs="Times New Roman"/>
                 <w:sz w:val="24"/>
                 <w:szCs w:val="24"/>
               </w:rPr>
+            </w:pPr>
+            <w:r>
+              <w:rPr>
+                <w:rStyle w:val="Strong"/>
+                <w:b w:val="0"/>
+              </w:rPr>
               <w:t>BVA</w:t>
             </w:r>
           </w:p>
@@ -14812,7 +15447,7 @@
           <w:p>
             <w:pPr>
               <w:spacing w:line="276" w:lineRule="auto"/>
-              <w:jc w:val="both"/>
+              <w:jc w:val="center"/>
               <w:rPr>
                 <w:rFonts w:cs="Times New Roman"/>
                 <w:sz w:val="24"/>
@@ -14821,23 +15456,55 @@
             </w:pPr>
             <w:r>
               <w:rPr>
+                <w:rStyle w:val="Strong"/>
+                <w:b w:val="0"/>
+              </w:rPr>
+              <w:t>12</w:t>
+            </w:r>
+          </w:p>
+        </w:tc>
+        <w:tc>
+          <w:tcPr>
+            <w:tcW w:w="1981" w:type="dxa"/>
+            <w:vAlign w:val="center"/>
+          </w:tcPr>
+          <w:p>
+            <w:pPr>
+              <w:spacing w:line="276" w:lineRule="auto"/>
+              <w:rPr>
                 <w:rFonts w:cs="Times New Roman"/>
                 <w:sz w:val="24"/>
                 <w:szCs w:val="24"/>
               </w:rPr>
-              <w:t>6</w:t>
-            </w:r>
-          </w:p>
-        </w:tc>
-        <w:tc>
-          <w:tcPr>
-            <w:tcW w:w="2973" w:type="dxa"/>
+            </w:pPr>
+            <w:r>
+              <w:rPr>
+                <w:rStyle w:val="Strong"/>
+                <w:b w:val="0"/>
+              </w:rPr>
+              <w:t>Nhận kết quả từ Cổng thanh toán</w:t>
+            </w:r>
+          </w:p>
+        </w:tc>
+        <w:tc>
+          <w:tcPr>
+            <w:tcW w:w="4110" w:type="dxa"/>
+            <w:vAlign w:val="center"/>
+          </w:tcPr>
+          <w:p>
+            <w:r>
+              <w:t>Hệ thống thông tin giải quyết thủ tục hành chính tiếp nhận kết quả giao dịch từ Cổng thanh toán và xác định trạng thái của giao dịch, chẳng hạn như thành công, thất bại, bị hủy, hết thời gian, đang chờ xác nhận, cần đối soát hoặc hoàn trả</w:t>
+            </w:r>
+          </w:p>
+        </w:tc>
+        <w:tc>
+          <w:tcPr>
+            <w:tcW w:w="1843" w:type="dxa"/>
             <w:vAlign w:val="center"/>
           </w:tcPr>
           <w:p>
             <w:pPr>
               <w:spacing w:line="276" w:lineRule="auto"/>
-              <w:jc w:val="both"/>
               <w:rPr>
                 <w:rFonts w:cs="Times New Roman"/>
                 <w:sz w:val="24"/>
@@ -14845,24 +15512,44 @@
               </w:rPr>
             </w:pPr>
             <w:r>
+              <w:t>Hệ thống thông tin giải quyết thủ tục hành chính</w:t>
+            </w:r>
+          </w:p>
+        </w:tc>
+        <w:tc>
+          <w:tcPr>
+            <w:tcW w:w="992" w:type="dxa"/>
+            <w:vAlign w:val="center"/>
+          </w:tcPr>
+          <w:p>
+            <w:pPr>
+              <w:spacing w:line="276" w:lineRule="auto"/>
               <w:rPr>
                 <w:rFonts w:cs="Times New Roman"/>
                 <w:sz w:val="24"/>
                 <w:szCs w:val="24"/>
               </w:rPr>
-              <w:t>Chuyển yêu cầu sang Cổng thanh toán</w:t>
-            </w:r>
-          </w:p>
-        </w:tc>
-        <w:tc>
-          <w:tcPr>
-            <w:tcW w:w="3969" w:type="dxa"/>
+            </w:pPr>
+            <w:r>
+              <w:rPr>
+                <w:rStyle w:val="Strong"/>
+                <w:b w:val="0"/>
+              </w:rPr>
+              <w:t>BVA</w:t>
+            </w:r>
+          </w:p>
+        </w:tc>
+      </w:tr>
+      <w:tr>
+        <w:tc>
+          <w:tcPr>
+            <w:tcW w:w="708" w:type="dxa"/>
             <w:vAlign w:val="center"/>
           </w:tcPr>
           <w:p>
             <w:pPr>
               <w:spacing w:line="276" w:lineRule="auto"/>
-              <w:jc w:val="both"/>
+              <w:jc w:val="center"/>
               <w:rPr>
                 <w:rFonts w:cs="Times New Roman"/>
                 <w:sz w:val="24"/>
@@ -14871,23 +15558,59 @@
             </w:pPr>
             <w:r>
               <w:rPr>
+                <w:rStyle w:val="Strong"/>
+                <w:b w:val="0"/>
+              </w:rPr>
+              <w:t>13</w:t>
+            </w:r>
+          </w:p>
+        </w:tc>
+        <w:tc>
+          <w:tcPr>
+            <w:tcW w:w="1981" w:type="dxa"/>
+            <w:vAlign w:val="center"/>
+          </w:tcPr>
+          <w:p>
+            <w:pPr>
+              <w:spacing w:line="276" w:lineRule="auto"/>
+              <w:rPr>
                 <w:rFonts w:cs="Times New Roman"/>
                 <w:sz w:val="24"/>
                 <w:szCs w:val="24"/>
               </w:rPr>
-              <w:t>Hệ thống; Cổng thanh toán</w:t>
-            </w:r>
-          </w:p>
-        </w:tc>
-        <w:tc>
-          <w:tcPr>
-            <w:tcW w:w="1701" w:type="dxa"/>
+            </w:pPr>
+            <w:r>
+              <w:rPr>
+                <w:rStyle w:val="Strong"/>
+                <w:b w:val="0"/>
+              </w:rPr>
+              <w:t>Thông báo kết quả</w:t>
+            </w:r>
+          </w:p>
+        </w:tc>
+        <w:tc>
+          <w:tcPr>
+            <w:tcW w:w="4110" w:type="dxa"/>
+            <w:vAlign w:val="center"/>
+          </w:tcPr>
+          <w:p>
+            <w:r>
+              <w:t xml:space="preserve">Hệ thống cập nhật trạng thái giao dịch và thông báo kết quả cho người dân hoặc tổ chức. Nếu thanh toán thành công, hệ thống ghi nhận hoàn thành nghĩa vụ tài chính và thực hiện phát hành biên lai nếu thuộc trường </w:t>
+            </w:r>
+            <w:r>
+              <w:lastRenderedPageBreak/>
+              <w:t>hợp cần phát hành. Nếu giao dịch thất bại, hệ thống thông báo nguyên nhân và hướng xử lý tiếp theo</w:t>
+            </w:r>
+          </w:p>
+        </w:tc>
+        <w:tc>
+          <w:tcPr>
+            <w:tcW w:w="1843" w:type="dxa"/>
             <w:vAlign w:val="center"/>
           </w:tcPr>
           <w:p>
             <w:pPr>
               <w:spacing w:line="276" w:lineRule="auto"/>
-              <w:jc w:val="both"/>
               <w:rPr>
                 <w:rFonts w:cs="Times New Roman"/>
                 <w:sz w:val="24"/>
@@ -14895,11 +15618,30 @@
               </w:rPr>
             </w:pPr>
             <w:r>
+              <w:lastRenderedPageBreak/>
+              <w:t>Hệ thống thông tin giải quyết thủ tục hành chính</w:t>
+            </w:r>
+          </w:p>
+        </w:tc>
+        <w:tc>
+          <w:tcPr>
+            <w:tcW w:w="992" w:type="dxa"/>
+            <w:vAlign w:val="center"/>
+          </w:tcPr>
+          <w:p>
+            <w:pPr>
+              <w:spacing w:line="276" w:lineRule="auto"/>
               <w:rPr>
                 <w:rFonts w:cs="Times New Roman"/>
                 <w:sz w:val="24"/>
                 <w:szCs w:val="24"/>
               </w:rPr>
+            </w:pPr>
+            <w:r>
+              <w:rPr>
+                <w:rStyle w:val="Strong"/>
+                <w:b w:val="0"/>
+              </w:rPr>
               <w:t>BVA</w:t>
             </w:r>
           </w:p>
@@ -14914,7 +15656,7 @@
           <w:p>
             <w:pPr>
               <w:spacing w:line="276" w:lineRule="auto"/>
-              <w:jc w:val="both"/>
+              <w:jc w:val="center"/>
               <w:rPr>
                 <w:rFonts w:cs="Times New Roman"/>
                 <w:sz w:val="24"/>
@@ -14923,23 +15665,56 @@
             </w:pPr>
             <w:r>
               <w:rPr>
+                <w:rStyle w:val="Strong"/>
+                <w:b w:val="0"/>
+              </w:rPr>
+              <w:lastRenderedPageBreak/>
+              <w:t>14</w:t>
+            </w:r>
+          </w:p>
+        </w:tc>
+        <w:tc>
+          <w:tcPr>
+            <w:tcW w:w="1981" w:type="dxa"/>
+            <w:vAlign w:val="center"/>
+          </w:tcPr>
+          <w:p>
+            <w:pPr>
+              <w:spacing w:line="276" w:lineRule="auto"/>
+              <w:rPr>
                 <w:rFonts w:cs="Times New Roman"/>
                 <w:sz w:val="24"/>
                 <w:szCs w:val="24"/>
               </w:rPr>
-              <w:t>7</w:t>
-            </w:r>
-          </w:p>
-        </w:tc>
-        <w:tc>
-          <w:tcPr>
-            <w:tcW w:w="2973" w:type="dxa"/>
+            </w:pPr>
+            <w:r>
+              <w:rPr>
+                <w:rStyle w:val="Strong"/>
+                <w:b w:val="0"/>
+              </w:rPr>
+              <w:t>Lưu giao dịch, biên lai và lịch sử</w:t>
+            </w:r>
+          </w:p>
+        </w:tc>
+        <w:tc>
+          <w:tcPr>
+            <w:tcW w:w="4110" w:type="dxa"/>
+            <w:vAlign w:val="center"/>
+          </w:tcPr>
+          <w:p>
+            <w:r>
+              <w:t>Hệ thống lưu trữ thông tin giao dịch gồm mã giao dịch, thời gian thanh toán, số tiền, phương thức thanh toán, trạng thái, kết quả giao dịch, thông tin biên lai và lịch sử xử lý. Dữ liệu được sử dụng để tra cứu, đối soát và truy vết khi cần thiết</w:t>
+            </w:r>
+          </w:p>
+        </w:tc>
+        <w:tc>
+          <w:tcPr>
+            <w:tcW w:w="1843" w:type="dxa"/>
             <w:vAlign w:val="center"/>
           </w:tcPr>
           <w:p>
             <w:pPr>
               <w:spacing w:line="276" w:lineRule="auto"/>
-              <w:jc w:val="both"/>
               <w:rPr>
                 <w:rFonts w:cs="Times New Roman"/>
                 <w:sz w:val="24"/>
@@ -14947,24 +15722,44 @@
               </w:rPr>
             </w:pPr>
             <w:r>
+              <w:t>Hệ thống thông tin giải quyết thủ tục hành chính</w:t>
+            </w:r>
+          </w:p>
+        </w:tc>
+        <w:tc>
+          <w:tcPr>
+            <w:tcW w:w="992" w:type="dxa"/>
+            <w:vAlign w:val="center"/>
+          </w:tcPr>
+          <w:p>
+            <w:pPr>
+              <w:spacing w:line="276" w:lineRule="auto"/>
               <w:rPr>
                 <w:rFonts w:cs="Times New Roman"/>
                 <w:sz w:val="24"/>
                 <w:szCs w:val="24"/>
               </w:rPr>
-              <w:t>Kiểm tra số dư, hạn mức và xử lý giao dịch</w:t>
-            </w:r>
-          </w:p>
-        </w:tc>
-        <w:tc>
-          <w:tcPr>
-            <w:tcW w:w="3969" w:type="dxa"/>
+            </w:pPr>
+            <w:r>
+              <w:rPr>
+                <w:rStyle w:val="Strong"/>
+                <w:b w:val="0"/>
+              </w:rPr>
+              <w:t>BVA</w:t>
+            </w:r>
+          </w:p>
+        </w:tc>
+      </w:tr>
+      <w:tr>
+        <w:tc>
+          <w:tcPr>
+            <w:tcW w:w="708" w:type="dxa"/>
             <w:vAlign w:val="center"/>
           </w:tcPr>
           <w:p>
             <w:pPr>
               <w:spacing w:line="276" w:lineRule="auto"/>
-              <w:jc w:val="both"/>
+              <w:jc w:val="center"/>
               <w:rPr>
                 <w:rFonts w:cs="Times New Roman"/>
                 <w:sz w:val="24"/>
@@ -14973,23 +15768,55 @@
             </w:pPr>
             <w:r>
               <w:rPr>
+                <w:rStyle w:val="Strong"/>
+                <w:b w:val="0"/>
+              </w:rPr>
+              <w:t>15</w:t>
+            </w:r>
+          </w:p>
+        </w:tc>
+        <w:tc>
+          <w:tcPr>
+            <w:tcW w:w="1981" w:type="dxa"/>
+            <w:vAlign w:val="center"/>
+          </w:tcPr>
+          <w:p>
+            <w:pPr>
+              <w:spacing w:line="276" w:lineRule="auto"/>
+              <w:rPr>
                 <w:rFonts w:cs="Times New Roman"/>
                 <w:sz w:val="24"/>
                 <w:szCs w:val="24"/>
               </w:rPr>
-              <w:t>Ngân hàng/Tổ chức thanh toán</w:t>
-            </w:r>
-          </w:p>
-        </w:tc>
-        <w:tc>
-          <w:tcPr>
-            <w:tcW w:w="1701" w:type="dxa"/>
+            </w:pPr>
+            <w:r>
+              <w:rPr>
+                <w:rStyle w:val="Strong"/>
+                <w:b w:val="0"/>
+              </w:rPr>
+              <w:t>Đối soát và kiểm tra dữ liệu</w:t>
+            </w:r>
+          </w:p>
+        </w:tc>
+        <w:tc>
+          <w:tcPr>
+            <w:tcW w:w="4110" w:type="dxa"/>
+            <w:vAlign w:val="center"/>
+          </w:tcPr>
+          <w:p>
+            <w:r>
+              <w:t>Khi dữ liệu giữa Hệ thống thông tin giải quyết thủ tục hành chính, Cổng thanh toán và ngân hàng không thống nhất, các bên thực hiện đối soát. Nội dung kiểm tra tập trung vào mã giao dịch, số tiền, thời gian, trạng thái và các thông tin liên quan để xác định nguyên nhân sai lệch</w:t>
+            </w:r>
+          </w:p>
+        </w:tc>
+        <w:tc>
+          <w:tcPr>
+            <w:tcW w:w="1843" w:type="dxa"/>
             <w:vAlign w:val="center"/>
           </w:tcPr>
           <w:p>
             <w:pPr>
               <w:spacing w:line="276" w:lineRule="auto"/>
-              <w:jc w:val="both"/>
               <w:rPr>
                 <w:rFonts w:cs="Times New Roman"/>
                 <w:sz w:val="24"/>
@@ -14997,12 +15824,30 @@
               </w:rPr>
             </w:pPr>
             <w:r>
+              <w:t>Cơ quan giải quyết TTHC; Ngân hàng; Cổng thanh toán</w:t>
+            </w:r>
+          </w:p>
+        </w:tc>
+        <w:tc>
+          <w:tcPr>
+            <w:tcW w:w="992" w:type="dxa"/>
+            <w:vAlign w:val="center"/>
+          </w:tcPr>
+          <w:p>
+            <w:pPr>
+              <w:spacing w:line="276" w:lineRule="auto"/>
               <w:rPr>
                 <w:rFonts w:cs="Times New Roman"/>
                 <w:sz w:val="24"/>
                 <w:szCs w:val="24"/>
               </w:rPr>
-              <w:t>VA</w:t>
+            </w:pPr>
+            <w:r>
+              <w:rPr>
+                <w:rStyle w:val="Strong"/>
+                <w:b w:val="0"/>
+              </w:rPr>
+              <w:t>BVA</w:t>
             </w:r>
           </w:p>
         </w:tc>
@@ -15016,7 +15861,7 @@
           <w:p>
             <w:pPr>
               <w:spacing w:line="276" w:lineRule="auto"/>
-              <w:jc w:val="both"/>
+              <w:jc w:val="center"/>
               <w:rPr>
                 <w:rFonts w:cs="Times New Roman"/>
                 <w:sz w:val="24"/>
@@ -15025,23 +15870,55 @@
             </w:pPr>
             <w:r>
               <w:rPr>
+                <w:rStyle w:val="Strong"/>
+                <w:b w:val="0"/>
+              </w:rPr>
+              <w:t>16</w:t>
+            </w:r>
+          </w:p>
+        </w:tc>
+        <w:tc>
+          <w:tcPr>
+            <w:tcW w:w="1981" w:type="dxa"/>
+            <w:vAlign w:val="center"/>
+          </w:tcPr>
+          <w:p>
+            <w:pPr>
+              <w:spacing w:line="276" w:lineRule="auto"/>
+              <w:rPr>
                 <w:rFonts w:cs="Times New Roman"/>
                 <w:sz w:val="24"/>
                 <w:szCs w:val="24"/>
               </w:rPr>
-              <w:t>8</w:t>
-            </w:r>
-          </w:p>
-        </w:tc>
-        <w:tc>
-          <w:tcPr>
-            <w:tcW w:w="2973" w:type="dxa"/>
+            </w:pPr>
+            <w:r>
+              <w:rPr>
+                <w:rStyle w:val="Strong"/>
+                <w:b w:val="0"/>
+              </w:rPr>
+              <w:t>Cập nhật và xác nhận kết quả đối soát</w:t>
+            </w:r>
+          </w:p>
+        </w:tc>
+        <w:tc>
+          <w:tcPr>
+            <w:tcW w:w="4110" w:type="dxa"/>
+            <w:vAlign w:val="center"/>
+          </w:tcPr>
+          <w:p>
+            <w:r>
+              <w:t>Sau khi hoàn tất kiểm tra, các bên xác định kết quả chính xác của giao dịch và cập nhật trạng thái trên hệ thống. Giao dịch có thể được xác nhận thành công, thất bại hoặc chuyển sang hướng xử lý khác như hoàn trả</w:t>
+            </w:r>
+          </w:p>
+        </w:tc>
+        <w:tc>
+          <w:tcPr>
+            <w:tcW w:w="1843" w:type="dxa"/>
             <w:vAlign w:val="center"/>
           </w:tcPr>
           <w:p>
             <w:pPr>
               <w:spacing w:line="276" w:lineRule="auto"/>
-              <w:jc w:val="both"/>
               <w:rPr>
                 <w:rFonts w:cs="Times New Roman"/>
                 <w:sz w:val="24"/>
@@ -15049,876 +15926,28 @@
               </w:rPr>
             </w:pPr>
             <w:r>
+              <w:t>Cơ quan giải quyết TTHC; Ngân hàng; Cổng thanh toán</w:t>
+            </w:r>
+          </w:p>
+        </w:tc>
+        <w:tc>
+          <w:tcPr>
+            <w:tcW w:w="992" w:type="dxa"/>
+            <w:vAlign w:val="center"/>
+          </w:tcPr>
+          <w:p>
+            <w:pPr>
+              <w:spacing w:line="276" w:lineRule="auto"/>
               <w:rPr>
                 <w:rFonts w:cs="Times New Roman"/>
                 <w:sz w:val="24"/>
                 <w:szCs w:val="24"/>
               </w:rPr>
-              <w:t>Trả kết quả giao dịch</w:t>
-            </w:r>
-          </w:p>
-        </w:tc>
-        <w:tc>
-          <w:tcPr>
-            <w:tcW w:w="3969" w:type="dxa"/>
-            <w:vAlign w:val="center"/>
-          </w:tcPr>
-          <w:p>
-            <w:pPr>
-              <w:spacing w:line="276" w:lineRule="auto"/>
-              <w:jc w:val="both"/>
-              <w:rPr>
-                <w:rFonts w:cs="Times New Roman"/>
-                <w:sz w:val="24"/>
-                <w:szCs w:val="24"/>
-              </w:rPr>
             </w:pPr>
             <w:r>
               <w:rPr>
-                <w:rFonts w:cs="Times New Roman"/>
-                <w:sz w:val="24"/>
-                <w:szCs w:val="24"/>
-              </w:rPr>
-              <w:t>Cổng thanh toán; Ngân hàng/Tổ chức thanh toán</w:t>
-            </w:r>
-          </w:p>
-        </w:tc>
-        <w:tc>
-          <w:tcPr>
-            <w:tcW w:w="1701" w:type="dxa"/>
-            <w:vAlign w:val="center"/>
-          </w:tcPr>
-          <w:p>
-            <w:pPr>
-              <w:spacing w:line="276" w:lineRule="auto"/>
-              <w:jc w:val="both"/>
-              <w:rPr>
-                <w:rFonts w:cs="Times New Roman"/>
-                <w:sz w:val="24"/>
-                <w:szCs w:val="24"/>
-              </w:rPr>
-            </w:pPr>
-            <w:r>
-              <w:rPr>
-                <w:rFonts w:cs="Times New Roman"/>
-                <w:sz w:val="24"/>
-                <w:szCs w:val="24"/>
-              </w:rPr>
-              <w:t>BVA</w:t>
-            </w:r>
-          </w:p>
-        </w:tc>
-      </w:tr>
-      <w:tr>
-        <w:tc>
-          <w:tcPr>
-            <w:tcW w:w="708" w:type="dxa"/>
-            <w:vAlign w:val="center"/>
-          </w:tcPr>
-          <w:p>
-            <w:pPr>
-              <w:spacing w:line="276" w:lineRule="auto"/>
-              <w:jc w:val="both"/>
-              <w:rPr>
-                <w:rFonts w:cs="Times New Roman"/>
-                <w:sz w:val="24"/>
-                <w:szCs w:val="24"/>
-              </w:rPr>
-            </w:pPr>
-            <w:r>
-              <w:rPr>
-                <w:rFonts w:cs="Times New Roman"/>
-                <w:sz w:val="24"/>
-                <w:szCs w:val="24"/>
-              </w:rPr>
-              <w:t>9</w:t>
-            </w:r>
-          </w:p>
-        </w:tc>
-        <w:tc>
-          <w:tcPr>
-            <w:tcW w:w="2973" w:type="dxa"/>
-            <w:vAlign w:val="center"/>
-          </w:tcPr>
-          <w:p>
-            <w:pPr>
-              <w:spacing w:line="276" w:lineRule="auto"/>
-              <w:jc w:val="both"/>
-              <w:rPr>
-                <w:rFonts w:cs="Times New Roman"/>
-                <w:sz w:val="24"/>
-                <w:szCs w:val="24"/>
-              </w:rPr>
-            </w:pPr>
-            <w:r>
-              <w:rPr>
-                <w:rFonts w:cs="Times New Roman"/>
-                <w:sz w:val="24"/>
-                <w:szCs w:val="24"/>
-              </w:rPr>
-              <w:t>Xác định kết quả giao dịch</w:t>
-            </w:r>
-          </w:p>
-        </w:tc>
-        <w:tc>
-          <w:tcPr>
-            <w:tcW w:w="3969" w:type="dxa"/>
-            <w:vAlign w:val="center"/>
-          </w:tcPr>
-          <w:p>
-            <w:pPr>
-              <w:spacing w:line="276" w:lineRule="auto"/>
-              <w:jc w:val="both"/>
-              <w:rPr>
-                <w:rFonts w:cs="Times New Roman"/>
-                <w:sz w:val="24"/>
-                <w:szCs w:val="24"/>
-              </w:rPr>
-            </w:pPr>
-            <w:r>
-              <w:rPr>
-                <w:rFonts w:cs="Times New Roman"/>
-                <w:sz w:val="24"/>
-                <w:szCs w:val="24"/>
-              </w:rPr>
-              <w:t>Hệ thống thông tin giải quyết thủ tục hành chính</w:t>
-            </w:r>
-          </w:p>
-        </w:tc>
-        <w:tc>
-          <w:tcPr>
-            <w:tcW w:w="1701" w:type="dxa"/>
-            <w:vAlign w:val="center"/>
-          </w:tcPr>
-          <w:p>
-            <w:pPr>
-              <w:spacing w:line="276" w:lineRule="auto"/>
-              <w:jc w:val="both"/>
-              <w:rPr>
-                <w:rFonts w:cs="Times New Roman"/>
-                <w:sz w:val="24"/>
-                <w:szCs w:val="24"/>
-              </w:rPr>
-            </w:pPr>
-            <w:r>
-              <w:rPr>
-                <w:rFonts w:cs="Times New Roman"/>
-                <w:sz w:val="24"/>
-                <w:szCs w:val="24"/>
-              </w:rPr>
-              <w:t>BVA</w:t>
-            </w:r>
-          </w:p>
-        </w:tc>
-      </w:tr>
-      <w:tr>
-        <w:tc>
-          <w:tcPr>
-            <w:tcW w:w="708" w:type="dxa"/>
-            <w:vAlign w:val="center"/>
-          </w:tcPr>
-          <w:p>
-            <w:pPr>
-              <w:spacing w:line="276" w:lineRule="auto"/>
-              <w:jc w:val="both"/>
-              <w:rPr>
-                <w:rFonts w:cs="Times New Roman"/>
-                <w:sz w:val="24"/>
-                <w:szCs w:val="24"/>
-              </w:rPr>
-            </w:pPr>
-            <w:r>
-              <w:rPr>
-                <w:rFonts w:cs="Times New Roman"/>
-                <w:sz w:val="24"/>
-                <w:szCs w:val="24"/>
-              </w:rPr>
-              <w:t>10</w:t>
-            </w:r>
-          </w:p>
-        </w:tc>
-        <w:tc>
-          <w:tcPr>
-            <w:tcW w:w="2973" w:type="dxa"/>
-            <w:vAlign w:val="center"/>
-          </w:tcPr>
-          <w:p>
-            <w:pPr>
-              <w:spacing w:line="276" w:lineRule="auto"/>
-              <w:jc w:val="both"/>
-              <w:rPr>
-                <w:rFonts w:cs="Times New Roman"/>
-                <w:sz w:val="24"/>
-                <w:szCs w:val="24"/>
-              </w:rPr>
-            </w:pPr>
-            <w:r>
-              <w:rPr>
-                <w:rFonts w:cs="Times New Roman"/>
-                <w:sz w:val="24"/>
-                <w:szCs w:val="24"/>
-              </w:rPr>
-              <w:t>Thanh toán thành công và phát hành biên lai</w:t>
-            </w:r>
-          </w:p>
-        </w:tc>
-        <w:tc>
-          <w:tcPr>
-            <w:tcW w:w="3969" w:type="dxa"/>
-            <w:vAlign w:val="center"/>
-          </w:tcPr>
-          <w:p>
-            <w:pPr>
-              <w:spacing w:line="276" w:lineRule="auto"/>
-              <w:jc w:val="both"/>
-              <w:rPr>
-                <w:rFonts w:cs="Times New Roman"/>
-                <w:sz w:val="24"/>
-                <w:szCs w:val="24"/>
-              </w:rPr>
-            </w:pPr>
-            <w:r>
-              <w:rPr>
-                <w:rFonts w:cs="Times New Roman"/>
-                <w:sz w:val="24"/>
-                <w:szCs w:val="24"/>
-              </w:rPr>
-              <w:t>Hệ thống thông tin giải quyết thủ tục hành chính</w:t>
-            </w:r>
-          </w:p>
-        </w:tc>
-        <w:tc>
-          <w:tcPr>
-            <w:tcW w:w="1701" w:type="dxa"/>
-            <w:vAlign w:val="center"/>
-          </w:tcPr>
-          <w:p>
-            <w:pPr>
-              <w:spacing w:line="276" w:lineRule="auto"/>
-              <w:jc w:val="both"/>
-              <w:rPr>
-                <w:rFonts w:cs="Times New Roman"/>
-                <w:sz w:val="24"/>
-                <w:szCs w:val="24"/>
-              </w:rPr>
-            </w:pPr>
-            <w:r>
-              <w:rPr>
-                <w:rFonts w:cs="Times New Roman"/>
-                <w:sz w:val="24"/>
-                <w:szCs w:val="24"/>
-              </w:rPr>
-              <w:t>BVA</w:t>
-            </w:r>
-          </w:p>
-        </w:tc>
-      </w:tr>
-      <w:tr>
-        <w:tc>
-          <w:tcPr>
-            <w:tcW w:w="708" w:type="dxa"/>
-            <w:vAlign w:val="center"/>
-          </w:tcPr>
-          <w:p>
-            <w:pPr>
-              <w:spacing w:line="276" w:lineRule="auto"/>
-              <w:jc w:val="both"/>
-              <w:rPr>
-                <w:rFonts w:cs="Times New Roman"/>
-                <w:sz w:val="24"/>
-                <w:szCs w:val="24"/>
-              </w:rPr>
-            </w:pPr>
-            <w:r>
-              <w:rPr>
-                <w:rFonts w:cs="Times New Roman"/>
-                <w:sz w:val="24"/>
-                <w:szCs w:val="24"/>
-              </w:rPr>
-              <w:t>11</w:t>
-            </w:r>
-          </w:p>
-        </w:tc>
-        <w:tc>
-          <w:tcPr>
-            <w:tcW w:w="2973" w:type="dxa"/>
-            <w:vAlign w:val="center"/>
-          </w:tcPr>
-          <w:p>
-            <w:pPr>
-              <w:spacing w:line="276" w:lineRule="auto"/>
-              <w:jc w:val="both"/>
-              <w:rPr>
-                <w:rFonts w:cs="Times New Roman"/>
-                <w:sz w:val="24"/>
-                <w:szCs w:val="24"/>
-              </w:rPr>
-            </w:pPr>
-            <w:r>
-              <w:rPr>
-                <w:rFonts w:cs="Times New Roman"/>
-                <w:sz w:val="24"/>
-                <w:szCs w:val="24"/>
-              </w:rPr>
-              <w:t>Thông báo giao dịch thất bại</w:t>
-            </w:r>
-          </w:p>
-        </w:tc>
-        <w:tc>
-          <w:tcPr>
-            <w:tcW w:w="3969" w:type="dxa"/>
-            <w:vAlign w:val="center"/>
-          </w:tcPr>
-          <w:p>
-            <w:pPr>
-              <w:spacing w:line="276" w:lineRule="auto"/>
-              <w:jc w:val="both"/>
-              <w:rPr>
-                <w:rFonts w:cs="Times New Roman"/>
-                <w:sz w:val="24"/>
-                <w:szCs w:val="24"/>
-              </w:rPr>
-            </w:pPr>
-            <w:r>
-              <w:rPr>
-                <w:rFonts w:cs="Times New Roman"/>
-                <w:sz w:val="24"/>
-                <w:szCs w:val="24"/>
-              </w:rPr>
-              <w:t>Hệ thống thông tin giải quyết thủ tục hành chính</w:t>
-            </w:r>
-          </w:p>
-        </w:tc>
-        <w:tc>
-          <w:tcPr>
-            <w:tcW w:w="1701" w:type="dxa"/>
-            <w:vAlign w:val="center"/>
-          </w:tcPr>
-          <w:p>
-            <w:pPr>
-              <w:spacing w:line="276" w:lineRule="auto"/>
-              <w:jc w:val="both"/>
-              <w:rPr>
-                <w:rFonts w:cs="Times New Roman"/>
-                <w:sz w:val="24"/>
-                <w:szCs w:val="24"/>
-              </w:rPr>
-            </w:pPr>
-            <w:r>
-              <w:rPr>
-                <w:rFonts w:cs="Times New Roman"/>
-                <w:sz w:val="24"/>
-                <w:szCs w:val="24"/>
-              </w:rPr>
-              <w:t>BVA</w:t>
-            </w:r>
-          </w:p>
-        </w:tc>
-      </w:tr>
-      <w:tr>
-        <w:tc>
-          <w:tcPr>
-            <w:tcW w:w="708" w:type="dxa"/>
-            <w:vAlign w:val="center"/>
-          </w:tcPr>
-          <w:p>
-            <w:pPr>
-              <w:spacing w:line="276" w:lineRule="auto"/>
-              <w:jc w:val="both"/>
-              <w:rPr>
-                <w:rFonts w:cs="Times New Roman"/>
-                <w:sz w:val="24"/>
-                <w:szCs w:val="24"/>
-              </w:rPr>
-            </w:pPr>
-            <w:r>
-              <w:rPr>
-                <w:rFonts w:cs="Times New Roman"/>
-                <w:sz w:val="24"/>
-                <w:szCs w:val="24"/>
-              </w:rPr>
-              <w:t>12</w:t>
-            </w:r>
-          </w:p>
-        </w:tc>
-        <w:tc>
-          <w:tcPr>
-            <w:tcW w:w="2973" w:type="dxa"/>
-            <w:vAlign w:val="center"/>
-          </w:tcPr>
-          <w:p>
-            <w:pPr>
-              <w:spacing w:line="276" w:lineRule="auto"/>
-              <w:jc w:val="both"/>
-              <w:rPr>
-                <w:rFonts w:cs="Times New Roman"/>
-                <w:sz w:val="24"/>
-                <w:szCs w:val="24"/>
-              </w:rPr>
-            </w:pPr>
-            <w:r>
-              <w:rPr>
-                <w:rFonts w:cs="Times New Roman"/>
-                <w:sz w:val="24"/>
-                <w:szCs w:val="24"/>
-              </w:rPr>
-              <w:t>Thực hiện lại giao dịch</w:t>
-            </w:r>
-          </w:p>
-        </w:tc>
-        <w:tc>
-          <w:tcPr>
-            <w:tcW w:w="3969" w:type="dxa"/>
-            <w:vAlign w:val="center"/>
-          </w:tcPr>
-          <w:p>
-            <w:pPr>
-              <w:spacing w:line="276" w:lineRule="auto"/>
-              <w:jc w:val="both"/>
-              <w:rPr>
-                <w:rFonts w:cs="Times New Roman"/>
-                <w:sz w:val="24"/>
-                <w:szCs w:val="24"/>
-              </w:rPr>
-            </w:pPr>
-            <w:r>
-              <w:rPr>
-                <w:rFonts w:cs="Times New Roman"/>
-                <w:sz w:val="24"/>
-                <w:szCs w:val="24"/>
-              </w:rPr>
-              <w:t>Người dân/Tổ chức</w:t>
-            </w:r>
-          </w:p>
-        </w:tc>
-        <w:tc>
-          <w:tcPr>
-            <w:tcW w:w="1701" w:type="dxa"/>
-            <w:vAlign w:val="center"/>
-          </w:tcPr>
-          <w:p>
-            <w:pPr>
-              <w:spacing w:line="276" w:lineRule="auto"/>
-              <w:jc w:val="both"/>
-              <w:rPr>
-                <w:rFonts w:cs="Times New Roman"/>
-                <w:sz w:val="24"/>
-                <w:szCs w:val="24"/>
-              </w:rPr>
-            </w:pPr>
-            <w:r>
-              <w:rPr>
-                <w:rFonts w:cs="Times New Roman"/>
-                <w:sz w:val="24"/>
-                <w:szCs w:val="24"/>
-              </w:rPr>
-              <w:t>VA</w:t>
-            </w:r>
-          </w:p>
-        </w:tc>
-      </w:tr>
-      <w:tr>
-        <w:tc>
-          <w:tcPr>
-            <w:tcW w:w="708" w:type="dxa"/>
-            <w:vAlign w:val="center"/>
-          </w:tcPr>
-          <w:p>
-            <w:pPr>
-              <w:spacing w:line="276" w:lineRule="auto"/>
-              <w:jc w:val="both"/>
-              <w:rPr>
-                <w:rFonts w:cs="Times New Roman"/>
-                <w:sz w:val="24"/>
-                <w:szCs w:val="24"/>
-              </w:rPr>
-            </w:pPr>
-            <w:r>
-              <w:rPr>
-                <w:rFonts w:cs="Times New Roman"/>
-                <w:sz w:val="24"/>
-                <w:szCs w:val="24"/>
-              </w:rPr>
-              <w:t>13</w:t>
-            </w:r>
-          </w:p>
-        </w:tc>
-        <w:tc>
-          <w:tcPr>
-            <w:tcW w:w="2973" w:type="dxa"/>
-            <w:vAlign w:val="center"/>
-          </w:tcPr>
-          <w:p>
-            <w:pPr>
-              <w:spacing w:line="276" w:lineRule="auto"/>
-              <w:jc w:val="both"/>
-              <w:rPr>
-                <w:rFonts w:cs="Times New Roman"/>
-                <w:sz w:val="24"/>
-                <w:szCs w:val="24"/>
-              </w:rPr>
-            </w:pPr>
-            <w:r>
-              <w:rPr>
-                <w:rFonts w:cs="Times New Roman"/>
-                <w:sz w:val="24"/>
-                <w:szCs w:val="24"/>
-              </w:rPr>
-              <w:t>Xác nhận ngưng giao dịch</w:t>
-            </w:r>
-          </w:p>
-        </w:tc>
-        <w:tc>
-          <w:tcPr>
-            <w:tcW w:w="3969" w:type="dxa"/>
-            <w:vAlign w:val="center"/>
-          </w:tcPr>
-          <w:p>
-            <w:pPr>
-              <w:spacing w:line="276" w:lineRule="auto"/>
-              <w:jc w:val="both"/>
-              <w:rPr>
-                <w:rFonts w:cs="Times New Roman"/>
-                <w:sz w:val="24"/>
-                <w:szCs w:val="24"/>
-              </w:rPr>
-            </w:pPr>
-            <w:r>
-              <w:rPr>
-                <w:rFonts w:cs="Times New Roman"/>
-                <w:sz w:val="24"/>
-                <w:szCs w:val="24"/>
-              </w:rPr>
-              <w:t>Người dân/Tổ chức; Hệ thống</w:t>
-            </w:r>
-          </w:p>
-        </w:tc>
-        <w:tc>
-          <w:tcPr>
-            <w:tcW w:w="1701" w:type="dxa"/>
-            <w:vAlign w:val="center"/>
-          </w:tcPr>
-          <w:p>
-            <w:pPr>
-              <w:spacing w:line="276" w:lineRule="auto"/>
-              <w:jc w:val="both"/>
-              <w:rPr>
-                <w:rFonts w:cs="Times New Roman"/>
-                <w:sz w:val="24"/>
-                <w:szCs w:val="24"/>
-              </w:rPr>
-            </w:pPr>
-            <w:r>
-              <w:rPr>
-                <w:rFonts w:cs="Times New Roman"/>
-                <w:sz w:val="24"/>
-                <w:szCs w:val="24"/>
-              </w:rPr>
-              <w:t>BVA</w:t>
-            </w:r>
-          </w:p>
-        </w:tc>
-      </w:tr>
-      <w:tr>
-        <w:tc>
-          <w:tcPr>
-            <w:tcW w:w="708" w:type="dxa"/>
-            <w:vAlign w:val="center"/>
-          </w:tcPr>
-          <w:p>
-            <w:pPr>
-              <w:spacing w:line="276" w:lineRule="auto"/>
-              <w:jc w:val="both"/>
-              <w:rPr>
-                <w:rFonts w:cs="Times New Roman"/>
-                <w:sz w:val="24"/>
-                <w:szCs w:val="24"/>
-              </w:rPr>
-            </w:pPr>
-            <w:r>
-              <w:rPr>
-                <w:rFonts w:cs="Times New Roman"/>
-                <w:sz w:val="24"/>
-                <w:szCs w:val="24"/>
-              </w:rPr>
-              <w:t>14</w:t>
-            </w:r>
-          </w:p>
-        </w:tc>
-        <w:tc>
-          <w:tcPr>
-            <w:tcW w:w="2973" w:type="dxa"/>
-            <w:vAlign w:val="center"/>
-          </w:tcPr>
-          <w:p>
-            <w:pPr>
-              <w:spacing w:line="276" w:lineRule="auto"/>
-              <w:jc w:val="both"/>
-              <w:rPr>
-                <w:rFonts w:cs="Times New Roman"/>
-                <w:sz w:val="24"/>
-                <w:szCs w:val="24"/>
-              </w:rPr>
-            </w:pPr>
-            <w:r>
-              <w:rPr>
-                <w:rFonts w:cs="Times New Roman"/>
-                <w:sz w:val="24"/>
-                <w:szCs w:val="24"/>
-              </w:rPr>
-              <w:t>Đối soát và kiểm tra dữ liệu</w:t>
-            </w:r>
-          </w:p>
-        </w:tc>
-        <w:tc>
-          <w:tcPr>
-            <w:tcW w:w="3969" w:type="dxa"/>
-            <w:vAlign w:val="center"/>
-          </w:tcPr>
-          <w:p>
-            <w:pPr>
-              <w:spacing w:line="276" w:lineRule="auto"/>
-              <w:jc w:val="both"/>
-              <w:rPr>
-                <w:rFonts w:cs="Times New Roman"/>
-                <w:sz w:val="24"/>
-                <w:szCs w:val="24"/>
-              </w:rPr>
-            </w:pPr>
-            <w:r>
-              <w:rPr>
-                <w:rFonts w:cs="Times New Roman"/>
-                <w:sz w:val="24"/>
-                <w:szCs w:val="24"/>
-              </w:rPr>
-              <w:t>Cơ quan giải quyết TTHC; Ngân hàng; Cổng thanh toán</w:t>
-            </w:r>
-          </w:p>
-        </w:tc>
-        <w:tc>
-          <w:tcPr>
-            <w:tcW w:w="1701" w:type="dxa"/>
-            <w:vAlign w:val="center"/>
-          </w:tcPr>
-          <w:p>
-            <w:pPr>
-              <w:spacing w:line="276" w:lineRule="auto"/>
-              <w:jc w:val="both"/>
-              <w:rPr>
-                <w:rFonts w:cs="Times New Roman"/>
-                <w:sz w:val="24"/>
-                <w:szCs w:val="24"/>
-              </w:rPr>
-            </w:pPr>
-            <w:r>
-              <w:rPr>
-                <w:rFonts w:cs="Times New Roman"/>
-                <w:sz w:val="24"/>
-                <w:szCs w:val="24"/>
-              </w:rPr>
-              <w:t>BVA</w:t>
-            </w:r>
-          </w:p>
-        </w:tc>
-      </w:tr>
-      <w:tr>
-        <w:tc>
-          <w:tcPr>
-            <w:tcW w:w="708" w:type="dxa"/>
-            <w:vAlign w:val="center"/>
-          </w:tcPr>
-          <w:p>
-            <w:pPr>
-              <w:spacing w:line="276" w:lineRule="auto"/>
-              <w:jc w:val="both"/>
-              <w:rPr>
-                <w:rFonts w:cs="Times New Roman"/>
-                <w:sz w:val="24"/>
-                <w:szCs w:val="24"/>
-              </w:rPr>
-            </w:pPr>
-            <w:r>
-              <w:rPr>
-                <w:rFonts w:cs="Times New Roman"/>
-                <w:sz w:val="24"/>
-                <w:szCs w:val="24"/>
-              </w:rPr>
-              <w:t>15</w:t>
-            </w:r>
-          </w:p>
-        </w:tc>
-        <w:tc>
-          <w:tcPr>
-            <w:tcW w:w="2973" w:type="dxa"/>
-            <w:vAlign w:val="center"/>
-          </w:tcPr>
-          <w:p>
-            <w:pPr>
-              <w:spacing w:line="276" w:lineRule="auto"/>
-              <w:jc w:val="both"/>
-              <w:rPr>
-                <w:rFonts w:cs="Times New Roman"/>
-                <w:sz w:val="24"/>
-                <w:szCs w:val="24"/>
-              </w:rPr>
-            </w:pPr>
-            <w:r>
-              <w:rPr>
-                <w:rFonts w:cs="Times New Roman"/>
-                <w:sz w:val="24"/>
-                <w:szCs w:val="24"/>
-              </w:rPr>
-              <w:t>Hoàn trả giao dịch (nếu có)</w:t>
-            </w:r>
-          </w:p>
-        </w:tc>
-        <w:tc>
-          <w:tcPr>
-            <w:tcW w:w="3969" w:type="dxa"/>
-            <w:vAlign w:val="center"/>
-          </w:tcPr>
-          <w:p>
-            <w:pPr>
-              <w:spacing w:line="276" w:lineRule="auto"/>
-              <w:jc w:val="both"/>
-              <w:rPr>
-                <w:rFonts w:cs="Times New Roman"/>
-                <w:sz w:val="24"/>
-                <w:szCs w:val="24"/>
-              </w:rPr>
-            </w:pPr>
-            <w:r>
-              <w:rPr>
-                <w:rFonts w:cs="Times New Roman"/>
-                <w:sz w:val="24"/>
-                <w:szCs w:val="24"/>
-              </w:rPr>
-              <w:t>Ngân hàng/Tổ chức thanh toán; Cơ quan giải quyết TTHC</w:t>
-            </w:r>
-          </w:p>
-        </w:tc>
-        <w:tc>
-          <w:tcPr>
-            <w:tcW w:w="1701" w:type="dxa"/>
-            <w:vAlign w:val="center"/>
-          </w:tcPr>
-          <w:p>
-            <w:pPr>
-              <w:spacing w:line="276" w:lineRule="auto"/>
-              <w:jc w:val="both"/>
-              <w:rPr>
-                <w:rFonts w:cs="Times New Roman"/>
-                <w:sz w:val="24"/>
-                <w:szCs w:val="24"/>
-              </w:rPr>
-            </w:pPr>
-            <w:r>
-              <w:rPr>
-                <w:rFonts w:cs="Times New Roman"/>
-                <w:sz w:val="24"/>
-                <w:szCs w:val="24"/>
-              </w:rPr>
-              <w:t>VA</w:t>
-            </w:r>
-          </w:p>
-        </w:tc>
-      </w:tr>
-      <w:tr>
-        <w:tc>
-          <w:tcPr>
-            <w:tcW w:w="708" w:type="dxa"/>
-            <w:vAlign w:val="center"/>
-          </w:tcPr>
-          <w:p>
-            <w:pPr>
-              <w:spacing w:line="276" w:lineRule="auto"/>
-              <w:jc w:val="both"/>
-              <w:rPr>
-                <w:rFonts w:cs="Times New Roman"/>
-                <w:sz w:val="24"/>
-                <w:szCs w:val="24"/>
-              </w:rPr>
-            </w:pPr>
-            <w:r>
-              <w:rPr>
-                <w:rFonts w:cs="Times New Roman"/>
-                <w:sz w:val="24"/>
-                <w:szCs w:val="24"/>
-              </w:rPr>
-              <w:t>16</w:t>
-            </w:r>
-          </w:p>
-        </w:tc>
-        <w:tc>
-          <w:tcPr>
-            <w:tcW w:w="2973" w:type="dxa"/>
-            <w:vAlign w:val="center"/>
-          </w:tcPr>
-          <w:p>
-            <w:pPr>
-              <w:spacing w:line="276" w:lineRule="auto"/>
-              <w:jc w:val="both"/>
-              <w:rPr>
-                <w:rFonts w:cs="Times New Roman"/>
-                <w:sz w:val="24"/>
-                <w:szCs w:val="24"/>
-              </w:rPr>
-            </w:pPr>
-            <w:r>
-              <w:rPr>
-                <w:rFonts w:cs="Times New Roman"/>
-                <w:sz w:val="24"/>
-                <w:szCs w:val="24"/>
-              </w:rPr>
-              <w:t>Lưu trữ thông tin giao dịch</w:t>
-            </w:r>
-          </w:p>
-        </w:tc>
-        <w:tc>
-          <w:tcPr>
-            <w:tcW w:w="3969" w:type="dxa"/>
-            <w:vAlign w:val="center"/>
-          </w:tcPr>
-          <w:p>
-            <w:pPr>
-              <w:spacing w:line="276" w:lineRule="auto"/>
-              <w:jc w:val="both"/>
-              <w:rPr>
-                <w:rFonts w:cs="Times New Roman"/>
-                <w:sz w:val="24"/>
-                <w:szCs w:val="24"/>
-              </w:rPr>
-            </w:pPr>
-            <w:r>
-              <w:rPr>
-                <w:rFonts w:cs="Times New Roman"/>
-                <w:sz w:val="24"/>
-                <w:szCs w:val="24"/>
-              </w:rPr>
-              <w:t>Hệ thống thông tin giải quyết thủ tục hành chính</w:t>
-            </w:r>
-          </w:p>
-        </w:tc>
-        <w:tc>
-          <w:tcPr>
-            <w:tcW w:w="1701" w:type="dxa"/>
-            <w:vAlign w:val="center"/>
-          </w:tcPr>
-          <w:p>
-            <w:pPr>
-              <w:spacing w:line="276" w:lineRule="auto"/>
-              <w:jc w:val="both"/>
-              <w:rPr>
-                <w:rFonts w:cs="Times New Roman"/>
-                <w:sz w:val="24"/>
-                <w:szCs w:val="24"/>
-              </w:rPr>
-            </w:pPr>
-            <w:r>
-              <w:rPr>
-                <w:rFonts w:cs="Times New Roman"/>
-                <w:sz w:val="24"/>
-                <w:szCs w:val="24"/>
+                <w:rStyle w:val="Strong"/>
+                <w:b w:val="0"/>
               </w:rPr>
               <w:t>BVA</w:t>
             </w:r>
@@ -15946,7 +15975,6 @@
           <w:szCs w:val="24"/>
         </w:rPr>
       </w:pPr>
-      <w:bookmarkStart w:id="49" w:name="_GoBack"/>
       <w:r>
         <w:rPr>
           <w:rFonts w:cs="Times New Roman"/>
@@ -15964,7 +15992,6 @@
         <w:t xml:space="preserve"> Phân tích quy trình</w:t>
       </w:r>
     </w:p>
-    <w:bookmarkEnd w:id="49"/>
     <w:p>
       <w:pPr>
         <w:jc w:val="both"/>
@@ -16034,7 +16061,6 @@
           <w:sz w:val="24"/>
           <w:szCs w:val="24"/>
         </w:rPr>
-        <w:lastRenderedPageBreak/>
         <w:t>Quy trình bắt đầu khi người dân hoặc tổ chức phát sinh nghĩa vụ thanh toán và khởi tạo yêu cầu trên hệ thống. sau khi lựa chọn phương thức thanh toán và xác thực giao dịch, yêu cầu được chuyển đến cổng thanh toán và ngân hàng để xử lý. kết quả giao dịch sau đó được trả về hệ thống để cập nhật trạng thái, thông báo cho người dùng và lưu trữ thông tin.</w:t>
       </w:r>
     </w:p>
@@ -16099,6 +16125,7 @@
           <w:sz w:val="24"/>
           <w:szCs w:val="24"/>
         </w:rPr>
+        <w:lastRenderedPageBreak/>
         <w:t>Quy trình thanh toán trực tuyến có sự tham gia của các tác nhân chính sau:</w:t>
       </w:r>
     </w:p>
@@ -16303,11 +16330,7 @@
         <w:jc w:val="both"/>
       </w:pPr>
       <w:r>
-        <w:t xml:space="preserve">Người dân hoặc tổ chức kiểm tra số tiền cần thanh toán được hiển thị trên hệ thống trước khi thực hiện giao dịch. Thông tin có thể bao gồm số tiền, nội dung khoản thu, mã hồ sơ và các thông tin liên quan đến nghĩa vụ tài chính. Nếu người dùng xác nhận tiếp tục, quy trình </w:t>
-      </w:r>
-      <w:r>
-        <w:lastRenderedPageBreak/>
-        <w:t>chuyển sang bước lựa chọn phương thức thanh toán. Trường hợp không tiếp tục thực hiện, giao dịch có thể được kết thúc và thông tin được ghi nhận trên hệ thống.</w:t>
+        <w:t>Người dân hoặc tổ chức kiểm tra số tiền cần thanh toán được hiển thị trên hệ thống trước khi thực hiện giao dịch. Thông tin có thể bao gồm số tiền, nội dung khoản thu, mã hồ sơ và các thông tin liên quan đến nghĩa vụ tài chính. Nếu người dùng xác nhận tiếp tục, quy trình chuyển sang bước lựa chọn phương thức thanh toán. Trường hợp không tiếp tục thực hiện, giao dịch có thể được kết thúc và thông tin được ghi nhận trên hệ thống.</w:t>
       </w:r>
     </w:p>
     <w:p>
@@ -16326,7 +16349,15 @@
           <w:sz w:val="24"/>
           <w:szCs w:val="24"/>
         </w:rPr>
-        <w:t>Bước 3. Lựa chọn phương thức và xác thực giao dịch</w:t>
+        <w:t xml:space="preserve">Bước 3. Lựa chọn phương thức </w:t>
+      </w:r>
+      <w:r>
+        <w:rPr>
+          <w:rFonts w:cs="Times New Roman"/>
+          <w:sz w:val="24"/>
+          <w:szCs w:val="24"/>
+        </w:rPr>
+        <w:t>thanh toán</w:t>
       </w:r>
     </w:p>
     <w:p>
@@ -16433,6 +16464,28 @@
     </w:p>
     <w:p>
       <w:pPr>
+        <w:spacing w:before="100" w:beforeAutospacing="1" w:after="100" w:afterAutospacing="1"/>
+        <w:jc w:val="both"/>
+        <w:rPr>
+          <w:rFonts w:cs="Times New Roman"/>
+          <w:i/>
+          <w:sz w:val="24"/>
+          <w:szCs w:val="24"/>
+        </w:rPr>
+      </w:pPr>
+      <w:r>
+        <w:rPr>
+          <w:rFonts w:cs="Times New Roman"/>
+          <w:i/>
+          <w:sz w:val="24"/>
+          <w:szCs w:val="24"/>
+        </w:rPr>
+        <w:lastRenderedPageBreak/>
+        <w:t>Bước 4: Xác thực giao dịch</w:t>
+      </w:r>
+    </w:p>
+    <w:p>
+      <w:pPr>
         <w:pStyle w:val="NormalWeb"/>
         <w:spacing w:line="276" w:lineRule="auto"/>
         <w:ind w:firstLine="360"/>
@@ -16458,7 +16511,23 @@
           <w:sz w:val="24"/>
           <w:szCs w:val="24"/>
         </w:rPr>
-        <w:t>Bước 4. Xác nhận thanh toán</w:t>
+        <w:t>Bướ</w:t>
+      </w:r>
+      <w:r>
+        <w:rPr>
+          <w:rFonts w:cs="Times New Roman"/>
+          <w:sz w:val="24"/>
+          <w:szCs w:val="24"/>
+        </w:rPr>
+        <w:t>c 5</w:t>
+      </w:r>
+      <w:r>
+        <w:rPr>
+          <w:rFonts w:cs="Times New Roman"/>
+          <w:sz w:val="24"/>
+          <w:szCs w:val="24"/>
+        </w:rPr>
+        <w:t>. Xác nhận thanh toán</w:t>
       </w:r>
     </w:p>
     <w:p>
@@ -16488,126 +16557,7 @@
           <w:sz w:val="24"/>
           <w:szCs w:val="24"/>
         </w:rPr>
-        <w:t>Bước 5. Tiếp nhận yêu cầu và kiểm tra thông tin</w:t>
-      </w:r>
-    </w:p>
-    <w:p>
-      <w:pPr>
-        <w:pStyle w:val="NormalWeb"/>
-        <w:spacing w:line="276" w:lineRule="auto"/>
-        <w:ind w:firstLine="720"/>
-        <w:jc w:val="both"/>
-      </w:pPr>
-      <w:r>
-        <w:t>Hệ thống thông tin giải quyết thủ tục hành chính tiếp nhận yêu cầu thanh toán và thực hiện kiểm tra các thông tin cần thiết của giao dịch, bao gồm thông tin hồ sơ, số tiền phải thanh toán và các thông tin liên quan. Quá trình kiểm tra được thực hiện theo các nội dung:</w:t>
-      </w:r>
-    </w:p>
-    <w:p>
-      <w:pPr>
-        <w:numPr>
-          <w:ilvl w:val="0"/>
-          <w:numId w:val="30"/>
-        </w:numPr>
-        <w:spacing w:before="100" w:beforeAutospacing="1" w:after="100" w:afterAutospacing="1"/>
-        <w:jc w:val="both"/>
-        <w:rPr>
-          <w:rFonts w:cs="Times New Roman"/>
-          <w:sz w:val="24"/>
-          <w:szCs w:val="24"/>
-        </w:rPr>
-      </w:pPr>
-      <w:r>
-        <w:rPr>
-          <w:rStyle w:val="Strong"/>
-          <w:rFonts w:cs="Times New Roman"/>
-          <w:b w:val="0"/>
-          <w:sz w:val="24"/>
-          <w:szCs w:val="24"/>
-        </w:rPr>
-        <w:t>Kiểm tra số dư:</w:t>
-      </w:r>
-      <w:r>
-        <w:rPr>
-          <w:rFonts w:cs="Times New Roman"/>
-          <w:sz w:val="24"/>
-          <w:szCs w:val="24"/>
-        </w:rPr>
-        <w:t xml:space="preserve"> xác định tài khoản hoặc phương thức thanh toán có đủ khả năng thực hiện giao dịch hay không; </w:t>
-      </w:r>
-    </w:p>
-    <w:p>
-      <w:pPr>
-        <w:numPr>
-          <w:ilvl w:val="0"/>
-          <w:numId w:val="30"/>
-        </w:numPr>
-        <w:spacing w:before="100" w:beforeAutospacing="1" w:after="100" w:afterAutospacing="1"/>
-        <w:jc w:val="both"/>
-        <w:rPr>
-          <w:rFonts w:cs="Times New Roman"/>
-          <w:sz w:val="24"/>
-          <w:szCs w:val="24"/>
-        </w:rPr>
-      </w:pPr>
-      <w:r>
-        <w:rPr>
-          <w:rStyle w:val="Strong"/>
-          <w:rFonts w:cs="Times New Roman"/>
-          <w:b w:val="0"/>
-          <w:sz w:val="24"/>
-          <w:szCs w:val="24"/>
-        </w:rPr>
-        <w:t>Kiểm tra thông tin:</w:t>
-      </w:r>
-      <w:r>
-        <w:rPr>
-          <w:rFonts w:cs="Times New Roman"/>
-          <w:sz w:val="24"/>
-          <w:szCs w:val="24"/>
-        </w:rPr>
-        <w:t xml:space="preserve"> kiểm tra thông tin tài khoản, giao dịch và các thông tin liên quan; </w:t>
-      </w:r>
-    </w:p>
-    <w:p>
-      <w:pPr>
-        <w:numPr>
-          <w:ilvl w:val="0"/>
-          <w:numId w:val="30"/>
-        </w:numPr>
-        <w:spacing w:before="100" w:beforeAutospacing="1" w:after="100" w:afterAutospacing="1"/>
-        <w:jc w:val="both"/>
-        <w:rPr>
-          <w:rFonts w:cs="Times New Roman"/>
-          <w:sz w:val="24"/>
-          <w:szCs w:val="24"/>
-        </w:rPr>
-      </w:pPr>
-      <w:r>
-        <w:rPr>
-          <w:rStyle w:val="Strong"/>
-          <w:rFonts w:cs="Times New Roman"/>
-          <w:b w:val="0"/>
-          <w:sz w:val="24"/>
-          <w:szCs w:val="24"/>
-        </w:rPr>
-        <w:t>Kiểm tra hạn mức:</w:t>
-      </w:r>
-      <w:r>
-        <w:rPr>
-          <w:rFonts w:cs="Times New Roman"/>
-          <w:b/>
-          <w:sz w:val="24"/>
-          <w:szCs w:val="24"/>
-        </w:rPr>
-        <w:t xml:space="preserve"> </w:t>
-      </w:r>
-      <w:r>
-        <w:rPr>
-          <w:rFonts w:cs="Times New Roman"/>
-          <w:sz w:val="24"/>
-          <w:szCs w:val="24"/>
-        </w:rPr>
-        <w:t xml:space="preserve">xác định giao dịch có nằm trong giới hạn thanh toán được phép hay không. </w:t>
+        <w:t>Bước 6. Kiểm tra điều kiện thanh toán</w:t>
       </w:r>
     </w:p>
     <w:p>
@@ -16617,7 +16567,7 @@
         <w:jc w:val="both"/>
       </w:pPr>
       <w:r>
-        <w:t>Sau khi hoàn tất kiểm tra, hệ thống tổng hợp kết quả và xác định giao dịch có đủ điều kiện để chuyển sang Cổng thanh toán hay không.</w:t>
+        <w:t>Hệ thống thông tin giải quyết thủ tục hành chính tiếp nhận yêu cầu thanh toán và kiểm tra các thông tin cần thiết của giao dịch, bao gồm thông tin hồ sơ, số tiền phải thanh toán và các thông tin liên quan.</w:t>
       </w:r>
     </w:p>
     <w:p>
@@ -16627,7 +16577,7 @@
         <w:jc w:val="both"/>
       </w:pPr>
       <w:r>
-        <w:t>Nếu thông tin không hợp lệ hoặc giao dịch không đáp ứng điều kiện, hệ thống thông báo lỗi để người dân hoặc tổ chức thực hiện lại giao dịch.</w:t>
+        <w:t>Hệ thống xác định giao dịch có đủ điều kiện để chuyển sang Cổng thanh toán hay không. Nếu thông tin hợp lệ, giao dịch được chuyển sang bước tiếp theo. Nếu thông tin không hợp lệ hoặc giao dịch không đáp ứng điều kiện, hệ thống thông báo lỗi để người dân hoặc tổ chức thực hiện lại giao dịch.</w:t>
       </w:r>
     </w:p>
     <w:p>
@@ -16646,8 +16596,23 @@
           <w:sz w:val="24"/>
           <w:szCs w:val="24"/>
         </w:rPr>
-        <w:lastRenderedPageBreak/>
-        <w:t>Bước 6. Chuyển yêu cầu sang Cổng thanh toán</w:t>
+        <w:t>Bướ</w:t>
+      </w:r>
+      <w:r>
+        <w:rPr>
+          <w:rFonts w:cs="Times New Roman"/>
+          <w:sz w:val="24"/>
+          <w:szCs w:val="24"/>
+        </w:rPr>
+        <w:t>c 7</w:t>
+      </w:r>
+      <w:r>
+        <w:rPr>
+          <w:rFonts w:cs="Times New Roman"/>
+          <w:sz w:val="24"/>
+          <w:szCs w:val="24"/>
+        </w:rPr>
+        <w:t>. Chuyển yêu cầu sang Cổng thanh toán</w:t>
       </w:r>
     </w:p>
     <w:p>
@@ -16683,7 +16648,23 @@
           <w:sz w:val="24"/>
           <w:szCs w:val="24"/>
         </w:rPr>
-        <w:t>Bước 7. Tiếp nhận và xử lý giao dịch tại ngân hàng</w:t>
+        <w:t>Bướ</w:t>
+      </w:r>
+      <w:r>
+        <w:rPr>
+          <w:rFonts w:cs="Times New Roman"/>
+          <w:sz w:val="24"/>
+          <w:szCs w:val="24"/>
+        </w:rPr>
+        <w:t>c 8</w:t>
+      </w:r>
+      <w:r>
+        <w:rPr>
+          <w:rFonts w:cs="Times New Roman"/>
+          <w:sz w:val="24"/>
+          <w:szCs w:val="24"/>
+        </w:rPr>
+        <w:t>. Tiếp nhận và xử lý giao dịch tại ngân hàng</w:t>
       </w:r>
     </w:p>
     <w:p>
@@ -16727,7 +16708,15 @@
           <w:sz w:val="24"/>
           <w:szCs w:val="24"/>
         </w:rPr>
-        <w:t xml:space="preserve">Kiểm tra thông tin tài khoản; </w:t>
+        <w:t>Kiểm tra thông tin tài khoả</w:t>
+      </w:r>
+      <w:r>
+        <w:rPr>
+          <w:rFonts w:cs="Times New Roman"/>
+          <w:sz w:val="24"/>
+          <w:szCs w:val="24"/>
+        </w:rPr>
+        <w:t>n</w:t>
       </w:r>
     </w:p>
     <w:p>
@@ -16750,7 +16739,15 @@
           <w:sz w:val="24"/>
           <w:szCs w:val="24"/>
         </w:rPr>
-        <w:t xml:space="preserve">Kiểm tra số dư; </w:t>
+        <w:t>Kiểm tra số</w:t>
+      </w:r>
+      <w:r>
+        <w:rPr>
+          <w:rFonts w:cs="Times New Roman"/>
+          <w:sz w:val="24"/>
+          <w:szCs w:val="24"/>
+        </w:rPr>
+        <w:t xml:space="preserve"> dư</w:t>
       </w:r>
     </w:p>
     <w:p>
@@ -16773,7 +16770,15 @@
           <w:sz w:val="24"/>
           <w:szCs w:val="24"/>
         </w:rPr>
-        <w:t xml:space="preserve">Kiểm tra hạn mức; </w:t>
+        <w:t>Kiểm tra hạn mứ</w:t>
+      </w:r>
+      <w:r>
+        <w:rPr>
+          <w:rFonts w:cs="Times New Roman"/>
+          <w:sz w:val="24"/>
+          <w:szCs w:val="24"/>
+        </w:rPr>
+        <w:t>c</w:t>
       </w:r>
     </w:p>
     <w:p>
@@ -16796,7 +16801,15 @@
           <w:sz w:val="24"/>
           <w:szCs w:val="24"/>
         </w:rPr>
-        <w:t xml:space="preserve">Kiểm tra điều kiện xác thực; </w:t>
+        <w:t>Kiểm tra điều kiện xác thự</w:t>
+      </w:r>
+      <w:r>
+        <w:rPr>
+          <w:rFonts w:cs="Times New Roman"/>
+          <w:sz w:val="24"/>
+          <w:szCs w:val="24"/>
+        </w:rPr>
+        <w:t>c</w:t>
       </w:r>
     </w:p>
     <w:p>
@@ -16819,7 +16832,16 @@
           <w:sz w:val="24"/>
           <w:szCs w:val="24"/>
         </w:rPr>
-        <w:t xml:space="preserve">Thực hiện giao dịch; </w:t>
+        <w:lastRenderedPageBreak/>
+        <w:t>Thực hiện giao dị</w:t>
+      </w:r>
+      <w:r>
+        <w:rPr>
+          <w:rFonts w:cs="Times New Roman"/>
+          <w:sz w:val="24"/>
+          <w:szCs w:val="24"/>
+        </w:rPr>
+        <w:t>ch</w:t>
       </w:r>
     </w:p>
     <w:p>
@@ -16842,8 +16864,18 @@
           <w:sz w:val="24"/>
           <w:szCs w:val="24"/>
         </w:rPr>
-        <w:t xml:space="preserve">Gửi kết quả xử lý về Cổng thanh toán. </w:t>
-      </w:r>
+        <w:t>Gửi kết quả xử lý về Cổ</w:t>
+      </w:r>
+      <w:r>
+        <w:rPr>
+          <w:rFonts w:cs="Times New Roman"/>
+          <w:sz w:val="24"/>
+          <w:szCs w:val="24"/>
+        </w:rPr>
+        <w:t>ng thanh toán</w:t>
+      </w:r>
+      <w:bookmarkStart w:id="49" w:name="_GoBack"/>
+      <w:bookmarkEnd w:id="49"/>
     </w:p>
     <w:p>
       <w:pPr>
@@ -16890,896 +16922,1133 @@
     </w:p>
     <w:p>
       <w:pPr>
-        <w:pStyle w:val="Heading6"/>
+        <w:pStyle w:val="Heading1"/>
+        <w:spacing w:line="276" w:lineRule="auto"/>
         <w:jc w:val="both"/>
         <w:rPr>
           <w:rFonts w:cs="Times New Roman"/>
+          <w:b w:val="0"/>
+          <w:i/>
+          <w:iCs/>
+          <w:color w:val="000000" w:themeColor="text1"/>
           <w:sz w:val="24"/>
           <w:szCs w:val="24"/>
         </w:rPr>
       </w:pPr>
+      <w:bookmarkStart w:id="50" w:name="_Toc236264132"/>
+      <w:bookmarkStart w:id="51" w:name="_Toc236682220"/>
       <w:r>
         <w:rPr>
           <w:rFonts w:cs="Times New Roman"/>
+          <w:b w:val="0"/>
+          <w:i/>
+          <w:iCs/>
+          <w:color w:val="000000" w:themeColor="text1"/>
           <w:sz w:val="24"/>
           <w:szCs w:val="24"/>
         </w:rPr>
-        <w:t>Bước 8. Xác định kết quả giao dịch</w:t>
-      </w:r>
-    </w:p>
-    <w:p>
-      <w:pPr>
-        <w:pStyle w:val="NormalWeb"/>
-        <w:spacing w:line="276" w:lineRule="auto"/>
+        <w:t>Bước 8. Tiếp nhận yêu cầu thanh toán</w:t>
+      </w:r>
+    </w:p>
+    <w:p>
+      <w:pPr>
         <w:ind w:firstLine="720"/>
         <w:jc w:val="both"/>
       </w:pPr>
       <w:r>
-        <w:t>Cổng thanh toán tiếp nhận kết quả xử lý từ ngân hàng hoặc tổ chức cung ứng dịch vụ thanh toán và chuyển kết quả về hệ thống thông tin giải quyết thủ tục hành chính.Hệ thống xác định trạng thái cuối cùng hoặc trạng thái cần tiếp tục xử lý của giao dịch.Các kết quả có thể bao gồm:</w:t>
-      </w:r>
-    </w:p>
-    <w:p>
-      <w:pPr>
-        <w:numPr>
-          <w:ilvl w:val="0"/>
-          <w:numId w:val="29"/>
-        </w:numPr>
-        <w:spacing w:before="100" w:beforeAutospacing="1" w:after="100" w:afterAutospacing="1"/>
+        <w:t>Cổng thanh toán điện tử tiếp nhận yêu cầu thanh toán từ Hệ thống thông tin giải quyết thủ tục hành chính và kiểm tra các thông tin cần thiết của giao dịch.</w:t>
+      </w:r>
+    </w:p>
+    <w:p>
+      <w:pPr>
+        <w:jc w:val="both"/>
+      </w:pPr>
+      <w:r>
+        <w:t>Sau khi tiếp nhận và kiểm tra yêu cầu, Cổng thanh toán xác định đơn vị thanh toán tương ứng để tiếp tục xử lý giao dịch.</w:t>
+      </w:r>
+    </w:p>
+    <w:p>
+      <w:pPr>
+        <w:pStyle w:val="Heading1"/>
+        <w:spacing w:line="276" w:lineRule="auto"/>
         <w:jc w:val="both"/>
         <w:rPr>
           <w:rFonts w:cs="Times New Roman"/>
+          <w:b w:val="0"/>
+          <w:i/>
+          <w:iCs/>
+          <w:color w:val="000000" w:themeColor="text1"/>
           <w:sz w:val="24"/>
           <w:szCs w:val="24"/>
         </w:rPr>
       </w:pPr>
       <w:r>
         <w:rPr>
-          <w:rStyle w:val="Strong"/>
           <w:rFonts w:cs="Times New Roman"/>
           <w:b w:val="0"/>
+          <w:i/>
+          <w:iCs/>
+          <w:color w:val="000000" w:themeColor="text1"/>
           <w:sz w:val="24"/>
           <w:szCs w:val="24"/>
         </w:rPr>
-        <w:t>Thanh toán thành công:</w:t>
-      </w:r>
-      <w:r>
+        <w:t>Bước 9. Kiểm tra yêu cầu và chuyển sang ngân hàng</w:t>
+      </w:r>
+    </w:p>
+    <w:p>
+      <w:pPr>
+        <w:ind w:firstLine="720"/>
+        <w:jc w:val="both"/>
+      </w:pPr>
+      <w:r>
+        <w:t>Cổng thanh toán thực hiện kiểm tra yêu cầu thanh toán và chuyển giao dịch đến ngân hàng hoặc tổ chức cung ứng dịch vụ thanh toán tương ứng với phương thức mà người dân hoặc tổ chức đã lựa chọn.</w:t>
+      </w:r>
+      <w:r>
+        <w:t xml:space="preserve"> </w:t>
+      </w:r>
+      <w:r>
+        <w:t>Sau khi chuyển thành công, ngân hàng hoặc tổ chức cung ứng dịch vụ thanh toán tiếp nhận yêu cầu để xử lý giao dịch.</w:t>
+      </w:r>
+    </w:p>
+    <w:p>
+      <w:pPr>
+        <w:pStyle w:val="Heading1"/>
+        <w:spacing w:line="276" w:lineRule="auto"/>
+        <w:jc w:val="both"/>
         <w:rPr>
           <w:rFonts w:cs="Times New Roman"/>
+          <w:b w:val="0"/>
+          <w:i/>
+          <w:iCs/>
+          <w:color w:val="000000" w:themeColor="text1"/>
           <w:sz w:val="24"/>
           <w:szCs w:val="24"/>
         </w:rPr>
-        <w:t xml:space="preserve"> Giao dịch được ngân hàng xác nhận thành công. </w:t>
-      </w:r>
-    </w:p>
-    <w:p>
-      <w:pPr>
+      </w:pPr>
+      <w:r>
+        <w:rPr>
+          <w:rFonts w:cs="Times New Roman"/>
+          <w:b w:val="0"/>
+          <w:i/>
+          <w:iCs/>
+          <w:color w:val="000000" w:themeColor="text1"/>
+          <w:sz w:val="24"/>
+          <w:szCs w:val="24"/>
+        </w:rPr>
+        <w:t>Bước 10. Xử lý giao dịch tại ngân hàng hoặc tổ chức cung ứng dịch vụ thanh toán</w:t>
+      </w:r>
+    </w:p>
+    <w:p>
+      <w:pPr>
+        <w:ind w:firstLine="720"/>
+        <w:jc w:val="both"/>
+      </w:pPr>
+      <w:r>
+        <w:t>Ngân hàng hoặc tổ chức cung ứng dịch vụ thanh toán tiếp nhận yêu cầu từ Cổng thanh toán và tiến hành xử lý giao dịch.</w:t>
+      </w:r>
+    </w:p>
+    <w:p>
+      <w:pPr>
+        <w:jc w:val="both"/>
+      </w:pPr>
+      <w:r>
+        <w:t>Quá trình xử lý có thể bao gồm:</w:t>
+      </w:r>
+    </w:p>
+    <w:p>
+      <w:pPr>
+        <w:pStyle w:val="ListParagraph"/>
         <w:numPr>
           <w:ilvl w:val="0"/>
-          <w:numId w:val="29"/>
+          <w:numId w:val="37"/>
         </w:numPr>
-        <w:spacing w:before="100" w:beforeAutospacing="1" w:after="100" w:afterAutospacing="1"/>
+        <w:jc w:val="both"/>
+      </w:pPr>
+      <w:r>
+        <w:t>Kiểm tra thông tin tài khoả</w:t>
+      </w:r>
+      <w:r>
+        <w:t>n</w:t>
+      </w:r>
+    </w:p>
+    <w:p>
+      <w:pPr>
+        <w:pStyle w:val="ListParagraph"/>
+        <w:numPr>
+          <w:ilvl w:val="0"/>
+          <w:numId w:val="37"/>
+        </w:numPr>
+        <w:jc w:val="both"/>
+      </w:pPr>
+      <w:r>
+        <w:t>Kiểm tra số</w:t>
+      </w:r>
+      <w:r>
+        <w:t xml:space="preserve"> dư</w:t>
+      </w:r>
+    </w:p>
+    <w:p>
+      <w:pPr>
+        <w:pStyle w:val="ListParagraph"/>
+        <w:numPr>
+          <w:ilvl w:val="0"/>
+          <w:numId w:val="37"/>
+        </w:numPr>
+        <w:jc w:val="both"/>
+      </w:pPr>
+      <w:r>
+        <w:t>Kiểm tra hạn mứ</w:t>
+      </w:r>
+      <w:r>
+        <w:t>c</w:t>
+      </w:r>
+    </w:p>
+    <w:p>
+      <w:pPr>
+        <w:pStyle w:val="ListParagraph"/>
+        <w:numPr>
+          <w:ilvl w:val="0"/>
+          <w:numId w:val="37"/>
+        </w:numPr>
+        <w:jc w:val="both"/>
+      </w:pPr>
+      <w:r>
+        <w:t>Kiểm tra điều kiện xác thự</w:t>
+      </w:r>
+      <w:r>
+        <w:t>c</w:t>
+      </w:r>
+    </w:p>
+    <w:p>
+      <w:pPr>
+        <w:pStyle w:val="ListParagraph"/>
+        <w:numPr>
+          <w:ilvl w:val="0"/>
+          <w:numId w:val="37"/>
+        </w:numPr>
+        <w:jc w:val="both"/>
+      </w:pPr>
+      <w:r>
+        <w:t>Thực hiện giao dị</w:t>
+      </w:r>
+      <w:r>
+        <w:t>ch</w:t>
+      </w:r>
+    </w:p>
+    <w:p>
+      <w:pPr>
+        <w:pStyle w:val="ListParagraph"/>
+        <w:numPr>
+          <w:ilvl w:val="0"/>
+          <w:numId w:val="37"/>
+        </w:numPr>
+        <w:jc w:val="both"/>
+      </w:pPr>
+      <w:r>
+        <w:t>Gửi kết quả xử lý về Cổ</w:t>
+      </w:r>
+      <w:r>
+        <w:t>ng thanh toán</w:t>
+      </w:r>
+    </w:p>
+    <w:p>
+      <w:pPr>
+        <w:ind w:firstLine="360"/>
+        <w:jc w:val="both"/>
+      </w:pPr>
+      <w:r>
+        <w:t>Sau khi xử lý, giao dịch có thể phát sinh nhiều trạng thái khác nhau như thành công, thất bại, bị hủy, hết thời gian, đang chờ xác nhận, thành công nhưng chưa đồng bộ, cần đối soát hoặc hoàn trả giao dịch.</w:t>
+      </w:r>
+    </w:p>
+    <w:p>
+      <w:pPr>
+        <w:pStyle w:val="Heading1"/>
+        <w:spacing w:line="276" w:lineRule="auto"/>
         <w:jc w:val="both"/>
         <w:rPr>
           <w:rFonts w:cs="Times New Roman"/>
+          <w:b w:val="0"/>
+          <w:i/>
+          <w:iCs/>
+          <w:color w:val="000000" w:themeColor="text1"/>
           <w:sz w:val="24"/>
           <w:szCs w:val="24"/>
         </w:rPr>
       </w:pPr>
       <w:r>
         <w:rPr>
-          <w:rStyle w:val="Strong"/>
           <w:rFonts w:cs="Times New Roman"/>
           <w:b w:val="0"/>
+          <w:i/>
+          <w:iCs/>
+          <w:color w:val="000000" w:themeColor="text1"/>
           <w:sz w:val="24"/>
           <w:szCs w:val="24"/>
         </w:rPr>
-        <w:t>Thanh toán thất bại:</w:t>
-      </w:r>
-      <w:r>
+        <w:t>Bước 11. Nhận kết quả xử lý và trả về hệ thống</w:t>
+      </w:r>
+    </w:p>
+    <w:p>
+      <w:pPr>
+        <w:ind w:firstLine="720"/>
+        <w:jc w:val="both"/>
+      </w:pPr>
+      <w:r>
+        <w:t>Cổng thanh toán tiếp nhận kết quả xử lý từ ngân hàng hoặc tổ chức cung ứng dịch vụ thanh toán.</w:t>
+      </w:r>
+      <w:r>
+        <w:t xml:space="preserve"> </w:t>
+      </w:r>
+      <w:r>
+        <w:t xml:space="preserve">Sau khi tiếp nhận kết quả, Cổng thanh toán thực hiện chuyển kết </w:t>
+      </w:r>
+      <w:r>
+        <w:lastRenderedPageBreak/>
+        <w:t>quả giao dịch về Hệ thống thông tin giải quyết thủ tục hành chính để hệ thống tiếp tục xác định trạng thái giao dịch.</w:t>
+      </w:r>
+    </w:p>
+    <w:p>
+      <w:pPr>
+        <w:pStyle w:val="Heading1"/>
+        <w:spacing w:line="276" w:lineRule="auto"/>
+        <w:jc w:val="both"/>
         <w:rPr>
           <w:rFonts w:cs="Times New Roman"/>
+          <w:b w:val="0"/>
+          <w:i/>
+          <w:iCs/>
+          <w:color w:val="000000" w:themeColor="text1"/>
           <w:sz w:val="24"/>
           <w:szCs w:val="24"/>
         </w:rPr>
-        <w:t xml:space="preserve"> Giao dịch không thực hiện được do không đủ số dư, vượt hạn mức, sai thông tin, lỗi xác thực hoặc các nguyên nhân khác. </w:t>
-      </w:r>
-    </w:p>
-    <w:p>
-      <w:pPr>
+      </w:pPr>
+      <w:r>
+        <w:rPr>
+          <w:rFonts w:cs="Times New Roman"/>
+          <w:b w:val="0"/>
+          <w:i/>
+          <w:iCs/>
+          <w:color w:val="000000" w:themeColor="text1"/>
+          <w:sz w:val="24"/>
+          <w:szCs w:val="24"/>
+        </w:rPr>
+        <w:t>Bước 12. Nhận kết quả từ Cổng thanh toán</w:t>
+      </w:r>
+    </w:p>
+    <w:p>
+      <w:pPr>
+        <w:jc w:val="both"/>
+      </w:pPr>
+      <w:r>
+        <w:t>Hệ thống thông tin giải quyết thủ tục hành chính tiếp nhận kết quả giao dịch từ Cổng thanh toán và xác định trạng thái của giao dịch.</w:t>
+      </w:r>
+    </w:p>
+    <w:p>
+      <w:pPr>
+        <w:jc w:val="both"/>
+      </w:pPr>
+      <w:r>
+        <w:t>Các trạng thái có thể bao gồm:</w:t>
+      </w:r>
+    </w:p>
+    <w:p>
+      <w:pPr>
+        <w:pStyle w:val="ListParagraph"/>
         <w:numPr>
           <w:ilvl w:val="0"/>
-          <w:numId w:val="29"/>
+          <w:numId w:val="38"/>
         </w:numPr>
-        <w:spacing w:before="100" w:beforeAutospacing="1" w:after="100" w:afterAutospacing="1"/>
+        <w:jc w:val="both"/>
+      </w:pPr>
+      <w:r>
+        <w:t>Thanh toán thành công: Giao dịch được ngân hàng xác nhận thành công.</w:t>
+      </w:r>
+    </w:p>
+    <w:p>
+      <w:pPr>
+        <w:pStyle w:val="ListParagraph"/>
+        <w:numPr>
+          <w:ilvl w:val="0"/>
+          <w:numId w:val="38"/>
+        </w:numPr>
+        <w:jc w:val="both"/>
+      </w:pPr>
+      <w:r>
+        <w:t>Thanh toán thất bại: Giao dịch không thực hiện được do không đủ số dư, vượt hạn mức, sai thông tin, lỗi xác thực hoặc các nguyên nhân khác.</w:t>
+      </w:r>
+    </w:p>
+    <w:p>
+      <w:pPr>
+        <w:pStyle w:val="ListParagraph"/>
+        <w:numPr>
+          <w:ilvl w:val="0"/>
+          <w:numId w:val="38"/>
+        </w:numPr>
+        <w:jc w:val="both"/>
+      </w:pPr>
+      <w:r>
+        <w:t>Giao dịch bị hủy: Người dân hoặc tổ chức chủ động hủy giao dịch trước khi hoàn tất.</w:t>
+      </w:r>
+    </w:p>
+    <w:p>
+      <w:pPr>
+        <w:pStyle w:val="ListParagraph"/>
+        <w:numPr>
+          <w:ilvl w:val="0"/>
+          <w:numId w:val="38"/>
+        </w:numPr>
+        <w:jc w:val="both"/>
+      </w:pPr>
+      <w:r>
+        <w:t>Giao dịch hết thời gian: Người dùng không hoàn thành giao dịch trong thời gian quy định.</w:t>
+      </w:r>
+    </w:p>
+    <w:p>
+      <w:pPr>
+        <w:pStyle w:val="ListParagraph"/>
+        <w:numPr>
+          <w:ilvl w:val="0"/>
+          <w:numId w:val="38"/>
+        </w:numPr>
+        <w:jc w:val="both"/>
+      </w:pPr>
+      <w:r>
+        <w:t>Đang chờ xác nhận: Ngân hàng hoặc Cổng thanh toán chưa trả về kết quả cuối cùng.</w:t>
+      </w:r>
+    </w:p>
+    <w:p>
+      <w:pPr>
+        <w:pStyle w:val="ListParagraph"/>
+        <w:numPr>
+          <w:ilvl w:val="0"/>
+          <w:numId w:val="38"/>
+        </w:numPr>
+        <w:jc w:val="both"/>
+      </w:pPr>
+      <w:r>
+        <w:t>Thành công nhưng chưa đồng bộ: Ngân hàng đã xác nhận thành công nhưng dữ liệu chưa được cập nhật đầy đủ trên Hệ thống thông tin giải quyết thủ tục hành chính.</w:t>
+      </w:r>
+    </w:p>
+    <w:p>
+      <w:pPr>
+        <w:pStyle w:val="ListParagraph"/>
+        <w:numPr>
+          <w:ilvl w:val="0"/>
+          <w:numId w:val="38"/>
+        </w:numPr>
+        <w:jc w:val="both"/>
+      </w:pPr>
+      <w:r>
+        <w:t>Cần đối soát: Dữ liệu giữa ngân hàng, Cổng thanh toán và hệ thống không thống nhất.</w:t>
+      </w:r>
+    </w:p>
+    <w:p>
+      <w:pPr>
+        <w:pStyle w:val="ListParagraph"/>
+        <w:numPr>
+          <w:ilvl w:val="0"/>
+          <w:numId w:val="38"/>
+        </w:numPr>
+        <w:jc w:val="both"/>
+      </w:pPr>
+      <w:r>
+        <w:t>Hoàn trả giao dịch: Phát sinh yêu cầu hoàn tiền theo quy định.</w:t>
+      </w:r>
+    </w:p>
+    <w:p>
+      <w:pPr>
+        <w:ind w:firstLine="360"/>
+        <w:jc w:val="both"/>
+      </w:pPr>
+      <w:r>
+        <w:t>Đối với các trạng thái chưa có kết quả cuối cùng như chờ xác nhận, chưa đồng bộ hoặc cần đối soát, giao dịch tiếp tục được xử lý trước khi xác định trạng thái cuối cùng.</w:t>
+      </w:r>
+    </w:p>
+    <w:p>
+      <w:pPr>
+        <w:jc w:val="both"/>
+      </w:pPr>
+      <w:r>
+        <w:t>XỬ LÝ TRƯỜNG HỢP THANH TOÁN THÀNH CÔNG</w:t>
+      </w:r>
+    </w:p>
+    <w:p>
+      <w:pPr>
+        <w:pStyle w:val="Heading1"/>
+        <w:spacing w:line="276" w:lineRule="auto"/>
         <w:jc w:val="both"/>
         <w:rPr>
           <w:rFonts w:cs="Times New Roman"/>
+          <w:b w:val="0"/>
+          <w:i/>
+          <w:iCs/>
+          <w:color w:val="000000" w:themeColor="text1"/>
           <w:sz w:val="24"/>
           <w:szCs w:val="24"/>
         </w:rPr>
       </w:pPr>
       <w:r>
         <w:rPr>
-          <w:rStyle w:val="Strong"/>
           <w:rFonts w:cs="Times New Roman"/>
           <w:b w:val="0"/>
+          <w:i/>
+          <w:iCs/>
+          <w:color w:val="000000" w:themeColor="text1"/>
           <w:sz w:val="24"/>
           <w:szCs w:val="24"/>
         </w:rPr>
-        <w:t>Giao dịch bị hủy:</w:t>
-      </w:r>
-      <w:r>
+        <w:t>Bước 13. Thông báo kết quả</w:t>
+      </w:r>
+    </w:p>
+    <w:p>
+      <w:pPr>
+        <w:ind w:firstLine="720"/>
+        <w:jc w:val="both"/>
+      </w:pPr>
+      <w:r>
+        <w:t>Nếu ngân hàng hoặc tổ chức cung ứng dịch vụ thanh toán xác nhận giao dịch thành công, Hệ thống thông tin giải quyết thủ tục hành chính cập nhật trạng thái thanh toán thành công.</w:t>
+      </w:r>
+      <w:r>
+        <w:t xml:space="preserve"> </w:t>
+      </w:r>
+      <w:r>
+        <w:t>Hệ thống thông báo kết quả cho người dân hoặc tổ chức, xác nhận việc hoàn thành nghĩa vụ tài chính đối với hồ sơ.</w:t>
+      </w:r>
+    </w:p>
+    <w:p>
+      <w:pPr>
+        <w:jc w:val="both"/>
+      </w:pPr>
+      <w:r>
+        <w:t>Trường hợp giao dịch thuộc diện phải phát hành biên lai, hệ thống thực hiện phát hành biên lai điện tử và gắn thông tin biên lai với giao dịch.</w:t>
+      </w:r>
+    </w:p>
+    <w:p>
+      <w:pPr>
+        <w:pStyle w:val="Heading1"/>
+        <w:spacing w:line="276" w:lineRule="auto"/>
+        <w:jc w:val="both"/>
         <w:rPr>
           <w:rFonts w:cs="Times New Roman"/>
+          <w:b w:val="0"/>
+          <w:i/>
+          <w:iCs/>
+          <w:color w:val="000000" w:themeColor="text1"/>
           <w:sz w:val="24"/>
           <w:szCs w:val="24"/>
         </w:rPr>
-        <w:t xml:space="preserve"> Người dân hoặc tổ chức chủ động hủy giao dịch trước khi hoàn tất. </w:t>
-      </w:r>
-    </w:p>
-    <w:p>
-      <w:pPr>
-        <w:numPr>
-          <w:ilvl w:val="0"/>
-          <w:numId w:val="29"/>
-        </w:numPr>
-        <w:spacing w:before="100" w:beforeAutospacing="1" w:after="100" w:afterAutospacing="1"/>
-        <w:jc w:val="both"/>
+      </w:pPr>
+      <w:r>
         <w:rPr>
           <w:rFonts w:cs="Times New Roman"/>
-          <w:sz w:val="24"/>
-          <w:szCs w:val="24"/>
-        </w:rPr>
-      </w:pPr>
-      <w:r>
-        <w:rPr>
-          <w:rStyle w:val="Strong"/>
-          <w:rFonts w:cs="Times New Roman"/>
           <w:b w:val="0"/>
-          <w:sz w:val="24"/>
-          <w:szCs w:val="24"/>
-        </w:rPr>
-        <w:t>Giao dịch hết thời gian:</w:t>
-      </w:r>
-      <w:r>
-        <w:rPr>
-          <w:rFonts w:cs="Times New Roman"/>
-          <w:sz w:val="24"/>
-          <w:szCs w:val="24"/>
-        </w:rPr>
-        <w:t xml:space="preserve"> Người dùng không hoàn thành giao dịch trong thời gian quy định. </w:t>
-      </w:r>
-    </w:p>
-    <w:p>
-      <w:pPr>
-        <w:numPr>
-          <w:ilvl w:val="0"/>
-          <w:numId w:val="29"/>
-        </w:numPr>
-        <w:spacing w:before="100" w:beforeAutospacing="1" w:after="100" w:afterAutospacing="1"/>
-        <w:jc w:val="both"/>
-        <w:rPr>
-          <w:rFonts w:cs="Times New Roman"/>
-          <w:sz w:val="24"/>
-          <w:szCs w:val="24"/>
-        </w:rPr>
-      </w:pPr>
-      <w:r>
-        <w:rPr>
-          <w:rStyle w:val="Strong"/>
-          <w:rFonts w:cs="Times New Roman"/>
-          <w:b w:val="0"/>
-          <w:sz w:val="24"/>
-          <w:szCs w:val="24"/>
-        </w:rPr>
-        <w:t>Đang chờ xác nhận:</w:t>
-      </w:r>
-      <w:r>
-        <w:rPr>
-          <w:rFonts w:cs="Times New Roman"/>
-          <w:sz w:val="24"/>
-          <w:szCs w:val="24"/>
-        </w:rPr>
-        <w:t xml:space="preserve"> Ngân hàng hoặc Cổng thanh toán chưa trả về kết quả cuối cùng. </w:t>
-      </w:r>
-    </w:p>
-    <w:p>
-      <w:pPr>
-        <w:numPr>
-          <w:ilvl w:val="0"/>
-          <w:numId w:val="29"/>
-        </w:numPr>
-        <w:spacing w:before="100" w:beforeAutospacing="1" w:after="100" w:afterAutospacing="1"/>
-        <w:jc w:val="both"/>
-        <w:rPr>
-          <w:rFonts w:cs="Times New Roman"/>
-          <w:sz w:val="24"/>
-          <w:szCs w:val="24"/>
-        </w:rPr>
-      </w:pPr>
-      <w:r>
-        <w:rPr>
-          <w:rStyle w:val="Strong"/>
-          <w:rFonts w:cs="Times New Roman"/>
-          <w:b w:val="0"/>
-          <w:sz w:val="24"/>
-          <w:szCs w:val="24"/>
-        </w:rPr>
-        <w:t>Thành công nhưng chưa đồng bộ:</w:t>
-      </w:r>
-      <w:r>
-        <w:rPr>
-          <w:rFonts w:cs="Times New Roman"/>
-          <w:sz w:val="24"/>
-          <w:szCs w:val="24"/>
-        </w:rPr>
-        <w:t xml:space="preserve"> Ngân hàng đã xác nhận thành công nhưng dữ liệu chưa được cập nhật đầy đủ trên Hệ thống thông tin giải quyết thủ tục hành chính. </w:t>
-      </w:r>
-    </w:p>
-    <w:p>
-      <w:pPr>
-        <w:numPr>
-          <w:ilvl w:val="0"/>
-          <w:numId w:val="29"/>
-        </w:numPr>
-        <w:spacing w:before="100" w:beforeAutospacing="1" w:after="100" w:afterAutospacing="1"/>
-        <w:jc w:val="both"/>
-        <w:rPr>
-          <w:rFonts w:cs="Times New Roman"/>
-          <w:sz w:val="24"/>
-          <w:szCs w:val="24"/>
-        </w:rPr>
-      </w:pPr>
-      <w:r>
-        <w:rPr>
-          <w:rStyle w:val="Strong"/>
-          <w:rFonts w:cs="Times New Roman"/>
-          <w:b w:val="0"/>
-          <w:sz w:val="24"/>
-          <w:szCs w:val="24"/>
-        </w:rPr>
-        <w:t>Cần đối soát:</w:t>
-      </w:r>
-      <w:r>
-        <w:rPr>
-          <w:rFonts w:cs="Times New Roman"/>
-          <w:sz w:val="24"/>
-          <w:szCs w:val="24"/>
-        </w:rPr>
-        <w:t xml:space="preserve"> Dữ liệu giữa ngân hàng, Cổng thanh toán và hệ thống không thống nhất. </w:t>
-      </w:r>
-    </w:p>
-    <w:p>
-      <w:pPr>
-        <w:numPr>
-          <w:ilvl w:val="0"/>
-          <w:numId w:val="29"/>
-        </w:numPr>
-        <w:spacing w:before="100" w:beforeAutospacing="1" w:after="100" w:afterAutospacing="1"/>
-        <w:jc w:val="both"/>
-        <w:rPr>
-          <w:rFonts w:cs="Times New Roman"/>
-          <w:sz w:val="24"/>
-          <w:szCs w:val="24"/>
-        </w:rPr>
-      </w:pPr>
-      <w:r>
-        <w:rPr>
-          <w:rStyle w:val="Strong"/>
-          <w:rFonts w:cs="Times New Roman"/>
-          <w:b w:val="0"/>
-          <w:sz w:val="24"/>
-          <w:szCs w:val="24"/>
-        </w:rPr>
-        <w:t>Hoàn trả giao dịch:</w:t>
-      </w:r>
-      <w:r>
-        <w:rPr>
-          <w:rFonts w:cs="Times New Roman"/>
-          <w:sz w:val="24"/>
-          <w:szCs w:val="24"/>
-        </w:rPr>
-        <w:t xml:space="preserve"> Phát sinh yêu cầu hoàn tiền theo quy định. </w:t>
-      </w:r>
-    </w:p>
-    <w:p>
-      <w:pPr>
-        <w:pStyle w:val="NormalWeb"/>
-        <w:spacing w:line="276" w:lineRule="auto"/>
-        <w:ind w:firstLine="360"/>
-        <w:jc w:val="both"/>
-      </w:pPr>
-      <w:r>
-        <w:lastRenderedPageBreak/>
-        <w:t>Đối với các trạng thái chưa có kết quả cuối cùng như chờ xác nhận, chưa đồng bộ hoặc cần đối soát, giao dịch tiếp tục được xử lý trước khi xác định trạng thái cuối cùng.</w:t>
-      </w:r>
-      <w:r>
-        <w:t>Phương án xử lý đối với các trường hợp có thể xảy ra:</w:t>
-      </w:r>
-    </w:p>
-    <w:p>
-      <w:pPr>
-        <w:pStyle w:val="ListParagraph"/>
-        <w:numPr>
-          <w:ilvl w:val="0"/>
-          <w:numId w:val="35"/>
-        </w:numPr>
-        <w:jc w:val="both"/>
-        <w:rPr>
-          <w:rFonts w:cs="Times New Roman"/>
-          <w:b/>
-          <w:sz w:val="24"/>
-          <w:szCs w:val="24"/>
-        </w:rPr>
-      </w:pPr>
-      <w:r>
-        <w:rPr>
-          <w:rFonts w:cs="Times New Roman"/>
-          <w:b/>
-          <w:sz w:val="24"/>
-          <w:szCs w:val="24"/>
-        </w:rPr>
-        <w:t>Xử lý trường hợp thanh toán thành công</w:t>
-      </w:r>
-    </w:p>
-    <w:p>
-      <w:pPr>
-        <w:pStyle w:val="Heading6"/>
-        <w:jc w:val="both"/>
-        <w:rPr>
-          <w:rFonts w:cs="Times New Roman"/>
-          <w:sz w:val="24"/>
-          <w:szCs w:val="24"/>
-        </w:rPr>
-      </w:pPr>
-      <w:r>
-        <w:rPr>
-          <w:rFonts w:cs="Times New Roman"/>
-          <w:sz w:val="24"/>
-          <w:szCs w:val="24"/>
-        </w:rPr>
-        <w:t>Bước 9. Ghi nhận thanh toán thành công</w:t>
-      </w:r>
-    </w:p>
-    <w:p>
-      <w:pPr>
-        <w:pStyle w:val="NormalWeb"/>
-        <w:spacing w:line="276" w:lineRule="auto"/>
-        <w:ind w:firstLine="720"/>
-        <w:jc w:val="both"/>
-      </w:pPr>
-      <w:r>
-        <w:t>Nếu ngân hàng hoặc tổ chức cung ứng dịch vụ thanh toán xác nhận giao dịch thành công, Hệ thống thông tin giải quyết thủ tục hành chính cập nhật trạng thái</w:t>
-      </w:r>
-      <w:r>
-        <w:t xml:space="preserve"> đ</w:t>
-      </w:r>
-      <w:r>
-        <w:t>ã thanh toán</w:t>
-      </w:r>
-      <w:r>
-        <w:t xml:space="preserve">. </w:t>
-      </w:r>
-      <w:r>
-        <w:t>Việc cập nhật này xác nhận người dân hoặc tổ chức đã hoàn thành nghĩa vụ tài chính đối với hồ sơ.</w:t>
-      </w:r>
-    </w:p>
-    <w:p>
-      <w:pPr>
-        <w:pStyle w:val="Heading6"/>
-        <w:jc w:val="both"/>
-        <w:rPr>
-          <w:rFonts w:cs="Times New Roman"/>
-          <w:sz w:val="24"/>
-          <w:szCs w:val="24"/>
-        </w:rPr>
-      </w:pPr>
-      <w:r>
-        <w:rPr>
-          <w:rFonts w:cs="Times New Roman"/>
-          <w:sz w:val="24"/>
-          <w:szCs w:val="24"/>
-        </w:rPr>
-        <w:t>Bước 10. Phát hành biên lai</w:t>
-      </w:r>
-    </w:p>
-    <w:p>
-      <w:pPr>
-        <w:pStyle w:val="NormalWeb"/>
-        <w:spacing w:line="276" w:lineRule="auto"/>
-        <w:ind w:firstLine="720"/>
-        <w:jc w:val="both"/>
-      </w:pPr>
-      <w:r>
-        <w:t xml:space="preserve">Sau khi xác nhận thanh toán thành công, hệ thống thực hiện phát hành biên lai điện tử theo quy định nếu giao dịch thuộc trường hợp phải phát hành </w:t>
-      </w:r>
-      <w:r>
-        <w:t xml:space="preserve">biên lai. </w:t>
-      </w:r>
-      <w:r>
-        <w:t>Biên lai được gắn với thông tin giao dịch để người dân hoặc tổ chức có thể tra cứu và sử dụng khi cần thiết.</w:t>
-      </w:r>
-    </w:p>
-    <w:p>
-      <w:pPr>
-        <w:pStyle w:val="Heading6"/>
-        <w:jc w:val="both"/>
-        <w:rPr>
-          <w:rFonts w:cs="Times New Roman"/>
-          <w:sz w:val="24"/>
-          <w:szCs w:val="24"/>
-        </w:rPr>
-      </w:pPr>
-      <w:r>
-        <w:rPr>
-          <w:rFonts w:cs="Times New Roman"/>
-          <w:sz w:val="24"/>
-          <w:szCs w:val="24"/>
-        </w:rPr>
-        <w:t>Bước 11. Lưu thông tin giao dịch</w:t>
-      </w:r>
-    </w:p>
-    <w:p>
-      <w:pPr>
-        <w:pStyle w:val="NormalWeb"/>
-        <w:spacing w:line="276" w:lineRule="auto"/>
-        <w:ind w:firstLine="720"/>
-        <w:jc w:val="both"/>
-      </w:pPr>
-      <w:r>
-        <w:t>Sau khi thanh toán thành công và hoàn tất việc phát hành biên lai, hệ thống lưu trữ thông tin giao dịch.</w:t>
-      </w:r>
-      <w:r>
-        <w:t xml:space="preserve"> </w:t>
-      </w:r>
-      <w:r>
-        <w:t>Thông tin được lưu có thể bao gồm:</w:t>
-      </w:r>
-    </w:p>
-    <w:p>
-      <w:pPr>
-        <w:numPr>
-          <w:ilvl w:val="0"/>
-          <w:numId w:val="31"/>
-        </w:numPr>
-        <w:spacing w:before="100" w:beforeAutospacing="1" w:after="100" w:afterAutospacing="1"/>
-        <w:jc w:val="both"/>
-        <w:rPr>
-          <w:rFonts w:cs="Times New Roman"/>
-          <w:sz w:val="24"/>
-          <w:szCs w:val="24"/>
-        </w:rPr>
-      </w:pPr>
-      <w:r>
-        <w:rPr>
-          <w:rFonts w:cs="Times New Roman"/>
-          <w:sz w:val="24"/>
-          <w:szCs w:val="24"/>
-        </w:rPr>
-        <w:t>Mã giao dị</w:t>
-      </w:r>
-      <w:r>
-        <w:rPr>
-          <w:rFonts w:cs="Times New Roman"/>
-          <w:sz w:val="24"/>
-          <w:szCs w:val="24"/>
-        </w:rPr>
-        <w:t>ch</w:t>
-      </w:r>
-    </w:p>
-    <w:p>
-      <w:pPr>
-        <w:numPr>
-          <w:ilvl w:val="0"/>
-          <w:numId w:val="31"/>
-        </w:numPr>
-        <w:spacing w:before="100" w:beforeAutospacing="1" w:after="100" w:afterAutospacing="1"/>
-        <w:jc w:val="both"/>
-        <w:rPr>
-          <w:rFonts w:cs="Times New Roman"/>
-          <w:sz w:val="24"/>
-          <w:szCs w:val="24"/>
-        </w:rPr>
-      </w:pPr>
-      <w:r>
-        <w:rPr>
-          <w:rFonts w:cs="Times New Roman"/>
-          <w:sz w:val="24"/>
-          <w:szCs w:val="24"/>
-        </w:rPr>
-        <w:t>Thờ</w:t>
-      </w:r>
-      <w:r>
-        <w:rPr>
-          <w:rFonts w:cs="Times New Roman"/>
-          <w:sz w:val="24"/>
-          <w:szCs w:val="24"/>
-        </w:rPr>
-        <w:t>i gian thanh toán</w:t>
-      </w:r>
-    </w:p>
-    <w:p>
-      <w:pPr>
-        <w:numPr>
-          <w:ilvl w:val="0"/>
-          <w:numId w:val="31"/>
-        </w:numPr>
-        <w:spacing w:before="100" w:beforeAutospacing="1" w:after="100" w:afterAutospacing="1"/>
-        <w:jc w:val="both"/>
-        <w:rPr>
-          <w:rFonts w:cs="Times New Roman"/>
-          <w:sz w:val="24"/>
-          <w:szCs w:val="24"/>
-        </w:rPr>
-      </w:pPr>
-      <w:r>
-        <w:rPr>
-          <w:rFonts w:cs="Times New Roman"/>
-          <w:sz w:val="24"/>
-          <w:szCs w:val="24"/>
-        </w:rPr>
-        <w:t>Số tiề</w:t>
-      </w:r>
-      <w:r>
-        <w:rPr>
-          <w:rFonts w:cs="Times New Roman"/>
-          <w:sz w:val="24"/>
-          <w:szCs w:val="24"/>
-        </w:rPr>
-        <w:t>n thanh toán</w:t>
-      </w:r>
-    </w:p>
-    <w:p>
-      <w:pPr>
-        <w:numPr>
-          <w:ilvl w:val="0"/>
-          <w:numId w:val="31"/>
-        </w:numPr>
-        <w:spacing w:before="100" w:beforeAutospacing="1" w:after="100" w:afterAutospacing="1"/>
-        <w:jc w:val="both"/>
-        <w:rPr>
-          <w:rFonts w:cs="Times New Roman"/>
-          <w:sz w:val="24"/>
-          <w:szCs w:val="24"/>
-        </w:rPr>
-      </w:pPr>
-      <w:r>
-        <w:rPr>
-          <w:rFonts w:cs="Times New Roman"/>
-          <w:sz w:val="24"/>
-          <w:szCs w:val="24"/>
-        </w:rPr>
-        <w:t>Phương thứ</w:t>
-      </w:r>
-      <w:r>
-        <w:rPr>
-          <w:rFonts w:cs="Times New Roman"/>
-          <w:sz w:val="24"/>
-          <w:szCs w:val="24"/>
-        </w:rPr>
-        <w:t>c thanh toán</w:t>
-      </w:r>
-    </w:p>
-    <w:p>
-      <w:pPr>
-        <w:numPr>
-          <w:ilvl w:val="0"/>
-          <w:numId w:val="31"/>
-        </w:numPr>
-        <w:spacing w:before="100" w:beforeAutospacing="1" w:after="100" w:afterAutospacing="1"/>
-        <w:jc w:val="both"/>
-        <w:rPr>
-          <w:rFonts w:cs="Times New Roman"/>
-          <w:sz w:val="24"/>
-          <w:szCs w:val="24"/>
-        </w:rPr>
-      </w:pPr>
-      <w:r>
-        <w:rPr>
-          <w:rFonts w:cs="Times New Roman"/>
-          <w:sz w:val="24"/>
-          <w:szCs w:val="24"/>
-        </w:rPr>
-        <w:t>Kết quả giao dị</w:t>
-      </w:r>
-      <w:r>
-        <w:rPr>
-          <w:rFonts w:cs="Times New Roman"/>
-          <w:sz w:val="24"/>
-          <w:szCs w:val="24"/>
-        </w:rPr>
-        <w:t>ch</w:t>
-      </w:r>
-    </w:p>
-    <w:p>
-      <w:pPr>
-        <w:numPr>
-          <w:ilvl w:val="0"/>
-          <w:numId w:val="31"/>
-        </w:numPr>
-        <w:spacing w:before="100" w:beforeAutospacing="1" w:after="100" w:afterAutospacing="1"/>
-        <w:jc w:val="both"/>
-        <w:rPr>
-          <w:rFonts w:cs="Times New Roman"/>
-          <w:sz w:val="24"/>
-          <w:szCs w:val="24"/>
-        </w:rPr>
-      </w:pPr>
-      <w:r>
-        <w:rPr>
-          <w:rFonts w:cs="Times New Roman"/>
-          <w:sz w:val="24"/>
-          <w:szCs w:val="24"/>
-        </w:rPr>
-        <w:t>Trạ</w:t>
-      </w:r>
-      <w:r>
-        <w:rPr>
-          <w:rFonts w:cs="Times New Roman"/>
-          <w:sz w:val="24"/>
-          <w:szCs w:val="24"/>
-        </w:rPr>
-        <w:t>ng thái thanh toán</w:t>
-      </w:r>
-    </w:p>
-    <w:p>
-      <w:pPr>
-        <w:numPr>
-          <w:ilvl w:val="0"/>
-          <w:numId w:val="31"/>
-        </w:numPr>
-        <w:spacing w:before="100" w:beforeAutospacing="1" w:after="100" w:afterAutospacing="1"/>
-        <w:jc w:val="both"/>
-        <w:rPr>
-          <w:rFonts w:cs="Times New Roman"/>
-          <w:sz w:val="24"/>
-          <w:szCs w:val="24"/>
-        </w:rPr>
-      </w:pPr>
-      <w:r>
-        <w:rPr>
-          <w:rFonts w:cs="Times New Roman"/>
-          <w:sz w:val="24"/>
-          <w:szCs w:val="24"/>
-        </w:rPr>
-        <w:t>Thông tin biên lai</w:t>
-      </w:r>
-    </w:p>
-    <w:p>
-      <w:pPr>
-        <w:numPr>
-          <w:ilvl w:val="0"/>
-          <w:numId w:val="31"/>
-        </w:numPr>
-        <w:spacing w:before="100" w:beforeAutospacing="1" w:after="100" w:afterAutospacing="1"/>
-        <w:jc w:val="both"/>
-        <w:rPr>
-          <w:rFonts w:cs="Times New Roman"/>
-          <w:sz w:val="24"/>
-          <w:szCs w:val="24"/>
-        </w:rPr>
-      </w:pPr>
-      <w:r>
-        <w:rPr>
-          <w:rFonts w:cs="Times New Roman"/>
-          <w:sz w:val="24"/>
-          <w:szCs w:val="24"/>
-        </w:rPr>
-        <w:t>Lịch sử xử lý giao dị</w:t>
-      </w:r>
-      <w:r>
-        <w:rPr>
-          <w:rFonts w:cs="Times New Roman"/>
-          <w:sz w:val="24"/>
-          <w:szCs w:val="24"/>
-        </w:rPr>
-        <w:t>ch</w:t>
-      </w:r>
-    </w:p>
-    <w:p>
-      <w:pPr>
-        <w:pStyle w:val="NormalWeb"/>
-        <w:spacing w:line="276" w:lineRule="auto"/>
-        <w:jc w:val="both"/>
-      </w:pPr>
-      <w:r>
-        <w:t>Sau khi lưu thông tin, quy trình thanh toán kết thúc.</w:t>
-      </w:r>
-    </w:p>
-    <w:p>
-      <w:pPr>
-        <w:pStyle w:val="ListParagraph"/>
-        <w:numPr>
-          <w:ilvl w:val="0"/>
-          <w:numId w:val="35"/>
-        </w:numPr>
-        <w:jc w:val="both"/>
-        <w:rPr>
-          <w:rFonts w:cs="Times New Roman"/>
-          <w:b/>
-          <w:sz w:val="24"/>
-          <w:szCs w:val="24"/>
-        </w:rPr>
-      </w:pPr>
-      <w:r>
-        <w:rPr>
-          <w:rFonts w:cs="Times New Roman"/>
-          <w:b/>
-          <w:sz w:val="24"/>
-          <w:szCs w:val="24"/>
-        </w:rPr>
-        <w:t>Xử lý trường hợp thanh toán thất bại</w:t>
-      </w:r>
-    </w:p>
-    <w:p>
-      <w:pPr>
-        <w:pStyle w:val="Heading6"/>
-        <w:jc w:val="both"/>
-        <w:rPr>
-          <w:rFonts w:cs="Times New Roman"/>
-          <w:sz w:val="24"/>
-          <w:szCs w:val="24"/>
-        </w:rPr>
-      </w:pPr>
-      <w:r>
-        <w:rPr>
-          <w:rFonts w:cs="Times New Roman"/>
-          <w:sz w:val="24"/>
-          <w:szCs w:val="24"/>
-        </w:rPr>
-        <w:t>Bước 12. Thông báo giao dịch thất bại</w:t>
-      </w:r>
-    </w:p>
-    <w:p>
-      <w:pPr>
-        <w:pStyle w:val="NormalWeb"/>
-        <w:spacing w:line="276" w:lineRule="auto"/>
-        <w:ind w:firstLine="720"/>
-        <w:jc w:val="both"/>
-      </w:pPr>
-      <w:r>
-        <w:t>Nếu ngân hàng hoặc tổ chức cung ứng dịch vụ thanh toán trả về kết quả thất bại, hệ thống cập nhật trạng thái</w:t>
-      </w:r>
-      <w:r>
-        <w:t xml:space="preserve"> </w:t>
-      </w:r>
-      <w:r>
-        <w:rPr>
-          <w:rStyle w:val="Strong"/>
-          <w:rFonts w:eastAsiaTheme="majorEastAsia"/>
-          <w:b w:val="0"/>
-        </w:rPr>
-        <w:t>t</w:t>
-      </w:r>
-      <w:r>
-        <w:rPr>
-          <w:rStyle w:val="Strong"/>
-          <w:rFonts w:eastAsiaTheme="majorEastAsia"/>
-          <w:b w:val="0"/>
-        </w:rPr>
-        <w:t>hanh toán thất bại</w:t>
-      </w:r>
-      <w:r>
-        <w:t xml:space="preserve">. </w:t>
-      </w:r>
-      <w:r>
-        <w:t>Hệ thống thông báo cho người dân hoặc tổ chức về kết quả giao dịch và nguyên nhân nếu có thể xác định được.</w:t>
-      </w:r>
-    </w:p>
-    <w:p>
-      <w:pPr>
-        <w:pStyle w:val="NormalWeb"/>
-        <w:spacing w:line="276" w:lineRule="auto"/>
-        <w:jc w:val="both"/>
-      </w:pPr>
-      <w:r>
-        <w:t>Các nguyên nhân có thể bao gồm:</w:t>
-      </w:r>
-    </w:p>
-    <w:p>
-      <w:pPr>
-        <w:numPr>
-          <w:ilvl w:val="0"/>
-          <w:numId w:val="32"/>
-        </w:numPr>
-        <w:spacing w:before="100" w:beforeAutospacing="1" w:after="100" w:afterAutospacing="1"/>
-        <w:jc w:val="both"/>
-        <w:rPr>
-          <w:rFonts w:cs="Times New Roman"/>
-          <w:sz w:val="24"/>
-          <w:szCs w:val="24"/>
-        </w:rPr>
-      </w:pPr>
-      <w:r>
-        <w:rPr>
-          <w:rFonts w:cs="Times New Roman"/>
-          <w:sz w:val="24"/>
-          <w:szCs w:val="24"/>
-        </w:rPr>
-        <w:t>Tài khoản không đủ số</w:t>
-      </w:r>
-      <w:r>
-        <w:rPr>
-          <w:rFonts w:cs="Times New Roman"/>
-          <w:sz w:val="24"/>
-          <w:szCs w:val="24"/>
-        </w:rPr>
-        <w:t xml:space="preserve"> dư</w:t>
-      </w:r>
-    </w:p>
-    <w:p>
-      <w:pPr>
-        <w:numPr>
-          <w:ilvl w:val="0"/>
-          <w:numId w:val="32"/>
-        </w:numPr>
-        <w:spacing w:before="100" w:beforeAutospacing="1" w:after="100" w:afterAutospacing="1"/>
-        <w:jc w:val="both"/>
-        <w:rPr>
-          <w:rFonts w:cs="Times New Roman"/>
-          <w:sz w:val="24"/>
-          <w:szCs w:val="24"/>
-        </w:rPr>
-      </w:pPr>
-      <w:r>
-        <w:rPr>
-          <w:rFonts w:cs="Times New Roman"/>
-          <w:sz w:val="24"/>
-          <w:szCs w:val="24"/>
-        </w:rPr>
-        <w:t>Vượt hạn mức giao dị</w:t>
-      </w:r>
-      <w:r>
-        <w:rPr>
-          <w:rFonts w:cs="Times New Roman"/>
-          <w:sz w:val="24"/>
-          <w:szCs w:val="24"/>
-        </w:rPr>
-        <w:t>ch</w:t>
-      </w:r>
-    </w:p>
-    <w:p>
-      <w:pPr>
-        <w:numPr>
-          <w:ilvl w:val="0"/>
-          <w:numId w:val="32"/>
-        </w:numPr>
-        <w:spacing w:before="100" w:beforeAutospacing="1" w:after="100" w:afterAutospacing="1"/>
-        <w:jc w:val="both"/>
-        <w:rPr>
-          <w:rFonts w:cs="Times New Roman"/>
-          <w:sz w:val="24"/>
-          <w:szCs w:val="24"/>
-        </w:rPr>
-      </w:pPr>
-      <w:r>
-        <w:rPr>
-          <w:rFonts w:cs="Times New Roman"/>
+          <w:i/>
+          <w:iCs/>
+          <w:color w:val="000000" w:themeColor="text1"/>
           <w:sz w:val="24"/>
           <w:szCs w:val="24"/>
         </w:rPr>
         <w:lastRenderedPageBreak/>
-        <w:t xml:space="preserve">Sai thông tin thanh </w:t>
-      </w:r>
-      <w:r>
+        <w:t>Bước 14. Lưu giao dịch, biên lai và lịch sử</w:t>
+      </w:r>
+    </w:p>
+    <w:p>
+      <w:pPr>
+        <w:ind w:firstLine="720"/>
+        <w:jc w:val="both"/>
+      </w:pPr>
+      <w:r>
+        <w:t>Sau khi giao dịch có kết quả cuối cùng, Hệ thống thông tin giải quyết thủ tục hành chính thực hiện lưu trữ thông tin giao dịch.</w:t>
+      </w:r>
+    </w:p>
+    <w:p>
+      <w:pPr>
+        <w:pStyle w:val="ListParagraph"/>
+        <w:numPr>
+          <w:ilvl w:val="0"/>
+          <w:numId w:val="39"/>
+        </w:numPr>
+        <w:jc w:val="both"/>
+      </w:pPr>
+      <w:r>
+        <w:t>Thông tin được lưu có thể bao gồm:</w:t>
+      </w:r>
+    </w:p>
+    <w:p>
+      <w:pPr>
+        <w:pStyle w:val="ListParagraph"/>
+        <w:numPr>
+          <w:ilvl w:val="0"/>
+          <w:numId w:val="39"/>
+        </w:numPr>
+        <w:jc w:val="both"/>
+      </w:pPr>
+      <w:r>
+        <w:t>Mã giao dị</w:t>
+      </w:r>
+      <w:r>
+        <w:t>ch</w:t>
+      </w:r>
+    </w:p>
+    <w:p>
+      <w:pPr>
+        <w:pStyle w:val="ListParagraph"/>
+        <w:numPr>
+          <w:ilvl w:val="0"/>
+          <w:numId w:val="39"/>
+        </w:numPr>
+        <w:jc w:val="both"/>
+      </w:pPr>
+      <w:r>
+        <w:t>Thờ</w:t>
+      </w:r>
+      <w:r>
+        <w:t>i gian thanh toán</w:t>
+      </w:r>
+    </w:p>
+    <w:p>
+      <w:pPr>
+        <w:pStyle w:val="ListParagraph"/>
+        <w:numPr>
+          <w:ilvl w:val="0"/>
+          <w:numId w:val="39"/>
+        </w:numPr>
+        <w:jc w:val="both"/>
+      </w:pPr>
+      <w:r>
+        <w:t>Số tiề</w:t>
+      </w:r>
+      <w:r>
+        <w:t>n thanh toán</w:t>
+      </w:r>
+    </w:p>
+    <w:p>
+      <w:pPr>
+        <w:pStyle w:val="ListParagraph"/>
+        <w:numPr>
+          <w:ilvl w:val="0"/>
+          <w:numId w:val="39"/>
+        </w:numPr>
+        <w:jc w:val="both"/>
+      </w:pPr>
+      <w:r>
+        <w:t>Phương thứ</w:t>
+      </w:r>
+      <w:r>
+        <w:t>c thanh toán</w:t>
+      </w:r>
+    </w:p>
+    <w:p>
+      <w:pPr>
+        <w:pStyle w:val="ListParagraph"/>
+        <w:numPr>
+          <w:ilvl w:val="0"/>
+          <w:numId w:val="39"/>
+        </w:numPr>
+        <w:jc w:val="both"/>
+      </w:pPr>
+      <w:r>
+        <w:t>Kết quả giao dị</w:t>
+      </w:r>
+      <w:r>
+        <w:t>ch</w:t>
+      </w:r>
+    </w:p>
+    <w:p>
+      <w:pPr>
+        <w:pStyle w:val="ListParagraph"/>
+        <w:numPr>
+          <w:ilvl w:val="0"/>
+          <w:numId w:val="39"/>
+        </w:numPr>
+        <w:jc w:val="both"/>
+      </w:pPr>
+      <w:r>
+        <w:t>Trạ</w:t>
+      </w:r>
+      <w:r>
+        <w:t>ng thái thanh toán</w:t>
+      </w:r>
+    </w:p>
+    <w:p>
+      <w:pPr>
+        <w:pStyle w:val="ListParagraph"/>
+        <w:numPr>
+          <w:ilvl w:val="0"/>
+          <w:numId w:val="39"/>
+        </w:numPr>
+        <w:jc w:val="both"/>
+      </w:pPr>
+      <w:r>
+        <w:t>Thông tin biên lai nế</w:t>
+      </w:r>
+      <w:r>
+        <w:t>u có</w:t>
+      </w:r>
+    </w:p>
+    <w:p>
+      <w:pPr>
+        <w:pStyle w:val="ListParagraph"/>
+        <w:numPr>
+          <w:ilvl w:val="0"/>
+          <w:numId w:val="39"/>
+        </w:numPr>
+        <w:jc w:val="both"/>
+      </w:pPr>
+      <w:r>
+        <w:t>Lịch sử xử lý giao dị</w:t>
+      </w:r>
+      <w:r>
+        <w:t>ch</w:t>
+      </w:r>
+    </w:p>
+    <w:p>
+      <w:pPr>
+        <w:jc w:val="both"/>
+      </w:pPr>
+      <w:r>
+        <w:t>Việc lưu trữ giúp phục vụ tra cứu lịch sử giao dịch và làm cơ sở cho việc theo dõi, đối soát và xử lý các vấn đề phát sinh.</w:t>
+      </w:r>
+    </w:p>
+    <w:p>
+      <w:pPr>
+        <w:jc w:val="both"/>
+      </w:pPr>
+    </w:p>
+    <w:p>
+      <w:pPr>
+        <w:jc w:val="both"/>
+      </w:pPr>
+      <w:r>
+        <w:t>XỬ LÝ TRƯỜNG HỢP THANH TOÁN THẤT BẠI</w:t>
+      </w:r>
+    </w:p>
+    <w:p>
+      <w:pPr>
+        <w:ind w:firstLine="720"/>
+        <w:jc w:val="both"/>
+      </w:pPr>
+      <w:r>
+        <w:t>Nếu ngân hàng hoặc tổ chức cung ứng dịch vụ thanh toán trả về kết quả thất bại, hệ thống cập nhật trạng thái thanh toán thất bại và thông báo cho người dân hoặc tổ chức về kết quả giao dịch và nguyên nhân nếu có thể xác định được.</w:t>
+      </w:r>
+    </w:p>
+    <w:p>
+      <w:pPr>
+        <w:jc w:val="both"/>
+      </w:pPr>
+      <w:r>
+        <w:t>Các nguyên nhân có thể bao gồm:</w:t>
+      </w:r>
+    </w:p>
+    <w:p>
+      <w:pPr>
+        <w:pStyle w:val="ListParagraph"/>
+        <w:numPr>
+          <w:ilvl w:val="0"/>
+          <w:numId w:val="40"/>
+        </w:numPr>
+        <w:jc w:val="both"/>
+      </w:pPr>
+      <w:r>
+        <w:t>Tài khoản không đủ số</w:t>
+      </w:r>
+      <w:r>
+        <w:t xml:space="preserve"> dư</w:t>
+      </w:r>
+    </w:p>
+    <w:p>
+      <w:pPr>
+        <w:pStyle w:val="ListParagraph"/>
+        <w:numPr>
+          <w:ilvl w:val="0"/>
+          <w:numId w:val="40"/>
+        </w:numPr>
+        <w:jc w:val="both"/>
+      </w:pPr>
+      <w:r>
+        <w:t>Vượt hạn mức giao dị</w:t>
+      </w:r>
+      <w:r>
+        <w:t>ch</w:t>
+      </w:r>
+    </w:p>
+    <w:p>
+      <w:pPr>
+        <w:pStyle w:val="ListParagraph"/>
+        <w:numPr>
+          <w:ilvl w:val="0"/>
+          <w:numId w:val="40"/>
+        </w:numPr>
+        <w:jc w:val="both"/>
+      </w:pPr>
+      <w:r>
+        <w:t>Sai thông tin thanh toán</w:t>
+      </w:r>
+    </w:p>
+    <w:p>
+      <w:pPr>
+        <w:pStyle w:val="ListParagraph"/>
+        <w:numPr>
+          <w:ilvl w:val="0"/>
+          <w:numId w:val="40"/>
+        </w:numPr>
+        <w:jc w:val="both"/>
+      </w:pPr>
+      <w:r>
+        <w:t>Xác thự</w:t>
+      </w:r>
+      <w:r>
+        <w:t>c không thành công</w:t>
+      </w:r>
+    </w:p>
+    <w:p>
+      <w:pPr>
+        <w:pStyle w:val="ListParagraph"/>
+        <w:numPr>
+          <w:ilvl w:val="0"/>
+          <w:numId w:val="40"/>
+        </w:numPr>
+        <w:jc w:val="both"/>
+      </w:pPr>
+      <w:r>
+        <w:t>Ngân hàng từ chối giao dị</w:t>
+      </w:r>
+      <w:r>
+        <w:t>ch</w:t>
+      </w:r>
+    </w:p>
+    <w:p>
+      <w:pPr>
+        <w:jc w:val="both"/>
+      </w:pPr>
+      <w:r>
+        <w:t>Lỗi kết nối hoặc lỗi xử lý giao dị</w:t>
+      </w:r>
+      <w:r>
+        <w:t>ch</w:t>
+      </w:r>
+    </w:p>
+    <w:p>
+      <w:pPr>
+        <w:ind w:firstLine="720"/>
+        <w:jc w:val="both"/>
+      </w:pPr>
+      <w:r>
+        <w:t>Sau khi nhận được thông báo giao dịch thất bại, người dân hoặc tổ chức có thể lựa chọn:</w:t>
+      </w:r>
+    </w:p>
+    <w:p>
+      <w:pPr>
+        <w:pStyle w:val="ListParagraph"/>
+        <w:numPr>
+          <w:ilvl w:val="0"/>
+          <w:numId w:val="41"/>
+        </w:numPr>
+        <w:jc w:val="both"/>
+      </w:pPr>
+      <w:r>
+        <w:t>Thực hiện lại giao dịch: Hệ thống cho phép người dùng khởi tạo giao dịch mới. Người dùng có thể điều chỉnh phương thức thanh toán hoặc khắc phục nguyên nhân khiến giao dịch trước đó thất bại.</w:t>
+      </w:r>
+    </w:p>
+    <w:p>
+      <w:pPr>
+        <w:pStyle w:val="ListParagraph"/>
+        <w:numPr>
+          <w:ilvl w:val="0"/>
+          <w:numId w:val="41"/>
+        </w:numPr>
+        <w:jc w:val="both"/>
+      </w:pPr>
+      <w:r>
+        <w:t>Ngưng giao dịch: Người dùng xác nhận không tiếp tục thực hiện thanh toán. Hệ thống ghi nhận trạng thái giao dịch và lưu thông tin vào lịch sử xử lý.</w:t>
+      </w:r>
+    </w:p>
+    <w:p>
+      <w:pPr>
+        <w:jc w:val="both"/>
+      </w:pPr>
+      <w:r>
+        <w:lastRenderedPageBreak/>
+        <w:t>XỬ LÝ GIAO DỊCH BỊ HỦY HOẶC HẾT THỜI GIAN</w:t>
+      </w:r>
+    </w:p>
+    <w:p>
+      <w:pPr>
+        <w:ind w:firstLine="720"/>
+        <w:jc w:val="both"/>
+      </w:pPr>
+      <w:r>
+        <w:t>Đối với trường hợp người dùng chủ động hủy giao dịch hoặc giao dịch hết thời gian thực hiện, hệ thống ghi nhận trạng thái tương ứng:</w:t>
+      </w:r>
+    </w:p>
+    <w:p>
+      <w:pPr>
+        <w:pStyle w:val="ListParagraph"/>
+        <w:numPr>
+          <w:ilvl w:val="0"/>
+          <w:numId w:val="42"/>
+        </w:numPr>
+        <w:jc w:val="both"/>
+      </w:pPr>
+      <w:r>
+        <w:t>Đã hủy giao dị</w:t>
+      </w:r>
+      <w:r>
+        <w:t>ch</w:t>
+      </w:r>
+    </w:p>
+    <w:p>
+      <w:pPr>
+        <w:pStyle w:val="ListParagraph"/>
+        <w:numPr>
+          <w:ilvl w:val="0"/>
+          <w:numId w:val="42"/>
+        </w:numPr>
+        <w:jc w:val="both"/>
+      </w:pPr>
+      <w:r>
+        <w:t>Hết thờ</w:t>
+      </w:r>
+      <w:r>
+        <w:t>i gian thanh toán</w:t>
+      </w:r>
+    </w:p>
+    <w:p>
+      <w:pPr>
+        <w:ind w:firstLine="360"/>
+        <w:jc w:val="both"/>
+      </w:pPr>
+      <w:r>
+        <w:t>Hệ thống thông báo kết quả cho người dùng và cho phép thực hiện lại giao dịch nếu người dùng vẫn có nhu cầu thanh toán.</w:t>
+      </w:r>
+      <w:r>
+        <w:t xml:space="preserve"> </w:t>
+      </w:r>
+      <w:r>
+        <w:t>Nếu người dùng không tiếp tục, giao dịch được lưu vào lịch sử xử lý và kết thúc.</w:t>
+      </w:r>
+    </w:p>
+    <w:p>
+      <w:pPr>
+        <w:jc w:val="both"/>
+      </w:pPr>
+      <w:r>
+        <w:t>XỬ LÝ GIAO DỊCH CHỜ XÁC NHẬN VÀ CHƯA ĐỒNG BỘ</w:t>
+      </w:r>
+    </w:p>
+    <w:p>
+      <w:pPr>
+        <w:pStyle w:val="ListParagraph"/>
+        <w:numPr>
+          <w:ilvl w:val="0"/>
+          <w:numId w:val="43"/>
+        </w:numPr>
+        <w:jc w:val="both"/>
+      </w:pPr>
+      <w:r>
+        <w:t>Giao dịch đang chờ xác nhận</w:t>
+      </w:r>
+    </w:p>
+    <w:p>
+      <w:pPr>
+        <w:ind w:firstLine="360"/>
+        <w:jc w:val="both"/>
+      </w:pPr>
+      <w:r>
+        <w:t>Trong trường hợp ngân hàng hoặc Cổng thanh toán chưa trả về kết quả cuối cùng, giao dịch được ghi nhận ở trạng thái đang xử lý thanh toán.</w:t>
+      </w:r>
+      <w:r>
+        <w:t xml:space="preserve"> </w:t>
+      </w:r>
+      <w:r>
+        <w:t>Hệ thống tiếp tục chờ kết quả từ đơn vị thanh toán và không xác định giao dịch là thành công hoặc thất bại khi chưa có căn cứ xác nhận.</w:t>
+      </w:r>
+    </w:p>
+    <w:p>
+      <w:pPr>
+        <w:pStyle w:val="ListParagraph"/>
+        <w:numPr>
+          <w:ilvl w:val="0"/>
+          <w:numId w:val="43"/>
+        </w:numPr>
+        <w:jc w:val="both"/>
+      </w:pPr>
+      <w:r>
+        <w:t>Thanh toán thành công nhưng chưa đồng bộ</w:t>
+      </w:r>
+    </w:p>
+    <w:p>
+      <w:pPr>
+        <w:ind w:firstLine="360"/>
+        <w:jc w:val="both"/>
+      </w:pPr>
+      <w:r>
+        <w:t>Trường hợp ngân hàng đã xác nhận giao dịch thành công nhưng Hệ thống thông tin giải quyết thủ tục hành chính chưa nhận được dữ liệu, giao dịch được chuyển sang trạng thái chờ đồng bộ thanh toán.</w:t>
+      </w:r>
+    </w:p>
+    <w:p>
+      <w:pPr>
+        <w:ind w:firstLine="360"/>
+        <w:jc w:val="both"/>
+      </w:pPr>
+      <w:r>
+        <w:t>Các bên thực hiện kiểm tra và đồng bộ dữ liệu. Khi kết quả được xác nhận, hệ thống cập nhật trạng thái thanh toán chính thức.</w:t>
+      </w:r>
+    </w:p>
+    <w:p>
+      <w:pPr>
+        <w:jc w:val="both"/>
+      </w:pPr>
+      <w:r>
+        <w:t>XỬ LÝ GIAO DỊCH CẦN ĐỐI SOÁT</w:t>
+      </w:r>
+    </w:p>
+    <w:p>
+      <w:pPr>
+        <w:ind w:firstLine="720"/>
+        <w:jc w:val="both"/>
+      </w:pPr>
+      <w:r>
+        <w:t>Khi có sự khác biệt giữa dữ liệu của ngân hàng, Cổng thanh toán và Hệ thống thông tin giải quyết thủ tục hành chính, giao dịch được chuyển sang quy trình đối soát.</w:t>
+      </w:r>
+    </w:p>
+    <w:p>
+      <w:pPr>
+        <w:pStyle w:val="Heading1"/>
+        <w:spacing w:line="276" w:lineRule="auto"/>
+        <w:jc w:val="both"/>
         <w:rPr>
           <w:rFonts w:cs="Times New Roman"/>
+          <w:b w:val="0"/>
+          <w:i/>
+          <w:iCs/>
+          <w:color w:val="000000" w:themeColor="text1"/>
           <w:sz w:val="24"/>
           <w:szCs w:val="24"/>
         </w:rPr>
-        <w:t>toán</w:t>
-      </w:r>
-    </w:p>
-    <w:p>
-      <w:pPr>
+      </w:pPr>
+      <w:r>
+        <w:rPr>
+          <w:rFonts w:cs="Times New Roman"/>
+          <w:b w:val="0"/>
+          <w:i/>
+          <w:iCs/>
+          <w:color w:val="000000" w:themeColor="text1"/>
+          <w:sz w:val="24"/>
+          <w:szCs w:val="24"/>
+        </w:rPr>
+        <w:t>Bước 15. Đối soát và kiểm tra dữ liệu</w:t>
+      </w:r>
+    </w:p>
+    <w:p>
+      <w:pPr>
+        <w:ind w:firstLine="720"/>
+        <w:jc w:val="both"/>
+      </w:pPr>
+      <w:r>
+        <w:t>Cơ quan giải quyết thủ tục hành chính phối hợp với ngân hàng và Cổng thanh toán kiểm tra thông tin giao dịch giữa các hệ thống.</w:t>
+      </w:r>
+    </w:p>
+    <w:p>
+      <w:pPr>
+        <w:jc w:val="both"/>
+      </w:pPr>
+      <w:r>
+        <w:t>Nội dung đối soát bao gồm:</w:t>
+      </w:r>
+    </w:p>
+    <w:p>
+      <w:pPr>
+        <w:pStyle w:val="ListParagraph"/>
         <w:numPr>
           <w:ilvl w:val="0"/>
-          <w:numId w:val="32"/>
+          <w:numId w:val="44"/>
         </w:numPr>
-        <w:spacing w:before="100" w:beforeAutospacing="1" w:after="100" w:afterAutospacing="1"/>
+        <w:jc w:val="both"/>
+      </w:pPr>
+      <w:r>
+        <w:t>Kiểm tra mã giao dị</w:t>
+      </w:r>
+      <w:r>
+        <w:t>ch</w:t>
+      </w:r>
+    </w:p>
+    <w:p>
+      <w:pPr>
+        <w:pStyle w:val="ListParagraph"/>
+        <w:numPr>
+          <w:ilvl w:val="0"/>
+          <w:numId w:val="44"/>
+        </w:numPr>
+        <w:jc w:val="both"/>
+      </w:pPr>
+      <w:r>
+        <w:t>Kiểm tra số tiề</w:t>
+      </w:r>
+      <w:r>
+        <w:t>n</w:t>
+      </w:r>
+    </w:p>
+    <w:p>
+      <w:pPr>
+        <w:pStyle w:val="ListParagraph"/>
+        <w:numPr>
+          <w:ilvl w:val="0"/>
+          <w:numId w:val="44"/>
+        </w:numPr>
+        <w:jc w:val="both"/>
+      </w:pPr>
+      <w:r>
+        <w:t>Kiểm tra thời gian giao dị</w:t>
+      </w:r>
+      <w:r>
+        <w:t>ch</w:t>
+      </w:r>
+    </w:p>
+    <w:p>
+      <w:pPr>
+        <w:pStyle w:val="ListParagraph"/>
+        <w:numPr>
+          <w:ilvl w:val="0"/>
+          <w:numId w:val="44"/>
+        </w:numPr>
+        <w:jc w:val="both"/>
+      </w:pPr>
+      <w:r>
+        <w:t>Kiểm tra trạ</w:t>
+      </w:r>
+      <w:r>
+        <w:t>ng thái thanh toán</w:t>
+      </w:r>
+    </w:p>
+    <w:p>
+      <w:pPr>
+        <w:pStyle w:val="ListParagraph"/>
+        <w:numPr>
+          <w:ilvl w:val="0"/>
+          <w:numId w:val="44"/>
+        </w:numPr>
+        <w:jc w:val="both"/>
+      </w:pPr>
+      <w:r>
+        <w:lastRenderedPageBreak/>
+        <w:t>Đối chiếu thông tin giữa các hệ thố</w:t>
+      </w:r>
+      <w:r>
+        <w:t>ng</w:t>
+      </w:r>
+    </w:p>
+    <w:p>
+      <w:pPr>
+        <w:pStyle w:val="Heading1"/>
+        <w:spacing w:line="276" w:lineRule="auto"/>
         <w:jc w:val="both"/>
         <w:rPr>
           <w:rFonts w:cs="Times New Roman"/>
+          <w:b w:val="0"/>
+          <w:i/>
+          <w:iCs/>
+          <w:color w:val="000000" w:themeColor="text1"/>
           <w:sz w:val="24"/>
           <w:szCs w:val="24"/>
         </w:rPr>
@@ -17787,181 +18056,86 @@
       <w:r>
         <w:rPr>
           <w:rFonts w:cs="Times New Roman"/>
+          <w:b w:val="0"/>
+          <w:i/>
+          <w:iCs/>
+          <w:color w:val="000000" w:themeColor="text1"/>
           <w:sz w:val="24"/>
           <w:szCs w:val="24"/>
         </w:rPr>
-        <w:t>Xác thự</w:t>
-      </w:r>
-      <w:r>
-        <w:rPr>
-          <w:rFonts w:cs="Times New Roman"/>
-          <w:sz w:val="24"/>
-          <w:szCs w:val="24"/>
-        </w:rPr>
-        <w:t>c không thành công</w:t>
-      </w:r>
-    </w:p>
-    <w:p>
-      <w:pPr>
-        <w:numPr>
-          <w:ilvl w:val="0"/>
-          <w:numId w:val="32"/>
-        </w:numPr>
-        <w:spacing w:before="100" w:beforeAutospacing="1" w:after="100" w:afterAutospacing="1"/>
-        <w:jc w:val="both"/>
-        <w:rPr>
-          <w:rFonts w:cs="Times New Roman"/>
-          <w:sz w:val="24"/>
-          <w:szCs w:val="24"/>
-        </w:rPr>
-      </w:pPr>
-      <w:r>
-        <w:rPr>
-          <w:rFonts w:cs="Times New Roman"/>
-          <w:sz w:val="24"/>
-          <w:szCs w:val="24"/>
-        </w:rPr>
-        <w:t>Ngân hàng từ chối giao dị</w:t>
-      </w:r>
-      <w:r>
-        <w:rPr>
-          <w:rFonts w:cs="Times New Roman"/>
-          <w:sz w:val="24"/>
-          <w:szCs w:val="24"/>
-        </w:rPr>
-        <w:t>ch</w:t>
-      </w:r>
-    </w:p>
-    <w:p>
-      <w:pPr>
-        <w:numPr>
-          <w:ilvl w:val="0"/>
-          <w:numId w:val="32"/>
-        </w:numPr>
-        <w:spacing w:before="100" w:beforeAutospacing="1" w:after="100" w:afterAutospacing="1"/>
-        <w:jc w:val="both"/>
-        <w:rPr>
-          <w:rFonts w:cs="Times New Roman"/>
-          <w:sz w:val="24"/>
-          <w:szCs w:val="24"/>
-        </w:rPr>
-      </w:pPr>
-      <w:r>
-        <w:rPr>
-          <w:rFonts w:cs="Times New Roman"/>
-          <w:sz w:val="24"/>
-          <w:szCs w:val="24"/>
-        </w:rPr>
-        <w:t>Lỗi kết nối hoặc lỗi xử lý giao dị</w:t>
-      </w:r>
-      <w:r>
-        <w:rPr>
-          <w:rFonts w:cs="Times New Roman"/>
-          <w:sz w:val="24"/>
-          <w:szCs w:val="24"/>
-        </w:rPr>
-        <w:t>ch</w:t>
-      </w:r>
-    </w:p>
-    <w:p>
-      <w:pPr>
-        <w:pStyle w:val="Heading6"/>
-        <w:jc w:val="both"/>
-        <w:rPr>
-          <w:rFonts w:cs="Times New Roman"/>
-          <w:sz w:val="24"/>
-          <w:szCs w:val="24"/>
-        </w:rPr>
-      </w:pPr>
-      <w:r>
-        <w:rPr>
-          <w:rFonts w:cs="Times New Roman"/>
-          <w:sz w:val="24"/>
-          <w:szCs w:val="24"/>
-        </w:rPr>
-        <w:t>Bước 13. Lựa chọn tiếp tục hoặc ngưng giao dịch</w:t>
-      </w:r>
-    </w:p>
-    <w:p>
-      <w:pPr>
-        <w:pStyle w:val="NormalWeb"/>
-        <w:spacing w:line="276" w:lineRule="auto"/>
+        <w:t>Bước 16. Cập nhật và xác nhận kết quả đối soát</w:t>
+      </w:r>
+    </w:p>
+    <w:p>
+      <w:pPr>
         <w:ind w:firstLine="720"/>
         <w:jc w:val="both"/>
       </w:pPr>
       <w:r>
-        <w:t>Sau khi nhận được thông báo giao dịch thất bại, người dân hoặc tổ chức lựa chọn một trong hai phương án:</w:t>
-      </w:r>
-    </w:p>
-    <w:p>
-      <w:pPr>
-        <w:pStyle w:val="NormalWeb"/>
-        <w:numPr>
-          <w:ilvl w:val="0"/>
-          <w:numId w:val="33"/>
-        </w:numPr>
-        <w:spacing w:line="276" w:lineRule="auto"/>
+        <w:t>Sau khi kiểm tra, các bên xác định kết quả chính xác của giao dịch và cập nhật trạng thái tương ứng trên hệ thống.</w:t>
+      </w:r>
+      <w:r>
+        <w:t xml:space="preserve"> </w:t>
+      </w:r>
+      <w:r>
+        <w:t>Kết quả đối soát có thể xác định giao dịch là thanh toán thành công, thanh toán thất bại hoặc chuyển sang hướng xử lý phù hợp khác.</w:t>
+      </w:r>
+    </w:p>
+    <w:p>
+      <w:pPr>
         <w:jc w:val="both"/>
-        <w:rPr>
-          <w:b/>
-        </w:rPr>
-      </w:pPr>
-      <w:r>
-        <w:rPr>
-          <w:rStyle w:val="Strong"/>
-          <w:rFonts w:eastAsiaTheme="majorEastAsia"/>
-          <w:b w:val="0"/>
-        </w:rPr>
-        <w:t>Trường hợp lựa chọn thực hiện lại:</w:t>
-      </w:r>
-      <w:r>
-        <w:rPr>
-          <w:b/>
-        </w:rPr>
+      </w:pPr>
+      <w:r>
+        <w:t>XỬ LÝ HOÀN TRẢ GIAO DỊCH</w:t>
+      </w:r>
+    </w:p>
+    <w:p>
+      <w:pPr>
+        <w:ind w:firstLine="720"/>
+        <w:jc w:val="both"/>
+      </w:pPr>
+      <w:r>
+        <w:t>Trong một số trường hợp như thanh toán trùng, hủy hồ sơ hoặc phát sinh yêu cầu hoàn phí theo quy định, giao dịch có thể được chuyển sang quy trình hoàn trả.</w:t>
+      </w:r>
+    </w:p>
+    <w:p>
+      <w:pPr>
+        <w:ind w:firstLine="720"/>
+        <w:jc w:val="both"/>
+      </w:pPr>
+      <w:r>
+        <w:t>Cổng thanh toán hoặc ngân hàng thực hiện hoàn trả số tiền cho người thanh toán. Sau khi có kết quả, Hệ thống thông tin giải quyết thủ tục hành chính cập nhật trạng thái đã hoàn tiền hoặc ghi nhận trạng thái chưa hoàn trả nếu giao dịch hoàn tiền chưa được thực hiện thành công.</w:t>
+      </w:r>
+      <w:r>
         <w:t xml:space="preserve"> </w:t>
       </w:r>
       <w:r>
-        <w:t>Hệ thống cho phép người dùng khởi tạo một giao dịch mới. Người dùng có thể điều chỉnh phương thức thanh toán hoặc khắc phục nguyên nhân khiến giao dịch trước đó thất bại, sau đó thực hiện lại quy trình thanh toán.</w:t>
-      </w:r>
-    </w:p>
-    <w:p>
-      <w:pPr>
-        <w:pStyle w:val="NormalWeb"/>
-        <w:numPr>
-          <w:ilvl w:val="0"/>
-          <w:numId w:val="34"/>
-        </w:numPr>
-        <w:spacing w:line="276" w:lineRule="auto"/>
+        <w:t>Thông tin hoàn trả được lưu cùng lịch sử giao dịch để phục vụ kiểm tra và đối soát.</w:t>
+      </w:r>
+    </w:p>
+    <w:p>
+      <w:pPr>
         <w:jc w:val="both"/>
-        <w:rPr>
-          <w:b/>
-        </w:rPr>
-      </w:pPr>
-      <w:r>
-        <w:rPr>
-          <w:rStyle w:val="Strong"/>
-          <w:rFonts w:eastAsiaTheme="majorEastAsia"/>
-          <w:b w:val="0"/>
-        </w:rPr>
-        <w:t>Trường hợp lựa chọn ngưng giao dịch:</w:t>
-      </w:r>
-      <w:r>
-        <w:rPr>
-          <w:b/>
-        </w:rPr>
-        <w:t xml:space="preserve"> </w:t>
-      </w:r>
-      <w:r>
-        <w:t>Người dùng xác nhận không tiếp tục thực hiện thanh toán. Hệ thống ghi nhận trạng thái giao dịch và chuyển sang bước lưu thông tin.</w:t>
-      </w:r>
-      <w:r>
-        <w:rPr>
-          <w:b/>
-        </w:rPr>
-        <w:t xml:space="preserve"> </w:t>
-      </w:r>
-      <w:r>
-        <w:t>Việc cho phép thực hiện lại hoặc ngưng giao dịch giúp quy trình phản ánh đầy đủ quyền lựa chọn của người dân hoặc tổ chức khi giao dịch không thành công.</w:t>
+      </w:pPr>
+      <w:r>
+        <w:t>LƯU TRỮ VÀ KẾT THÚC QUY TRÌNH</w:t>
+      </w:r>
+    </w:p>
+    <w:p>
+      <w:pPr>
+        <w:ind w:firstLine="720"/>
+        <w:jc w:val="both"/>
+      </w:pPr>
+      <w:r>
+        <w:t>Sau khi giao dịch đã có kết quả cuối cùng, dù thành công, thất bại, bị hủy, hết thời gian hoặc đã hoàn tiền, Hệ thống thông tin giải quyết thủ tục hành chính đều thực hiện lưu trữ thông tin.</w:t>
+      </w:r>
+    </w:p>
+    <w:p>
+      <w:pPr>
+        <w:jc w:val="both"/>
+      </w:pPr>
+      <w:r>
+        <w:t>Việc lưu trữ nhằm mục đích:</w:t>
       </w:r>
     </w:p>
     <w:p>
@@ -17969,121 +18143,15 @@
         <w:pStyle w:val="ListParagraph"/>
         <w:numPr>
           <w:ilvl w:val="0"/>
-          <w:numId w:val="35"/>
+          <w:numId w:val="45"/>
         </w:numPr>
         <w:jc w:val="both"/>
-        <w:rPr>
-          <w:rFonts w:cs="Times New Roman"/>
-          <w:b/>
-          <w:sz w:val="24"/>
-          <w:szCs w:val="24"/>
-        </w:rPr>
-      </w:pPr>
-      <w:r>
-        <w:rPr>
-          <w:rFonts w:cs="Times New Roman"/>
-          <w:b/>
-          <w:sz w:val="24"/>
-          <w:szCs w:val="24"/>
-        </w:rPr>
-        <w:t>Xử lý giao dịch hủy hoặc hết thời gian</w:t>
-      </w:r>
-    </w:p>
-    <w:p>
-      <w:pPr>
-        <w:pStyle w:val="NormalWeb"/>
-        <w:spacing w:line="276" w:lineRule="auto"/>
-        <w:jc w:val="both"/>
-      </w:pPr>
-      <w:r>
-        <w:t>Đối với trường hợp người dùng chủ động hủy giao dịch hoặc giao dịch hết thời gian thực hiện, hệ thống ghi nhận trạng thái tương ứng:</w:t>
-      </w:r>
-    </w:p>
-    <w:p>
-      <w:pPr>
-        <w:numPr>
-          <w:ilvl w:val="0"/>
-          <w:numId w:val="25"/>
-        </w:numPr>
-        <w:spacing w:before="100" w:beforeAutospacing="1" w:after="100" w:afterAutospacing="1"/>
-        <w:jc w:val="both"/>
-        <w:rPr>
-          <w:rFonts w:cs="Times New Roman"/>
-          <w:b/>
-          <w:sz w:val="24"/>
-          <w:szCs w:val="24"/>
-        </w:rPr>
-      </w:pPr>
-      <w:r>
-        <w:rPr>
-          <w:rStyle w:val="Strong"/>
-          <w:rFonts w:cs="Times New Roman"/>
-          <w:b w:val="0"/>
-          <w:sz w:val="24"/>
-          <w:szCs w:val="24"/>
-        </w:rPr>
-        <w:t>Đã hủy giao dịch</w:t>
-      </w:r>
-      <w:r>
-        <w:rPr>
-          <w:rFonts w:cs="Times New Roman"/>
-          <w:b/>
-          <w:sz w:val="24"/>
-          <w:szCs w:val="24"/>
-        </w:rPr>
-        <w:t xml:space="preserve">; </w:t>
-      </w:r>
-    </w:p>
-    <w:p>
-      <w:pPr>
-        <w:numPr>
-          <w:ilvl w:val="0"/>
-          <w:numId w:val="25"/>
-        </w:numPr>
-        <w:spacing w:before="100" w:beforeAutospacing="1" w:after="100" w:afterAutospacing="1"/>
-        <w:jc w:val="both"/>
-        <w:rPr>
-          <w:rFonts w:cs="Times New Roman"/>
-          <w:b/>
-          <w:sz w:val="24"/>
-          <w:szCs w:val="24"/>
-        </w:rPr>
-      </w:pPr>
-      <w:r>
-        <w:rPr>
-          <w:rStyle w:val="Strong"/>
-          <w:rFonts w:cs="Times New Roman"/>
-          <w:b w:val="0"/>
-          <w:sz w:val="24"/>
-          <w:szCs w:val="24"/>
-        </w:rPr>
-        <w:t>Hết thời gian thanh toán</w:t>
-      </w:r>
-      <w:r>
-        <w:rPr>
-          <w:rFonts w:cs="Times New Roman"/>
-          <w:b/>
-          <w:sz w:val="24"/>
-          <w:szCs w:val="24"/>
-        </w:rPr>
-        <w:t xml:space="preserve">. </w:t>
-      </w:r>
-    </w:p>
-    <w:p>
-      <w:pPr>
-        <w:pStyle w:val="NormalWeb"/>
-        <w:spacing w:line="276" w:lineRule="auto"/>
-        <w:ind w:firstLine="720"/>
-        <w:jc w:val="both"/>
-      </w:pPr>
-      <w:r>
-        <w:t>Hệ thống thông báo kết quả cho người dùng và cho phép thực hiện lại giao dịch nếu người dùng vẫn có</w:t>
-      </w:r>
-      <w:r>
-        <w:t xml:space="preserve"> nhu cầu thanh toán. </w:t>
-      </w:r>
-      <w:r>
-        <w:t>Nếu người dùng không tiếp tục, giao dịch được chuyển sang bước lưu thông tin và kết thúc quy trình.</w:t>
+      </w:pPr>
+      <w:r>
+        <w:t>Phục vụ tra cứu lịch sử giao dị</w:t>
+      </w:r>
+      <w:r>
+        <w:t>ch</w:t>
       </w:r>
     </w:p>
     <w:p>
@@ -18091,24 +18159,12 @@
         <w:pStyle w:val="ListParagraph"/>
         <w:numPr>
           <w:ilvl w:val="0"/>
-          <w:numId w:val="35"/>
+          <w:numId w:val="45"/>
         </w:numPr>
         <w:jc w:val="both"/>
-        <w:rPr>
-          <w:rFonts w:cs="Times New Roman"/>
-          <w:b/>
-          <w:sz w:val="24"/>
-          <w:szCs w:val="24"/>
-        </w:rPr>
-      </w:pPr>
-      <w:r>
-        <w:rPr>
-          <w:rFonts w:cs="Times New Roman"/>
-          <w:b/>
-          <w:sz w:val="24"/>
-          <w:szCs w:val="24"/>
-        </w:rPr>
-        <w:t>Xử lý giao dịch chờ xác nhận và chưa đồng bộ</w:t>
+      </w:pPr>
+      <w:r>
+        <w:t>Theo dõi quá trình thanh toán</w:t>
       </w:r>
     </w:p>
     <w:p>
@@ -18116,38 +18172,15 @@
         <w:pStyle w:val="ListParagraph"/>
         <w:numPr>
           <w:ilvl w:val="0"/>
-          <w:numId w:val="36"/>
+          <w:numId w:val="45"/>
         </w:numPr>
         <w:jc w:val="both"/>
-        <w:rPr>
-          <w:rFonts w:cs="Times New Roman"/>
-          <w:sz w:val="24"/>
-          <w:szCs w:val="24"/>
-        </w:rPr>
-      </w:pPr>
-      <w:r>
-        <w:rPr>
-          <w:rFonts w:cs="Times New Roman"/>
-          <w:sz w:val="24"/>
-          <w:szCs w:val="24"/>
-        </w:rPr>
-        <w:t>Giao dịch đang chờ xác nhận</w:t>
-      </w:r>
-      <w:r>
-        <w:rPr>
-          <w:rFonts w:cs="Times New Roman"/>
-          <w:sz w:val="24"/>
-          <w:szCs w:val="24"/>
-        </w:rPr>
-        <w:t>:</w:t>
-      </w:r>
-      <w:r>
-        <w:rPr>
-          <w:rFonts w:cs="Times New Roman"/>
-          <w:sz w:val="24"/>
-          <w:szCs w:val="24"/>
-        </w:rPr>
-        <w:t>Trong trường hợp ngân hàng hoặc Cổng thanh toán chưa trả về kết quả cuối cùng, giao dịch được ghi nhận ở trạng thái:</w:t>
+      </w:pPr>
+      <w:r>
+        <w:t>Hỗ trợ xử lý khiếu nạ</w:t>
+      </w:r>
+      <w:r>
+        <w:t>i</w:t>
       </w:r>
     </w:p>
     <w:p>
@@ -18155,40 +18188,12 @@
         <w:pStyle w:val="ListParagraph"/>
         <w:numPr>
           <w:ilvl w:val="0"/>
-          <w:numId w:val="36"/>
+          <w:numId w:val="45"/>
         </w:numPr>
         <w:jc w:val="both"/>
-        <w:rPr>
-          <w:rFonts w:cs="Times New Roman"/>
-          <w:sz w:val="24"/>
-          <w:szCs w:val="24"/>
-        </w:rPr>
-      </w:pPr>
-      <w:r>
-        <w:rPr>
-          <w:rStyle w:val="Strong"/>
-          <w:rFonts w:cs="Times New Roman"/>
-          <w:b w:val="0"/>
-          <w:sz w:val="24"/>
-          <w:szCs w:val="24"/>
-        </w:rPr>
-        <w:t>Đang xử lý thanh toán</w:t>
-      </w:r>
-      <w:r>
-        <w:rPr>
-          <w:rFonts w:cs="Times New Roman"/>
-          <w:sz w:val="24"/>
-          <w:szCs w:val="24"/>
-        </w:rPr>
-        <w:t xml:space="preserve">: </w:t>
-      </w:r>
-      <w:r>
-        <w:rPr>
-          <w:rFonts w:cs="Times New Roman"/>
-          <w:sz w:val="24"/>
-          <w:szCs w:val="24"/>
-        </w:rPr>
-        <w:t>Hệ thống tiếp tục chờ kết quả từ đơn vị thanh toán và không xác định giao dịch là thành công hoặc thất bại khi chưa có căn cứ xác nhận.</w:t>
+      </w:pPr>
+      <w:r>
+        <w:t>Phục vụ đối soát giữa các đơn vị</w:t>
       </w:r>
     </w:p>
     <w:p>
@@ -18196,38 +18201,15 @@
         <w:pStyle w:val="ListParagraph"/>
         <w:numPr>
           <w:ilvl w:val="0"/>
-          <w:numId w:val="36"/>
+          <w:numId w:val="45"/>
         </w:numPr>
         <w:jc w:val="both"/>
-        <w:rPr>
-          <w:rFonts w:cs="Times New Roman"/>
-          <w:sz w:val="24"/>
-          <w:szCs w:val="24"/>
-        </w:rPr>
-      </w:pPr>
-      <w:r>
-        <w:rPr>
-          <w:rFonts w:cs="Times New Roman"/>
-          <w:sz w:val="24"/>
-          <w:szCs w:val="24"/>
-        </w:rPr>
-        <w:t>Thanh toán thành công nhưng chưa đồng bộ</w:t>
-      </w:r>
-      <w:r>
-        <w:rPr>
-          <w:rFonts w:cs="Times New Roman"/>
-          <w:sz w:val="24"/>
-          <w:szCs w:val="24"/>
-        </w:rPr>
-        <w:t xml:space="preserve">: </w:t>
-      </w:r>
-      <w:r>
-        <w:rPr>
-          <w:rFonts w:cs="Times New Roman"/>
-          <w:sz w:val="24"/>
-          <w:szCs w:val="24"/>
-        </w:rPr>
-        <w:t>Trường hợp ngân hàng đã xác nhận giao dịch thành công nhưng Hệ thống thông tin giải quyết thủ tục hành chính chưa nhận được dữ liệu, giao dịch được chuyển sang trạng thái:</w:t>
+      </w:pPr>
+      <w:r>
+        <w:t>Cung cấp dữ liệu cho thố</w:t>
+      </w:r>
+      <w:r>
+        <w:t>ng kê và báo cáo</w:t>
       </w:r>
     </w:p>
     <w:p>
@@ -18235,484 +18217,17 @@
         <w:pStyle w:val="ListParagraph"/>
         <w:numPr>
           <w:ilvl w:val="0"/>
-          <w:numId w:val="36"/>
+          <w:numId w:val="45"/>
         </w:numPr>
         <w:jc w:val="both"/>
-        <w:rPr>
-          <w:rFonts w:cs="Times New Roman"/>
-          <w:sz w:val="24"/>
-          <w:szCs w:val="24"/>
-        </w:rPr>
-      </w:pPr>
-      <w:r>
-        <w:rPr>
-          <w:rStyle w:val="Strong"/>
-          <w:rFonts w:cs="Times New Roman"/>
-          <w:b w:val="0"/>
-          <w:sz w:val="24"/>
-          <w:szCs w:val="24"/>
-        </w:rPr>
-        <w:t>Chờ đồng bộ thanh toán</w:t>
-      </w:r>
-      <w:r>
-        <w:rPr>
-          <w:rFonts w:cs="Times New Roman"/>
-          <w:sz w:val="24"/>
-          <w:szCs w:val="24"/>
-        </w:rPr>
-        <w:t xml:space="preserve">: </w:t>
-      </w:r>
-      <w:r>
-        <w:rPr>
-          <w:rFonts w:cs="Times New Roman"/>
-          <w:sz w:val="24"/>
-          <w:szCs w:val="24"/>
-        </w:rPr>
-        <w:t>Sau đó, các bên thực hiện kiểm tra và đồng bộ dữ liệu. Khi kết quả được xác nhận, hệ thống cập nhật trạng thái thanh toán chính thức.</w:t>
-      </w:r>
-    </w:p>
-    <w:p>
-      <w:pPr>
-        <w:pStyle w:val="ListParagraph"/>
-        <w:numPr>
-          <w:ilvl w:val="0"/>
-          <w:numId w:val="35"/>
-        </w:numPr>
+      </w:pPr>
+      <w:r>
+        <w:t>Bảo đảm khả năng truy vết khi phát sinh sự cố</w:t>
+      </w:r>
+    </w:p>
+    <w:p>
+      <w:pPr>
         <w:jc w:val="both"/>
-        <w:rPr>
-          <w:rFonts w:cs="Times New Roman"/>
-          <w:b/>
-          <w:sz w:val="24"/>
-          <w:szCs w:val="24"/>
-        </w:rPr>
-      </w:pPr>
-      <w:r>
-        <w:rPr>
-          <w:rFonts w:cs="Times New Roman"/>
-          <w:b/>
-          <w:sz w:val="24"/>
-          <w:szCs w:val="24"/>
-        </w:rPr>
-        <w:t>Xử lý giao dịch cần đối soát</w:t>
-      </w:r>
-    </w:p>
-    <w:p>
-      <w:pPr>
-        <w:pStyle w:val="NormalWeb"/>
-        <w:spacing w:line="276" w:lineRule="auto"/>
-        <w:ind w:firstLine="720"/>
-        <w:jc w:val="both"/>
-      </w:pPr>
-      <w:r>
-        <w:lastRenderedPageBreak/>
-        <w:t>Khi có sự khác biệt giữa dữ liệu của ngân hàng, Cổng thanh toán và Hệ thống thông tin giải quyết thủ tục hành chính, giao dịch được chuyển sang quy trình đối soát.</w:t>
-      </w:r>
-      <w:r>
-        <w:t xml:space="preserve"> </w:t>
-      </w:r>
-      <w:r>
-        <w:t xml:space="preserve">Quá trình </w:t>
-      </w:r>
-      <w:r>
-        <w:t xml:space="preserve">bao </w:t>
-      </w:r>
-      <w:r>
-        <w:t>gồm:</w:t>
-      </w:r>
-    </w:p>
-    <w:p>
-      <w:pPr>
-        <w:numPr>
-          <w:ilvl w:val="0"/>
-          <w:numId w:val="26"/>
-        </w:numPr>
-        <w:spacing w:before="100" w:beforeAutospacing="1" w:after="100" w:afterAutospacing="1"/>
-        <w:jc w:val="both"/>
-        <w:rPr>
-          <w:rFonts w:cs="Times New Roman"/>
-          <w:sz w:val="24"/>
-          <w:szCs w:val="24"/>
-        </w:rPr>
-      </w:pPr>
-      <w:r>
-        <w:rPr>
-          <w:rStyle w:val="Strong"/>
-          <w:rFonts w:cs="Times New Roman"/>
-          <w:b w:val="0"/>
-          <w:sz w:val="24"/>
-          <w:szCs w:val="24"/>
-        </w:rPr>
-        <w:t>Đối soát/kiểm tra dữ liệu:</w:t>
-      </w:r>
-      <w:r>
-        <w:rPr>
-          <w:rFonts w:cs="Times New Roman"/>
-          <w:sz w:val="24"/>
-          <w:szCs w:val="24"/>
-        </w:rPr>
-        <w:t xml:space="preserve"> Kiểm tra thông tin giao dịch giữa các hệ thống. </w:t>
-      </w:r>
-    </w:p>
-    <w:p>
-      <w:pPr>
-        <w:numPr>
-          <w:ilvl w:val="0"/>
-          <w:numId w:val="26"/>
-        </w:numPr>
-        <w:spacing w:before="100" w:beforeAutospacing="1" w:after="100" w:afterAutospacing="1"/>
-        <w:jc w:val="both"/>
-        <w:rPr>
-          <w:rFonts w:cs="Times New Roman"/>
-          <w:sz w:val="24"/>
-          <w:szCs w:val="24"/>
-        </w:rPr>
-      </w:pPr>
-      <w:r>
-        <w:rPr>
-          <w:rStyle w:val="Strong"/>
-          <w:rFonts w:cs="Times New Roman"/>
-          <w:b w:val="0"/>
-          <w:sz w:val="24"/>
-          <w:szCs w:val="24"/>
-        </w:rPr>
-        <w:t>Cập nhật/xác nhận kết quả đối soát:</w:t>
-      </w:r>
-      <w:r>
-        <w:rPr>
-          <w:rFonts w:cs="Times New Roman"/>
-          <w:sz w:val="24"/>
-          <w:szCs w:val="24"/>
-        </w:rPr>
-        <w:t xml:space="preserve"> Xác định kết quả chính xác của giao dịch. </w:t>
-      </w:r>
-    </w:p>
-    <w:p>
-      <w:pPr>
-        <w:numPr>
-          <w:ilvl w:val="0"/>
-          <w:numId w:val="26"/>
-        </w:numPr>
-        <w:spacing w:before="100" w:beforeAutospacing="1" w:after="100" w:afterAutospacing="1"/>
-        <w:jc w:val="both"/>
-        <w:rPr>
-          <w:rFonts w:cs="Times New Roman"/>
-          <w:sz w:val="24"/>
-          <w:szCs w:val="24"/>
-        </w:rPr>
-      </w:pPr>
-      <w:r>
-        <w:rPr>
-          <w:rStyle w:val="Strong"/>
-          <w:rFonts w:cs="Times New Roman"/>
-          <w:b w:val="0"/>
-          <w:sz w:val="24"/>
-          <w:szCs w:val="24"/>
-        </w:rPr>
-        <w:t>Cập nhật trạng thái cuối cùng:</w:t>
-      </w:r>
-      <w:r>
-        <w:rPr>
-          <w:rFonts w:cs="Times New Roman"/>
-          <w:sz w:val="24"/>
-          <w:szCs w:val="24"/>
-        </w:rPr>
-        <w:t xml:space="preserve"> Hệ thống ghi nhận kết quả đã được xác minh. </w:t>
-      </w:r>
-    </w:p>
-    <w:p>
-      <w:pPr>
-        <w:pStyle w:val="NormalWeb"/>
-        <w:spacing w:line="276" w:lineRule="auto"/>
-        <w:jc w:val="both"/>
-      </w:pPr>
-      <w:r>
-        <w:t>Sau khi đối soát, giao dịch có thể được xác định là thanh toán thành công, thất bại hoặc chuyển sang hướng xử lý phù hợp khác.</w:t>
-      </w:r>
-    </w:p>
-    <w:p>
-      <w:pPr>
-        <w:pStyle w:val="ListParagraph"/>
-        <w:numPr>
-          <w:ilvl w:val="0"/>
-          <w:numId w:val="35"/>
-        </w:numPr>
-        <w:jc w:val="both"/>
-        <w:rPr>
-          <w:rFonts w:cs="Times New Roman"/>
-          <w:b/>
-          <w:sz w:val="24"/>
-          <w:szCs w:val="24"/>
-        </w:rPr>
-      </w:pPr>
-      <w:r>
-        <w:rPr>
-          <w:rFonts w:cs="Times New Roman"/>
-          <w:b/>
-          <w:sz w:val="24"/>
-          <w:szCs w:val="24"/>
-        </w:rPr>
-        <w:t>Xử lý hoàn trả giao dịch</w:t>
-      </w:r>
-    </w:p>
-    <w:p>
-      <w:pPr>
-        <w:pStyle w:val="NormalWeb"/>
-        <w:spacing w:line="276" w:lineRule="auto"/>
-        <w:ind w:firstLine="720"/>
-        <w:jc w:val="both"/>
-      </w:pPr>
-      <w:r>
-        <w:t>Trong một số trường hợp như thanh toán trùng, hủy hồ sơ hoặc phát sinh yêu cầu hoàn phí theo quy định, giao dịch có thể được chuyển sang quy trình hoàn trả.</w:t>
-      </w:r>
-      <w:r>
-        <w:t xml:space="preserve"> </w:t>
-      </w:r>
-      <w:r>
-        <w:t>Cổng thanh toán hoặc ngân hàng thực hiện hoàn trả số tiền cho người thanh toán. Sau khi có kết quả, hệ thống cập nhật trạng thái</w:t>
-      </w:r>
-      <w:r>
-        <w:t xml:space="preserve"> đã hoàn tiền h</w:t>
-      </w:r>
-      <w:r>
-        <w:t>oặc ghi nhận trạng thái chưa hoàn trả nếu giao dịch hoàn tiền chưa được thực hiện thành công.</w:t>
-      </w:r>
-    </w:p>
-    <w:p>
-      <w:pPr>
-        <w:pStyle w:val="NormalWeb"/>
-        <w:spacing w:line="276" w:lineRule="auto"/>
-        <w:jc w:val="both"/>
-      </w:pPr>
-      <w:r>
-        <w:t>Thông tin hoàn trả được lưu cùng lịch sử giao dịch để phục vụ kiểm tra và đối soát.</w:t>
-      </w:r>
-    </w:p>
-    <w:p>
-      <w:pPr>
-        <w:pStyle w:val="ListParagraph"/>
-        <w:numPr>
-          <w:ilvl w:val="0"/>
-          <w:numId w:val="35"/>
-        </w:numPr>
-        <w:jc w:val="both"/>
-        <w:rPr>
-          <w:rFonts w:cs="Times New Roman"/>
-          <w:b/>
-          <w:sz w:val="24"/>
-          <w:szCs w:val="24"/>
-        </w:rPr>
-      </w:pPr>
-      <w:r>
-        <w:rPr>
-          <w:rFonts w:cs="Times New Roman"/>
-          <w:b/>
-          <w:sz w:val="24"/>
-          <w:szCs w:val="24"/>
-        </w:rPr>
-        <w:t>Lưu trữ và kết thúc quy trình</w:t>
-      </w:r>
-    </w:p>
-    <w:p>
-      <w:pPr>
-        <w:pStyle w:val="NormalWeb"/>
-        <w:spacing w:line="276" w:lineRule="auto"/>
-        <w:ind w:firstLine="720"/>
-        <w:jc w:val="both"/>
-      </w:pPr>
-      <w:r>
-        <w:t xml:space="preserve">Sau khi giao dịch đã có kết quả cuối cùng, dù </w:t>
-      </w:r>
-      <w:r>
-        <w:rPr>
-          <w:rStyle w:val="Strong"/>
-          <w:rFonts w:eastAsiaTheme="majorEastAsia"/>
-          <w:b w:val="0"/>
-        </w:rPr>
-        <w:t>thành công, thất bại, bị hủy, hết thời gian hoặc đã hoàn tiền</w:t>
-      </w:r>
-      <w:r>
-        <w:rPr>
-          <w:b/>
-        </w:rPr>
-        <w:t>,</w:t>
-      </w:r>
-      <w:r>
-        <w:t xml:space="preserve"> Hệ thống thông tin giải quyết thủ tục hành chính đều thực hiện lưu trữ thông tin.Việc lưu trữ nhằm</w:t>
-      </w:r>
-      <w:r>
-        <w:t xml:space="preserve"> mục đích</w:t>
-      </w:r>
-      <w:r>
-        <w:t>:</w:t>
-      </w:r>
-    </w:p>
-    <w:p>
-      <w:pPr>
-        <w:numPr>
-          <w:ilvl w:val="0"/>
-          <w:numId w:val="27"/>
-        </w:numPr>
-        <w:spacing w:before="100" w:beforeAutospacing="1" w:after="100" w:afterAutospacing="1"/>
-        <w:jc w:val="both"/>
-        <w:rPr>
-          <w:rFonts w:cs="Times New Roman"/>
-          <w:sz w:val="24"/>
-          <w:szCs w:val="24"/>
-        </w:rPr>
-      </w:pPr>
-      <w:r>
-        <w:rPr>
-          <w:rFonts w:cs="Times New Roman"/>
-          <w:sz w:val="24"/>
-          <w:szCs w:val="24"/>
-        </w:rPr>
-        <w:t>Phục vụ tra cứu lịch sử giao dị</w:t>
-      </w:r>
-      <w:r>
-        <w:rPr>
-          <w:rFonts w:cs="Times New Roman"/>
-          <w:sz w:val="24"/>
-          <w:szCs w:val="24"/>
-        </w:rPr>
-        <w:t>ch</w:t>
-      </w:r>
-    </w:p>
-    <w:p>
-      <w:pPr>
-        <w:numPr>
-          <w:ilvl w:val="0"/>
-          <w:numId w:val="27"/>
-        </w:numPr>
-        <w:spacing w:before="100" w:beforeAutospacing="1" w:after="100" w:afterAutospacing="1"/>
-        <w:jc w:val="both"/>
-        <w:rPr>
-          <w:rFonts w:cs="Times New Roman"/>
-          <w:sz w:val="24"/>
-          <w:szCs w:val="24"/>
-        </w:rPr>
-      </w:pPr>
-      <w:r>
-        <w:rPr>
-          <w:rFonts w:cs="Times New Roman"/>
-          <w:sz w:val="24"/>
-          <w:szCs w:val="24"/>
-        </w:rPr>
-        <w:t>Theo dõi quá trình thanh toán</w:t>
-      </w:r>
-    </w:p>
-    <w:p>
-      <w:pPr>
-        <w:numPr>
-          <w:ilvl w:val="0"/>
-          <w:numId w:val="27"/>
-        </w:numPr>
-        <w:spacing w:before="100" w:beforeAutospacing="1" w:after="100" w:afterAutospacing="1"/>
-        <w:jc w:val="both"/>
-        <w:rPr>
-          <w:rFonts w:cs="Times New Roman"/>
-          <w:sz w:val="24"/>
-          <w:szCs w:val="24"/>
-        </w:rPr>
-      </w:pPr>
-      <w:r>
-        <w:rPr>
-          <w:rFonts w:cs="Times New Roman"/>
-          <w:sz w:val="24"/>
-          <w:szCs w:val="24"/>
-        </w:rPr>
-        <w:t>Hỗ trợ xử lý khiếu nạ</w:t>
-      </w:r>
-      <w:r>
-        <w:rPr>
-          <w:rFonts w:cs="Times New Roman"/>
-          <w:sz w:val="24"/>
-          <w:szCs w:val="24"/>
-        </w:rPr>
-        <w:t>i</w:t>
-      </w:r>
-    </w:p>
-    <w:p>
-      <w:pPr>
-        <w:numPr>
-          <w:ilvl w:val="0"/>
-          <w:numId w:val="27"/>
-        </w:numPr>
-        <w:spacing w:before="100" w:beforeAutospacing="1" w:after="100" w:afterAutospacing="1"/>
-        <w:jc w:val="both"/>
-        <w:rPr>
-          <w:rFonts w:cs="Times New Roman"/>
-          <w:sz w:val="24"/>
-          <w:szCs w:val="24"/>
-        </w:rPr>
-      </w:pPr>
-      <w:r>
-        <w:rPr>
-          <w:rFonts w:cs="Times New Roman"/>
-          <w:sz w:val="24"/>
-          <w:szCs w:val="24"/>
-        </w:rPr>
-        <w:t>Phục vụ đối soát giữa các đơn vị</w:t>
-      </w:r>
-    </w:p>
-    <w:p>
-      <w:pPr>
-        <w:numPr>
-          <w:ilvl w:val="0"/>
-          <w:numId w:val="27"/>
-        </w:numPr>
-        <w:spacing w:before="100" w:beforeAutospacing="1" w:after="100" w:afterAutospacing="1"/>
-        <w:jc w:val="both"/>
-        <w:rPr>
-          <w:rFonts w:cs="Times New Roman"/>
-          <w:sz w:val="24"/>
-          <w:szCs w:val="24"/>
-        </w:rPr>
-      </w:pPr>
-      <w:r>
-        <w:rPr>
-          <w:rFonts w:cs="Times New Roman"/>
-          <w:sz w:val="24"/>
-          <w:szCs w:val="24"/>
-        </w:rPr>
-        <w:t>Cung cấp dữ liệu cho thố</w:t>
-      </w:r>
-      <w:r>
-        <w:rPr>
-          <w:rFonts w:cs="Times New Roman"/>
-          <w:sz w:val="24"/>
-          <w:szCs w:val="24"/>
-        </w:rPr>
-        <w:t>ng kê và báo cáo</w:t>
-      </w:r>
-    </w:p>
-    <w:p>
-      <w:pPr>
-        <w:numPr>
-          <w:ilvl w:val="0"/>
-          <w:numId w:val="27"/>
-        </w:numPr>
-        <w:spacing w:before="100" w:beforeAutospacing="1" w:after="100" w:afterAutospacing="1"/>
-        <w:jc w:val="both"/>
-        <w:rPr>
-          <w:rFonts w:cs="Times New Roman"/>
-          <w:sz w:val="24"/>
-          <w:szCs w:val="24"/>
-        </w:rPr>
-      </w:pPr>
-      <w:r>
-        <w:rPr>
-          <w:rFonts w:cs="Times New Roman"/>
-          <w:sz w:val="24"/>
-          <w:szCs w:val="24"/>
-        </w:rPr>
-        <w:t>Bảo đảm khả năng truy vết khi phát sinh sự cố</w:t>
-      </w:r>
-    </w:p>
-    <w:p>
-      <w:pPr>
-        <w:pStyle w:val="NormalWeb"/>
-        <w:spacing w:line="276" w:lineRule="auto"/>
-        <w:jc w:val="both"/>
       </w:pPr>
       <w:r>
         <w:t>Sau khi thông tin được lưu trữ, quy trình thanh toán kết thúc.</w:t>
@@ -18722,8 +18237,6 @@
       <w:pPr>
         <w:pStyle w:val="Heading1"/>
       </w:pPr>
-      <w:bookmarkStart w:id="50" w:name="_Toc236264132"/>
-      <w:bookmarkStart w:id="51" w:name="_Toc236682220"/>
       <w:r>
         <w:t xml:space="preserve">Chương III. </w:t>
       </w:r>
@@ -19041,7 +18554,7 @@
             <w:noProof/>
             <w:szCs w:val="26"/>
           </w:rPr>
-          <w:t>38</w:t>
+          <w:t>40</w:t>
         </w:r>
         <w:r>
           <w:rPr>
@@ -21135,6 +20648,119 @@
     </w:lvl>
   </w:abstractNum>
   <w:abstractNum w:abstractNumId="16" w15:restartNumberingAfterBreak="0">
+    <w:nsid w:val="2A1471D3"/>
+    <w:multiLevelType w:val="hybridMultilevel"/>
+    <w:tmpl w:val="E4B6BEF6"/>
+    <w:lvl w:ilvl="0" w:tplc="04090001">
+      <w:start w:val="1"/>
+      <w:numFmt w:val="bullet"/>
+      <w:lvlText w:val=""/>
+      <w:lvlJc w:val="left"/>
+      <w:pPr>
+        <w:ind w:left="720" w:hanging="360"/>
+      </w:pPr>
+      <w:rPr>
+        <w:rFonts w:ascii="Symbol" w:hAnsi="Symbol" w:hint="default"/>
+      </w:rPr>
+    </w:lvl>
+    <w:lvl w:ilvl="1" w:tplc="04090003" w:tentative="1">
+      <w:start w:val="1"/>
+      <w:numFmt w:val="bullet"/>
+      <w:lvlText w:val="o"/>
+      <w:lvlJc w:val="left"/>
+      <w:pPr>
+        <w:ind w:left="1440" w:hanging="360"/>
+      </w:pPr>
+      <w:rPr>
+        <w:rFonts w:ascii="Courier New" w:hAnsi="Courier New" w:cs="Courier New" w:hint="default"/>
+      </w:rPr>
+    </w:lvl>
+    <w:lvl w:ilvl="2" w:tplc="04090005" w:tentative="1">
+      <w:start w:val="1"/>
+      <w:numFmt w:val="bullet"/>
+      <w:lvlText w:val=""/>
+      <w:lvlJc w:val="left"/>
+      <w:pPr>
+        <w:ind w:left="2160" w:hanging="360"/>
+      </w:pPr>
+      <w:rPr>
+        <w:rFonts w:ascii="Wingdings" w:hAnsi="Wingdings" w:hint="default"/>
+      </w:rPr>
+    </w:lvl>
+    <w:lvl w:ilvl="3" w:tplc="04090001" w:tentative="1">
+      <w:start w:val="1"/>
+      <w:numFmt w:val="bullet"/>
+      <w:lvlText w:val=""/>
+      <w:lvlJc w:val="left"/>
+      <w:pPr>
+        <w:ind w:left="2880" w:hanging="360"/>
+      </w:pPr>
+      <w:rPr>
+        <w:rFonts w:ascii="Symbol" w:hAnsi="Symbol" w:hint="default"/>
+      </w:rPr>
+    </w:lvl>
+    <w:lvl w:ilvl="4" w:tplc="04090003" w:tentative="1">
+      <w:start w:val="1"/>
+      <w:numFmt w:val="bullet"/>
+      <w:lvlText w:val="o"/>
+      <w:lvlJc w:val="left"/>
+      <w:pPr>
+        <w:ind w:left="3600" w:hanging="360"/>
+      </w:pPr>
+      <w:rPr>
+        <w:rFonts w:ascii="Courier New" w:hAnsi="Courier New" w:cs="Courier New" w:hint="default"/>
+      </w:rPr>
+    </w:lvl>
+    <w:lvl w:ilvl="5" w:tplc="04090005" w:tentative="1">
+      <w:start w:val="1"/>
+      <w:numFmt w:val="bullet"/>
+      <w:lvlText w:val=""/>
+      <w:lvlJc w:val="left"/>
+      <w:pPr>
+        <w:ind w:left="4320" w:hanging="360"/>
+      </w:pPr>
+      <w:rPr>
+        <w:rFonts w:ascii="Wingdings" w:hAnsi="Wingdings" w:hint="default"/>
+      </w:rPr>
+    </w:lvl>
+    <w:lvl w:ilvl="6" w:tplc="04090001" w:tentative="1">
+      <w:start w:val="1"/>
+      <w:numFmt w:val="bullet"/>
+      <w:lvlText w:val=""/>
+      <w:lvlJc w:val="left"/>
+      <w:pPr>
+        <w:ind w:left="5040" w:hanging="360"/>
+      </w:pPr>
+      <w:rPr>
+        <w:rFonts w:ascii="Symbol" w:hAnsi="Symbol" w:hint="default"/>
+      </w:rPr>
+    </w:lvl>
+    <w:lvl w:ilvl="7" w:tplc="04090003" w:tentative="1">
+      <w:start w:val="1"/>
+      <w:numFmt w:val="bullet"/>
+      <w:lvlText w:val="o"/>
+      <w:lvlJc w:val="left"/>
+      <w:pPr>
+        <w:ind w:left="5760" w:hanging="360"/>
+      </w:pPr>
+      <w:rPr>
+        <w:rFonts w:ascii="Courier New" w:hAnsi="Courier New" w:cs="Courier New" w:hint="default"/>
+      </w:rPr>
+    </w:lvl>
+    <w:lvl w:ilvl="8" w:tplc="04090005" w:tentative="1">
+      <w:start w:val="1"/>
+      <w:numFmt w:val="bullet"/>
+      <w:lvlText w:val=""/>
+      <w:lvlJc w:val="left"/>
+      <w:pPr>
+        <w:ind w:left="6480" w:hanging="360"/>
+      </w:pPr>
+      <w:rPr>
+        <w:rFonts w:ascii="Wingdings" w:hAnsi="Wingdings" w:hint="default"/>
+      </w:rPr>
+    </w:lvl>
+  </w:abstractNum>
+  <w:abstractNum w:abstractNumId="17" w15:restartNumberingAfterBreak="0">
     <w:nsid w:val="2BDF5301"/>
     <w:multiLevelType w:val="hybridMultilevel"/>
     <w:tmpl w:val="387674A2"/>
@@ -21247,7 +20873,120 @@
       </w:rPr>
     </w:lvl>
   </w:abstractNum>
-  <w:abstractNum w:abstractNumId="17" w15:restartNumberingAfterBreak="0">
+  <w:abstractNum w:abstractNumId="18" w15:restartNumberingAfterBreak="0">
+    <w:nsid w:val="2BE76AE8"/>
+    <w:multiLevelType w:val="hybridMultilevel"/>
+    <w:tmpl w:val="28AA59D8"/>
+    <w:lvl w:ilvl="0" w:tplc="04090001">
+      <w:start w:val="1"/>
+      <w:numFmt w:val="bullet"/>
+      <w:lvlText w:val=""/>
+      <w:lvlJc w:val="left"/>
+      <w:pPr>
+        <w:ind w:left="720" w:hanging="360"/>
+      </w:pPr>
+      <w:rPr>
+        <w:rFonts w:ascii="Symbol" w:hAnsi="Symbol" w:hint="default"/>
+      </w:rPr>
+    </w:lvl>
+    <w:lvl w:ilvl="1" w:tplc="04090003" w:tentative="1">
+      <w:start w:val="1"/>
+      <w:numFmt w:val="bullet"/>
+      <w:lvlText w:val="o"/>
+      <w:lvlJc w:val="left"/>
+      <w:pPr>
+        <w:ind w:left="1440" w:hanging="360"/>
+      </w:pPr>
+      <w:rPr>
+        <w:rFonts w:ascii="Courier New" w:hAnsi="Courier New" w:cs="Courier New" w:hint="default"/>
+      </w:rPr>
+    </w:lvl>
+    <w:lvl w:ilvl="2" w:tplc="04090005" w:tentative="1">
+      <w:start w:val="1"/>
+      <w:numFmt w:val="bullet"/>
+      <w:lvlText w:val=""/>
+      <w:lvlJc w:val="left"/>
+      <w:pPr>
+        <w:ind w:left="2160" w:hanging="360"/>
+      </w:pPr>
+      <w:rPr>
+        <w:rFonts w:ascii="Wingdings" w:hAnsi="Wingdings" w:hint="default"/>
+      </w:rPr>
+    </w:lvl>
+    <w:lvl w:ilvl="3" w:tplc="04090001" w:tentative="1">
+      <w:start w:val="1"/>
+      <w:numFmt w:val="bullet"/>
+      <w:lvlText w:val=""/>
+      <w:lvlJc w:val="left"/>
+      <w:pPr>
+        <w:ind w:left="2880" w:hanging="360"/>
+      </w:pPr>
+      <w:rPr>
+        <w:rFonts w:ascii="Symbol" w:hAnsi="Symbol" w:hint="default"/>
+      </w:rPr>
+    </w:lvl>
+    <w:lvl w:ilvl="4" w:tplc="04090003" w:tentative="1">
+      <w:start w:val="1"/>
+      <w:numFmt w:val="bullet"/>
+      <w:lvlText w:val="o"/>
+      <w:lvlJc w:val="left"/>
+      <w:pPr>
+        <w:ind w:left="3600" w:hanging="360"/>
+      </w:pPr>
+      <w:rPr>
+        <w:rFonts w:ascii="Courier New" w:hAnsi="Courier New" w:cs="Courier New" w:hint="default"/>
+      </w:rPr>
+    </w:lvl>
+    <w:lvl w:ilvl="5" w:tplc="04090005" w:tentative="1">
+      <w:start w:val="1"/>
+      <w:numFmt w:val="bullet"/>
+      <w:lvlText w:val=""/>
+      <w:lvlJc w:val="left"/>
+      <w:pPr>
+        <w:ind w:left="4320" w:hanging="360"/>
+      </w:pPr>
+      <w:rPr>
+        <w:rFonts w:ascii="Wingdings" w:hAnsi="Wingdings" w:hint="default"/>
+      </w:rPr>
+    </w:lvl>
+    <w:lvl w:ilvl="6" w:tplc="04090001" w:tentative="1">
+      <w:start w:val="1"/>
+      <w:numFmt w:val="bullet"/>
+      <w:lvlText w:val=""/>
+      <w:lvlJc w:val="left"/>
+      <w:pPr>
+        <w:ind w:left="5040" w:hanging="360"/>
+      </w:pPr>
+      <w:rPr>
+        <w:rFonts w:ascii="Symbol" w:hAnsi="Symbol" w:hint="default"/>
+      </w:rPr>
+    </w:lvl>
+    <w:lvl w:ilvl="7" w:tplc="04090003" w:tentative="1">
+      <w:start w:val="1"/>
+      <w:numFmt w:val="bullet"/>
+      <w:lvlText w:val="o"/>
+      <w:lvlJc w:val="left"/>
+      <w:pPr>
+        <w:ind w:left="5760" w:hanging="360"/>
+      </w:pPr>
+      <w:rPr>
+        <w:rFonts w:ascii="Courier New" w:hAnsi="Courier New" w:cs="Courier New" w:hint="default"/>
+      </w:rPr>
+    </w:lvl>
+    <w:lvl w:ilvl="8" w:tplc="04090005" w:tentative="1">
+      <w:start w:val="1"/>
+      <w:numFmt w:val="bullet"/>
+      <w:lvlText w:val=""/>
+      <w:lvlJc w:val="left"/>
+      <w:pPr>
+        <w:ind w:left="6480" w:hanging="360"/>
+      </w:pPr>
+      <w:rPr>
+        <w:rFonts w:ascii="Wingdings" w:hAnsi="Wingdings" w:hint="default"/>
+      </w:rPr>
+    </w:lvl>
+  </w:abstractNum>
+  <w:abstractNum w:abstractNumId="19" w15:restartNumberingAfterBreak="0">
     <w:nsid w:val="2D68241F"/>
     <w:multiLevelType w:val="hybridMultilevel"/>
     <w:tmpl w:val="E096693C"/>
@@ -21360,7 +21099,7 @@
       </w:rPr>
     </w:lvl>
   </w:abstractNum>
-  <w:abstractNum w:abstractNumId="18" w15:restartNumberingAfterBreak="0">
+  <w:abstractNum w:abstractNumId="20" w15:restartNumberingAfterBreak="0">
     <w:nsid w:val="37A44CCD"/>
     <w:multiLevelType w:val="multilevel"/>
     <w:tmpl w:val="5936D2E2"/>
@@ -21509,7 +21248,7 @@
       </w:rPr>
     </w:lvl>
   </w:abstractNum>
-  <w:abstractNum w:abstractNumId="19" w15:restartNumberingAfterBreak="0">
+  <w:abstractNum w:abstractNumId="21" w15:restartNumberingAfterBreak="0">
     <w:nsid w:val="3B377DFE"/>
     <w:multiLevelType w:val="hybridMultilevel"/>
     <w:tmpl w:val="C01A2302"/>
@@ -21622,7 +21361,7 @@
       </w:rPr>
     </w:lvl>
   </w:abstractNum>
-  <w:abstractNum w:abstractNumId="20" w15:restartNumberingAfterBreak="0">
+  <w:abstractNum w:abstractNumId="22" w15:restartNumberingAfterBreak="0">
     <w:nsid w:val="3CC62E9B"/>
     <w:multiLevelType w:val="hybridMultilevel"/>
     <w:tmpl w:val="55088168"/>
@@ -21735,7 +21474,7 @@
       </w:rPr>
     </w:lvl>
   </w:abstractNum>
-  <w:abstractNum w:abstractNumId="21" w15:restartNumberingAfterBreak="0">
+  <w:abstractNum w:abstractNumId="23" w15:restartNumberingAfterBreak="0">
     <w:nsid w:val="3FDD442A"/>
     <w:multiLevelType w:val="hybridMultilevel"/>
     <w:tmpl w:val="8458A2A6"/>
@@ -21848,7 +21587,7 @@
       </w:rPr>
     </w:lvl>
   </w:abstractNum>
-  <w:abstractNum w:abstractNumId="22" w15:restartNumberingAfterBreak="0">
+  <w:abstractNum w:abstractNumId="24" w15:restartNumberingAfterBreak="0">
     <w:nsid w:val="40B811FD"/>
     <w:multiLevelType w:val="hybridMultilevel"/>
     <w:tmpl w:val="A5DC8B7C"/>
@@ -21961,7 +21700,7 @@
       </w:rPr>
     </w:lvl>
   </w:abstractNum>
-  <w:abstractNum w:abstractNumId="23" w15:restartNumberingAfterBreak="0">
+  <w:abstractNum w:abstractNumId="25" w15:restartNumberingAfterBreak="0">
     <w:nsid w:val="4110472F"/>
     <w:multiLevelType w:val="hybridMultilevel"/>
     <w:tmpl w:val="3916939A"/>
@@ -22074,7 +21813,346 @@
       </w:rPr>
     </w:lvl>
   </w:abstractNum>
-  <w:abstractNum w:abstractNumId="24" w15:restartNumberingAfterBreak="0">
+  <w:abstractNum w:abstractNumId="26" w15:restartNumberingAfterBreak="0">
+    <w:nsid w:val="464D2C11"/>
+    <w:multiLevelType w:val="hybridMultilevel"/>
+    <w:tmpl w:val="6952D2B8"/>
+    <w:lvl w:ilvl="0" w:tplc="04090001">
+      <w:start w:val="1"/>
+      <w:numFmt w:val="bullet"/>
+      <w:lvlText w:val=""/>
+      <w:lvlJc w:val="left"/>
+      <w:pPr>
+        <w:ind w:left="720" w:hanging="360"/>
+      </w:pPr>
+      <w:rPr>
+        <w:rFonts w:ascii="Symbol" w:hAnsi="Symbol" w:hint="default"/>
+      </w:rPr>
+    </w:lvl>
+    <w:lvl w:ilvl="1" w:tplc="04090003" w:tentative="1">
+      <w:start w:val="1"/>
+      <w:numFmt w:val="bullet"/>
+      <w:lvlText w:val="o"/>
+      <w:lvlJc w:val="left"/>
+      <w:pPr>
+        <w:ind w:left="1440" w:hanging="360"/>
+      </w:pPr>
+      <w:rPr>
+        <w:rFonts w:ascii="Courier New" w:hAnsi="Courier New" w:cs="Courier New" w:hint="default"/>
+      </w:rPr>
+    </w:lvl>
+    <w:lvl w:ilvl="2" w:tplc="04090005" w:tentative="1">
+      <w:start w:val="1"/>
+      <w:numFmt w:val="bullet"/>
+      <w:lvlText w:val=""/>
+      <w:lvlJc w:val="left"/>
+      <w:pPr>
+        <w:ind w:left="2160" w:hanging="360"/>
+      </w:pPr>
+      <w:rPr>
+        <w:rFonts w:ascii="Wingdings" w:hAnsi="Wingdings" w:hint="default"/>
+      </w:rPr>
+    </w:lvl>
+    <w:lvl w:ilvl="3" w:tplc="04090001" w:tentative="1">
+      <w:start w:val="1"/>
+      <w:numFmt w:val="bullet"/>
+      <w:lvlText w:val=""/>
+      <w:lvlJc w:val="left"/>
+      <w:pPr>
+        <w:ind w:left="2880" w:hanging="360"/>
+      </w:pPr>
+      <w:rPr>
+        <w:rFonts w:ascii="Symbol" w:hAnsi="Symbol" w:hint="default"/>
+      </w:rPr>
+    </w:lvl>
+    <w:lvl w:ilvl="4" w:tplc="04090003" w:tentative="1">
+      <w:start w:val="1"/>
+      <w:numFmt w:val="bullet"/>
+      <w:lvlText w:val="o"/>
+      <w:lvlJc w:val="left"/>
+      <w:pPr>
+        <w:ind w:left="3600" w:hanging="360"/>
+      </w:pPr>
+      <w:rPr>
+        <w:rFonts w:ascii="Courier New" w:hAnsi="Courier New" w:cs="Courier New" w:hint="default"/>
+      </w:rPr>
+    </w:lvl>
+    <w:lvl w:ilvl="5" w:tplc="04090005" w:tentative="1">
+      <w:start w:val="1"/>
+      <w:numFmt w:val="bullet"/>
+      <w:lvlText w:val=""/>
+      <w:lvlJc w:val="left"/>
+      <w:pPr>
+        <w:ind w:left="4320" w:hanging="360"/>
+      </w:pPr>
+      <w:rPr>
+        <w:rFonts w:ascii="Wingdings" w:hAnsi="Wingdings" w:hint="default"/>
+      </w:rPr>
+    </w:lvl>
+    <w:lvl w:ilvl="6" w:tplc="04090001" w:tentative="1">
+      <w:start w:val="1"/>
+      <w:numFmt w:val="bullet"/>
+      <w:lvlText w:val=""/>
+      <w:lvlJc w:val="left"/>
+      <w:pPr>
+        <w:ind w:left="5040" w:hanging="360"/>
+      </w:pPr>
+      <w:rPr>
+        <w:rFonts w:ascii="Symbol" w:hAnsi="Symbol" w:hint="default"/>
+      </w:rPr>
+    </w:lvl>
+    <w:lvl w:ilvl="7" w:tplc="04090003" w:tentative="1">
+      <w:start w:val="1"/>
+      <w:numFmt w:val="bullet"/>
+      <w:lvlText w:val="o"/>
+      <w:lvlJc w:val="left"/>
+      <w:pPr>
+        <w:ind w:left="5760" w:hanging="360"/>
+      </w:pPr>
+      <w:rPr>
+        <w:rFonts w:ascii="Courier New" w:hAnsi="Courier New" w:cs="Courier New" w:hint="default"/>
+      </w:rPr>
+    </w:lvl>
+    <w:lvl w:ilvl="8" w:tplc="04090005" w:tentative="1">
+      <w:start w:val="1"/>
+      <w:numFmt w:val="bullet"/>
+      <w:lvlText w:val=""/>
+      <w:lvlJc w:val="left"/>
+      <w:pPr>
+        <w:ind w:left="6480" w:hanging="360"/>
+      </w:pPr>
+      <w:rPr>
+        <w:rFonts w:ascii="Wingdings" w:hAnsi="Wingdings" w:hint="default"/>
+      </w:rPr>
+    </w:lvl>
+  </w:abstractNum>
+  <w:abstractNum w:abstractNumId="27" w15:restartNumberingAfterBreak="0">
+    <w:nsid w:val="4E2B0E97"/>
+    <w:multiLevelType w:val="hybridMultilevel"/>
+    <w:tmpl w:val="C5721EF2"/>
+    <w:lvl w:ilvl="0" w:tplc="04090001">
+      <w:start w:val="1"/>
+      <w:numFmt w:val="bullet"/>
+      <w:lvlText w:val=""/>
+      <w:lvlJc w:val="left"/>
+      <w:pPr>
+        <w:ind w:left="720" w:hanging="360"/>
+      </w:pPr>
+      <w:rPr>
+        <w:rFonts w:ascii="Symbol" w:hAnsi="Symbol" w:hint="default"/>
+      </w:rPr>
+    </w:lvl>
+    <w:lvl w:ilvl="1" w:tplc="04090003" w:tentative="1">
+      <w:start w:val="1"/>
+      <w:numFmt w:val="bullet"/>
+      <w:lvlText w:val="o"/>
+      <w:lvlJc w:val="left"/>
+      <w:pPr>
+        <w:ind w:left="1440" w:hanging="360"/>
+      </w:pPr>
+      <w:rPr>
+        <w:rFonts w:ascii="Courier New" w:hAnsi="Courier New" w:cs="Courier New" w:hint="default"/>
+      </w:rPr>
+    </w:lvl>
+    <w:lvl w:ilvl="2" w:tplc="04090005" w:tentative="1">
+      <w:start w:val="1"/>
+      <w:numFmt w:val="bullet"/>
+      <w:lvlText w:val=""/>
+      <w:lvlJc w:val="left"/>
+      <w:pPr>
+        <w:ind w:left="2160" w:hanging="360"/>
+      </w:pPr>
+      <w:rPr>
+        <w:rFonts w:ascii="Wingdings" w:hAnsi="Wingdings" w:hint="default"/>
+      </w:rPr>
+    </w:lvl>
+    <w:lvl w:ilvl="3" w:tplc="04090001" w:tentative="1">
+      <w:start w:val="1"/>
+      <w:numFmt w:val="bullet"/>
+      <w:lvlText w:val=""/>
+      <w:lvlJc w:val="left"/>
+      <w:pPr>
+        <w:ind w:left="2880" w:hanging="360"/>
+      </w:pPr>
+      <w:rPr>
+        <w:rFonts w:ascii="Symbol" w:hAnsi="Symbol" w:hint="default"/>
+      </w:rPr>
+    </w:lvl>
+    <w:lvl w:ilvl="4" w:tplc="04090003" w:tentative="1">
+      <w:start w:val="1"/>
+      <w:numFmt w:val="bullet"/>
+      <w:lvlText w:val="o"/>
+      <w:lvlJc w:val="left"/>
+      <w:pPr>
+        <w:ind w:left="3600" w:hanging="360"/>
+      </w:pPr>
+      <w:rPr>
+        <w:rFonts w:ascii="Courier New" w:hAnsi="Courier New" w:cs="Courier New" w:hint="default"/>
+      </w:rPr>
+    </w:lvl>
+    <w:lvl w:ilvl="5" w:tplc="04090005" w:tentative="1">
+      <w:start w:val="1"/>
+      <w:numFmt w:val="bullet"/>
+      <w:lvlText w:val=""/>
+      <w:lvlJc w:val="left"/>
+      <w:pPr>
+        <w:ind w:left="4320" w:hanging="360"/>
+      </w:pPr>
+      <w:rPr>
+        <w:rFonts w:ascii="Wingdings" w:hAnsi="Wingdings" w:hint="default"/>
+      </w:rPr>
+    </w:lvl>
+    <w:lvl w:ilvl="6" w:tplc="04090001" w:tentative="1">
+      <w:start w:val="1"/>
+      <w:numFmt w:val="bullet"/>
+      <w:lvlText w:val=""/>
+      <w:lvlJc w:val="left"/>
+      <w:pPr>
+        <w:ind w:left="5040" w:hanging="360"/>
+      </w:pPr>
+      <w:rPr>
+        <w:rFonts w:ascii="Symbol" w:hAnsi="Symbol" w:hint="default"/>
+      </w:rPr>
+    </w:lvl>
+    <w:lvl w:ilvl="7" w:tplc="04090003" w:tentative="1">
+      <w:start w:val="1"/>
+      <w:numFmt w:val="bullet"/>
+      <w:lvlText w:val="o"/>
+      <w:lvlJc w:val="left"/>
+      <w:pPr>
+        <w:ind w:left="5760" w:hanging="360"/>
+      </w:pPr>
+      <w:rPr>
+        <w:rFonts w:ascii="Courier New" w:hAnsi="Courier New" w:cs="Courier New" w:hint="default"/>
+      </w:rPr>
+    </w:lvl>
+    <w:lvl w:ilvl="8" w:tplc="04090005" w:tentative="1">
+      <w:start w:val="1"/>
+      <w:numFmt w:val="bullet"/>
+      <w:lvlText w:val=""/>
+      <w:lvlJc w:val="left"/>
+      <w:pPr>
+        <w:ind w:left="6480" w:hanging="360"/>
+      </w:pPr>
+      <w:rPr>
+        <w:rFonts w:ascii="Wingdings" w:hAnsi="Wingdings" w:hint="default"/>
+      </w:rPr>
+    </w:lvl>
+  </w:abstractNum>
+  <w:abstractNum w:abstractNumId="28" w15:restartNumberingAfterBreak="0">
+    <w:nsid w:val="532B5D23"/>
+    <w:multiLevelType w:val="hybridMultilevel"/>
+    <w:tmpl w:val="BB4A7752"/>
+    <w:lvl w:ilvl="0" w:tplc="04090001">
+      <w:start w:val="1"/>
+      <w:numFmt w:val="bullet"/>
+      <w:lvlText w:val=""/>
+      <w:lvlJc w:val="left"/>
+      <w:pPr>
+        <w:ind w:left="720" w:hanging="360"/>
+      </w:pPr>
+      <w:rPr>
+        <w:rFonts w:ascii="Symbol" w:hAnsi="Symbol" w:hint="default"/>
+      </w:rPr>
+    </w:lvl>
+    <w:lvl w:ilvl="1" w:tplc="04090003" w:tentative="1">
+      <w:start w:val="1"/>
+      <w:numFmt w:val="bullet"/>
+      <w:lvlText w:val="o"/>
+      <w:lvlJc w:val="left"/>
+      <w:pPr>
+        <w:ind w:left="1440" w:hanging="360"/>
+      </w:pPr>
+      <w:rPr>
+        <w:rFonts w:ascii="Courier New" w:hAnsi="Courier New" w:cs="Courier New" w:hint="default"/>
+      </w:rPr>
+    </w:lvl>
+    <w:lvl w:ilvl="2" w:tplc="04090005" w:tentative="1">
+      <w:start w:val="1"/>
+      <w:numFmt w:val="bullet"/>
+      <w:lvlText w:val=""/>
+      <w:lvlJc w:val="left"/>
+      <w:pPr>
+        <w:ind w:left="2160" w:hanging="360"/>
+      </w:pPr>
+      <w:rPr>
+        <w:rFonts w:ascii="Wingdings" w:hAnsi="Wingdings" w:hint="default"/>
+      </w:rPr>
+    </w:lvl>
+    <w:lvl w:ilvl="3" w:tplc="04090001" w:tentative="1">
+      <w:start w:val="1"/>
+      <w:numFmt w:val="bullet"/>
+      <w:lvlText w:val=""/>
+      <w:lvlJc w:val="left"/>
+      <w:pPr>
+        <w:ind w:left="2880" w:hanging="360"/>
+      </w:pPr>
+      <w:rPr>
+        <w:rFonts w:ascii="Symbol" w:hAnsi="Symbol" w:hint="default"/>
+      </w:rPr>
+    </w:lvl>
+    <w:lvl w:ilvl="4" w:tplc="04090003" w:tentative="1">
+      <w:start w:val="1"/>
+      <w:numFmt w:val="bullet"/>
+      <w:lvlText w:val="o"/>
+      <w:lvlJc w:val="left"/>
+      <w:pPr>
+        <w:ind w:left="3600" w:hanging="360"/>
+      </w:pPr>
+      <w:rPr>
+        <w:rFonts w:ascii="Courier New" w:hAnsi="Courier New" w:cs="Courier New" w:hint="default"/>
+      </w:rPr>
+    </w:lvl>
+    <w:lvl w:ilvl="5" w:tplc="04090005" w:tentative="1">
+      <w:start w:val="1"/>
+      <w:numFmt w:val="bullet"/>
+      <w:lvlText w:val=""/>
+      <w:lvlJc w:val="left"/>
+      <w:pPr>
+        <w:ind w:left="4320" w:hanging="360"/>
+      </w:pPr>
+      <w:rPr>
+        <w:rFonts w:ascii="Wingdings" w:hAnsi="Wingdings" w:hint="default"/>
+      </w:rPr>
+    </w:lvl>
+    <w:lvl w:ilvl="6" w:tplc="04090001" w:tentative="1">
+      <w:start w:val="1"/>
+      <w:numFmt w:val="bullet"/>
+      <w:lvlText w:val=""/>
+      <w:lvlJc w:val="left"/>
+      <w:pPr>
+        <w:ind w:left="5040" w:hanging="360"/>
+      </w:pPr>
+      <w:rPr>
+        <w:rFonts w:ascii="Symbol" w:hAnsi="Symbol" w:hint="default"/>
+      </w:rPr>
+    </w:lvl>
+    <w:lvl w:ilvl="7" w:tplc="04090003" w:tentative="1">
+      <w:start w:val="1"/>
+      <w:numFmt w:val="bullet"/>
+      <w:lvlText w:val="o"/>
+      <w:lvlJc w:val="left"/>
+      <w:pPr>
+        <w:ind w:left="5760" w:hanging="360"/>
+      </w:pPr>
+      <w:rPr>
+        <w:rFonts w:ascii="Courier New" w:hAnsi="Courier New" w:cs="Courier New" w:hint="default"/>
+      </w:rPr>
+    </w:lvl>
+    <w:lvl w:ilvl="8" w:tplc="04090005" w:tentative="1">
+      <w:start w:val="1"/>
+      <w:numFmt w:val="bullet"/>
+      <w:lvlText w:val=""/>
+      <w:lvlJc w:val="left"/>
+      <w:pPr>
+        <w:ind w:left="6480" w:hanging="360"/>
+      </w:pPr>
+      <w:rPr>
+        <w:rFonts w:ascii="Wingdings" w:hAnsi="Wingdings" w:hint="default"/>
+      </w:rPr>
+    </w:lvl>
+  </w:abstractNum>
+  <w:abstractNum w:abstractNumId="29" w15:restartNumberingAfterBreak="0">
     <w:nsid w:val="5555769C"/>
     <w:multiLevelType w:val="hybridMultilevel"/>
     <w:tmpl w:val="1EE6DECC"/>
@@ -22187,7 +22265,7 @@
       </w:rPr>
     </w:lvl>
   </w:abstractNum>
-  <w:abstractNum w:abstractNumId="25" w15:restartNumberingAfterBreak="0">
+  <w:abstractNum w:abstractNumId="30" w15:restartNumberingAfterBreak="0">
     <w:nsid w:val="56DB5C81"/>
     <w:multiLevelType w:val="multilevel"/>
     <w:tmpl w:val="0E8A2C06"/>
@@ -22336,7 +22414,233 @@
       </w:rPr>
     </w:lvl>
   </w:abstractNum>
-  <w:abstractNum w:abstractNumId="26" w15:restartNumberingAfterBreak="0">
+  <w:abstractNum w:abstractNumId="31" w15:restartNumberingAfterBreak="0">
+    <w:nsid w:val="5A564B8A"/>
+    <w:multiLevelType w:val="hybridMultilevel"/>
+    <w:tmpl w:val="47F29532"/>
+    <w:lvl w:ilvl="0" w:tplc="04090001">
+      <w:start w:val="1"/>
+      <w:numFmt w:val="bullet"/>
+      <w:lvlText w:val=""/>
+      <w:lvlJc w:val="left"/>
+      <w:pPr>
+        <w:ind w:left="720" w:hanging="360"/>
+      </w:pPr>
+      <w:rPr>
+        <w:rFonts w:ascii="Symbol" w:hAnsi="Symbol" w:hint="default"/>
+      </w:rPr>
+    </w:lvl>
+    <w:lvl w:ilvl="1" w:tplc="04090003" w:tentative="1">
+      <w:start w:val="1"/>
+      <w:numFmt w:val="bullet"/>
+      <w:lvlText w:val="o"/>
+      <w:lvlJc w:val="left"/>
+      <w:pPr>
+        <w:ind w:left="1440" w:hanging="360"/>
+      </w:pPr>
+      <w:rPr>
+        <w:rFonts w:ascii="Courier New" w:hAnsi="Courier New" w:cs="Courier New" w:hint="default"/>
+      </w:rPr>
+    </w:lvl>
+    <w:lvl w:ilvl="2" w:tplc="04090005" w:tentative="1">
+      <w:start w:val="1"/>
+      <w:numFmt w:val="bullet"/>
+      <w:lvlText w:val=""/>
+      <w:lvlJc w:val="left"/>
+      <w:pPr>
+        <w:ind w:left="2160" w:hanging="360"/>
+      </w:pPr>
+      <w:rPr>
+        <w:rFonts w:ascii="Wingdings" w:hAnsi="Wingdings" w:hint="default"/>
+      </w:rPr>
+    </w:lvl>
+    <w:lvl w:ilvl="3" w:tplc="04090001" w:tentative="1">
+      <w:start w:val="1"/>
+      <w:numFmt w:val="bullet"/>
+      <w:lvlText w:val=""/>
+      <w:lvlJc w:val="left"/>
+      <w:pPr>
+        <w:ind w:left="2880" w:hanging="360"/>
+      </w:pPr>
+      <w:rPr>
+        <w:rFonts w:ascii="Symbol" w:hAnsi="Symbol" w:hint="default"/>
+      </w:rPr>
+    </w:lvl>
+    <w:lvl w:ilvl="4" w:tplc="04090003" w:tentative="1">
+      <w:start w:val="1"/>
+      <w:numFmt w:val="bullet"/>
+      <w:lvlText w:val="o"/>
+      <w:lvlJc w:val="left"/>
+      <w:pPr>
+        <w:ind w:left="3600" w:hanging="360"/>
+      </w:pPr>
+      <w:rPr>
+        <w:rFonts w:ascii="Courier New" w:hAnsi="Courier New" w:cs="Courier New" w:hint="default"/>
+      </w:rPr>
+    </w:lvl>
+    <w:lvl w:ilvl="5" w:tplc="04090005" w:tentative="1">
+      <w:start w:val="1"/>
+      <w:numFmt w:val="bullet"/>
+      <w:lvlText w:val=""/>
+      <w:lvlJc w:val="left"/>
+      <w:pPr>
+        <w:ind w:left="4320" w:hanging="360"/>
+      </w:pPr>
+      <w:rPr>
+        <w:rFonts w:ascii="Wingdings" w:hAnsi="Wingdings" w:hint="default"/>
+      </w:rPr>
+    </w:lvl>
+    <w:lvl w:ilvl="6" w:tplc="04090001" w:tentative="1">
+      <w:start w:val="1"/>
+      <w:numFmt w:val="bullet"/>
+      <w:lvlText w:val=""/>
+      <w:lvlJc w:val="left"/>
+      <w:pPr>
+        <w:ind w:left="5040" w:hanging="360"/>
+      </w:pPr>
+      <w:rPr>
+        <w:rFonts w:ascii="Symbol" w:hAnsi="Symbol" w:hint="default"/>
+      </w:rPr>
+    </w:lvl>
+    <w:lvl w:ilvl="7" w:tplc="04090003" w:tentative="1">
+      <w:start w:val="1"/>
+      <w:numFmt w:val="bullet"/>
+      <w:lvlText w:val="o"/>
+      <w:lvlJc w:val="left"/>
+      <w:pPr>
+        <w:ind w:left="5760" w:hanging="360"/>
+      </w:pPr>
+      <w:rPr>
+        <w:rFonts w:ascii="Courier New" w:hAnsi="Courier New" w:cs="Courier New" w:hint="default"/>
+      </w:rPr>
+    </w:lvl>
+    <w:lvl w:ilvl="8" w:tplc="04090005" w:tentative="1">
+      <w:start w:val="1"/>
+      <w:numFmt w:val="bullet"/>
+      <w:lvlText w:val=""/>
+      <w:lvlJc w:val="left"/>
+      <w:pPr>
+        <w:ind w:left="6480" w:hanging="360"/>
+      </w:pPr>
+      <w:rPr>
+        <w:rFonts w:ascii="Wingdings" w:hAnsi="Wingdings" w:hint="default"/>
+      </w:rPr>
+    </w:lvl>
+  </w:abstractNum>
+  <w:abstractNum w:abstractNumId="32" w15:restartNumberingAfterBreak="0">
+    <w:nsid w:val="63AC1A67"/>
+    <w:multiLevelType w:val="hybridMultilevel"/>
+    <w:tmpl w:val="1B9820B8"/>
+    <w:lvl w:ilvl="0" w:tplc="04090001">
+      <w:start w:val="1"/>
+      <w:numFmt w:val="bullet"/>
+      <w:lvlText w:val=""/>
+      <w:lvlJc w:val="left"/>
+      <w:pPr>
+        <w:ind w:left="720" w:hanging="360"/>
+      </w:pPr>
+      <w:rPr>
+        <w:rFonts w:ascii="Symbol" w:hAnsi="Symbol" w:hint="default"/>
+      </w:rPr>
+    </w:lvl>
+    <w:lvl w:ilvl="1" w:tplc="04090003" w:tentative="1">
+      <w:start w:val="1"/>
+      <w:numFmt w:val="bullet"/>
+      <w:lvlText w:val="o"/>
+      <w:lvlJc w:val="left"/>
+      <w:pPr>
+        <w:ind w:left="1440" w:hanging="360"/>
+      </w:pPr>
+      <w:rPr>
+        <w:rFonts w:ascii="Courier New" w:hAnsi="Courier New" w:cs="Courier New" w:hint="default"/>
+      </w:rPr>
+    </w:lvl>
+    <w:lvl w:ilvl="2" w:tplc="04090005" w:tentative="1">
+      <w:start w:val="1"/>
+      <w:numFmt w:val="bullet"/>
+      <w:lvlText w:val=""/>
+      <w:lvlJc w:val="left"/>
+      <w:pPr>
+        <w:ind w:left="2160" w:hanging="360"/>
+      </w:pPr>
+      <w:rPr>
+        <w:rFonts w:ascii="Wingdings" w:hAnsi="Wingdings" w:hint="default"/>
+      </w:rPr>
+    </w:lvl>
+    <w:lvl w:ilvl="3" w:tplc="04090001" w:tentative="1">
+      <w:start w:val="1"/>
+      <w:numFmt w:val="bullet"/>
+      <w:lvlText w:val=""/>
+      <w:lvlJc w:val="left"/>
+      <w:pPr>
+        <w:ind w:left="2880" w:hanging="360"/>
+      </w:pPr>
+      <w:rPr>
+        <w:rFonts w:ascii="Symbol" w:hAnsi="Symbol" w:hint="default"/>
+      </w:rPr>
+    </w:lvl>
+    <w:lvl w:ilvl="4" w:tplc="04090003" w:tentative="1">
+      <w:start w:val="1"/>
+      <w:numFmt w:val="bullet"/>
+      <w:lvlText w:val="o"/>
+      <w:lvlJc w:val="left"/>
+      <w:pPr>
+        <w:ind w:left="3600" w:hanging="360"/>
+      </w:pPr>
+      <w:rPr>
+        <w:rFonts w:ascii="Courier New" w:hAnsi="Courier New" w:cs="Courier New" w:hint="default"/>
+      </w:rPr>
+    </w:lvl>
+    <w:lvl w:ilvl="5" w:tplc="04090005" w:tentative="1">
+      <w:start w:val="1"/>
+      <w:numFmt w:val="bullet"/>
+      <w:lvlText w:val=""/>
+      <w:lvlJc w:val="left"/>
+      <w:pPr>
+        <w:ind w:left="4320" w:hanging="360"/>
+      </w:pPr>
+      <w:rPr>
+        <w:rFonts w:ascii="Wingdings" w:hAnsi="Wingdings" w:hint="default"/>
+      </w:rPr>
+    </w:lvl>
+    <w:lvl w:ilvl="6" w:tplc="04090001" w:tentative="1">
+      <w:start w:val="1"/>
+      <w:numFmt w:val="bullet"/>
+      <w:lvlText w:val=""/>
+      <w:lvlJc w:val="left"/>
+      <w:pPr>
+        <w:ind w:left="5040" w:hanging="360"/>
+      </w:pPr>
+      <w:rPr>
+        <w:rFonts w:ascii="Symbol" w:hAnsi="Symbol" w:hint="default"/>
+      </w:rPr>
+    </w:lvl>
+    <w:lvl w:ilvl="7" w:tplc="04090003" w:tentative="1">
+      <w:start w:val="1"/>
+      <w:numFmt w:val="bullet"/>
+      <w:lvlText w:val="o"/>
+      <w:lvlJc w:val="left"/>
+      <w:pPr>
+        <w:ind w:left="5760" w:hanging="360"/>
+      </w:pPr>
+      <w:rPr>
+        <w:rFonts w:ascii="Courier New" w:hAnsi="Courier New" w:cs="Courier New" w:hint="default"/>
+      </w:rPr>
+    </w:lvl>
+    <w:lvl w:ilvl="8" w:tplc="04090005" w:tentative="1">
+      <w:start w:val="1"/>
+      <w:numFmt w:val="bullet"/>
+      <w:lvlText w:val=""/>
+      <w:lvlJc w:val="left"/>
+      <w:pPr>
+        <w:ind w:left="6480" w:hanging="360"/>
+      </w:pPr>
+      <w:rPr>
+        <w:rFonts w:ascii="Wingdings" w:hAnsi="Wingdings" w:hint="default"/>
+      </w:rPr>
+    </w:lvl>
+  </w:abstractNum>
+  <w:abstractNum w:abstractNumId="33" w15:restartNumberingAfterBreak="0">
     <w:nsid w:val="63B60C33"/>
     <w:multiLevelType w:val="hybridMultilevel"/>
     <w:tmpl w:val="635C44DE"/>
@@ -22449,7 +22753,7 @@
       </w:rPr>
     </w:lvl>
   </w:abstractNum>
-  <w:abstractNum w:abstractNumId="27" w15:restartNumberingAfterBreak="0">
+  <w:abstractNum w:abstractNumId="34" w15:restartNumberingAfterBreak="0">
     <w:nsid w:val="686F2D3F"/>
     <w:multiLevelType w:val="hybridMultilevel"/>
     <w:tmpl w:val="E4CE448E"/>
@@ -22538,7 +22842,7 @@
       </w:pPr>
     </w:lvl>
   </w:abstractNum>
-  <w:abstractNum w:abstractNumId="28" w15:restartNumberingAfterBreak="0">
+  <w:abstractNum w:abstractNumId="35" w15:restartNumberingAfterBreak="0">
     <w:nsid w:val="686F49E3"/>
     <w:multiLevelType w:val="multilevel"/>
     <w:tmpl w:val="7BF027EA"/>
@@ -22687,7 +22991,7 @@
       </w:rPr>
     </w:lvl>
   </w:abstractNum>
-  <w:abstractNum w:abstractNumId="29" w15:restartNumberingAfterBreak="0">
+  <w:abstractNum w:abstractNumId="36" w15:restartNumberingAfterBreak="0">
     <w:nsid w:val="6A23101A"/>
     <w:multiLevelType w:val="hybridMultilevel"/>
     <w:tmpl w:val="EAF6778C"/>
@@ -22800,7 +23104,7 @@
       </w:rPr>
     </w:lvl>
   </w:abstractNum>
-  <w:abstractNum w:abstractNumId="30" w15:restartNumberingAfterBreak="0">
+  <w:abstractNum w:abstractNumId="37" w15:restartNumberingAfterBreak="0">
     <w:nsid w:val="6A870CA9"/>
     <w:multiLevelType w:val="hybridMultilevel"/>
     <w:tmpl w:val="B0BE1D1C"/>
@@ -22913,7 +23217,7 @@
       </w:rPr>
     </w:lvl>
   </w:abstractNum>
-  <w:abstractNum w:abstractNumId="31" w15:restartNumberingAfterBreak="0">
+  <w:abstractNum w:abstractNumId="38" w15:restartNumberingAfterBreak="0">
     <w:nsid w:val="6B3C3847"/>
     <w:multiLevelType w:val="hybridMultilevel"/>
     <w:tmpl w:val="564E730E"/>
@@ -23026,7 +23330,7 @@
       </w:rPr>
     </w:lvl>
   </w:abstractNum>
-  <w:abstractNum w:abstractNumId="32" w15:restartNumberingAfterBreak="0">
+  <w:abstractNum w:abstractNumId="39" w15:restartNumberingAfterBreak="0">
     <w:nsid w:val="6D4C3E8A"/>
     <w:multiLevelType w:val="hybridMultilevel"/>
     <w:tmpl w:val="0F7C89DE"/>
@@ -23139,7 +23443,7 @@
       </w:rPr>
     </w:lvl>
   </w:abstractNum>
-  <w:abstractNum w:abstractNumId="33" w15:restartNumberingAfterBreak="0">
+  <w:abstractNum w:abstractNumId="40" w15:restartNumberingAfterBreak="0">
     <w:nsid w:val="701A52DC"/>
     <w:multiLevelType w:val="hybridMultilevel"/>
     <w:tmpl w:val="114A7F28"/>
@@ -23252,7 +23556,120 @@
       </w:rPr>
     </w:lvl>
   </w:abstractNum>
-  <w:abstractNum w:abstractNumId="34" w15:restartNumberingAfterBreak="0">
+  <w:abstractNum w:abstractNumId="41" w15:restartNumberingAfterBreak="0">
+    <w:nsid w:val="712A289F"/>
+    <w:multiLevelType w:val="hybridMultilevel"/>
+    <w:tmpl w:val="397C9E9E"/>
+    <w:lvl w:ilvl="0" w:tplc="04090001">
+      <w:start w:val="1"/>
+      <w:numFmt w:val="bullet"/>
+      <w:lvlText w:val=""/>
+      <w:lvlJc w:val="left"/>
+      <w:pPr>
+        <w:ind w:left="720" w:hanging="360"/>
+      </w:pPr>
+      <w:rPr>
+        <w:rFonts w:ascii="Symbol" w:hAnsi="Symbol" w:hint="default"/>
+      </w:rPr>
+    </w:lvl>
+    <w:lvl w:ilvl="1" w:tplc="04090003" w:tentative="1">
+      <w:start w:val="1"/>
+      <w:numFmt w:val="bullet"/>
+      <w:lvlText w:val="o"/>
+      <w:lvlJc w:val="left"/>
+      <w:pPr>
+        <w:ind w:left="1440" w:hanging="360"/>
+      </w:pPr>
+      <w:rPr>
+        <w:rFonts w:ascii="Courier New" w:hAnsi="Courier New" w:cs="Courier New" w:hint="default"/>
+      </w:rPr>
+    </w:lvl>
+    <w:lvl w:ilvl="2" w:tplc="04090005" w:tentative="1">
+      <w:start w:val="1"/>
+      <w:numFmt w:val="bullet"/>
+      <w:lvlText w:val=""/>
+      <w:lvlJc w:val="left"/>
+      <w:pPr>
+        <w:ind w:left="2160" w:hanging="360"/>
+      </w:pPr>
+      <w:rPr>
+        <w:rFonts w:ascii="Wingdings" w:hAnsi="Wingdings" w:hint="default"/>
+      </w:rPr>
+    </w:lvl>
+    <w:lvl w:ilvl="3" w:tplc="04090001" w:tentative="1">
+      <w:start w:val="1"/>
+      <w:numFmt w:val="bullet"/>
+      <w:lvlText w:val=""/>
+      <w:lvlJc w:val="left"/>
+      <w:pPr>
+        <w:ind w:left="2880" w:hanging="360"/>
+      </w:pPr>
+      <w:rPr>
+        <w:rFonts w:ascii="Symbol" w:hAnsi="Symbol" w:hint="default"/>
+      </w:rPr>
+    </w:lvl>
+    <w:lvl w:ilvl="4" w:tplc="04090003" w:tentative="1">
+      <w:start w:val="1"/>
+      <w:numFmt w:val="bullet"/>
+      <w:lvlText w:val="o"/>
+      <w:lvlJc w:val="left"/>
+      <w:pPr>
+        <w:ind w:left="3600" w:hanging="360"/>
+      </w:pPr>
+      <w:rPr>
+        <w:rFonts w:ascii="Courier New" w:hAnsi="Courier New" w:cs="Courier New" w:hint="default"/>
+      </w:rPr>
+    </w:lvl>
+    <w:lvl w:ilvl="5" w:tplc="04090005" w:tentative="1">
+      <w:start w:val="1"/>
+      <w:numFmt w:val="bullet"/>
+      <w:lvlText w:val=""/>
+      <w:lvlJc w:val="left"/>
+      <w:pPr>
+        <w:ind w:left="4320" w:hanging="360"/>
+      </w:pPr>
+      <w:rPr>
+        <w:rFonts w:ascii="Wingdings" w:hAnsi="Wingdings" w:hint="default"/>
+      </w:rPr>
+    </w:lvl>
+    <w:lvl w:ilvl="6" w:tplc="04090001" w:tentative="1">
+      <w:start w:val="1"/>
+      <w:numFmt w:val="bullet"/>
+      <w:lvlText w:val=""/>
+      <w:lvlJc w:val="left"/>
+      <w:pPr>
+        <w:ind w:left="5040" w:hanging="360"/>
+      </w:pPr>
+      <w:rPr>
+        <w:rFonts w:ascii="Symbol" w:hAnsi="Symbol" w:hint="default"/>
+      </w:rPr>
+    </w:lvl>
+    <w:lvl w:ilvl="7" w:tplc="04090003" w:tentative="1">
+      <w:start w:val="1"/>
+      <w:numFmt w:val="bullet"/>
+      <w:lvlText w:val="o"/>
+      <w:lvlJc w:val="left"/>
+      <w:pPr>
+        <w:ind w:left="5760" w:hanging="360"/>
+      </w:pPr>
+      <w:rPr>
+        <w:rFonts w:ascii="Courier New" w:hAnsi="Courier New" w:cs="Courier New" w:hint="default"/>
+      </w:rPr>
+    </w:lvl>
+    <w:lvl w:ilvl="8" w:tplc="04090005" w:tentative="1">
+      <w:start w:val="1"/>
+      <w:numFmt w:val="bullet"/>
+      <w:lvlText w:val=""/>
+      <w:lvlJc w:val="left"/>
+      <w:pPr>
+        <w:ind w:left="6480" w:hanging="360"/>
+      </w:pPr>
+      <w:rPr>
+        <w:rFonts w:ascii="Wingdings" w:hAnsi="Wingdings" w:hint="default"/>
+      </w:rPr>
+    </w:lvl>
+  </w:abstractNum>
+  <w:abstractNum w:abstractNumId="42" w15:restartNumberingAfterBreak="0">
     <w:nsid w:val="7577240C"/>
     <w:multiLevelType w:val="hybridMultilevel"/>
     <w:tmpl w:val="4B768118"/>
@@ -23365,7 +23782,120 @@
       </w:rPr>
     </w:lvl>
   </w:abstractNum>
-  <w:abstractNum w:abstractNumId="35" w15:restartNumberingAfterBreak="0">
+  <w:abstractNum w:abstractNumId="43" w15:restartNumberingAfterBreak="0">
+    <w:nsid w:val="7DC242B5"/>
+    <w:multiLevelType w:val="hybridMultilevel"/>
+    <w:tmpl w:val="6330C466"/>
+    <w:lvl w:ilvl="0" w:tplc="04090009">
+      <w:start w:val="1"/>
+      <w:numFmt w:val="bullet"/>
+      <w:lvlText w:val=""/>
+      <w:lvlJc w:val="left"/>
+      <w:pPr>
+        <w:ind w:left="720" w:hanging="360"/>
+      </w:pPr>
+      <w:rPr>
+        <w:rFonts w:ascii="Wingdings" w:hAnsi="Wingdings" w:hint="default"/>
+      </w:rPr>
+    </w:lvl>
+    <w:lvl w:ilvl="1" w:tplc="04090003" w:tentative="1">
+      <w:start w:val="1"/>
+      <w:numFmt w:val="bullet"/>
+      <w:lvlText w:val="o"/>
+      <w:lvlJc w:val="left"/>
+      <w:pPr>
+        <w:ind w:left="1440" w:hanging="360"/>
+      </w:pPr>
+      <w:rPr>
+        <w:rFonts w:ascii="Courier New" w:hAnsi="Courier New" w:cs="Courier New" w:hint="default"/>
+      </w:rPr>
+    </w:lvl>
+    <w:lvl w:ilvl="2" w:tplc="04090005" w:tentative="1">
+      <w:start w:val="1"/>
+      <w:numFmt w:val="bullet"/>
+      <w:lvlText w:val=""/>
+      <w:lvlJc w:val="left"/>
+      <w:pPr>
+        <w:ind w:left="2160" w:hanging="360"/>
+      </w:pPr>
+      <w:rPr>
+        <w:rFonts w:ascii="Wingdings" w:hAnsi="Wingdings" w:hint="default"/>
+      </w:rPr>
+    </w:lvl>
+    <w:lvl w:ilvl="3" w:tplc="04090001" w:tentative="1">
+      <w:start w:val="1"/>
+      <w:numFmt w:val="bullet"/>
+      <w:lvlText w:val=""/>
+      <w:lvlJc w:val="left"/>
+      <w:pPr>
+        <w:ind w:left="2880" w:hanging="360"/>
+      </w:pPr>
+      <w:rPr>
+        <w:rFonts w:ascii="Symbol" w:hAnsi="Symbol" w:hint="default"/>
+      </w:rPr>
+    </w:lvl>
+    <w:lvl w:ilvl="4" w:tplc="04090003" w:tentative="1">
+      <w:start w:val="1"/>
+      <w:numFmt w:val="bullet"/>
+      <w:lvlText w:val="o"/>
+      <w:lvlJc w:val="left"/>
+      <w:pPr>
+        <w:ind w:left="3600" w:hanging="360"/>
+      </w:pPr>
+      <w:rPr>
+        <w:rFonts w:ascii="Courier New" w:hAnsi="Courier New" w:cs="Courier New" w:hint="default"/>
+      </w:rPr>
+    </w:lvl>
+    <w:lvl w:ilvl="5" w:tplc="04090005" w:tentative="1">
+      <w:start w:val="1"/>
+      <w:numFmt w:val="bullet"/>
+      <w:lvlText w:val=""/>
+      <w:lvlJc w:val="left"/>
+      <w:pPr>
+        <w:ind w:left="4320" w:hanging="360"/>
+      </w:pPr>
+      <w:rPr>
+        <w:rFonts w:ascii="Wingdings" w:hAnsi="Wingdings" w:hint="default"/>
+      </w:rPr>
+    </w:lvl>
+    <w:lvl w:ilvl="6" w:tplc="04090001" w:tentative="1">
+      <w:start w:val="1"/>
+      <w:numFmt w:val="bullet"/>
+      <w:lvlText w:val=""/>
+      <w:lvlJc w:val="left"/>
+      <w:pPr>
+        <w:ind w:left="5040" w:hanging="360"/>
+      </w:pPr>
+      <w:rPr>
+        <w:rFonts w:ascii="Symbol" w:hAnsi="Symbol" w:hint="default"/>
+      </w:rPr>
+    </w:lvl>
+    <w:lvl w:ilvl="7" w:tplc="04090003" w:tentative="1">
+      <w:start w:val="1"/>
+      <w:numFmt w:val="bullet"/>
+      <w:lvlText w:val="o"/>
+      <w:lvlJc w:val="left"/>
+      <w:pPr>
+        <w:ind w:left="5760" w:hanging="360"/>
+      </w:pPr>
+      <w:rPr>
+        <w:rFonts w:ascii="Courier New" w:hAnsi="Courier New" w:cs="Courier New" w:hint="default"/>
+      </w:rPr>
+    </w:lvl>
+    <w:lvl w:ilvl="8" w:tplc="04090005" w:tentative="1">
+      <w:start w:val="1"/>
+      <w:numFmt w:val="bullet"/>
+      <w:lvlText w:val=""/>
+      <w:lvlJc w:val="left"/>
+      <w:pPr>
+        <w:ind w:left="6480" w:hanging="360"/>
+      </w:pPr>
+      <w:rPr>
+        <w:rFonts w:ascii="Wingdings" w:hAnsi="Wingdings" w:hint="default"/>
+      </w:rPr>
+    </w:lvl>
+  </w:abstractNum>
+  <w:abstractNum w:abstractNumId="44" w15:restartNumberingAfterBreak="0">
     <w:nsid w:val="7FE71914"/>
     <w:multiLevelType w:val="hybridMultilevel"/>
     <w:tmpl w:val="FD960A64"/>
@@ -23479,31 +24009,31 @@
     </w:lvl>
   </w:abstractNum>
   <w:num w:numId="1">
-    <w:abstractNumId w:val="27"/>
+    <w:abstractNumId w:val="34"/>
   </w:num>
   <w:num w:numId="2">
-    <w:abstractNumId w:val="34"/>
+    <w:abstractNumId w:val="42"/>
   </w:num>
   <w:num w:numId="3">
-    <w:abstractNumId w:val="22"/>
+    <w:abstractNumId w:val="24"/>
   </w:num>
   <w:num w:numId="4">
     <w:abstractNumId w:val="12"/>
   </w:num>
   <w:num w:numId="5">
-    <w:abstractNumId w:val="24"/>
+    <w:abstractNumId w:val="29"/>
   </w:num>
   <w:num w:numId="6">
-    <w:abstractNumId w:val="31"/>
+    <w:abstractNumId w:val="38"/>
   </w:num>
   <w:num w:numId="7">
-    <w:abstractNumId w:val="26"/>
+    <w:abstractNumId w:val="33"/>
   </w:num>
   <w:num w:numId="8">
     <w:abstractNumId w:val="5"/>
   </w:num>
   <w:num w:numId="9">
-    <w:abstractNumId w:val="35"/>
+    <w:abstractNumId w:val="44"/>
   </w:num>
   <w:num w:numId="10">
     <w:abstractNumId w:val="8"/>
@@ -23515,22 +24045,22 @@
     <w:abstractNumId w:val="3"/>
   </w:num>
   <w:num w:numId="13">
-    <w:abstractNumId w:val="23"/>
+    <w:abstractNumId w:val="25"/>
   </w:num>
   <w:num w:numId="14">
-    <w:abstractNumId w:val="17"/>
+    <w:abstractNumId w:val="19"/>
   </w:num>
   <w:num w:numId="15">
     <w:abstractNumId w:val="9"/>
   </w:num>
   <w:num w:numId="16">
-    <w:abstractNumId w:val="33"/>
+    <w:abstractNumId w:val="40"/>
   </w:num>
   <w:num w:numId="17">
     <w:abstractNumId w:val="1"/>
   </w:num>
   <w:num w:numId="18">
-    <w:abstractNumId w:val="16"/>
+    <w:abstractNumId w:val="17"/>
   </w:num>
   <w:num w:numId="19">
     <w:abstractNumId w:val="13"/>
@@ -23542,13 +24072,13 @@
     <w:abstractNumId w:val="14"/>
   </w:num>
   <w:num w:numId="22">
-    <w:abstractNumId w:val="20"/>
+    <w:abstractNumId w:val="22"/>
   </w:num>
   <w:num w:numId="23">
     <w:abstractNumId w:val="6"/>
   </w:num>
   <w:num w:numId="24">
-    <w:abstractNumId w:val="28"/>
+    <w:abstractNumId w:val="35"/>
   </w:num>
   <w:num w:numId="25">
     <w:abstractNumId w:val="7"/>
@@ -23563,28 +24093,55 @@
     <w:abstractNumId w:val="2"/>
   </w:num>
   <w:num w:numId="29">
-    <w:abstractNumId w:val="19"/>
+    <w:abstractNumId w:val="21"/>
   </w:num>
   <w:num w:numId="30">
-    <w:abstractNumId w:val="18"/>
+    <w:abstractNumId w:val="20"/>
   </w:num>
   <w:num w:numId="31">
-    <w:abstractNumId w:val="25"/>
+    <w:abstractNumId w:val="30"/>
   </w:num>
   <w:num w:numId="32">
     <w:abstractNumId w:val="0"/>
   </w:num>
   <w:num w:numId="33">
-    <w:abstractNumId w:val="21"/>
+    <w:abstractNumId w:val="23"/>
   </w:num>
   <w:num w:numId="34">
-    <w:abstractNumId w:val="30"/>
+    <w:abstractNumId w:val="37"/>
   </w:num>
   <w:num w:numId="35">
-    <w:abstractNumId w:val="32"/>
+    <w:abstractNumId w:val="39"/>
   </w:num>
   <w:num w:numId="36">
-    <w:abstractNumId w:val="29"/>
+    <w:abstractNumId w:val="36"/>
+  </w:num>
+  <w:num w:numId="37">
+    <w:abstractNumId w:val="27"/>
+  </w:num>
+  <w:num w:numId="38">
+    <w:abstractNumId w:val="28"/>
+  </w:num>
+  <w:num w:numId="39">
+    <w:abstractNumId w:val="26"/>
+  </w:num>
+  <w:num w:numId="40">
+    <w:abstractNumId w:val="31"/>
+  </w:num>
+  <w:num w:numId="41">
+    <w:abstractNumId w:val="18"/>
+  </w:num>
+  <w:num w:numId="42">
+    <w:abstractNumId w:val="41"/>
+  </w:num>
+  <w:num w:numId="43">
+    <w:abstractNumId w:val="43"/>
+  </w:num>
+  <w:num w:numId="44">
+    <w:abstractNumId w:val="16"/>
+  </w:num>
+  <w:num w:numId="45">
+    <w:abstractNumId w:val="32"/>
   </w:num>
   <w:numIdMacAtCleanup w:val="36"/>
 </w:numbering>
@@ -25164,7 +25721,7 @@
 </file>
 
 <file path=customXml/itemProps1.xml><?xml version="1.0" encoding="utf-8"?>
-<ds:datastoreItem xmlns:ds="http://schemas.openxmlformats.org/officeDocument/2006/customXml" ds:itemID="{F2937A80-EBC6-46C0-8354-B722FD2BBE1E}">
+<ds:datastoreItem xmlns:ds="http://schemas.openxmlformats.org/officeDocument/2006/customXml" ds:itemID="{00CAF36F-E95E-4A54-9A4B-90E6988921F7}">
   <ds:schemaRefs>
     <ds:schemaRef ds:uri="http://schemas.openxmlformats.org/officeDocument/2006/bibliography"/>
   </ds:schemaRefs>

--- a/He_thong_thong_tin_giai_quyet_hanh_chinh/LE THI HOAI THANH_25410307/LeThiHoaiThanh_25410307.docx
+++ b/He_thong_thong_tin_giai_quyet_hanh_chinh/LE THI HOAI THANH_25410307/LeThiHoaiThanh_25410307.docx
@@ -6491,14 +6491,27 @@
       <w:r>
         <w:t xml:space="preserve">Hình </w:t>
       </w:r>
-      <w:fldSimple w:instr=" SEQ Hình \* ARABIC ">
-        <w:r>
-          <w:rPr>
-            <w:noProof/>
-          </w:rPr>
-          <w:t>1</w:t>
-        </w:r>
-      </w:fldSimple>
+      <w:r>
+        <w:fldChar w:fldCharType="begin"/>
+      </w:r>
+      <w:r>
+        <w:instrText xml:space="preserve"> SEQ Hình \* ARABIC </w:instrText>
+      </w:r>
+      <w:r>
+        <w:fldChar w:fldCharType="separate"/>
+      </w:r>
+      <w:r>
+        <w:rPr>
+          <w:noProof/>
+        </w:rPr>
+        <w:t>1</w:t>
+      </w:r>
+      <w:r>
+        <w:rPr>
+          <w:noProof/>
+        </w:rPr>
+        <w:fldChar w:fldCharType="end"/>
+      </w:r>
       <w:r>
         <w:t>. Quy trình tiếp nhận hồ sơ</w:t>
       </w:r>
@@ -6817,14 +6830,27 @@
       <w:r>
         <w:t xml:space="preserve">Hình </w:t>
       </w:r>
-      <w:fldSimple w:instr=" SEQ Hình \* ARABIC ">
-        <w:r>
-          <w:rPr>
-            <w:noProof/>
-          </w:rPr>
-          <w:t>2</w:t>
-        </w:r>
-      </w:fldSimple>
+      <w:r>
+        <w:fldChar w:fldCharType="begin"/>
+      </w:r>
+      <w:r>
+        <w:instrText xml:space="preserve"> SEQ Hình \* ARABIC </w:instrText>
+      </w:r>
+      <w:r>
+        <w:fldChar w:fldCharType="separate"/>
+      </w:r>
+      <w:r>
+        <w:rPr>
+          <w:noProof/>
+        </w:rPr>
+        <w:t>2</w:t>
+      </w:r>
+      <w:r>
+        <w:rPr>
+          <w:noProof/>
+        </w:rPr>
+        <w:fldChar w:fldCharType="end"/>
+      </w:r>
       <w:r>
         <w:t>. Quy trình kiểm tra, thẩm định và xử lý hồ sơ</w:t>
       </w:r>
@@ -7112,14 +7138,27 @@
       <w:r>
         <w:t xml:space="preserve">Hình </w:t>
       </w:r>
-      <w:fldSimple w:instr=" SEQ Hình \* ARABIC ">
-        <w:r>
-          <w:rPr>
-            <w:noProof/>
-          </w:rPr>
-          <w:t>3</w:t>
-        </w:r>
-      </w:fldSimple>
+      <w:r>
+        <w:fldChar w:fldCharType="begin"/>
+      </w:r>
+      <w:r>
+        <w:instrText xml:space="preserve"> SEQ Hình \* ARABIC </w:instrText>
+      </w:r>
+      <w:r>
+        <w:fldChar w:fldCharType="separate"/>
+      </w:r>
+      <w:r>
+        <w:rPr>
+          <w:noProof/>
+        </w:rPr>
+        <w:t>3</w:t>
+      </w:r>
+      <w:r>
+        <w:rPr>
+          <w:noProof/>
+        </w:rPr>
+        <w:fldChar w:fldCharType="end"/>
+      </w:r>
       <w:r>
         <w:t>. Quy trình phê duyệt và ban hành kết quả</w:t>
       </w:r>
@@ -7340,14 +7379,27 @@
       <w:r>
         <w:t xml:space="preserve">Hình </w:t>
       </w:r>
-      <w:fldSimple w:instr=" SEQ Hình \* ARABIC ">
-        <w:r>
-          <w:rPr>
-            <w:noProof/>
-          </w:rPr>
-          <w:t>4</w:t>
-        </w:r>
-      </w:fldSimple>
+      <w:r>
+        <w:fldChar w:fldCharType="begin"/>
+      </w:r>
+      <w:r>
+        <w:instrText xml:space="preserve"> SEQ Hình \* ARABIC </w:instrText>
+      </w:r>
+      <w:r>
+        <w:fldChar w:fldCharType="separate"/>
+      </w:r>
+      <w:r>
+        <w:rPr>
+          <w:noProof/>
+        </w:rPr>
+        <w:t>4</w:t>
+      </w:r>
+      <w:r>
+        <w:rPr>
+          <w:noProof/>
+        </w:rPr>
+        <w:fldChar w:fldCharType="end"/>
+      </w:r>
       <w:r>
         <w:t>. Quy trình trả kết quả và thông báo</w:t>
       </w:r>
@@ -11765,14 +11817,27 @@
       <w:r>
         <w:t xml:space="preserve">Hình </w:t>
       </w:r>
-      <w:fldSimple w:instr=" SEQ Hình \* ARABIC ">
-        <w:r>
-          <w:rPr>
-            <w:noProof/>
-          </w:rPr>
-          <w:t>5</w:t>
-        </w:r>
-      </w:fldSimple>
+      <w:r>
+        <w:fldChar w:fldCharType="begin"/>
+      </w:r>
+      <w:r>
+        <w:instrText xml:space="preserve"> SEQ Hình \* ARABIC </w:instrText>
+      </w:r>
+      <w:r>
+        <w:fldChar w:fldCharType="separate"/>
+      </w:r>
+      <w:r>
+        <w:rPr>
+          <w:noProof/>
+        </w:rPr>
+        <w:t>5</w:t>
+      </w:r>
+      <w:r>
+        <w:rPr>
+          <w:noProof/>
+        </w:rPr>
+        <w:fldChar w:fldCharType="end"/>
+      </w:r>
       <w:r>
         <w:t>. Mô hình hóa q</w:t>
       </w:r>
@@ -14105,15 +14170,16 @@
       </w:r>
     </w:p>
     <w:p>
+      <w:bookmarkStart w:id="49" w:name="_GoBack"/>
       <w:r>
         <w:rPr>
           <w:noProof/>
         </w:rPr>
         <w:drawing>
-          <wp:inline distT="0" distB="0" distL="0" distR="0" wp14:anchorId="6283A860" wp14:editId="0A1BEE0F">
+          <wp:inline distT="0" distB="0" distL="0" distR="0" wp14:anchorId="112B13F8" wp14:editId="38CF95C5">
             <wp:extent cx="5731510" cy="3819525"/>
             <wp:effectExtent l="0" t="0" r="2540" b="9525"/>
-            <wp:docPr id="2" name="Picture 2"/>
+            <wp:docPr id="1" name="Picture 1"/>
             <wp:cNvGraphicFramePr>
               <a:graphicFrameLocks xmlns:a="http://schemas.openxmlformats.org/drawingml/2006/main" noChangeAspect="1"/>
             </wp:cNvGraphicFramePr>
@@ -14121,7 +14187,7 @@
               <a:graphicData uri="http://schemas.openxmlformats.org/drawingml/2006/picture">
                 <pic:pic xmlns:pic="http://schemas.openxmlformats.org/drawingml/2006/picture">
                   <pic:nvPicPr>
-                    <pic:cNvPr id="2" name="QT_THANH_TOAN_V3_02.png"/>
+                    <pic:cNvPr id="1" name="QT_THANH_TOAN_V3_03.drawio.png"/>
                     <pic:cNvPicPr/>
                   </pic:nvPicPr>
                   <pic:blipFill>
@@ -14151,6 +14217,7 @@
           </wp:inline>
         </w:drawing>
       </w:r>
+      <w:bookmarkEnd w:id="49"/>
     </w:p>
     <w:p>
       <w:pPr>
@@ -16874,8 +16941,6 @@
         </w:rPr>
         <w:t>ng thanh toán</w:t>
       </w:r>
-      <w:bookmarkStart w:id="49" w:name="_GoBack"/>
-      <w:bookmarkEnd w:id="49"/>
     </w:p>
     <w:p>
       <w:pPr>
@@ -18554,7 +18619,7 @@
             <w:noProof/>
             <w:szCs w:val="26"/>
           </w:rPr>
-          <w:t>40</w:t>
+          <w:t>29</w:t>
         </w:r>
         <w:r>
           <w:rPr>
@@ -25721,7 +25786,7 @@
 </file>
 
 <file path=customXml/itemProps1.xml><?xml version="1.0" encoding="utf-8"?>
-<ds:datastoreItem xmlns:ds="http://schemas.openxmlformats.org/officeDocument/2006/customXml" ds:itemID="{00CAF36F-E95E-4A54-9A4B-90E6988921F7}">
+<ds:datastoreItem xmlns:ds="http://schemas.openxmlformats.org/officeDocument/2006/customXml" ds:itemID="{41901CCB-6EE6-4339-847F-D8AC423381F5}">
   <ds:schemaRefs>
     <ds:schemaRef ds:uri="http://schemas.openxmlformats.org/officeDocument/2006/bibliography"/>
   </ds:schemaRefs>

--- a/He_thong_thong_tin_giai_quyet_hanh_chinh/LE THI HOAI THANH_25410307/LeThiHoaiThanh_25410307.docx
+++ b/He_thong_thong_tin_giai_quyet_hanh_chinh/LE THI HOAI THANH_25410307/LeThiHoaiThanh_25410307.docx
@@ -6491,27 +6491,14 @@
       <w:r>
         <w:t xml:space="preserve">Hình </w:t>
       </w:r>
-      <w:r>
-        <w:fldChar w:fldCharType="begin"/>
-      </w:r>
-      <w:r>
-        <w:instrText xml:space="preserve"> SEQ Hình \* ARABIC </w:instrText>
-      </w:r>
-      <w:r>
-        <w:fldChar w:fldCharType="separate"/>
-      </w:r>
-      <w:r>
-        <w:rPr>
-          <w:noProof/>
-        </w:rPr>
-        <w:t>1</w:t>
-      </w:r>
-      <w:r>
-        <w:rPr>
-          <w:noProof/>
-        </w:rPr>
-        <w:fldChar w:fldCharType="end"/>
-      </w:r>
+      <w:fldSimple w:instr=" SEQ Hình \* ARABIC ">
+        <w:r>
+          <w:rPr>
+            <w:noProof/>
+          </w:rPr>
+          <w:t>1</w:t>
+        </w:r>
+      </w:fldSimple>
       <w:r>
         <w:t>. Quy trình tiếp nhận hồ sơ</w:t>
       </w:r>
@@ -6830,27 +6817,14 @@
       <w:r>
         <w:t xml:space="preserve">Hình </w:t>
       </w:r>
-      <w:r>
-        <w:fldChar w:fldCharType="begin"/>
-      </w:r>
-      <w:r>
-        <w:instrText xml:space="preserve"> SEQ Hình \* ARABIC </w:instrText>
-      </w:r>
-      <w:r>
-        <w:fldChar w:fldCharType="separate"/>
-      </w:r>
-      <w:r>
-        <w:rPr>
-          <w:noProof/>
-        </w:rPr>
-        <w:t>2</w:t>
-      </w:r>
-      <w:r>
-        <w:rPr>
-          <w:noProof/>
-        </w:rPr>
-        <w:fldChar w:fldCharType="end"/>
-      </w:r>
+      <w:fldSimple w:instr=" SEQ Hình \* ARABIC ">
+        <w:r>
+          <w:rPr>
+            <w:noProof/>
+          </w:rPr>
+          <w:t>2</w:t>
+        </w:r>
+      </w:fldSimple>
       <w:r>
         <w:t>. Quy trình kiểm tra, thẩm định và xử lý hồ sơ</w:t>
       </w:r>
@@ -7138,27 +7112,14 @@
       <w:r>
         <w:t xml:space="preserve">Hình </w:t>
       </w:r>
-      <w:r>
-        <w:fldChar w:fldCharType="begin"/>
-      </w:r>
-      <w:r>
-        <w:instrText xml:space="preserve"> SEQ Hình \* ARABIC </w:instrText>
-      </w:r>
-      <w:r>
-        <w:fldChar w:fldCharType="separate"/>
-      </w:r>
-      <w:r>
-        <w:rPr>
-          <w:noProof/>
-        </w:rPr>
-        <w:t>3</w:t>
-      </w:r>
-      <w:r>
-        <w:rPr>
-          <w:noProof/>
-        </w:rPr>
-        <w:fldChar w:fldCharType="end"/>
-      </w:r>
+      <w:fldSimple w:instr=" SEQ Hình \* ARABIC ">
+        <w:r>
+          <w:rPr>
+            <w:noProof/>
+          </w:rPr>
+          <w:t>3</w:t>
+        </w:r>
+      </w:fldSimple>
       <w:r>
         <w:t>. Quy trình phê duyệt và ban hành kết quả</w:t>
       </w:r>
@@ -7379,27 +7340,14 @@
       <w:r>
         <w:t xml:space="preserve">Hình </w:t>
       </w:r>
-      <w:r>
-        <w:fldChar w:fldCharType="begin"/>
-      </w:r>
-      <w:r>
-        <w:instrText xml:space="preserve"> SEQ Hình \* ARABIC </w:instrText>
-      </w:r>
-      <w:r>
-        <w:fldChar w:fldCharType="separate"/>
-      </w:r>
-      <w:r>
-        <w:rPr>
-          <w:noProof/>
-        </w:rPr>
-        <w:t>4</w:t>
-      </w:r>
-      <w:r>
-        <w:rPr>
-          <w:noProof/>
-        </w:rPr>
-        <w:fldChar w:fldCharType="end"/>
-      </w:r>
+      <w:fldSimple w:instr=" SEQ Hình \* ARABIC ">
+        <w:r>
+          <w:rPr>
+            <w:noProof/>
+          </w:rPr>
+          <w:t>4</w:t>
+        </w:r>
+      </w:fldSimple>
       <w:r>
         <w:t>. Quy trình trả kết quả và thông báo</w:t>
       </w:r>
@@ -11817,27 +11765,14 @@
       <w:r>
         <w:t xml:space="preserve">Hình </w:t>
       </w:r>
-      <w:r>
-        <w:fldChar w:fldCharType="begin"/>
-      </w:r>
-      <w:r>
-        <w:instrText xml:space="preserve"> SEQ Hình \* ARABIC </w:instrText>
-      </w:r>
-      <w:r>
-        <w:fldChar w:fldCharType="separate"/>
-      </w:r>
-      <w:r>
-        <w:rPr>
-          <w:noProof/>
-        </w:rPr>
-        <w:t>5</w:t>
-      </w:r>
-      <w:r>
-        <w:rPr>
-          <w:noProof/>
-        </w:rPr>
-        <w:fldChar w:fldCharType="end"/>
-      </w:r>
+      <w:fldSimple w:instr=" SEQ Hình \* ARABIC ">
+        <w:r>
+          <w:rPr>
+            <w:noProof/>
+          </w:rPr>
+          <w:t>5</w:t>
+        </w:r>
+      </w:fldSimple>
       <w:r>
         <w:t>. Mô hình hóa q</w:t>
       </w:r>
@@ -14176,10 +14111,10 @@
           <w:noProof/>
         </w:rPr>
         <w:drawing>
-          <wp:inline distT="0" distB="0" distL="0" distR="0" wp14:anchorId="112B13F8" wp14:editId="38CF95C5">
+          <wp:inline distT="0" distB="0" distL="0" distR="0" wp14:anchorId="43A67DA0" wp14:editId="2CC8F86D">
             <wp:extent cx="5731510" cy="3819525"/>
             <wp:effectExtent l="0" t="0" r="2540" b="9525"/>
-            <wp:docPr id="1" name="Picture 1"/>
+            <wp:docPr id="2" name="Picture 2"/>
             <wp:cNvGraphicFramePr>
               <a:graphicFrameLocks xmlns:a="http://schemas.openxmlformats.org/drawingml/2006/main" noChangeAspect="1"/>
             </wp:cNvGraphicFramePr>
@@ -14187,7 +14122,7 @@
               <a:graphicData uri="http://schemas.openxmlformats.org/drawingml/2006/picture">
                 <pic:pic xmlns:pic="http://schemas.openxmlformats.org/drawingml/2006/picture">
                   <pic:nvPicPr>
-                    <pic:cNvPr id="1" name="QT_THANH_TOAN_V3_03.drawio.png"/>
+                    <pic:cNvPr id="2" name="QT_THANH_TOAN_V3_03_2608.drawio.png"/>
                     <pic:cNvPicPr/>
                   </pic:nvPicPr>
                   <pic:blipFill>
@@ -18619,7 +18554,7 @@
             <w:noProof/>
             <w:szCs w:val="26"/>
           </w:rPr>
-          <w:t>29</w:t>
+          <w:t>30</w:t>
         </w:r>
         <w:r>
           <w:rPr>
@@ -25786,7 +25721,7 @@
 </file>
 
 <file path=customXml/itemProps1.xml><?xml version="1.0" encoding="utf-8"?>
-<ds:datastoreItem xmlns:ds="http://schemas.openxmlformats.org/officeDocument/2006/customXml" ds:itemID="{41901CCB-6EE6-4339-847F-D8AC423381F5}">
+<ds:datastoreItem xmlns:ds="http://schemas.openxmlformats.org/officeDocument/2006/customXml" ds:itemID="{D709553D-F22E-4DAE-8F87-E5BE3AB31DAC}">
   <ds:schemaRefs>
     <ds:schemaRef ds:uri="http://schemas.openxmlformats.org/officeDocument/2006/bibliography"/>
   </ds:schemaRefs>

--- a/He_thong_thong_tin_giai_quyet_hanh_chinh/LE THI HOAI THANH_25410307/LeThiHoaiThanh_25410307.docx
+++ b/He_thong_thong_tin_giai_quyet_hanh_chinh/LE THI HOAI THANH_25410307/LeThiHoaiThanh_25410307.docx
@@ -6491,14 +6491,27 @@
       <w:r>
         <w:t xml:space="preserve">Hình </w:t>
       </w:r>
-      <w:fldSimple w:instr=" SEQ Hình \* ARABIC ">
-        <w:r>
-          <w:rPr>
-            <w:noProof/>
-          </w:rPr>
-          <w:t>1</w:t>
-        </w:r>
-      </w:fldSimple>
+      <w:r>
+        <w:fldChar w:fldCharType="begin"/>
+      </w:r>
+      <w:r>
+        <w:instrText xml:space="preserve"> SEQ Hình \* ARABIC </w:instrText>
+      </w:r>
+      <w:r>
+        <w:fldChar w:fldCharType="separate"/>
+      </w:r>
+      <w:r>
+        <w:rPr>
+          <w:noProof/>
+        </w:rPr>
+        <w:t>1</w:t>
+      </w:r>
+      <w:r>
+        <w:rPr>
+          <w:noProof/>
+        </w:rPr>
+        <w:fldChar w:fldCharType="end"/>
+      </w:r>
       <w:r>
         <w:t>. Quy trình tiếp nhận hồ sơ</w:t>
       </w:r>
@@ -6817,14 +6830,27 @@
       <w:r>
         <w:t xml:space="preserve">Hình </w:t>
       </w:r>
-      <w:fldSimple w:instr=" SEQ Hình \* ARABIC ">
-        <w:r>
-          <w:rPr>
-            <w:noProof/>
-          </w:rPr>
-          <w:t>2</w:t>
-        </w:r>
-      </w:fldSimple>
+      <w:r>
+        <w:fldChar w:fldCharType="begin"/>
+      </w:r>
+      <w:r>
+        <w:instrText xml:space="preserve"> SEQ Hình \* ARABIC </w:instrText>
+      </w:r>
+      <w:r>
+        <w:fldChar w:fldCharType="separate"/>
+      </w:r>
+      <w:r>
+        <w:rPr>
+          <w:noProof/>
+        </w:rPr>
+        <w:t>2</w:t>
+      </w:r>
+      <w:r>
+        <w:rPr>
+          <w:noProof/>
+        </w:rPr>
+        <w:fldChar w:fldCharType="end"/>
+      </w:r>
       <w:r>
         <w:t>. Quy trình kiểm tra, thẩm định và xử lý hồ sơ</w:t>
       </w:r>
@@ -7112,14 +7138,27 @@
       <w:r>
         <w:t xml:space="preserve">Hình </w:t>
       </w:r>
-      <w:fldSimple w:instr=" SEQ Hình \* ARABIC ">
-        <w:r>
-          <w:rPr>
-            <w:noProof/>
-          </w:rPr>
-          <w:t>3</w:t>
-        </w:r>
-      </w:fldSimple>
+      <w:r>
+        <w:fldChar w:fldCharType="begin"/>
+      </w:r>
+      <w:r>
+        <w:instrText xml:space="preserve"> SEQ Hình \* ARABIC </w:instrText>
+      </w:r>
+      <w:r>
+        <w:fldChar w:fldCharType="separate"/>
+      </w:r>
+      <w:r>
+        <w:rPr>
+          <w:noProof/>
+        </w:rPr>
+        <w:t>3</w:t>
+      </w:r>
+      <w:r>
+        <w:rPr>
+          <w:noProof/>
+        </w:rPr>
+        <w:fldChar w:fldCharType="end"/>
+      </w:r>
       <w:r>
         <w:t>. Quy trình phê duyệt và ban hành kết quả</w:t>
       </w:r>
@@ -7340,14 +7379,27 @@
       <w:r>
         <w:t xml:space="preserve">Hình </w:t>
       </w:r>
-      <w:fldSimple w:instr=" SEQ Hình \* ARABIC ">
-        <w:r>
-          <w:rPr>
-            <w:noProof/>
-          </w:rPr>
-          <w:t>4</w:t>
-        </w:r>
-      </w:fldSimple>
+      <w:r>
+        <w:fldChar w:fldCharType="begin"/>
+      </w:r>
+      <w:r>
+        <w:instrText xml:space="preserve"> SEQ Hình \* ARABIC </w:instrText>
+      </w:r>
+      <w:r>
+        <w:fldChar w:fldCharType="separate"/>
+      </w:r>
+      <w:r>
+        <w:rPr>
+          <w:noProof/>
+        </w:rPr>
+        <w:t>4</w:t>
+      </w:r>
+      <w:r>
+        <w:rPr>
+          <w:noProof/>
+        </w:rPr>
+        <w:fldChar w:fldCharType="end"/>
+      </w:r>
       <w:r>
         <w:t>. Quy trình trả kết quả và thông báo</w:t>
       </w:r>
@@ -11765,14 +11817,27 @@
       <w:r>
         <w:t xml:space="preserve">Hình </w:t>
       </w:r>
-      <w:fldSimple w:instr=" SEQ Hình \* ARABIC ">
-        <w:r>
-          <w:rPr>
-            <w:noProof/>
-          </w:rPr>
-          <w:t>5</w:t>
-        </w:r>
-      </w:fldSimple>
+      <w:r>
+        <w:fldChar w:fldCharType="begin"/>
+      </w:r>
+      <w:r>
+        <w:instrText xml:space="preserve"> SEQ Hình \* ARABIC </w:instrText>
+      </w:r>
+      <w:r>
+        <w:fldChar w:fldCharType="separate"/>
+      </w:r>
+      <w:r>
+        <w:rPr>
+          <w:noProof/>
+        </w:rPr>
+        <w:t>5</w:t>
+      </w:r>
+      <w:r>
+        <w:rPr>
+          <w:noProof/>
+        </w:rPr>
+        <w:fldChar w:fldCharType="end"/>
+      </w:r>
       <w:r>
         <w:t>. Mô hình hóa q</w:t>
       </w:r>
@@ -14111,10 +14176,10 @@
           <w:noProof/>
         </w:rPr>
         <w:drawing>
-          <wp:inline distT="0" distB="0" distL="0" distR="0" wp14:anchorId="43A67DA0" wp14:editId="2CC8F86D">
+          <wp:inline distT="0" distB="0" distL="0" distR="0" wp14:anchorId="2C551C4E" wp14:editId="156C6E44">
             <wp:extent cx="5731510" cy="3819525"/>
             <wp:effectExtent l="0" t="0" r="2540" b="9525"/>
-            <wp:docPr id="2" name="Picture 2"/>
+            <wp:docPr id="3" name="Picture 3"/>
             <wp:cNvGraphicFramePr>
               <a:graphicFrameLocks xmlns:a="http://schemas.openxmlformats.org/drawingml/2006/main" noChangeAspect="1"/>
             </wp:cNvGraphicFramePr>
@@ -14122,7 +14187,7 @@
               <a:graphicData uri="http://schemas.openxmlformats.org/drawingml/2006/picture">
                 <pic:pic xmlns:pic="http://schemas.openxmlformats.org/drawingml/2006/picture">
                   <pic:nvPicPr>
-                    <pic:cNvPr id="2" name="QT_THANH_TOAN_V3_03_2608.drawio.png"/>
+                    <pic:cNvPr id="3" name="QT_THANH_TOAN_V3_03_0209.drawio.png"/>
                     <pic:cNvPicPr/>
                   </pic:nvPicPr>
                   <pic:blipFill>
@@ -16392,7 +16457,15 @@
           <w:sz w:val="24"/>
           <w:szCs w:val="24"/>
         </w:rPr>
-        <w:t xml:space="preserve">Tài khoản ngân hàng; </w:t>
+        <w:t>Tài khoả</w:t>
+      </w:r>
+      <w:r>
+        <w:rPr>
+          <w:rFonts w:cs="Times New Roman"/>
+          <w:sz w:val="24"/>
+          <w:szCs w:val="24"/>
+        </w:rPr>
+        <w:t>n ngân hàng</w:t>
       </w:r>
     </w:p>
     <w:p>
@@ -16415,7 +16488,15 @@
           <w:sz w:val="24"/>
           <w:szCs w:val="24"/>
         </w:rPr>
-        <w:t xml:space="preserve">Thẻ ATM nội địa; </w:t>
+        <w:t>Thẻ ATM nội đị</w:t>
+      </w:r>
+      <w:r>
+        <w:rPr>
+          <w:rFonts w:cs="Times New Roman"/>
+          <w:sz w:val="24"/>
+          <w:szCs w:val="24"/>
+        </w:rPr>
+        <w:t>a</w:t>
       </w:r>
     </w:p>
     <w:p>
@@ -16438,7 +16519,7 @@
           <w:sz w:val="24"/>
           <w:szCs w:val="24"/>
         </w:rPr>
-        <w:t xml:space="preserve">Thẻ quốc tế; </w:t>
+        <w:t>Thẻ quốc tế</w:t>
       </w:r>
     </w:p>
     <w:p>
@@ -16461,7 +16542,15 @@
           <w:sz w:val="24"/>
           <w:szCs w:val="24"/>
         </w:rPr>
-        <w:t xml:space="preserve">Ví điện tử hoặc các phương thức thanh toán điện tử khác. </w:t>
+        <w:t>Ví điện tử hoặc các phương thức thanh toán điện tử</w:t>
+      </w:r>
+      <w:r>
+        <w:rPr>
+          <w:rFonts w:cs="Times New Roman"/>
+          <w:sz w:val="24"/>
+          <w:szCs w:val="24"/>
+        </w:rPr>
+        <w:t xml:space="preserve"> khác</w:t>
       </w:r>
     </w:p>
     <w:p>
@@ -18554,7 +18643,7 @@
             <w:noProof/>
             <w:szCs w:val="26"/>
           </w:rPr>
-          <w:t>30</w:t>
+          <w:t>41</w:t>
         </w:r>
         <w:r>
           <w:rPr>
@@ -25721,7 +25810,7 @@
 </file>
 
 <file path=customXml/itemProps1.xml><?xml version="1.0" encoding="utf-8"?>
-<ds:datastoreItem xmlns:ds="http://schemas.openxmlformats.org/officeDocument/2006/customXml" ds:itemID="{D709553D-F22E-4DAE-8F87-E5BE3AB31DAC}">
+<ds:datastoreItem xmlns:ds="http://schemas.openxmlformats.org/officeDocument/2006/customXml" ds:itemID="{5AC263B4-1D53-42A3-BC31-F63DA9EA11AE}">
   <ds:schemaRefs>
     <ds:schemaRef ds:uri="http://schemas.openxmlformats.org/officeDocument/2006/bibliography"/>
   </ds:schemaRefs>
